--- a/Jose's resume.docx
+++ b/Jose's resume.docx
@@ -163,8 +163,6 @@
         </w:rPr>
         <w:t>28217</w:t>
       </w:r>
-      <w:bookmarkStart w:id="0" w:name="_GoBack"/>
-      <w:bookmarkEnd w:id="0"/>
       <w:r>
         <w:rPr>
           <w:rFonts w:ascii="Arial" w:hAnsi="Arial" w:cs="Arial"/>
@@ -1105,261 +1103,48 @@
       <w:r>
         <w:rPr>
           <w:rFonts w:ascii="Arial" w:hAnsi="Arial" w:cs="Arial"/>
-          <w:color w:val="FF0000"/>
-          <w:lang w:val="en-US"/>
-        </w:rPr>
-        <w:t>Expert</w:t>
-      </w:r>
-      <w:r>
-        <w:rPr>
-          <w:rFonts w:ascii="Arial" w:hAnsi="Arial" w:cs="Arial"/>
-          <w:color w:val="FF0000"/>
-          <w:lang w:val="en-US"/>
-        </w:rPr>
-        <w:t xml:space="preserve"> </w:t>
-      </w:r>
-      <w:r>
-        <w:rPr>
-          <w:rFonts w:ascii="Arial" w:hAnsi="Arial" w:cs="Arial"/>
-          <w:color w:val="FF0000"/>
-          <w:lang w:val="en-US"/>
-        </w:rPr>
-        <w:t>at</w:t>
-      </w:r>
-      <w:r>
-        <w:rPr>
-          <w:rFonts w:ascii="Arial" w:hAnsi="Arial" w:cs="Arial"/>
-          <w:color w:val="FF0000"/>
-          <w:lang w:val="en-US"/>
-        </w:rPr>
-        <w:t xml:space="preserve"> </w:t>
-      </w:r>
-      <w:r>
-        <w:rPr>
-          <w:rFonts w:ascii="Arial" w:hAnsi="Arial" w:cs="Arial"/>
-          <w:color w:val="FF0000"/>
-          <w:lang w:val="en-US"/>
-        </w:rPr>
-        <w:t>SAS</w:t>
-      </w:r>
-      <w:r>
-        <w:rPr>
-          <w:rFonts w:ascii="Arial" w:hAnsi="Arial" w:cs="Arial"/>
-          <w:lang w:val="en-US"/>
-        </w:rPr>
-        <w:t xml:space="preserve"> </w:t>
-      </w:r>
-      <w:r>
-        <w:rPr>
-          <w:rFonts w:ascii="Arial" w:hAnsi="Arial" w:cs="Arial"/>
-          <w:lang w:val="en-US"/>
-        </w:rPr>
-        <w:t xml:space="preserve">and SAS </w:t>
-      </w:r>
-      <w:r>
-        <w:rPr>
-          <w:rFonts w:ascii="Arial" w:hAnsi="Arial" w:cs="Arial"/>
-          <w:color w:val="FF0000"/>
-          <w:lang w:val="en-US"/>
-        </w:rPr>
-        <w:t>Enterprise</w:t>
-      </w:r>
-      <w:r>
-        <w:rPr>
-          <w:rFonts w:ascii="Arial" w:hAnsi="Arial" w:cs="Arial"/>
-          <w:color w:val="FF0000"/>
-          <w:lang w:val="en-US"/>
-        </w:rPr>
-        <w:t xml:space="preserve"> </w:t>
-      </w:r>
-      <w:r>
-        <w:rPr>
-          <w:rFonts w:ascii="Arial" w:hAnsi="Arial" w:cs="Arial"/>
-          <w:color w:val="FF0000"/>
-          <w:lang w:val="en-US"/>
-        </w:rPr>
-        <w:t>Guide</w:t>
-      </w:r>
-      <w:r>
-        <w:rPr>
-          <w:rFonts w:ascii="Arial" w:hAnsi="Arial" w:cs="Arial"/>
-          <w:lang w:val="en-US"/>
-        </w:rPr>
-        <w:t xml:space="preserve"> </w:t>
-      </w:r>
-      <w:r>
-        <w:rPr>
-          <w:rFonts w:ascii="Arial" w:hAnsi="Arial" w:cs="Arial"/>
-          <w:lang w:val="en-US"/>
-        </w:rPr>
-        <w:t xml:space="preserve">-- created </w:t>
-      </w:r>
-      <w:r>
-        <w:rPr>
-          <w:rFonts w:ascii="Arial" w:hAnsi="Arial" w:cs="Arial"/>
-          <w:color w:val="FF0000"/>
-          <w:lang w:val="en-US"/>
-        </w:rPr>
-        <w:t>stored</w:t>
-      </w:r>
-      <w:r>
-        <w:rPr>
-          <w:rFonts w:ascii="Arial" w:hAnsi="Arial" w:cs="Arial"/>
-          <w:color w:val="FF0000"/>
-          <w:lang w:val="en-US"/>
-        </w:rPr>
-        <w:t xml:space="preserve"> </w:t>
-      </w:r>
-      <w:r>
-        <w:rPr>
-          <w:rFonts w:ascii="Arial" w:hAnsi="Arial" w:cs="Arial"/>
-          <w:color w:val="FF0000"/>
-          <w:lang w:val="en-US"/>
-        </w:rPr>
-        <w:t>processes</w:t>
-      </w:r>
-      <w:r>
-        <w:rPr>
-          <w:rFonts w:ascii="Arial" w:hAnsi="Arial" w:cs="Arial"/>
-          <w:color w:val="FF0000"/>
-          <w:lang w:val="en-US"/>
-        </w:rPr>
-        <w:t xml:space="preserve"> </w:t>
-      </w:r>
-      <w:r>
-        <w:rPr>
-          <w:rFonts w:ascii="Arial" w:hAnsi="Arial" w:cs="Arial"/>
-          <w:lang w:val="en-US"/>
-        </w:rPr>
-        <w:t xml:space="preserve">and </w:t>
-      </w:r>
-      <w:r>
-        <w:rPr>
-          <w:rFonts w:ascii="Arial" w:hAnsi="Arial" w:cs="Arial"/>
-          <w:color w:val="FF0000"/>
-          <w:lang w:val="en-US"/>
-        </w:rPr>
-        <w:t>ETL's</w:t>
-      </w:r>
-      <w:r>
-        <w:rPr>
-          <w:rFonts w:ascii="Arial" w:hAnsi="Arial" w:cs="Arial"/>
-          <w:lang w:val="en-US"/>
-        </w:rPr>
-        <w:t>, wrote advanced code</w:t>
-      </w:r>
-      <w:r>
-        <w:rPr>
-          <w:rFonts w:ascii="Arial" w:hAnsi="Arial" w:cs="Arial"/>
-          <w:lang w:val="en-US"/>
-        </w:rPr>
-        <w:t xml:space="preserve"> </w:t>
-      </w:r>
-      <w:r>
-        <w:rPr>
-          <w:rFonts w:ascii="Arial" w:hAnsi="Arial" w:cs="Arial"/>
-          <w:lang w:val="en-US"/>
-        </w:rPr>
-        <w:t xml:space="preserve">to produce tables and reports, and </w:t>
-      </w:r>
-      <w:r>
-        <w:rPr>
-          <w:rFonts w:ascii="Arial" w:hAnsi="Arial" w:cs="Arial"/>
-          <w:lang w:val="en-US"/>
-        </w:rPr>
-        <w:t xml:space="preserve">truly </w:t>
-      </w:r>
-      <w:r>
-        <w:rPr>
-          <w:rFonts w:ascii="Arial" w:hAnsi="Arial" w:cs="Arial"/>
-          <w:color w:val="FF0000"/>
-          <w:lang w:val="en-US"/>
-        </w:rPr>
-        <w:t>mastered</w:t>
-      </w:r>
-      <w:r>
-        <w:rPr>
-          <w:rFonts w:ascii="Arial" w:hAnsi="Arial" w:cs="Arial"/>
-          <w:color w:val="FF0000"/>
-          <w:lang w:val="en-US"/>
-        </w:rPr>
-        <w:t xml:space="preserve"> </w:t>
-      </w:r>
-      <w:r>
-        <w:rPr>
-          <w:rFonts w:ascii="Arial" w:hAnsi="Arial" w:cs="Arial"/>
-          <w:color w:val="FF0000"/>
-          <w:lang w:val="en-US"/>
-        </w:rPr>
-        <w:t>SAS</w:t>
-      </w:r>
-      <w:r>
-        <w:rPr>
-          <w:rFonts w:ascii="Arial" w:hAnsi="Arial" w:cs="Arial"/>
-          <w:color w:val="FF0000"/>
-          <w:lang w:val="en-US"/>
-        </w:rPr>
-        <w:t xml:space="preserve"> </w:t>
-      </w:r>
-      <w:r>
-        <w:rPr>
-          <w:rFonts w:ascii="Arial" w:hAnsi="Arial" w:cs="Arial"/>
-          <w:color w:val="FF0000"/>
-          <w:lang w:val="en-US"/>
-        </w:rPr>
-        <w:t>macros</w:t>
-      </w:r>
-      <w:r>
-        <w:rPr>
-          <w:rFonts w:ascii="Arial" w:hAnsi="Arial" w:cs="Arial"/>
-          <w:lang w:val="en-US"/>
-        </w:rPr>
-        <w:t>. C</w:t>
-      </w:r>
-      <w:r>
-        <w:rPr>
-          <w:rFonts w:ascii="Arial" w:hAnsi="Arial" w:cs="Arial"/>
-          <w:lang w:val="en-US"/>
-        </w:rPr>
-        <w:t>reated</w:t>
-      </w:r>
-      <w:r>
-        <w:rPr>
-          <w:rFonts w:ascii="Arial" w:hAnsi="Arial" w:cs="Arial"/>
-          <w:lang w:val="en-US"/>
-        </w:rPr>
-        <w:t xml:space="preserve"> performance dashboard with SAS/GRAPH and reports with </w:t>
-      </w:r>
-      <w:r>
-        <w:rPr>
-          <w:rFonts w:ascii="Arial" w:hAnsi="Arial" w:cs="Arial"/>
-          <w:color w:val="FF0000"/>
-          <w:lang w:val="en-US"/>
-        </w:rPr>
-        <w:t>Proc</w:t>
-      </w:r>
-      <w:r>
-        <w:rPr>
-          <w:rFonts w:ascii="Arial" w:hAnsi="Arial" w:cs="Arial"/>
-          <w:color w:val="FF0000"/>
-          <w:lang w:val="en-US"/>
-        </w:rPr>
-        <w:t xml:space="preserve"> </w:t>
-      </w:r>
-      <w:r>
-        <w:rPr>
-          <w:rFonts w:ascii="Arial" w:hAnsi="Arial" w:cs="Arial"/>
-          <w:color w:val="FF0000"/>
-          <w:lang w:val="en-US"/>
-        </w:rPr>
-        <w:t>Report</w:t>
-      </w:r>
-      <w:r>
-        <w:rPr>
-          <w:rFonts w:ascii="Arial" w:hAnsi="Arial" w:cs="Arial"/>
-          <w:lang w:val="en-US"/>
-        </w:rPr>
-        <w:t>.</w:t>
+          <w:lang w:val="en-US"/>
+        </w:rPr>
+        <w:t xml:space="preserve">Created </w:t>
+      </w:r>
+      <w:r>
+        <w:rPr>
+          <w:rFonts w:ascii="Arial" w:hAnsi="Arial" w:cs="Arial"/>
+          <w:color w:val="FF0000"/>
+          <w:lang w:val="en-US"/>
+        </w:rPr>
+        <w:t xml:space="preserve">workflows </w:t>
+      </w:r>
+      <w:r>
+        <w:rPr>
+          <w:rFonts w:ascii="Arial" w:hAnsi="Arial" w:cs="Arial"/>
+          <w:lang w:val="en-US"/>
+        </w:rPr>
+        <w:t xml:space="preserve">in </w:t>
+      </w:r>
+      <w:r>
+        <w:rPr>
+          <w:rFonts w:ascii="Arial" w:hAnsi="Arial" w:cs="Arial"/>
+          <w:color w:val="FF0000"/>
+          <w:lang w:val="en-US"/>
+        </w:rPr>
+        <w:t xml:space="preserve">n8n </w:t>
+      </w:r>
+      <w:r>
+        <w:rPr>
+          <w:rFonts w:ascii="Arial" w:hAnsi="Arial" w:cs="Arial"/>
+          <w:lang w:val="en-US"/>
+        </w:rPr>
+        <w:t>for Ge</w:t>
+      </w:r>
+      <w:bookmarkStart w:id="0" w:name="_GoBack"/>
+      <w:bookmarkEnd w:id="0"/>
+      <w:r>
+        <w:rPr>
+          <w:rFonts w:ascii="Arial" w:hAnsi="Arial" w:cs="Arial"/>
+          <w:lang w:val="en-US"/>
+        </w:rPr>
+        <w:t>n AI.</w:t>
       </w:r>
     </w:p>
     <w:p>
@@ -1374,60 +1159,137 @@
         <w:spacing w:before="0" w:after="0"/>
         <w:ind w:left="720"/>
         <w:rPr>
-          <w:rFonts w:ascii="Arial" w:hAnsi="Arial"/>
-          <w:lang w:val="en-US"/>
-        </w:rPr>
-      </w:pPr>
-      <w:r>
-        <w:rPr>
-          <w:rFonts w:ascii="Arial" w:hAnsi="Arial"/>
-          <w:color w:val="000000"/>
-          <w:lang w:val="en-US"/>
-        </w:rPr>
-        <w:t>Strong</w:t>
-      </w:r>
-      <w:r>
-        <w:rPr>
-          <w:rFonts w:ascii="Arial" w:hAnsi="Arial"/>
-          <w:lang w:val="en-US"/>
-        </w:rPr>
-        <w:t xml:space="preserve"> with </w:t>
-      </w:r>
-      <w:r>
-        <w:rPr>
-          <w:rFonts w:ascii="Arial" w:hAnsi="Arial" w:cs="Arial"/>
-          <w:color w:val="FF0000"/>
-          <w:lang w:val="en-US"/>
-        </w:rPr>
-        <w:t>statistical</w:t>
-      </w:r>
-      <w:r>
-        <w:rPr>
-          <w:rFonts w:ascii="Arial" w:hAnsi="Arial"/>
-          <w:color w:val="FF0000"/>
-          <w:lang w:val="en-US"/>
-        </w:rPr>
-        <w:t xml:space="preserve"> </w:t>
-      </w:r>
-      <w:r>
-        <w:rPr>
-          <w:rFonts w:ascii="Arial" w:hAnsi="Arial" w:cs="Arial"/>
-          <w:color w:val="FF0000"/>
-          <w:lang w:val="en-US"/>
-        </w:rPr>
-        <w:t>models</w:t>
-      </w:r>
-      <w:r>
-        <w:rPr>
-          <w:rFonts w:ascii="Arial" w:hAnsi="Arial"/>
-          <w:lang w:val="en-US"/>
-        </w:rPr>
-        <w:t xml:space="preserve"> </w:t>
-      </w:r>
-      <w:r>
-        <w:rPr>
-          <w:rFonts w:ascii="Arial" w:hAnsi="Arial"/>
-          <w:color w:val="000000"/>
+          <w:rFonts w:ascii="Arial" w:hAnsi="Arial" w:cs="Arial"/>
+          <w:lang w:val="en-US"/>
+        </w:rPr>
+      </w:pPr>
+      <w:r>
+        <w:rPr>
+          <w:rFonts w:ascii="Arial" w:hAnsi="Arial" w:cs="Arial"/>
+          <w:color w:val="FF0000"/>
+          <w:lang w:val="en-US"/>
+        </w:rPr>
+        <w:t>Expert</w:t>
+      </w:r>
+      <w:r>
+        <w:rPr>
+          <w:rFonts w:ascii="Arial" w:hAnsi="Arial" w:cs="Arial"/>
+          <w:color w:val="FF0000"/>
+          <w:lang w:val="en-US"/>
+        </w:rPr>
+        <w:t xml:space="preserve"> </w:t>
+      </w:r>
+      <w:r>
+        <w:rPr>
+          <w:rFonts w:ascii="Arial" w:hAnsi="Arial" w:cs="Arial"/>
+          <w:color w:val="FF0000"/>
+          <w:lang w:val="en-US"/>
+        </w:rPr>
+        <w:t>at</w:t>
+      </w:r>
+      <w:r>
+        <w:rPr>
+          <w:rFonts w:ascii="Arial" w:hAnsi="Arial" w:cs="Arial"/>
+          <w:color w:val="FF0000"/>
+          <w:lang w:val="en-US"/>
+        </w:rPr>
+        <w:t xml:space="preserve"> </w:t>
+      </w:r>
+      <w:r>
+        <w:rPr>
+          <w:rFonts w:ascii="Arial" w:hAnsi="Arial" w:cs="Arial"/>
+          <w:color w:val="FF0000"/>
+          <w:lang w:val="en-US"/>
+        </w:rPr>
+        <w:t>SAS</w:t>
+      </w:r>
+      <w:r>
+        <w:rPr>
+          <w:rFonts w:ascii="Arial" w:hAnsi="Arial" w:cs="Arial"/>
+          <w:lang w:val="en-US"/>
+        </w:rPr>
+        <w:t xml:space="preserve"> </w:t>
+      </w:r>
+      <w:r>
+        <w:rPr>
+          <w:rFonts w:ascii="Arial" w:hAnsi="Arial" w:cs="Arial"/>
+          <w:lang w:val="en-US"/>
+        </w:rPr>
+        <w:t xml:space="preserve">and SAS </w:t>
+      </w:r>
+      <w:r>
+        <w:rPr>
+          <w:rFonts w:ascii="Arial" w:hAnsi="Arial" w:cs="Arial"/>
+          <w:color w:val="FF0000"/>
+          <w:lang w:val="en-US"/>
+        </w:rPr>
+        <w:t>Enterprise</w:t>
+      </w:r>
+      <w:r>
+        <w:rPr>
+          <w:rFonts w:ascii="Arial" w:hAnsi="Arial" w:cs="Arial"/>
+          <w:color w:val="FF0000"/>
+          <w:lang w:val="en-US"/>
+        </w:rPr>
+        <w:t xml:space="preserve"> </w:t>
+      </w:r>
+      <w:r>
+        <w:rPr>
+          <w:rFonts w:ascii="Arial" w:hAnsi="Arial" w:cs="Arial"/>
+          <w:color w:val="FF0000"/>
+          <w:lang w:val="en-US"/>
+        </w:rPr>
+        <w:t>Guide</w:t>
+      </w:r>
+      <w:r>
+        <w:rPr>
+          <w:rFonts w:ascii="Arial" w:hAnsi="Arial" w:cs="Arial"/>
+          <w:lang w:val="en-US"/>
+        </w:rPr>
+        <w:t xml:space="preserve"> </w:t>
+      </w:r>
+      <w:r>
+        <w:rPr>
+          <w:rFonts w:ascii="Arial" w:hAnsi="Arial" w:cs="Arial"/>
+          <w:lang w:val="en-US"/>
+        </w:rPr>
+        <w:t xml:space="preserve">-- created </w:t>
+      </w:r>
+      <w:r>
+        <w:rPr>
+          <w:rFonts w:ascii="Arial" w:hAnsi="Arial" w:cs="Arial"/>
+          <w:color w:val="FF0000"/>
+          <w:lang w:val="en-US"/>
+        </w:rPr>
+        <w:t>stored</w:t>
+      </w:r>
+      <w:r>
+        <w:rPr>
+          <w:rFonts w:ascii="Arial" w:hAnsi="Arial" w:cs="Arial"/>
+          <w:color w:val="FF0000"/>
+          <w:lang w:val="en-US"/>
+        </w:rPr>
+        <w:t xml:space="preserve"> </w:t>
+      </w:r>
+      <w:r>
+        <w:rPr>
+          <w:rFonts w:ascii="Arial" w:hAnsi="Arial" w:cs="Arial"/>
+          <w:color w:val="FF0000"/>
+          <w:lang w:val="en-US"/>
+        </w:rPr>
+        <w:t>processes</w:t>
+      </w:r>
+      <w:r>
+        <w:rPr>
+          <w:rFonts w:ascii="Arial" w:hAnsi="Arial" w:cs="Arial"/>
+          <w:color w:val="FF0000"/>
+          <w:lang w:val="en-US"/>
+        </w:rPr>
+        <w:t xml:space="preserve"> </w:t>
+      </w:r>
+      <w:r>
+        <w:rPr>
+          <w:rFonts w:ascii="Arial" w:hAnsi="Arial" w:cs="Arial"/>
           <w:lang w:val="en-US"/>
         </w:rPr>
         <w:t xml:space="preserve">and </w:t>
@@ -1438,123 +1300,124 @@
           <w:color w:val="FF0000"/>
           <w:lang w:val="en-US"/>
         </w:rPr>
-        <w:t>data</w:t>
-      </w:r>
-      <w:r>
-        <w:rPr>
-          <w:rFonts w:ascii="Arial" w:hAnsi="Arial"/>
-          <w:color w:val="FF0000"/>
-          <w:lang w:val="en-US"/>
-        </w:rPr>
-        <w:t xml:space="preserve"> </w:t>
-      </w:r>
-      <w:r>
-        <w:rPr>
-          <w:rFonts w:ascii="Arial" w:hAnsi="Arial" w:cs="Arial"/>
-          <w:color w:val="FF0000"/>
-          <w:lang w:val="en-US"/>
-        </w:rPr>
-        <w:t>analytics</w:t>
-      </w:r>
-      <w:r>
-        <w:rPr>
-          <w:rFonts w:ascii="Arial" w:hAnsi="Arial"/>
-          <w:color w:val="FF0000"/>
-          <w:lang w:val="en-US"/>
-        </w:rPr>
-        <w:t xml:space="preserve"> </w:t>
-      </w:r>
-      <w:r>
-        <w:rPr>
-          <w:rFonts w:ascii="Arial" w:hAnsi="Arial"/>
-          <w:color w:val="000000"/>
-          <w:lang w:val="en-US"/>
-        </w:rPr>
-        <w:t xml:space="preserve">and </w:t>
-      </w:r>
-      <w:r>
-        <w:rPr>
-          <w:rFonts w:ascii="Arial" w:hAnsi="Arial"/>
-          <w:color w:val="000000"/>
-          <w:lang w:val="en-US"/>
-        </w:rPr>
-        <w:t>familiar</w:t>
-      </w:r>
-      <w:r>
-        <w:rPr>
-          <w:rFonts w:ascii="Arial" w:hAnsi="Arial"/>
-          <w:color w:val="000000"/>
-          <w:lang w:val="en-US"/>
-        </w:rPr>
-        <w:t xml:space="preserve"> with </w:t>
-      </w:r>
-      <w:r>
-        <w:rPr>
-          <w:rFonts w:ascii="Arial" w:hAnsi="Arial" w:cs="Arial"/>
-          <w:color w:val="FF0000"/>
-          <w:lang w:val="en-US"/>
-        </w:rPr>
-        <w:t>actuarial</w:t>
-      </w:r>
-      <w:r>
-        <w:rPr>
-          <w:rFonts w:ascii="Arial" w:hAnsi="Arial"/>
-          <w:color w:val="FF0000"/>
-          <w:lang w:val="en-US"/>
-        </w:rPr>
-        <w:t xml:space="preserve"> </w:t>
-      </w:r>
-      <w:r>
-        <w:rPr>
-          <w:rFonts w:ascii="Arial" w:hAnsi="Arial" w:cs="Arial"/>
-          <w:color w:val="FF0000"/>
-          <w:lang w:val="en-US"/>
-        </w:rPr>
-        <w:t>analyses</w:t>
-      </w:r>
-      <w:r>
-        <w:rPr>
-          <w:rFonts w:ascii="Arial" w:hAnsi="Arial"/>
-          <w:color w:val="FF0000"/>
-          <w:lang w:val="en-US"/>
-        </w:rPr>
-        <w:t xml:space="preserve"> </w:t>
-      </w:r>
-      <w:r>
-        <w:rPr>
-          <w:rFonts w:ascii="Arial" w:hAnsi="Arial"/>
-          <w:lang w:val="en-US"/>
-        </w:rPr>
-        <w:t xml:space="preserve">and </w:t>
-      </w:r>
-      <w:r>
-        <w:rPr>
-          <w:rFonts w:ascii="Arial" w:hAnsi="Arial" w:cs="Arial"/>
-          <w:color w:val="FF0000"/>
-          <w:lang w:val="en-US"/>
-        </w:rPr>
-        <w:t>actuarial</w:t>
-      </w:r>
-      <w:r>
-        <w:rPr>
-          <w:rFonts w:ascii="Arial" w:hAnsi="Arial"/>
-          <w:color w:val="FF0000"/>
-          <w:lang w:val="en-US"/>
-        </w:rPr>
-        <w:t xml:space="preserve"> </w:t>
-      </w:r>
-      <w:r>
-        <w:rPr>
-          <w:rFonts w:ascii="Arial" w:hAnsi="Arial" w:cs="Arial"/>
-          <w:color w:val="FF0000"/>
-          <w:lang w:val="en-US"/>
-        </w:rPr>
-        <w:t>reports</w:t>
-      </w:r>
-      <w:r>
-        <w:rPr>
-          <w:rFonts w:ascii="Arial" w:hAnsi="Arial"/>
-          <w:color w:val="FF0000"/>
+        <w:t>ETL's</w:t>
+      </w:r>
+      <w:r>
+        <w:rPr>
+          <w:rFonts w:ascii="Arial" w:hAnsi="Arial" w:cs="Arial"/>
+          <w:lang w:val="en-US"/>
+        </w:rPr>
+        <w:t>, wrote advanced code</w:t>
+      </w:r>
+      <w:r>
+        <w:rPr>
+          <w:rFonts w:ascii="Arial" w:hAnsi="Arial" w:cs="Arial"/>
+          <w:lang w:val="en-US"/>
+        </w:rPr>
+        <w:t xml:space="preserve"> </w:t>
+      </w:r>
+      <w:r>
+        <w:rPr>
+          <w:rFonts w:ascii="Arial" w:hAnsi="Arial" w:cs="Arial"/>
+          <w:lang w:val="en-US"/>
+        </w:rPr>
+        <w:t xml:space="preserve">to produce tables and reports, and </w:t>
+      </w:r>
+      <w:r>
+        <w:rPr>
+          <w:rFonts w:ascii="Arial" w:hAnsi="Arial" w:cs="Arial"/>
+          <w:lang w:val="en-US"/>
+        </w:rPr>
+        <w:t xml:space="preserve">truly </w:t>
+      </w:r>
+      <w:r>
+        <w:rPr>
+          <w:rFonts w:ascii="Arial" w:hAnsi="Arial" w:cs="Arial"/>
+          <w:color w:val="FF0000"/>
+          <w:lang w:val="en-US"/>
+        </w:rPr>
+        <w:t>mastered</w:t>
+      </w:r>
+      <w:r>
+        <w:rPr>
+          <w:rFonts w:ascii="Arial" w:hAnsi="Arial" w:cs="Arial"/>
+          <w:color w:val="FF0000"/>
+          <w:lang w:val="en-US"/>
+        </w:rPr>
+        <w:t xml:space="preserve"> </w:t>
+      </w:r>
+      <w:r>
+        <w:rPr>
+          <w:rFonts w:ascii="Arial" w:hAnsi="Arial" w:cs="Arial"/>
+          <w:color w:val="FF0000"/>
+          <w:lang w:val="en-US"/>
+        </w:rPr>
+        <w:t>SAS</w:t>
+      </w:r>
+      <w:r>
+        <w:rPr>
+          <w:rFonts w:ascii="Arial" w:hAnsi="Arial" w:cs="Arial"/>
+          <w:color w:val="FF0000"/>
+          <w:lang w:val="en-US"/>
+        </w:rPr>
+        <w:t xml:space="preserve"> </w:t>
+      </w:r>
+      <w:r>
+        <w:rPr>
+          <w:rFonts w:ascii="Arial" w:hAnsi="Arial" w:cs="Arial"/>
+          <w:color w:val="FF0000"/>
+          <w:lang w:val="en-US"/>
+        </w:rPr>
+        <w:t>macros</w:t>
+      </w:r>
+      <w:r>
+        <w:rPr>
+          <w:rFonts w:ascii="Arial" w:hAnsi="Arial" w:cs="Arial"/>
+          <w:lang w:val="en-US"/>
+        </w:rPr>
+        <w:t>. C</w:t>
+      </w:r>
+      <w:r>
+        <w:rPr>
+          <w:rFonts w:ascii="Arial" w:hAnsi="Arial" w:cs="Arial"/>
+          <w:lang w:val="en-US"/>
+        </w:rPr>
+        <w:t>reated</w:t>
+      </w:r>
+      <w:r>
+        <w:rPr>
+          <w:rFonts w:ascii="Arial" w:hAnsi="Arial" w:cs="Arial"/>
+          <w:lang w:val="en-US"/>
+        </w:rPr>
+        <w:t xml:space="preserve"> performance dashboard with SAS/GRAPH and reports with </w:t>
+      </w:r>
+      <w:r>
+        <w:rPr>
+          <w:rFonts w:ascii="Arial" w:hAnsi="Arial" w:cs="Arial"/>
+          <w:color w:val="FF0000"/>
+          <w:lang w:val="en-US"/>
+        </w:rPr>
+        <w:t>Proc</w:t>
+      </w:r>
+      <w:r>
+        <w:rPr>
+          <w:rFonts w:ascii="Arial" w:hAnsi="Arial" w:cs="Arial"/>
+          <w:color w:val="FF0000"/>
+          <w:lang w:val="en-US"/>
+        </w:rPr>
+        <w:t xml:space="preserve"> </w:t>
+      </w:r>
+      <w:r>
+        <w:rPr>
+          <w:rFonts w:ascii="Arial" w:hAnsi="Arial" w:cs="Arial"/>
+          <w:color w:val="FF0000"/>
+          <w:lang w:val="en-US"/>
+        </w:rPr>
+        <w:t>Report</w:t>
+      </w:r>
+      <w:r>
+        <w:rPr>
+          <w:rFonts w:ascii="Arial" w:hAnsi="Arial" w:cs="Arial"/>
           <w:lang w:val="en-US"/>
         </w:rPr>
         <w:t>.</w:t>
@@ -1579,79 +1442,64 @@
       <w:r>
         <w:rPr>
           <w:rFonts w:ascii="Arial" w:hAnsi="Arial"/>
-          <w:lang w:val="en-US"/>
-        </w:rPr>
-        <w:t xml:space="preserve">Expert at </w:t>
-      </w:r>
-      <w:r>
-        <w:rPr>
-          <w:rFonts w:ascii="Arial" w:hAnsi="Arial" w:cs="Arial"/>
-          <w:color w:val="FF0000"/>
-          <w:lang w:val="en-US"/>
-        </w:rPr>
-        <w:t>MS</w:t>
+          <w:color w:val="000000"/>
+          <w:lang w:val="en-US"/>
+        </w:rPr>
+        <w:t>Strong</w:t>
       </w:r>
       <w:r>
         <w:rPr>
           <w:rFonts w:ascii="Arial" w:hAnsi="Arial"/>
-          <w:color w:val="FF0000"/>
-          <w:lang w:val="en-US"/>
-        </w:rPr>
-        <w:t xml:space="preserve"> </w:t>
-      </w:r>
-      <w:r>
-        <w:rPr>
-          <w:rFonts w:ascii="Arial" w:hAnsi="Arial" w:cs="Arial"/>
-          <w:color w:val="FF0000"/>
-          <w:lang w:val="en-US"/>
-        </w:rPr>
-        <w:t>Excel</w:t>
+          <w:lang w:val="en-US"/>
+        </w:rPr>
+        <w:t xml:space="preserve"> with </w:t>
+      </w:r>
+      <w:r>
+        <w:rPr>
+          <w:rFonts w:ascii="Arial" w:hAnsi="Arial" w:cs="Arial"/>
+          <w:color w:val="FF0000"/>
+          <w:lang w:val="en-US"/>
+        </w:rPr>
+        <w:t>statistical</w:t>
       </w:r>
       <w:r>
         <w:rPr>
           <w:rFonts w:ascii="Arial" w:hAnsi="Arial"/>
-          <w:lang w:val="en-US"/>
-        </w:rPr>
-        <w:t xml:space="preserve">, created advanced spreadsheets with </w:t>
-      </w:r>
-      <w:r>
-        <w:rPr>
-          <w:rFonts w:ascii="Arial" w:hAnsi="Arial" w:cs="Arial"/>
-          <w:color w:val="FF0000"/>
-          <w:lang w:val="en-US"/>
-        </w:rPr>
-        <w:t>VBA</w:t>
+          <w:color w:val="FF0000"/>
+          <w:lang w:val="en-US"/>
+        </w:rPr>
+        <w:t xml:space="preserve"> </w:t>
+      </w:r>
+      <w:r>
+        <w:rPr>
+          <w:rFonts w:ascii="Arial" w:hAnsi="Arial" w:cs="Arial"/>
+          <w:color w:val="FF0000"/>
+          <w:lang w:val="en-US"/>
+        </w:rPr>
+        <w:t>models</w:t>
       </w:r>
       <w:r>
         <w:rPr>
           <w:rFonts w:ascii="Arial" w:hAnsi="Arial"/>
-          <w:color w:val="FF0000"/>
-          <w:lang w:val="en-US"/>
-        </w:rPr>
-        <w:t xml:space="preserve"> </w:t>
-      </w:r>
-      <w:r>
-        <w:rPr>
-          <w:rFonts w:ascii="Arial" w:hAnsi="Arial" w:cs="Arial"/>
-          <w:color w:val="FF0000"/>
-          <w:lang w:val="en-US"/>
-        </w:rPr>
-        <w:t>macros</w:t>
+          <w:lang w:val="en-US"/>
+        </w:rPr>
+        <w:t xml:space="preserve"> </w:t>
       </w:r>
       <w:r>
         <w:rPr>
           <w:rFonts w:ascii="Arial" w:hAnsi="Arial"/>
-          <w:lang w:val="en-US"/>
-        </w:rPr>
-        <w:t xml:space="preserve">, </w:t>
-      </w:r>
-      <w:r>
-        <w:rPr>
-          <w:rFonts w:ascii="Arial" w:hAnsi="Arial" w:cs="Arial"/>
-          <w:color w:val="FF0000"/>
-          <w:lang w:val="en-US"/>
-        </w:rPr>
-        <w:t>automated</w:t>
+          <w:color w:val="000000"/>
+          <w:lang w:val="en-US"/>
+        </w:rPr>
+        <w:t xml:space="preserve">and </w:t>
+      </w:r>
+      <w:r>
+        <w:rPr>
+          <w:rFonts w:ascii="Arial" w:hAnsi="Arial" w:cs="Arial"/>
+          <w:color w:val="FF0000"/>
+          <w:lang w:val="en-US"/>
+        </w:rPr>
+        <w:t>data</w:t>
       </w:r>
       <w:r>
         <w:rPr>
@@ -1667,7 +1515,7 @@
           <w:color w:val="FF0000"/>
           <w:lang w:val="en-US"/>
         </w:rPr>
-        <w:t>charts</w:t>
+        <w:t>analytics</w:t>
       </w:r>
       <w:r>
         <w:rPr>
@@ -1679,31 +1527,95 @@
       </w:r>
       <w:r>
         <w:rPr>
-          <w:rFonts w:ascii="Arial" w:hAnsi="Arial" w:cs="Arial"/>
-          <w:color w:val="FF0000"/>
-          <w:lang w:val="en-US"/>
-        </w:rPr>
-        <w:t>and</w:t>
-      </w:r>
-      <w:r>
-        <w:rPr>
           <w:rFonts w:ascii="Arial" w:hAnsi="Arial"/>
-          <w:color w:val="FF0000"/>
-          <w:lang w:val="en-US"/>
-        </w:rPr>
-        <w:t xml:space="preserve"> </w:t>
-      </w:r>
-      <w:r>
-        <w:rPr>
-          <w:rFonts w:ascii="Arial" w:hAnsi="Arial" w:cs="Arial"/>
-          <w:color w:val="FF0000"/>
-          <w:lang w:val="en-US"/>
-        </w:rPr>
-        <w:t>graphs</w:t>
+          <w:color w:val="000000"/>
+          <w:lang w:val="en-US"/>
+        </w:rPr>
+        <w:t xml:space="preserve">and </w:t>
       </w:r>
       <w:r>
         <w:rPr>
           <w:rFonts w:ascii="Arial" w:hAnsi="Arial"/>
+          <w:color w:val="000000"/>
+          <w:lang w:val="en-US"/>
+        </w:rPr>
+        <w:t>familiar</w:t>
+      </w:r>
+      <w:r>
+        <w:rPr>
+          <w:rFonts w:ascii="Arial" w:hAnsi="Arial"/>
+          <w:color w:val="000000"/>
+          <w:lang w:val="en-US"/>
+        </w:rPr>
+        <w:t xml:space="preserve"> with </w:t>
+      </w:r>
+      <w:r>
+        <w:rPr>
+          <w:rFonts w:ascii="Arial" w:hAnsi="Arial" w:cs="Arial"/>
+          <w:color w:val="FF0000"/>
+          <w:lang w:val="en-US"/>
+        </w:rPr>
+        <w:t>actuarial</w:t>
+      </w:r>
+      <w:r>
+        <w:rPr>
+          <w:rFonts w:ascii="Arial" w:hAnsi="Arial"/>
+          <w:color w:val="FF0000"/>
+          <w:lang w:val="en-US"/>
+        </w:rPr>
+        <w:t xml:space="preserve"> </w:t>
+      </w:r>
+      <w:r>
+        <w:rPr>
+          <w:rFonts w:ascii="Arial" w:hAnsi="Arial" w:cs="Arial"/>
+          <w:color w:val="FF0000"/>
+          <w:lang w:val="en-US"/>
+        </w:rPr>
+        <w:t>analyses</w:t>
+      </w:r>
+      <w:r>
+        <w:rPr>
+          <w:rFonts w:ascii="Arial" w:hAnsi="Arial"/>
+          <w:color w:val="FF0000"/>
+          <w:lang w:val="en-US"/>
+        </w:rPr>
+        <w:t xml:space="preserve"> </w:t>
+      </w:r>
+      <w:r>
+        <w:rPr>
+          <w:rFonts w:ascii="Arial" w:hAnsi="Arial"/>
+          <w:lang w:val="en-US"/>
+        </w:rPr>
+        <w:t xml:space="preserve">and </w:t>
+      </w:r>
+      <w:r>
+        <w:rPr>
+          <w:rFonts w:ascii="Arial" w:hAnsi="Arial" w:cs="Arial"/>
+          <w:color w:val="FF0000"/>
+          <w:lang w:val="en-US"/>
+        </w:rPr>
+        <w:t>actuarial</w:t>
+      </w:r>
+      <w:r>
+        <w:rPr>
+          <w:rFonts w:ascii="Arial" w:hAnsi="Arial"/>
+          <w:color w:val="FF0000"/>
+          <w:lang w:val="en-US"/>
+        </w:rPr>
+        <w:t xml:space="preserve"> </w:t>
+      </w:r>
+      <w:r>
+        <w:rPr>
+          <w:rFonts w:ascii="Arial" w:hAnsi="Arial" w:cs="Arial"/>
+          <w:color w:val="FF0000"/>
+          <w:lang w:val="en-US"/>
+        </w:rPr>
+        <w:t>reports</w:t>
+      </w:r>
+      <w:r>
+        <w:rPr>
+          <w:rFonts w:ascii="Arial" w:hAnsi="Arial"/>
+          <w:color w:val="FF0000"/>
           <w:lang w:val="en-US"/>
         </w:rPr>
         <w:t>.</w:t>
@@ -1730,15 +1642,15 @@
           <w:rFonts w:ascii="Arial" w:hAnsi="Arial"/>
           <w:lang w:val="en-US"/>
         </w:rPr>
-        <w:t xml:space="preserve">Most of my experience is in the </w:t>
-      </w:r>
-      <w:r>
-        <w:rPr>
-          <w:rFonts w:ascii="Arial" w:hAnsi="Arial" w:cs="Arial"/>
-          <w:color w:val="FF0000"/>
-          <w:lang w:val="en-US"/>
-        </w:rPr>
-        <w:t>insurance</w:t>
+        <w:t xml:space="preserve">Expert at </w:t>
+      </w:r>
+      <w:r>
+        <w:rPr>
+          <w:rFonts w:ascii="Arial" w:hAnsi="Arial" w:cs="Arial"/>
+          <w:color w:val="FF0000"/>
+          <w:lang w:val="en-US"/>
+        </w:rPr>
+        <w:t>MS</w:t>
       </w:r>
       <w:r>
         <w:rPr>
@@ -1750,39 +1662,73 @@
       </w:r>
       <w:r>
         <w:rPr>
+          <w:rFonts w:ascii="Arial" w:hAnsi="Arial" w:cs="Arial"/>
+          <w:color w:val="FF0000"/>
+          <w:lang w:val="en-US"/>
+        </w:rPr>
+        <w:t>Excel</w:t>
+      </w:r>
+      <w:r>
+        <w:rPr>
           <w:rFonts w:ascii="Arial" w:hAnsi="Arial"/>
           <w:lang w:val="en-US"/>
         </w:rPr>
-        <w:t>industry</w:t>
+        <w:t xml:space="preserve">, created advanced spreadsheets with </w:t>
+      </w:r>
+      <w:r>
+        <w:rPr>
+          <w:rFonts w:ascii="Arial" w:hAnsi="Arial" w:cs="Arial"/>
+          <w:color w:val="FF0000"/>
+          <w:lang w:val="en-US"/>
+        </w:rPr>
+        <w:t>VBA</w:t>
       </w:r>
       <w:r>
         <w:rPr>
           <w:rFonts w:ascii="Arial" w:hAnsi="Arial"/>
-          <w:lang w:val="en-US"/>
-        </w:rPr>
-        <w:t xml:space="preserve"> (10+ years)</w:t>
+          <w:color w:val="FF0000"/>
+          <w:lang w:val="en-US"/>
+        </w:rPr>
+        <w:t xml:space="preserve"> </w:t>
+      </w:r>
+      <w:r>
+        <w:rPr>
+          <w:rFonts w:ascii="Arial" w:hAnsi="Arial" w:cs="Arial"/>
+          <w:color w:val="FF0000"/>
+          <w:lang w:val="en-US"/>
+        </w:rPr>
+        <w:t>macros</w:t>
       </w:r>
       <w:r>
         <w:rPr>
           <w:rFonts w:ascii="Arial" w:hAnsi="Arial"/>
           <w:lang w:val="en-US"/>
         </w:rPr>
-        <w:t xml:space="preserve">. </w:t>
+        <w:t xml:space="preserve">, </w:t>
+      </w:r>
+      <w:r>
+        <w:rPr>
+          <w:rFonts w:ascii="Arial" w:hAnsi="Arial" w:cs="Arial"/>
+          <w:color w:val="FF0000"/>
+          <w:lang w:val="en-US"/>
+        </w:rPr>
+        <w:t>automated</w:t>
       </w:r>
       <w:r>
         <w:rPr>
           <w:rFonts w:ascii="Arial" w:hAnsi="Arial"/>
-          <w:lang w:val="en-US"/>
-        </w:rPr>
-        <w:t xml:space="preserve">Created a wide variety of </w:t>
-      </w:r>
-      <w:r>
-        <w:rPr>
-          <w:rFonts w:ascii="Arial" w:hAnsi="Arial" w:cs="Arial"/>
-          <w:color w:val="FF0000"/>
-          <w:lang w:val="en-US"/>
-        </w:rPr>
-        <w:t>loss</w:t>
+          <w:color w:val="FF0000"/>
+          <w:lang w:val="en-US"/>
+        </w:rPr>
+        <w:t xml:space="preserve"> </w:t>
+      </w:r>
+      <w:r>
+        <w:rPr>
+          <w:rFonts w:ascii="Arial" w:hAnsi="Arial" w:cs="Arial"/>
+          <w:color w:val="FF0000"/>
+          <w:lang w:val="en-US"/>
+        </w:rPr>
+        <w:t>charts</w:t>
       </w:r>
       <w:r>
         <w:rPr>
@@ -1798,7 +1744,7 @@
           <w:color w:val="FF0000"/>
           <w:lang w:val="en-US"/>
         </w:rPr>
-        <w:t>triangles</w:t>
+        <w:t>and</w:t>
       </w:r>
       <w:r>
         <w:rPr>
@@ -1811,411 +1757,17 @@
       <w:r>
         <w:rPr>
           <w:rFonts w:ascii="Arial" w:hAnsi="Arial" w:cs="Arial"/>
-          <w:lang w:val="en-CA"/>
-        </w:rPr>
-        <w:t>(</w:t>
-      </w:r>
-      <w:r>
-        <w:rPr>
-          <w:rFonts w:ascii="Arial" w:hAnsi="Arial" w:cs="Arial"/>
-          <w:lang w:val="en-CA"/>
-        </w:rPr>
-        <w:t xml:space="preserve">e.g., </w:t>
-      </w:r>
-      <w:r>
-        <w:rPr>
-          <w:rFonts w:ascii="Arial" w:hAnsi="Arial" w:cs="Arial"/>
-          <w:lang w:val="en-CA"/>
-        </w:rPr>
-        <w:t xml:space="preserve">ITD or incremental, </w:t>
-      </w:r>
-      <w:r>
-        <w:rPr>
-          <w:rFonts w:ascii="Arial" w:hAnsi="Arial" w:cs="Arial"/>
-          <w:lang w:val="en-CA"/>
-        </w:rPr>
-        <w:t>by AY</w:t>
-      </w:r>
-      <w:r>
-        <w:rPr>
-          <w:rFonts w:ascii="Arial" w:hAnsi="Arial" w:cs="Arial"/>
-          <w:lang w:val="en-CA"/>
-        </w:rPr>
-        <w:t>/</w:t>
-      </w:r>
-      <w:r>
-        <w:rPr>
-          <w:rFonts w:ascii="Arial" w:hAnsi="Arial" w:cs="Arial"/>
-          <w:lang w:val="en-CA"/>
-        </w:rPr>
-        <w:t>PY, with yearly</w:t>
-      </w:r>
-      <w:r>
-        <w:rPr>
-          <w:rFonts w:ascii="Arial" w:hAnsi="Arial" w:cs="Arial"/>
-          <w:lang w:val="en-CA"/>
-        </w:rPr>
-        <w:t>/</w:t>
-      </w:r>
-      <w:r>
-        <w:rPr>
-          <w:rFonts w:ascii="Arial" w:hAnsi="Arial" w:cs="Arial"/>
-          <w:lang w:val="en-CA"/>
-        </w:rPr>
-        <w:t>quarterly</w:t>
-      </w:r>
-      <w:r>
-        <w:rPr>
-          <w:rFonts w:ascii="Arial" w:hAnsi="Arial" w:cs="Arial"/>
-          <w:lang w:val="en-CA"/>
-        </w:rPr>
-        <w:t>/</w:t>
-      </w:r>
-      <w:r>
-        <w:rPr>
-          <w:rFonts w:ascii="Arial" w:hAnsi="Arial" w:cs="Arial"/>
-          <w:lang w:val="en-CA"/>
-        </w:rPr>
-        <w:t>monthly developments and direct</w:t>
-      </w:r>
-      <w:r>
-        <w:rPr>
-          <w:rFonts w:ascii="Arial" w:hAnsi="Arial" w:cs="Arial"/>
-          <w:lang w:val="en-CA"/>
-        </w:rPr>
-        <w:t>/</w:t>
-      </w:r>
-      <w:r>
-        <w:rPr>
-          <w:rFonts w:ascii="Arial" w:hAnsi="Arial" w:cs="Arial"/>
-          <w:lang w:val="en-CA"/>
-        </w:rPr>
-        <w:t>assumed</w:t>
-      </w:r>
-      <w:r>
-        <w:rPr>
-          <w:rFonts w:ascii="Arial" w:hAnsi="Arial" w:cs="Arial"/>
-          <w:lang w:val="en-CA"/>
-        </w:rPr>
-        <w:t>/</w:t>
-      </w:r>
-      <w:r>
-        <w:rPr>
-          <w:rFonts w:ascii="Arial" w:hAnsi="Arial" w:cs="Arial"/>
-          <w:lang w:val="en-CA"/>
-        </w:rPr>
-        <w:t>ceded amounts</w:t>
-      </w:r>
-      <w:r>
-        <w:rPr>
-          <w:rFonts w:ascii="Arial" w:hAnsi="Arial" w:cs="Arial"/>
-          <w:lang w:val="en-CA"/>
-        </w:rPr>
-        <w:t>,</w:t>
-      </w:r>
-      <w:r>
-        <w:rPr>
-          <w:rFonts w:ascii="Arial" w:hAnsi="Arial" w:cs="Arial"/>
-          <w:lang w:val="en-CA"/>
-        </w:rPr>
-        <w:t xml:space="preserve"> etc.</w:t>
-      </w:r>
-      <w:r>
-        <w:rPr>
-          <w:rFonts w:ascii="Arial" w:hAnsi="Arial" w:cs="Arial"/>
-          <w:lang w:val="en-CA"/>
-        </w:rPr>
-        <w:t>)</w:t>
+          <w:color w:val="FF0000"/>
+          <w:lang w:val="en-US"/>
+        </w:rPr>
+        <w:t>graphs</w:t>
       </w:r>
       <w:r>
         <w:rPr>
           <w:rFonts w:ascii="Arial" w:hAnsi="Arial"/>
           <w:lang w:val="en-US"/>
         </w:rPr>
-        <w:t xml:space="preserve">, </w:t>
-      </w:r>
-      <w:r>
-        <w:rPr>
-          <w:rFonts w:ascii="Arial" w:hAnsi="Arial" w:cs="Arial"/>
-          <w:lang w:val="en-CA"/>
-        </w:rPr>
-        <w:t>estimated</w:t>
-      </w:r>
-      <w:r>
-        <w:rPr>
-          <w:rFonts w:ascii="Arial" w:hAnsi="Arial" w:cs="Arial"/>
-          <w:lang w:val="en-CA"/>
-        </w:rPr>
-        <w:t xml:space="preserve"> </w:t>
-      </w:r>
-      <w:r>
-        <w:rPr>
-          <w:rFonts w:ascii="Arial" w:hAnsi="Arial" w:cs="Arial"/>
-          <w:color w:val="FF0000"/>
-          <w:lang w:val="en-US"/>
-        </w:rPr>
-        <w:t>ultimate</w:t>
-      </w:r>
-      <w:r>
-        <w:rPr>
-          <w:rFonts w:ascii="Arial" w:hAnsi="Arial" w:cs="Arial"/>
-          <w:color w:val="FF0000"/>
-          <w:lang w:val="en-CA"/>
-        </w:rPr>
-        <w:t xml:space="preserve"> </w:t>
-      </w:r>
-      <w:r>
-        <w:rPr>
-          <w:rFonts w:ascii="Arial" w:hAnsi="Arial" w:cs="Arial"/>
-          <w:color w:val="FF0000"/>
-          <w:lang w:val="en-US"/>
-        </w:rPr>
-        <w:t>claims</w:t>
-      </w:r>
-      <w:r>
-        <w:rPr>
-          <w:rFonts w:ascii="Arial" w:hAnsi="Arial" w:cs="Arial"/>
-          <w:color w:val="FF0000"/>
-          <w:lang w:val="en-CA"/>
-        </w:rPr>
-        <w:t xml:space="preserve"> </w:t>
-      </w:r>
-      <w:r>
-        <w:rPr>
-          <w:rFonts w:ascii="Arial" w:hAnsi="Arial" w:cs="Arial"/>
-          <w:lang w:val="en-CA"/>
-        </w:rPr>
-        <w:t>from LDF's</w:t>
-      </w:r>
-      <w:r>
-        <w:rPr>
-          <w:rFonts w:ascii="Arial" w:hAnsi="Arial" w:cs="Arial"/>
-          <w:lang w:val="en-CA"/>
-        </w:rPr>
-        <w:t>,</w:t>
-      </w:r>
-      <w:r>
-        <w:rPr>
-          <w:rFonts w:ascii="Arial" w:hAnsi="Arial"/>
-          <w:lang w:val="en-US"/>
-        </w:rPr>
-        <w:t xml:space="preserve"> </w:t>
-      </w:r>
-      <w:r>
-        <w:rPr>
-          <w:rFonts w:ascii="Arial" w:hAnsi="Arial"/>
-          <w:lang w:val="en-US"/>
-        </w:rPr>
-        <w:t xml:space="preserve">calculated ceded losses from </w:t>
-      </w:r>
-      <w:r>
-        <w:rPr>
-          <w:rFonts w:ascii="Arial" w:hAnsi="Arial" w:cs="Arial"/>
-          <w:color w:val="FF0000"/>
-          <w:lang w:val="en-US"/>
-        </w:rPr>
-        <w:t>reinsurance</w:t>
-      </w:r>
-      <w:r>
-        <w:rPr>
-          <w:rFonts w:ascii="Arial" w:hAnsi="Arial"/>
-          <w:color w:val="FF0000"/>
-          <w:lang w:val="en-US"/>
-        </w:rPr>
-        <w:t xml:space="preserve"> </w:t>
-      </w:r>
-      <w:r>
-        <w:rPr>
-          <w:rFonts w:ascii="Arial" w:hAnsi="Arial"/>
-          <w:lang w:val="en-US"/>
-        </w:rPr>
-        <w:t>contracts, calculated</w:t>
-      </w:r>
-      <w:r>
-        <w:rPr>
-          <w:rFonts w:ascii="Arial" w:hAnsi="Arial" w:cs="Arial"/>
-          <w:lang w:val="en-CA"/>
-        </w:rPr>
-        <w:t xml:space="preserve"> earned premiums</w:t>
-      </w:r>
-      <w:r>
-        <w:rPr>
-          <w:rFonts w:ascii="Arial" w:hAnsi="Arial" w:cs="Arial"/>
-          <w:lang w:val="en-CA"/>
-        </w:rPr>
-        <w:t xml:space="preserve"> </w:t>
-      </w:r>
-      <w:r>
-        <w:rPr>
-          <w:rFonts w:ascii="Arial" w:hAnsi="Arial" w:cs="Arial"/>
-          <w:lang w:val="en-CA"/>
-        </w:rPr>
-        <w:t xml:space="preserve">from scratch </w:t>
-      </w:r>
-      <w:r>
-        <w:rPr>
-          <w:rFonts w:ascii="Arial" w:hAnsi="Arial" w:cs="Arial"/>
-          <w:lang w:val="en-CA"/>
-        </w:rPr>
-        <w:t xml:space="preserve">and </w:t>
-      </w:r>
-      <w:r>
-        <w:rPr>
-          <w:rFonts w:ascii="Arial" w:hAnsi="Arial" w:cs="Arial"/>
-          <w:lang w:val="en-CA"/>
-        </w:rPr>
-        <w:t>joined claims to policies to create</w:t>
-      </w:r>
-      <w:r>
-        <w:rPr>
-          <w:rFonts w:ascii="Arial" w:hAnsi="Arial" w:cs="Arial"/>
-          <w:lang w:val="en-CA"/>
-        </w:rPr>
-        <w:t xml:space="preserve"> </w:t>
-      </w:r>
-      <w:r>
-        <w:rPr>
-          <w:rFonts w:ascii="Arial" w:hAnsi="Arial" w:cs="Arial"/>
-          <w:lang w:val="en-CA"/>
-        </w:rPr>
-        <w:t xml:space="preserve">reports on </w:t>
-      </w:r>
-      <w:r>
-        <w:rPr>
-          <w:rFonts w:ascii="Arial" w:hAnsi="Arial" w:cs="Arial"/>
-          <w:color w:val="FF0000"/>
-          <w:lang w:val="en-US"/>
-        </w:rPr>
-        <w:t>loss</w:t>
-      </w:r>
-      <w:r>
-        <w:rPr>
-          <w:rFonts w:ascii="Arial" w:hAnsi="Arial" w:cs="Arial"/>
-          <w:color w:val="FF0000"/>
-          <w:lang w:val="en-CA"/>
-        </w:rPr>
-        <w:t xml:space="preserve"> </w:t>
-      </w:r>
-      <w:r>
-        <w:rPr>
-          <w:rFonts w:ascii="Arial" w:hAnsi="Arial" w:cs="Arial"/>
-          <w:color w:val="FF0000"/>
-          <w:lang w:val="en-US"/>
-        </w:rPr>
-        <w:t>ratio</w:t>
-      </w:r>
-      <w:r>
-        <w:rPr>
-          <w:rFonts w:ascii="Arial" w:hAnsi="Arial" w:cs="Arial"/>
-          <w:color w:val="FF0000"/>
-          <w:lang w:val="en-CA"/>
-        </w:rPr>
-        <w:t xml:space="preserve"> </w:t>
-      </w:r>
-      <w:r>
-        <w:rPr>
-          <w:rFonts w:ascii="Arial" w:hAnsi="Arial" w:cs="Arial"/>
-          <w:lang w:val="en-CA"/>
-        </w:rPr>
-        <w:t xml:space="preserve">and </w:t>
-      </w:r>
-      <w:r>
-        <w:rPr>
-          <w:rFonts w:ascii="Arial" w:hAnsi="Arial" w:cs="Arial"/>
-          <w:color w:val="FF0000"/>
-          <w:lang w:val="en-US"/>
-        </w:rPr>
-        <w:t>in-force</w:t>
-      </w:r>
-      <w:r>
-        <w:rPr>
-          <w:rFonts w:ascii="Arial" w:hAnsi="Arial" w:cs="Arial"/>
-          <w:color w:val="FF0000"/>
-          <w:lang w:val="en-CA"/>
-        </w:rPr>
-        <w:t xml:space="preserve"> </w:t>
-      </w:r>
-      <w:r>
-        <w:rPr>
-          <w:rFonts w:ascii="Arial" w:hAnsi="Arial" w:cs="Arial"/>
-          <w:color w:val="FF0000"/>
-          <w:lang w:val="en-US"/>
-        </w:rPr>
-        <w:t>policies</w:t>
-      </w:r>
-      <w:r>
-        <w:rPr>
-          <w:rFonts w:ascii="Arial" w:hAnsi="Arial" w:cs="Arial"/>
-          <w:lang w:val="en-CA"/>
-        </w:rPr>
-        <w:t xml:space="preserve">, </w:t>
-      </w:r>
-      <w:r>
-        <w:rPr>
-          <w:rFonts w:ascii="Arial" w:hAnsi="Arial" w:cs="Arial"/>
-          <w:lang w:val="en-CA"/>
-        </w:rPr>
-        <w:t xml:space="preserve">among </w:t>
-      </w:r>
-      <w:r>
-        <w:rPr>
-          <w:rFonts w:ascii="Arial" w:hAnsi="Arial" w:cs="Arial"/>
-          <w:lang w:val="en-CA"/>
-        </w:rPr>
-        <w:t xml:space="preserve">many </w:t>
-      </w:r>
-      <w:r>
-        <w:rPr>
-          <w:rFonts w:ascii="Arial" w:hAnsi="Arial" w:cs="Arial"/>
-          <w:lang w:val="en-CA"/>
-        </w:rPr>
-        <w:t>others.</w:t>
-      </w:r>
-      <w:r>
-        <w:rPr>
-          <w:rFonts w:ascii="Arial" w:hAnsi="Arial" w:cs="Arial"/>
-          <w:lang w:val="en-CA"/>
-        </w:rPr>
-        <w:t xml:space="preserve"> Performed </w:t>
-      </w:r>
-      <w:r>
-        <w:rPr>
-          <w:rFonts w:ascii="Arial" w:hAnsi="Arial" w:cs="Arial"/>
-          <w:color w:val="FF0000"/>
-          <w:lang w:val="en-US"/>
-        </w:rPr>
-        <w:t>data</w:t>
-      </w:r>
-      <w:r>
-        <w:rPr>
-          <w:rFonts w:ascii="Arial" w:hAnsi="Arial" w:cs="Arial"/>
-          <w:color w:val="FF0000"/>
-          <w:lang w:val="en-CA"/>
-        </w:rPr>
-        <w:t xml:space="preserve"> </w:t>
-      </w:r>
-      <w:r>
-        <w:rPr>
-          <w:rFonts w:ascii="Arial" w:hAnsi="Arial" w:cs="Arial"/>
-          <w:color w:val="FF0000"/>
-          <w:lang w:val="en-US"/>
-        </w:rPr>
-        <w:t>reconciliation</w:t>
-      </w:r>
-      <w:r>
-        <w:rPr>
-          <w:rFonts w:ascii="Arial" w:hAnsi="Arial" w:cs="Arial"/>
-          <w:color w:val="FF0000"/>
-          <w:lang w:val="en-CA"/>
-        </w:rPr>
-        <w:t xml:space="preserve"> </w:t>
-      </w:r>
-      <w:r>
-        <w:rPr>
-          <w:rFonts w:ascii="Arial" w:hAnsi="Arial" w:cs="Arial"/>
-          <w:lang w:val="en-CA"/>
-        </w:rPr>
-        <w:t>with the general ledger.</w:t>
+        <w:t>.</w:t>
       </w:r>
     </w:p>
     <w:p>
@@ -2239,68 +1791,59 @@
           <w:rFonts w:ascii="Arial" w:hAnsi="Arial"/>
           <w:lang w:val="en-US"/>
         </w:rPr>
-        <w:t>Exposure to</w:t>
+        <w:t xml:space="preserve">Most of my experience is in the </w:t>
+      </w:r>
+      <w:r>
+        <w:rPr>
+          <w:rFonts w:ascii="Arial" w:hAnsi="Arial" w:cs="Arial"/>
+          <w:color w:val="FF0000"/>
+          <w:lang w:val="en-US"/>
+        </w:rPr>
+        <w:t>insurance</w:t>
       </w:r>
       <w:r>
         <w:rPr>
           <w:rFonts w:ascii="Arial" w:hAnsi="Arial"/>
-          <w:lang w:val="en-US"/>
-        </w:rPr>
-        <w:t xml:space="preserve"> </w:t>
-      </w:r>
-      <w:r>
-        <w:rPr>
-          <w:rFonts w:ascii="Arial" w:hAnsi="Arial" w:cs="Arial"/>
-          <w:color w:val="FF0000"/>
-          <w:lang w:val="en-US"/>
-        </w:rPr>
-        <w:t>accounting</w:t>
+          <w:color w:val="FF0000"/>
+          <w:lang w:val="en-US"/>
+        </w:rPr>
+        <w:t xml:space="preserve"> </w:t>
       </w:r>
       <w:r>
         <w:rPr>
           <w:rFonts w:ascii="Arial" w:hAnsi="Arial"/>
-          <w:color w:val="FF0000"/>
-          <w:lang w:val="en-US"/>
-        </w:rPr>
-        <w:t xml:space="preserve"> </w:t>
-      </w:r>
-      <w:r>
-        <w:rPr>
-          <w:rFonts w:ascii="Arial" w:hAnsi="Arial" w:cs="Arial"/>
-          <w:color w:val="FF0000"/>
-          <w:lang w:val="en-US"/>
-        </w:rPr>
-        <w:t>principles</w:t>
+          <w:lang w:val="en-US"/>
+        </w:rPr>
+        <w:t>industry</w:t>
       </w:r>
       <w:r>
         <w:rPr>
           <w:rFonts w:ascii="Arial" w:hAnsi="Arial"/>
-          <w:color w:val="FF0000"/>
-          <w:lang w:val="en-US"/>
-        </w:rPr>
-        <w:t xml:space="preserve"> </w:t>
+          <w:lang w:val="en-US"/>
+        </w:rPr>
+        <w:t xml:space="preserve"> (10+ years)</w:t>
       </w:r>
       <w:r>
         <w:rPr>
           <w:rFonts w:ascii="Arial" w:hAnsi="Arial"/>
           <w:lang w:val="en-US"/>
         </w:rPr>
-        <w:t xml:space="preserve">(GAAP, STAT), </w:t>
+        <w:t xml:space="preserve">. </w:t>
       </w:r>
       <w:r>
         <w:rPr>
           <w:rFonts w:ascii="Arial" w:hAnsi="Arial"/>
           <w:lang w:val="en-US"/>
         </w:rPr>
-        <w:t xml:space="preserve">created </w:t>
-      </w:r>
-      <w:r>
-        <w:rPr>
-          <w:rFonts w:ascii="Arial" w:hAnsi="Arial" w:cs="Arial"/>
-          <w:color w:val="FF0000"/>
-          <w:lang w:val="en-US"/>
-        </w:rPr>
-        <w:t>YTD</w:t>
+        <w:t xml:space="preserve">Created a wide variety of </w:t>
+      </w:r>
+      <w:r>
+        <w:rPr>
+          <w:rFonts w:ascii="Arial" w:hAnsi="Arial" w:cs="Arial"/>
+          <w:color w:val="FF0000"/>
+          <w:lang w:val="en-US"/>
+        </w:rPr>
+        <w:t>loss</w:t>
       </w:r>
       <w:r>
         <w:rPr>
@@ -2316,7 +1859,7 @@
           <w:color w:val="FF0000"/>
           <w:lang w:val="en-US"/>
         </w:rPr>
-        <w:t>summary</w:t>
+        <w:t>triangles</w:t>
       </w:r>
       <w:r>
         <w:rPr>
@@ -2328,256 +1871,412 @@
       </w:r>
       <w:r>
         <w:rPr>
+          <w:rFonts w:ascii="Arial" w:hAnsi="Arial" w:cs="Arial"/>
+          <w:lang w:val="en-CA"/>
+        </w:rPr>
+        <w:t>(</w:t>
+      </w:r>
+      <w:r>
+        <w:rPr>
+          <w:rFonts w:ascii="Arial" w:hAnsi="Arial" w:cs="Arial"/>
+          <w:lang w:val="en-CA"/>
+        </w:rPr>
+        <w:t xml:space="preserve">e.g., </w:t>
+      </w:r>
+      <w:r>
+        <w:rPr>
+          <w:rFonts w:ascii="Arial" w:hAnsi="Arial" w:cs="Arial"/>
+          <w:lang w:val="en-CA"/>
+        </w:rPr>
+        <w:t xml:space="preserve">ITD or incremental, </w:t>
+      </w:r>
+      <w:r>
+        <w:rPr>
+          <w:rFonts w:ascii="Arial" w:hAnsi="Arial" w:cs="Arial"/>
+          <w:lang w:val="en-CA"/>
+        </w:rPr>
+        <w:t>by AY</w:t>
+      </w:r>
+      <w:r>
+        <w:rPr>
+          <w:rFonts w:ascii="Arial" w:hAnsi="Arial" w:cs="Arial"/>
+          <w:lang w:val="en-CA"/>
+        </w:rPr>
+        <w:t>/</w:t>
+      </w:r>
+      <w:r>
+        <w:rPr>
+          <w:rFonts w:ascii="Arial" w:hAnsi="Arial" w:cs="Arial"/>
+          <w:lang w:val="en-CA"/>
+        </w:rPr>
+        <w:t>PY, with yearly</w:t>
+      </w:r>
+      <w:r>
+        <w:rPr>
+          <w:rFonts w:ascii="Arial" w:hAnsi="Arial" w:cs="Arial"/>
+          <w:lang w:val="en-CA"/>
+        </w:rPr>
+        <w:t>/</w:t>
+      </w:r>
+      <w:r>
+        <w:rPr>
+          <w:rFonts w:ascii="Arial" w:hAnsi="Arial" w:cs="Arial"/>
+          <w:lang w:val="en-CA"/>
+        </w:rPr>
+        <w:t>quarterly</w:t>
+      </w:r>
+      <w:r>
+        <w:rPr>
+          <w:rFonts w:ascii="Arial" w:hAnsi="Arial" w:cs="Arial"/>
+          <w:lang w:val="en-CA"/>
+        </w:rPr>
+        <w:t>/</w:t>
+      </w:r>
+      <w:r>
+        <w:rPr>
+          <w:rFonts w:ascii="Arial" w:hAnsi="Arial" w:cs="Arial"/>
+          <w:lang w:val="en-CA"/>
+        </w:rPr>
+        <w:t>monthly developments and direct</w:t>
+      </w:r>
+      <w:r>
+        <w:rPr>
+          <w:rFonts w:ascii="Arial" w:hAnsi="Arial" w:cs="Arial"/>
+          <w:lang w:val="en-CA"/>
+        </w:rPr>
+        <w:t>/</w:t>
+      </w:r>
+      <w:r>
+        <w:rPr>
+          <w:rFonts w:ascii="Arial" w:hAnsi="Arial" w:cs="Arial"/>
+          <w:lang w:val="en-CA"/>
+        </w:rPr>
+        <w:t>assumed</w:t>
+      </w:r>
+      <w:r>
+        <w:rPr>
+          <w:rFonts w:ascii="Arial" w:hAnsi="Arial" w:cs="Arial"/>
+          <w:lang w:val="en-CA"/>
+        </w:rPr>
+        <w:t>/</w:t>
+      </w:r>
+      <w:r>
+        <w:rPr>
+          <w:rFonts w:ascii="Arial" w:hAnsi="Arial" w:cs="Arial"/>
+          <w:lang w:val="en-CA"/>
+        </w:rPr>
+        <w:t>ceded amounts</w:t>
+      </w:r>
+      <w:r>
+        <w:rPr>
+          <w:rFonts w:ascii="Arial" w:hAnsi="Arial" w:cs="Arial"/>
+          <w:lang w:val="en-CA"/>
+        </w:rPr>
+        <w:t>,</w:t>
+      </w:r>
+      <w:r>
+        <w:rPr>
+          <w:rFonts w:ascii="Arial" w:hAnsi="Arial" w:cs="Arial"/>
+          <w:lang w:val="en-CA"/>
+        </w:rPr>
+        <w:t xml:space="preserve"> etc.</w:t>
+      </w:r>
+      <w:r>
+        <w:rPr>
+          <w:rFonts w:ascii="Arial" w:hAnsi="Arial" w:cs="Arial"/>
+          <w:lang w:val="en-CA"/>
+        </w:rPr>
+        <w:t>)</w:t>
+      </w:r>
+      <w:r>
+        <w:rPr>
           <w:rFonts w:ascii="Arial" w:hAnsi="Arial"/>
-          <w:color w:val="FF0000"/>
-          <w:lang w:val="en-US"/>
-        </w:rPr>
-        <w:t>rep</w:t>
-      </w:r>
-      <w:r>
-        <w:rPr>
-          <w:rFonts w:ascii="Arial" w:hAnsi="Arial" w:cs="Arial"/>
-          <w:color w:val="FF0000"/>
-          <w:lang w:val="en-US"/>
-        </w:rPr>
-        <w:t>o</w:t>
+          <w:lang w:val="en-US"/>
+        </w:rPr>
+        <w:t xml:space="preserve">, </w:t>
+      </w:r>
+      <w:r>
+        <w:rPr>
+          <w:rFonts w:ascii="Arial" w:hAnsi="Arial" w:cs="Arial"/>
+          <w:lang w:val="en-CA"/>
+        </w:rPr>
+        <w:t>estimated</w:t>
+      </w:r>
+      <w:r>
+        <w:rPr>
+          <w:rFonts w:ascii="Arial" w:hAnsi="Arial" w:cs="Arial"/>
+          <w:lang w:val="en-CA"/>
+        </w:rPr>
+        <w:t xml:space="preserve"> </w:t>
+      </w:r>
+      <w:r>
+        <w:rPr>
+          <w:rFonts w:ascii="Arial" w:hAnsi="Arial" w:cs="Arial"/>
+          <w:color w:val="FF0000"/>
+          <w:lang w:val="en-US"/>
+        </w:rPr>
+        <w:t>ultimate</w:t>
+      </w:r>
+      <w:r>
+        <w:rPr>
+          <w:rFonts w:ascii="Arial" w:hAnsi="Arial" w:cs="Arial"/>
+          <w:color w:val="FF0000"/>
+          <w:lang w:val="en-CA"/>
+        </w:rPr>
+        <w:t xml:space="preserve"> </w:t>
+      </w:r>
+      <w:r>
+        <w:rPr>
+          <w:rFonts w:ascii="Arial" w:hAnsi="Arial" w:cs="Arial"/>
+          <w:color w:val="FF0000"/>
+          <w:lang w:val="en-US"/>
+        </w:rPr>
+        <w:t>claims</w:t>
+      </w:r>
+      <w:r>
+        <w:rPr>
+          <w:rFonts w:ascii="Arial" w:hAnsi="Arial" w:cs="Arial"/>
+          <w:color w:val="FF0000"/>
+          <w:lang w:val="en-CA"/>
+        </w:rPr>
+        <w:t xml:space="preserve"> </w:t>
+      </w:r>
+      <w:r>
+        <w:rPr>
+          <w:rFonts w:ascii="Arial" w:hAnsi="Arial" w:cs="Arial"/>
+          <w:lang w:val="en-CA"/>
+        </w:rPr>
+        <w:t>from LDF's</w:t>
+      </w:r>
+      <w:r>
+        <w:rPr>
+          <w:rFonts w:ascii="Arial" w:hAnsi="Arial" w:cs="Arial"/>
+          <w:lang w:val="en-CA"/>
+        </w:rPr>
+        <w:t>,</w:t>
       </w:r>
       <w:r>
         <w:rPr>
           <w:rFonts w:ascii="Arial" w:hAnsi="Arial"/>
-          <w:color w:val="FF0000"/>
-          <w:lang w:val="en-US"/>
-        </w:rPr>
-        <w:t xml:space="preserve">rts </w:t>
+          <w:lang w:val="en-US"/>
+        </w:rPr>
+        <w:t xml:space="preserve"> </w:t>
       </w:r>
       <w:r>
         <w:rPr>
           <w:rFonts w:ascii="Arial" w:hAnsi="Arial"/>
           <w:lang w:val="en-US"/>
         </w:rPr>
-        <w:t xml:space="preserve">to </w:t>
-      </w:r>
-      <w:r>
-        <w:rPr>
-          <w:rFonts w:ascii="Arial" w:hAnsi="Arial" w:cs="Arial"/>
-          <w:lang w:val="en-CA"/>
-        </w:rPr>
-        <w:t xml:space="preserve">support quarterly filings </w:t>
-      </w:r>
-      <w:r>
-        <w:rPr>
-          <w:rFonts w:ascii="Arial" w:hAnsi="Arial" w:cs="Arial"/>
-          <w:lang w:val="en-CA"/>
-        </w:rPr>
-        <w:t>(</w:t>
+        <w:t xml:space="preserve">calculated ceded losses from </w:t>
+      </w:r>
+      <w:r>
+        <w:rPr>
+          <w:rFonts w:ascii="Arial" w:hAnsi="Arial" w:cs="Arial"/>
+          <w:color w:val="FF0000"/>
+          <w:lang w:val="en-US"/>
+        </w:rPr>
+        <w:t>reinsurance</w:t>
       </w:r>
       <w:r>
         <w:rPr>
           <w:rFonts w:ascii="Arial" w:hAnsi="Arial"/>
-          <w:lang w:val="en-US"/>
-        </w:rPr>
-        <w:t xml:space="preserve">10-Q </w:t>
+          <w:color w:val="FF0000"/>
+          <w:lang w:val="en-US"/>
+        </w:rPr>
+        <w:t xml:space="preserve"> </w:t>
       </w:r>
       <w:r>
         <w:rPr>
           <w:rFonts w:ascii="Arial" w:hAnsi="Arial"/>
           <w:lang w:val="en-US"/>
         </w:rPr>
-        <w:t xml:space="preserve">and 10-K) </w:t>
-      </w:r>
-      <w:r>
-        <w:rPr>
-          <w:rFonts w:ascii="Arial" w:hAnsi="Arial"/>
-          <w:color w:val="000000"/>
-          <w:lang w:val="en-US"/>
-        </w:rPr>
-        <w:t xml:space="preserve">using </w:t>
-      </w:r>
-      <w:r>
-        <w:rPr>
-          <w:rFonts w:ascii="Arial" w:hAnsi="Arial"/>
-          <w:color w:val="000000"/>
-          <w:lang w:val="en-US"/>
-        </w:rPr>
-        <w:t xml:space="preserve">the </w:t>
-      </w:r>
-      <w:r>
-        <w:rPr>
-          <w:rFonts w:ascii="Arial" w:hAnsi="Arial" w:cs="Arial"/>
-          <w:color w:val="FF0000"/>
-          <w:lang w:val="en-US"/>
-        </w:rPr>
-        <w:t>general</w:t>
-      </w:r>
-      <w:r>
-        <w:rPr>
-          <w:rFonts w:ascii="Arial" w:hAnsi="Arial"/>
-          <w:color w:val="FF0000"/>
-          <w:lang w:val="en-US"/>
-        </w:rPr>
-        <w:t xml:space="preserve"> </w:t>
-      </w:r>
-      <w:r>
-        <w:rPr>
-          <w:rFonts w:ascii="Arial" w:hAnsi="Arial" w:cs="Arial"/>
-          <w:color w:val="FF0000"/>
-          <w:lang w:val="en-US"/>
-        </w:rPr>
-        <w:t>ledger</w:t>
-      </w:r>
-      <w:r>
-        <w:rPr>
-          <w:rFonts w:ascii="Arial" w:hAnsi="Arial"/>
-          <w:color w:val="FF0000"/>
-          <w:lang w:val="en-US"/>
-        </w:rPr>
-        <w:t xml:space="preserve"> </w:t>
-      </w:r>
-      <w:r>
-        <w:rPr>
-          <w:rFonts w:ascii="Arial" w:hAnsi="Arial" w:cs="Arial"/>
-          <w:color w:val="FF0000"/>
-          <w:lang w:val="en-US"/>
-        </w:rPr>
-        <w:t>database</w:t>
-      </w:r>
-      <w:r>
-        <w:rPr>
-          <w:rFonts w:ascii="Arial" w:hAnsi="Arial"/>
-          <w:color w:val="FF0000"/>
-          <w:lang w:val="en-US"/>
-        </w:rPr>
-        <w:t xml:space="preserve"> </w:t>
-      </w:r>
-      <w:r>
-        <w:rPr>
-          <w:rFonts w:ascii="Arial" w:hAnsi="Arial"/>
-          <w:lang w:val="en-US"/>
-        </w:rPr>
-        <w:t>and perform</w:t>
-      </w:r>
-      <w:r>
-        <w:rPr>
-          <w:rFonts w:ascii="Arial" w:hAnsi="Arial"/>
-          <w:lang w:val="en-US"/>
-        </w:rPr>
-        <w:t>ed</w:t>
-      </w:r>
-      <w:r>
-        <w:rPr>
-          <w:rFonts w:ascii="Arial" w:hAnsi="Arial"/>
-          <w:lang w:val="en-US"/>
-        </w:rPr>
-        <w:t xml:space="preserve"> </w:t>
-      </w:r>
-      <w:r>
-        <w:rPr>
-          <w:rFonts w:ascii="Arial" w:hAnsi="Arial" w:cs="Arial"/>
-          <w:color w:val="FF0000"/>
-          <w:lang w:val="en-US"/>
-        </w:rPr>
-        <w:t>account</w:t>
-      </w:r>
-      <w:r>
-        <w:rPr>
-          <w:rFonts w:ascii="Arial" w:hAnsi="Arial"/>
-          <w:color w:val="FF0000"/>
-          <w:lang w:val="en-US"/>
-        </w:rPr>
-        <w:t xml:space="preserve"> </w:t>
-      </w:r>
-      <w:r>
-        <w:rPr>
-          <w:rFonts w:ascii="Arial" w:hAnsi="Arial" w:cs="Arial"/>
-          <w:color w:val="FF0000"/>
-          <w:lang w:val="en-US"/>
-        </w:rPr>
-        <w:t>and</w:t>
-      </w:r>
-      <w:r>
-        <w:rPr>
-          <w:rFonts w:ascii="Arial" w:hAnsi="Arial"/>
-          <w:color w:val="FF0000"/>
-          <w:lang w:val="en-US"/>
-        </w:rPr>
-        <w:t xml:space="preserve"> </w:t>
-      </w:r>
-      <w:r>
-        <w:rPr>
-          <w:rFonts w:ascii="Arial" w:hAnsi="Arial" w:cs="Arial"/>
-          <w:color w:val="FF0000"/>
-          <w:lang w:val="en-US"/>
-        </w:rPr>
-        <w:t>profit</w:t>
-      </w:r>
-      <w:r>
-        <w:rPr>
-          <w:rFonts w:ascii="Arial" w:hAnsi="Arial"/>
-          <w:color w:val="FF0000"/>
-          <w:lang w:val="en-US"/>
-        </w:rPr>
-        <w:t xml:space="preserve"> </w:t>
-      </w:r>
-      <w:r>
-        <w:rPr>
-          <w:rFonts w:ascii="Arial" w:hAnsi="Arial" w:cs="Arial"/>
-          <w:color w:val="FF0000"/>
-          <w:lang w:val="en-US"/>
-        </w:rPr>
-        <w:t>center</w:t>
-      </w:r>
-      <w:r>
-        <w:rPr>
-          <w:rFonts w:ascii="Arial" w:hAnsi="Arial"/>
-          <w:color w:val="FF0000"/>
-          <w:lang w:val="en-US"/>
-        </w:rPr>
-        <w:t xml:space="preserve"> </w:t>
-      </w:r>
-      <w:r>
-        <w:rPr>
-          <w:rFonts w:ascii="Arial" w:hAnsi="Arial"/>
-          <w:lang w:val="en-US"/>
-        </w:rPr>
-        <w:t>level</w:t>
-      </w:r>
-      <w:r>
-        <w:rPr>
-          <w:rFonts w:ascii="Arial" w:hAnsi="Arial"/>
-          <w:color w:val="FF0000"/>
-          <w:lang w:val="en-US"/>
-        </w:rPr>
-        <w:t xml:space="preserve"> </w:t>
-      </w:r>
-      <w:r>
-        <w:rPr>
-          <w:rFonts w:ascii="Arial" w:hAnsi="Arial" w:cs="Arial"/>
-          <w:color w:val="FF0000"/>
-          <w:lang w:val="en-US"/>
-        </w:rPr>
-        <w:t>reconciliations</w:t>
-      </w:r>
-      <w:r>
-        <w:rPr>
-          <w:rFonts w:ascii="Arial" w:hAnsi="Arial"/>
-          <w:color w:val="FF0000"/>
-          <w:lang w:val="en-US"/>
-        </w:rPr>
-        <w:t xml:space="preserve"> </w:t>
-      </w:r>
-      <w:r>
-        <w:rPr>
-          <w:rFonts w:ascii="Arial" w:hAnsi="Arial"/>
-          <w:lang w:val="en-US"/>
-        </w:rPr>
-        <w:t>with it</w:t>
-      </w:r>
-      <w:r>
-        <w:rPr>
-          <w:rFonts w:ascii="Arial" w:hAnsi="Arial"/>
-          <w:lang w:val="en-US"/>
-        </w:rPr>
-        <w:t>.</w:t>
+        <w:t>contracts, calculated</w:t>
+      </w:r>
+      <w:r>
+        <w:rPr>
+          <w:rFonts w:ascii="Arial" w:hAnsi="Arial" w:cs="Arial"/>
+          <w:lang w:val="en-CA"/>
+        </w:rPr>
+        <w:t xml:space="preserve"> earned premiums</w:t>
+      </w:r>
+      <w:r>
+        <w:rPr>
+          <w:rFonts w:ascii="Arial" w:hAnsi="Arial" w:cs="Arial"/>
+          <w:lang w:val="en-CA"/>
+        </w:rPr>
+        <w:t xml:space="preserve"> </w:t>
+      </w:r>
+      <w:r>
+        <w:rPr>
+          <w:rFonts w:ascii="Arial" w:hAnsi="Arial" w:cs="Arial"/>
+          <w:lang w:val="en-CA"/>
+        </w:rPr>
+        <w:t xml:space="preserve">from scratch </w:t>
+      </w:r>
+      <w:r>
+        <w:rPr>
+          <w:rFonts w:ascii="Arial" w:hAnsi="Arial" w:cs="Arial"/>
+          <w:lang w:val="en-CA"/>
+        </w:rPr>
+        <w:t xml:space="preserve">and </w:t>
+      </w:r>
+      <w:r>
+        <w:rPr>
+          <w:rFonts w:ascii="Arial" w:hAnsi="Arial" w:cs="Arial"/>
+          <w:lang w:val="en-CA"/>
+        </w:rPr>
+        <w:t>joined claims to policies to create</w:t>
+      </w:r>
+      <w:r>
+        <w:rPr>
+          <w:rFonts w:ascii="Arial" w:hAnsi="Arial" w:cs="Arial"/>
+          <w:lang w:val="en-CA"/>
+        </w:rPr>
+        <w:t xml:space="preserve"> </w:t>
+      </w:r>
+      <w:r>
+        <w:rPr>
+          <w:rFonts w:ascii="Arial" w:hAnsi="Arial" w:cs="Arial"/>
+          <w:lang w:val="en-CA"/>
+        </w:rPr>
+        <w:t xml:space="preserve">reports on </w:t>
+      </w:r>
+      <w:r>
+        <w:rPr>
+          <w:rFonts w:ascii="Arial" w:hAnsi="Arial" w:cs="Arial"/>
+          <w:color w:val="FF0000"/>
+          <w:lang w:val="en-US"/>
+        </w:rPr>
+        <w:t>loss</w:t>
+      </w:r>
+      <w:r>
+        <w:rPr>
+          <w:rFonts w:ascii="Arial" w:hAnsi="Arial" w:cs="Arial"/>
+          <w:color w:val="FF0000"/>
+          <w:lang w:val="en-CA"/>
+        </w:rPr>
+        <w:t xml:space="preserve"> </w:t>
+      </w:r>
+      <w:r>
+        <w:rPr>
+          <w:rFonts w:ascii="Arial" w:hAnsi="Arial" w:cs="Arial"/>
+          <w:color w:val="FF0000"/>
+          <w:lang w:val="en-US"/>
+        </w:rPr>
+        <w:t>ratio</w:t>
+      </w:r>
+      <w:r>
+        <w:rPr>
+          <w:rFonts w:ascii="Arial" w:hAnsi="Arial" w:cs="Arial"/>
+          <w:color w:val="FF0000"/>
+          <w:lang w:val="en-CA"/>
+        </w:rPr>
+        <w:t xml:space="preserve"> </w:t>
+      </w:r>
+      <w:r>
+        <w:rPr>
+          <w:rFonts w:ascii="Arial" w:hAnsi="Arial" w:cs="Arial"/>
+          <w:lang w:val="en-CA"/>
+        </w:rPr>
+        <w:t xml:space="preserve">and </w:t>
+      </w:r>
+      <w:r>
+        <w:rPr>
+          <w:rFonts w:ascii="Arial" w:hAnsi="Arial" w:cs="Arial"/>
+          <w:color w:val="FF0000"/>
+          <w:lang w:val="en-US"/>
+        </w:rPr>
+        <w:t>in-force</w:t>
+      </w:r>
+      <w:r>
+        <w:rPr>
+          <w:rFonts w:ascii="Arial" w:hAnsi="Arial" w:cs="Arial"/>
+          <w:color w:val="FF0000"/>
+          <w:lang w:val="en-CA"/>
+        </w:rPr>
+        <w:t xml:space="preserve"> </w:t>
+      </w:r>
+      <w:r>
+        <w:rPr>
+          <w:rFonts w:ascii="Arial" w:hAnsi="Arial" w:cs="Arial"/>
+          <w:color w:val="FF0000"/>
+          <w:lang w:val="en-US"/>
+        </w:rPr>
+        <w:t>policies</w:t>
+      </w:r>
+      <w:r>
+        <w:rPr>
+          <w:rFonts w:ascii="Arial" w:hAnsi="Arial" w:cs="Arial"/>
+          <w:lang w:val="en-CA"/>
+        </w:rPr>
+        <w:t xml:space="preserve">, </w:t>
+      </w:r>
+      <w:r>
+        <w:rPr>
+          <w:rFonts w:ascii="Arial" w:hAnsi="Arial" w:cs="Arial"/>
+          <w:lang w:val="en-CA"/>
+        </w:rPr>
+        <w:t xml:space="preserve">among </w:t>
+      </w:r>
+      <w:r>
+        <w:rPr>
+          <w:rFonts w:ascii="Arial" w:hAnsi="Arial" w:cs="Arial"/>
+          <w:lang w:val="en-CA"/>
+        </w:rPr>
+        <w:t xml:space="preserve">many </w:t>
+      </w:r>
+      <w:r>
+        <w:rPr>
+          <w:rFonts w:ascii="Arial" w:hAnsi="Arial" w:cs="Arial"/>
+          <w:lang w:val="en-CA"/>
+        </w:rPr>
+        <w:t>others.</w:t>
+      </w:r>
+      <w:r>
+        <w:rPr>
+          <w:rFonts w:ascii="Arial" w:hAnsi="Arial" w:cs="Arial"/>
+          <w:lang w:val="en-CA"/>
+        </w:rPr>
+        <w:t xml:space="preserve"> Performed </w:t>
+      </w:r>
+      <w:r>
+        <w:rPr>
+          <w:rFonts w:ascii="Arial" w:hAnsi="Arial" w:cs="Arial"/>
+          <w:color w:val="FF0000"/>
+          <w:lang w:val="en-US"/>
+        </w:rPr>
+        <w:t>data</w:t>
+      </w:r>
+      <w:r>
+        <w:rPr>
+          <w:rFonts w:ascii="Arial" w:hAnsi="Arial" w:cs="Arial"/>
+          <w:color w:val="FF0000"/>
+          <w:lang w:val="en-CA"/>
+        </w:rPr>
+        <w:t xml:space="preserve"> </w:t>
+      </w:r>
+      <w:r>
+        <w:rPr>
+          <w:rFonts w:ascii="Arial" w:hAnsi="Arial" w:cs="Arial"/>
+          <w:color w:val="FF0000"/>
+          <w:lang w:val="en-US"/>
+        </w:rPr>
+        <w:t>reconciliation</w:t>
+      </w:r>
+      <w:r>
+        <w:rPr>
+          <w:rFonts w:ascii="Arial" w:hAnsi="Arial" w:cs="Arial"/>
+          <w:color w:val="FF0000"/>
+          <w:lang w:val="en-CA"/>
+        </w:rPr>
+        <w:t xml:space="preserve"> </w:t>
+      </w:r>
+      <w:r>
+        <w:rPr>
+          <w:rFonts w:ascii="Arial" w:hAnsi="Arial" w:cs="Arial"/>
+          <w:lang w:val="en-CA"/>
+        </w:rPr>
+        <w:t>with the general ledger.</w:t>
       </w:r>
     </w:p>
     <w:p>
@@ -2601,124 +2300,345 @@
           <w:rFonts w:ascii="Arial" w:hAnsi="Arial"/>
           <w:lang w:val="en-US"/>
         </w:rPr>
-        <w:t xml:space="preserve">Graduated in </w:t>
+        <w:t>Exposure to</w:t>
       </w:r>
       <w:r>
         <w:rPr>
           <w:rFonts w:ascii="Arial" w:hAnsi="Arial"/>
-          <w:color w:val="00B0F0"/>
-          <w:lang w:val="en-US"/>
-        </w:rPr>
-        <w:t>Math</w:t>
+          <w:lang w:val="en-US"/>
+        </w:rPr>
+        <w:t xml:space="preserve"> </w:t>
+      </w:r>
+      <w:r>
+        <w:rPr>
+          <w:rFonts w:ascii="Arial" w:hAnsi="Arial" w:cs="Arial"/>
+          <w:color w:val="FF0000"/>
+          <w:lang w:val="en-US"/>
+        </w:rPr>
+        <w:t>accounting</w:t>
       </w:r>
       <w:r>
         <w:rPr>
           <w:rFonts w:ascii="Arial" w:hAnsi="Arial"/>
-          <w:color w:val="00B0F0"/>
-          <w:lang w:val="en-US"/>
-        </w:rPr>
-        <w:t xml:space="preserve"> / </w:t>
+          <w:color w:val="FF0000"/>
+          <w:lang w:val="en-US"/>
+        </w:rPr>
+        <w:t xml:space="preserve"> </w:t>
+      </w:r>
+      <w:r>
+        <w:rPr>
+          <w:rFonts w:ascii="Arial" w:hAnsi="Arial" w:cs="Arial"/>
+          <w:color w:val="FF0000"/>
+          <w:lang w:val="en-US"/>
+        </w:rPr>
+        <w:t>principles</w:t>
       </w:r>
       <w:r>
         <w:rPr>
           <w:rFonts w:ascii="Arial" w:hAnsi="Arial"/>
-          <w:color w:val="00B0F0"/>
-          <w:lang w:val="en-US"/>
-        </w:rPr>
-        <w:t>Statistics</w:t>
+          <w:color w:val="FF0000"/>
+          <w:lang w:val="en-US"/>
+        </w:rPr>
+        <w:t xml:space="preserve"> </w:t>
       </w:r>
       <w:r>
         <w:rPr>
           <w:rFonts w:ascii="Arial" w:hAnsi="Arial"/>
           <w:lang w:val="en-US"/>
         </w:rPr>
-        <w:t xml:space="preserve"> from the </w:t>
+        <w:t xml:space="preserve">(GAAP, STAT), </w:t>
       </w:r>
       <w:r>
         <w:rPr>
           <w:rFonts w:ascii="Arial" w:hAnsi="Arial"/>
-          <w:color w:val="7030A0"/>
-          <w:lang w:val="en-US"/>
-        </w:rPr>
-        <w:t xml:space="preserve">best </w:t>
+          <w:lang w:val="en-US"/>
+        </w:rPr>
+        <w:t xml:space="preserve">created </w:t>
+      </w:r>
+      <w:r>
+        <w:rPr>
+          <w:rFonts w:ascii="Arial" w:hAnsi="Arial" w:cs="Arial"/>
+          <w:color w:val="FF0000"/>
+          <w:lang w:val="en-US"/>
+        </w:rPr>
+        <w:t>YTD</w:t>
       </w:r>
       <w:r>
         <w:rPr>
           <w:rFonts w:ascii="Arial" w:hAnsi="Arial"/>
-          <w:color w:val="7030A0"/>
-          <w:lang w:val="en-US"/>
-        </w:rPr>
-        <w:t>university</w:t>
+          <w:color w:val="FF0000"/>
+          <w:lang w:val="en-US"/>
+        </w:rPr>
+        <w:t xml:space="preserve"> </w:t>
+      </w:r>
+      <w:r>
+        <w:rPr>
+          <w:rFonts w:ascii="Arial" w:hAnsi="Arial" w:cs="Arial"/>
+          <w:color w:val="FF0000"/>
+          <w:lang w:val="en-US"/>
+        </w:rPr>
+        <w:t>summary</w:t>
       </w:r>
       <w:r>
         <w:rPr>
           <w:rFonts w:ascii="Arial" w:hAnsi="Arial"/>
-          <w:color w:val="7030A0"/>
-          <w:lang w:val="en-US"/>
-        </w:rPr>
-        <w:t xml:space="preserve"> in</w:t>
+          <w:color w:val="FF0000"/>
+          <w:lang w:val="en-US"/>
+        </w:rPr>
+        <w:t xml:space="preserve"> </w:t>
       </w:r>
       <w:r>
         <w:rPr>
           <w:rFonts w:ascii="Arial" w:hAnsi="Arial"/>
-          <w:lang w:val="en-US"/>
-        </w:rPr>
-        <w:t xml:space="preserve"> </w:t>
+          <w:color w:val="FF0000"/>
+          <w:lang w:val="en-US"/>
+        </w:rPr>
+        <w:t>rep</w:t>
+      </w:r>
+      <w:r>
+        <w:rPr>
+          <w:rFonts w:ascii="Arial" w:hAnsi="Arial" w:cs="Arial"/>
+          <w:color w:val="FF0000"/>
+          <w:lang w:val="en-US"/>
+        </w:rPr>
+        <w:t>o</w:t>
       </w:r>
       <w:r>
         <w:rPr>
           <w:rFonts w:ascii="Arial" w:hAnsi="Arial"/>
-          <w:color w:val="7030A0"/>
-          <w:lang w:val="en-US"/>
-        </w:rPr>
-        <w:t xml:space="preserve">Brazil </w:t>
+          <w:color w:val="FF0000"/>
+          <w:lang w:val="en-US"/>
+        </w:rPr>
+        <w:t xml:space="preserve">rts </w:t>
       </w:r>
       <w:r>
         <w:rPr>
           <w:rFonts w:ascii="Arial" w:hAnsi="Arial"/>
           <w:lang w:val="en-US"/>
         </w:rPr>
+        <w:t xml:space="preserve">to </w:t>
+      </w:r>
+      <w:r>
+        <w:rPr>
+          <w:rFonts w:ascii="Arial" w:hAnsi="Arial" w:cs="Arial"/>
+          <w:lang w:val="en-CA"/>
+        </w:rPr>
+        <w:t xml:space="preserve">support quarterly filings </w:t>
+      </w:r>
+      <w:r>
+        <w:rPr>
+          <w:rFonts w:ascii="Arial" w:hAnsi="Arial" w:cs="Arial"/>
+          <w:lang w:val="en-CA"/>
+        </w:rPr>
         <w:t>(</w:t>
       </w:r>
       <w:r>
         <w:rPr>
           <w:rFonts w:ascii="Arial" w:hAnsi="Arial"/>
-          <w:color w:val="00B0F0"/>
-          <w:lang w:val="en-US"/>
-        </w:rPr>
-        <w:t>U</w:t>
+          <w:lang w:val="en-US"/>
+        </w:rPr>
+        <w:t xml:space="preserve">10-Q </w:t>
       </w:r>
       <w:r>
         <w:rPr>
           <w:rFonts w:ascii="Arial" w:hAnsi="Arial"/>
-          <w:color w:val="00B0F0"/>
-          <w:lang w:val="en-US"/>
-        </w:rPr>
-        <w:t xml:space="preserve"> of S</w:t>
-      </w:r>
-      <w:r>
-        <w:rPr>
-          <w:rFonts w:ascii="Arial" w:hAnsi="Arial" w:cs="Arial"/>
-          <w:bCs/>
-          <w:color w:val="00B0F0"/>
-          <w:lang w:val="en-US"/>
-        </w:rPr>
-        <w:t>ã</w:t>
+          <w:lang w:val="en-US"/>
+        </w:rPr>
+        <w:t xml:space="preserve">and 10-K) </w:t>
       </w:r>
       <w:r>
         <w:rPr>
           <w:rFonts w:ascii="Arial" w:hAnsi="Arial"/>
-          <w:color w:val="00B0F0"/>
-          <w:lang w:val="en-US"/>
-        </w:rPr>
-        <w:t>o Paulo</w:t>
+          <w:color w:val="000000"/>
+          <w:lang w:val="en-US"/>
+        </w:rPr>
+        <w:t xml:space="preserve">using </w:t>
       </w:r>
       <w:r>
         <w:rPr>
           <w:rFonts w:ascii="Arial" w:hAnsi="Arial"/>
-          <w:lang w:val="en-US"/>
-        </w:rPr>
-        <w:t>).</w:t>
+          <w:color w:val="000000"/>
+          <w:lang w:val="en-US"/>
+        </w:rPr>
+        <w:t xml:space="preserve">the </w:t>
+      </w:r>
+      <w:r>
+        <w:rPr>
+          <w:rFonts w:ascii="Arial" w:hAnsi="Arial" w:cs="Arial"/>
+          <w:color w:val="FF0000"/>
+          <w:lang w:val="en-US"/>
+        </w:rPr>
+        <w:t>general</w:t>
+      </w:r>
+      <w:r>
+        <w:rPr>
+          <w:rFonts w:ascii="Arial" w:hAnsi="Arial"/>
+          <w:color w:val="FF0000"/>
+          <w:lang w:val="en-US"/>
+        </w:rPr>
+        <w:t xml:space="preserve"> </w:t>
+      </w:r>
+      <w:r>
+        <w:rPr>
+          <w:rFonts w:ascii="Arial" w:hAnsi="Arial" w:cs="Arial"/>
+          <w:color w:val="FF0000"/>
+          <w:lang w:val="en-US"/>
+        </w:rPr>
+        <w:t>ledger</w:t>
+      </w:r>
+      <w:r>
+        <w:rPr>
+          <w:rFonts w:ascii="Arial" w:hAnsi="Arial"/>
+          <w:color w:val="FF0000"/>
+          <w:lang w:val="en-US"/>
+        </w:rPr>
+        <w:t xml:space="preserve"> </w:t>
+      </w:r>
+      <w:r>
+        <w:rPr>
+          <w:rFonts w:ascii="Arial" w:hAnsi="Arial" w:cs="Arial"/>
+          <w:color w:val="FF0000"/>
+          <w:lang w:val="en-US"/>
+        </w:rPr>
+        <w:t>database</w:t>
+      </w:r>
+      <w:r>
+        <w:rPr>
+          <w:rFonts w:ascii="Arial" w:hAnsi="Arial"/>
+          <w:color w:val="FF0000"/>
+          <w:lang w:val="en-US"/>
+        </w:rPr>
+        <w:t xml:space="preserve"> </w:t>
+      </w:r>
+      <w:r>
+        <w:rPr>
+          <w:rFonts w:ascii="Arial" w:hAnsi="Arial"/>
+          <w:lang w:val="en-US"/>
+        </w:rPr>
+        <w:t>and perform</w:t>
+      </w:r>
+      <w:r>
+        <w:rPr>
+          <w:rFonts w:ascii="Arial" w:hAnsi="Arial"/>
+          <w:lang w:val="en-US"/>
+        </w:rPr>
+        <w:t>ed</w:t>
+      </w:r>
+      <w:r>
+        <w:rPr>
+          <w:rFonts w:ascii="Arial" w:hAnsi="Arial"/>
+          <w:lang w:val="en-US"/>
+        </w:rPr>
+        <w:t xml:space="preserve"> </w:t>
+      </w:r>
+      <w:r>
+        <w:rPr>
+          <w:rFonts w:ascii="Arial" w:hAnsi="Arial" w:cs="Arial"/>
+          <w:color w:val="FF0000"/>
+          <w:lang w:val="en-US"/>
+        </w:rPr>
+        <w:t>account</w:t>
+      </w:r>
+      <w:r>
+        <w:rPr>
+          <w:rFonts w:ascii="Arial" w:hAnsi="Arial"/>
+          <w:color w:val="FF0000"/>
+          <w:lang w:val="en-US"/>
+        </w:rPr>
+        <w:t xml:space="preserve"> </w:t>
+      </w:r>
+      <w:r>
+        <w:rPr>
+          <w:rFonts w:ascii="Arial" w:hAnsi="Arial" w:cs="Arial"/>
+          <w:color w:val="FF0000"/>
+          <w:lang w:val="en-US"/>
+        </w:rPr>
+        <w:t>and</w:t>
+      </w:r>
+      <w:r>
+        <w:rPr>
+          <w:rFonts w:ascii="Arial" w:hAnsi="Arial"/>
+          <w:color w:val="FF0000"/>
+          <w:lang w:val="en-US"/>
+        </w:rPr>
+        <w:t xml:space="preserve"> </w:t>
+      </w:r>
+      <w:r>
+        <w:rPr>
+          <w:rFonts w:ascii="Arial" w:hAnsi="Arial" w:cs="Arial"/>
+          <w:color w:val="FF0000"/>
+          <w:lang w:val="en-US"/>
+        </w:rPr>
+        <w:t>profit</w:t>
+      </w:r>
+      <w:r>
+        <w:rPr>
+          <w:rFonts w:ascii="Arial" w:hAnsi="Arial"/>
+          <w:color w:val="FF0000"/>
+          <w:lang w:val="en-US"/>
+        </w:rPr>
+        <w:t xml:space="preserve"> </w:t>
+      </w:r>
+      <w:r>
+        <w:rPr>
+          <w:rFonts w:ascii="Arial" w:hAnsi="Arial" w:cs="Arial"/>
+          <w:color w:val="FF0000"/>
+          <w:lang w:val="en-US"/>
+        </w:rPr>
+        <w:t>center</w:t>
+      </w:r>
+      <w:r>
+        <w:rPr>
+          <w:rFonts w:ascii="Arial" w:hAnsi="Arial"/>
+          <w:color w:val="FF0000"/>
+          <w:lang w:val="en-US"/>
+        </w:rPr>
+        <w:t xml:space="preserve"> </w:t>
+      </w:r>
+      <w:r>
+        <w:rPr>
+          <w:rFonts w:ascii="Arial" w:hAnsi="Arial"/>
+          <w:lang w:val="en-US"/>
+        </w:rPr>
+        <w:t>level</w:t>
+      </w:r>
+      <w:r>
+        <w:rPr>
+          <w:rFonts w:ascii="Arial" w:hAnsi="Arial"/>
+          <w:color w:val="FF0000"/>
+          <w:lang w:val="en-US"/>
+        </w:rPr>
+        <w:t xml:space="preserve"> </w:t>
+      </w:r>
+      <w:r>
+        <w:rPr>
+          <w:rFonts w:ascii="Arial" w:hAnsi="Arial" w:cs="Arial"/>
+          <w:color w:val="FF0000"/>
+          <w:lang w:val="en-US"/>
+        </w:rPr>
+        <w:t>reconciliations</w:t>
+      </w:r>
+      <w:r>
+        <w:rPr>
+          <w:rFonts w:ascii="Arial" w:hAnsi="Arial"/>
+          <w:color w:val="FF0000"/>
+          <w:lang w:val="en-US"/>
+        </w:rPr>
+        <w:t xml:space="preserve"> </w:t>
+      </w:r>
+      <w:r>
+        <w:rPr>
+          <w:rFonts w:ascii="Arial" w:hAnsi="Arial"/>
+          <w:lang w:val="en-US"/>
+        </w:rPr>
+        <w:t>with it</w:t>
+      </w:r>
+      <w:r>
+        <w:rPr>
+          <w:rFonts w:ascii="Arial" w:hAnsi="Arial"/>
+          <w:lang w:val="en-US"/>
+        </w:rPr>
+        <w:t>.</w:t>
       </w:r>
     </w:p>
     <w:p>
@@ -2742,6 +2662,147 @@
           <w:rFonts w:ascii="Arial" w:hAnsi="Arial"/>
           <w:lang w:val="en-US"/>
         </w:rPr>
+        <w:t xml:space="preserve">Graduated in </w:t>
+      </w:r>
+      <w:r>
+        <w:rPr>
+          <w:rFonts w:ascii="Arial" w:hAnsi="Arial"/>
+          <w:color w:val="00B0F0"/>
+          <w:lang w:val="en-US"/>
+        </w:rPr>
+        <w:t>Math</w:t>
+      </w:r>
+      <w:r>
+        <w:rPr>
+          <w:rFonts w:ascii="Arial" w:hAnsi="Arial"/>
+          <w:color w:val="00B0F0"/>
+          <w:lang w:val="en-US"/>
+        </w:rPr>
+        <w:t xml:space="preserve"> / </w:t>
+      </w:r>
+      <w:r>
+        <w:rPr>
+          <w:rFonts w:ascii="Arial" w:hAnsi="Arial"/>
+          <w:color w:val="00B0F0"/>
+          <w:lang w:val="en-US"/>
+        </w:rPr>
+        <w:t>Statistics</w:t>
+      </w:r>
+      <w:r>
+        <w:rPr>
+          <w:rFonts w:ascii="Arial" w:hAnsi="Arial"/>
+          <w:lang w:val="en-US"/>
+        </w:rPr>
+        <w:t xml:space="preserve"> from the </w:t>
+      </w:r>
+      <w:r>
+        <w:rPr>
+          <w:rFonts w:ascii="Arial" w:hAnsi="Arial"/>
+          <w:color w:val="7030A0"/>
+          <w:lang w:val="en-US"/>
+        </w:rPr>
+        <w:t xml:space="preserve">best </w:t>
+      </w:r>
+      <w:r>
+        <w:rPr>
+          <w:rFonts w:ascii="Arial" w:hAnsi="Arial"/>
+          <w:color w:val="7030A0"/>
+          <w:lang w:val="en-US"/>
+        </w:rPr>
+        <w:t>university</w:t>
+      </w:r>
+      <w:r>
+        <w:rPr>
+          <w:rFonts w:ascii="Arial" w:hAnsi="Arial"/>
+          <w:color w:val="7030A0"/>
+          <w:lang w:val="en-US"/>
+        </w:rPr>
+        <w:t xml:space="preserve"> in</w:t>
+      </w:r>
+      <w:r>
+        <w:rPr>
+          <w:rFonts w:ascii="Arial" w:hAnsi="Arial"/>
+          <w:lang w:val="en-US"/>
+        </w:rPr>
+        <w:t xml:space="preserve"> </w:t>
+      </w:r>
+      <w:r>
+        <w:rPr>
+          <w:rFonts w:ascii="Arial" w:hAnsi="Arial"/>
+          <w:color w:val="7030A0"/>
+          <w:lang w:val="en-US"/>
+        </w:rPr>
+        <w:t xml:space="preserve">Brazil </w:t>
+      </w:r>
+      <w:r>
+        <w:rPr>
+          <w:rFonts w:ascii="Arial" w:hAnsi="Arial"/>
+          <w:lang w:val="en-US"/>
+        </w:rPr>
+        <w:t>(</w:t>
+      </w:r>
+      <w:r>
+        <w:rPr>
+          <w:rFonts w:ascii="Arial" w:hAnsi="Arial"/>
+          <w:color w:val="00B0F0"/>
+          <w:lang w:val="en-US"/>
+        </w:rPr>
+        <w:t>U</w:t>
+      </w:r>
+      <w:r>
+        <w:rPr>
+          <w:rFonts w:ascii="Arial" w:hAnsi="Arial"/>
+          <w:color w:val="00B0F0"/>
+          <w:lang w:val="en-US"/>
+        </w:rPr>
+        <w:t xml:space="preserve"> of S</w:t>
+      </w:r>
+      <w:r>
+        <w:rPr>
+          <w:rFonts w:ascii="Arial" w:hAnsi="Arial" w:cs="Arial"/>
+          <w:bCs/>
+          <w:color w:val="00B0F0"/>
+          <w:lang w:val="en-US"/>
+        </w:rPr>
+        <w:t>ã</w:t>
+      </w:r>
+      <w:r>
+        <w:rPr>
+          <w:rFonts w:ascii="Arial" w:hAnsi="Arial"/>
+          <w:color w:val="00B0F0"/>
+          <w:lang w:val="en-US"/>
+        </w:rPr>
+        <w:t>o Paulo</w:t>
+      </w:r>
+      <w:r>
+        <w:rPr>
+          <w:rFonts w:ascii="Arial" w:hAnsi="Arial"/>
+          <w:lang w:val="en-US"/>
+        </w:rPr>
+        <w:t>).</w:t>
+      </w:r>
+    </w:p>
+    <w:p>
+      <w:pPr>
+        <w:numPr>
+          <w:ilvl w:val="0"/>
+          <w:numId w:val="6"/>
+        </w:numPr>
+        <w:tabs>
+          <w:tab w:val="left" w:pos="720"/>
+        </w:tabs>
+        <w:spacing w:before="0" w:after="0"/>
+        <w:ind w:left="720"/>
+        <w:rPr>
+          <w:rFonts w:ascii="Arial" w:hAnsi="Arial"/>
+          <w:lang w:val="en-US"/>
+        </w:rPr>
+      </w:pPr>
+      <w:r>
+        <w:rPr>
+          <w:rFonts w:ascii="Arial" w:hAnsi="Arial"/>
+          <w:lang w:val="en-US"/>
+        </w:rPr>
         <w:t>Very analytical</w:t>
       </w:r>
       <w:r>
@@ -4323,6 +4384,7 @@
           <w:bCs/>
           <w:lang w:val="en-CA"/>
         </w:rPr>
+        <w:lastRenderedPageBreak/>
         <w:t>PROFESSIONAL EXPERIENCE</w:t>
       </w:r>
     </w:p>
@@ -4405,7 +4467,6 @@
           <w:i/>
           <w:lang w:val="en-CA"/>
         </w:rPr>
-        <w:lastRenderedPageBreak/>
         <w:t xml:space="preserve">Senior Lead Analytics </w:t>
       </w:r>
       <w:r>
@@ -7839,6 +7900,7 @@
           <w:i/>
           <w:lang w:val="en-CA"/>
         </w:rPr>
+        <w:lastRenderedPageBreak/>
         <w:t xml:space="preserve">Insurance Data Programmer / </w:t>
       </w:r>
       <w:r>
@@ -7943,7 +8005,6 @@
           <w:highlight w:val="yellow"/>
           <w:lang w:val="en-CA"/>
         </w:rPr>
-        <w:lastRenderedPageBreak/>
         <w:t>Reported to the holding company's chief actuary.</w:t>
       </w:r>
     </w:p>
@@ -14995,7 +15056,7 @@
 </file>
 
 <file path=customXml/itemProps1.xml><?xml version="1.0" encoding="utf-8"?>
-<ds:datastoreItem xmlns:ds="http://schemas.openxmlformats.org/officeDocument/2006/customXml" ds:itemID="{5B979F54-1D29-4D44-9456-E9C7B4EDC407}">
+<ds:datastoreItem xmlns:ds="http://schemas.openxmlformats.org/officeDocument/2006/customXml" ds:itemID="{4531BDD6-7376-4DE0-9569-EB9A9A44CBBE}">
   <ds:schemaRefs>
     <ds:schemaRef ds:uri="http://schemas.openxmlformats.org/officeDocument/2006/bibliography"/>
   </ds:schemaRefs>

--- a/Jose's resume.docx
+++ b/Jose's resume.docx
@@ -613,6 +613,30 @@
         </w:rPr>
         <w:t>'s</w:t>
       </w:r>
+      <w:bookmarkStart w:id="0" w:name="_GoBack"/>
+      <w:bookmarkEnd w:id="0"/>
+      <w:r>
+        <w:rPr>
+          <w:rFonts w:ascii="Arial" w:hAnsi="Arial" w:cs="Arial"/>
+          <w:lang w:val="en-US"/>
+        </w:rPr>
+        <w:t>, developed</w:t>
+      </w:r>
+      <w:r>
+        <w:rPr>
+          <w:rFonts w:ascii="Arial" w:hAnsi="Arial" w:cs="Arial"/>
+          <w:lang w:val="en-US"/>
+        </w:rPr>
+        <w:t xml:space="preserve"> </w:t>
+      </w:r>
+      <w:r>
+        <w:rPr>
+          <w:rFonts w:ascii="Arial" w:hAnsi="Arial" w:cs="Arial"/>
+          <w:color w:val="FF0000"/>
+          <w:lang w:val="en-US"/>
+        </w:rPr>
+        <w:t>REST API's</w:t>
+      </w:r>
       <w:r>
         <w:rPr>
           <w:rFonts w:ascii="Arial" w:hAnsi="Arial" w:cs="Arial"/>
@@ -1135,16 +1159,7 @@
           <w:rFonts w:ascii="Arial" w:hAnsi="Arial" w:cs="Arial"/>
           <w:lang w:val="en-US"/>
         </w:rPr>
-        <w:t>for Ge</w:t>
-      </w:r>
-      <w:bookmarkStart w:id="0" w:name="_GoBack"/>
-      <w:bookmarkEnd w:id="0"/>
-      <w:r>
-        <w:rPr>
-          <w:rFonts w:ascii="Arial" w:hAnsi="Arial" w:cs="Arial"/>
-          <w:lang w:val="en-US"/>
-        </w:rPr>
-        <w:t>n AI.</w:t>
+        <w:t>for Gen AI.</w:t>
       </w:r>
     </w:p>
     <w:p>
@@ -15056,7 +15071,7 @@
 </file>
 
 <file path=customXml/itemProps1.xml><?xml version="1.0" encoding="utf-8"?>
-<ds:datastoreItem xmlns:ds="http://schemas.openxmlformats.org/officeDocument/2006/customXml" ds:itemID="{4531BDD6-7376-4DE0-9569-EB9A9A44CBBE}">
+<ds:datastoreItem xmlns:ds="http://schemas.openxmlformats.org/officeDocument/2006/customXml" ds:itemID="{B3478BFD-F7C3-4CB6-83B0-AA5EE3A5CA03}">
   <ds:schemaRefs>
     <ds:schemaRef ds:uri="http://schemas.openxmlformats.org/officeDocument/2006/bibliography"/>
   </ds:schemaRefs>

--- a/Jose's resume.docx
+++ b/Jose's resume.docx
@@ -613,8 +613,6 @@
         </w:rPr>
         <w:t>'s</w:t>
       </w:r>
-      <w:bookmarkStart w:id="0" w:name="_GoBack"/>
-      <w:bookmarkEnd w:id="0"/>
       <w:r>
         <w:rPr>
           <w:rFonts w:ascii="Arial" w:hAnsi="Arial" w:cs="Arial"/>
@@ -1475,8 +1473,10 @@
           <w:color w:val="FF0000"/>
           <w:lang w:val="en-US"/>
         </w:rPr>
-        <w:t>statistical</w:t>
-      </w:r>
+        <w:t>Machine Learning</w:t>
+      </w:r>
+      <w:bookmarkStart w:id="0" w:name="_GoBack"/>
+      <w:bookmarkEnd w:id="0"/>
       <w:r>
         <w:rPr>
           <w:rFonts w:ascii="Arial" w:hAnsi="Arial"/>
@@ -15071,7 +15071,7 @@
 </file>
 
 <file path=customXml/itemProps1.xml><?xml version="1.0" encoding="utf-8"?>
-<ds:datastoreItem xmlns:ds="http://schemas.openxmlformats.org/officeDocument/2006/customXml" ds:itemID="{B3478BFD-F7C3-4CB6-83B0-AA5EE3A5CA03}">
+<ds:datastoreItem xmlns:ds="http://schemas.openxmlformats.org/officeDocument/2006/customXml" ds:itemID="{CB919836-1352-4492-8E0E-2413308C7E12}">
   <ds:schemaRefs>
     <ds:schemaRef ds:uri="http://schemas.openxmlformats.org/officeDocument/2006/bibliography"/>
   </ds:schemaRefs>

--- a/Jose's resume.docx
+++ b/Jose's resume.docx
@@ -1475,8 +1475,6 @@
         </w:rPr>
         <w:t>Machine Learning</w:t>
       </w:r>
-      <w:bookmarkStart w:id="0" w:name="_GoBack"/>
-      <w:bookmarkEnd w:id="0"/>
       <w:r>
         <w:rPr>
           <w:rFonts w:ascii="Arial" w:hAnsi="Arial"/>
@@ -4490,7 +4488,15 @@
           <w:i/>
           <w:lang w:val="en-CA"/>
         </w:rPr>
-        <w:t xml:space="preserve">/ Data Management </w:t>
+        <w:t xml:space="preserve">/ Data </w:t>
+      </w:r>
+      <w:r>
+        <w:rPr>
+          <w:rFonts w:ascii="Arial" w:hAnsi="Arial" w:cs="Arial"/>
+          <w:i/>
+          <w:lang w:val="en-CA"/>
+        </w:rPr>
+        <w:t xml:space="preserve">Science </w:t>
       </w:r>
       <w:r>
         <w:rPr>
@@ -4621,6 +4627,7 @@
           <w:rFonts w:ascii="Arial" w:hAnsi="Arial" w:cs="Arial"/>
           <w:b/>
           <w:bCs/>
+          <w:highlight w:val="yellow"/>
           <w:lang w:val="en-CA"/>
         </w:rPr>
       </w:pPr>
@@ -4628,6 +4635,106 @@
         <w:rPr>
           <w:rFonts w:ascii="Arial" w:hAnsi="Arial" w:cs="Arial"/>
           <w:bCs/>
+          <w:highlight w:val="yellow"/>
+          <w:lang w:val="en-CA"/>
+        </w:rPr>
+        <w:t>2nd</w:t>
+      </w:r>
+      <w:r>
+        <w:rPr>
+          <w:rFonts w:ascii="Arial" w:hAnsi="Arial" w:cs="Arial"/>
+          <w:bCs/>
+          <w:highlight w:val="yellow"/>
+          <w:lang w:val="en-CA"/>
+        </w:rPr>
+        <w:t xml:space="preserve"> project (</w:t>
+      </w:r>
+      <w:r>
+        <w:rPr>
+          <w:rFonts w:ascii="Arial" w:hAnsi="Arial" w:cs="Arial"/>
+          <w:bCs/>
+          <w:highlight w:val="yellow"/>
+          <w:lang w:val="en-CA"/>
+        </w:rPr>
+        <w:t>08</w:t>
+      </w:r>
+      <w:r>
+        <w:rPr>
+          <w:rFonts w:ascii="Arial" w:hAnsi="Arial" w:cs="Arial"/>
+          <w:bCs/>
+          <w:highlight w:val="yellow"/>
+          <w:lang w:val="en-CA"/>
+        </w:rPr>
+        <w:t>/202</w:t>
+      </w:r>
+      <w:r>
+        <w:rPr>
+          <w:rFonts w:ascii="Arial" w:hAnsi="Arial" w:cs="Arial"/>
+          <w:bCs/>
+          <w:highlight w:val="yellow"/>
+          <w:lang w:val="en-CA"/>
+        </w:rPr>
+        <w:t>5</w:t>
+      </w:r>
+      <w:r>
+        <w:rPr>
+          <w:rFonts w:ascii="Arial" w:hAnsi="Arial" w:cs="Arial"/>
+          <w:bCs/>
+          <w:highlight w:val="yellow"/>
+          <w:lang w:val="en-CA"/>
+        </w:rPr>
+        <w:t xml:space="preserve"> through </w:t>
+      </w:r>
+      <w:r>
+        <w:rPr>
+          <w:rFonts w:ascii="Arial" w:hAnsi="Arial" w:cs="Arial"/>
+          <w:bCs/>
+          <w:highlight w:val="yellow"/>
+          <w:lang w:val="en-CA"/>
+        </w:rPr>
+        <w:t>12</w:t>
+      </w:r>
+      <w:r>
+        <w:rPr>
+          <w:rFonts w:ascii="Arial" w:hAnsi="Arial" w:cs="Arial"/>
+          <w:bCs/>
+          <w:highlight w:val="yellow"/>
+          <w:lang w:val="en-CA"/>
+        </w:rPr>
+        <w:t>/2025)</w:t>
+      </w:r>
+      <w:r>
+        <w:rPr>
+          <w:rFonts w:ascii="Arial" w:hAnsi="Arial" w:cs="Arial"/>
+          <w:bCs/>
+          <w:highlight w:val="yellow"/>
+          <w:lang w:val="en-CA"/>
+        </w:rPr>
+        <w:t>:</w:t>
+      </w:r>
+    </w:p>
+    <w:p>
+      <w:pPr>
+        <w:numPr>
+          <w:ilvl w:val="0"/>
+          <w:numId w:val="6"/>
+        </w:numPr>
+        <w:tabs>
+          <w:tab w:val="left" w:pos="720"/>
+        </w:tabs>
+        <w:spacing w:before="0" w:after="0"/>
+        <w:ind w:left="1080"/>
+        <w:rPr>
+          <w:rFonts w:ascii="Arial" w:hAnsi="Arial" w:cs="Arial"/>
+          <w:b/>
+          <w:bCs/>
+          <w:lang w:val="en-CA"/>
+        </w:rPr>
+      </w:pPr>
+      <w:r>
+        <w:rPr>
+          <w:rFonts w:ascii="Arial" w:hAnsi="Arial" w:cs="Arial"/>
+          <w:bCs/>
           <w:lang w:val="en-CA"/>
         </w:rPr>
         <w:t xml:space="preserve">Worked on AML </w:t>
@@ -4649,6 +4756,264 @@
           <w:lang w:val="en-CA"/>
         </w:rPr>
         <w:t xml:space="preserve"> (CIP / BO / CDD / KYC). </w:t>
+      </w:r>
+    </w:p>
+    <w:p>
+      <w:pPr>
+        <w:numPr>
+          <w:ilvl w:val="0"/>
+          <w:numId w:val="6"/>
+        </w:numPr>
+        <w:tabs>
+          <w:tab w:val="left" w:pos="720"/>
+        </w:tabs>
+        <w:spacing w:before="0" w:after="0"/>
+        <w:ind w:left="1080"/>
+        <w:rPr>
+          <w:rFonts w:ascii="Arial" w:hAnsi="Arial" w:cs="Arial"/>
+          <w:b/>
+          <w:bCs/>
+          <w:lang w:val="en-CA"/>
+        </w:rPr>
+      </w:pPr>
+      <w:r>
+        <w:rPr>
+          <w:rFonts w:ascii="Arial" w:hAnsi="Arial" w:cs="Arial"/>
+          <w:bCs/>
+          <w:lang w:val="en-CA"/>
+        </w:rPr>
+        <w:t>Built</w:t>
+      </w:r>
+      <w:r>
+        <w:rPr>
+          <w:rFonts w:ascii="Arial" w:hAnsi="Arial" w:cs="Arial"/>
+          <w:bCs/>
+          <w:lang w:val="en-CA"/>
+        </w:rPr>
+        <w:t xml:space="preserve"> AML remediation populations (trust, NRM4 and transportation assets).</w:t>
+      </w:r>
+    </w:p>
+    <w:p>
+      <w:pPr>
+        <w:numPr>
+          <w:ilvl w:val="0"/>
+          <w:numId w:val="6"/>
+        </w:numPr>
+        <w:tabs>
+          <w:tab w:val="left" w:pos="720"/>
+        </w:tabs>
+        <w:spacing w:before="0" w:after="0"/>
+        <w:ind w:left="1080"/>
+        <w:rPr>
+          <w:rFonts w:ascii="Arial" w:hAnsi="Arial" w:cs="Arial"/>
+          <w:b/>
+          <w:bCs/>
+          <w:lang w:val="en-CA"/>
+        </w:rPr>
+      </w:pPr>
+      <w:r>
+        <w:rPr>
+          <w:rFonts w:ascii="Arial" w:hAnsi="Arial" w:cs="Arial"/>
+          <w:bCs/>
+          <w:lang w:val="en-CA"/>
+        </w:rPr>
+        <w:t>Created population identification workbooks</w:t>
+      </w:r>
+      <w:r>
+        <w:rPr>
+          <w:rFonts w:ascii="Arial" w:hAnsi="Arial" w:cs="Arial"/>
+          <w:bCs/>
+          <w:lang w:val="en-CA"/>
+        </w:rPr>
+        <w:t xml:space="preserve"> and</w:t>
+      </w:r>
+      <w:r>
+        <w:rPr>
+          <w:rFonts w:ascii="Arial" w:hAnsi="Arial" w:cs="Arial"/>
+          <w:bCs/>
+          <w:lang w:val="en-CA"/>
+        </w:rPr>
+        <w:t xml:space="preserve"> </w:t>
+      </w:r>
+      <w:r>
+        <w:rPr>
+          <w:rFonts w:ascii="Arial" w:hAnsi="Arial" w:cs="Arial"/>
+          <w:bCs/>
+          <w:lang w:val="en-CA"/>
+        </w:rPr>
+        <w:t>waterfall charts</w:t>
+      </w:r>
+      <w:r>
+        <w:rPr>
+          <w:rFonts w:ascii="Arial" w:hAnsi="Arial" w:cs="Arial"/>
+          <w:bCs/>
+          <w:lang w:val="en-CA"/>
+        </w:rPr>
+        <w:t xml:space="preserve"> and</w:t>
+      </w:r>
+      <w:r>
+        <w:rPr>
+          <w:rFonts w:ascii="Arial" w:hAnsi="Arial" w:cs="Arial"/>
+          <w:bCs/>
+          <w:lang w:val="en-CA"/>
+        </w:rPr>
+        <w:t xml:space="preserve"> presented them to </w:t>
+      </w:r>
+      <w:r>
+        <w:rPr>
+          <w:rFonts w:ascii="Arial" w:hAnsi="Arial" w:cs="Arial"/>
+          <w:bCs/>
+          <w:lang w:val="en-CA"/>
+        </w:rPr>
+        <w:t xml:space="preserve">senior </w:t>
+      </w:r>
+      <w:r>
+        <w:rPr>
+          <w:rFonts w:ascii="Arial" w:hAnsi="Arial" w:cs="Arial"/>
+          <w:bCs/>
+          <w:lang w:val="en-CA"/>
+        </w:rPr>
+        <w:t>directors</w:t>
+      </w:r>
+      <w:r>
+        <w:rPr>
+          <w:rFonts w:ascii="Arial" w:hAnsi="Arial" w:cs="Arial"/>
+          <w:bCs/>
+          <w:lang w:val="en-CA"/>
+        </w:rPr>
+        <w:t xml:space="preserve"> for approval.</w:t>
+      </w:r>
+    </w:p>
+    <w:p>
+      <w:pPr>
+        <w:numPr>
+          <w:ilvl w:val="0"/>
+          <w:numId w:val="6"/>
+        </w:numPr>
+        <w:tabs>
+          <w:tab w:val="left" w:pos="720"/>
+        </w:tabs>
+        <w:spacing w:before="0" w:after="0"/>
+        <w:ind w:left="1080"/>
+        <w:rPr>
+          <w:rFonts w:ascii="Arial" w:hAnsi="Arial" w:cs="Arial"/>
+          <w:b/>
+          <w:bCs/>
+          <w:lang w:val="en-CA"/>
+        </w:rPr>
+      </w:pPr>
+      <w:r>
+        <w:rPr>
+          <w:rFonts w:ascii="Arial" w:hAnsi="Arial" w:cs="Arial"/>
+          <w:bCs/>
+          <w:lang w:val="en-CA"/>
+        </w:rPr>
+        <w:t>Created code test scripts and w</w:t>
+      </w:r>
+      <w:r>
+        <w:rPr>
+          <w:rFonts w:ascii="Arial" w:hAnsi="Arial" w:cs="Arial"/>
+          <w:bCs/>
+          <w:lang w:val="en-CA"/>
+        </w:rPr>
+        <w:t>orked with code testers to validate the code.</w:t>
+      </w:r>
+    </w:p>
+    <w:p>
+      <w:pPr>
+        <w:numPr>
+          <w:ilvl w:val="0"/>
+          <w:numId w:val="6"/>
+        </w:numPr>
+        <w:tabs>
+          <w:tab w:val="left" w:pos="720"/>
+        </w:tabs>
+        <w:spacing w:before="0" w:after="0"/>
+        <w:ind w:left="1080"/>
+        <w:rPr>
+          <w:rFonts w:ascii="Arial" w:hAnsi="Arial" w:cs="Arial"/>
+          <w:b/>
+          <w:bCs/>
+          <w:lang w:val="en-CA"/>
+        </w:rPr>
+      </w:pPr>
+      <w:r>
+        <w:rPr>
+          <w:rFonts w:ascii="Arial" w:hAnsi="Arial" w:cs="Arial"/>
+          <w:bCs/>
+          <w:lang w:val="en-CA"/>
+        </w:rPr>
+        <w:t>Developed</w:t>
+      </w:r>
+      <w:r>
+        <w:rPr>
+          <w:rFonts w:ascii="Arial" w:hAnsi="Arial" w:cs="Arial"/>
+          <w:bCs/>
+          <w:lang w:val="en-CA"/>
+        </w:rPr>
+        <w:t xml:space="preserve"> code to create ad-hoc</w:t>
+      </w:r>
+      <w:r>
+        <w:rPr>
+          <w:rFonts w:ascii="Arial" w:hAnsi="Arial" w:cs="Arial"/>
+          <w:bCs/>
+          <w:lang w:val="en-CA"/>
+        </w:rPr>
+        <w:t>,</w:t>
+      </w:r>
+      <w:r>
+        <w:rPr>
+          <w:rFonts w:ascii="Arial" w:hAnsi="Arial" w:cs="Arial"/>
+          <w:bCs/>
+          <w:lang w:val="en-CA"/>
+        </w:rPr>
+        <w:t xml:space="preserve"> time-sensitive data extracts and reports</w:t>
+      </w:r>
+      <w:r>
+        <w:rPr>
+          <w:rFonts w:ascii="Arial" w:hAnsi="Arial" w:cs="Arial"/>
+          <w:bCs/>
+          <w:lang w:val="en-CA"/>
+        </w:rPr>
+        <w:t>.</w:t>
+      </w:r>
+    </w:p>
+    <w:p>
+      <w:pPr>
+        <w:numPr>
+          <w:ilvl w:val="0"/>
+          <w:numId w:val="6"/>
+        </w:numPr>
+        <w:tabs>
+          <w:tab w:val="left" w:pos="720"/>
+        </w:tabs>
+        <w:spacing w:before="0" w:after="0"/>
+        <w:ind w:left="1080"/>
+        <w:rPr>
+          <w:rFonts w:ascii="Arial" w:hAnsi="Arial" w:cs="Arial"/>
+          <w:b/>
+          <w:bCs/>
+          <w:highlight w:val="green"/>
+          <w:lang w:val="en-CA"/>
+        </w:rPr>
+      </w:pPr>
+      <w:r>
+        <w:rPr>
+          <w:rFonts w:ascii="Arial" w:hAnsi="Arial" w:cs="Arial"/>
+          <w:bCs/>
+          <w:highlight w:val="green"/>
+          <w:lang w:val="en-CA"/>
+        </w:rPr>
+        <w:t>Recognized with a full-time offer at project completion</w:t>
+      </w:r>
+      <w:r>
+        <w:rPr>
+          <w:rFonts w:ascii="Arial" w:hAnsi="Arial" w:cs="Arial"/>
+          <w:bCs/>
+          <w:highlight w:val="green"/>
+          <w:lang w:val="en-CA"/>
+        </w:rPr>
+        <w:t>.</w:t>
       </w:r>
     </w:p>
     <w:p>
@@ -4666,6 +5031,7 @@
           <w:rFonts w:ascii="Arial" w:hAnsi="Arial" w:cs="Arial"/>
           <w:b/>
           <w:bCs/>
+          <w:highlight w:val="yellow"/>
           <w:lang w:val="en-CA"/>
         </w:rPr>
       </w:pPr>
@@ -4673,18 +5039,888 @@
         <w:rPr>
           <w:rFonts w:ascii="Arial" w:hAnsi="Arial" w:cs="Arial"/>
           <w:bCs/>
-          <w:lang w:val="en-CA"/>
-        </w:rPr>
-        <w:t>Built</w:t>
-      </w:r>
-      <w:r>
-        <w:rPr>
-          <w:rFonts w:ascii="Arial" w:hAnsi="Arial" w:cs="Arial"/>
+          <w:highlight w:val="yellow"/>
+          <w:lang w:val="en-CA"/>
+        </w:rPr>
+        <w:t>1st project (10/2022 through 01/2025):</w:t>
+      </w:r>
+      <w:bookmarkStart w:id="0" w:name="_GoBack"/>
+      <w:bookmarkEnd w:id="0"/>
+    </w:p>
+    <w:p>
+      <w:pPr>
+        <w:numPr>
+          <w:ilvl w:val="0"/>
+          <w:numId w:val="6"/>
+        </w:numPr>
+        <w:tabs>
+          <w:tab w:val="left" w:pos="720"/>
+        </w:tabs>
+        <w:spacing w:before="0" w:after="0"/>
+        <w:ind w:left="1080"/>
+        <w:rPr>
+          <w:rFonts w:ascii="Arial" w:hAnsi="Arial" w:cs="Arial"/>
+          <w:b/>
           <w:bCs/>
           <w:lang w:val="en-CA"/>
         </w:rPr>
-        <w:t xml:space="preserve"> AML remediation populations (trust, NRM4 and transportation assets).</w:t>
-      </w:r>
+      </w:pPr>
+      <w:r>
+        <w:rPr>
+          <w:rFonts w:ascii="Arial" w:hAnsi="Arial" w:cs="Arial"/>
+          <w:lang w:val="en-CA"/>
+        </w:rPr>
+        <w:t xml:space="preserve">Worked on </w:t>
+      </w:r>
+      <w:r>
+        <w:rPr>
+          <w:rFonts w:ascii="Arial" w:hAnsi="Arial" w:cs="Arial"/>
+          <w:color w:val="FF0000"/>
+          <w:lang w:val="en-CA"/>
+        </w:rPr>
+        <w:t xml:space="preserve">customer </w:t>
+      </w:r>
+      <w:proofErr w:type="spellStart"/>
+      <w:r>
+        <w:rPr>
+          <w:rFonts w:ascii="Arial" w:hAnsi="Arial" w:cs="Arial"/>
+          <w:color w:val="FF0000"/>
+          <w:lang w:val="en-CA"/>
+        </w:rPr>
+        <w:t>remediations</w:t>
+      </w:r>
+      <w:proofErr w:type="spellEnd"/>
+      <w:r>
+        <w:rPr>
+          <w:rFonts w:ascii="Arial" w:hAnsi="Arial" w:cs="Arial"/>
+          <w:lang w:val="en-CA"/>
+        </w:rPr>
+        <w:t xml:space="preserve">, </w:t>
+      </w:r>
+      <w:r>
+        <w:rPr>
+          <w:rFonts w:ascii="Arial" w:hAnsi="Arial" w:cs="Arial"/>
+          <w:lang w:val="en-CA"/>
+        </w:rPr>
+        <w:t>responsible for</w:t>
+      </w:r>
+      <w:r>
+        <w:rPr>
+          <w:rFonts w:ascii="Arial" w:hAnsi="Arial" w:cs="Arial"/>
+          <w:lang w:val="en-CA"/>
+        </w:rPr>
+        <w:t xml:space="preserve"> the creation of the final artifacts from which refunds and letters are issued to customer</w:t>
+      </w:r>
+      <w:r>
+        <w:rPr>
+          <w:rFonts w:ascii="Arial" w:hAnsi="Arial" w:cs="Arial"/>
+          <w:lang w:val="en-CA"/>
+        </w:rPr>
+        <w:t>s</w:t>
+      </w:r>
+      <w:r>
+        <w:rPr>
+          <w:rFonts w:ascii="Arial" w:hAnsi="Arial" w:cs="Arial"/>
+          <w:lang w:val="en-CA"/>
+        </w:rPr>
+        <w:t xml:space="preserve"> as required by </w:t>
+      </w:r>
+      <w:r>
+        <w:rPr>
+          <w:rFonts w:ascii="Arial" w:hAnsi="Arial" w:cs="Arial"/>
+          <w:color w:val="FF0000"/>
+          <w:lang w:val="en-CA"/>
+        </w:rPr>
+        <w:t>regulators</w:t>
+      </w:r>
+      <w:r>
+        <w:rPr>
+          <w:rFonts w:ascii="Arial" w:hAnsi="Arial" w:cs="Arial"/>
+          <w:lang w:val="en-CA"/>
+        </w:rPr>
+        <w:t xml:space="preserve">, following strict </w:t>
+      </w:r>
+      <w:r>
+        <w:rPr>
+          <w:rFonts w:ascii="Arial" w:hAnsi="Arial" w:cs="Arial"/>
+          <w:color w:val="FF0000"/>
+          <w:lang w:val="en-CA"/>
+        </w:rPr>
+        <w:t xml:space="preserve">Confluence </w:t>
+      </w:r>
+      <w:r>
+        <w:rPr>
+          <w:rFonts w:ascii="Arial" w:hAnsi="Arial" w:cs="Arial"/>
+          <w:lang w:val="en-CA"/>
+        </w:rPr>
+        <w:t>procedures</w:t>
+      </w:r>
+      <w:r>
+        <w:rPr>
+          <w:rFonts w:ascii="Arial" w:hAnsi="Arial" w:cs="Arial"/>
+          <w:lang w:val="en-CA"/>
+        </w:rPr>
+        <w:t>.</w:t>
+      </w:r>
+    </w:p>
+    <w:p>
+      <w:pPr>
+        <w:numPr>
+          <w:ilvl w:val="0"/>
+          <w:numId w:val="6"/>
+        </w:numPr>
+        <w:tabs>
+          <w:tab w:val="left" w:pos="720"/>
+        </w:tabs>
+        <w:spacing w:before="0" w:after="0"/>
+        <w:ind w:left="1080"/>
+        <w:rPr>
+          <w:rFonts w:ascii="Arial" w:hAnsi="Arial" w:cs="Arial"/>
+          <w:lang w:val="en-CA"/>
+        </w:rPr>
+      </w:pPr>
+      <w:r>
+        <w:rPr>
+          <w:rFonts w:ascii="Arial" w:hAnsi="Arial" w:cs="Arial"/>
+          <w:lang w:val="en-CA"/>
+        </w:rPr>
+        <w:t xml:space="preserve">Managed </w:t>
+      </w:r>
+      <w:r>
+        <w:rPr>
+          <w:rFonts w:ascii="Arial" w:hAnsi="Arial" w:cs="Arial"/>
+          <w:color w:val="FF0000"/>
+          <w:lang w:val="en-CA"/>
+        </w:rPr>
+        <w:t xml:space="preserve">SAS </w:t>
+      </w:r>
+      <w:r>
+        <w:rPr>
+          <w:rFonts w:ascii="Arial" w:hAnsi="Arial" w:cs="Arial"/>
+          <w:lang w:val="en-CA"/>
+        </w:rPr>
+        <w:t xml:space="preserve">code </w:t>
+      </w:r>
+      <w:r>
+        <w:rPr>
+          <w:rFonts w:ascii="Arial" w:hAnsi="Arial" w:cs="Arial"/>
+          <w:lang w:val="en-CA"/>
+        </w:rPr>
+        <w:t xml:space="preserve">used </w:t>
+      </w:r>
+      <w:r>
+        <w:rPr>
+          <w:rFonts w:ascii="Arial" w:hAnsi="Arial" w:cs="Arial"/>
+          <w:lang w:val="en-CA"/>
+        </w:rPr>
+        <w:t>to cre</w:t>
+      </w:r>
+      <w:r>
+        <w:rPr>
+          <w:rFonts w:ascii="Arial" w:hAnsi="Arial" w:cs="Arial"/>
+          <w:lang w:val="en-CA"/>
+        </w:rPr>
+        <w:t xml:space="preserve">ate final remediation artifacts, </w:t>
+      </w:r>
+      <w:r>
+        <w:rPr>
+          <w:rFonts w:ascii="Arial" w:hAnsi="Arial" w:cs="Arial"/>
+          <w:lang w:val="en-CA"/>
+        </w:rPr>
+        <w:t>m</w:t>
+      </w:r>
+      <w:r>
+        <w:rPr>
+          <w:rFonts w:ascii="Arial" w:hAnsi="Arial" w:cs="Arial"/>
+          <w:lang w:val="en-CA"/>
+        </w:rPr>
+        <w:t xml:space="preserve">ade changes to </w:t>
+      </w:r>
+      <w:r>
+        <w:rPr>
+          <w:rFonts w:ascii="Arial" w:hAnsi="Arial" w:cs="Arial"/>
+          <w:lang w:val="en-CA"/>
+        </w:rPr>
+        <w:t xml:space="preserve">the code to </w:t>
+      </w:r>
+      <w:r>
+        <w:rPr>
+          <w:rFonts w:ascii="Arial" w:hAnsi="Arial" w:cs="Arial"/>
+          <w:lang w:val="en-CA"/>
+        </w:rPr>
+        <w:t xml:space="preserve">add </w:t>
+      </w:r>
+      <w:r>
+        <w:rPr>
+          <w:rFonts w:ascii="Arial" w:hAnsi="Arial" w:cs="Arial"/>
+          <w:color w:val="FF0000"/>
+          <w:lang w:val="en-CA"/>
+        </w:rPr>
+        <w:t>enhancements</w:t>
+      </w:r>
+      <w:r>
+        <w:rPr>
+          <w:rFonts w:ascii="Arial" w:hAnsi="Arial" w:cs="Arial"/>
+          <w:lang w:val="en-CA"/>
+        </w:rPr>
+        <w:t xml:space="preserve">, </w:t>
+      </w:r>
+      <w:r>
+        <w:rPr>
+          <w:rFonts w:ascii="Arial" w:hAnsi="Arial" w:cs="Arial"/>
+          <w:color w:val="FF0000"/>
+          <w:lang w:val="en-CA"/>
+        </w:rPr>
+        <w:t xml:space="preserve">optimize performance </w:t>
+      </w:r>
+      <w:r>
+        <w:rPr>
+          <w:rFonts w:ascii="Arial" w:hAnsi="Arial" w:cs="Arial"/>
+          <w:lang w:val="en-CA"/>
+        </w:rPr>
+        <w:t xml:space="preserve">and minimize the number of </w:t>
+      </w:r>
+      <w:r>
+        <w:rPr>
+          <w:rFonts w:ascii="Arial" w:hAnsi="Arial" w:cs="Arial"/>
+          <w:color w:val="FF0000"/>
+          <w:lang w:val="en-CA"/>
+        </w:rPr>
+        <w:t xml:space="preserve">defects </w:t>
+      </w:r>
+      <w:r>
+        <w:rPr>
+          <w:rFonts w:ascii="Arial" w:hAnsi="Arial" w:cs="Arial"/>
+          <w:lang w:val="en-CA"/>
+        </w:rPr>
+        <w:t xml:space="preserve">and findings </w:t>
+      </w:r>
+      <w:r>
+        <w:rPr>
+          <w:rFonts w:ascii="Arial" w:hAnsi="Arial" w:cs="Arial"/>
+          <w:lang w:val="en-CA"/>
+        </w:rPr>
+        <w:t xml:space="preserve">in </w:t>
+      </w:r>
+      <w:r>
+        <w:rPr>
+          <w:rFonts w:ascii="Arial" w:hAnsi="Arial" w:cs="Arial"/>
+          <w:color w:val="FF0000"/>
+          <w:lang w:val="en-CA"/>
+        </w:rPr>
+        <w:t>peer review</w:t>
+      </w:r>
+      <w:r>
+        <w:rPr>
+          <w:rFonts w:ascii="Arial" w:hAnsi="Arial" w:cs="Arial"/>
+          <w:color w:val="FF0000"/>
+          <w:lang w:val="en-CA"/>
+        </w:rPr>
+        <w:t>s</w:t>
+      </w:r>
+      <w:r>
+        <w:rPr>
+          <w:rFonts w:ascii="Arial" w:hAnsi="Arial" w:cs="Arial"/>
+          <w:lang w:val="en-CA"/>
+        </w:rPr>
+        <w:t>.</w:t>
+      </w:r>
+      <w:r>
+        <w:rPr>
+          <w:rFonts w:ascii="Arial" w:hAnsi="Arial" w:cs="Arial"/>
+          <w:lang w:val="en-CA"/>
+        </w:rPr>
+        <w:t xml:space="preserve"> As an example</w:t>
+      </w:r>
+      <w:r>
+        <w:rPr>
+          <w:rFonts w:ascii="Arial" w:hAnsi="Arial" w:cs="Arial"/>
+          <w:lang w:val="en-CA"/>
+        </w:rPr>
+        <w:t xml:space="preserve"> of enhancement</w:t>
+      </w:r>
+      <w:r>
+        <w:rPr>
+          <w:rFonts w:ascii="Arial" w:hAnsi="Arial" w:cs="Arial"/>
+          <w:lang w:val="en-CA"/>
+        </w:rPr>
+        <w:t xml:space="preserve">, when a new analyst takes over a remediation, all </w:t>
+      </w:r>
+      <w:r>
+        <w:rPr>
+          <w:rFonts w:ascii="Arial" w:hAnsi="Arial" w:cs="Arial"/>
+          <w:lang w:val="en-CA"/>
+        </w:rPr>
+        <w:t>the</w:t>
+      </w:r>
+      <w:r>
+        <w:rPr>
+          <w:rFonts w:ascii="Arial" w:hAnsi="Arial" w:cs="Arial"/>
+          <w:lang w:val="en-CA"/>
+        </w:rPr>
+        <w:t xml:space="preserve"> </w:t>
+      </w:r>
+      <w:r>
+        <w:rPr>
+          <w:rFonts w:ascii="Arial" w:hAnsi="Arial" w:cs="Arial"/>
+          <w:color w:val="FF0000"/>
+          <w:lang w:val="en-CA"/>
+        </w:rPr>
+        <w:t xml:space="preserve">artifacts </w:t>
+      </w:r>
+      <w:r>
+        <w:rPr>
+          <w:rFonts w:ascii="Arial" w:hAnsi="Arial" w:cs="Arial"/>
+          <w:lang w:val="en-CA"/>
+        </w:rPr>
+        <w:t xml:space="preserve">and </w:t>
+      </w:r>
+      <w:r>
+        <w:rPr>
+          <w:rFonts w:ascii="Arial" w:hAnsi="Arial" w:cs="Arial"/>
+          <w:color w:val="FF0000"/>
+          <w:lang w:val="en-CA"/>
+        </w:rPr>
+        <w:t xml:space="preserve">SAS </w:t>
+      </w:r>
+      <w:r>
+        <w:rPr>
+          <w:rFonts w:ascii="Arial" w:hAnsi="Arial" w:cs="Arial"/>
+          <w:lang w:val="en-CA"/>
+        </w:rPr>
+        <w:t xml:space="preserve">tables </w:t>
+      </w:r>
+      <w:r>
+        <w:rPr>
+          <w:rFonts w:ascii="Arial" w:hAnsi="Arial" w:cs="Arial"/>
+          <w:lang w:val="en-CA"/>
+        </w:rPr>
+        <w:t xml:space="preserve">created by the previous analyst </w:t>
+      </w:r>
+      <w:r>
+        <w:rPr>
+          <w:rFonts w:ascii="Arial" w:hAnsi="Arial" w:cs="Arial"/>
+          <w:lang w:val="en-CA"/>
+        </w:rPr>
+        <w:t xml:space="preserve">are </w:t>
+      </w:r>
+      <w:r>
+        <w:rPr>
+          <w:rFonts w:ascii="Arial" w:hAnsi="Arial" w:cs="Arial"/>
+          <w:color w:val="FF0000"/>
+          <w:lang w:val="en-CA"/>
+        </w:rPr>
+        <w:t xml:space="preserve">automatically </w:t>
+      </w:r>
+      <w:r>
+        <w:rPr>
+          <w:rFonts w:ascii="Arial" w:hAnsi="Arial" w:cs="Arial"/>
+          <w:lang w:val="en-CA"/>
+        </w:rPr>
+        <w:t xml:space="preserve">saved to a new subfolder as </w:t>
+      </w:r>
+      <w:r>
+        <w:rPr>
+          <w:rFonts w:ascii="Arial" w:hAnsi="Arial" w:cs="Arial"/>
+          <w:color w:val="FF0000"/>
+          <w:lang w:val="en-CA"/>
+        </w:rPr>
+        <w:t>backup</w:t>
+      </w:r>
+      <w:r>
+        <w:rPr>
+          <w:rFonts w:ascii="Arial" w:hAnsi="Arial" w:cs="Arial"/>
+          <w:lang w:val="en-CA"/>
+        </w:rPr>
+        <w:t>.</w:t>
+      </w:r>
+    </w:p>
+    <w:p>
+      <w:pPr>
+        <w:numPr>
+          <w:ilvl w:val="0"/>
+          <w:numId w:val="6"/>
+        </w:numPr>
+        <w:tabs>
+          <w:tab w:val="left" w:pos="720"/>
+        </w:tabs>
+        <w:spacing w:before="0" w:after="0"/>
+        <w:ind w:left="1080"/>
+        <w:rPr>
+          <w:rFonts w:ascii="Arial" w:hAnsi="Arial" w:cs="Arial"/>
+          <w:lang w:val="en-CA"/>
+        </w:rPr>
+      </w:pPr>
+      <w:r>
+        <w:rPr>
+          <w:rFonts w:ascii="Arial" w:hAnsi="Arial" w:cs="Arial"/>
+          <w:lang w:val="en-CA"/>
+        </w:rPr>
+        <w:t xml:space="preserve">Created </w:t>
+      </w:r>
+      <w:r>
+        <w:rPr>
+          <w:rFonts w:ascii="Arial" w:hAnsi="Arial" w:cs="Arial"/>
+          <w:color w:val="FF0000"/>
+          <w:lang w:val="en-CA"/>
+        </w:rPr>
+        <w:t>ETL</w:t>
+      </w:r>
+      <w:r>
+        <w:rPr>
+          <w:rFonts w:ascii="Arial" w:hAnsi="Arial" w:cs="Arial"/>
+          <w:lang w:val="en-CA"/>
+        </w:rPr>
+        <w:t xml:space="preserve">'s to produce </w:t>
+      </w:r>
+      <w:r>
+        <w:rPr>
+          <w:rFonts w:ascii="Arial" w:hAnsi="Arial" w:cs="Arial"/>
+          <w:lang w:val="en-CA"/>
+        </w:rPr>
+        <w:t xml:space="preserve">new </w:t>
+      </w:r>
+      <w:r>
+        <w:rPr>
+          <w:rFonts w:ascii="Arial" w:hAnsi="Arial" w:cs="Arial"/>
+          <w:lang w:val="en-CA"/>
+        </w:rPr>
+        <w:t>artifacts by mapping</w:t>
+      </w:r>
+      <w:r>
+        <w:rPr>
+          <w:rFonts w:ascii="Arial" w:hAnsi="Arial" w:cs="Arial"/>
+          <w:lang w:val="en-CA"/>
+        </w:rPr>
+        <w:t xml:space="preserve"> f</w:t>
+      </w:r>
+      <w:r>
+        <w:rPr>
+          <w:rFonts w:ascii="Arial" w:hAnsi="Arial" w:cs="Arial"/>
+          <w:lang w:val="en-CA"/>
+        </w:rPr>
+        <w:t xml:space="preserve">ields from </w:t>
+      </w:r>
+      <w:r>
+        <w:rPr>
+          <w:rFonts w:ascii="Arial" w:hAnsi="Arial" w:cs="Arial"/>
+          <w:lang w:val="en-CA"/>
+        </w:rPr>
+        <w:t xml:space="preserve">the </w:t>
+      </w:r>
+      <w:r>
+        <w:rPr>
+          <w:rFonts w:ascii="Arial" w:hAnsi="Arial" w:cs="Arial"/>
+          <w:lang w:val="en-CA"/>
+        </w:rPr>
+        <w:t xml:space="preserve">execution data requirements (EDR) to data tables. </w:t>
+      </w:r>
+      <w:r>
+        <w:rPr>
+          <w:rFonts w:ascii="Arial" w:hAnsi="Arial" w:cs="Arial"/>
+          <w:lang w:val="en-CA"/>
+        </w:rPr>
+        <w:t>Contributed</w:t>
+      </w:r>
+      <w:r>
+        <w:rPr>
+          <w:rFonts w:ascii="Arial" w:hAnsi="Arial" w:cs="Arial"/>
+          <w:lang w:val="en-CA"/>
+        </w:rPr>
+        <w:t xml:space="preserve"> to </w:t>
+      </w:r>
+      <w:r>
+        <w:rPr>
+          <w:rFonts w:ascii="Arial" w:hAnsi="Arial" w:cs="Arial"/>
+          <w:lang w:val="en-CA"/>
+        </w:rPr>
+        <w:t>design</w:t>
+      </w:r>
+      <w:r>
+        <w:rPr>
+          <w:rFonts w:ascii="Arial" w:hAnsi="Arial" w:cs="Arial"/>
+          <w:lang w:val="en-CA"/>
+        </w:rPr>
+        <w:t xml:space="preserve"> </w:t>
+      </w:r>
+      <w:r>
+        <w:rPr>
+          <w:rFonts w:ascii="Arial" w:hAnsi="Arial" w:cs="Arial"/>
+          <w:color w:val="FF0000"/>
+          <w:lang w:val="en-CA"/>
+        </w:rPr>
+        <w:t>artifact layouts</w:t>
+      </w:r>
+      <w:r>
+        <w:rPr>
+          <w:rFonts w:ascii="Arial" w:hAnsi="Arial" w:cs="Arial"/>
+          <w:lang w:val="en-CA"/>
+        </w:rPr>
+        <w:t>.</w:t>
+      </w:r>
+    </w:p>
+    <w:p>
+      <w:pPr>
+        <w:numPr>
+          <w:ilvl w:val="0"/>
+          <w:numId w:val="6"/>
+        </w:numPr>
+        <w:tabs>
+          <w:tab w:val="left" w:pos="720"/>
+        </w:tabs>
+        <w:spacing w:before="0" w:after="0"/>
+        <w:ind w:left="1080"/>
+        <w:rPr>
+          <w:rFonts w:ascii="Arial" w:hAnsi="Arial" w:cs="Arial"/>
+          <w:lang w:val="en-CA"/>
+        </w:rPr>
+      </w:pPr>
+      <w:r>
+        <w:rPr>
+          <w:rFonts w:ascii="Arial" w:hAnsi="Arial" w:cs="Arial"/>
+          <w:lang w:val="en-CA"/>
+        </w:rPr>
+        <w:t xml:space="preserve">Used </w:t>
+      </w:r>
+      <w:r>
+        <w:rPr>
+          <w:rFonts w:ascii="Arial" w:hAnsi="Arial" w:cs="Arial"/>
+          <w:color w:val="FF0000"/>
+          <w:lang w:val="en-CA"/>
+        </w:rPr>
+        <w:t xml:space="preserve">GitHub </w:t>
+      </w:r>
+      <w:r>
+        <w:rPr>
+          <w:rFonts w:ascii="Arial" w:hAnsi="Arial" w:cs="Arial"/>
+          <w:lang w:val="en-CA"/>
+        </w:rPr>
+        <w:t xml:space="preserve">for code version control and sharing and </w:t>
+      </w:r>
+      <w:r>
+        <w:rPr>
+          <w:rFonts w:ascii="Arial" w:hAnsi="Arial" w:cs="Arial"/>
+          <w:color w:val="FF0000"/>
+          <w:lang w:val="en-CA"/>
+        </w:rPr>
+        <w:t xml:space="preserve">DMS </w:t>
+      </w:r>
+      <w:r>
+        <w:rPr>
+          <w:rFonts w:ascii="Arial" w:hAnsi="Arial" w:cs="Arial"/>
+          <w:lang w:val="en-CA"/>
+        </w:rPr>
+        <w:t xml:space="preserve">as a secure repository for </w:t>
+      </w:r>
+      <w:r>
+        <w:rPr>
+          <w:rFonts w:ascii="Arial" w:hAnsi="Arial" w:cs="Arial"/>
+          <w:lang w:val="en-CA"/>
+        </w:rPr>
+        <w:t xml:space="preserve">storing and </w:t>
+      </w:r>
+      <w:r>
+        <w:rPr>
+          <w:rFonts w:ascii="Arial" w:hAnsi="Arial" w:cs="Arial"/>
+          <w:lang w:val="en-CA"/>
+        </w:rPr>
+        <w:t>sharing artifacts.</w:t>
+      </w:r>
+    </w:p>
+    <w:p>
+      <w:pPr>
+        <w:tabs>
+          <w:tab w:val="right" w:pos="9360"/>
+        </w:tabs>
+        <w:spacing w:before="0" w:after="0"/>
+        <w:rPr>
+          <w:rFonts w:ascii="Arial" w:hAnsi="Arial" w:cs="Arial"/>
+          <w:b/>
+          <w:bCs/>
+          <w:lang w:val="en-CA"/>
+        </w:rPr>
+      </w:pPr>
+    </w:p>
+    <w:p>
+      <w:pPr>
+        <w:tabs>
+          <w:tab w:val="right" w:pos="9360"/>
+        </w:tabs>
+        <w:spacing w:before="0" w:after="0"/>
+        <w:rPr>
+          <w:rFonts w:ascii="Arial" w:hAnsi="Arial" w:cs="Arial"/>
+          <w:b/>
+          <w:bCs/>
+          <w:lang w:val="en-CA"/>
+        </w:rPr>
+      </w:pPr>
+      <w:proofErr w:type="spellStart"/>
+      <w:r>
+        <w:rPr>
+          <w:rFonts w:ascii="Arial" w:hAnsi="Arial" w:cs="Arial"/>
+          <w:b/>
+          <w:bCs/>
+          <w:lang w:val="en-CA"/>
+        </w:rPr>
+        <w:t>Truist</w:t>
+      </w:r>
+      <w:proofErr w:type="spellEnd"/>
+      <w:r>
+        <w:rPr>
+          <w:rFonts w:ascii="Arial" w:hAnsi="Arial" w:cs="Arial"/>
+          <w:b/>
+          <w:bCs/>
+          <w:lang w:val="en-CA"/>
+        </w:rPr>
+        <w:t xml:space="preserve">, </w:t>
+      </w:r>
+      <w:r>
+        <w:rPr>
+          <w:rFonts w:ascii="Arial" w:hAnsi="Arial" w:cs="Arial"/>
+          <w:b/>
+          <w:bCs/>
+          <w:lang w:val="en-CA"/>
+        </w:rPr>
+        <w:t>Charlotte</w:t>
+      </w:r>
+      <w:r>
+        <w:rPr>
+          <w:rFonts w:ascii="Arial" w:hAnsi="Arial" w:cs="Arial"/>
+          <w:b/>
+          <w:bCs/>
+          <w:lang w:val="en-CA"/>
+        </w:rPr>
+        <w:t xml:space="preserve">, </w:t>
+      </w:r>
+      <w:r>
+        <w:rPr>
+          <w:rFonts w:ascii="Arial" w:hAnsi="Arial" w:cs="Arial"/>
+          <w:b/>
+          <w:bCs/>
+          <w:lang w:val="en-CA"/>
+        </w:rPr>
+        <w:t>NC (</w:t>
+      </w:r>
+      <w:r>
+        <w:rPr>
+          <w:rFonts w:ascii="Arial" w:hAnsi="Arial" w:cs="Arial"/>
+          <w:b/>
+          <w:bCs/>
+          <w:color w:val="00B050"/>
+          <w:lang w:val="en-CA"/>
+        </w:rPr>
+        <w:t>bank</w:t>
+      </w:r>
+      <w:r>
+        <w:rPr>
+          <w:rFonts w:ascii="Arial" w:hAnsi="Arial" w:cs="Arial"/>
+          <w:b/>
+          <w:bCs/>
+          <w:color w:val="00B050"/>
+          <w:lang w:val="en-CA"/>
+        </w:rPr>
+        <w:t>ing</w:t>
+      </w:r>
+      <w:r>
+        <w:rPr>
+          <w:rFonts w:ascii="Arial" w:hAnsi="Arial" w:cs="Arial"/>
+          <w:b/>
+          <w:bCs/>
+          <w:lang w:val="en-CA"/>
+        </w:rPr>
+        <w:t>)</w:t>
+      </w:r>
+    </w:p>
+    <w:p>
+      <w:pPr>
+        <w:tabs>
+          <w:tab w:val="right" w:pos="9360"/>
+        </w:tabs>
+        <w:spacing w:before="0" w:after="0"/>
+        <w:ind w:left="720"/>
+        <w:rPr>
+          <w:rFonts w:ascii="Arial" w:hAnsi="Arial" w:cs="Arial"/>
+          <w:b/>
+          <w:lang w:val="en-CA"/>
+        </w:rPr>
+      </w:pPr>
+      <w:r>
+        <w:rPr>
+          <w:rFonts w:ascii="Arial" w:hAnsi="Arial" w:cs="Arial"/>
+          <w:i/>
+          <w:lang w:val="en-CA"/>
+        </w:rPr>
+        <w:t xml:space="preserve">Data </w:t>
+      </w:r>
+      <w:r>
+        <w:rPr>
+          <w:rFonts w:ascii="Arial" w:hAnsi="Arial" w:cs="Arial"/>
+          <w:i/>
+          <w:lang w:val="en-CA"/>
+        </w:rPr>
+        <w:t xml:space="preserve">Analytics </w:t>
+      </w:r>
+      <w:r>
+        <w:rPr>
+          <w:rFonts w:ascii="Arial" w:hAnsi="Arial" w:cs="Arial"/>
+          <w:i/>
+          <w:lang w:val="en-CA"/>
+        </w:rPr>
+        <w:t>SQL/Python</w:t>
+      </w:r>
+      <w:r>
+        <w:rPr>
+          <w:rFonts w:ascii="Arial" w:hAnsi="Arial" w:cs="Arial"/>
+          <w:i/>
+          <w:lang w:val="en-CA"/>
+        </w:rPr>
+        <w:t xml:space="preserve"> (</w:t>
+      </w:r>
+      <w:r>
+        <w:rPr>
+          <w:rFonts w:ascii="Arial" w:hAnsi="Arial" w:cs="Arial"/>
+          <w:i/>
+          <w:color w:val="7030A0"/>
+          <w:lang w:val="en-CA"/>
+        </w:rPr>
+        <w:t>contract</w:t>
+      </w:r>
+      <w:r>
+        <w:rPr>
+          <w:rFonts w:ascii="Arial" w:hAnsi="Arial" w:cs="Arial"/>
+          <w:i/>
+          <w:color w:val="7030A0"/>
+          <w:lang w:val="en-CA"/>
+        </w:rPr>
+        <w:t xml:space="preserve"> </w:t>
+      </w:r>
+      <w:r>
+        <w:rPr>
+          <w:rFonts w:ascii="Arial" w:hAnsi="Arial" w:cs="Arial"/>
+          <w:i/>
+          <w:lang w:val="en-CA"/>
+        </w:rPr>
+        <w:t>/</w:t>
+      </w:r>
+      <w:r>
+        <w:rPr>
+          <w:rFonts w:ascii="Arial" w:hAnsi="Arial" w:cs="Arial"/>
+          <w:i/>
+          <w:lang w:val="en-CA"/>
+        </w:rPr>
+        <w:t xml:space="preserve"> </w:t>
+      </w:r>
+      <w:r>
+        <w:rPr>
+          <w:rFonts w:ascii="Arial" w:hAnsi="Arial" w:cs="Arial"/>
+          <w:i/>
+          <w:color w:val="E36C0A" w:themeColor="accent6" w:themeShade="BF"/>
+          <w:lang w:val="en-CA"/>
+        </w:rPr>
+        <w:t>remote</w:t>
+      </w:r>
+      <w:r>
+        <w:rPr>
+          <w:rFonts w:ascii="Arial" w:hAnsi="Arial" w:cs="Arial"/>
+          <w:i/>
+          <w:lang w:val="en-CA"/>
+        </w:rPr>
+        <w:t>)</w:t>
+      </w:r>
+      <w:r>
+        <w:rPr>
+          <w:rFonts w:ascii="Arial" w:hAnsi="Arial" w:cs="Arial"/>
+          <w:i/>
+          <w:lang w:val="en-CA"/>
+        </w:rPr>
+        <w:tab/>
+      </w:r>
+      <w:r>
+        <w:rPr>
+          <w:rFonts w:ascii="Arial" w:hAnsi="Arial" w:cs="Arial"/>
+          <w:b/>
+          <w:lang w:val="en-CA"/>
+        </w:rPr>
+        <w:t>0</w:t>
+      </w:r>
+      <w:r>
+        <w:rPr>
+          <w:rFonts w:ascii="Arial" w:hAnsi="Arial" w:cs="Arial"/>
+          <w:b/>
+          <w:lang w:val="en-CA"/>
+        </w:rPr>
+        <w:t>9</w:t>
+      </w:r>
+      <w:r>
+        <w:rPr>
+          <w:rFonts w:ascii="Arial" w:hAnsi="Arial" w:cs="Arial"/>
+          <w:b/>
+          <w:lang w:val="en-CA"/>
+        </w:rPr>
+        <w:t>/202</w:t>
+      </w:r>
+      <w:r>
+        <w:rPr>
+          <w:rFonts w:ascii="Arial" w:hAnsi="Arial" w:cs="Arial"/>
+          <w:b/>
+          <w:lang w:val="en-CA"/>
+        </w:rPr>
+        <w:t>1</w:t>
+      </w:r>
+      <w:r>
+        <w:rPr>
+          <w:rFonts w:ascii="Arial" w:hAnsi="Arial" w:cs="Arial"/>
+          <w:b/>
+          <w:lang w:val="en-CA"/>
+        </w:rPr>
+        <w:t xml:space="preserve"> </w:t>
+      </w:r>
+      <w:r>
+        <w:rPr>
+          <w:rFonts w:ascii="Arial" w:hAnsi="Arial" w:cs="Arial"/>
+          <w:b/>
+          <w:lang w:val="en-US"/>
+        </w:rPr>
+        <w:t>–</w:t>
+      </w:r>
+      <w:r>
+        <w:rPr>
+          <w:rFonts w:ascii="Arial" w:hAnsi="Arial" w:cs="Arial"/>
+          <w:b/>
+          <w:lang w:val="en-CA"/>
+        </w:rPr>
+        <w:t xml:space="preserve"> 0</w:t>
+      </w:r>
+      <w:r>
+        <w:rPr>
+          <w:rFonts w:ascii="Arial" w:hAnsi="Arial" w:cs="Arial"/>
+          <w:b/>
+          <w:lang w:val="en-CA"/>
+        </w:rPr>
+        <w:t>3</w:t>
+      </w:r>
+      <w:r>
+        <w:rPr>
+          <w:rFonts w:ascii="Arial" w:hAnsi="Arial" w:cs="Arial"/>
+          <w:b/>
+          <w:lang w:val="en-CA"/>
+        </w:rPr>
+        <w:t>/2022</w:t>
+      </w:r>
+    </w:p>
+    <w:p>
+      <w:pPr>
+        <w:tabs>
+          <w:tab w:val="right" w:pos="9360"/>
+        </w:tabs>
+        <w:spacing w:before="0" w:after="0"/>
+        <w:ind w:left="720"/>
+        <w:rPr>
+          <w:rFonts w:ascii="Arial" w:hAnsi="Arial" w:cs="Arial"/>
+          <w:b/>
+          <w:lang w:val="en-CA"/>
+        </w:rPr>
+      </w:pPr>
     </w:p>
     <w:p>
       <w:pPr>
@@ -4707,74 +5943,109 @@
       <w:r>
         <w:rPr>
           <w:rFonts w:ascii="Arial" w:hAnsi="Arial" w:cs="Arial"/>
-          <w:bCs/>
-          <w:lang w:val="en-CA"/>
-        </w:rPr>
-        <w:t>Created population identification workbooks</w:t>
-      </w:r>
-      <w:r>
-        <w:rPr>
-          <w:rFonts w:ascii="Arial" w:hAnsi="Arial" w:cs="Arial"/>
-          <w:bCs/>
-          <w:lang w:val="en-CA"/>
-        </w:rPr>
-        <w:t xml:space="preserve"> and</w:t>
-      </w:r>
-      <w:r>
-        <w:rPr>
-          <w:rFonts w:ascii="Arial" w:hAnsi="Arial" w:cs="Arial"/>
-          <w:bCs/>
-          <w:lang w:val="en-CA"/>
-        </w:rPr>
-        <w:t xml:space="preserve"> </w:t>
-      </w:r>
-      <w:r>
-        <w:rPr>
-          <w:rFonts w:ascii="Arial" w:hAnsi="Arial" w:cs="Arial"/>
-          <w:bCs/>
-          <w:lang w:val="en-CA"/>
-        </w:rPr>
-        <w:t>waterfall charts</w:t>
-      </w:r>
-      <w:r>
-        <w:rPr>
-          <w:rFonts w:ascii="Arial" w:hAnsi="Arial" w:cs="Arial"/>
-          <w:bCs/>
-          <w:lang w:val="en-CA"/>
-        </w:rPr>
-        <w:t xml:space="preserve"> and</w:t>
-      </w:r>
-      <w:r>
-        <w:rPr>
-          <w:rFonts w:ascii="Arial" w:hAnsi="Arial" w:cs="Arial"/>
-          <w:bCs/>
-          <w:lang w:val="en-CA"/>
-        </w:rPr>
-        <w:t xml:space="preserve"> presented them to </w:t>
-      </w:r>
-      <w:r>
-        <w:rPr>
-          <w:rFonts w:ascii="Arial" w:hAnsi="Arial" w:cs="Arial"/>
-          <w:bCs/>
-          <w:lang w:val="en-CA"/>
-        </w:rPr>
-        <w:t xml:space="preserve">senior </w:t>
-      </w:r>
-      <w:r>
-        <w:rPr>
-          <w:rFonts w:ascii="Arial" w:hAnsi="Arial" w:cs="Arial"/>
-          <w:bCs/>
-          <w:lang w:val="en-CA"/>
-        </w:rPr>
-        <w:t>directors</w:t>
-      </w:r>
-      <w:r>
-        <w:rPr>
-          <w:rFonts w:ascii="Arial" w:hAnsi="Arial" w:cs="Arial"/>
-          <w:bCs/>
-          <w:lang w:val="en-CA"/>
-        </w:rPr>
-        <w:t xml:space="preserve"> for approval.</w:t>
+          <w:lang w:val="en-CA"/>
+        </w:rPr>
+        <w:t>Created</w:t>
+      </w:r>
+      <w:r>
+        <w:rPr>
+          <w:rFonts w:ascii="Arial" w:hAnsi="Arial" w:cs="Arial"/>
+          <w:lang w:val="en-CA"/>
+        </w:rPr>
+        <w:t xml:space="preserve"> rules based</w:t>
+      </w:r>
+      <w:r>
+        <w:rPr>
+          <w:rFonts w:ascii="Arial" w:hAnsi="Arial" w:cs="Arial"/>
+          <w:lang w:val="en-CA"/>
+        </w:rPr>
+        <w:t xml:space="preserve"> </w:t>
+      </w:r>
+      <w:r>
+        <w:rPr>
+          <w:rFonts w:ascii="Arial" w:hAnsi="Arial" w:cs="Arial"/>
+          <w:color w:val="FF0000"/>
+          <w:lang w:val="en-CA"/>
+        </w:rPr>
+        <w:t xml:space="preserve">decision tool </w:t>
+      </w:r>
+      <w:r>
+        <w:rPr>
+          <w:rFonts w:ascii="Arial" w:hAnsi="Arial" w:cs="Arial"/>
+          <w:lang w:val="en-CA"/>
+        </w:rPr>
+        <w:t xml:space="preserve">for </w:t>
+      </w:r>
+      <w:r>
+        <w:rPr>
+          <w:rFonts w:ascii="Arial" w:hAnsi="Arial" w:cs="Arial"/>
+          <w:lang w:val="en-CA"/>
+        </w:rPr>
+        <w:t xml:space="preserve">the </w:t>
+      </w:r>
+      <w:r>
+        <w:rPr>
+          <w:rFonts w:ascii="Arial" w:hAnsi="Arial" w:cs="Arial"/>
+          <w:lang w:val="en-CA"/>
+        </w:rPr>
+        <w:t xml:space="preserve">compliance and data </w:t>
+      </w:r>
+      <w:r>
+        <w:rPr>
+          <w:rFonts w:ascii="Arial" w:hAnsi="Arial" w:cs="Arial"/>
+          <w:lang w:val="en-CA"/>
+        </w:rPr>
+        <w:t>analysts to choose their optimal analytics application</w:t>
+      </w:r>
+      <w:r>
+        <w:rPr>
+          <w:rFonts w:ascii="Arial" w:hAnsi="Arial" w:cs="Arial"/>
+          <w:lang w:val="en-CA"/>
+        </w:rPr>
+        <w:t xml:space="preserve"> as a web </w:t>
+      </w:r>
+      <w:r>
+        <w:rPr>
+          <w:rFonts w:ascii="Arial" w:hAnsi="Arial" w:cs="Arial"/>
+          <w:lang w:val="en-CA"/>
+        </w:rPr>
+        <w:t>form</w:t>
+      </w:r>
+      <w:r>
+        <w:rPr>
+          <w:rFonts w:ascii="Arial" w:hAnsi="Arial" w:cs="Arial"/>
+          <w:lang w:val="en-CA"/>
+        </w:rPr>
+        <w:t xml:space="preserve"> created </w:t>
+      </w:r>
+      <w:r>
+        <w:rPr>
+          <w:rFonts w:ascii="Arial" w:hAnsi="Arial" w:cs="Arial"/>
+          <w:lang w:val="en-CA"/>
+        </w:rPr>
+        <w:t>in</w:t>
+      </w:r>
+      <w:r>
+        <w:rPr>
+          <w:rFonts w:ascii="Arial" w:hAnsi="Arial" w:cs="Arial"/>
+          <w:lang w:val="en-CA"/>
+        </w:rPr>
+        <w:t xml:space="preserve"> </w:t>
+      </w:r>
+      <w:r>
+        <w:rPr>
+          <w:rFonts w:ascii="Arial" w:hAnsi="Arial" w:cs="Arial"/>
+          <w:color w:val="FF0000"/>
+          <w:lang w:val="en-CA"/>
+        </w:rPr>
+        <w:t>Python</w:t>
+      </w:r>
+      <w:r>
+        <w:rPr>
+          <w:rFonts w:ascii="Arial" w:hAnsi="Arial" w:cs="Arial"/>
+          <w:lang w:val="en-CA"/>
+        </w:rPr>
+        <w:t>.</w:t>
       </w:r>
     </w:p>
     <w:p>
@@ -4798,18 +6069,112 @@
       <w:r>
         <w:rPr>
           <w:rFonts w:ascii="Arial" w:hAnsi="Arial" w:cs="Arial"/>
-          <w:bCs/>
-          <w:lang w:val="en-CA"/>
-        </w:rPr>
-        <w:t>Created code test scripts and w</w:t>
-      </w:r>
-      <w:r>
-        <w:rPr>
-          <w:rFonts w:ascii="Arial" w:hAnsi="Arial" w:cs="Arial"/>
-          <w:bCs/>
-          <w:lang w:val="en-CA"/>
-        </w:rPr>
-        <w:t>orked with code testers to validate the code.</w:t>
+          <w:lang w:val="en-CA"/>
+        </w:rPr>
+        <w:t xml:space="preserve">Created and maintained current report on </w:t>
+      </w:r>
+      <w:r>
+        <w:rPr>
+          <w:rFonts w:ascii="Arial" w:hAnsi="Arial" w:cs="Arial"/>
+          <w:lang w:val="en-CA"/>
+        </w:rPr>
+        <w:t xml:space="preserve">user </w:t>
+      </w:r>
+      <w:r>
+        <w:rPr>
+          <w:rFonts w:ascii="Arial" w:hAnsi="Arial" w:cs="Arial"/>
+          <w:lang w:val="en-CA"/>
+        </w:rPr>
+        <w:t xml:space="preserve">accesses for the various </w:t>
+      </w:r>
+      <w:r>
+        <w:rPr>
+          <w:rFonts w:ascii="Arial" w:hAnsi="Arial" w:cs="Arial"/>
+          <w:color w:val="FF0000"/>
+          <w:lang w:val="en-CA"/>
+        </w:rPr>
+        <w:t>proprietary applications</w:t>
+      </w:r>
+      <w:r>
+        <w:rPr>
+          <w:rFonts w:ascii="Arial" w:hAnsi="Arial" w:cs="Arial"/>
+          <w:color w:val="FF0000"/>
+          <w:lang w:val="en-CA"/>
+        </w:rPr>
+        <w:t xml:space="preserve"> </w:t>
+      </w:r>
+      <w:r>
+        <w:rPr>
+          <w:rFonts w:ascii="Arial" w:hAnsi="Arial" w:cs="Arial"/>
+          <w:lang w:val="en-CA"/>
+        </w:rPr>
+        <w:t>and data repositories</w:t>
+      </w:r>
+      <w:r>
+        <w:rPr>
+          <w:rFonts w:ascii="Arial" w:hAnsi="Arial" w:cs="Arial"/>
+          <w:lang w:val="en-CA"/>
+        </w:rPr>
+        <w:t xml:space="preserve"> (</w:t>
+      </w:r>
+      <w:r>
+        <w:rPr>
+          <w:rFonts w:ascii="Arial" w:hAnsi="Arial" w:cs="Arial"/>
+          <w:color w:val="FF0000"/>
+          <w:lang w:val="en-CA"/>
+        </w:rPr>
+        <w:t>AD</w:t>
+      </w:r>
+      <w:r>
+        <w:rPr>
+          <w:rFonts w:ascii="Arial" w:hAnsi="Arial" w:cs="Arial"/>
+          <w:lang w:val="en-CA"/>
+        </w:rPr>
+        <w:t xml:space="preserve">, </w:t>
+      </w:r>
+      <w:r>
+        <w:rPr>
+          <w:rFonts w:ascii="Arial" w:hAnsi="Arial" w:cs="Arial"/>
+          <w:color w:val="FF0000"/>
+          <w:lang w:val="en-CA"/>
+        </w:rPr>
+        <w:t>ACL</w:t>
+      </w:r>
+      <w:r>
+        <w:rPr>
+          <w:rFonts w:ascii="Arial" w:hAnsi="Arial" w:cs="Arial"/>
+          <w:lang w:val="en-CA"/>
+        </w:rPr>
+        <w:t>)</w:t>
+      </w:r>
+      <w:r>
+        <w:rPr>
+          <w:rFonts w:ascii="Arial" w:hAnsi="Arial" w:cs="Arial"/>
+          <w:lang w:val="en-CA"/>
+        </w:rPr>
+        <w:t>,</w:t>
+      </w:r>
+      <w:r>
+        <w:rPr>
+          <w:rFonts w:ascii="Arial" w:hAnsi="Arial" w:cs="Arial"/>
+          <w:lang w:val="en-CA"/>
+        </w:rPr>
+        <w:t xml:space="preserve"> for </w:t>
+      </w:r>
+      <w:r>
+        <w:rPr>
+          <w:rFonts w:ascii="Arial" w:hAnsi="Arial" w:cs="Arial"/>
+          <w:color w:val="FF0000"/>
+          <w:lang w:val="en-CA"/>
+        </w:rPr>
+        <w:t>compliance</w:t>
+      </w:r>
+      <w:r>
+        <w:rPr>
+          <w:rFonts w:ascii="Arial" w:hAnsi="Arial" w:cs="Arial"/>
+          <w:lang w:val="en-CA"/>
+        </w:rPr>
+        <w:t>.</w:t>
       </w:r>
     </w:p>
     <w:p>
@@ -4833,39 +6198,139 @@
       <w:r>
         <w:rPr>
           <w:rFonts w:ascii="Arial" w:hAnsi="Arial" w:cs="Arial"/>
-          <w:bCs/>
-          <w:lang w:val="en-CA"/>
-        </w:rPr>
-        <w:t>Developed</w:t>
-      </w:r>
-      <w:r>
-        <w:rPr>
-          <w:rFonts w:ascii="Arial" w:hAnsi="Arial" w:cs="Arial"/>
-          <w:bCs/>
-          <w:lang w:val="en-CA"/>
-        </w:rPr>
-        <w:t xml:space="preserve"> code to create ad-hoc</w:t>
-      </w:r>
-      <w:r>
-        <w:rPr>
-          <w:rFonts w:ascii="Arial" w:hAnsi="Arial" w:cs="Arial"/>
-          <w:bCs/>
-          <w:lang w:val="en-CA"/>
-        </w:rPr>
-        <w:t>,</w:t>
-      </w:r>
-      <w:r>
-        <w:rPr>
-          <w:rFonts w:ascii="Arial" w:hAnsi="Arial" w:cs="Arial"/>
-          <w:bCs/>
-          <w:lang w:val="en-CA"/>
-        </w:rPr>
-        <w:t xml:space="preserve"> time-sensitive data extracts and reports</w:t>
-      </w:r>
-      <w:r>
-        <w:rPr>
-          <w:rFonts w:ascii="Arial" w:hAnsi="Arial" w:cs="Arial"/>
-          <w:bCs/>
+          <w:lang w:val="en-CA"/>
+        </w:rPr>
+        <w:t xml:space="preserve">Ran reconciliation between </w:t>
+      </w:r>
+      <w:proofErr w:type="spellStart"/>
+      <w:r>
+        <w:rPr>
+          <w:rFonts w:ascii="Arial" w:hAnsi="Arial" w:cs="Arial"/>
+          <w:color w:val="FF0000"/>
+          <w:lang w:val="en-CA"/>
+        </w:rPr>
+        <w:t>ServiceNow</w:t>
+      </w:r>
+      <w:proofErr w:type="spellEnd"/>
+      <w:r>
+        <w:rPr>
+          <w:rFonts w:ascii="Arial" w:hAnsi="Arial" w:cs="Arial"/>
+          <w:lang w:val="en-CA"/>
+        </w:rPr>
+        <w:t>/RITM</w:t>
+      </w:r>
+      <w:r>
+        <w:rPr>
+          <w:rFonts w:ascii="Arial" w:hAnsi="Arial" w:cs="Arial"/>
+          <w:lang w:val="en-CA"/>
+        </w:rPr>
+        <w:t xml:space="preserve"> </w:t>
+      </w:r>
+      <w:r>
+        <w:rPr>
+          <w:rFonts w:ascii="Arial" w:hAnsi="Arial" w:cs="Arial"/>
+          <w:lang w:val="en-CA"/>
+        </w:rPr>
+        <w:t xml:space="preserve">and </w:t>
+      </w:r>
+      <w:r>
+        <w:rPr>
+          <w:rFonts w:ascii="Arial" w:hAnsi="Arial" w:cs="Arial"/>
+          <w:lang w:val="en-CA"/>
+        </w:rPr>
+        <w:t xml:space="preserve">data pulled from the </w:t>
+      </w:r>
+      <w:r>
+        <w:rPr>
+          <w:rFonts w:ascii="Arial" w:hAnsi="Arial" w:cs="Arial"/>
+          <w:color w:val="FF0000"/>
+          <w:lang w:val="en-CA"/>
+        </w:rPr>
+        <w:t>mai</w:t>
+      </w:r>
+      <w:r>
+        <w:rPr>
+          <w:rFonts w:ascii="Arial" w:hAnsi="Arial" w:cs="Arial"/>
+          <w:color w:val="FF0000"/>
+          <w:lang w:val="en-CA"/>
+        </w:rPr>
+        <w:t xml:space="preserve">nframe </w:t>
+      </w:r>
+      <w:r>
+        <w:rPr>
+          <w:rFonts w:ascii="Arial" w:hAnsi="Arial" w:cs="Arial"/>
+          <w:lang w:val="en-CA"/>
+        </w:rPr>
+        <w:t xml:space="preserve">to assess correctness of </w:t>
+      </w:r>
+      <w:r>
+        <w:rPr>
+          <w:rFonts w:ascii="Arial" w:hAnsi="Arial" w:cs="Arial"/>
+          <w:lang w:val="en-CA"/>
+        </w:rPr>
+        <w:t xml:space="preserve">an </w:t>
+      </w:r>
+      <w:r>
+        <w:rPr>
+          <w:rFonts w:ascii="Arial" w:hAnsi="Arial" w:cs="Arial"/>
+          <w:lang w:val="en-CA"/>
+        </w:rPr>
+        <w:t xml:space="preserve">automatic </w:t>
+      </w:r>
+      <w:r>
+        <w:rPr>
+          <w:rFonts w:ascii="Arial" w:hAnsi="Arial" w:cs="Arial"/>
+          <w:lang w:val="en-CA"/>
+        </w:rPr>
+        <w:t>ticket creation process</w:t>
+      </w:r>
+      <w:r>
+        <w:rPr>
+          <w:rFonts w:ascii="Arial" w:hAnsi="Arial" w:cs="Arial"/>
+          <w:lang w:val="en-CA"/>
+        </w:rPr>
+        <w:t xml:space="preserve"> for abends</w:t>
+      </w:r>
+      <w:r>
+        <w:rPr>
+          <w:rFonts w:ascii="Arial" w:hAnsi="Arial" w:cs="Arial"/>
+          <w:lang w:val="en-CA"/>
+        </w:rPr>
+        <w:t xml:space="preserve"> (abnormal job</w:t>
+      </w:r>
+      <w:r>
+        <w:rPr>
+          <w:rFonts w:ascii="Arial" w:hAnsi="Arial" w:cs="Arial"/>
+          <w:lang w:val="en-CA"/>
+        </w:rPr>
+        <w:t xml:space="preserve"> </w:t>
+      </w:r>
+      <w:r>
+        <w:rPr>
+          <w:rFonts w:ascii="Arial" w:hAnsi="Arial" w:cs="Arial"/>
+          <w:lang w:val="en-CA"/>
+        </w:rPr>
+        <w:t>termination)</w:t>
+      </w:r>
+      <w:r>
+        <w:rPr>
+          <w:rFonts w:ascii="Arial" w:hAnsi="Arial" w:cs="Arial"/>
+          <w:lang w:val="en-CA"/>
+        </w:rPr>
+        <w:t xml:space="preserve">, and presented findings with </w:t>
+      </w:r>
+      <w:r>
+        <w:rPr>
+          <w:rFonts w:ascii="Arial" w:hAnsi="Arial" w:cs="Arial"/>
+          <w:color w:val="FF0000"/>
+          <w:lang w:val="en-CA"/>
+        </w:rPr>
+        <w:t>PowerPoint</w:t>
+      </w:r>
+      <w:r>
+        <w:rPr>
+          <w:rFonts w:ascii="Arial" w:hAnsi="Arial" w:cs="Arial"/>
+          <w:color w:val="FF0000"/>
           <w:lang w:val="en-CA"/>
         </w:rPr>
         <w:t>.</w:t>
@@ -4886,28 +6351,409 @@
           <w:rFonts w:ascii="Arial" w:hAnsi="Arial" w:cs="Arial"/>
           <w:b/>
           <w:bCs/>
-          <w:highlight w:val="yellow"/>
-          <w:lang w:val="en-CA"/>
-        </w:rPr>
-      </w:pPr>
-      <w:r>
-        <w:rPr>
-          <w:rFonts w:ascii="Arial" w:hAnsi="Arial" w:cs="Arial"/>
+          <w:lang w:val="en-CA"/>
+        </w:rPr>
+      </w:pPr>
+      <w:r>
+        <w:rPr>
+          <w:rFonts w:ascii="Arial" w:hAnsi="Arial" w:cs="Arial"/>
+          <w:lang w:val="en-CA"/>
+        </w:rPr>
+        <w:t xml:space="preserve">Pulled reports </w:t>
+      </w:r>
+      <w:r>
+        <w:rPr>
+          <w:rFonts w:ascii="Arial" w:hAnsi="Arial" w:cs="Arial"/>
+          <w:lang w:val="en-CA"/>
+        </w:rPr>
+        <w:t>from</w:t>
+      </w:r>
+      <w:r>
+        <w:rPr>
+          <w:rFonts w:ascii="Arial" w:hAnsi="Arial" w:cs="Arial"/>
+          <w:lang w:val="en-CA"/>
+        </w:rPr>
+        <w:t xml:space="preserve"> the </w:t>
+      </w:r>
+      <w:r>
+        <w:rPr>
+          <w:rFonts w:ascii="Arial" w:hAnsi="Arial" w:cs="Arial"/>
+          <w:color w:val="FF0000"/>
+          <w:lang w:val="en-CA"/>
+        </w:rPr>
+        <w:t xml:space="preserve">SAS grid </w:t>
+      </w:r>
+      <w:r>
+        <w:rPr>
+          <w:rFonts w:ascii="Arial" w:hAnsi="Arial" w:cs="Arial"/>
+          <w:lang w:val="en-CA"/>
+        </w:rPr>
+        <w:t>and</w:t>
+      </w:r>
+      <w:r>
+        <w:rPr>
+          <w:rFonts w:ascii="Arial" w:hAnsi="Arial" w:cs="Arial"/>
+          <w:lang w:val="en-CA"/>
+        </w:rPr>
+        <w:t xml:space="preserve"> </w:t>
+      </w:r>
+      <w:r>
+        <w:rPr>
+          <w:rFonts w:ascii="Arial" w:hAnsi="Arial" w:cs="Arial"/>
+          <w:lang w:val="en-CA"/>
+        </w:rPr>
+        <w:t>from</w:t>
+      </w:r>
+      <w:r>
+        <w:rPr>
+          <w:rFonts w:ascii="Arial" w:hAnsi="Arial" w:cs="Arial"/>
+          <w:lang w:val="en-CA"/>
+        </w:rPr>
+        <w:t xml:space="preserve"> the </w:t>
+      </w:r>
+      <w:r>
+        <w:rPr>
+          <w:rFonts w:ascii="Arial" w:hAnsi="Arial" w:cs="Arial"/>
+          <w:color w:val="FF0000"/>
+          <w:lang w:val="en-CA"/>
+        </w:rPr>
+        <w:t xml:space="preserve">data lake/data warehouse </w:t>
+      </w:r>
+      <w:r>
+        <w:rPr>
+          <w:rFonts w:ascii="Arial" w:hAnsi="Arial" w:cs="Arial"/>
+          <w:lang w:val="en-CA"/>
+        </w:rPr>
+        <w:t xml:space="preserve">with </w:t>
+      </w:r>
+      <w:r>
+        <w:rPr>
+          <w:rFonts w:ascii="Arial" w:hAnsi="Arial" w:cs="Arial"/>
+          <w:color w:val="FF0000"/>
+          <w:lang w:val="en-CA"/>
+        </w:rPr>
+        <w:t xml:space="preserve">Snowflake </w:t>
+      </w:r>
+      <w:r>
+        <w:rPr>
+          <w:rFonts w:ascii="Arial" w:hAnsi="Arial" w:cs="Arial"/>
+          <w:lang w:val="en-CA"/>
+        </w:rPr>
+        <w:t xml:space="preserve">and produced </w:t>
+      </w:r>
+      <w:r>
+        <w:rPr>
+          <w:rFonts w:ascii="Arial" w:hAnsi="Arial" w:cs="Arial"/>
+          <w:color w:val="FF0000"/>
+          <w:lang w:val="en-CA"/>
+        </w:rPr>
+        <w:t xml:space="preserve">documentation </w:t>
+      </w:r>
+      <w:r>
+        <w:rPr>
+          <w:rFonts w:ascii="Arial" w:hAnsi="Arial" w:cs="Arial"/>
+          <w:lang w:val="en-CA"/>
+        </w:rPr>
+        <w:t xml:space="preserve">following internal </w:t>
+      </w:r>
+      <w:r>
+        <w:rPr>
+          <w:rFonts w:ascii="Arial" w:hAnsi="Arial" w:cs="Arial"/>
+          <w:color w:val="FF0000"/>
+          <w:lang w:val="en-CA"/>
+        </w:rPr>
+        <w:t>templates</w:t>
+      </w:r>
+      <w:r>
+        <w:rPr>
+          <w:rFonts w:ascii="Arial" w:hAnsi="Arial" w:cs="Arial"/>
+          <w:lang w:val="en-CA"/>
+        </w:rPr>
+        <w:t>.</w:t>
+      </w:r>
+    </w:p>
+    <w:p>
+      <w:pPr>
+        <w:tabs>
+          <w:tab w:val="right" w:pos="9360"/>
+        </w:tabs>
+        <w:spacing w:before="0" w:after="0"/>
+        <w:rPr>
+          <w:rFonts w:ascii="Arial" w:hAnsi="Arial" w:cs="Arial"/>
+          <w:b/>
           <w:bCs/>
-          <w:highlight w:val="yellow"/>
-          <w:lang w:val="en-CA"/>
-        </w:rPr>
-        <w:t>Recognized with a full-time offer at project completion</w:t>
-      </w:r>
-      <w:r>
-        <w:rPr>
-          <w:rFonts w:ascii="Arial" w:hAnsi="Arial" w:cs="Arial"/>
+          <w:lang w:val="en-CA"/>
+        </w:rPr>
+      </w:pPr>
+    </w:p>
+    <w:p>
+      <w:pPr>
+        <w:tabs>
+          <w:tab w:val="right" w:pos="9360"/>
+        </w:tabs>
+        <w:spacing w:before="0" w:after="0"/>
+        <w:rPr>
+          <w:rFonts w:ascii="Arial" w:hAnsi="Arial" w:cs="Arial"/>
+          <w:b/>
           <w:bCs/>
-          <w:highlight w:val="yellow"/>
-          <w:lang w:val="en-CA"/>
-        </w:rPr>
-        <w:t>.</w:t>
-      </w:r>
+          <w:lang w:val="en-CA"/>
+        </w:rPr>
+      </w:pPr>
+      <w:r>
+        <w:rPr>
+          <w:rFonts w:ascii="Arial" w:hAnsi="Arial" w:cs="Arial"/>
+          <w:b/>
+          <w:bCs/>
+          <w:lang w:val="en-CA"/>
+        </w:rPr>
+        <w:t>Florida Blue</w:t>
+      </w:r>
+      <w:r>
+        <w:rPr>
+          <w:rFonts w:ascii="Arial" w:hAnsi="Arial" w:cs="Arial"/>
+          <w:b/>
+          <w:bCs/>
+          <w:lang w:val="en-CA"/>
+        </w:rPr>
+        <w:t xml:space="preserve">, </w:t>
+      </w:r>
+      <w:r>
+        <w:rPr>
+          <w:rFonts w:ascii="Arial" w:hAnsi="Arial" w:cs="Arial"/>
+          <w:b/>
+          <w:bCs/>
+          <w:lang w:val="en-CA"/>
+        </w:rPr>
+        <w:t>Jacksonville</w:t>
+      </w:r>
+      <w:r>
+        <w:rPr>
+          <w:rFonts w:ascii="Arial" w:hAnsi="Arial" w:cs="Arial"/>
+          <w:b/>
+          <w:bCs/>
+          <w:lang w:val="en-CA"/>
+        </w:rPr>
+        <w:t xml:space="preserve">, </w:t>
+      </w:r>
+      <w:r>
+        <w:rPr>
+          <w:rFonts w:ascii="Arial" w:hAnsi="Arial" w:cs="Arial"/>
+          <w:b/>
+          <w:bCs/>
+          <w:lang w:val="en-CA"/>
+        </w:rPr>
+        <w:t>FL</w:t>
+      </w:r>
+      <w:r>
+        <w:rPr>
+          <w:rFonts w:ascii="Arial" w:hAnsi="Arial" w:cs="Arial"/>
+          <w:b/>
+          <w:bCs/>
+          <w:lang w:val="en-CA"/>
+        </w:rPr>
+        <w:t xml:space="preserve"> (</w:t>
+      </w:r>
+      <w:r>
+        <w:rPr>
+          <w:rFonts w:ascii="Arial" w:hAnsi="Arial" w:cs="Arial"/>
+          <w:b/>
+          <w:bCs/>
+          <w:color w:val="00B050"/>
+          <w:lang w:val="en-CA"/>
+        </w:rPr>
+        <w:t>healthcare</w:t>
+      </w:r>
+      <w:r>
+        <w:rPr>
+          <w:rFonts w:ascii="Arial" w:hAnsi="Arial" w:cs="Arial"/>
+          <w:b/>
+          <w:bCs/>
+          <w:lang w:val="en-CA"/>
+        </w:rPr>
+        <w:t>)</w:t>
+      </w:r>
+    </w:p>
+    <w:p>
+      <w:pPr>
+        <w:tabs>
+          <w:tab w:val="right" w:pos="9360"/>
+        </w:tabs>
+        <w:spacing w:before="0" w:after="0"/>
+        <w:ind w:left="720"/>
+        <w:rPr>
+          <w:rFonts w:ascii="Arial" w:hAnsi="Arial" w:cs="Arial"/>
+          <w:b/>
+          <w:lang w:val="en-CA"/>
+        </w:rPr>
+      </w:pPr>
+      <w:r>
+        <w:rPr>
+          <w:rFonts w:ascii="Arial" w:hAnsi="Arial" w:cs="Arial"/>
+          <w:i/>
+          <w:lang w:val="en-CA"/>
+        </w:rPr>
+        <w:t xml:space="preserve">Data Analytics </w:t>
+      </w:r>
+      <w:r>
+        <w:rPr>
+          <w:rFonts w:ascii="Arial" w:hAnsi="Arial" w:cs="Arial"/>
+          <w:i/>
+          <w:lang w:val="en-CA"/>
+        </w:rPr>
+        <w:t>SAS Developer</w:t>
+      </w:r>
+      <w:r>
+        <w:rPr>
+          <w:rFonts w:ascii="Arial" w:hAnsi="Arial" w:cs="Arial"/>
+          <w:i/>
+          <w:lang w:val="en-CA"/>
+        </w:rPr>
+        <w:t xml:space="preserve"> (</w:t>
+      </w:r>
+      <w:r>
+        <w:rPr>
+          <w:rFonts w:ascii="Arial" w:hAnsi="Arial" w:cs="Arial"/>
+          <w:i/>
+          <w:color w:val="7030A0"/>
+          <w:lang w:val="en-CA"/>
+        </w:rPr>
+        <w:t>contract</w:t>
+      </w:r>
+      <w:r>
+        <w:rPr>
+          <w:rFonts w:ascii="Arial" w:hAnsi="Arial" w:cs="Arial"/>
+          <w:i/>
+          <w:lang w:val="en-CA"/>
+        </w:rPr>
+        <w:t xml:space="preserve"> </w:t>
+      </w:r>
+      <w:r>
+        <w:rPr>
+          <w:rFonts w:ascii="Arial" w:hAnsi="Arial" w:cs="Arial"/>
+          <w:i/>
+          <w:lang w:val="en-CA"/>
+        </w:rPr>
+        <w:t>/</w:t>
+      </w:r>
+      <w:r>
+        <w:rPr>
+          <w:rFonts w:ascii="Arial" w:hAnsi="Arial" w:cs="Arial"/>
+          <w:i/>
+          <w:lang w:val="en-CA"/>
+        </w:rPr>
+        <w:t xml:space="preserve"> </w:t>
+      </w:r>
+      <w:r>
+        <w:rPr>
+          <w:rFonts w:ascii="Arial" w:hAnsi="Arial" w:cs="Arial"/>
+          <w:i/>
+          <w:color w:val="E36C0A" w:themeColor="accent6" w:themeShade="BF"/>
+          <w:lang w:val="en-CA"/>
+        </w:rPr>
+        <w:t>remote</w:t>
+      </w:r>
+      <w:r>
+        <w:rPr>
+          <w:rFonts w:ascii="Arial" w:hAnsi="Arial" w:cs="Arial"/>
+          <w:i/>
+          <w:lang w:val="en-CA"/>
+        </w:rPr>
+        <w:t>)</w:t>
+      </w:r>
+      <w:r>
+        <w:rPr>
+          <w:rFonts w:ascii="Arial" w:hAnsi="Arial" w:cs="Arial"/>
+          <w:i/>
+          <w:lang w:val="en-CA"/>
+        </w:rPr>
+        <w:tab/>
+      </w:r>
+      <w:r>
+        <w:rPr>
+          <w:rFonts w:ascii="Arial" w:hAnsi="Arial" w:cs="Arial"/>
+          <w:b/>
+          <w:lang w:val="en-CA"/>
+        </w:rPr>
+        <w:t>0</w:t>
+      </w:r>
+      <w:r>
+        <w:rPr>
+          <w:rFonts w:ascii="Arial" w:hAnsi="Arial" w:cs="Arial"/>
+          <w:b/>
+          <w:lang w:val="en-CA"/>
+        </w:rPr>
+        <w:t>4</w:t>
+      </w:r>
+      <w:r>
+        <w:rPr>
+          <w:rFonts w:ascii="Arial" w:hAnsi="Arial" w:cs="Arial"/>
+          <w:b/>
+          <w:lang w:val="en-CA"/>
+        </w:rPr>
+        <w:t xml:space="preserve">/2020 </w:t>
+      </w:r>
+      <w:r>
+        <w:rPr>
+          <w:rFonts w:ascii="Arial" w:hAnsi="Arial" w:cs="Arial"/>
+          <w:b/>
+          <w:lang w:val="en-US"/>
+        </w:rPr>
+        <w:t>–</w:t>
+      </w:r>
+      <w:r>
+        <w:rPr>
+          <w:rFonts w:ascii="Arial" w:hAnsi="Arial" w:cs="Arial"/>
+          <w:b/>
+          <w:lang w:val="en-CA"/>
+        </w:rPr>
+        <w:t xml:space="preserve"> </w:t>
+      </w:r>
+      <w:r>
+        <w:rPr>
+          <w:rFonts w:ascii="Arial" w:hAnsi="Arial" w:cs="Arial"/>
+          <w:b/>
+          <w:lang w:val="en-CA"/>
+        </w:rPr>
+        <w:t>0</w:t>
+      </w:r>
+      <w:r>
+        <w:rPr>
+          <w:rFonts w:ascii="Arial" w:hAnsi="Arial" w:cs="Arial"/>
+          <w:b/>
+          <w:lang w:val="en-CA"/>
+        </w:rPr>
+        <w:t>8</w:t>
+      </w:r>
+      <w:r>
+        <w:rPr>
+          <w:rFonts w:ascii="Arial" w:hAnsi="Arial" w:cs="Arial"/>
+          <w:b/>
+          <w:lang w:val="en-CA"/>
+        </w:rPr>
+        <w:t>/202</w:t>
+      </w:r>
+      <w:r>
+        <w:rPr>
+          <w:rFonts w:ascii="Arial" w:hAnsi="Arial" w:cs="Arial"/>
+          <w:b/>
+          <w:lang w:val="en-CA"/>
+        </w:rPr>
+        <w:t>1</w:t>
+      </w:r>
+    </w:p>
+    <w:p>
+      <w:pPr>
+        <w:tabs>
+          <w:tab w:val="right" w:pos="9360"/>
+        </w:tabs>
+        <w:spacing w:before="0" w:after="0"/>
+        <w:rPr>
+          <w:rFonts w:ascii="Arial" w:hAnsi="Arial" w:cs="Arial"/>
+          <w:b/>
+          <w:bCs/>
+          <w:lang w:val="en-CA"/>
+        </w:rPr>
+      </w:pPr>
     </w:p>
     <w:p>
       <w:pPr>
@@ -4932,46 +6778,36 @@
           <w:rFonts w:ascii="Arial" w:hAnsi="Arial" w:cs="Arial"/>
           <w:lang w:val="en-CA"/>
         </w:rPr>
-        <w:t xml:space="preserve">Worked on </w:t>
-      </w:r>
-      <w:r>
-        <w:rPr>
-          <w:rFonts w:ascii="Arial" w:hAnsi="Arial" w:cs="Arial"/>
-          <w:color w:val="FF0000"/>
-          <w:lang w:val="en-CA"/>
-        </w:rPr>
-        <w:t xml:space="preserve">customer </w:t>
-      </w:r>
-      <w:proofErr w:type="spellStart"/>
-      <w:r>
-        <w:rPr>
-          <w:rFonts w:ascii="Arial" w:hAnsi="Arial" w:cs="Arial"/>
-          <w:color w:val="FF0000"/>
-          <w:lang w:val="en-CA"/>
-        </w:rPr>
-        <w:t>remediations</w:t>
-      </w:r>
-      <w:proofErr w:type="spellEnd"/>
-      <w:r>
-        <w:rPr>
-          <w:rFonts w:ascii="Arial" w:hAnsi="Arial" w:cs="Arial"/>
-          <w:lang w:val="en-CA"/>
-        </w:rPr>
-        <w:t xml:space="preserve">, </w:t>
-      </w:r>
-      <w:r>
-        <w:rPr>
-          <w:rFonts w:ascii="Arial" w:hAnsi="Arial" w:cs="Arial"/>
-          <w:lang w:val="en-CA"/>
-        </w:rPr>
-        <w:t>responsible for</w:t>
-      </w:r>
-      <w:r>
-        <w:rPr>
-          <w:rFonts w:ascii="Arial" w:hAnsi="Arial" w:cs="Arial"/>
-          <w:lang w:val="en-CA"/>
-        </w:rPr>
-        <w:t xml:space="preserve"> the creation of the final artifacts from which refunds and letters are issued to customer</w:t>
+        <w:t>Develop</w:t>
+      </w:r>
+      <w:r>
+        <w:rPr>
+          <w:rFonts w:ascii="Arial" w:hAnsi="Arial" w:cs="Arial"/>
+          <w:lang w:val="en-CA"/>
+        </w:rPr>
+        <w:t>ed</w:t>
+      </w:r>
+      <w:r>
+        <w:rPr>
+          <w:rFonts w:ascii="Arial" w:hAnsi="Arial" w:cs="Arial"/>
+          <w:lang w:val="en-CA"/>
+        </w:rPr>
+        <w:t xml:space="preserve"> </w:t>
+      </w:r>
+      <w:r>
+        <w:rPr>
+          <w:rFonts w:ascii="Arial" w:hAnsi="Arial" w:cs="Arial"/>
+          <w:color w:val="FF0000"/>
+          <w:lang w:val="en-CA"/>
+        </w:rPr>
+        <w:t xml:space="preserve">ETL </w:t>
+      </w:r>
+      <w:r>
+        <w:rPr>
+          <w:rFonts w:ascii="Arial" w:hAnsi="Arial" w:cs="Arial"/>
+          <w:lang w:val="en-CA"/>
+        </w:rPr>
+        <w:t>code</w:t>
       </w:r>
       <w:r>
         <w:rPr>
@@ -4985,37 +6821,118 @@
           <w:rFonts w:ascii="Arial" w:hAnsi="Arial" w:cs="Arial"/>
           <w:lang w:val="en-CA"/>
         </w:rPr>
-        <w:t xml:space="preserve"> as required by </w:t>
-      </w:r>
-      <w:r>
-        <w:rPr>
-          <w:rFonts w:ascii="Arial" w:hAnsi="Arial" w:cs="Arial"/>
-          <w:color w:val="FF0000"/>
-          <w:lang w:val="en-CA"/>
-        </w:rPr>
-        <w:t>regulators</w:t>
-      </w:r>
-      <w:r>
-        <w:rPr>
-          <w:rFonts w:ascii="Arial" w:hAnsi="Arial" w:cs="Arial"/>
-          <w:lang w:val="en-CA"/>
-        </w:rPr>
-        <w:t xml:space="preserve">, following strict </w:t>
-      </w:r>
-      <w:r>
-        <w:rPr>
-          <w:rFonts w:ascii="Arial" w:hAnsi="Arial" w:cs="Arial"/>
-          <w:color w:val="FF0000"/>
-          <w:lang w:val="en-CA"/>
-        </w:rPr>
-        <w:t xml:space="preserve">Confluence </w:t>
-      </w:r>
-      <w:r>
-        <w:rPr>
-          <w:rFonts w:ascii="Arial" w:hAnsi="Arial" w:cs="Arial"/>
-          <w:lang w:val="en-CA"/>
-        </w:rPr>
-        <w:t>procedures</w:t>
+        <w:t xml:space="preserve"> to </w:t>
+      </w:r>
+      <w:r>
+        <w:rPr>
+          <w:rFonts w:ascii="Arial" w:hAnsi="Arial" w:cs="Arial"/>
+          <w:lang w:val="en-CA"/>
+        </w:rPr>
+        <w:t>extract</w:t>
+      </w:r>
+      <w:r>
+        <w:rPr>
+          <w:rFonts w:ascii="Arial" w:hAnsi="Arial" w:cs="Arial"/>
+          <w:lang w:val="en-CA"/>
+        </w:rPr>
+        <w:t xml:space="preserve"> data from </w:t>
+      </w:r>
+      <w:r>
+        <w:rPr>
+          <w:rFonts w:ascii="Arial" w:hAnsi="Arial" w:cs="Arial"/>
+          <w:color w:val="FF0000"/>
+          <w:lang w:val="en-CA"/>
+        </w:rPr>
+        <w:t>Oracle</w:t>
+      </w:r>
+      <w:r>
+        <w:rPr>
+          <w:rFonts w:ascii="Arial" w:hAnsi="Arial" w:cs="Arial"/>
+          <w:color w:val="FF0000"/>
+          <w:lang w:val="en-CA"/>
+        </w:rPr>
+        <w:t xml:space="preserve"> </w:t>
+      </w:r>
+      <w:r>
+        <w:rPr>
+          <w:rFonts w:ascii="Arial" w:hAnsi="Arial" w:cs="Arial"/>
+          <w:lang w:val="en-CA"/>
+        </w:rPr>
+        <w:t xml:space="preserve">and </w:t>
+      </w:r>
+      <w:r>
+        <w:rPr>
+          <w:rFonts w:ascii="Arial" w:hAnsi="Arial" w:cs="Arial"/>
+          <w:color w:val="FF0000"/>
+          <w:lang w:val="en-CA"/>
+        </w:rPr>
+        <w:t xml:space="preserve">DB2 </w:t>
+      </w:r>
+      <w:r>
+        <w:rPr>
+          <w:rFonts w:ascii="Arial" w:hAnsi="Arial" w:cs="Arial"/>
+          <w:lang w:val="en-CA"/>
+        </w:rPr>
+        <w:t xml:space="preserve">and others, using </w:t>
+      </w:r>
+      <w:r>
+        <w:rPr>
+          <w:rFonts w:ascii="Arial" w:hAnsi="Arial" w:cs="Arial"/>
+          <w:color w:val="FF0000"/>
+          <w:lang w:val="en-CA"/>
+        </w:rPr>
+        <w:t xml:space="preserve">SAS 9.4 </w:t>
+      </w:r>
+      <w:r>
+        <w:rPr>
+          <w:rFonts w:ascii="Arial" w:hAnsi="Arial" w:cs="Arial"/>
+          <w:lang w:val="en-CA"/>
+        </w:rPr>
+        <w:t xml:space="preserve">on </w:t>
+      </w:r>
+      <w:r>
+        <w:rPr>
+          <w:rFonts w:ascii="Arial" w:hAnsi="Arial" w:cs="Arial"/>
+          <w:color w:val="FF0000"/>
+          <w:lang w:val="en-CA"/>
+        </w:rPr>
+        <w:t xml:space="preserve">AIX </w:t>
+      </w:r>
+      <w:r>
+        <w:rPr>
+          <w:rFonts w:ascii="Arial" w:hAnsi="Arial" w:cs="Arial"/>
+          <w:lang w:val="en-CA"/>
+        </w:rPr>
+        <w:t>(Unix)</w:t>
+      </w:r>
+      <w:r>
+        <w:rPr>
+          <w:rFonts w:ascii="Arial" w:hAnsi="Arial" w:cs="Arial"/>
+          <w:lang w:val="en-CA"/>
+        </w:rPr>
+        <w:t xml:space="preserve"> </w:t>
+      </w:r>
+      <w:r>
+        <w:rPr>
+          <w:rFonts w:ascii="Arial" w:hAnsi="Arial" w:cs="Arial"/>
+          <w:lang w:val="en-CA"/>
+        </w:rPr>
+        <w:t>and</w:t>
+      </w:r>
+      <w:r>
+        <w:rPr>
+          <w:rFonts w:ascii="Arial" w:hAnsi="Arial" w:cs="Arial"/>
+          <w:lang w:val="en-CA"/>
+        </w:rPr>
+        <w:t xml:space="preserve"> </w:t>
+      </w:r>
+      <w:r>
+        <w:rPr>
+          <w:rFonts w:ascii="Arial" w:hAnsi="Arial" w:cs="Arial"/>
+          <w:color w:val="FF0000"/>
+          <w:lang w:val="en-CA"/>
+        </w:rPr>
+        <w:t>Enterprise Guide</w:t>
       </w:r>
       <w:r>
         <w:rPr>
@@ -5038,147 +6955,119 @@
         <w:ind w:left="720"/>
         <w:rPr>
           <w:rFonts w:ascii="Arial" w:hAnsi="Arial" w:cs="Arial"/>
-          <w:lang w:val="en-CA"/>
-        </w:rPr>
-      </w:pPr>
-      <w:r>
-        <w:rPr>
-          <w:rFonts w:ascii="Arial" w:hAnsi="Arial" w:cs="Arial"/>
-          <w:lang w:val="en-CA"/>
-        </w:rPr>
-        <w:t xml:space="preserve">Managed </w:t>
-      </w:r>
-      <w:r>
-        <w:rPr>
-          <w:rFonts w:ascii="Arial" w:hAnsi="Arial" w:cs="Arial"/>
-          <w:color w:val="FF0000"/>
-          <w:lang w:val="en-CA"/>
-        </w:rPr>
-        <w:t xml:space="preserve">SAS </w:t>
-      </w:r>
-      <w:r>
-        <w:rPr>
-          <w:rFonts w:ascii="Arial" w:hAnsi="Arial" w:cs="Arial"/>
-          <w:lang w:val="en-CA"/>
-        </w:rPr>
-        <w:t xml:space="preserve">code </w:t>
-      </w:r>
-      <w:r>
-        <w:rPr>
-          <w:rFonts w:ascii="Arial" w:hAnsi="Arial" w:cs="Arial"/>
-          <w:lang w:val="en-CA"/>
-        </w:rPr>
-        <w:t xml:space="preserve">used </w:t>
-      </w:r>
-      <w:r>
-        <w:rPr>
-          <w:rFonts w:ascii="Arial" w:hAnsi="Arial" w:cs="Arial"/>
-          <w:lang w:val="en-CA"/>
-        </w:rPr>
-        <w:t>to cre</w:t>
-      </w:r>
-      <w:r>
-        <w:rPr>
-          <w:rFonts w:ascii="Arial" w:hAnsi="Arial" w:cs="Arial"/>
-          <w:lang w:val="en-CA"/>
-        </w:rPr>
-        <w:t xml:space="preserve">ate final remediation artifacts, </w:t>
-      </w:r>
-      <w:r>
-        <w:rPr>
-          <w:rFonts w:ascii="Arial" w:hAnsi="Arial" w:cs="Arial"/>
-          <w:lang w:val="en-CA"/>
-        </w:rPr>
-        <w:t>m</w:t>
-      </w:r>
-      <w:r>
-        <w:rPr>
-          <w:rFonts w:ascii="Arial" w:hAnsi="Arial" w:cs="Arial"/>
-          <w:lang w:val="en-CA"/>
-        </w:rPr>
-        <w:t xml:space="preserve">ade changes to </w:t>
-      </w:r>
-      <w:r>
-        <w:rPr>
-          <w:rFonts w:ascii="Arial" w:hAnsi="Arial" w:cs="Arial"/>
-          <w:lang w:val="en-CA"/>
-        </w:rPr>
-        <w:t xml:space="preserve">the code to </w:t>
-      </w:r>
-      <w:r>
-        <w:rPr>
-          <w:rFonts w:ascii="Arial" w:hAnsi="Arial" w:cs="Arial"/>
-          <w:lang w:val="en-CA"/>
-        </w:rPr>
-        <w:t xml:space="preserve">add </w:t>
-      </w:r>
-      <w:r>
-        <w:rPr>
-          <w:rFonts w:ascii="Arial" w:hAnsi="Arial" w:cs="Arial"/>
-          <w:color w:val="FF0000"/>
-          <w:lang w:val="en-CA"/>
-        </w:rPr>
-        <w:t>enhancements</w:t>
-      </w:r>
-      <w:r>
-        <w:rPr>
-          <w:rFonts w:ascii="Arial" w:hAnsi="Arial" w:cs="Arial"/>
-          <w:lang w:val="en-CA"/>
-        </w:rPr>
-        <w:t xml:space="preserve">, </w:t>
-      </w:r>
-      <w:r>
-        <w:rPr>
-          <w:rFonts w:ascii="Arial" w:hAnsi="Arial" w:cs="Arial"/>
-          <w:color w:val="FF0000"/>
-          <w:lang w:val="en-CA"/>
-        </w:rPr>
-        <w:t xml:space="preserve">optimize performance </w:t>
-      </w:r>
-      <w:r>
-        <w:rPr>
-          <w:rFonts w:ascii="Arial" w:hAnsi="Arial" w:cs="Arial"/>
-          <w:lang w:val="en-CA"/>
-        </w:rPr>
-        <w:t xml:space="preserve">and minimize the number of </w:t>
-      </w:r>
-      <w:r>
-        <w:rPr>
-          <w:rFonts w:ascii="Arial" w:hAnsi="Arial" w:cs="Arial"/>
-          <w:color w:val="FF0000"/>
-          <w:lang w:val="en-CA"/>
-        </w:rPr>
-        <w:t xml:space="preserve">defects </w:t>
-      </w:r>
-      <w:r>
-        <w:rPr>
-          <w:rFonts w:ascii="Arial" w:hAnsi="Arial" w:cs="Arial"/>
-          <w:lang w:val="en-CA"/>
-        </w:rPr>
-        <w:t xml:space="preserve">and findings </w:t>
-      </w:r>
-      <w:r>
-        <w:rPr>
-          <w:rFonts w:ascii="Arial" w:hAnsi="Arial" w:cs="Arial"/>
-          <w:lang w:val="en-CA"/>
-        </w:rPr>
-        <w:t xml:space="preserve">in </w:t>
-      </w:r>
-      <w:r>
-        <w:rPr>
-          <w:rFonts w:ascii="Arial" w:hAnsi="Arial" w:cs="Arial"/>
-          <w:color w:val="FF0000"/>
-          <w:lang w:val="en-CA"/>
-        </w:rPr>
-        <w:t>peer review</w:t>
-      </w:r>
-      <w:r>
-        <w:rPr>
-          <w:rFonts w:ascii="Arial" w:hAnsi="Arial" w:cs="Arial"/>
-          <w:color w:val="FF0000"/>
-          <w:lang w:val="en-CA"/>
-        </w:rPr>
-        <w:t>s</w:t>
+          <w:b/>
+          <w:bCs/>
+          <w:lang w:val="en-CA"/>
+        </w:rPr>
+      </w:pPr>
+      <w:r>
+        <w:rPr>
+          <w:rFonts w:ascii="Arial" w:hAnsi="Arial" w:cs="Arial"/>
+          <w:lang w:val="en-CA"/>
+        </w:rPr>
+        <w:t>Extracted</w:t>
+      </w:r>
+      <w:r>
+        <w:rPr>
+          <w:rFonts w:ascii="Arial" w:hAnsi="Arial" w:cs="Arial"/>
+          <w:lang w:val="en-CA"/>
+        </w:rPr>
+        <w:t xml:space="preserve"> </w:t>
+      </w:r>
+      <w:r>
+        <w:rPr>
+          <w:rFonts w:ascii="Arial" w:hAnsi="Arial" w:cs="Arial"/>
+          <w:lang w:val="en-CA"/>
+        </w:rPr>
+        <w:t xml:space="preserve">data from multiple sources to </w:t>
+      </w:r>
+      <w:r>
+        <w:rPr>
+          <w:rFonts w:ascii="Arial" w:hAnsi="Arial" w:cs="Arial"/>
+          <w:lang w:val="en-CA"/>
+        </w:rPr>
+        <w:t xml:space="preserve">create </w:t>
+      </w:r>
+      <w:r>
+        <w:rPr>
+          <w:rFonts w:ascii="Arial" w:hAnsi="Arial" w:cs="Arial"/>
+          <w:lang w:val="en-CA"/>
+        </w:rPr>
+        <w:t xml:space="preserve">agent </w:t>
+      </w:r>
+      <w:r>
+        <w:rPr>
+          <w:rFonts w:ascii="Arial" w:hAnsi="Arial" w:cs="Arial"/>
+          <w:color w:val="FF0000"/>
+          <w:lang w:val="en-CA"/>
+        </w:rPr>
+        <w:t>fraud detection</w:t>
+      </w:r>
+      <w:r>
+        <w:rPr>
+          <w:rFonts w:ascii="Arial" w:hAnsi="Arial" w:cs="Arial"/>
+          <w:lang w:val="en-CA"/>
+        </w:rPr>
+        <w:t xml:space="preserve"> </w:t>
+      </w:r>
+      <w:r>
+        <w:rPr>
+          <w:rFonts w:ascii="Arial" w:hAnsi="Arial" w:cs="Arial"/>
+          <w:lang w:val="en-CA"/>
+        </w:rPr>
+        <w:t>analytics</w:t>
+      </w:r>
+      <w:r>
+        <w:rPr>
+          <w:rFonts w:ascii="Arial" w:hAnsi="Arial" w:cs="Arial"/>
+          <w:lang w:val="en-CA"/>
+        </w:rPr>
+        <w:t xml:space="preserve"> </w:t>
+      </w:r>
+      <w:r>
+        <w:rPr>
+          <w:rFonts w:ascii="Arial" w:hAnsi="Arial" w:cs="Arial"/>
+          <w:lang w:val="en-CA"/>
+        </w:rPr>
+        <w:t xml:space="preserve">for the </w:t>
+      </w:r>
+      <w:r>
+        <w:rPr>
+          <w:rFonts w:ascii="Arial" w:hAnsi="Arial" w:cs="Arial"/>
+          <w:color w:val="FF0000"/>
+          <w:lang w:val="en-CA"/>
+        </w:rPr>
+        <w:t>SIU</w:t>
+      </w:r>
+      <w:r>
+        <w:rPr>
+          <w:rFonts w:ascii="Arial" w:hAnsi="Arial" w:cs="Arial"/>
+          <w:lang w:val="en-CA"/>
+        </w:rPr>
+        <w:t xml:space="preserve"> </w:t>
+      </w:r>
+      <w:proofErr w:type="spellStart"/>
+      <w:r>
+        <w:rPr>
+          <w:rFonts w:ascii="Arial" w:hAnsi="Arial" w:cs="Arial"/>
+          <w:lang w:val="en-CA"/>
+        </w:rPr>
+        <w:t>dept</w:t>
+      </w:r>
+      <w:proofErr w:type="spellEnd"/>
+      <w:r>
+        <w:rPr>
+          <w:rFonts w:ascii="Arial" w:hAnsi="Arial" w:cs="Arial"/>
+          <w:lang w:val="en-CA"/>
+        </w:rPr>
+        <w:t xml:space="preserve"> </w:t>
+      </w:r>
+      <w:r>
+        <w:rPr>
+          <w:rFonts w:ascii="Arial" w:hAnsi="Arial" w:cs="Arial"/>
+          <w:lang w:val="en-CA"/>
+        </w:rPr>
+        <w:t>with various metrics</w:t>
       </w:r>
       <w:r>
         <w:rPr>
@@ -5192,102 +7081,109 @@
           <w:rFonts w:ascii="Arial" w:hAnsi="Arial" w:cs="Arial"/>
           <w:lang w:val="en-CA"/>
         </w:rPr>
-        <w:t xml:space="preserve"> As an example</w:t>
-      </w:r>
-      <w:r>
-        <w:rPr>
-          <w:rFonts w:ascii="Arial" w:hAnsi="Arial" w:cs="Arial"/>
-          <w:lang w:val="en-CA"/>
-        </w:rPr>
-        <w:t xml:space="preserve"> of enhancement</w:t>
-      </w:r>
-      <w:r>
-        <w:rPr>
-          <w:rFonts w:ascii="Arial" w:hAnsi="Arial" w:cs="Arial"/>
-          <w:lang w:val="en-CA"/>
-        </w:rPr>
-        <w:t xml:space="preserve">, when a new analyst takes over a remediation, all </w:t>
-      </w:r>
-      <w:r>
-        <w:rPr>
-          <w:rFonts w:ascii="Arial" w:hAnsi="Arial" w:cs="Arial"/>
-          <w:lang w:val="en-CA"/>
-        </w:rPr>
-        <w:t>the</w:t>
-      </w:r>
-      <w:r>
-        <w:rPr>
-          <w:rFonts w:ascii="Arial" w:hAnsi="Arial" w:cs="Arial"/>
-          <w:lang w:val="en-CA"/>
-        </w:rPr>
-        <w:t xml:space="preserve"> </w:t>
-      </w:r>
-      <w:r>
-        <w:rPr>
-          <w:rFonts w:ascii="Arial" w:hAnsi="Arial" w:cs="Arial"/>
-          <w:color w:val="FF0000"/>
-          <w:lang w:val="en-CA"/>
-        </w:rPr>
-        <w:t xml:space="preserve">artifacts </w:t>
-      </w:r>
-      <w:r>
-        <w:rPr>
-          <w:rFonts w:ascii="Arial" w:hAnsi="Arial" w:cs="Arial"/>
-          <w:lang w:val="en-CA"/>
-        </w:rPr>
-        <w:t xml:space="preserve">and </w:t>
-      </w:r>
-      <w:r>
-        <w:rPr>
-          <w:rFonts w:ascii="Arial" w:hAnsi="Arial" w:cs="Arial"/>
-          <w:color w:val="FF0000"/>
-          <w:lang w:val="en-CA"/>
-        </w:rPr>
-        <w:t xml:space="preserve">SAS </w:t>
-      </w:r>
-      <w:r>
-        <w:rPr>
-          <w:rFonts w:ascii="Arial" w:hAnsi="Arial" w:cs="Arial"/>
-          <w:lang w:val="en-CA"/>
-        </w:rPr>
-        <w:t xml:space="preserve">tables </w:t>
-      </w:r>
-      <w:r>
-        <w:rPr>
-          <w:rFonts w:ascii="Arial" w:hAnsi="Arial" w:cs="Arial"/>
-          <w:lang w:val="en-CA"/>
-        </w:rPr>
-        <w:t xml:space="preserve">created by the previous analyst </w:t>
-      </w:r>
-      <w:r>
-        <w:rPr>
-          <w:rFonts w:ascii="Arial" w:hAnsi="Arial" w:cs="Arial"/>
-          <w:lang w:val="en-CA"/>
-        </w:rPr>
-        <w:t xml:space="preserve">are </w:t>
-      </w:r>
-      <w:r>
-        <w:rPr>
-          <w:rFonts w:ascii="Arial" w:hAnsi="Arial" w:cs="Arial"/>
-          <w:color w:val="FF0000"/>
-          <w:lang w:val="en-CA"/>
-        </w:rPr>
-        <w:t xml:space="preserve">automatically </w:t>
-      </w:r>
-      <w:r>
-        <w:rPr>
-          <w:rFonts w:ascii="Arial" w:hAnsi="Arial" w:cs="Arial"/>
-          <w:lang w:val="en-CA"/>
-        </w:rPr>
-        <w:t xml:space="preserve">saved to a new subfolder as </w:t>
-      </w:r>
-      <w:r>
-        <w:rPr>
-          <w:rFonts w:ascii="Arial" w:hAnsi="Arial" w:cs="Arial"/>
-          <w:color w:val="FF0000"/>
-          <w:lang w:val="en-CA"/>
-        </w:rPr>
-        <w:t>backup</w:t>
+        <w:t xml:space="preserve"> </w:t>
+      </w:r>
+      <w:r>
+        <w:rPr>
+          <w:rFonts w:ascii="Arial" w:hAnsi="Arial" w:cs="Arial"/>
+          <w:lang w:val="en-CA"/>
+        </w:rPr>
+        <w:t xml:space="preserve">Created </w:t>
+      </w:r>
+      <w:r>
+        <w:rPr>
+          <w:rFonts w:ascii="Arial" w:hAnsi="Arial" w:cs="Arial"/>
+          <w:color w:val="FF0000"/>
+          <w:lang w:val="en-CA"/>
+        </w:rPr>
+        <w:t xml:space="preserve">macro </w:t>
+      </w:r>
+      <w:r>
+        <w:rPr>
+          <w:rFonts w:ascii="Arial" w:hAnsi="Arial" w:cs="Arial"/>
+          <w:color w:val="FF0000"/>
+          <w:lang w:val="en-CA"/>
+        </w:rPr>
+        <w:t xml:space="preserve">to </w:t>
+      </w:r>
+      <w:r>
+        <w:rPr>
+          <w:rFonts w:ascii="Arial" w:hAnsi="Arial" w:cs="Arial"/>
+          <w:color w:val="FF0000"/>
+          <w:lang w:val="en-CA"/>
+        </w:rPr>
+        <w:t xml:space="preserve">automate </w:t>
+      </w:r>
+      <w:r>
+        <w:rPr>
+          <w:rFonts w:ascii="Arial" w:hAnsi="Arial" w:cs="Arial"/>
+          <w:lang w:val="en-CA"/>
+        </w:rPr>
+        <w:t xml:space="preserve">the </w:t>
+      </w:r>
+      <w:r>
+        <w:rPr>
+          <w:rFonts w:ascii="Arial" w:hAnsi="Arial" w:cs="Arial"/>
+          <w:lang w:val="en-CA"/>
+        </w:rPr>
+        <w:t>format</w:t>
+      </w:r>
+      <w:r>
+        <w:rPr>
+          <w:rFonts w:ascii="Arial" w:hAnsi="Arial" w:cs="Arial"/>
+          <w:lang w:val="en-CA"/>
+        </w:rPr>
+        <w:t xml:space="preserve">ting of </w:t>
+      </w:r>
+      <w:r>
+        <w:rPr>
+          <w:rFonts w:ascii="Arial" w:hAnsi="Arial" w:cs="Arial"/>
+          <w:lang w:val="en-CA"/>
+        </w:rPr>
+        <w:t xml:space="preserve">the </w:t>
+      </w:r>
+      <w:r>
+        <w:rPr>
+          <w:rFonts w:ascii="Arial" w:hAnsi="Arial" w:cs="Arial"/>
+          <w:lang w:val="en-CA"/>
+        </w:rPr>
+        <w:t>report</w:t>
+      </w:r>
+      <w:r>
+        <w:rPr>
+          <w:rFonts w:ascii="Arial" w:hAnsi="Arial" w:cs="Arial"/>
+          <w:lang w:val="en-CA"/>
+        </w:rPr>
+        <w:t xml:space="preserve"> for each metric</w:t>
+      </w:r>
+      <w:r>
+        <w:rPr>
+          <w:rFonts w:ascii="Arial" w:hAnsi="Arial" w:cs="Arial"/>
+          <w:lang w:val="en-CA"/>
+        </w:rPr>
+        <w:t xml:space="preserve"> </w:t>
+      </w:r>
+      <w:r>
+        <w:rPr>
+          <w:rFonts w:ascii="Arial" w:hAnsi="Arial" w:cs="Arial"/>
+          <w:lang w:val="en-CA"/>
+        </w:rPr>
+        <w:t>using</w:t>
+      </w:r>
+      <w:r>
+        <w:rPr>
+          <w:rFonts w:ascii="Arial" w:hAnsi="Arial" w:cs="Arial"/>
+          <w:lang w:val="en-CA"/>
+        </w:rPr>
+        <w:t xml:space="preserve"> </w:t>
+      </w:r>
+      <w:r>
+        <w:rPr>
+          <w:rFonts w:ascii="Arial" w:hAnsi="Arial" w:cs="Arial"/>
+          <w:color w:val="FF0000"/>
+          <w:lang w:val="en-CA"/>
+        </w:rPr>
+        <w:t>Proc Report</w:t>
       </w:r>
       <w:r>
         <w:rPr>
@@ -5310,15 +7206,69 @@
         <w:ind w:left="720"/>
         <w:rPr>
           <w:rFonts w:ascii="Arial" w:hAnsi="Arial" w:cs="Arial"/>
-          <w:lang w:val="en-CA"/>
-        </w:rPr>
-      </w:pPr>
-      <w:r>
-        <w:rPr>
-          <w:rFonts w:ascii="Arial" w:hAnsi="Arial" w:cs="Arial"/>
-          <w:lang w:val="en-CA"/>
-        </w:rPr>
-        <w:t xml:space="preserve">Created </w:t>
+          <w:b/>
+          <w:bCs/>
+          <w:lang w:val="en-CA"/>
+        </w:rPr>
+      </w:pPr>
+      <w:r>
+        <w:rPr>
+          <w:rFonts w:ascii="Arial" w:hAnsi="Arial" w:cs="Arial"/>
+          <w:lang w:val="en-CA"/>
+        </w:rPr>
+        <w:t>Automat</w:t>
+      </w:r>
+      <w:r>
+        <w:rPr>
+          <w:rFonts w:ascii="Arial" w:hAnsi="Arial" w:cs="Arial"/>
+          <w:lang w:val="en-CA"/>
+        </w:rPr>
+        <w:t>ed</w:t>
+      </w:r>
+      <w:r>
+        <w:rPr>
+          <w:rFonts w:ascii="Arial" w:hAnsi="Arial" w:cs="Arial"/>
+          <w:lang w:val="en-CA"/>
+        </w:rPr>
+        <w:t xml:space="preserve"> </w:t>
+      </w:r>
+      <w:r>
+        <w:rPr>
+          <w:rFonts w:ascii="Arial" w:hAnsi="Arial" w:cs="Arial"/>
+          <w:lang w:val="en-CA"/>
+        </w:rPr>
+        <w:t xml:space="preserve">and scheduled </w:t>
+      </w:r>
+      <w:r>
+        <w:rPr>
+          <w:rFonts w:ascii="Arial" w:hAnsi="Arial" w:cs="Arial"/>
+          <w:lang w:val="en-CA"/>
+        </w:rPr>
+        <w:t xml:space="preserve">various </w:t>
+      </w:r>
+      <w:r>
+        <w:rPr>
+          <w:rFonts w:ascii="Arial" w:hAnsi="Arial" w:cs="Arial"/>
+          <w:color w:val="FF0000"/>
+          <w:lang w:val="en-CA"/>
+        </w:rPr>
+        <w:t>S</w:t>
+      </w:r>
+      <w:r>
+        <w:rPr>
+          <w:rFonts w:ascii="Arial" w:hAnsi="Arial" w:cs="Arial"/>
+          <w:color w:val="FF0000"/>
+          <w:lang w:val="en-CA"/>
+        </w:rPr>
+        <w:t>AS</w:t>
+      </w:r>
+      <w:r>
+        <w:rPr>
+          <w:rFonts w:ascii="Arial" w:hAnsi="Arial" w:cs="Arial"/>
+          <w:color w:val="FF0000"/>
+          <w:lang w:val="en-CA"/>
+        </w:rPr>
+        <w:t xml:space="preserve"> </w:t>
       </w:r>
       <w:r>
         <w:rPr>
@@ -5333,85 +7283,89 @@
           <w:rFonts w:ascii="Arial" w:hAnsi="Arial" w:cs="Arial"/>
           <w:lang w:val="en-CA"/>
         </w:rPr>
-        <w:t xml:space="preserve">'s to produce </w:t>
-      </w:r>
-      <w:r>
-        <w:rPr>
-          <w:rFonts w:ascii="Arial" w:hAnsi="Arial" w:cs="Arial"/>
-          <w:lang w:val="en-CA"/>
-        </w:rPr>
-        <w:t xml:space="preserve">new </w:t>
-      </w:r>
-      <w:r>
-        <w:rPr>
-          <w:rFonts w:ascii="Arial" w:hAnsi="Arial" w:cs="Arial"/>
-          <w:lang w:val="en-CA"/>
-        </w:rPr>
-        <w:t>artifacts by mapping</w:t>
-      </w:r>
-      <w:r>
-        <w:rPr>
-          <w:rFonts w:ascii="Arial" w:hAnsi="Arial" w:cs="Arial"/>
-          <w:lang w:val="en-CA"/>
-        </w:rPr>
-        <w:t xml:space="preserve"> f</w:t>
-      </w:r>
-      <w:r>
-        <w:rPr>
-          <w:rFonts w:ascii="Arial" w:hAnsi="Arial" w:cs="Arial"/>
-          <w:lang w:val="en-CA"/>
-        </w:rPr>
-        <w:t xml:space="preserve">ields from </w:t>
-      </w:r>
-      <w:r>
-        <w:rPr>
-          <w:rFonts w:ascii="Arial" w:hAnsi="Arial" w:cs="Arial"/>
-          <w:lang w:val="en-CA"/>
-        </w:rPr>
-        <w:t xml:space="preserve">the </w:t>
-      </w:r>
-      <w:r>
-        <w:rPr>
-          <w:rFonts w:ascii="Arial" w:hAnsi="Arial" w:cs="Arial"/>
-          <w:lang w:val="en-CA"/>
-        </w:rPr>
-        <w:t xml:space="preserve">execution data requirements (EDR) to data tables. </w:t>
-      </w:r>
-      <w:r>
-        <w:rPr>
-          <w:rFonts w:ascii="Arial" w:hAnsi="Arial" w:cs="Arial"/>
-          <w:lang w:val="en-CA"/>
-        </w:rPr>
-        <w:t>Contributed</w:t>
-      </w:r>
-      <w:r>
-        <w:rPr>
-          <w:rFonts w:ascii="Arial" w:hAnsi="Arial" w:cs="Arial"/>
-          <w:lang w:val="en-CA"/>
-        </w:rPr>
-        <w:t xml:space="preserve"> to </w:t>
-      </w:r>
-      <w:r>
-        <w:rPr>
-          <w:rFonts w:ascii="Arial" w:hAnsi="Arial" w:cs="Arial"/>
-          <w:lang w:val="en-CA"/>
-        </w:rPr>
-        <w:t>design</w:t>
-      </w:r>
-      <w:r>
-        <w:rPr>
-          <w:rFonts w:ascii="Arial" w:hAnsi="Arial" w:cs="Arial"/>
-          <w:lang w:val="en-CA"/>
-        </w:rPr>
-        <w:t xml:space="preserve"> </w:t>
-      </w:r>
-      <w:r>
-        <w:rPr>
-          <w:rFonts w:ascii="Arial" w:hAnsi="Arial" w:cs="Arial"/>
-          <w:color w:val="FF0000"/>
-          <w:lang w:val="en-CA"/>
-        </w:rPr>
-        <w:t>artifact layouts</w:t>
+        <w:t xml:space="preserve"> </w:t>
+      </w:r>
+      <w:r>
+        <w:rPr>
+          <w:rFonts w:ascii="Arial" w:hAnsi="Arial" w:cs="Arial"/>
+          <w:color w:val="FF0000"/>
+          <w:lang w:val="en-CA"/>
+        </w:rPr>
+        <w:t>codes</w:t>
+      </w:r>
+      <w:r>
+        <w:rPr>
+          <w:rFonts w:ascii="Arial" w:hAnsi="Arial" w:cs="Arial"/>
+          <w:lang w:val="en-CA"/>
+        </w:rPr>
+        <w:t xml:space="preserve"> in </w:t>
+      </w:r>
+      <w:r>
+        <w:rPr>
+          <w:rFonts w:ascii="Arial" w:hAnsi="Arial" w:cs="Arial"/>
+          <w:color w:val="FF0000"/>
+          <w:lang w:val="en-CA"/>
+        </w:rPr>
+        <w:t>Unix</w:t>
+      </w:r>
+      <w:r>
+        <w:rPr>
+          <w:rFonts w:ascii="Arial" w:hAnsi="Arial" w:cs="Arial"/>
+          <w:lang w:val="en-CA"/>
+        </w:rPr>
+        <w:t xml:space="preserve">, </w:t>
+      </w:r>
+      <w:r>
+        <w:rPr>
+          <w:rFonts w:ascii="Arial" w:hAnsi="Arial" w:cs="Arial"/>
+          <w:lang w:val="en-CA"/>
+        </w:rPr>
+        <w:t>using</w:t>
+      </w:r>
+      <w:r>
+        <w:rPr>
+          <w:rFonts w:ascii="Arial" w:hAnsi="Arial" w:cs="Arial"/>
+          <w:lang w:val="en-CA"/>
+        </w:rPr>
+        <w:t xml:space="preserve"> </w:t>
+      </w:r>
+      <w:r>
+        <w:rPr>
+          <w:rFonts w:ascii="Arial" w:hAnsi="Arial" w:cs="Arial"/>
+          <w:lang w:val="en-CA"/>
+        </w:rPr>
+        <w:t>a</w:t>
+      </w:r>
+      <w:r>
+        <w:rPr>
+          <w:rFonts w:ascii="Arial" w:hAnsi="Arial" w:cs="Arial"/>
+          <w:lang w:val="en-CA"/>
+        </w:rPr>
+        <w:t xml:space="preserve"> </w:t>
+      </w:r>
+      <w:r>
+        <w:rPr>
+          <w:rFonts w:ascii="Arial" w:hAnsi="Arial" w:cs="Arial"/>
+          <w:color w:val="FF0000"/>
+          <w:lang w:val="en-CA"/>
+        </w:rPr>
+        <w:t>SAS</w:t>
+      </w:r>
+      <w:r>
+        <w:rPr>
+          <w:rFonts w:ascii="Arial" w:hAnsi="Arial" w:cs="Arial"/>
+          <w:color w:val="FF0000"/>
+          <w:lang w:val="en-CA"/>
+        </w:rPr>
+        <w:t xml:space="preserve"> </w:t>
+      </w:r>
+      <w:r>
+        <w:rPr>
+          <w:rFonts w:ascii="Arial" w:hAnsi="Arial" w:cs="Arial"/>
+          <w:color w:val="FF0000"/>
+          <w:lang w:val="en-CA"/>
+        </w:rPr>
+        <w:t>macro</w:t>
       </w:r>
       <w:r>
         <w:rPr>
@@ -5434,355 +7388,90 @@
         <w:ind w:left="720"/>
         <w:rPr>
           <w:rFonts w:ascii="Arial" w:hAnsi="Arial" w:cs="Arial"/>
-          <w:lang w:val="en-CA"/>
-        </w:rPr>
-      </w:pPr>
-      <w:r>
-        <w:rPr>
-          <w:rFonts w:ascii="Arial" w:hAnsi="Arial" w:cs="Arial"/>
-          <w:lang w:val="en-CA"/>
-        </w:rPr>
-        <w:t xml:space="preserve">Used </w:t>
-      </w:r>
-      <w:r>
-        <w:rPr>
-          <w:rFonts w:ascii="Arial" w:hAnsi="Arial" w:cs="Arial"/>
-          <w:color w:val="FF0000"/>
-          <w:lang w:val="en-CA"/>
-        </w:rPr>
-        <w:t xml:space="preserve">GitHub </w:t>
-      </w:r>
-      <w:r>
-        <w:rPr>
-          <w:rFonts w:ascii="Arial" w:hAnsi="Arial" w:cs="Arial"/>
-          <w:lang w:val="en-CA"/>
-        </w:rPr>
-        <w:t xml:space="preserve">for code version control and sharing and </w:t>
-      </w:r>
-      <w:r>
-        <w:rPr>
-          <w:rFonts w:ascii="Arial" w:hAnsi="Arial" w:cs="Arial"/>
-          <w:color w:val="FF0000"/>
-          <w:lang w:val="en-CA"/>
-        </w:rPr>
-        <w:t xml:space="preserve">DMS </w:t>
-      </w:r>
-      <w:r>
-        <w:rPr>
-          <w:rFonts w:ascii="Arial" w:hAnsi="Arial" w:cs="Arial"/>
-          <w:lang w:val="en-CA"/>
-        </w:rPr>
-        <w:t xml:space="preserve">as a secure repository for </w:t>
-      </w:r>
-      <w:r>
-        <w:rPr>
-          <w:rFonts w:ascii="Arial" w:hAnsi="Arial" w:cs="Arial"/>
-          <w:lang w:val="en-CA"/>
-        </w:rPr>
-        <w:t xml:space="preserve">storing and </w:t>
-      </w:r>
-      <w:r>
-        <w:rPr>
-          <w:rFonts w:ascii="Arial" w:hAnsi="Arial" w:cs="Arial"/>
-          <w:lang w:val="en-CA"/>
-        </w:rPr>
-        <w:t>sharing artifacts.</w:t>
-      </w:r>
-    </w:p>
-    <w:p>
-      <w:pPr>
-        <w:tabs>
-          <w:tab w:val="right" w:pos="9360"/>
-        </w:tabs>
-        <w:spacing w:before="0" w:after="0"/>
-        <w:rPr>
-          <w:rFonts w:ascii="Arial" w:hAnsi="Arial" w:cs="Arial"/>
           <w:b/>
           <w:bCs/>
           <w:lang w:val="en-CA"/>
         </w:rPr>
       </w:pPr>
-    </w:p>
-    <w:p>
-      <w:pPr>
-        <w:tabs>
-          <w:tab w:val="right" w:pos="9360"/>
-        </w:tabs>
-        <w:spacing w:before="0" w:after="0"/>
-        <w:rPr>
-          <w:rFonts w:ascii="Arial" w:hAnsi="Arial" w:cs="Arial"/>
-          <w:b/>
-          <w:bCs/>
-          <w:lang w:val="en-CA"/>
-        </w:rPr>
-      </w:pPr>
-      <w:proofErr w:type="spellStart"/>
-      <w:r>
-        <w:rPr>
-          <w:rFonts w:ascii="Arial" w:hAnsi="Arial" w:cs="Arial"/>
-          <w:b/>
-          <w:bCs/>
-          <w:lang w:val="en-CA"/>
-        </w:rPr>
-        <w:t>Truist</w:t>
-      </w:r>
-      <w:proofErr w:type="spellEnd"/>
-      <w:r>
-        <w:rPr>
-          <w:rFonts w:ascii="Arial" w:hAnsi="Arial" w:cs="Arial"/>
-          <w:b/>
-          <w:bCs/>
-          <w:lang w:val="en-CA"/>
-        </w:rPr>
-        <w:t xml:space="preserve">, </w:t>
-      </w:r>
-      <w:r>
-        <w:rPr>
-          <w:rFonts w:ascii="Arial" w:hAnsi="Arial" w:cs="Arial"/>
-          <w:b/>
-          <w:bCs/>
-          <w:lang w:val="en-CA"/>
-        </w:rPr>
-        <w:t>Charlotte</w:t>
-      </w:r>
-      <w:r>
-        <w:rPr>
-          <w:rFonts w:ascii="Arial" w:hAnsi="Arial" w:cs="Arial"/>
-          <w:b/>
-          <w:bCs/>
-          <w:lang w:val="en-CA"/>
-        </w:rPr>
-        <w:t xml:space="preserve">, </w:t>
-      </w:r>
-      <w:r>
-        <w:rPr>
-          <w:rFonts w:ascii="Arial" w:hAnsi="Arial" w:cs="Arial"/>
-          <w:b/>
-          <w:bCs/>
-          <w:lang w:val="en-CA"/>
-        </w:rPr>
-        <w:t>NC (</w:t>
-      </w:r>
-      <w:r>
-        <w:rPr>
-          <w:rFonts w:ascii="Arial" w:hAnsi="Arial" w:cs="Arial"/>
-          <w:b/>
-          <w:bCs/>
-          <w:color w:val="00B050"/>
-          <w:lang w:val="en-CA"/>
-        </w:rPr>
-        <w:t>bank</w:t>
-      </w:r>
-      <w:r>
-        <w:rPr>
-          <w:rFonts w:ascii="Arial" w:hAnsi="Arial" w:cs="Arial"/>
-          <w:b/>
-          <w:bCs/>
-          <w:color w:val="00B050"/>
-          <w:lang w:val="en-CA"/>
-        </w:rPr>
-        <w:t>ing</w:t>
-      </w:r>
-      <w:r>
-        <w:rPr>
-          <w:rFonts w:ascii="Arial" w:hAnsi="Arial" w:cs="Arial"/>
-          <w:b/>
-          <w:bCs/>
-          <w:lang w:val="en-CA"/>
-        </w:rPr>
-        <w:t>)</w:t>
-      </w:r>
-    </w:p>
-    <w:p>
-      <w:pPr>
-        <w:tabs>
-          <w:tab w:val="right" w:pos="9360"/>
-        </w:tabs>
-        <w:spacing w:before="0" w:after="0"/>
-        <w:ind w:left="720"/>
-        <w:rPr>
-          <w:rFonts w:ascii="Arial" w:hAnsi="Arial" w:cs="Arial"/>
-          <w:b/>
-          <w:lang w:val="en-CA"/>
-        </w:rPr>
-      </w:pPr>
-      <w:r>
-        <w:rPr>
-          <w:rFonts w:ascii="Arial" w:hAnsi="Arial" w:cs="Arial"/>
-          <w:i/>
-          <w:lang w:val="en-CA"/>
-        </w:rPr>
-        <w:t xml:space="preserve">Data </w:t>
-      </w:r>
-      <w:r>
-        <w:rPr>
-          <w:rFonts w:ascii="Arial" w:hAnsi="Arial" w:cs="Arial"/>
-          <w:i/>
-          <w:lang w:val="en-CA"/>
-        </w:rPr>
-        <w:t xml:space="preserve">Analytics </w:t>
-      </w:r>
-      <w:r>
-        <w:rPr>
-          <w:rFonts w:ascii="Arial" w:hAnsi="Arial" w:cs="Arial"/>
-          <w:i/>
-          <w:lang w:val="en-CA"/>
-        </w:rPr>
-        <w:t>SQL/Python</w:t>
-      </w:r>
-      <w:r>
-        <w:rPr>
-          <w:rFonts w:ascii="Arial" w:hAnsi="Arial" w:cs="Arial"/>
-          <w:i/>
-          <w:lang w:val="en-CA"/>
-        </w:rPr>
-        <w:t xml:space="preserve"> (</w:t>
-      </w:r>
-      <w:r>
-        <w:rPr>
-          <w:rFonts w:ascii="Arial" w:hAnsi="Arial" w:cs="Arial"/>
-          <w:i/>
-          <w:color w:val="7030A0"/>
-          <w:lang w:val="en-CA"/>
-        </w:rPr>
-        <w:t>contract</w:t>
-      </w:r>
-      <w:r>
-        <w:rPr>
-          <w:rFonts w:ascii="Arial" w:hAnsi="Arial" w:cs="Arial"/>
-          <w:i/>
-          <w:color w:val="7030A0"/>
-          <w:lang w:val="en-CA"/>
-        </w:rPr>
-        <w:t xml:space="preserve"> </w:t>
-      </w:r>
-      <w:r>
-        <w:rPr>
-          <w:rFonts w:ascii="Arial" w:hAnsi="Arial" w:cs="Arial"/>
-          <w:i/>
-          <w:lang w:val="en-CA"/>
-        </w:rPr>
-        <w:t>/</w:t>
-      </w:r>
-      <w:r>
-        <w:rPr>
-          <w:rFonts w:ascii="Arial" w:hAnsi="Arial" w:cs="Arial"/>
-          <w:i/>
-          <w:lang w:val="en-CA"/>
-        </w:rPr>
-        <w:t xml:space="preserve"> </w:t>
-      </w:r>
-      <w:r>
-        <w:rPr>
-          <w:rFonts w:ascii="Arial" w:hAnsi="Arial" w:cs="Arial"/>
-          <w:i/>
-          <w:color w:val="E36C0A" w:themeColor="accent6" w:themeShade="BF"/>
-          <w:lang w:val="en-CA"/>
-        </w:rPr>
-        <w:t>remote</w:t>
-      </w:r>
-      <w:r>
-        <w:rPr>
-          <w:rFonts w:ascii="Arial" w:hAnsi="Arial" w:cs="Arial"/>
-          <w:i/>
-          <w:lang w:val="en-CA"/>
-        </w:rPr>
-        <w:t>)</w:t>
-      </w:r>
-      <w:r>
-        <w:rPr>
-          <w:rFonts w:ascii="Arial" w:hAnsi="Arial" w:cs="Arial"/>
-          <w:i/>
-          <w:lang w:val="en-CA"/>
-        </w:rPr>
-        <w:tab/>
-      </w:r>
-      <w:r>
-        <w:rPr>
-          <w:rFonts w:ascii="Arial" w:hAnsi="Arial" w:cs="Arial"/>
-          <w:b/>
-          <w:lang w:val="en-CA"/>
-        </w:rPr>
-        <w:t>0</w:t>
-      </w:r>
-      <w:r>
-        <w:rPr>
-          <w:rFonts w:ascii="Arial" w:hAnsi="Arial" w:cs="Arial"/>
-          <w:b/>
-          <w:lang w:val="en-CA"/>
-        </w:rPr>
-        <w:t>9</w:t>
-      </w:r>
-      <w:r>
-        <w:rPr>
-          <w:rFonts w:ascii="Arial" w:hAnsi="Arial" w:cs="Arial"/>
-          <w:b/>
-          <w:lang w:val="en-CA"/>
-        </w:rPr>
-        <w:t>/202</w:t>
-      </w:r>
-      <w:r>
-        <w:rPr>
-          <w:rFonts w:ascii="Arial" w:hAnsi="Arial" w:cs="Arial"/>
-          <w:b/>
-          <w:lang w:val="en-CA"/>
-        </w:rPr>
-        <w:t>1</w:t>
-      </w:r>
-      <w:r>
-        <w:rPr>
-          <w:rFonts w:ascii="Arial" w:hAnsi="Arial" w:cs="Arial"/>
-          <w:b/>
-          <w:lang w:val="en-CA"/>
-        </w:rPr>
-        <w:t xml:space="preserve"> </w:t>
-      </w:r>
-      <w:r>
-        <w:rPr>
-          <w:rFonts w:ascii="Arial" w:hAnsi="Arial" w:cs="Arial"/>
-          <w:b/>
-          <w:lang w:val="en-US"/>
-        </w:rPr>
-        <w:t>–</w:t>
-      </w:r>
-      <w:r>
-        <w:rPr>
-          <w:rFonts w:ascii="Arial" w:hAnsi="Arial" w:cs="Arial"/>
-          <w:b/>
-          <w:lang w:val="en-CA"/>
-        </w:rPr>
-        <w:t xml:space="preserve"> 0</w:t>
-      </w:r>
-      <w:r>
-        <w:rPr>
-          <w:rFonts w:ascii="Arial" w:hAnsi="Arial" w:cs="Arial"/>
-          <w:b/>
-          <w:lang w:val="en-CA"/>
-        </w:rPr>
-        <w:t>3</w:t>
-      </w:r>
-      <w:r>
-        <w:rPr>
-          <w:rFonts w:ascii="Arial" w:hAnsi="Arial" w:cs="Arial"/>
-          <w:b/>
-          <w:lang w:val="en-CA"/>
-        </w:rPr>
-        <w:t>/2022</w:t>
-      </w:r>
-    </w:p>
-    <w:p>
-      <w:pPr>
-        <w:tabs>
-          <w:tab w:val="right" w:pos="9360"/>
-        </w:tabs>
-        <w:spacing w:before="0" w:after="0"/>
-        <w:ind w:left="720"/>
-        <w:rPr>
-          <w:rFonts w:ascii="Arial" w:hAnsi="Arial" w:cs="Arial"/>
-          <w:b/>
-          <w:lang w:val="en-CA"/>
-        </w:rPr>
-      </w:pPr>
+      <w:r>
+        <w:rPr>
+          <w:rFonts w:ascii="Arial" w:hAnsi="Arial" w:cs="Arial"/>
+          <w:lang w:val="en-CA"/>
+        </w:rPr>
+        <w:t xml:space="preserve">Used </w:t>
+      </w:r>
+      <w:r>
+        <w:rPr>
+          <w:rFonts w:ascii="Arial" w:hAnsi="Arial" w:cs="Arial"/>
+          <w:color w:val="FF0000"/>
+          <w:lang w:val="en-CA"/>
+        </w:rPr>
+        <w:t xml:space="preserve">HTML </w:t>
+      </w:r>
+      <w:r>
+        <w:rPr>
+          <w:rFonts w:ascii="Arial" w:hAnsi="Arial" w:cs="Arial"/>
+          <w:lang w:val="en-CA"/>
+        </w:rPr>
+        <w:t xml:space="preserve">syntax </w:t>
+      </w:r>
+      <w:r>
+        <w:rPr>
+          <w:rFonts w:ascii="Arial" w:hAnsi="Arial" w:cs="Arial"/>
+          <w:lang w:val="en-CA"/>
+        </w:rPr>
+        <w:t xml:space="preserve">in </w:t>
+      </w:r>
+      <w:r>
+        <w:rPr>
+          <w:rFonts w:ascii="Arial" w:hAnsi="Arial" w:cs="Arial"/>
+          <w:color w:val="FF0000"/>
+          <w:lang w:val="en-CA"/>
+        </w:rPr>
+        <w:t xml:space="preserve">SAS </w:t>
+      </w:r>
+      <w:r>
+        <w:rPr>
+          <w:rFonts w:ascii="Arial" w:hAnsi="Arial" w:cs="Arial"/>
+          <w:lang w:val="en-CA"/>
+        </w:rPr>
+        <w:t xml:space="preserve">to compose </w:t>
+      </w:r>
+      <w:r>
+        <w:rPr>
+          <w:rFonts w:ascii="Arial" w:hAnsi="Arial" w:cs="Arial"/>
+          <w:lang w:val="en-CA"/>
+        </w:rPr>
+        <w:t>rich text</w:t>
+      </w:r>
+      <w:r>
+        <w:rPr>
+          <w:rFonts w:ascii="Arial" w:hAnsi="Arial" w:cs="Arial"/>
+          <w:lang w:val="en-CA"/>
+        </w:rPr>
+        <w:t xml:space="preserve"> </w:t>
+      </w:r>
+      <w:r>
+        <w:rPr>
+          <w:rFonts w:ascii="Arial" w:hAnsi="Arial" w:cs="Arial"/>
+          <w:lang w:val="en-CA"/>
+        </w:rPr>
+        <w:t xml:space="preserve">e-mail </w:t>
+      </w:r>
+      <w:r>
+        <w:rPr>
+          <w:rFonts w:ascii="Arial" w:hAnsi="Arial" w:cs="Arial"/>
+          <w:lang w:val="en-CA"/>
+        </w:rPr>
+        <w:t>alerts</w:t>
+      </w:r>
+      <w:r>
+        <w:rPr>
+          <w:rFonts w:ascii="Arial" w:hAnsi="Arial" w:cs="Arial"/>
+          <w:lang w:val="en-CA"/>
+        </w:rPr>
+        <w:t>.</w:t>
+      </w:r>
     </w:p>
     <w:p>
       <w:pPr>
@@ -5797,110 +7486,112 @@
         <w:ind w:left="720"/>
         <w:rPr>
           <w:rFonts w:ascii="Arial" w:hAnsi="Arial" w:cs="Arial"/>
-          <w:b/>
-          <w:bCs/>
-          <w:lang w:val="en-CA"/>
-        </w:rPr>
-      </w:pPr>
-      <w:r>
-        <w:rPr>
-          <w:rFonts w:ascii="Arial" w:hAnsi="Arial" w:cs="Arial"/>
-          <w:lang w:val="en-CA"/>
-        </w:rPr>
-        <w:t>Created</w:t>
-      </w:r>
-      <w:r>
-        <w:rPr>
-          <w:rFonts w:ascii="Arial" w:hAnsi="Arial" w:cs="Arial"/>
-          <w:lang w:val="en-CA"/>
-        </w:rPr>
-        <w:t xml:space="preserve"> rules based</w:t>
-      </w:r>
-      <w:r>
-        <w:rPr>
-          <w:rFonts w:ascii="Arial" w:hAnsi="Arial" w:cs="Arial"/>
-          <w:lang w:val="en-CA"/>
-        </w:rPr>
-        <w:t xml:space="preserve"> </w:t>
-      </w:r>
-      <w:r>
-        <w:rPr>
-          <w:rFonts w:ascii="Arial" w:hAnsi="Arial" w:cs="Arial"/>
-          <w:color w:val="FF0000"/>
-          <w:lang w:val="en-CA"/>
-        </w:rPr>
-        <w:t xml:space="preserve">decision tool </w:t>
-      </w:r>
-      <w:r>
-        <w:rPr>
-          <w:rFonts w:ascii="Arial" w:hAnsi="Arial" w:cs="Arial"/>
-          <w:lang w:val="en-CA"/>
-        </w:rPr>
-        <w:t xml:space="preserve">for </w:t>
-      </w:r>
-      <w:r>
-        <w:rPr>
-          <w:rFonts w:ascii="Arial" w:hAnsi="Arial" w:cs="Arial"/>
-          <w:lang w:val="en-CA"/>
-        </w:rPr>
-        <w:t xml:space="preserve">the </w:t>
-      </w:r>
-      <w:r>
-        <w:rPr>
-          <w:rFonts w:ascii="Arial" w:hAnsi="Arial" w:cs="Arial"/>
-          <w:lang w:val="en-CA"/>
-        </w:rPr>
-        <w:t xml:space="preserve">compliance and data </w:t>
-      </w:r>
-      <w:r>
-        <w:rPr>
-          <w:rFonts w:ascii="Arial" w:hAnsi="Arial" w:cs="Arial"/>
-          <w:lang w:val="en-CA"/>
-        </w:rPr>
-        <w:t>analysts to choose their optimal analytics application</w:t>
-      </w:r>
-      <w:r>
-        <w:rPr>
-          <w:rFonts w:ascii="Arial" w:hAnsi="Arial" w:cs="Arial"/>
-          <w:lang w:val="en-CA"/>
-        </w:rPr>
-        <w:t xml:space="preserve"> as a web </w:t>
-      </w:r>
-      <w:r>
-        <w:rPr>
-          <w:rFonts w:ascii="Arial" w:hAnsi="Arial" w:cs="Arial"/>
-          <w:lang w:val="en-CA"/>
-        </w:rPr>
-        <w:t>form</w:t>
-      </w:r>
-      <w:r>
-        <w:rPr>
-          <w:rFonts w:ascii="Arial" w:hAnsi="Arial" w:cs="Arial"/>
-          <w:lang w:val="en-CA"/>
-        </w:rPr>
-        <w:t xml:space="preserve"> created </w:t>
-      </w:r>
-      <w:r>
-        <w:rPr>
-          <w:rFonts w:ascii="Arial" w:hAnsi="Arial" w:cs="Arial"/>
-          <w:lang w:val="en-CA"/>
-        </w:rPr>
-        <w:t>in</w:t>
-      </w:r>
-      <w:r>
-        <w:rPr>
-          <w:rFonts w:ascii="Arial" w:hAnsi="Arial" w:cs="Arial"/>
-          <w:lang w:val="en-CA"/>
-        </w:rPr>
-        <w:t xml:space="preserve"> </w:t>
-      </w:r>
-      <w:r>
-        <w:rPr>
-          <w:rFonts w:ascii="Arial" w:hAnsi="Arial" w:cs="Arial"/>
-          <w:color w:val="FF0000"/>
-          <w:lang w:val="en-CA"/>
-        </w:rPr>
-        <w:t>Python</w:t>
+          <w:lang w:val="en-CA"/>
+        </w:rPr>
+      </w:pPr>
+      <w:r>
+        <w:rPr>
+          <w:rFonts w:ascii="Arial" w:hAnsi="Arial" w:cs="Arial"/>
+          <w:lang w:val="en-CA"/>
+        </w:rPr>
+        <w:t>Combined</w:t>
+      </w:r>
+      <w:r>
+        <w:rPr>
+          <w:rFonts w:ascii="Arial" w:hAnsi="Arial" w:cs="Arial"/>
+          <w:lang w:val="en-CA"/>
+        </w:rPr>
+        <w:t xml:space="preserve"> </w:t>
+      </w:r>
+      <w:r>
+        <w:rPr>
+          <w:rFonts w:ascii="Arial" w:hAnsi="Arial" w:cs="Arial"/>
+          <w:color w:val="FF0000"/>
+          <w:lang w:val="en-CA"/>
+        </w:rPr>
+        <w:t>DOS</w:t>
+      </w:r>
+      <w:r>
+        <w:rPr>
+          <w:rFonts w:ascii="Arial" w:hAnsi="Arial" w:cs="Arial"/>
+          <w:lang w:val="en-CA"/>
+        </w:rPr>
+        <w:t xml:space="preserve">, </w:t>
+      </w:r>
+      <w:proofErr w:type="spellStart"/>
+      <w:r>
+        <w:rPr>
+          <w:rFonts w:ascii="Arial" w:hAnsi="Arial" w:cs="Arial"/>
+          <w:color w:val="FF0000"/>
+          <w:lang w:val="en-CA"/>
+        </w:rPr>
+        <w:t>WinScp</w:t>
+      </w:r>
+      <w:proofErr w:type="spellEnd"/>
+      <w:r>
+        <w:rPr>
+          <w:rFonts w:ascii="Arial" w:hAnsi="Arial" w:cs="Arial"/>
+          <w:color w:val="FF0000"/>
+          <w:lang w:val="en-CA"/>
+        </w:rPr>
+        <w:t xml:space="preserve"> </w:t>
+      </w:r>
+      <w:r>
+        <w:rPr>
+          <w:rFonts w:ascii="Arial" w:hAnsi="Arial" w:cs="Arial"/>
+          <w:lang w:val="en-CA"/>
+        </w:rPr>
+        <w:t xml:space="preserve">and </w:t>
+      </w:r>
+      <w:r>
+        <w:rPr>
+          <w:rFonts w:ascii="Arial" w:hAnsi="Arial" w:cs="Arial"/>
+          <w:color w:val="FF0000"/>
+          <w:lang w:val="en-CA"/>
+        </w:rPr>
+        <w:t xml:space="preserve">VB </w:t>
+      </w:r>
+      <w:r>
+        <w:rPr>
+          <w:rFonts w:ascii="Arial" w:hAnsi="Arial" w:cs="Arial"/>
+          <w:lang w:val="en-CA"/>
+        </w:rPr>
+        <w:t xml:space="preserve">scripts to </w:t>
+      </w:r>
+      <w:r>
+        <w:rPr>
+          <w:rFonts w:ascii="Arial" w:hAnsi="Arial" w:cs="Arial"/>
+          <w:lang w:val="en-CA"/>
+        </w:rPr>
+        <w:t xml:space="preserve">schedule </w:t>
+      </w:r>
+      <w:r>
+        <w:rPr>
+          <w:rFonts w:ascii="Arial" w:hAnsi="Arial" w:cs="Arial"/>
+          <w:lang w:val="en-CA"/>
+        </w:rPr>
+        <w:t xml:space="preserve">codes </w:t>
+      </w:r>
+      <w:r>
+        <w:rPr>
+          <w:rFonts w:ascii="Arial" w:hAnsi="Arial" w:cs="Arial"/>
+          <w:lang w:val="en-CA"/>
+        </w:rPr>
+        <w:t xml:space="preserve">and </w:t>
+      </w:r>
+      <w:r>
+        <w:rPr>
+          <w:rFonts w:ascii="Arial" w:hAnsi="Arial" w:cs="Arial"/>
+          <w:lang w:val="en-CA"/>
+        </w:rPr>
+        <w:t xml:space="preserve">automate </w:t>
+      </w:r>
+      <w:r>
+        <w:rPr>
+          <w:rFonts w:ascii="Arial" w:hAnsi="Arial" w:cs="Arial"/>
+          <w:lang w:val="en-CA"/>
+        </w:rPr>
+        <w:t>file transfers between platforms</w:t>
       </w:r>
       <w:r>
         <w:rPr>
@@ -5923,113 +7614,51 @@
         <w:ind w:left="720"/>
         <w:rPr>
           <w:rFonts w:ascii="Arial" w:hAnsi="Arial" w:cs="Arial"/>
-          <w:b/>
-          <w:bCs/>
-          <w:lang w:val="en-CA"/>
-        </w:rPr>
-      </w:pPr>
-      <w:r>
-        <w:rPr>
-          <w:rFonts w:ascii="Arial" w:hAnsi="Arial" w:cs="Arial"/>
-          <w:lang w:val="en-CA"/>
-        </w:rPr>
-        <w:t xml:space="preserve">Created and maintained current report on </w:t>
-      </w:r>
-      <w:r>
-        <w:rPr>
-          <w:rFonts w:ascii="Arial" w:hAnsi="Arial" w:cs="Arial"/>
-          <w:lang w:val="en-CA"/>
-        </w:rPr>
-        <w:t xml:space="preserve">user </w:t>
-      </w:r>
-      <w:r>
-        <w:rPr>
-          <w:rFonts w:ascii="Arial" w:hAnsi="Arial" w:cs="Arial"/>
-          <w:lang w:val="en-CA"/>
-        </w:rPr>
-        <w:t xml:space="preserve">accesses for the various </w:t>
-      </w:r>
-      <w:r>
-        <w:rPr>
-          <w:rFonts w:ascii="Arial" w:hAnsi="Arial" w:cs="Arial"/>
-          <w:color w:val="FF0000"/>
-          <w:lang w:val="en-CA"/>
-        </w:rPr>
-        <w:t>proprietary applications</w:t>
-      </w:r>
-      <w:r>
-        <w:rPr>
-          <w:rFonts w:ascii="Arial" w:hAnsi="Arial" w:cs="Arial"/>
-          <w:color w:val="FF0000"/>
-          <w:lang w:val="en-CA"/>
-        </w:rPr>
-        <w:t xml:space="preserve"> </w:t>
-      </w:r>
-      <w:r>
-        <w:rPr>
-          <w:rFonts w:ascii="Arial" w:hAnsi="Arial" w:cs="Arial"/>
-          <w:lang w:val="en-CA"/>
-        </w:rPr>
-        <w:t>and data repositories</w:t>
-      </w:r>
-      <w:r>
-        <w:rPr>
-          <w:rFonts w:ascii="Arial" w:hAnsi="Arial" w:cs="Arial"/>
-          <w:lang w:val="en-CA"/>
-        </w:rPr>
-        <w:t xml:space="preserve"> (</w:t>
-      </w:r>
-      <w:r>
-        <w:rPr>
-          <w:rFonts w:ascii="Arial" w:hAnsi="Arial" w:cs="Arial"/>
-          <w:color w:val="FF0000"/>
-          <w:lang w:val="en-CA"/>
-        </w:rPr>
-        <w:t>AD</w:t>
-      </w:r>
-      <w:r>
-        <w:rPr>
-          <w:rFonts w:ascii="Arial" w:hAnsi="Arial" w:cs="Arial"/>
-          <w:lang w:val="en-CA"/>
-        </w:rPr>
-        <w:t xml:space="preserve">, </w:t>
-      </w:r>
-      <w:r>
-        <w:rPr>
-          <w:rFonts w:ascii="Arial" w:hAnsi="Arial" w:cs="Arial"/>
-          <w:color w:val="FF0000"/>
-          <w:lang w:val="en-CA"/>
-        </w:rPr>
-        <w:t>ACL</w:t>
-      </w:r>
-      <w:r>
-        <w:rPr>
-          <w:rFonts w:ascii="Arial" w:hAnsi="Arial" w:cs="Arial"/>
-          <w:lang w:val="en-CA"/>
-        </w:rPr>
-        <w:t>)</w:t>
-      </w:r>
-      <w:r>
-        <w:rPr>
-          <w:rFonts w:ascii="Arial" w:hAnsi="Arial" w:cs="Arial"/>
-          <w:lang w:val="en-CA"/>
-        </w:rPr>
-        <w:t>,</w:t>
-      </w:r>
-      <w:r>
-        <w:rPr>
-          <w:rFonts w:ascii="Arial" w:hAnsi="Arial" w:cs="Arial"/>
-          <w:lang w:val="en-CA"/>
-        </w:rPr>
-        <w:t xml:space="preserve"> for </w:t>
-      </w:r>
-      <w:r>
-        <w:rPr>
-          <w:rFonts w:ascii="Arial" w:hAnsi="Arial" w:cs="Arial"/>
-          <w:color w:val="FF0000"/>
-          <w:lang w:val="en-CA"/>
-        </w:rPr>
-        <w:t>compliance</w:t>
+          <w:lang w:val="en-CA"/>
+        </w:rPr>
+      </w:pPr>
+      <w:r>
+        <w:rPr>
+          <w:rFonts w:ascii="Arial" w:hAnsi="Arial" w:cs="Arial"/>
+          <w:lang w:val="en-CA"/>
+        </w:rPr>
+        <w:t>Created</w:t>
+      </w:r>
+      <w:r>
+        <w:rPr>
+          <w:rFonts w:ascii="Arial" w:hAnsi="Arial" w:cs="Arial"/>
+          <w:lang w:val="en-CA"/>
+        </w:rPr>
+        <w:t xml:space="preserve"> a </w:t>
+      </w:r>
+      <w:r>
+        <w:rPr>
+          <w:rFonts w:ascii="Arial" w:hAnsi="Arial" w:cs="Arial"/>
+          <w:lang w:val="en-CA"/>
+        </w:rPr>
+        <w:t>neat</w:t>
+      </w:r>
+      <w:r>
+        <w:rPr>
+          <w:rFonts w:ascii="Arial" w:hAnsi="Arial" w:cs="Arial"/>
+          <w:lang w:val="en-CA"/>
+        </w:rPr>
+        <w:t xml:space="preserve"> </w:t>
+      </w:r>
+      <w:r>
+        <w:rPr>
+          <w:rFonts w:ascii="Arial" w:hAnsi="Arial" w:cs="Arial"/>
+          <w:color w:val="FF0000"/>
+          <w:lang w:val="en-CA"/>
+        </w:rPr>
+        <w:t xml:space="preserve">SAS stored process </w:t>
+      </w:r>
+      <w:r>
+        <w:rPr>
+          <w:rFonts w:ascii="Arial" w:hAnsi="Arial" w:cs="Arial"/>
+          <w:lang w:val="en-CA"/>
+        </w:rPr>
+        <w:t>for various canned reports</w:t>
       </w:r>
       <w:r>
         <w:rPr>
@@ -6052,38 +7681,65 @@
         <w:ind w:left="720"/>
         <w:rPr>
           <w:rFonts w:ascii="Arial" w:hAnsi="Arial" w:cs="Arial"/>
-          <w:b/>
-          <w:bCs/>
-          <w:lang w:val="en-CA"/>
-        </w:rPr>
-      </w:pPr>
-      <w:r>
-        <w:rPr>
-          <w:rFonts w:ascii="Arial" w:hAnsi="Arial" w:cs="Arial"/>
-          <w:lang w:val="en-CA"/>
-        </w:rPr>
-        <w:t xml:space="preserve">Ran reconciliation between </w:t>
-      </w:r>
-      <w:proofErr w:type="spellStart"/>
-      <w:r>
-        <w:rPr>
-          <w:rFonts w:ascii="Arial" w:hAnsi="Arial" w:cs="Arial"/>
-          <w:color w:val="FF0000"/>
-          <w:lang w:val="en-CA"/>
-        </w:rPr>
-        <w:t>ServiceNow</w:t>
-      </w:r>
-      <w:proofErr w:type="spellEnd"/>
-      <w:r>
-        <w:rPr>
-          <w:rFonts w:ascii="Arial" w:hAnsi="Arial" w:cs="Arial"/>
-          <w:lang w:val="en-CA"/>
-        </w:rPr>
-        <w:t>/RITM</w:t>
-      </w:r>
-      <w:r>
-        <w:rPr>
-          <w:rFonts w:ascii="Arial" w:hAnsi="Arial" w:cs="Arial"/>
+          <w:lang w:val="en-CA"/>
+        </w:rPr>
+      </w:pPr>
+      <w:r>
+        <w:rPr>
+          <w:rFonts w:ascii="Arial" w:hAnsi="Arial" w:cs="Arial"/>
+          <w:lang w:val="en-CA"/>
+        </w:rPr>
+        <w:t xml:space="preserve">Created </w:t>
+      </w:r>
+      <w:r>
+        <w:rPr>
+          <w:rFonts w:ascii="Arial" w:hAnsi="Arial" w:cs="Arial"/>
+          <w:color w:val="FF0000"/>
+          <w:lang w:val="en-CA"/>
+        </w:rPr>
+        <w:t xml:space="preserve">visualizations </w:t>
+      </w:r>
+      <w:r>
+        <w:rPr>
+          <w:rFonts w:ascii="Arial" w:hAnsi="Arial" w:cs="Arial"/>
+          <w:lang w:val="en-CA"/>
+        </w:rPr>
+        <w:t>and</w:t>
+      </w:r>
+      <w:r>
+        <w:rPr>
+          <w:rFonts w:ascii="Arial" w:hAnsi="Arial" w:cs="Arial"/>
+          <w:lang w:val="en-CA"/>
+        </w:rPr>
+        <w:t xml:space="preserve"> </w:t>
+      </w:r>
+      <w:r>
+        <w:rPr>
+          <w:rFonts w:ascii="Arial" w:hAnsi="Arial" w:cs="Arial"/>
+          <w:color w:val="FF0000"/>
+          <w:lang w:val="en-CA"/>
+        </w:rPr>
+        <w:t xml:space="preserve">reports </w:t>
+      </w:r>
+      <w:r>
+        <w:rPr>
+          <w:rFonts w:ascii="Arial" w:hAnsi="Arial" w:cs="Arial"/>
+          <w:lang w:val="en-CA"/>
+        </w:rPr>
+        <w:t xml:space="preserve">using </w:t>
+      </w:r>
+      <w:r>
+        <w:rPr>
+          <w:rFonts w:ascii="Arial" w:hAnsi="Arial" w:cs="Arial"/>
+          <w:color w:val="FF0000"/>
+          <w:lang w:val="en-CA"/>
+        </w:rPr>
+        <w:t>Power BI</w:t>
+      </w:r>
+      <w:r>
+        <w:rPr>
+          <w:rFonts w:ascii="Arial" w:hAnsi="Arial" w:cs="Arial"/>
+          <w:color w:val="FF0000"/>
           <w:lang w:val="en-CA"/>
         </w:rPr>
         <w:t xml:space="preserve"> </w:t>
@@ -6098,101 +7754,14 @@
       <w:r>
         <w:rPr>
           <w:rFonts w:ascii="Arial" w:hAnsi="Arial" w:cs="Arial"/>
-          <w:lang w:val="en-CA"/>
-        </w:rPr>
-        <w:t xml:space="preserve">data pulled from the </w:t>
-      </w:r>
-      <w:r>
-        <w:rPr>
-          <w:rFonts w:ascii="Arial" w:hAnsi="Arial" w:cs="Arial"/>
-          <w:color w:val="FF0000"/>
-          <w:lang w:val="en-CA"/>
-        </w:rPr>
-        <w:t>mai</w:t>
-      </w:r>
-      <w:r>
-        <w:rPr>
-          <w:rFonts w:ascii="Arial" w:hAnsi="Arial" w:cs="Arial"/>
-          <w:color w:val="FF0000"/>
-          <w:lang w:val="en-CA"/>
-        </w:rPr>
-        <w:t xml:space="preserve">nframe </w:t>
-      </w:r>
-      <w:r>
-        <w:rPr>
-          <w:rFonts w:ascii="Arial" w:hAnsi="Arial" w:cs="Arial"/>
-          <w:lang w:val="en-CA"/>
-        </w:rPr>
-        <w:t xml:space="preserve">to assess correctness of </w:t>
-      </w:r>
-      <w:r>
-        <w:rPr>
-          <w:rFonts w:ascii="Arial" w:hAnsi="Arial" w:cs="Arial"/>
-          <w:lang w:val="en-CA"/>
-        </w:rPr>
-        <w:t xml:space="preserve">an </w:t>
-      </w:r>
-      <w:r>
-        <w:rPr>
-          <w:rFonts w:ascii="Arial" w:hAnsi="Arial" w:cs="Arial"/>
-          <w:lang w:val="en-CA"/>
-        </w:rPr>
-        <w:t xml:space="preserve">automatic </w:t>
-      </w:r>
-      <w:r>
-        <w:rPr>
-          <w:rFonts w:ascii="Arial" w:hAnsi="Arial" w:cs="Arial"/>
-          <w:lang w:val="en-CA"/>
-        </w:rPr>
-        <w:t>ticket creation process</w:t>
-      </w:r>
-      <w:r>
-        <w:rPr>
-          <w:rFonts w:ascii="Arial" w:hAnsi="Arial" w:cs="Arial"/>
-          <w:lang w:val="en-CA"/>
-        </w:rPr>
-        <w:t xml:space="preserve"> for abends</w:t>
-      </w:r>
-      <w:r>
-        <w:rPr>
-          <w:rFonts w:ascii="Arial" w:hAnsi="Arial" w:cs="Arial"/>
-          <w:lang w:val="en-CA"/>
-        </w:rPr>
-        <w:t xml:space="preserve"> (abnormal job</w:t>
-      </w:r>
-      <w:r>
-        <w:rPr>
-          <w:rFonts w:ascii="Arial" w:hAnsi="Arial" w:cs="Arial"/>
-          <w:lang w:val="en-CA"/>
-        </w:rPr>
-        <w:t xml:space="preserve"> </w:t>
-      </w:r>
-      <w:r>
-        <w:rPr>
-          <w:rFonts w:ascii="Arial" w:hAnsi="Arial" w:cs="Arial"/>
-          <w:lang w:val="en-CA"/>
-        </w:rPr>
-        <w:t>termination)</w:t>
-      </w:r>
-      <w:r>
-        <w:rPr>
-          <w:rFonts w:ascii="Arial" w:hAnsi="Arial" w:cs="Arial"/>
-          <w:lang w:val="en-CA"/>
-        </w:rPr>
-        <w:t xml:space="preserve">, and presented findings with </w:t>
-      </w:r>
-      <w:r>
-        <w:rPr>
-          <w:rFonts w:ascii="Arial" w:hAnsi="Arial" w:cs="Arial"/>
-          <w:color w:val="FF0000"/>
-          <w:lang w:val="en-CA"/>
-        </w:rPr>
-        <w:t>PowerPoint</w:t>
-      </w:r>
-      <w:r>
-        <w:rPr>
-          <w:rFonts w:ascii="Arial" w:hAnsi="Arial" w:cs="Arial"/>
-          <w:color w:val="FF0000"/>
+          <w:color w:val="FF0000"/>
+          <w:lang w:val="en-CA"/>
+        </w:rPr>
+        <w:t>Python</w:t>
+      </w:r>
+      <w:r>
+        <w:rPr>
+          <w:rFonts w:ascii="Arial" w:hAnsi="Arial" w:cs="Arial"/>
           <w:lang w:val="en-CA"/>
         </w:rPr>
         <w:t>.</w:t>
@@ -6211,120 +7780,120 @@
         <w:ind w:left="720"/>
         <w:rPr>
           <w:rFonts w:ascii="Arial" w:hAnsi="Arial" w:cs="Arial"/>
-          <w:b/>
-          <w:bCs/>
-          <w:lang w:val="en-CA"/>
-        </w:rPr>
-      </w:pPr>
-      <w:r>
-        <w:rPr>
-          <w:rFonts w:ascii="Arial" w:hAnsi="Arial" w:cs="Arial"/>
-          <w:lang w:val="en-CA"/>
-        </w:rPr>
-        <w:t xml:space="preserve">Pulled reports </w:t>
-      </w:r>
-      <w:r>
-        <w:rPr>
-          <w:rFonts w:ascii="Arial" w:hAnsi="Arial" w:cs="Arial"/>
-          <w:lang w:val="en-CA"/>
-        </w:rPr>
-        <w:t>from</w:t>
-      </w:r>
-      <w:r>
-        <w:rPr>
-          <w:rFonts w:ascii="Arial" w:hAnsi="Arial" w:cs="Arial"/>
-          <w:lang w:val="en-CA"/>
-        </w:rPr>
-        <w:t xml:space="preserve"> the </w:t>
-      </w:r>
-      <w:r>
-        <w:rPr>
-          <w:rFonts w:ascii="Arial" w:hAnsi="Arial" w:cs="Arial"/>
-          <w:color w:val="FF0000"/>
-          <w:lang w:val="en-CA"/>
-        </w:rPr>
-        <w:t xml:space="preserve">SAS grid </w:t>
-      </w:r>
-      <w:r>
-        <w:rPr>
-          <w:rFonts w:ascii="Arial" w:hAnsi="Arial" w:cs="Arial"/>
-          <w:lang w:val="en-CA"/>
-        </w:rPr>
-        <w:t>and</w:t>
-      </w:r>
-      <w:r>
-        <w:rPr>
-          <w:rFonts w:ascii="Arial" w:hAnsi="Arial" w:cs="Arial"/>
-          <w:lang w:val="en-CA"/>
-        </w:rPr>
-        <w:t xml:space="preserve"> </w:t>
-      </w:r>
-      <w:r>
-        <w:rPr>
-          <w:rFonts w:ascii="Arial" w:hAnsi="Arial" w:cs="Arial"/>
-          <w:lang w:val="en-CA"/>
-        </w:rPr>
-        <w:t>from</w:t>
-      </w:r>
-      <w:r>
-        <w:rPr>
-          <w:rFonts w:ascii="Arial" w:hAnsi="Arial" w:cs="Arial"/>
-          <w:lang w:val="en-CA"/>
-        </w:rPr>
-        <w:t xml:space="preserve"> the </w:t>
-      </w:r>
-      <w:r>
-        <w:rPr>
-          <w:rFonts w:ascii="Arial" w:hAnsi="Arial" w:cs="Arial"/>
-          <w:color w:val="FF0000"/>
-          <w:lang w:val="en-CA"/>
-        </w:rPr>
-        <w:t xml:space="preserve">data lake/data warehouse </w:t>
-      </w:r>
-      <w:r>
-        <w:rPr>
-          <w:rFonts w:ascii="Arial" w:hAnsi="Arial" w:cs="Arial"/>
-          <w:lang w:val="en-CA"/>
-        </w:rPr>
-        <w:t xml:space="preserve">with </w:t>
-      </w:r>
-      <w:r>
-        <w:rPr>
-          <w:rFonts w:ascii="Arial" w:hAnsi="Arial" w:cs="Arial"/>
-          <w:color w:val="FF0000"/>
-          <w:lang w:val="en-CA"/>
-        </w:rPr>
-        <w:t xml:space="preserve">Snowflake </w:t>
-      </w:r>
-      <w:r>
-        <w:rPr>
-          <w:rFonts w:ascii="Arial" w:hAnsi="Arial" w:cs="Arial"/>
-          <w:lang w:val="en-CA"/>
-        </w:rPr>
-        <w:t xml:space="preserve">and produced </w:t>
-      </w:r>
-      <w:r>
-        <w:rPr>
-          <w:rFonts w:ascii="Arial" w:hAnsi="Arial" w:cs="Arial"/>
-          <w:color w:val="FF0000"/>
-          <w:lang w:val="en-CA"/>
-        </w:rPr>
-        <w:t xml:space="preserve">documentation </w:t>
-      </w:r>
-      <w:r>
-        <w:rPr>
-          <w:rFonts w:ascii="Arial" w:hAnsi="Arial" w:cs="Arial"/>
-          <w:lang w:val="en-CA"/>
-        </w:rPr>
-        <w:t xml:space="preserve">following internal </w:t>
-      </w:r>
-      <w:r>
-        <w:rPr>
-          <w:rFonts w:ascii="Arial" w:hAnsi="Arial" w:cs="Arial"/>
-          <w:color w:val="FF0000"/>
-          <w:lang w:val="en-CA"/>
-        </w:rPr>
-        <w:t>templates</w:t>
+          <w:lang w:val="en-CA"/>
+        </w:rPr>
+      </w:pPr>
+      <w:r>
+        <w:rPr>
+          <w:rFonts w:ascii="Arial" w:hAnsi="Arial" w:cs="Arial"/>
+          <w:lang w:val="en-CA"/>
+        </w:rPr>
+        <w:t xml:space="preserve">Gave </w:t>
+      </w:r>
+      <w:r>
+        <w:rPr>
+          <w:rFonts w:ascii="Arial" w:hAnsi="Arial" w:cs="Arial"/>
+          <w:color w:val="FF0000"/>
+          <w:lang w:val="en-CA"/>
+        </w:rPr>
+        <w:t xml:space="preserve">training </w:t>
+      </w:r>
+      <w:r>
+        <w:rPr>
+          <w:rFonts w:ascii="Arial" w:hAnsi="Arial" w:cs="Arial"/>
+          <w:lang w:val="en-CA"/>
+        </w:rPr>
+        <w:t xml:space="preserve">to team members on how to design </w:t>
+      </w:r>
+      <w:r>
+        <w:rPr>
+          <w:rFonts w:ascii="Arial" w:hAnsi="Arial" w:cs="Arial"/>
+          <w:color w:val="FF0000"/>
+          <w:lang w:val="en-CA"/>
+        </w:rPr>
+        <w:t>SAS stored processes</w:t>
+      </w:r>
+      <w:r>
+        <w:rPr>
+          <w:rFonts w:ascii="Arial" w:hAnsi="Arial" w:cs="Arial"/>
+          <w:lang w:val="en-CA"/>
+        </w:rPr>
+        <w:t xml:space="preserve">, </w:t>
+      </w:r>
+      <w:r>
+        <w:rPr>
+          <w:rFonts w:ascii="Arial" w:hAnsi="Arial" w:cs="Arial"/>
+          <w:lang w:val="en-CA"/>
+        </w:rPr>
+        <w:lastRenderedPageBreak/>
+        <w:t xml:space="preserve">covering how to create the </w:t>
+      </w:r>
+      <w:r>
+        <w:rPr>
+          <w:rFonts w:ascii="Arial" w:hAnsi="Arial" w:cs="Arial"/>
+          <w:color w:val="FF0000"/>
+          <w:lang w:val="en-CA"/>
+        </w:rPr>
+        <w:t xml:space="preserve">GUI </w:t>
+      </w:r>
+      <w:r>
+        <w:rPr>
+          <w:rFonts w:ascii="Arial" w:hAnsi="Arial" w:cs="Arial"/>
+          <w:lang w:val="en-CA"/>
+        </w:rPr>
+        <w:t xml:space="preserve">and how to </w:t>
+      </w:r>
+      <w:r>
+        <w:rPr>
+          <w:rFonts w:ascii="Arial" w:hAnsi="Arial" w:cs="Arial"/>
+          <w:lang w:val="en-CA"/>
+        </w:rPr>
+        <w:t>handle the</w:t>
+      </w:r>
+      <w:r>
+        <w:rPr>
+          <w:rFonts w:ascii="Arial" w:hAnsi="Arial" w:cs="Arial"/>
+          <w:lang w:val="en-CA"/>
+        </w:rPr>
+        <w:t xml:space="preserve"> var</w:t>
+      </w:r>
+      <w:r>
+        <w:rPr>
+          <w:rFonts w:ascii="Arial" w:hAnsi="Arial" w:cs="Arial"/>
+          <w:lang w:val="en-CA"/>
+        </w:rPr>
+        <w:t>iable</w:t>
+      </w:r>
+      <w:r>
+        <w:rPr>
+          <w:rFonts w:ascii="Arial" w:hAnsi="Arial" w:cs="Arial"/>
+          <w:lang w:val="en-CA"/>
+        </w:rPr>
+        <w:t xml:space="preserve"> </w:t>
+      </w:r>
+      <w:r>
+        <w:rPr>
+          <w:rFonts w:ascii="Arial" w:hAnsi="Arial" w:cs="Arial"/>
+          <w:color w:val="FF0000"/>
+          <w:lang w:val="en-CA"/>
+        </w:rPr>
+        <w:t>user</w:t>
+      </w:r>
+      <w:r>
+        <w:rPr>
+          <w:rFonts w:ascii="Arial" w:hAnsi="Arial" w:cs="Arial"/>
+          <w:color w:val="FF0000"/>
+          <w:lang w:val="en-CA"/>
+        </w:rPr>
+        <w:t>'s</w:t>
+      </w:r>
+      <w:r>
+        <w:rPr>
+          <w:rFonts w:ascii="Arial" w:hAnsi="Arial" w:cs="Arial"/>
+          <w:color w:val="FF0000"/>
+          <w:lang w:val="en-CA"/>
+        </w:rPr>
+        <w:t xml:space="preserve"> inputs</w:t>
       </w:r>
       <w:r>
         <w:rPr>
@@ -6368,7 +7937,7 @@
           <w:bCs/>
           <w:lang w:val="en-CA"/>
         </w:rPr>
-        <w:t>Florida Blue</w:t>
+        <w:t xml:space="preserve">National General </w:t>
       </w:r>
       <w:r>
         <w:rPr>
@@ -6377,25 +7946,27 @@
           <w:bCs/>
           <w:lang w:val="en-CA"/>
         </w:rPr>
-        <w:t xml:space="preserve">, </w:t>
+        <w:t>(</w:t>
       </w:r>
       <w:r>
         <w:rPr>
           <w:rFonts w:ascii="Arial" w:hAnsi="Arial" w:cs="Arial"/>
           <w:b/>
           <w:bCs/>
-          <w:lang w:val="en-CA"/>
-        </w:rPr>
-        <w:t>Jacksonville</w:t>
+          <w:color w:val="31849B" w:themeColor="accent5" w:themeShade="BF"/>
+          <w:lang w:val="en-CA"/>
+        </w:rPr>
+        <w:t xml:space="preserve">now </w:t>
       </w:r>
       <w:r>
         <w:rPr>
           <w:rFonts w:ascii="Arial" w:hAnsi="Arial" w:cs="Arial"/>
           <w:b/>
           <w:bCs/>
-          <w:lang w:val="en-CA"/>
-        </w:rPr>
-        <w:t xml:space="preserve">, </w:t>
+          <w:color w:val="31849B" w:themeColor="accent5" w:themeShade="BF"/>
+          <w:lang w:val="en-CA"/>
+        </w:rPr>
+        <w:t>Allstate</w:t>
       </w:r>
       <w:r>
         <w:rPr>
@@ -6404,7 +7975,43 @@
           <w:bCs/>
           <w:lang w:val="en-CA"/>
         </w:rPr>
-        <w:t>FL</w:t>
+        <w:t>)</w:t>
+      </w:r>
+      <w:r>
+        <w:rPr>
+          <w:rFonts w:ascii="Arial" w:hAnsi="Arial" w:cs="Arial"/>
+          <w:b/>
+          <w:bCs/>
+          <w:lang w:val="en-CA"/>
+        </w:rPr>
+        <w:t xml:space="preserve">, </w:t>
+      </w:r>
+      <w:r>
+        <w:rPr>
+          <w:rFonts w:ascii="Arial" w:hAnsi="Arial" w:cs="Arial"/>
+          <w:b/>
+          <w:bCs/>
+          <w:lang w:val="en-CA"/>
+        </w:rPr>
+        <w:t>New York</w:t>
+      </w:r>
+      <w:r>
+        <w:rPr>
+          <w:rFonts w:ascii="Arial" w:hAnsi="Arial" w:cs="Arial"/>
+          <w:b/>
+          <w:bCs/>
+          <w:lang w:val="en-CA"/>
+        </w:rPr>
+        <w:t xml:space="preserve">, </w:t>
+      </w:r>
+      <w:r>
+        <w:rPr>
+          <w:rFonts w:ascii="Arial" w:hAnsi="Arial" w:cs="Arial"/>
+          <w:b/>
+          <w:bCs/>
+          <w:lang w:val="en-CA"/>
+        </w:rPr>
+        <w:t>NY</w:t>
       </w:r>
       <w:r>
         <w:rPr>
@@ -6423,7 +8030,7 @@
           <w:color w:val="00B050"/>
           <w:lang w:val="en-CA"/>
         </w:rPr>
-        <w:t>healthcare</w:t>
+        <w:t>insurance</w:t>
       </w:r>
       <w:r>
         <w:rPr>
@@ -6454,1468 +8061,6 @@
           <w:i/>
           <w:lang w:val="en-CA"/>
         </w:rPr>
-        <w:t xml:space="preserve">Data Analytics </w:t>
-      </w:r>
-      <w:r>
-        <w:rPr>
-          <w:rFonts w:ascii="Arial" w:hAnsi="Arial" w:cs="Arial"/>
-          <w:i/>
-          <w:lang w:val="en-CA"/>
-        </w:rPr>
-        <w:t>SAS Developer</w:t>
-      </w:r>
-      <w:r>
-        <w:rPr>
-          <w:rFonts w:ascii="Arial" w:hAnsi="Arial" w:cs="Arial"/>
-          <w:i/>
-          <w:lang w:val="en-CA"/>
-        </w:rPr>
-        <w:t xml:space="preserve"> (</w:t>
-      </w:r>
-      <w:r>
-        <w:rPr>
-          <w:rFonts w:ascii="Arial" w:hAnsi="Arial" w:cs="Arial"/>
-          <w:i/>
-          <w:color w:val="7030A0"/>
-          <w:lang w:val="en-CA"/>
-        </w:rPr>
-        <w:t>contract</w:t>
-      </w:r>
-      <w:r>
-        <w:rPr>
-          <w:rFonts w:ascii="Arial" w:hAnsi="Arial" w:cs="Arial"/>
-          <w:i/>
-          <w:lang w:val="en-CA"/>
-        </w:rPr>
-        <w:t xml:space="preserve"> </w:t>
-      </w:r>
-      <w:r>
-        <w:rPr>
-          <w:rFonts w:ascii="Arial" w:hAnsi="Arial" w:cs="Arial"/>
-          <w:i/>
-          <w:lang w:val="en-CA"/>
-        </w:rPr>
-        <w:t>/</w:t>
-      </w:r>
-      <w:r>
-        <w:rPr>
-          <w:rFonts w:ascii="Arial" w:hAnsi="Arial" w:cs="Arial"/>
-          <w:i/>
-          <w:lang w:val="en-CA"/>
-        </w:rPr>
-        <w:t xml:space="preserve"> </w:t>
-      </w:r>
-      <w:r>
-        <w:rPr>
-          <w:rFonts w:ascii="Arial" w:hAnsi="Arial" w:cs="Arial"/>
-          <w:i/>
-          <w:color w:val="E36C0A" w:themeColor="accent6" w:themeShade="BF"/>
-          <w:lang w:val="en-CA"/>
-        </w:rPr>
-        <w:t>remote</w:t>
-      </w:r>
-      <w:r>
-        <w:rPr>
-          <w:rFonts w:ascii="Arial" w:hAnsi="Arial" w:cs="Arial"/>
-          <w:i/>
-          <w:lang w:val="en-CA"/>
-        </w:rPr>
-        <w:t>)</w:t>
-      </w:r>
-      <w:r>
-        <w:rPr>
-          <w:rFonts w:ascii="Arial" w:hAnsi="Arial" w:cs="Arial"/>
-          <w:i/>
-          <w:lang w:val="en-CA"/>
-        </w:rPr>
-        <w:tab/>
-      </w:r>
-      <w:r>
-        <w:rPr>
-          <w:rFonts w:ascii="Arial" w:hAnsi="Arial" w:cs="Arial"/>
-          <w:b/>
-          <w:lang w:val="en-CA"/>
-        </w:rPr>
-        <w:t>0</w:t>
-      </w:r>
-      <w:r>
-        <w:rPr>
-          <w:rFonts w:ascii="Arial" w:hAnsi="Arial" w:cs="Arial"/>
-          <w:b/>
-          <w:lang w:val="en-CA"/>
-        </w:rPr>
-        <w:t>4</w:t>
-      </w:r>
-      <w:r>
-        <w:rPr>
-          <w:rFonts w:ascii="Arial" w:hAnsi="Arial" w:cs="Arial"/>
-          <w:b/>
-          <w:lang w:val="en-CA"/>
-        </w:rPr>
-        <w:t xml:space="preserve">/2020 </w:t>
-      </w:r>
-      <w:r>
-        <w:rPr>
-          <w:rFonts w:ascii="Arial" w:hAnsi="Arial" w:cs="Arial"/>
-          <w:b/>
-          <w:lang w:val="en-US"/>
-        </w:rPr>
-        <w:t>–</w:t>
-      </w:r>
-      <w:r>
-        <w:rPr>
-          <w:rFonts w:ascii="Arial" w:hAnsi="Arial" w:cs="Arial"/>
-          <w:b/>
-          <w:lang w:val="en-CA"/>
-        </w:rPr>
-        <w:t xml:space="preserve"> </w:t>
-      </w:r>
-      <w:r>
-        <w:rPr>
-          <w:rFonts w:ascii="Arial" w:hAnsi="Arial" w:cs="Arial"/>
-          <w:b/>
-          <w:lang w:val="en-CA"/>
-        </w:rPr>
-        <w:t>0</w:t>
-      </w:r>
-      <w:r>
-        <w:rPr>
-          <w:rFonts w:ascii="Arial" w:hAnsi="Arial" w:cs="Arial"/>
-          <w:b/>
-          <w:lang w:val="en-CA"/>
-        </w:rPr>
-        <w:t>8</w:t>
-      </w:r>
-      <w:r>
-        <w:rPr>
-          <w:rFonts w:ascii="Arial" w:hAnsi="Arial" w:cs="Arial"/>
-          <w:b/>
-          <w:lang w:val="en-CA"/>
-        </w:rPr>
-        <w:t>/202</w:t>
-      </w:r>
-      <w:r>
-        <w:rPr>
-          <w:rFonts w:ascii="Arial" w:hAnsi="Arial" w:cs="Arial"/>
-          <w:b/>
-          <w:lang w:val="en-CA"/>
-        </w:rPr>
-        <w:t>1</w:t>
-      </w:r>
-    </w:p>
-    <w:p>
-      <w:pPr>
-        <w:tabs>
-          <w:tab w:val="right" w:pos="9360"/>
-        </w:tabs>
-        <w:spacing w:before="0" w:after="0"/>
-        <w:rPr>
-          <w:rFonts w:ascii="Arial" w:hAnsi="Arial" w:cs="Arial"/>
-          <w:b/>
-          <w:bCs/>
-          <w:lang w:val="en-CA"/>
-        </w:rPr>
-      </w:pPr>
-    </w:p>
-    <w:p>
-      <w:pPr>
-        <w:numPr>
-          <w:ilvl w:val="0"/>
-          <w:numId w:val="6"/>
-        </w:numPr>
-        <w:tabs>
-          <w:tab w:val="left" w:pos="720"/>
-        </w:tabs>
-        <w:spacing w:before="0" w:after="0"/>
-        <w:ind w:left="720"/>
-        <w:rPr>
-          <w:rFonts w:ascii="Arial" w:hAnsi="Arial" w:cs="Arial"/>
-          <w:b/>
-          <w:bCs/>
-          <w:lang w:val="en-CA"/>
-        </w:rPr>
-      </w:pPr>
-      <w:r>
-        <w:rPr>
-          <w:rFonts w:ascii="Arial" w:hAnsi="Arial" w:cs="Arial"/>
-          <w:lang w:val="en-CA"/>
-        </w:rPr>
-        <w:t>Develop</w:t>
-      </w:r>
-      <w:r>
-        <w:rPr>
-          <w:rFonts w:ascii="Arial" w:hAnsi="Arial" w:cs="Arial"/>
-          <w:lang w:val="en-CA"/>
-        </w:rPr>
-        <w:t>ed</w:t>
-      </w:r>
-      <w:r>
-        <w:rPr>
-          <w:rFonts w:ascii="Arial" w:hAnsi="Arial" w:cs="Arial"/>
-          <w:lang w:val="en-CA"/>
-        </w:rPr>
-        <w:t xml:space="preserve"> </w:t>
-      </w:r>
-      <w:r>
-        <w:rPr>
-          <w:rFonts w:ascii="Arial" w:hAnsi="Arial" w:cs="Arial"/>
-          <w:color w:val="FF0000"/>
-          <w:lang w:val="en-CA"/>
-        </w:rPr>
-        <w:t xml:space="preserve">ETL </w:t>
-      </w:r>
-      <w:r>
-        <w:rPr>
-          <w:rFonts w:ascii="Arial" w:hAnsi="Arial" w:cs="Arial"/>
-          <w:lang w:val="en-CA"/>
-        </w:rPr>
-        <w:t>code</w:t>
-      </w:r>
-      <w:r>
-        <w:rPr>
-          <w:rFonts w:ascii="Arial" w:hAnsi="Arial" w:cs="Arial"/>
-          <w:lang w:val="en-CA"/>
-        </w:rPr>
-        <w:t>s</w:t>
-      </w:r>
-      <w:r>
-        <w:rPr>
-          <w:rFonts w:ascii="Arial" w:hAnsi="Arial" w:cs="Arial"/>
-          <w:lang w:val="en-CA"/>
-        </w:rPr>
-        <w:t xml:space="preserve"> to </w:t>
-      </w:r>
-      <w:r>
-        <w:rPr>
-          <w:rFonts w:ascii="Arial" w:hAnsi="Arial" w:cs="Arial"/>
-          <w:lang w:val="en-CA"/>
-        </w:rPr>
-        <w:t>extract</w:t>
-      </w:r>
-      <w:r>
-        <w:rPr>
-          <w:rFonts w:ascii="Arial" w:hAnsi="Arial" w:cs="Arial"/>
-          <w:lang w:val="en-CA"/>
-        </w:rPr>
-        <w:t xml:space="preserve"> data from </w:t>
-      </w:r>
-      <w:r>
-        <w:rPr>
-          <w:rFonts w:ascii="Arial" w:hAnsi="Arial" w:cs="Arial"/>
-          <w:color w:val="FF0000"/>
-          <w:lang w:val="en-CA"/>
-        </w:rPr>
-        <w:t>Oracle</w:t>
-      </w:r>
-      <w:r>
-        <w:rPr>
-          <w:rFonts w:ascii="Arial" w:hAnsi="Arial" w:cs="Arial"/>
-          <w:color w:val="FF0000"/>
-          <w:lang w:val="en-CA"/>
-        </w:rPr>
-        <w:t xml:space="preserve"> </w:t>
-      </w:r>
-      <w:r>
-        <w:rPr>
-          <w:rFonts w:ascii="Arial" w:hAnsi="Arial" w:cs="Arial"/>
-          <w:lang w:val="en-CA"/>
-        </w:rPr>
-        <w:t xml:space="preserve">and </w:t>
-      </w:r>
-      <w:r>
-        <w:rPr>
-          <w:rFonts w:ascii="Arial" w:hAnsi="Arial" w:cs="Arial"/>
-          <w:color w:val="FF0000"/>
-          <w:lang w:val="en-CA"/>
-        </w:rPr>
-        <w:t xml:space="preserve">DB2 </w:t>
-      </w:r>
-      <w:r>
-        <w:rPr>
-          <w:rFonts w:ascii="Arial" w:hAnsi="Arial" w:cs="Arial"/>
-          <w:lang w:val="en-CA"/>
-        </w:rPr>
-        <w:t xml:space="preserve">and others, using </w:t>
-      </w:r>
-      <w:r>
-        <w:rPr>
-          <w:rFonts w:ascii="Arial" w:hAnsi="Arial" w:cs="Arial"/>
-          <w:color w:val="FF0000"/>
-          <w:lang w:val="en-CA"/>
-        </w:rPr>
-        <w:t xml:space="preserve">SAS 9.4 </w:t>
-      </w:r>
-      <w:r>
-        <w:rPr>
-          <w:rFonts w:ascii="Arial" w:hAnsi="Arial" w:cs="Arial"/>
-          <w:lang w:val="en-CA"/>
-        </w:rPr>
-        <w:t xml:space="preserve">on </w:t>
-      </w:r>
-      <w:r>
-        <w:rPr>
-          <w:rFonts w:ascii="Arial" w:hAnsi="Arial" w:cs="Arial"/>
-          <w:color w:val="FF0000"/>
-          <w:lang w:val="en-CA"/>
-        </w:rPr>
-        <w:t xml:space="preserve">AIX </w:t>
-      </w:r>
-      <w:r>
-        <w:rPr>
-          <w:rFonts w:ascii="Arial" w:hAnsi="Arial" w:cs="Arial"/>
-          <w:lang w:val="en-CA"/>
-        </w:rPr>
-        <w:t>(Unix)</w:t>
-      </w:r>
-      <w:r>
-        <w:rPr>
-          <w:rFonts w:ascii="Arial" w:hAnsi="Arial" w:cs="Arial"/>
-          <w:lang w:val="en-CA"/>
-        </w:rPr>
-        <w:t xml:space="preserve"> </w:t>
-      </w:r>
-      <w:r>
-        <w:rPr>
-          <w:rFonts w:ascii="Arial" w:hAnsi="Arial" w:cs="Arial"/>
-          <w:lang w:val="en-CA"/>
-        </w:rPr>
-        <w:t>and</w:t>
-      </w:r>
-      <w:r>
-        <w:rPr>
-          <w:rFonts w:ascii="Arial" w:hAnsi="Arial" w:cs="Arial"/>
-          <w:lang w:val="en-CA"/>
-        </w:rPr>
-        <w:t xml:space="preserve"> </w:t>
-      </w:r>
-      <w:r>
-        <w:rPr>
-          <w:rFonts w:ascii="Arial" w:hAnsi="Arial" w:cs="Arial"/>
-          <w:color w:val="FF0000"/>
-          <w:lang w:val="en-CA"/>
-        </w:rPr>
-        <w:t>Enterprise Guide</w:t>
-      </w:r>
-      <w:r>
-        <w:rPr>
-          <w:rFonts w:ascii="Arial" w:hAnsi="Arial" w:cs="Arial"/>
-          <w:lang w:val="en-CA"/>
-        </w:rPr>
-        <w:t>.</w:t>
-      </w:r>
-    </w:p>
-    <w:p>
-      <w:pPr>
-        <w:numPr>
-          <w:ilvl w:val="0"/>
-          <w:numId w:val="6"/>
-        </w:numPr>
-        <w:tabs>
-          <w:tab w:val="left" w:pos="720"/>
-        </w:tabs>
-        <w:spacing w:before="0" w:after="0"/>
-        <w:ind w:left="720"/>
-        <w:rPr>
-          <w:rFonts w:ascii="Arial" w:hAnsi="Arial" w:cs="Arial"/>
-          <w:b/>
-          <w:bCs/>
-          <w:lang w:val="en-CA"/>
-        </w:rPr>
-      </w:pPr>
-      <w:r>
-        <w:rPr>
-          <w:rFonts w:ascii="Arial" w:hAnsi="Arial" w:cs="Arial"/>
-          <w:lang w:val="en-CA"/>
-        </w:rPr>
-        <w:t>Extracted</w:t>
-      </w:r>
-      <w:r>
-        <w:rPr>
-          <w:rFonts w:ascii="Arial" w:hAnsi="Arial" w:cs="Arial"/>
-          <w:lang w:val="en-CA"/>
-        </w:rPr>
-        <w:t xml:space="preserve"> </w:t>
-      </w:r>
-      <w:r>
-        <w:rPr>
-          <w:rFonts w:ascii="Arial" w:hAnsi="Arial" w:cs="Arial"/>
-          <w:lang w:val="en-CA"/>
-        </w:rPr>
-        <w:t xml:space="preserve">data from multiple sources to </w:t>
-      </w:r>
-      <w:r>
-        <w:rPr>
-          <w:rFonts w:ascii="Arial" w:hAnsi="Arial" w:cs="Arial"/>
-          <w:lang w:val="en-CA"/>
-        </w:rPr>
-        <w:t xml:space="preserve">create </w:t>
-      </w:r>
-      <w:r>
-        <w:rPr>
-          <w:rFonts w:ascii="Arial" w:hAnsi="Arial" w:cs="Arial"/>
-          <w:lang w:val="en-CA"/>
-        </w:rPr>
-        <w:t xml:space="preserve">agent </w:t>
-      </w:r>
-      <w:r>
-        <w:rPr>
-          <w:rFonts w:ascii="Arial" w:hAnsi="Arial" w:cs="Arial"/>
-          <w:color w:val="FF0000"/>
-          <w:lang w:val="en-CA"/>
-        </w:rPr>
-        <w:t>fraud detection</w:t>
-      </w:r>
-      <w:r>
-        <w:rPr>
-          <w:rFonts w:ascii="Arial" w:hAnsi="Arial" w:cs="Arial"/>
-          <w:lang w:val="en-CA"/>
-        </w:rPr>
-        <w:t xml:space="preserve"> </w:t>
-      </w:r>
-      <w:r>
-        <w:rPr>
-          <w:rFonts w:ascii="Arial" w:hAnsi="Arial" w:cs="Arial"/>
-          <w:lang w:val="en-CA"/>
-        </w:rPr>
-        <w:t>analytics</w:t>
-      </w:r>
-      <w:r>
-        <w:rPr>
-          <w:rFonts w:ascii="Arial" w:hAnsi="Arial" w:cs="Arial"/>
-          <w:lang w:val="en-CA"/>
-        </w:rPr>
-        <w:t xml:space="preserve"> </w:t>
-      </w:r>
-      <w:r>
-        <w:rPr>
-          <w:rFonts w:ascii="Arial" w:hAnsi="Arial" w:cs="Arial"/>
-          <w:lang w:val="en-CA"/>
-        </w:rPr>
-        <w:t xml:space="preserve">for the </w:t>
-      </w:r>
-      <w:r>
-        <w:rPr>
-          <w:rFonts w:ascii="Arial" w:hAnsi="Arial" w:cs="Arial"/>
-          <w:color w:val="FF0000"/>
-          <w:lang w:val="en-CA"/>
-        </w:rPr>
-        <w:t>SIU</w:t>
-      </w:r>
-      <w:r>
-        <w:rPr>
-          <w:rFonts w:ascii="Arial" w:hAnsi="Arial" w:cs="Arial"/>
-          <w:lang w:val="en-CA"/>
-        </w:rPr>
-        <w:t xml:space="preserve"> </w:t>
-      </w:r>
-      <w:proofErr w:type="spellStart"/>
-      <w:r>
-        <w:rPr>
-          <w:rFonts w:ascii="Arial" w:hAnsi="Arial" w:cs="Arial"/>
-          <w:lang w:val="en-CA"/>
-        </w:rPr>
-        <w:t>dept</w:t>
-      </w:r>
-      <w:proofErr w:type="spellEnd"/>
-      <w:r>
-        <w:rPr>
-          <w:rFonts w:ascii="Arial" w:hAnsi="Arial" w:cs="Arial"/>
-          <w:lang w:val="en-CA"/>
-        </w:rPr>
-        <w:t xml:space="preserve"> </w:t>
-      </w:r>
-      <w:r>
-        <w:rPr>
-          <w:rFonts w:ascii="Arial" w:hAnsi="Arial" w:cs="Arial"/>
-          <w:lang w:val="en-CA"/>
-        </w:rPr>
-        <w:t>with various metrics</w:t>
-      </w:r>
-      <w:r>
-        <w:rPr>
-          <w:rFonts w:ascii="Arial" w:hAnsi="Arial" w:cs="Arial"/>
-          <w:lang w:val="en-CA"/>
-        </w:rPr>
-        <w:t>.</w:t>
-      </w:r>
-      <w:r>
-        <w:rPr>
-          <w:rFonts w:ascii="Arial" w:hAnsi="Arial" w:cs="Arial"/>
-          <w:lang w:val="en-CA"/>
-        </w:rPr>
-        <w:t xml:space="preserve"> </w:t>
-      </w:r>
-      <w:r>
-        <w:rPr>
-          <w:rFonts w:ascii="Arial" w:hAnsi="Arial" w:cs="Arial"/>
-          <w:lang w:val="en-CA"/>
-        </w:rPr>
-        <w:t xml:space="preserve">Created </w:t>
-      </w:r>
-      <w:r>
-        <w:rPr>
-          <w:rFonts w:ascii="Arial" w:hAnsi="Arial" w:cs="Arial"/>
-          <w:color w:val="FF0000"/>
-          <w:lang w:val="en-CA"/>
-        </w:rPr>
-        <w:t xml:space="preserve">macro </w:t>
-      </w:r>
-      <w:r>
-        <w:rPr>
-          <w:rFonts w:ascii="Arial" w:hAnsi="Arial" w:cs="Arial"/>
-          <w:color w:val="FF0000"/>
-          <w:lang w:val="en-CA"/>
-        </w:rPr>
-        <w:t xml:space="preserve">to </w:t>
-      </w:r>
-      <w:r>
-        <w:rPr>
-          <w:rFonts w:ascii="Arial" w:hAnsi="Arial" w:cs="Arial"/>
-          <w:color w:val="FF0000"/>
-          <w:lang w:val="en-CA"/>
-        </w:rPr>
-        <w:t xml:space="preserve">automate </w:t>
-      </w:r>
-      <w:r>
-        <w:rPr>
-          <w:rFonts w:ascii="Arial" w:hAnsi="Arial" w:cs="Arial"/>
-          <w:lang w:val="en-CA"/>
-        </w:rPr>
-        <w:t xml:space="preserve">the </w:t>
-      </w:r>
-      <w:r>
-        <w:rPr>
-          <w:rFonts w:ascii="Arial" w:hAnsi="Arial" w:cs="Arial"/>
-          <w:lang w:val="en-CA"/>
-        </w:rPr>
-        <w:t>format</w:t>
-      </w:r>
-      <w:r>
-        <w:rPr>
-          <w:rFonts w:ascii="Arial" w:hAnsi="Arial" w:cs="Arial"/>
-          <w:lang w:val="en-CA"/>
-        </w:rPr>
-        <w:t xml:space="preserve">ting of </w:t>
-      </w:r>
-      <w:r>
-        <w:rPr>
-          <w:rFonts w:ascii="Arial" w:hAnsi="Arial" w:cs="Arial"/>
-          <w:lang w:val="en-CA"/>
-        </w:rPr>
-        <w:t xml:space="preserve">the </w:t>
-      </w:r>
-      <w:r>
-        <w:rPr>
-          <w:rFonts w:ascii="Arial" w:hAnsi="Arial" w:cs="Arial"/>
-          <w:lang w:val="en-CA"/>
-        </w:rPr>
-        <w:t>report</w:t>
-      </w:r>
-      <w:r>
-        <w:rPr>
-          <w:rFonts w:ascii="Arial" w:hAnsi="Arial" w:cs="Arial"/>
-          <w:lang w:val="en-CA"/>
-        </w:rPr>
-        <w:t xml:space="preserve"> for each metric</w:t>
-      </w:r>
-      <w:r>
-        <w:rPr>
-          <w:rFonts w:ascii="Arial" w:hAnsi="Arial" w:cs="Arial"/>
-          <w:lang w:val="en-CA"/>
-        </w:rPr>
-        <w:t xml:space="preserve"> </w:t>
-      </w:r>
-      <w:r>
-        <w:rPr>
-          <w:rFonts w:ascii="Arial" w:hAnsi="Arial" w:cs="Arial"/>
-          <w:lang w:val="en-CA"/>
-        </w:rPr>
-        <w:t>using</w:t>
-      </w:r>
-      <w:r>
-        <w:rPr>
-          <w:rFonts w:ascii="Arial" w:hAnsi="Arial" w:cs="Arial"/>
-          <w:lang w:val="en-CA"/>
-        </w:rPr>
-        <w:t xml:space="preserve"> </w:t>
-      </w:r>
-      <w:r>
-        <w:rPr>
-          <w:rFonts w:ascii="Arial" w:hAnsi="Arial" w:cs="Arial"/>
-          <w:color w:val="FF0000"/>
-          <w:lang w:val="en-CA"/>
-        </w:rPr>
-        <w:t>Proc Report</w:t>
-      </w:r>
-      <w:r>
-        <w:rPr>
-          <w:rFonts w:ascii="Arial" w:hAnsi="Arial" w:cs="Arial"/>
-          <w:lang w:val="en-CA"/>
-        </w:rPr>
-        <w:t>.</w:t>
-      </w:r>
-    </w:p>
-    <w:p>
-      <w:pPr>
-        <w:numPr>
-          <w:ilvl w:val="0"/>
-          <w:numId w:val="6"/>
-        </w:numPr>
-        <w:tabs>
-          <w:tab w:val="left" w:pos="720"/>
-        </w:tabs>
-        <w:spacing w:before="0" w:after="0"/>
-        <w:ind w:left="720"/>
-        <w:rPr>
-          <w:rFonts w:ascii="Arial" w:hAnsi="Arial" w:cs="Arial"/>
-          <w:b/>
-          <w:bCs/>
-          <w:lang w:val="en-CA"/>
-        </w:rPr>
-      </w:pPr>
-      <w:r>
-        <w:rPr>
-          <w:rFonts w:ascii="Arial" w:hAnsi="Arial" w:cs="Arial"/>
-          <w:lang w:val="en-CA"/>
-        </w:rPr>
-        <w:t>Automat</w:t>
-      </w:r>
-      <w:r>
-        <w:rPr>
-          <w:rFonts w:ascii="Arial" w:hAnsi="Arial" w:cs="Arial"/>
-          <w:lang w:val="en-CA"/>
-        </w:rPr>
-        <w:t>ed</w:t>
-      </w:r>
-      <w:r>
-        <w:rPr>
-          <w:rFonts w:ascii="Arial" w:hAnsi="Arial" w:cs="Arial"/>
-          <w:lang w:val="en-CA"/>
-        </w:rPr>
-        <w:t xml:space="preserve"> </w:t>
-      </w:r>
-      <w:r>
-        <w:rPr>
-          <w:rFonts w:ascii="Arial" w:hAnsi="Arial" w:cs="Arial"/>
-          <w:lang w:val="en-CA"/>
-        </w:rPr>
-        <w:t xml:space="preserve">and scheduled </w:t>
-      </w:r>
-      <w:r>
-        <w:rPr>
-          <w:rFonts w:ascii="Arial" w:hAnsi="Arial" w:cs="Arial"/>
-          <w:lang w:val="en-CA"/>
-        </w:rPr>
-        <w:t xml:space="preserve">various </w:t>
-      </w:r>
-      <w:r>
-        <w:rPr>
-          <w:rFonts w:ascii="Arial" w:hAnsi="Arial" w:cs="Arial"/>
-          <w:color w:val="FF0000"/>
-          <w:lang w:val="en-CA"/>
-        </w:rPr>
-        <w:t>S</w:t>
-      </w:r>
-      <w:r>
-        <w:rPr>
-          <w:rFonts w:ascii="Arial" w:hAnsi="Arial" w:cs="Arial"/>
-          <w:color w:val="FF0000"/>
-          <w:lang w:val="en-CA"/>
-        </w:rPr>
-        <w:t>AS</w:t>
-      </w:r>
-      <w:r>
-        <w:rPr>
-          <w:rFonts w:ascii="Arial" w:hAnsi="Arial" w:cs="Arial"/>
-          <w:color w:val="FF0000"/>
-          <w:lang w:val="en-CA"/>
-        </w:rPr>
-        <w:t xml:space="preserve"> </w:t>
-      </w:r>
-      <w:r>
-        <w:rPr>
-          <w:rFonts w:ascii="Arial" w:hAnsi="Arial" w:cs="Arial"/>
-          <w:color w:val="FF0000"/>
-          <w:lang w:val="en-CA"/>
-        </w:rPr>
-        <w:t>ETL</w:t>
-      </w:r>
-      <w:r>
-        <w:rPr>
-          <w:rFonts w:ascii="Arial" w:hAnsi="Arial" w:cs="Arial"/>
-          <w:lang w:val="en-CA"/>
-        </w:rPr>
-        <w:t xml:space="preserve"> </w:t>
-      </w:r>
-      <w:r>
-        <w:rPr>
-          <w:rFonts w:ascii="Arial" w:hAnsi="Arial" w:cs="Arial"/>
-          <w:color w:val="FF0000"/>
-          <w:lang w:val="en-CA"/>
-        </w:rPr>
-        <w:t>codes</w:t>
-      </w:r>
-      <w:r>
-        <w:rPr>
-          <w:rFonts w:ascii="Arial" w:hAnsi="Arial" w:cs="Arial"/>
-          <w:lang w:val="en-CA"/>
-        </w:rPr>
-        <w:t xml:space="preserve"> in </w:t>
-      </w:r>
-      <w:r>
-        <w:rPr>
-          <w:rFonts w:ascii="Arial" w:hAnsi="Arial" w:cs="Arial"/>
-          <w:color w:val="FF0000"/>
-          <w:lang w:val="en-CA"/>
-        </w:rPr>
-        <w:t>Unix</w:t>
-      </w:r>
-      <w:r>
-        <w:rPr>
-          <w:rFonts w:ascii="Arial" w:hAnsi="Arial" w:cs="Arial"/>
-          <w:lang w:val="en-CA"/>
-        </w:rPr>
-        <w:t xml:space="preserve">, </w:t>
-      </w:r>
-      <w:r>
-        <w:rPr>
-          <w:rFonts w:ascii="Arial" w:hAnsi="Arial" w:cs="Arial"/>
-          <w:lang w:val="en-CA"/>
-        </w:rPr>
-        <w:t>using</w:t>
-      </w:r>
-      <w:r>
-        <w:rPr>
-          <w:rFonts w:ascii="Arial" w:hAnsi="Arial" w:cs="Arial"/>
-          <w:lang w:val="en-CA"/>
-        </w:rPr>
-        <w:t xml:space="preserve"> </w:t>
-      </w:r>
-      <w:r>
-        <w:rPr>
-          <w:rFonts w:ascii="Arial" w:hAnsi="Arial" w:cs="Arial"/>
-          <w:lang w:val="en-CA"/>
-        </w:rPr>
-        <w:t>a</w:t>
-      </w:r>
-      <w:r>
-        <w:rPr>
-          <w:rFonts w:ascii="Arial" w:hAnsi="Arial" w:cs="Arial"/>
-          <w:lang w:val="en-CA"/>
-        </w:rPr>
-        <w:t xml:space="preserve"> </w:t>
-      </w:r>
-      <w:r>
-        <w:rPr>
-          <w:rFonts w:ascii="Arial" w:hAnsi="Arial" w:cs="Arial"/>
-          <w:color w:val="FF0000"/>
-          <w:lang w:val="en-CA"/>
-        </w:rPr>
-        <w:t>SAS</w:t>
-      </w:r>
-      <w:r>
-        <w:rPr>
-          <w:rFonts w:ascii="Arial" w:hAnsi="Arial" w:cs="Arial"/>
-          <w:color w:val="FF0000"/>
-          <w:lang w:val="en-CA"/>
-        </w:rPr>
-        <w:t xml:space="preserve"> </w:t>
-      </w:r>
-      <w:r>
-        <w:rPr>
-          <w:rFonts w:ascii="Arial" w:hAnsi="Arial" w:cs="Arial"/>
-          <w:color w:val="FF0000"/>
-          <w:lang w:val="en-CA"/>
-        </w:rPr>
-        <w:t>macro</w:t>
-      </w:r>
-      <w:r>
-        <w:rPr>
-          <w:rFonts w:ascii="Arial" w:hAnsi="Arial" w:cs="Arial"/>
-          <w:lang w:val="en-CA"/>
-        </w:rPr>
-        <w:t>.</w:t>
-      </w:r>
-    </w:p>
-    <w:p>
-      <w:pPr>
-        <w:numPr>
-          <w:ilvl w:val="0"/>
-          <w:numId w:val="6"/>
-        </w:numPr>
-        <w:tabs>
-          <w:tab w:val="left" w:pos="720"/>
-        </w:tabs>
-        <w:spacing w:before="0" w:after="0"/>
-        <w:ind w:left="720"/>
-        <w:rPr>
-          <w:rFonts w:ascii="Arial" w:hAnsi="Arial" w:cs="Arial"/>
-          <w:b/>
-          <w:bCs/>
-          <w:lang w:val="en-CA"/>
-        </w:rPr>
-      </w:pPr>
-      <w:r>
-        <w:rPr>
-          <w:rFonts w:ascii="Arial" w:hAnsi="Arial" w:cs="Arial"/>
-          <w:lang w:val="en-CA"/>
-        </w:rPr>
-        <w:t xml:space="preserve">Used </w:t>
-      </w:r>
-      <w:r>
-        <w:rPr>
-          <w:rFonts w:ascii="Arial" w:hAnsi="Arial" w:cs="Arial"/>
-          <w:color w:val="FF0000"/>
-          <w:lang w:val="en-CA"/>
-        </w:rPr>
-        <w:t xml:space="preserve">HTML </w:t>
-      </w:r>
-      <w:r>
-        <w:rPr>
-          <w:rFonts w:ascii="Arial" w:hAnsi="Arial" w:cs="Arial"/>
-          <w:lang w:val="en-CA"/>
-        </w:rPr>
-        <w:t xml:space="preserve">syntax </w:t>
-      </w:r>
-      <w:r>
-        <w:rPr>
-          <w:rFonts w:ascii="Arial" w:hAnsi="Arial" w:cs="Arial"/>
-          <w:lang w:val="en-CA"/>
-        </w:rPr>
-        <w:t xml:space="preserve">in </w:t>
-      </w:r>
-      <w:r>
-        <w:rPr>
-          <w:rFonts w:ascii="Arial" w:hAnsi="Arial" w:cs="Arial"/>
-          <w:color w:val="FF0000"/>
-          <w:lang w:val="en-CA"/>
-        </w:rPr>
-        <w:t xml:space="preserve">SAS </w:t>
-      </w:r>
-      <w:r>
-        <w:rPr>
-          <w:rFonts w:ascii="Arial" w:hAnsi="Arial" w:cs="Arial"/>
-          <w:lang w:val="en-CA"/>
-        </w:rPr>
-        <w:t xml:space="preserve">to compose </w:t>
-      </w:r>
-      <w:r>
-        <w:rPr>
-          <w:rFonts w:ascii="Arial" w:hAnsi="Arial" w:cs="Arial"/>
-          <w:lang w:val="en-CA"/>
-        </w:rPr>
-        <w:t>rich text</w:t>
-      </w:r>
-      <w:r>
-        <w:rPr>
-          <w:rFonts w:ascii="Arial" w:hAnsi="Arial" w:cs="Arial"/>
-          <w:lang w:val="en-CA"/>
-        </w:rPr>
-        <w:t xml:space="preserve"> </w:t>
-      </w:r>
-      <w:r>
-        <w:rPr>
-          <w:rFonts w:ascii="Arial" w:hAnsi="Arial" w:cs="Arial"/>
-          <w:lang w:val="en-CA"/>
-        </w:rPr>
-        <w:t xml:space="preserve">e-mail </w:t>
-      </w:r>
-      <w:r>
-        <w:rPr>
-          <w:rFonts w:ascii="Arial" w:hAnsi="Arial" w:cs="Arial"/>
-          <w:lang w:val="en-CA"/>
-        </w:rPr>
-        <w:t>alerts</w:t>
-      </w:r>
-      <w:r>
-        <w:rPr>
-          <w:rFonts w:ascii="Arial" w:hAnsi="Arial" w:cs="Arial"/>
-          <w:lang w:val="en-CA"/>
-        </w:rPr>
-        <w:t>.</w:t>
-      </w:r>
-    </w:p>
-    <w:p>
-      <w:pPr>
-        <w:numPr>
-          <w:ilvl w:val="0"/>
-          <w:numId w:val="6"/>
-        </w:numPr>
-        <w:tabs>
-          <w:tab w:val="left" w:pos="720"/>
-        </w:tabs>
-        <w:spacing w:before="0" w:after="0"/>
-        <w:ind w:left="720"/>
-        <w:rPr>
-          <w:rFonts w:ascii="Arial" w:hAnsi="Arial" w:cs="Arial"/>
-          <w:lang w:val="en-CA"/>
-        </w:rPr>
-      </w:pPr>
-      <w:r>
-        <w:rPr>
-          <w:rFonts w:ascii="Arial" w:hAnsi="Arial" w:cs="Arial"/>
-          <w:lang w:val="en-CA"/>
-        </w:rPr>
-        <w:t>Combined</w:t>
-      </w:r>
-      <w:r>
-        <w:rPr>
-          <w:rFonts w:ascii="Arial" w:hAnsi="Arial" w:cs="Arial"/>
-          <w:lang w:val="en-CA"/>
-        </w:rPr>
-        <w:t xml:space="preserve"> </w:t>
-      </w:r>
-      <w:r>
-        <w:rPr>
-          <w:rFonts w:ascii="Arial" w:hAnsi="Arial" w:cs="Arial"/>
-          <w:color w:val="FF0000"/>
-          <w:lang w:val="en-CA"/>
-        </w:rPr>
-        <w:t>DOS</w:t>
-      </w:r>
-      <w:r>
-        <w:rPr>
-          <w:rFonts w:ascii="Arial" w:hAnsi="Arial" w:cs="Arial"/>
-          <w:lang w:val="en-CA"/>
-        </w:rPr>
-        <w:t xml:space="preserve">, </w:t>
-      </w:r>
-      <w:proofErr w:type="spellStart"/>
-      <w:r>
-        <w:rPr>
-          <w:rFonts w:ascii="Arial" w:hAnsi="Arial" w:cs="Arial"/>
-          <w:color w:val="FF0000"/>
-          <w:lang w:val="en-CA"/>
-        </w:rPr>
-        <w:t>WinScp</w:t>
-      </w:r>
-      <w:proofErr w:type="spellEnd"/>
-      <w:r>
-        <w:rPr>
-          <w:rFonts w:ascii="Arial" w:hAnsi="Arial" w:cs="Arial"/>
-          <w:color w:val="FF0000"/>
-          <w:lang w:val="en-CA"/>
-        </w:rPr>
-        <w:t xml:space="preserve"> </w:t>
-      </w:r>
-      <w:r>
-        <w:rPr>
-          <w:rFonts w:ascii="Arial" w:hAnsi="Arial" w:cs="Arial"/>
-          <w:lang w:val="en-CA"/>
-        </w:rPr>
-        <w:t xml:space="preserve">and </w:t>
-      </w:r>
-      <w:r>
-        <w:rPr>
-          <w:rFonts w:ascii="Arial" w:hAnsi="Arial" w:cs="Arial"/>
-          <w:color w:val="FF0000"/>
-          <w:lang w:val="en-CA"/>
-        </w:rPr>
-        <w:t xml:space="preserve">VB </w:t>
-      </w:r>
-      <w:r>
-        <w:rPr>
-          <w:rFonts w:ascii="Arial" w:hAnsi="Arial" w:cs="Arial"/>
-          <w:lang w:val="en-CA"/>
-        </w:rPr>
-        <w:t xml:space="preserve">scripts to </w:t>
-      </w:r>
-      <w:r>
-        <w:rPr>
-          <w:rFonts w:ascii="Arial" w:hAnsi="Arial" w:cs="Arial"/>
-          <w:lang w:val="en-CA"/>
-        </w:rPr>
-        <w:t xml:space="preserve">schedule </w:t>
-      </w:r>
-      <w:r>
-        <w:rPr>
-          <w:rFonts w:ascii="Arial" w:hAnsi="Arial" w:cs="Arial"/>
-          <w:lang w:val="en-CA"/>
-        </w:rPr>
-        <w:t xml:space="preserve">codes </w:t>
-      </w:r>
-      <w:r>
-        <w:rPr>
-          <w:rFonts w:ascii="Arial" w:hAnsi="Arial" w:cs="Arial"/>
-          <w:lang w:val="en-CA"/>
-        </w:rPr>
-        <w:t xml:space="preserve">and </w:t>
-      </w:r>
-      <w:r>
-        <w:rPr>
-          <w:rFonts w:ascii="Arial" w:hAnsi="Arial" w:cs="Arial"/>
-          <w:lang w:val="en-CA"/>
-        </w:rPr>
-        <w:t xml:space="preserve">automate </w:t>
-      </w:r>
-      <w:r>
-        <w:rPr>
-          <w:rFonts w:ascii="Arial" w:hAnsi="Arial" w:cs="Arial"/>
-          <w:lang w:val="en-CA"/>
-        </w:rPr>
-        <w:t>file transfers between platforms</w:t>
-      </w:r>
-      <w:r>
-        <w:rPr>
-          <w:rFonts w:ascii="Arial" w:hAnsi="Arial" w:cs="Arial"/>
-          <w:lang w:val="en-CA"/>
-        </w:rPr>
-        <w:t>.</w:t>
-      </w:r>
-    </w:p>
-    <w:p>
-      <w:pPr>
-        <w:numPr>
-          <w:ilvl w:val="0"/>
-          <w:numId w:val="6"/>
-        </w:numPr>
-        <w:tabs>
-          <w:tab w:val="left" w:pos="720"/>
-        </w:tabs>
-        <w:spacing w:before="0" w:after="0"/>
-        <w:ind w:left="720"/>
-        <w:rPr>
-          <w:rFonts w:ascii="Arial" w:hAnsi="Arial" w:cs="Arial"/>
-          <w:lang w:val="en-CA"/>
-        </w:rPr>
-      </w:pPr>
-      <w:r>
-        <w:rPr>
-          <w:rFonts w:ascii="Arial" w:hAnsi="Arial" w:cs="Arial"/>
-          <w:lang w:val="en-CA"/>
-        </w:rPr>
-        <w:t>Created</w:t>
-      </w:r>
-      <w:r>
-        <w:rPr>
-          <w:rFonts w:ascii="Arial" w:hAnsi="Arial" w:cs="Arial"/>
-          <w:lang w:val="en-CA"/>
-        </w:rPr>
-        <w:t xml:space="preserve"> a </w:t>
-      </w:r>
-      <w:r>
-        <w:rPr>
-          <w:rFonts w:ascii="Arial" w:hAnsi="Arial" w:cs="Arial"/>
-          <w:lang w:val="en-CA"/>
-        </w:rPr>
-        <w:t>neat</w:t>
-      </w:r>
-      <w:r>
-        <w:rPr>
-          <w:rFonts w:ascii="Arial" w:hAnsi="Arial" w:cs="Arial"/>
-          <w:lang w:val="en-CA"/>
-        </w:rPr>
-        <w:t xml:space="preserve"> </w:t>
-      </w:r>
-      <w:r>
-        <w:rPr>
-          <w:rFonts w:ascii="Arial" w:hAnsi="Arial" w:cs="Arial"/>
-          <w:color w:val="FF0000"/>
-          <w:lang w:val="en-CA"/>
-        </w:rPr>
-        <w:t xml:space="preserve">SAS stored process </w:t>
-      </w:r>
-      <w:r>
-        <w:rPr>
-          <w:rFonts w:ascii="Arial" w:hAnsi="Arial" w:cs="Arial"/>
-          <w:lang w:val="en-CA"/>
-        </w:rPr>
-        <w:t>for various canned reports</w:t>
-      </w:r>
-      <w:r>
-        <w:rPr>
-          <w:rFonts w:ascii="Arial" w:hAnsi="Arial" w:cs="Arial"/>
-          <w:lang w:val="en-CA"/>
-        </w:rPr>
-        <w:t>.</w:t>
-      </w:r>
-    </w:p>
-    <w:p>
-      <w:pPr>
-        <w:numPr>
-          <w:ilvl w:val="0"/>
-          <w:numId w:val="6"/>
-        </w:numPr>
-        <w:tabs>
-          <w:tab w:val="left" w:pos="720"/>
-        </w:tabs>
-        <w:spacing w:before="0" w:after="0"/>
-        <w:ind w:left="720"/>
-        <w:rPr>
-          <w:rFonts w:ascii="Arial" w:hAnsi="Arial" w:cs="Arial"/>
-          <w:lang w:val="en-CA"/>
-        </w:rPr>
-      </w:pPr>
-      <w:r>
-        <w:rPr>
-          <w:rFonts w:ascii="Arial" w:hAnsi="Arial" w:cs="Arial"/>
-          <w:lang w:val="en-CA"/>
-        </w:rPr>
-        <w:t xml:space="preserve">Created </w:t>
-      </w:r>
-      <w:r>
-        <w:rPr>
-          <w:rFonts w:ascii="Arial" w:hAnsi="Arial" w:cs="Arial"/>
-          <w:color w:val="FF0000"/>
-          <w:lang w:val="en-CA"/>
-        </w:rPr>
-        <w:t xml:space="preserve">visualizations </w:t>
-      </w:r>
-      <w:r>
-        <w:rPr>
-          <w:rFonts w:ascii="Arial" w:hAnsi="Arial" w:cs="Arial"/>
-          <w:lang w:val="en-CA"/>
-        </w:rPr>
-        <w:t>and</w:t>
-      </w:r>
-      <w:r>
-        <w:rPr>
-          <w:rFonts w:ascii="Arial" w:hAnsi="Arial" w:cs="Arial"/>
-          <w:lang w:val="en-CA"/>
-        </w:rPr>
-        <w:t xml:space="preserve"> </w:t>
-      </w:r>
-      <w:r>
-        <w:rPr>
-          <w:rFonts w:ascii="Arial" w:hAnsi="Arial" w:cs="Arial"/>
-          <w:color w:val="FF0000"/>
-          <w:lang w:val="en-CA"/>
-        </w:rPr>
-        <w:t xml:space="preserve">reports </w:t>
-      </w:r>
-      <w:r>
-        <w:rPr>
-          <w:rFonts w:ascii="Arial" w:hAnsi="Arial" w:cs="Arial"/>
-          <w:lang w:val="en-CA"/>
-        </w:rPr>
-        <w:t xml:space="preserve">using </w:t>
-      </w:r>
-      <w:r>
-        <w:rPr>
-          <w:rFonts w:ascii="Arial" w:hAnsi="Arial" w:cs="Arial"/>
-          <w:color w:val="FF0000"/>
-          <w:lang w:val="en-CA"/>
-        </w:rPr>
-        <w:t>Power BI</w:t>
-      </w:r>
-      <w:r>
-        <w:rPr>
-          <w:rFonts w:ascii="Arial" w:hAnsi="Arial" w:cs="Arial"/>
-          <w:color w:val="FF0000"/>
-          <w:lang w:val="en-CA"/>
-        </w:rPr>
-        <w:t xml:space="preserve"> </w:t>
-      </w:r>
-      <w:r>
-        <w:rPr>
-          <w:rFonts w:ascii="Arial" w:hAnsi="Arial" w:cs="Arial"/>
-          <w:lang w:val="en-CA"/>
-        </w:rPr>
-        <w:t xml:space="preserve">and </w:t>
-      </w:r>
-      <w:r>
-        <w:rPr>
-          <w:rFonts w:ascii="Arial" w:hAnsi="Arial" w:cs="Arial"/>
-          <w:color w:val="FF0000"/>
-          <w:lang w:val="en-CA"/>
-        </w:rPr>
-        <w:t>Python</w:t>
-      </w:r>
-      <w:r>
-        <w:rPr>
-          <w:rFonts w:ascii="Arial" w:hAnsi="Arial" w:cs="Arial"/>
-          <w:lang w:val="en-CA"/>
-        </w:rPr>
-        <w:t>.</w:t>
-      </w:r>
-    </w:p>
-    <w:p>
-      <w:pPr>
-        <w:numPr>
-          <w:ilvl w:val="0"/>
-          <w:numId w:val="6"/>
-        </w:numPr>
-        <w:tabs>
-          <w:tab w:val="left" w:pos="720"/>
-        </w:tabs>
-        <w:spacing w:before="0" w:after="0"/>
-        <w:ind w:left="720"/>
-        <w:rPr>
-          <w:rFonts w:ascii="Arial" w:hAnsi="Arial" w:cs="Arial"/>
-          <w:lang w:val="en-CA"/>
-        </w:rPr>
-      </w:pPr>
-      <w:r>
-        <w:rPr>
-          <w:rFonts w:ascii="Arial" w:hAnsi="Arial" w:cs="Arial"/>
-          <w:lang w:val="en-CA"/>
-        </w:rPr>
-        <w:t xml:space="preserve">Gave </w:t>
-      </w:r>
-      <w:r>
-        <w:rPr>
-          <w:rFonts w:ascii="Arial" w:hAnsi="Arial" w:cs="Arial"/>
-          <w:color w:val="FF0000"/>
-          <w:lang w:val="en-CA"/>
-        </w:rPr>
-        <w:t xml:space="preserve">training </w:t>
-      </w:r>
-      <w:r>
-        <w:rPr>
-          <w:rFonts w:ascii="Arial" w:hAnsi="Arial" w:cs="Arial"/>
-          <w:lang w:val="en-CA"/>
-        </w:rPr>
-        <w:t xml:space="preserve">to team members on how to design </w:t>
-      </w:r>
-      <w:r>
-        <w:rPr>
-          <w:rFonts w:ascii="Arial" w:hAnsi="Arial" w:cs="Arial"/>
-          <w:color w:val="FF0000"/>
-          <w:lang w:val="en-CA"/>
-        </w:rPr>
-        <w:t>SAS stored processes</w:t>
-      </w:r>
-      <w:r>
-        <w:rPr>
-          <w:rFonts w:ascii="Arial" w:hAnsi="Arial" w:cs="Arial"/>
-          <w:lang w:val="en-CA"/>
-        </w:rPr>
-        <w:t xml:space="preserve">, covering how to create the </w:t>
-      </w:r>
-      <w:r>
-        <w:rPr>
-          <w:rFonts w:ascii="Arial" w:hAnsi="Arial" w:cs="Arial"/>
-          <w:color w:val="FF0000"/>
-          <w:lang w:val="en-CA"/>
-        </w:rPr>
-        <w:t xml:space="preserve">GUI </w:t>
-      </w:r>
-      <w:r>
-        <w:rPr>
-          <w:rFonts w:ascii="Arial" w:hAnsi="Arial" w:cs="Arial"/>
-          <w:lang w:val="en-CA"/>
-        </w:rPr>
-        <w:t xml:space="preserve">and how to </w:t>
-      </w:r>
-      <w:r>
-        <w:rPr>
-          <w:rFonts w:ascii="Arial" w:hAnsi="Arial" w:cs="Arial"/>
-          <w:lang w:val="en-CA"/>
-        </w:rPr>
-        <w:t>handle the</w:t>
-      </w:r>
-      <w:r>
-        <w:rPr>
-          <w:rFonts w:ascii="Arial" w:hAnsi="Arial" w:cs="Arial"/>
-          <w:lang w:val="en-CA"/>
-        </w:rPr>
-        <w:t xml:space="preserve"> var</w:t>
-      </w:r>
-      <w:r>
-        <w:rPr>
-          <w:rFonts w:ascii="Arial" w:hAnsi="Arial" w:cs="Arial"/>
-          <w:lang w:val="en-CA"/>
-        </w:rPr>
-        <w:t>iable</w:t>
-      </w:r>
-      <w:r>
-        <w:rPr>
-          <w:rFonts w:ascii="Arial" w:hAnsi="Arial" w:cs="Arial"/>
-          <w:lang w:val="en-CA"/>
-        </w:rPr>
-        <w:t xml:space="preserve"> </w:t>
-      </w:r>
-      <w:r>
-        <w:rPr>
-          <w:rFonts w:ascii="Arial" w:hAnsi="Arial" w:cs="Arial"/>
-          <w:color w:val="FF0000"/>
-          <w:lang w:val="en-CA"/>
-        </w:rPr>
-        <w:t>user</w:t>
-      </w:r>
-      <w:r>
-        <w:rPr>
-          <w:rFonts w:ascii="Arial" w:hAnsi="Arial" w:cs="Arial"/>
-          <w:color w:val="FF0000"/>
-          <w:lang w:val="en-CA"/>
-        </w:rPr>
-        <w:t>'s</w:t>
-      </w:r>
-      <w:r>
-        <w:rPr>
-          <w:rFonts w:ascii="Arial" w:hAnsi="Arial" w:cs="Arial"/>
-          <w:color w:val="FF0000"/>
-          <w:lang w:val="en-CA"/>
-        </w:rPr>
-        <w:t xml:space="preserve"> inputs</w:t>
-      </w:r>
-      <w:r>
-        <w:rPr>
-          <w:rFonts w:ascii="Arial" w:hAnsi="Arial" w:cs="Arial"/>
-          <w:lang w:val="en-CA"/>
-        </w:rPr>
-        <w:t>.</w:t>
-      </w:r>
-    </w:p>
-    <w:p>
-      <w:pPr>
-        <w:tabs>
-          <w:tab w:val="right" w:pos="9360"/>
-        </w:tabs>
-        <w:spacing w:before="0" w:after="0"/>
-        <w:rPr>
-          <w:rFonts w:ascii="Arial" w:hAnsi="Arial" w:cs="Arial"/>
-          <w:b/>
-          <w:bCs/>
-          <w:lang w:val="en-CA"/>
-        </w:rPr>
-      </w:pPr>
-    </w:p>
-    <w:p>
-      <w:pPr>
-        <w:tabs>
-          <w:tab w:val="right" w:pos="9360"/>
-        </w:tabs>
-        <w:spacing w:before="0" w:after="0"/>
-        <w:rPr>
-          <w:rFonts w:ascii="Arial" w:hAnsi="Arial" w:cs="Arial"/>
-          <w:b/>
-          <w:bCs/>
-          <w:lang w:val="en-CA"/>
-        </w:rPr>
-      </w:pPr>
-      <w:r>
-        <w:rPr>
-          <w:rFonts w:ascii="Arial" w:hAnsi="Arial" w:cs="Arial"/>
-          <w:b/>
-          <w:bCs/>
-          <w:lang w:val="en-CA"/>
-        </w:rPr>
-        <w:t xml:space="preserve">National General </w:t>
-      </w:r>
-      <w:r>
-        <w:rPr>
-          <w:rFonts w:ascii="Arial" w:hAnsi="Arial" w:cs="Arial"/>
-          <w:b/>
-          <w:bCs/>
-          <w:lang w:val="en-CA"/>
-        </w:rPr>
-        <w:t>(</w:t>
-      </w:r>
-      <w:r>
-        <w:rPr>
-          <w:rFonts w:ascii="Arial" w:hAnsi="Arial" w:cs="Arial"/>
-          <w:b/>
-          <w:bCs/>
-          <w:color w:val="31849B" w:themeColor="accent5" w:themeShade="BF"/>
-          <w:lang w:val="en-CA"/>
-        </w:rPr>
-        <w:t xml:space="preserve">now </w:t>
-      </w:r>
-      <w:r>
-        <w:rPr>
-          <w:rFonts w:ascii="Arial" w:hAnsi="Arial" w:cs="Arial"/>
-          <w:b/>
-          <w:bCs/>
-          <w:color w:val="31849B" w:themeColor="accent5" w:themeShade="BF"/>
-          <w:lang w:val="en-CA"/>
-        </w:rPr>
-        <w:t>Allstate</w:t>
-      </w:r>
-      <w:r>
-        <w:rPr>
-          <w:rFonts w:ascii="Arial" w:hAnsi="Arial" w:cs="Arial"/>
-          <w:b/>
-          <w:bCs/>
-          <w:lang w:val="en-CA"/>
-        </w:rPr>
-        <w:t>)</w:t>
-      </w:r>
-      <w:r>
-        <w:rPr>
-          <w:rFonts w:ascii="Arial" w:hAnsi="Arial" w:cs="Arial"/>
-          <w:b/>
-          <w:bCs/>
-          <w:lang w:val="en-CA"/>
-        </w:rPr>
-        <w:t xml:space="preserve">, </w:t>
-      </w:r>
-      <w:r>
-        <w:rPr>
-          <w:rFonts w:ascii="Arial" w:hAnsi="Arial" w:cs="Arial"/>
-          <w:b/>
-          <w:bCs/>
-          <w:lang w:val="en-CA"/>
-        </w:rPr>
-        <w:t>New York</w:t>
-      </w:r>
-      <w:r>
-        <w:rPr>
-          <w:rFonts w:ascii="Arial" w:hAnsi="Arial" w:cs="Arial"/>
-          <w:b/>
-          <w:bCs/>
-          <w:lang w:val="en-CA"/>
-        </w:rPr>
-        <w:t xml:space="preserve">, </w:t>
-      </w:r>
-      <w:r>
-        <w:rPr>
-          <w:rFonts w:ascii="Arial" w:hAnsi="Arial" w:cs="Arial"/>
-          <w:b/>
-          <w:bCs/>
-          <w:lang w:val="en-CA"/>
-        </w:rPr>
-        <w:t>NY</w:t>
-      </w:r>
-      <w:r>
-        <w:rPr>
-          <w:rFonts w:ascii="Arial" w:hAnsi="Arial" w:cs="Arial"/>
-          <w:b/>
-          <w:bCs/>
-          <w:lang w:val="en-CA"/>
-        </w:rPr>
-        <w:t xml:space="preserve"> (</w:t>
-      </w:r>
-      <w:r>
-        <w:rPr>
-          <w:rFonts w:ascii="Arial" w:hAnsi="Arial" w:cs="Arial"/>
-          <w:b/>
-          <w:bCs/>
-          <w:color w:val="00B050"/>
-          <w:lang w:val="en-CA"/>
-        </w:rPr>
-        <w:t>insurance</w:t>
-      </w:r>
-      <w:r>
-        <w:rPr>
-          <w:rFonts w:ascii="Arial" w:hAnsi="Arial" w:cs="Arial"/>
-          <w:b/>
-          <w:bCs/>
-          <w:lang w:val="en-CA"/>
-        </w:rPr>
-        <w:t>)</w:t>
-      </w:r>
-    </w:p>
-    <w:p>
-      <w:pPr>
-        <w:tabs>
-          <w:tab w:val="right" w:pos="9360"/>
-        </w:tabs>
-        <w:spacing w:before="0" w:after="0"/>
-        <w:ind w:left="720"/>
-        <w:rPr>
-          <w:rFonts w:ascii="Arial" w:hAnsi="Arial" w:cs="Arial"/>
-          <w:b/>
-          <w:lang w:val="en-CA"/>
-        </w:rPr>
-      </w:pPr>
-      <w:r>
-        <w:rPr>
-          <w:rFonts w:ascii="Arial" w:hAnsi="Arial" w:cs="Arial"/>
-          <w:i/>
-          <w:lang w:val="en-CA"/>
-        </w:rPr>
-        <w:lastRenderedPageBreak/>
         <w:t xml:space="preserve">Insurance Data Programmer / </w:t>
       </w:r>
       <w:r>
@@ -15071,7 +15216,7 @@
 </file>
 
 <file path=customXml/itemProps1.xml><?xml version="1.0" encoding="utf-8"?>
-<ds:datastoreItem xmlns:ds="http://schemas.openxmlformats.org/officeDocument/2006/customXml" ds:itemID="{CB919836-1352-4492-8E0E-2413308C7E12}">
+<ds:datastoreItem xmlns:ds="http://schemas.openxmlformats.org/officeDocument/2006/customXml" ds:itemID="{5682BD8D-8038-4EFC-A4A0-67C48855AABD}">
   <ds:schemaRefs>
     <ds:schemaRef ds:uri="http://schemas.openxmlformats.org/officeDocument/2006/bibliography"/>
   </ds:schemaRefs>

--- a/Jose's resume.docx
+++ b/Jose's resume.docx
@@ -4496,7 +4496,15 @@
           <w:i/>
           <w:lang w:val="en-CA"/>
         </w:rPr>
-        <w:t xml:space="preserve">Science </w:t>
+        <w:t>Scien</w:t>
+      </w:r>
+      <w:r>
+        <w:rPr>
+          <w:rFonts w:ascii="Arial" w:hAnsi="Arial" w:cs="Arial"/>
+          <w:i/>
+          <w:lang w:val="en-CA"/>
+        </w:rPr>
+        <w:t xml:space="preserve">tist </w:t>
       </w:r>
       <w:r>
         <w:rPr>
@@ -4638,79 +4646,7 @@
           <w:highlight w:val="yellow"/>
           <w:lang w:val="en-CA"/>
         </w:rPr>
-        <w:t>2nd</w:t>
-      </w:r>
-      <w:r>
-        <w:rPr>
-          <w:rFonts w:ascii="Arial" w:hAnsi="Arial" w:cs="Arial"/>
-          <w:bCs/>
-          <w:highlight w:val="yellow"/>
-          <w:lang w:val="en-CA"/>
-        </w:rPr>
-        <w:t xml:space="preserve"> project (</w:t>
-      </w:r>
-      <w:r>
-        <w:rPr>
-          <w:rFonts w:ascii="Arial" w:hAnsi="Arial" w:cs="Arial"/>
-          <w:bCs/>
-          <w:highlight w:val="yellow"/>
-          <w:lang w:val="en-CA"/>
-        </w:rPr>
-        <w:t>08</w:t>
-      </w:r>
-      <w:r>
-        <w:rPr>
-          <w:rFonts w:ascii="Arial" w:hAnsi="Arial" w:cs="Arial"/>
-          <w:bCs/>
-          <w:highlight w:val="yellow"/>
-          <w:lang w:val="en-CA"/>
-        </w:rPr>
-        <w:t>/202</w:t>
-      </w:r>
-      <w:r>
-        <w:rPr>
-          <w:rFonts w:ascii="Arial" w:hAnsi="Arial" w:cs="Arial"/>
-          <w:bCs/>
-          <w:highlight w:val="yellow"/>
-          <w:lang w:val="en-CA"/>
-        </w:rPr>
-        <w:t>5</w:t>
-      </w:r>
-      <w:r>
-        <w:rPr>
-          <w:rFonts w:ascii="Arial" w:hAnsi="Arial" w:cs="Arial"/>
-          <w:bCs/>
-          <w:highlight w:val="yellow"/>
-          <w:lang w:val="en-CA"/>
-        </w:rPr>
-        <w:t xml:space="preserve"> through </w:t>
-      </w:r>
-      <w:r>
-        <w:rPr>
-          <w:rFonts w:ascii="Arial" w:hAnsi="Arial" w:cs="Arial"/>
-          <w:bCs/>
-          <w:highlight w:val="yellow"/>
-          <w:lang w:val="en-CA"/>
-        </w:rPr>
-        <w:t>12</w:t>
-      </w:r>
-      <w:r>
-        <w:rPr>
-          <w:rFonts w:ascii="Arial" w:hAnsi="Arial" w:cs="Arial"/>
-          <w:bCs/>
-          <w:highlight w:val="yellow"/>
-          <w:lang w:val="en-CA"/>
-        </w:rPr>
-        <w:t>/2025)</w:t>
-      </w:r>
-      <w:r>
-        <w:rPr>
-          <w:rFonts w:ascii="Arial" w:hAnsi="Arial" w:cs="Arial"/>
-          <w:bCs/>
-          <w:highlight w:val="yellow"/>
-          <w:lang w:val="en-CA"/>
-        </w:rPr>
-        <w:t>:</w:t>
+        <w:t>2nd project (08/2025 through 12/2025):</w:t>
       </w:r>
     </w:p>
     <w:p>
@@ -5044,8 +4980,6 @@
         </w:rPr>
         <w:t>1st project (10/2022 through 01/2025):</w:t>
       </w:r>
-      <w:bookmarkStart w:id="0" w:name="_GoBack"/>
-      <w:bookmarkEnd w:id="0"/>
     </w:p>
     <w:p>
       <w:pPr>
@@ -6600,7 +6534,23 @@
           <w:i/>
           <w:lang w:val="en-CA"/>
         </w:rPr>
-        <w:t>SAS Developer</w:t>
+        <w:t>SAS</w:t>
+      </w:r>
+      <w:r>
+        <w:rPr>
+          <w:rFonts w:ascii="Arial" w:hAnsi="Arial" w:cs="Arial"/>
+          <w:i/>
+          <w:lang w:val="en-CA"/>
+        </w:rPr>
+        <w:t>/Python</w:t>
+      </w:r>
+      <w:r>
+        <w:rPr>
+          <w:rFonts w:ascii="Arial" w:hAnsi="Arial" w:cs="Arial"/>
+          <w:i/>
+          <w:lang w:val="en-CA"/>
+        </w:rPr>
+        <w:t xml:space="preserve"> Developer</w:t>
       </w:r>
       <w:r>
         <w:rPr>
@@ -7948,16 +7898,8 @@
         </w:rPr>
         <w:t>(</w:t>
       </w:r>
-      <w:r>
-        <w:rPr>
-          <w:rFonts w:ascii="Arial" w:hAnsi="Arial" w:cs="Arial"/>
-          <w:b/>
-          <w:bCs/>
-          <w:color w:val="31849B" w:themeColor="accent5" w:themeShade="BF"/>
-          <w:lang w:val="en-CA"/>
-        </w:rPr>
-        <w:t xml:space="preserve">now </w:t>
-      </w:r>
+      <w:bookmarkStart w:id="0" w:name="_GoBack"/>
+      <w:bookmarkEnd w:id="0"/>
       <w:r>
         <w:rPr>
           <w:rFonts w:ascii="Arial" w:hAnsi="Arial" w:cs="Arial"/>
@@ -9534,6 +9476,14 @@
           <w:lang w:val="en-CA"/>
         </w:rPr>
       </w:pPr>
+      <w:r>
+        <w:rPr>
+          <w:rFonts w:ascii="Arial" w:hAnsi="Arial" w:cs="Arial"/>
+          <w:i/>
+          <w:lang w:val="en-CA"/>
+        </w:rPr>
+        <w:t xml:space="preserve">Data Scientist / </w:t>
+      </w:r>
       <w:r>
         <w:rPr>
           <w:rFonts w:ascii="Arial" w:hAnsi="Arial" w:cs="Arial"/>
@@ -15216,7 +15166,7 @@
 </file>
 
 <file path=customXml/itemProps1.xml><?xml version="1.0" encoding="utf-8"?>
-<ds:datastoreItem xmlns:ds="http://schemas.openxmlformats.org/officeDocument/2006/customXml" ds:itemID="{5682BD8D-8038-4EFC-A4A0-67C48855AABD}">
+<ds:datastoreItem xmlns:ds="http://schemas.openxmlformats.org/officeDocument/2006/customXml" ds:itemID="{336F471A-7D6B-4835-9A14-D4728A8B5B39}">
   <ds:schemaRefs>
     <ds:schemaRef ds:uri="http://schemas.openxmlformats.org/officeDocument/2006/bibliography"/>
   </ds:schemaRefs>

--- a/Jose's resume.docx
+++ b/Jose's resume.docx
@@ -2932,9 +2932,10 @@
         <w:r>
           <w:rPr>
             <w:rStyle w:val="Hyperlink"/>
+            <w:rFonts w:ascii="Arial" w:hAnsi="Arial"/>
             <w:lang w:val="en-US"/>
           </w:rPr>
-          <w:t>https://arxiv.org/abs/2109.15306</w:t>
+          <w:t>https://arxiv.org/abs/1810.07877</w:t>
         </w:r>
       </w:hyperlink>
       <w:r>
@@ -4480,7 +4481,39 @@
           <w:i/>
           <w:lang w:val="en-CA"/>
         </w:rPr>
-        <w:t xml:space="preserve">Senior Lead Analytics </w:t>
+        <w:t xml:space="preserve">Senior </w:t>
+      </w:r>
+      <w:r>
+        <w:rPr>
+          <w:rFonts w:ascii="Arial" w:hAnsi="Arial" w:cs="Arial"/>
+          <w:i/>
+          <w:lang w:val="en-CA"/>
+        </w:rPr>
+        <w:t>Data</w:t>
+      </w:r>
+      <w:r>
+        <w:rPr>
+          <w:rFonts w:ascii="Arial" w:hAnsi="Arial" w:cs="Arial"/>
+          <w:i/>
+          <w:lang w:val="en-CA"/>
+        </w:rPr>
+        <w:t xml:space="preserve"> Analy</w:t>
+      </w:r>
+      <w:r>
+        <w:rPr>
+          <w:rFonts w:ascii="Arial" w:hAnsi="Arial" w:cs="Arial"/>
+          <w:i/>
+          <w:lang w:val="en-CA"/>
+        </w:rPr>
+        <w:t>st</w:t>
+      </w:r>
+      <w:r>
+        <w:rPr>
+          <w:rFonts w:ascii="Arial" w:hAnsi="Arial" w:cs="Arial"/>
+          <w:i/>
+          <w:lang w:val="en-CA"/>
+        </w:rPr>
+        <w:t xml:space="preserve"> </w:t>
       </w:r>
       <w:r>
         <w:rPr>
@@ -4646,7 +4679,34 @@
           <w:highlight w:val="yellow"/>
           <w:lang w:val="en-CA"/>
         </w:rPr>
-        <w:t>2nd project (08/2025 through 12/2025):</w:t>
+        <w:t>Second</w:t>
+      </w:r>
+      <w:r>
+        <w:rPr>
+          <w:rFonts w:ascii="Arial" w:hAnsi="Arial" w:cs="Arial"/>
+          <w:bCs/>
+          <w:highlight w:val="yellow"/>
+          <w:lang w:val="en-CA"/>
+        </w:rPr>
+        <w:t xml:space="preserve"> project</w:t>
+      </w:r>
+      <w:r>
+        <w:rPr>
+          <w:rFonts w:ascii="Arial" w:hAnsi="Arial" w:cs="Arial"/>
+          <w:bCs/>
+          <w:highlight w:val="yellow"/>
+          <w:lang w:val="en-CA"/>
+        </w:rPr>
+        <w:t xml:space="preserve">: </w:t>
+      </w:r>
+      <w:r>
+        <w:rPr>
+          <w:rFonts w:ascii="Arial" w:hAnsi="Arial" w:cs="Arial"/>
+          <w:bCs/>
+          <w:highlight w:val="yellow"/>
+          <w:lang w:val="en-CA"/>
+        </w:rPr>
+        <w:t>08/2025 through 12/2025</w:t>
       </w:r>
     </w:p>
     <w:p>
@@ -4675,6 +4735,8 @@
         </w:rPr>
         <w:t xml:space="preserve">Worked on AML </w:t>
       </w:r>
+      <w:bookmarkStart w:id="0" w:name="_GoBack"/>
+      <w:bookmarkEnd w:id="0"/>
       <w:proofErr w:type="spellStart"/>
       <w:r>
         <w:rPr>
@@ -4978,7 +5040,34 @@
           <w:highlight w:val="yellow"/>
           <w:lang w:val="en-CA"/>
         </w:rPr>
-        <w:t>1st project (10/2022 through 01/2025):</w:t>
+        <w:t>First</w:t>
+      </w:r>
+      <w:r>
+        <w:rPr>
+          <w:rFonts w:ascii="Arial" w:hAnsi="Arial" w:cs="Arial"/>
+          <w:bCs/>
+          <w:highlight w:val="yellow"/>
+          <w:lang w:val="en-CA"/>
+        </w:rPr>
+        <w:t xml:space="preserve"> project</w:t>
+      </w:r>
+      <w:r>
+        <w:rPr>
+          <w:rFonts w:ascii="Arial" w:hAnsi="Arial" w:cs="Arial"/>
+          <w:bCs/>
+          <w:highlight w:val="yellow"/>
+          <w:lang w:val="en-CA"/>
+        </w:rPr>
+        <w:t xml:space="preserve">: </w:t>
+      </w:r>
+      <w:r>
+        <w:rPr>
+          <w:rFonts w:ascii="Arial" w:hAnsi="Arial" w:cs="Arial"/>
+          <w:bCs/>
+          <w:highlight w:val="yellow"/>
+          <w:lang w:val="en-CA"/>
+        </w:rPr>
+        <w:t>10/2022 through 01/2025</w:t>
       </w:r>
     </w:p>
     <w:p>
@@ -6526,14 +6615,6 @@
           <w:i/>
           <w:lang w:val="en-CA"/>
         </w:rPr>
-        <w:t xml:space="preserve">Data Analytics </w:t>
-      </w:r>
-      <w:r>
-        <w:rPr>
-          <w:rFonts w:ascii="Arial" w:hAnsi="Arial" w:cs="Arial"/>
-          <w:i/>
-          <w:lang w:val="en-CA"/>
-        </w:rPr>
         <w:t>SAS</w:t>
       </w:r>
       <w:r>
@@ -7898,8 +7979,6 @@
         </w:rPr>
         <w:t>(</w:t>
       </w:r>
-      <w:bookmarkStart w:id="0" w:name="_GoBack"/>
-      <w:bookmarkEnd w:id="0"/>
       <w:r>
         <w:rPr>
           <w:rFonts w:ascii="Arial" w:hAnsi="Arial" w:cs="Arial"/>
@@ -9248,37 +9327,7 @@
           <w:rFonts w:ascii="Arial" w:hAnsi="Arial" w:cs="Arial"/>
           <w:lang w:val="en-CA"/>
         </w:rPr>
-        <w:t xml:space="preserve"> from acquired companies</w:t>
-      </w:r>
-      <w:r>
-        <w:rPr>
-          <w:rFonts w:ascii="Arial" w:hAnsi="Arial" w:cs="Arial"/>
-          <w:lang w:val="en-CA"/>
-        </w:rPr>
-        <w:t xml:space="preserve"> (such as Tower and </w:t>
-      </w:r>
-      <w:proofErr w:type="spellStart"/>
-      <w:r>
-        <w:rPr>
-          <w:rFonts w:ascii="Arial" w:hAnsi="Arial" w:cs="Arial"/>
-          <w:lang w:val="en-CA"/>
-        </w:rPr>
-        <w:t>EuroAccident</w:t>
-      </w:r>
-      <w:proofErr w:type="spellEnd"/>
-      <w:r>
-        <w:rPr>
-          <w:rFonts w:ascii="Arial" w:hAnsi="Arial" w:cs="Arial"/>
-          <w:lang w:val="en-CA"/>
-        </w:rPr>
-        <w:t>)</w:t>
-      </w:r>
-      <w:r>
-        <w:rPr>
-          <w:rFonts w:ascii="Arial" w:hAnsi="Arial" w:cs="Arial"/>
-          <w:lang w:val="en-CA"/>
-        </w:rPr>
-        <w:t xml:space="preserve">, </w:t>
+        <w:t xml:space="preserve"> from acquired companies, </w:t>
       </w:r>
       <w:r>
         <w:rPr>
@@ -15166,7 +15215,7 @@
 </file>
 
 <file path=customXml/itemProps1.xml><?xml version="1.0" encoding="utf-8"?>
-<ds:datastoreItem xmlns:ds="http://schemas.openxmlformats.org/officeDocument/2006/customXml" ds:itemID="{336F471A-7D6B-4835-9A14-D4728A8B5B39}">
+<ds:datastoreItem xmlns:ds="http://schemas.openxmlformats.org/officeDocument/2006/customXml" ds:itemID="{A63F2E01-C120-4E8E-A03C-A4EC1874B4FA}">
   <ds:schemaRefs>
     <ds:schemaRef ds:uri="http://schemas.openxmlformats.org/officeDocument/2006/bibliography"/>
   </ds:schemaRefs>

--- a/Jose's resume.docx
+++ b/Jose's resume.docx
@@ -69,53 +69,7 @@
           <w:sz w:val="28"/>
           <w:lang w:val="en-US"/>
         </w:rPr>
-        <w:t xml:space="preserve">904-290-2890 </w:t>
-      </w:r>
-      <w:r>
-        <w:rPr>
-          <w:rFonts w:ascii="Arial" w:hAnsi="Arial" w:cs="Arial"/>
-          <w:bCs/>
-          <w:color w:val="000000"/>
-          <w:sz w:val="28"/>
-          <w:lang w:val="en-US"/>
-        </w:rPr>
-        <w:t xml:space="preserve">/ </w:t>
-      </w:r>
-      <w:r>
-        <w:rPr>
-          <w:rFonts w:ascii="Arial" w:hAnsi="Arial" w:cs="Arial"/>
-          <w:bCs/>
-          <w:sz w:val="28"/>
-          <w:lang w:val="en-US"/>
-        </w:rPr>
-        <w:t>904-</w:t>
-      </w:r>
-      <w:r>
-        <w:rPr>
-          <w:rFonts w:ascii="Arial" w:hAnsi="Arial" w:cs="Arial"/>
-          <w:bCs/>
-          <w:sz w:val="28"/>
-          <w:lang w:val="en-US"/>
-        </w:rPr>
-        <w:t>577</w:t>
-      </w:r>
-      <w:r>
-        <w:rPr>
-          <w:rFonts w:ascii="Arial" w:hAnsi="Arial" w:cs="Arial"/>
-          <w:bCs/>
-          <w:sz w:val="28"/>
-          <w:lang w:val="en-US"/>
-        </w:rPr>
-        <w:t>-</w:t>
-      </w:r>
-      <w:r>
-        <w:rPr>
-          <w:rFonts w:ascii="Arial" w:hAnsi="Arial" w:cs="Arial"/>
-          <w:bCs/>
-          <w:sz w:val="28"/>
-          <w:lang w:val="en-US"/>
-        </w:rPr>
-        <w:t>3944</w:t>
+        <w:t>904-290-2890</w:t>
       </w:r>
     </w:p>
     <w:p>
@@ -1228,7 +1182,7 @@
           <w:rFonts w:ascii="Arial" w:hAnsi="Arial" w:cs="Arial"/>
           <w:lang w:val="en-US"/>
         </w:rPr>
-        <w:t xml:space="preserve">and SAS </w:t>
+        <w:t>(</w:t>
       </w:r>
       <w:r>
         <w:rPr>
@@ -1253,6 +1207,31 @@
           <w:lang w:val="en-US"/>
         </w:rPr>
         <w:t>Guide</w:t>
+      </w:r>
+      <w:r>
+        <w:rPr>
+          <w:rFonts w:ascii="Arial" w:hAnsi="Arial" w:cs="Arial"/>
+          <w:lang w:val="en-US"/>
+        </w:rPr>
+        <w:t xml:space="preserve"> and </w:t>
+      </w:r>
+      <w:proofErr w:type="spellStart"/>
+      <w:r>
+        <w:rPr>
+          <w:rFonts w:ascii="Arial" w:hAnsi="Arial" w:cs="Arial"/>
+          <w:color w:val="FF0000"/>
+          <w:lang w:val="en-US"/>
+        </w:rPr>
+        <w:t>Viya</w:t>
+      </w:r>
+      <w:proofErr w:type="spellEnd"/>
+      <w:r>
+        <w:rPr>
+          <w:rFonts w:ascii="Arial" w:hAnsi="Arial" w:cs="Arial"/>
+          <w:color w:val="FF0000"/>
+          <w:lang w:val="en-US"/>
+        </w:rPr>
+        <w:t>)</w:t>
       </w:r>
       <w:r>
         <w:rPr>
@@ -2850,62 +2829,23 @@
       <w:r>
         <w:rPr>
           <w:rFonts w:ascii="Arial" w:hAnsi="Arial" w:cs="Arial"/>
-          <w:color w:val="FF0000"/>
-          <w:lang w:val="en-US"/>
-        </w:rPr>
-        <w:t>wrote</w:t>
+          <w:lang w:val="en-US"/>
+        </w:rPr>
+        <w:t xml:space="preserve">created new formulas </w:t>
       </w:r>
       <w:r>
         <w:rPr>
           <w:rFonts w:ascii="Arial" w:hAnsi="Arial"/>
-          <w:color w:val="FF0000"/>
-          <w:lang w:val="en-US"/>
-        </w:rPr>
-        <w:t xml:space="preserve"> </w:t>
-      </w:r>
-      <w:r>
-        <w:rPr>
-          <w:rFonts w:ascii="Arial" w:hAnsi="Arial" w:cs="Arial"/>
-          <w:color w:val="FF0000"/>
-          <w:lang w:val="en-US"/>
-        </w:rPr>
-        <w:t>papers</w:t>
+          <w:lang w:val="en-US"/>
+        </w:rPr>
+        <w:t>in math</w:t>
       </w:r>
       <w:r>
         <w:rPr>
           <w:rFonts w:ascii="Arial" w:hAnsi="Arial"/>
-          <w:color w:val="FF0000"/>
-          <w:lang w:val="en-US"/>
-        </w:rPr>
-        <w:t xml:space="preserve"> </w:t>
-      </w:r>
-      <w:r>
-        <w:rPr>
-          <w:rFonts w:ascii="Arial" w:hAnsi="Arial"/>
-          <w:lang w:val="en-US"/>
-        </w:rPr>
-        <w:t>in math</w:t>
-      </w:r>
-      <w:r>
-        <w:rPr>
-          <w:rFonts w:ascii="Arial" w:hAnsi="Arial"/>
-          <w:lang w:val="en-US"/>
-        </w:rPr>
-        <w:t xml:space="preserve"> </w:t>
-      </w:r>
-      <w:r>
-        <w:rPr>
-          <w:rFonts w:ascii="Arial" w:hAnsi="Arial"/>
-          <w:lang w:val="en-US"/>
-        </w:rPr>
-        <w:t xml:space="preserve">as </w:t>
-      </w:r>
-      <w:r>
-        <w:rPr>
-          <w:rFonts w:ascii="Arial" w:hAnsi="Arial"/>
-          <w:lang w:val="en-US"/>
-        </w:rPr>
-        <w:t xml:space="preserve">hobby </w:t>
+          <w:lang w:val="en-US"/>
+        </w:rPr>
+        <w:t xml:space="preserve"> </w:t>
       </w:r>
       <w:r>
         <w:rPr>
@@ -2952,6 +2892,8 @@
         </w:rPr>
         <w:t>.</w:t>
       </w:r>
+      <w:bookmarkStart w:id="0" w:name="_GoBack"/>
+      <w:bookmarkEnd w:id="0"/>
     </w:p>
     <w:p>
       <w:pPr>
@@ -3392,13 +3334,6 @@
         </w:rPr>
         <w:t xml:space="preserve"> </w:t>
       </w:r>
-      <w:r>
-        <w:rPr>
-          <w:rFonts w:ascii="Arial" w:hAnsi="Arial" w:cs="Arial"/>
-          <w:lang w:val="en-US"/>
-        </w:rPr>
-        <w:t xml:space="preserve">Hadoop, </w:t>
-      </w:r>
       <w:proofErr w:type="spellStart"/>
       <w:r>
         <w:rPr>
@@ -3408,6 +3343,13 @@
         <w:t>Dremio</w:t>
       </w:r>
       <w:proofErr w:type="spellEnd"/>
+      <w:r>
+        <w:rPr>
+          <w:rFonts w:ascii="Arial" w:hAnsi="Arial" w:cs="Arial"/>
+          <w:lang w:val="en-US"/>
+        </w:rPr>
+        <w:t>, Hive</w:t>
+      </w:r>
       <w:r>
         <w:rPr>
           <w:rFonts w:ascii="Arial" w:hAnsi="Arial" w:cs="Arial"/>
@@ -3643,7 +3585,46 @@
           <w:rFonts w:ascii="Arial" w:hAnsi="Arial" w:cs="Arial"/>
           <w:lang w:val="en-US"/>
         </w:rPr>
-        <w:t>and Windows Server.</w:t>
+        <w:t>Windows Server</w:t>
+      </w:r>
+      <w:r>
+        <w:rPr>
+          <w:rFonts w:ascii="Arial" w:hAnsi="Arial" w:cs="Arial"/>
+          <w:lang w:val="en-US"/>
+        </w:rPr>
+        <w:t xml:space="preserve"> and </w:t>
+      </w:r>
+      <w:proofErr w:type="spellStart"/>
+      <w:r>
+        <w:rPr>
+          <w:rFonts w:ascii="Arial" w:hAnsi="Arial" w:cs="Arial"/>
+          <w:color w:val="FF0000"/>
+          <w:lang w:val="en-US"/>
+        </w:rPr>
+        <w:t>Viya</w:t>
+      </w:r>
+      <w:proofErr w:type="spellEnd"/>
+      <w:r>
+        <w:rPr>
+          <w:rFonts w:ascii="Arial" w:hAnsi="Arial" w:cs="Arial"/>
+          <w:color w:val="FF0000"/>
+          <w:lang w:val="en-US"/>
+        </w:rPr>
+        <w:t xml:space="preserve"> </w:t>
+      </w:r>
+      <w:r>
+        <w:rPr>
+          <w:rFonts w:ascii="Arial" w:hAnsi="Arial" w:cs="Arial"/>
+          <w:lang w:val="en-US"/>
+        </w:rPr>
+        <w:t>(Cloud)</w:t>
+      </w:r>
+      <w:r>
+        <w:rPr>
+          <w:rFonts w:ascii="Arial" w:hAnsi="Arial" w:cs="Arial"/>
+          <w:lang w:val="en-US"/>
+        </w:rPr>
+        <w:t>.</w:t>
       </w:r>
     </w:p>
     <w:p>
@@ -3726,7 +3707,7 @@
           <w:rFonts w:ascii="Arial" w:hAnsi="Arial" w:cs="Arial"/>
           <w:lang w:val="en-US"/>
         </w:rPr>
-        <w:t>p</w:t>
+        <w:t>P</w:t>
       </w:r>
       <w:r>
         <w:rPr>
@@ -4318,30 +4299,7 @@
           <w:color w:val="FF0000"/>
           <w:lang w:val="en-US"/>
         </w:rPr>
-        <w:t xml:space="preserve"> </w:t>
-      </w:r>
-      <w:r>
-        <w:rPr>
-          <w:rFonts w:ascii="Arial" w:hAnsi="Arial" w:cs="Arial"/>
-          <w:color w:val="FF0000"/>
-          <w:lang w:val="en-US"/>
-        </w:rPr>
-        <w:t>MSYS2</w:t>
-      </w:r>
-      <w:r>
-        <w:rPr>
-          <w:rFonts w:ascii="Arial" w:hAnsi="Arial" w:cs="Arial"/>
-          <w:lang w:val="en-US"/>
-        </w:rPr>
-        <w:t xml:space="preserve">, </w:t>
-      </w:r>
-      <w:r>
-        <w:rPr>
-          <w:rFonts w:ascii="Arial" w:hAnsi="Arial" w:cs="Arial"/>
-          <w:color w:val="FF0000"/>
-          <w:lang w:val="en-US"/>
-        </w:rPr>
-        <w:t>XML</w:t>
+        <w:t xml:space="preserve"> XML</w:t>
       </w:r>
       <w:r>
         <w:rPr>
@@ -4706,7 +4664,25 @@
           <w:highlight w:val="yellow"/>
           <w:lang w:val="en-CA"/>
         </w:rPr>
-        <w:t>08/2025 through 12/2025</w:t>
+        <w:t>0</w:t>
+      </w:r>
+      <w:r>
+        <w:rPr>
+          <w:rFonts w:ascii="Arial" w:hAnsi="Arial" w:cs="Arial"/>
+          <w:bCs/>
+          <w:highlight w:val="yellow"/>
+          <w:lang w:val="en-CA"/>
+        </w:rPr>
+        <w:t>7</w:t>
+      </w:r>
+      <w:r>
+        <w:rPr>
+          <w:rFonts w:ascii="Arial" w:hAnsi="Arial" w:cs="Arial"/>
+          <w:bCs/>
+          <w:highlight w:val="yellow"/>
+          <w:lang w:val="en-CA"/>
+        </w:rPr>
+        <w:t>/2025 through 12/2025</w:t>
       </w:r>
     </w:p>
     <w:p>
@@ -4735,8 +4711,6 @@
         </w:rPr>
         <w:t xml:space="preserve">Worked on AML </w:t>
       </w:r>
-      <w:bookmarkStart w:id="0" w:name="_GoBack"/>
-      <w:bookmarkEnd w:id="0"/>
       <w:proofErr w:type="spellStart"/>
       <w:r>
         <w:rPr>
@@ -4788,7 +4762,15 @@
           <w:bCs/>
           <w:lang w:val="en-CA"/>
         </w:rPr>
-        <w:t xml:space="preserve"> AML remediation populations (trust, NRM4 and transportation assets).</w:t>
+        <w:t xml:space="preserve"> AML remediation populations (T</w:t>
+      </w:r>
+      <w:r>
+        <w:rPr>
+          <w:rFonts w:ascii="Arial" w:hAnsi="Arial" w:cs="Arial"/>
+          <w:bCs/>
+          <w:lang w:val="en-CA"/>
+        </w:rPr>
+        <w:t>rust, NRM4 and transportation assets).</w:t>
       </w:r>
     </w:p>
     <w:p>
@@ -15215,7 +15197,7 @@
 </file>
 
 <file path=customXml/itemProps1.xml><?xml version="1.0" encoding="utf-8"?>
-<ds:datastoreItem xmlns:ds="http://schemas.openxmlformats.org/officeDocument/2006/customXml" ds:itemID="{A63F2E01-C120-4E8E-A03C-A4EC1874B4FA}">
+<ds:datastoreItem xmlns:ds="http://schemas.openxmlformats.org/officeDocument/2006/customXml" ds:itemID="{AB096ABB-D567-45B1-A5B7-BDA2141219BF}">
   <ds:schemaRefs>
     <ds:schemaRef ds:uri="http://schemas.openxmlformats.org/officeDocument/2006/bibliography"/>
   </ds:schemaRefs>

--- a/Jose's resume.docx
+++ b/Jose's resume.docx
@@ -1465,7 +1465,6 @@
       <w:r>
         <w:rPr>
           <w:rFonts w:ascii="Arial" w:hAnsi="Arial" w:cs="Arial"/>
-          <w:color w:val="FF0000"/>
           <w:lang w:val="en-US"/>
         </w:rPr>
         <w:t>models</w:t>
@@ -1856,108 +1855,62 @@
       <w:r>
         <w:rPr>
           <w:rFonts w:ascii="Arial" w:hAnsi="Arial"/>
-          <w:color w:val="FF0000"/>
-          <w:lang w:val="en-US"/>
-        </w:rPr>
-        <w:t xml:space="preserve"> </w:t>
-      </w:r>
-      <w:r>
-        <w:rPr>
-          <w:rFonts w:ascii="Arial" w:hAnsi="Arial" w:cs="Arial"/>
-          <w:lang w:val="en-CA"/>
-        </w:rPr>
-        <w:t>(</w:t>
-      </w:r>
-      <w:r>
-        <w:rPr>
-          <w:rFonts w:ascii="Arial" w:hAnsi="Arial" w:cs="Arial"/>
-          <w:lang w:val="en-CA"/>
-        </w:rPr>
-        <w:t xml:space="preserve">e.g., </w:t>
-      </w:r>
-      <w:r>
-        <w:rPr>
-          <w:rFonts w:ascii="Arial" w:hAnsi="Arial" w:cs="Arial"/>
-          <w:lang w:val="en-CA"/>
-        </w:rPr>
-        <w:t xml:space="preserve">ITD or incremental, </w:t>
-      </w:r>
-      <w:r>
-        <w:rPr>
-          <w:rFonts w:ascii="Arial" w:hAnsi="Arial" w:cs="Arial"/>
-          <w:lang w:val="en-CA"/>
-        </w:rPr>
-        <w:t>by AY</w:t>
-      </w:r>
-      <w:r>
-        <w:rPr>
-          <w:rFonts w:ascii="Arial" w:hAnsi="Arial" w:cs="Arial"/>
-          <w:lang w:val="en-CA"/>
-        </w:rPr>
-        <w:t>/</w:t>
-      </w:r>
-      <w:r>
-        <w:rPr>
-          <w:rFonts w:ascii="Arial" w:hAnsi="Arial" w:cs="Arial"/>
-          <w:lang w:val="en-CA"/>
-        </w:rPr>
-        <w:t>PY, with yearly</w:t>
-      </w:r>
-      <w:r>
-        <w:rPr>
-          <w:rFonts w:ascii="Arial" w:hAnsi="Arial" w:cs="Arial"/>
-          <w:lang w:val="en-CA"/>
-        </w:rPr>
-        <w:t>/</w:t>
-      </w:r>
-      <w:r>
-        <w:rPr>
-          <w:rFonts w:ascii="Arial" w:hAnsi="Arial" w:cs="Arial"/>
-          <w:lang w:val="en-CA"/>
-        </w:rPr>
-        <w:t>quarterly</w:t>
-      </w:r>
-      <w:r>
-        <w:rPr>
-          <w:rFonts w:ascii="Arial" w:hAnsi="Arial" w:cs="Arial"/>
-          <w:lang w:val="en-CA"/>
-        </w:rPr>
-        <w:t>/</w:t>
-      </w:r>
-      <w:r>
-        <w:rPr>
-          <w:rFonts w:ascii="Arial" w:hAnsi="Arial" w:cs="Arial"/>
-          <w:lang w:val="en-CA"/>
-        </w:rPr>
-        <w:t>monthly developments and direct</w:t>
-      </w:r>
-      <w:r>
-        <w:rPr>
-          <w:rFonts w:ascii="Arial" w:hAnsi="Arial" w:cs="Arial"/>
-          <w:lang w:val="en-CA"/>
-        </w:rPr>
-        <w:t>/</w:t>
-      </w:r>
-      <w:r>
-        <w:rPr>
-          <w:rFonts w:ascii="Arial" w:hAnsi="Arial" w:cs="Arial"/>
-          <w:lang w:val="en-CA"/>
-        </w:rPr>
-        <w:t>assumed</w:t>
-      </w:r>
-      <w:r>
-        <w:rPr>
-          <w:rFonts w:ascii="Arial" w:hAnsi="Arial" w:cs="Arial"/>
-          <w:lang w:val="en-CA"/>
-        </w:rPr>
-        <w:t>/</w:t>
-      </w:r>
-      <w:r>
-        <w:rPr>
-          <w:rFonts w:ascii="Arial" w:hAnsi="Arial" w:cs="Arial"/>
-          <w:lang w:val="en-CA"/>
-        </w:rPr>
-        <w:t>ceded amounts</w:t>
+          <w:lang w:val="en-US"/>
+        </w:rPr>
+        <w:t xml:space="preserve">, </w:t>
+      </w:r>
+      <w:r>
+        <w:rPr>
+          <w:rFonts w:ascii="Arial" w:hAnsi="Arial" w:cs="Arial"/>
+          <w:lang w:val="en-CA"/>
+        </w:rPr>
+        <w:t>estimated</w:t>
+      </w:r>
+      <w:r>
+        <w:rPr>
+          <w:rFonts w:ascii="Arial" w:hAnsi="Arial" w:cs="Arial"/>
+          <w:lang w:val="en-CA"/>
+        </w:rPr>
+        <w:t xml:space="preserve"> </w:t>
+      </w:r>
+      <w:r>
+        <w:rPr>
+          <w:rFonts w:ascii="Arial" w:hAnsi="Arial" w:cs="Arial"/>
+          <w:color w:val="FF0000"/>
+          <w:lang w:val="en-US"/>
+        </w:rPr>
+        <w:t>ultimate</w:t>
+      </w:r>
+      <w:r>
+        <w:rPr>
+          <w:rFonts w:ascii="Arial" w:hAnsi="Arial" w:cs="Arial"/>
+          <w:color w:val="FF0000"/>
+          <w:lang w:val="en-CA"/>
+        </w:rPr>
+        <w:t xml:space="preserve"> </w:t>
+      </w:r>
+      <w:r>
+        <w:rPr>
+          <w:rFonts w:ascii="Arial" w:hAnsi="Arial" w:cs="Arial"/>
+          <w:color w:val="FF0000"/>
+          <w:lang w:val="en-US"/>
+        </w:rPr>
+        <w:t>claims</w:t>
+      </w:r>
+      <w:r>
+        <w:rPr>
+          <w:rFonts w:ascii="Arial" w:hAnsi="Arial" w:cs="Arial"/>
+          <w:color w:val="FF0000"/>
+          <w:lang w:val="en-CA"/>
+        </w:rPr>
+        <w:t xml:space="preserve"> </w:t>
+      </w:r>
+      <w:r>
+        <w:rPr>
+          <w:rFonts w:ascii="Arial" w:hAnsi="Arial" w:cs="Arial"/>
+          <w:lang w:val="en-CA"/>
+        </w:rPr>
+        <w:t>from LDF's</w:t>
       </w:r>
       <w:r>
         <w:rPr>
@@ -1968,118 +1921,37 @@
       </w:r>
       <w:r>
         <w:rPr>
-          <w:rFonts w:ascii="Arial" w:hAnsi="Arial" w:cs="Arial"/>
-          <w:lang w:val="en-CA"/>
-        </w:rPr>
-        <w:t xml:space="preserve"> etc.</w:t>
-      </w:r>
-      <w:r>
-        <w:rPr>
-          <w:rFonts w:ascii="Arial" w:hAnsi="Arial" w:cs="Arial"/>
-          <w:lang w:val="en-CA"/>
-        </w:rPr>
-        <w:t>)</w:t>
-      </w:r>
-      <w:r>
-        <w:rPr>
           <w:rFonts w:ascii="Arial" w:hAnsi="Arial"/>
           <w:lang w:val="en-US"/>
         </w:rPr>
-        <w:t xml:space="preserve">, </w:t>
-      </w:r>
-      <w:r>
-        <w:rPr>
-          <w:rFonts w:ascii="Arial" w:hAnsi="Arial" w:cs="Arial"/>
-          <w:lang w:val="en-CA"/>
-        </w:rPr>
-        <w:t>estimated</w:t>
-      </w:r>
-      <w:r>
-        <w:rPr>
-          <w:rFonts w:ascii="Arial" w:hAnsi="Arial" w:cs="Arial"/>
-          <w:lang w:val="en-CA"/>
-        </w:rPr>
-        <w:t xml:space="preserve"> </w:t>
-      </w:r>
-      <w:r>
-        <w:rPr>
-          <w:rFonts w:ascii="Arial" w:hAnsi="Arial" w:cs="Arial"/>
-          <w:color w:val="FF0000"/>
-          <w:lang w:val="en-US"/>
-        </w:rPr>
-        <w:t>ultimate</w:t>
-      </w:r>
-      <w:r>
-        <w:rPr>
-          <w:rFonts w:ascii="Arial" w:hAnsi="Arial" w:cs="Arial"/>
-          <w:color w:val="FF0000"/>
-          <w:lang w:val="en-CA"/>
-        </w:rPr>
-        <w:t xml:space="preserve"> </w:t>
-      </w:r>
-      <w:r>
-        <w:rPr>
-          <w:rFonts w:ascii="Arial" w:hAnsi="Arial" w:cs="Arial"/>
-          <w:color w:val="FF0000"/>
-          <w:lang w:val="en-US"/>
-        </w:rPr>
-        <w:t>claims</w:t>
-      </w:r>
-      <w:r>
-        <w:rPr>
-          <w:rFonts w:ascii="Arial" w:hAnsi="Arial" w:cs="Arial"/>
-          <w:color w:val="FF0000"/>
-          <w:lang w:val="en-CA"/>
-        </w:rPr>
-        <w:t xml:space="preserve"> </w:t>
-      </w:r>
-      <w:r>
-        <w:rPr>
-          <w:rFonts w:ascii="Arial" w:hAnsi="Arial" w:cs="Arial"/>
-          <w:lang w:val="en-CA"/>
-        </w:rPr>
-        <w:t>from LDF's</w:t>
-      </w:r>
-      <w:r>
-        <w:rPr>
-          <w:rFonts w:ascii="Arial" w:hAnsi="Arial" w:cs="Arial"/>
-          <w:lang w:val="en-CA"/>
-        </w:rPr>
-        <w:t>,</w:t>
+        <w:t xml:space="preserve"> </w:t>
       </w:r>
       <w:r>
         <w:rPr>
           <w:rFonts w:ascii="Arial" w:hAnsi="Arial"/>
           <w:lang w:val="en-US"/>
         </w:rPr>
-        <w:t xml:space="preserve"> </w:t>
+        <w:t xml:space="preserve">calculated ceded losses from </w:t>
+      </w:r>
+      <w:r>
+        <w:rPr>
+          <w:rFonts w:ascii="Arial" w:hAnsi="Arial" w:cs="Arial"/>
+          <w:color w:val="FF0000"/>
+          <w:lang w:val="en-US"/>
+        </w:rPr>
+        <w:t>reinsurance</w:t>
       </w:r>
       <w:r>
         <w:rPr>
           <w:rFonts w:ascii="Arial" w:hAnsi="Arial"/>
-          <w:lang w:val="en-US"/>
-        </w:rPr>
-        <w:t xml:space="preserve">calculated ceded losses from </w:t>
-      </w:r>
-      <w:r>
-        <w:rPr>
-          <w:rFonts w:ascii="Arial" w:hAnsi="Arial" w:cs="Arial"/>
-          <w:color w:val="FF0000"/>
-          <w:lang w:val="en-US"/>
-        </w:rPr>
-        <w:t>reinsurance</w:t>
+          <w:color w:val="FF0000"/>
+          <w:lang w:val="en-US"/>
+        </w:rPr>
+        <w:t xml:space="preserve"> </w:t>
       </w:r>
       <w:r>
         <w:rPr>
           <w:rFonts w:ascii="Arial" w:hAnsi="Arial"/>
-          <w:color w:val="FF0000"/>
-          <w:lang w:val="en-US"/>
-        </w:rPr>
-        <w:t xml:space="preserve"> </w:t>
-      </w:r>
-      <w:r>
-        <w:rPr>
-          <w:rFonts w:ascii="Arial" w:hAnsi="Arial"/>
           <w:lang w:val="en-US"/>
         </w:rPr>
         <w:t>contracts, calculated</w:t>
@@ -2096,21 +1968,7 @@
           <w:rFonts w:ascii="Arial" w:hAnsi="Arial" w:cs="Arial"/>
           <w:lang w:val="en-CA"/>
         </w:rPr>
-        <w:t xml:space="preserve"> </w:t>
-      </w:r>
-      <w:r>
-        <w:rPr>
-          <w:rFonts w:ascii="Arial" w:hAnsi="Arial" w:cs="Arial"/>
-          <w:lang w:val="en-CA"/>
-        </w:rPr>
-        <w:t xml:space="preserve">from scratch </w:t>
-      </w:r>
-      <w:r>
-        <w:rPr>
-          <w:rFonts w:ascii="Arial" w:hAnsi="Arial" w:cs="Arial"/>
-          <w:lang w:val="en-CA"/>
-        </w:rPr>
-        <w:t xml:space="preserve">and </w:t>
+        <w:t xml:space="preserve"> and </w:t>
       </w:r>
       <w:r>
         <w:rPr>
@@ -2861,6 +2719,8 @@
         </w:rPr>
         <w:t>.</w:t>
       </w:r>
+      <w:bookmarkStart w:id="0" w:name="_GoBack"/>
+      <w:bookmarkEnd w:id="0"/>
       <w:r>
         <w:rPr>
           <w:rFonts w:ascii="Arial" w:hAnsi="Arial"/>
@@ -2875,7 +2735,7 @@
             <w:rFonts w:ascii="Arial" w:hAnsi="Arial"/>
             <w:lang w:val="en-US"/>
           </w:rPr>
-          <w:t>https://arxiv.org/abs/1810.07877</w:t>
+          <w:t>https://arxiv.org/html/1810.07877v7</w:t>
         </w:r>
       </w:hyperlink>
       <w:r>
@@ -2892,8 +2752,6 @@
         </w:rPr>
         <w:t>.</w:t>
       </w:r>
-      <w:bookmarkStart w:id="0" w:name="_GoBack"/>
-      <w:bookmarkEnd w:id="0"/>
     </w:p>
     <w:p>
       <w:pPr>
@@ -3578,7 +3436,22 @@
           <w:color w:val="FF0000"/>
           <w:lang w:val="en-US"/>
         </w:rPr>
-        <w:t xml:space="preserve">Linux </w:t>
+        <w:t>Linux</w:t>
+      </w:r>
+      <w:r>
+        <w:rPr>
+          <w:rFonts w:ascii="Arial" w:hAnsi="Arial" w:cs="Arial"/>
+          <w:lang w:val="en-US"/>
+        </w:rPr>
+        <w:t>,</w:t>
+      </w:r>
+      <w:r>
+        <w:rPr>
+          <w:rFonts w:ascii="Arial" w:hAnsi="Arial" w:cs="Arial"/>
+          <w:color w:val="FF0000"/>
+          <w:lang w:val="en-US"/>
+        </w:rPr>
+        <w:t xml:space="preserve"> </w:t>
       </w:r>
       <w:r>
         <w:rPr>
@@ -4356,7 +4229,6 @@
           <w:bCs/>
           <w:lang w:val="en-CA"/>
         </w:rPr>
-        <w:lastRenderedPageBreak/>
         <w:t>PROFESSIONAL EXPERIENCE</w:t>
       </w:r>
     </w:p>
@@ -7831,15 +7703,7 @@
           <w:rFonts w:ascii="Arial" w:hAnsi="Arial" w:cs="Arial"/>
           <w:lang w:val="en-CA"/>
         </w:rPr>
-        <w:t xml:space="preserve">, </w:t>
-      </w:r>
-      <w:r>
-        <w:rPr>
-          <w:rFonts w:ascii="Arial" w:hAnsi="Arial" w:cs="Arial"/>
-          <w:lang w:val="en-CA"/>
-        </w:rPr>
-        <w:lastRenderedPageBreak/>
-        <w:t xml:space="preserve">covering how to create the </w:t>
+        <w:t xml:space="preserve">, covering how to create the </w:t>
       </w:r>
       <w:r>
         <w:rPr>
@@ -8064,6 +7928,7 @@
           <w:i/>
           <w:lang w:val="en-CA"/>
         </w:rPr>
+        <w:lastRenderedPageBreak/>
         <w:t xml:space="preserve">Insurance Data Programmer / </w:t>
       </w:r>
       <w:r>
@@ -15197,7 +15062,7 @@
 </file>
 
 <file path=customXml/itemProps1.xml><?xml version="1.0" encoding="utf-8"?>
-<ds:datastoreItem xmlns:ds="http://schemas.openxmlformats.org/officeDocument/2006/customXml" ds:itemID="{AB096ABB-D567-45B1-A5B7-BDA2141219BF}">
+<ds:datastoreItem xmlns:ds="http://schemas.openxmlformats.org/officeDocument/2006/customXml" ds:itemID="{7280D24F-0CB1-4DC4-9E03-C9E39C60165D}">
   <ds:schemaRefs>
     <ds:schemaRef ds:uri="http://schemas.openxmlformats.org/officeDocument/2006/bibliography"/>
   </ds:schemaRefs>

--- a/Jose's resume.docx
+++ b/Jose's resume.docx
@@ -2719,8 +2719,6 @@
         </w:rPr>
         <w:t>.</w:t>
       </w:r>
-      <w:bookmarkStart w:id="0" w:name="_GoBack"/>
-      <w:bookmarkEnd w:id="0"/>
       <w:r>
         <w:rPr>
           <w:rFonts w:ascii="Arial" w:hAnsi="Arial"/>
@@ -3704,7 +3702,7 @@
           <w:b/>
           <w:lang w:val="en-US"/>
         </w:rPr>
-        <w:t>S</w:t>
+        <w:t>Predictive</w:t>
       </w:r>
       <w:r>
         <w:rPr>
@@ -3712,7 +3710,7 @@
           <w:b/>
           <w:lang w:val="en-US"/>
         </w:rPr>
-        <w:t xml:space="preserve">tatistical </w:t>
+        <w:t xml:space="preserve"> </w:t>
       </w:r>
       <w:r>
         <w:rPr>
@@ -3791,6 +3789,8 @@
         </w:rPr>
         <w:t>BI</w:t>
       </w:r>
+      <w:bookmarkStart w:id="0" w:name="_GoBack"/>
+      <w:bookmarkEnd w:id="0"/>
       <w:r>
         <w:rPr>
           <w:rFonts w:ascii="Arial" w:hAnsi="Arial" w:cs="Arial"/>
@@ -15062,7 +15062,7 @@
 </file>
 
 <file path=customXml/itemProps1.xml><?xml version="1.0" encoding="utf-8"?>
-<ds:datastoreItem xmlns:ds="http://schemas.openxmlformats.org/officeDocument/2006/customXml" ds:itemID="{7280D24F-0CB1-4DC4-9E03-C9E39C60165D}">
+<ds:datastoreItem xmlns:ds="http://schemas.openxmlformats.org/officeDocument/2006/customXml" ds:itemID="{1942361D-85C2-4089-BFE0-738E85380966}">
   <ds:schemaRefs>
     <ds:schemaRef ds:uri="http://schemas.openxmlformats.org/officeDocument/2006/bibliography"/>
   </ds:schemaRefs>

--- a/Jose's resume.docx
+++ b/Jose's resume.docx
@@ -3789,8 +3789,6 @@
         </w:rPr>
         <w:t>BI</w:t>
       </w:r>
-      <w:bookmarkStart w:id="0" w:name="_GoBack"/>
-      <w:bookmarkEnd w:id="0"/>
       <w:r>
         <w:rPr>
           <w:rFonts w:ascii="Arial" w:hAnsi="Arial" w:cs="Arial"/>
@@ -9174,90 +9172,17 @@
           <w:rFonts w:ascii="Arial" w:hAnsi="Arial" w:cs="Arial"/>
           <w:lang w:val="en-CA"/>
         </w:rPr>
-        <w:t xml:space="preserve"> from acquired companies, </w:t>
-      </w:r>
-      <w:r>
-        <w:rPr>
-          <w:rFonts w:ascii="Arial" w:hAnsi="Arial" w:cs="Arial"/>
-          <w:lang w:val="en-CA"/>
-        </w:rPr>
-        <w:t xml:space="preserve">covering </w:t>
-      </w:r>
-      <w:r>
-        <w:rPr>
-          <w:rFonts w:ascii="Arial" w:hAnsi="Arial" w:cs="Arial"/>
-          <w:color w:val="FF0000"/>
-          <w:lang w:val="en-CA"/>
-        </w:rPr>
-        <w:t xml:space="preserve">data </w:t>
-      </w:r>
-      <w:r>
-        <w:rPr>
-          <w:rFonts w:ascii="Arial" w:hAnsi="Arial" w:cs="Arial"/>
-          <w:color w:val="FF0000"/>
-          <w:lang w:val="en-CA"/>
-        </w:rPr>
-        <w:t>reconciliations</w:t>
-      </w:r>
-      <w:r>
-        <w:rPr>
-          <w:rFonts w:ascii="Arial" w:hAnsi="Arial" w:cs="Arial"/>
-          <w:lang w:val="en-CA"/>
-        </w:rPr>
-        <w:t xml:space="preserve">, </w:t>
-      </w:r>
-      <w:r>
-        <w:rPr>
-          <w:rFonts w:ascii="Arial" w:hAnsi="Arial" w:cs="Arial"/>
-          <w:color w:val="FF0000"/>
-          <w:lang w:val="en-CA"/>
-        </w:rPr>
-        <w:t xml:space="preserve">reinsurance logic </w:t>
-      </w:r>
-      <w:r>
-        <w:rPr>
-          <w:rFonts w:ascii="Arial" w:hAnsi="Arial" w:cs="Arial"/>
-          <w:lang w:val="en-CA"/>
-        </w:rPr>
-        <w:t xml:space="preserve">for ceded losses, </w:t>
-      </w:r>
-      <w:r>
-        <w:rPr>
-          <w:rFonts w:ascii="Arial" w:hAnsi="Arial" w:cs="Arial"/>
-          <w:color w:val="FF0000"/>
-          <w:lang w:val="en-CA"/>
-        </w:rPr>
-        <w:t xml:space="preserve">SQL </w:t>
-      </w:r>
-      <w:r>
-        <w:rPr>
-          <w:rFonts w:ascii="Arial" w:hAnsi="Arial" w:cs="Arial"/>
-          <w:color w:val="FF0000"/>
-          <w:lang w:val="en-CA"/>
-        </w:rPr>
-        <w:t>queries</w:t>
-      </w:r>
-      <w:r>
-        <w:rPr>
-          <w:rFonts w:ascii="Arial" w:hAnsi="Arial" w:cs="Arial"/>
-          <w:lang w:val="en-CA"/>
-        </w:rPr>
-        <w:t xml:space="preserve"> used</w:t>
-      </w:r>
-      <w:r>
-        <w:rPr>
-          <w:rFonts w:ascii="Arial" w:hAnsi="Arial" w:cs="Arial"/>
-          <w:lang w:val="en-CA"/>
-        </w:rPr>
-        <w:t xml:space="preserve">, </w:t>
-      </w:r>
-      <w:r>
-        <w:rPr>
-          <w:rFonts w:ascii="Arial" w:hAnsi="Arial" w:cs="Arial"/>
-          <w:lang w:val="en-CA"/>
-        </w:rPr>
-        <w:t>etc.</w:t>
-      </w:r>
+        <w:t xml:space="preserve"> from acquired companie</w:t>
+      </w:r>
+      <w:r>
+        <w:rPr>
+          <w:rFonts w:ascii="Arial" w:hAnsi="Arial" w:cs="Arial"/>
+          <w:lang w:val="en-CA"/>
+        </w:rPr>
+        <w:t>s.</w:t>
+      </w:r>
+      <w:bookmarkStart w:id="0" w:name="_GoBack"/>
+      <w:bookmarkEnd w:id="0"/>
     </w:p>
     <w:p>
       <w:pPr>
@@ -15062,7 +14987,7 @@
 </file>
 
 <file path=customXml/itemProps1.xml><?xml version="1.0" encoding="utf-8"?>
-<ds:datastoreItem xmlns:ds="http://schemas.openxmlformats.org/officeDocument/2006/customXml" ds:itemID="{1942361D-85C2-4089-BFE0-738E85380966}">
+<ds:datastoreItem xmlns:ds="http://schemas.openxmlformats.org/officeDocument/2006/customXml" ds:itemID="{0A75721B-CE0C-4482-BED6-AB4062E232F7}">
   <ds:schemaRefs>
     <ds:schemaRef ds:uri="http://schemas.openxmlformats.org/officeDocument/2006/bibliography"/>
   </ds:schemaRefs>

--- a/Jose's resume.docx
+++ b/Jose's resume.docx
@@ -673,21 +673,12 @@
         </w:rPr>
         <w:t xml:space="preserve"> </w:t>
       </w:r>
-      <w:proofErr w:type="spellStart"/>
-      <w:r>
-        <w:rPr>
-          <w:rFonts w:ascii="Arial" w:hAnsi="Arial" w:cs="Arial"/>
-          <w:lang w:val="en-US"/>
-        </w:rPr>
-        <w:t>dataframes</w:t>
-      </w:r>
-      <w:proofErr w:type="spellEnd"/>
-      <w:r>
-        <w:rPr>
-          <w:rFonts w:ascii="Arial" w:hAnsi="Arial" w:cs="Arial"/>
-          <w:lang w:val="en-US"/>
-        </w:rPr>
-        <w:t>, read and wrote to Excel files</w:t>
+      <w:r>
+        <w:rPr>
+          <w:rFonts w:ascii="Arial" w:hAnsi="Arial" w:cs="Arial"/>
+          <w:lang w:val="en-US"/>
+        </w:rPr>
+        <w:t>dataframes, read and wrote to Excel files</w:t>
       </w:r>
       <w:r>
         <w:rPr>
@@ -696,7 +687,6 @@
         </w:rPr>
         <w:t xml:space="preserve"> with </w:t>
       </w:r>
-      <w:proofErr w:type="spellStart"/>
       <w:r>
         <w:rPr>
           <w:rFonts w:ascii="Arial" w:hAnsi="Arial" w:cs="Arial"/>
@@ -705,7 +695,6 @@
         </w:rPr>
         <w:t>openpyxl</w:t>
       </w:r>
-      <w:proofErr w:type="spellEnd"/>
       <w:r>
         <w:rPr>
           <w:rFonts w:ascii="Arial" w:hAnsi="Arial" w:cs="Arial"/>
@@ -853,18 +842,8 @@
           <w:color w:val="00B0F0"/>
           <w:lang w:val="en-US"/>
         </w:rPr>
-        <w:t xml:space="preserve">All can be viewed on my </w:t>
-      </w:r>
-      <w:proofErr w:type="spellStart"/>
-      <w:r>
-        <w:rPr>
-          <w:rFonts w:ascii="Arial" w:hAnsi="Arial" w:cs="Arial"/>
-          <w:color w:val="00B0F0"/>
-          <w:lang w:val="en-US"/>
-        </w:rPr>
-        <w:t>Github</w:t>
-      </w:r>
-      <w:proofErr w:type="spellEnd"/>
+        <w:t>All can be viewed on my Github</w:t>
+      </w:r>
       <w:r>
         <w:rPr>
           <w:rFonts w:ascii="Arial" w:hAnsi="Arial" w:cs="Arial"/>
@@ -924,17 +903,8 @@
           <w:rFonts w:ascii="Arial" w:hAnsi="Arial" w:cs="Arial"/>
           <w:lang w:val="en-US"/>
         </w:rPr>
-        <w:t xml:space="preserve">with </w:t>
-      </w:r>
-      <w:proofErr w:type="spellStart"/>
-      <w:r>
-        <w:rPr>
-          <w:rFonts w:ascii="Arial" w:hAnsi="Arial" w:cs="Arial"/>
-          <w:lang w:val="en-US"/>
-        </w:rPr>
-        <w:t>Dremio</w:t>
-      </w:r>
-      <w:proofErr w:type="spellEnd"/>
+        <w:t>with Dremio</w:t>
+      </w:r>
       <w:r>
         <w:rPr>
           <w:rFonts w:ascii="Arial" w:hAnsi="Arial" w:cs="Arial"/>
@@ -1026,7 +996,6 @@
         </w:rPr>
         <w:t xml:space="preserve">model using </w:t>
       </w:r>
-      <w:proofErr w:type="spellStart"/>
       <w:r>
         <w:rPr>
           <w:rFonts w:ascii="Arial" w:hAnsi="Arial" w:cs="Arial"/>
@@ -1035,7 +1004,6 @@
         </w:rPr>
         <w:t>PySpark</w:t>
       </w:r>
-      <w:proofErr w:type="spellEnd"/>
       <w:r>
         <w:rPr>
           <w:rFonts w:ascii="Arial" w:hAnsi="Arial" w:cs="Arial"/>
@@ -1215,23 +1183,13 @@
         </w:rPr>
         <w:t xml:space="preserve"> and </w:t>
       </w:r>
-      <w:proofErr w:type="spellStart"/>
-      <w:r>
-        <w:rPr>
-          <w:rFonts w:ascii="Arial" w:hAnsi="Arial" w:cs="Arial"/>
-          <w:color w:val="FF0000"/>
-          <w:lang w:val="en-US"/>
-        </w:rPr>
-        <w:t>Viya</w:t>
-      </w:r>
-      <w:proofErr w:type="spellEnd"/>
-      <w:r>
-        <w:rPr>
-          <w:rFonts w:ascii="Arial" w:hAnsi="Arial" w:cs="Arial"/>
-          <w:color w:val="FF0000"/>
-          <w:lang w:val="en-US"/>
-        </w:rPr>
-        <w:t>)</w:t>
+      <w:r>
+        <w:rPr>
+          <w:rFonts w:ascii="Arial" w:hAnsi="Arial" w:cs="Arial"/>
+          <w:color w:val="FF0000"/>
+          <w:lang w:val="en-US"/>
+        </w:rPr>
+        <w:t>Viya)</w:t>
       </w:r>
       <w:r>
         <w:rPr>
@@ -1975,7 +1933,14 @@
           <w:rFonts w:ascii="Arial" w:hAnsi="Arial" w:cs="Arial"/>
           <w:lang w:val="en-CA"/>
         </w:rPr>
-        <w:t>joined claims to policies to create</w:t>
+        <w:t>create</w:t>
+      </w:r>
+      <w:r>
+        <w:rPr>
+          <w:rFonts w:ascii="Arial" w:hAnsi="Arial" w:cs="Arial"/>
+          <w:lang w:val="en-CA"/>
+        </w:rPr>
+        <w:t>d</w:t>
       </w:r>
       <w:r>
         <w:rPr>
@@ -2066,21 +2031,7 @@
           <w:rFonts w:ascii="Arial" w:hAnsi="Arial" w:cs="Arial"/>
           <w:lang w:val="en-CA"/>
         </w:rPr>
-        <w:t xml:space="preserve">among </w:t>
-      </w:r>
-      <w:r>
-        <w:rPr>
-          <w:rFonts w:ascii="Arial" w:hAnsi="Arial" w:cs="Arial"/>
-          <w:lang w:val="en-CA"/>
-        </w:rPr>
-        <w:t xml:space="preserve">many </w:t>
-      </w:r>
-      <w:r>
-        <w:rPr>
-          <w:rFonts w:ascii="Arial" w:hAnsi="Arial" w:cs="Arial"/>
-          <w:lang w:val="en-CA"/>
-        </w:rPr>
-        <w:t>others.</w:t>
+        <w:t>among others.</w:t>
       </w:r>
       <w:r>
         <w:rPr>
@@ -2865,7 +2816,6 @@
         </w:rPr>
         <w:t xml:space="preserve"> </w:t>
       </w:r>
-      <w:proofErr w:type="spellStart"/>
       <w:r>
         <w:rPr>
           <w:rFonts w:ascii="Arial" w:hAnsi="Arial"/>
@@ -2874,7 +2824,6 @@
         </w:rPr>
         <w:t>NatGen</w:t>
       </w:r>
-      <w:proofErr w:type="spellEnd"/>
       <w:r>
         <w:rPr>
           <w:rFonts w:ascii="Arial" w:hAnsi="Arial"/>
@@ -3149,7 +3098,6 @@
         </w:rPr>
         <w:t xml:space="preserve">, </w:t>
       </w:r>
-      <w:proofErr w:type="spellStart"/>
       <w:r>
         <w:rPr>
           <w:rFonts w:ascii="Arial" w:hAnsi="Arial" w:cs="Arial"/>
@@ -3158,7 +3106,6 @@
         </w:rPr>
         <w:t>Databricks</w:t>
       </w:r>
-      <w:proofErr w:type="spellEnd"/>
       <w:r>
         <w:rPr>
           <w:rFonts w:ascii="Arial" w:hAnsi="Arial" w:cs="Arial"/>
@@ -3166,7 +3113,6 @@
         </w:rPr>
         <w:t xml:space="preserve">, </w:t>
       </w:r>
-      <w:proofErr w:type="spellStart"/>
       <w:r>
         <w:rPr>
           <w:rFonts w:ascii="Arial" w:hAnsi="Arial" w:cs="Arial"/>
@@ -3175,7 +3121,6 @@
         </w:rPr>
         <w:t>PySpark</w:t>
       </w:r>
-      <w:proofErr w:type="spellEnd"/>
       <w:r>
         <w:rPr>
           <w:rFonts w:ascii="Arial" w:hAnsi="Arial" w:cs="Arial"/>
@@ -3190,7 +3135,6 @@
         </w:rPr>
         <w:t xml:space="preserve"> </w:t>
       </w:r>
-      <w:proofErr w:type="spellStart"/>
       <w:r>
         <w:rPr>
           <w:rFonts w:ascii="Arial" w:hAnsi="Arial" w:cs="Arial"/>
@@ -3198,7 +3142,6 @@
         </w:rPr>
         <w:t>Dremio</w:t>
       </w:r>
-      <w:proofErr w:type="spellEnd"/>
       <w:r>
         <w:rPr>
           <w:rFonts w:ascii="Arial" w:hAnsi="Arial" w:cs="Arial"/>
@@ -3465,23 +3408,13 @@
         </w:rPr>
         <w:t xml:space="preserve"> and </w:t>
       </w:r>
-      <w:proofErr w:type="spellStart"/>
-      <w:r>
-        <w:rPr>
-          <w:rFonts w:ascii="Arial" w:hAnsi="Arial" w:cs="Arial"/>
-          <w:color w:val="FF0000"/>
-          <w:lang w:val="en-US"/>
-        </w:rPr>
-        <w:t>Viya</w:t>
-      </w:r>
-      <w:proofErr w:type="spellEnd"/>
-      <w:r>
-        <w:rPr>
-          <w:rFonts w:ascii="Arial" w:hAnsi="Arial" w:cs="Arial"/>
-          <w:color w:val="FF0000"/>
-          <w:lang w:val="en-US"/>
-        </w:rPr>
-        <w:t xml:space="preserve"> </w:t>
+      <w:r>
+        <w:rPr>
+          <w:rFonts w:ascii="Arial" w:hAnsi="Arial" w:cs="Arial"/>
+          <w:color w:val="FF0000"/>
+          <w:lang w:val="en-US"/>
+        </w:rPr>
+        <w:t xml:space="preserve">Viya </w:t>
       </w:r>
       <w:r>
         <w:rPr>
@@ -3873,13 +3806,8 @@
         </w:rPr>
         <w:t>.</w:t>
       </w:r>
-      <w:r>
-        <w:rPr>
-          <w:rFonts w:ascii="Arial" w:hAnsi="Arial" w:cs="Arial"/>
-          <w:lang w:val="en-US"/>
-        </w:rPr>
-        <w:t xml:space="preserve"> </w:t>
-      </w:r>
+      <w:bookmarkStart w:id="0" w:name="_GoBack"/>
+      <w:bookmarkEnd w:id="0"/>
     </w:p>
     <w:p>
       <w:pPr>
@@ -4085,7 +4013,6 @@
         </w:rPr>
         <w:t xml:space="preserve"> </w:t>
       </w:r>
-      <w:proofErr w:type="spellStart"/>
       <w:r>
         <w:rPr>
           <w:rFonts w:ascii="Arial" w:hAnsi="Arial" w:cs="Arial"/>
@@ -4094,7 +4021,6 @@
         </w:rPr>
         <w:t>Git</w:t>
       </w:r>
-      <w:proofErr w:type="spellEnd"/>
       <w:r>
         <w:rPr>
           <w:rFonts w:ascii="Arial" w:hAnsi="Arial" w:cs="Arial"/>
@@ -4132,7 +4058,6 @@
         </w:rPr>
         <w:t xml:space="preserve">, </w:t>
       </w:r>
-      <w:proofErr w:type="spellStart"/>
       <w:r>
         <w:rPr>
           <w:rFonts w:ascii="Arial" w:hAnsi="Arial" w:cs="Arial"/>
@@ -4140,7 +4065,6 @@
         </w:rPr>
         <w:t>WinScp</w:t>
       </w:r>
-      <w:proofErr w:type="spellEnd"/>
       <w:r>
         <w:rPr>
           <w:rFonts w:ascii="Arial" w:hAnsi="Arial" w:cs="Arial"/>
@@ -4579,25 +4503,7 @@
           <w:bCs/>
           <w:lang w:val="en-CA"/>
         </w:rPr>
-        <w:t xml:space="preserve">Worked on AML </w:t>
-      </w:r>
-      <w:proofErr w:type="spellStart"/>
-      <w:r>
-        <w:rPr>
-          <w:rFonts w:ascii="Arial" w:hAnsi="Arial" w:cs="Arial"/>
-          <w:bCs/>
-          <w:lang w:val="en-CA"/>
-        </w:rPr>
-        <w:t>remediations</w:t>
-      </w:r>
-      <w:proofErr w:type="spellEnd"/>
-      <w:r>
-        <w:rPr>
-          <w:rFonts w:ascii="Arial" w:hAnsi="Arial" w:cs="Arial"/>
-          <w:bCs/>
-          <w:lang w:val="en-CA"/>
-        </w:rPr>
-        <w:t xml:space="preserve"> (CIP / BO / CDD / KYC). </w:t>
+        <w:t xml:space="preserve">Worked on AML remediations (CIP / BO / CDD / KYC). </w:t>
       </w:r>
     </w:p>
     <w:p>
@@ -4953,18 +4859,8 @@
           <w:color w:val="FF0000"/>
           <w:lang w:val="en-CA"/>
         </w:rPr>
-        <w:t xml:space="preserve">customer </w:t>
-      </w:r>
-      <w:proofErr w:type="spellStart"/>
-      <w:r>
-        <w:rPr>
-          <w:rFonts w:ascii="Arial" w:hAnsi="Arial" w:cs="Arial"/>
-          <w:color w:val="FF0000"/>
-          <w:lang w:val="en-CA"/>
-        </w:rPr>
-        <w:t>remediations</w:t>
-      </w:r>
-      <w:proofErr w:type="spellEnd"/>
+        <w:t>customer remediations</w:t>
+      </w:r>
       <w:r>
         <w:rPr>
           <w:rFonts w:ascii="Arial" w:hAnsi="Arial" w:cs="Arial"/>
@@ -5529,7 +5425,6 @@
           <w:lang w:val="en-CA"/>
         </w:rPr>
       </w:pPr>
-      <w:proofErr w:type="spellStart"/>
       <w:r>
         <w:rPr>
           <w:rFonts w:ascii="Arial" w:hAnsi="Arial" w:cs="Arial"/>
@@ -5539,7 +5434,6 @@
         </w:rPr>
         <w:t>Truist</w:t>
       </w:r>
-      <w:proofErr w:type="spellEnd"/>
       <w:r>
         <w:rPr>
           <w:rFonts w:ascii="Arial" w:hAnsi="Arial" w:cs="Arial"/>
@@ -6077,7 +5971,6 @@
         </w:rPr>
         <w:t xml:space="preserve">Ran reconciliation between </w:t>
       </w:r>
-      <w:proofErr w:type="spellStart"/>
       <w:r>
         <w:rPr>
           <w:rFonts w:ascii="Arial" w:hAnsi="Arial" w:cs="Arial"/>
@@ -6086,7 +5979,6 @@
         </w:rPr>
         <w:t>ServiceNow</w:t>
       </w:r>
-      <w:proofErr w:type="spellEnd"/>
       <w:r>
         <w:rPr>
           <w:rFonts w:ascii="Arial" w:hAnsi="Arial" w:cs="Arial"/>
@@ -6929,21 +6821,12 @@
         </w:rPr>
         <w:t xml:space="preserve"> </w:t>
       </w:r>
-      <w:proofErr w:type="spellStart"/>
-      <w:r>
-        <w:rPr>
-          <w:rFonts w:ascii="Arial" w:hAnsi="Arial" w:cs="Arial"/>
-          <w:lang w:val="en-CA"/>
-        </w:rPr>
-        <w:t>dept</w:t>
-      </w:r>
-      <w:proofErr w:type="spellEnd"/>
-      <w:r>
-        <w:rPr>
-          <w:rFonts w:ascii="Arial" w:hAnsi="Arial" w:cs="Arial"/>
-          <w:lang w:val="en-CA"/>
-        </w:rPr>
-        <w:t xml:space="preserve"> </w:t>
+      <w:r>
+        <w:rPr>
+          <w:rFonts w:ascii="Arial" w:hAnsi="Arial" w:cs="Arial"/>
+          <w:lang w:val="en-CA"/>
+        </w:rPr>
+        <w:t xml:space="preserve">dept </w:t>
       </w:r>
       <w:r>
         <w:rPr>
@@ -7401,23 +7284,13 @@
         </w:rPr>
         <w:t xml:space="preserve">, </w:t>
       </w:r>
-      <w:proofErr w:type="spellStart"/>
-      <w:r>
-        <w:rPr>
-          <w:rFonts w:ascii="Arial" w:hAnsi="Arial" w:cs="Arial"/>
-          <w:color w:val="FF0000"/>
-          <w:lang w:val="en-CA"/>
-        </w:rPr>
-        <w:t>WinScp</w:t>
-      </w:r>
-      <w:proofErr w:type="spellEnd"/>
-      <w:r>
-        <w:rPr>
-          <w:rFonts w:ascii="Arial" w:hAnsi="Arial" w:cs="Arial"/>
-          <w:color w:val="FF0000"/>
-          <w:lang w:val="en-CA"/>
-        </w:rPr>
-        <w:t xml:space="preserve"> </w:t>
+      <w:r>
+        <w:rPr>
+          <w:rFonts w:ascii="Arial" w:hAnsi="Arial" w:cs="Arial"/>
+          <w:color w:val="FF0000"/>
+          <w:lang w:val="en-CA"/>
+        </w:rPr>
+        <w:t xml:space="preserve">WinScp </w:t>
       </w:r>
       <w:r>
         <w:rPr>
@@ -9181,8 +9054,6 @@
         </w:rPr>
         <w:t>s.</w:t>
       </w:r>
-      <w:bookmarkStart w:id="0" w:name="_GoBack"/>
-      <w:bookmarkEnd w:id="0"/>
     </w:p>
     <w:p>
       <w:pPr>
@@ -10599,23 +10470,13 @@
         </w:rPr>
         <w:t xml:space="preserve"> update a </w:t>
       </w:r>
-      <w:proofErr w:type="spellStart"/>
-      <w:r>
-        <w:rPr>
-          <w:rFonts w:ascii="Arial" w:hAnsi="Arial" w:cs="Arial"/>
-          <w:color w:val="FF0000"/>
-          <w:lang w:val="en-CA"/>
-        </w:rPr>
-        <w:t>Qlikview</w:t>
-      </w:r>
-      <w:proofErr w:type="spellEnd"/>
-      <w:r>
-        <w:rPr>
-          <w:rFonts w:ascii="Arial" w:hAnsi="Arial" w:cs="Arial"/>
-          <w:color w:val="FF0000"/>
-          <w:lang w:val="en-CA"/>
-        </w:rPr>
-        <w:t xml:space="preserve"> </w:t>
+      <w:r>
+        <w:rPr>
+          <w:rFonts w:ascii="Arial" w:hAnsi="Arial" w:cs="Arial"/>
+          <w:color w:val="FF0000"/>
+          <w:lang w:val="en-CA"/>
+        </w:rPr>
+        <w:t xml:space="preserve">Qlikview </w:t>
       </w:r>
       <w:r>
         <w:rPr>
@@ -14987,7 +14848,7 @@
 </file>
 
 <file path=customXml/itemProps1.xml><?xml version="1.0" encoding="utf-8"?>
-<ds:datastoreItem xmlns:ds="http://schemas.openxmlformats.org/officeDocument/2006/customXml" ds:itemID="{0A75721B-CE0C-4482-BED6-AB4062E232F7}">
+<ds:datastoreItem xmlns:ds="http://schemas.openxmlformats.org/officeDocument/2006/customXml" ds:itemID="{856D326B-69B7-430A-8A65-68A4239E898F}">
   <ds:schemaRefs>
     <ds:schemaRef ds:uri="http://schemas.openxmlformats.org/officeDocument/2006/bibliography"/>
   </ds:schemaRefs>

--- a/Jose's resume.docx
+++ b/Jose's resume.docx
@@ -3092,16 +3092,10 @@
           <w:b/>
           <w:lang w:val="en-US"/>
         </w:rPr>
-        <w:t>D</w:t>
-      </w:r>
-      <w:r>
-        <w:rPr>
-          <w:rFonts w:ascii="Arial" w:hAnsi="Arial" w:cs="Arial"/>
-          <w:b/>
-          <w:lang w:val="en-US"/>
-        </w:rPr>
-        <w:t>ata Warehouse</w:t>
-      </w:r>
+        <w:t>Big Data</w:t>
+      </w:r>
+      <w:bookmarkStart w:id="0" w:name="_GoBack"/>
+      <w:bookmarkEnd w:id="0"/>
       <w:r>
         <w:rPr>
           <w:rFonts w:ascii="Arial" w:hAnsi="Arial" w:cs="Arial"/>
@@ -3408,7 +3402,22 @@
           <w:rFonts w:ascii="Arial" w:hAnsi="Arial" w:cs="Arial"/>
           <w:lang w:val="en-US"/>
         </w:rPr>
-        <w:t xml:space="preserve"> Unix, </w:t>
+        <w:t xml:space="preserve"> </w:t>
+      </w:r>
+      <w:r>
+        <w:rPr>
+          <w:rFonts w:ascii="Arial" w:hAnsi="Arial" w:cs="Arial"/>
+          <w:color w:val="FF0000"/>
+          <w:lang w:val="en-US"/>
+        </w:rPr>
+        <w:t>Unix</w:t>
+      </w:r>
+      <w:r>
+        <w:rPr>
+          <w:rFonts w:ascii="Arial" w:hAnsi="Arial" w:cs="Arial"/>
+          <w:lang w:val="en-US"/>
+        </w:rPr>
+        <w:t xml:space="preserve">, </w:t>
       </w:r>
       <w:r>
         <w:rPr>
@@ -3755,83 +3764,6 @@
           <w:lang w:val="en-US"/>
         </w:rPr>
         <w:t>BI</w:t>
-      </w:r>
-      <w:r>
-        <w:rPr>
-          <w:rFonts w:ascii="Arial" w:hAnsi="Arial" w:cs="Arial"/>
-          <w:lang w:val="en-US"/>
-        </w:rPr>
-        <w:t>.</w:t>
-      </w:r>
-    </w:p>
-    <w:p>
-      <w:pPr>
-        <w:numPr>
-          <w:ilvl w:val="0"/>
-          <w:numId w:val="6"/>
-        </w:numPr>
-        <w:tabs>
-          <w:tab w:val="left" w:pos="720"/>
-        </w:tabs>
-        <w:spacing w:before="0" w:after="0"/>
-        <w:ind w:left="720"/>
-        <w:rPr>
-          <w:rFonts w:ascii="Arial" w:hAnsi="Arial" w:cs="Arial"/>
-          <w:lang w:val="en-US"/>
-        </w:rPr>
-      </w:pPr>
-      <w:r>
-        <w:rPr>
-          <w:rFonts w:ascii="Arial" w:hAnsi="Arial" w:cs="Arial"/>
-          <w:b/>
-          <w:lang w:val="en-US"/>
-        </w:rPr>
-        <w:t>Operating S</w:t>
-      </w:r>
-      <w:r>
-        <w:rPr>
-          <w:rFonts w:ascii="Arial" w:hAnsi="Arial" w:cs="Arial"/>
-          <w:b/>
-          <w:lang w:val="en-US"/>
-        </w:rPr>
-        <w:t xml:space="preserve">ystems: </w:t>
-      </w:r>
-      <w:r>
-        <w:rPr>
-          <w:rFonts w:ascii="Arial" w:hAnsi="Arial" w:cs="Arial"/>
-          <w:color w:val="FF0000"/>
-          <w:lang w:val="en-US"/>
-        </w:rPr>
-        <w:t>Unix</w:t>
-      </w:r>
-      <w:r>
-        <w:rPr>
-          <w:rFonts w:ascii="Arial" w:hAnsi="Arial" w:cs="Arial"/>
-          <w:lang w:val="en-US"/>
-        </w:rPr>
-        <w:t xml:space="preserve">, </w:t>
-      </w:r>
-      <w:r>
-        <w:rPr>
-          <w:rFonts w:ascii="Arial" w:hAnsi="Arial" w:cs="Arial"/>
-          <w:color w:val="FF0000"/>
-          <w:lang w:val="en-US"/>
-        </w:rPr>
-        <w:t>Linux</w:t>
-      </w:r>
-      <w:r>
-        <w:rPr>
-          <w:rFonts w:ascii="Arial" w:hAnsi="Arial" w:cs="Arial"/>
-          <w:lang w:val="en-US"/>
-        </w:rPr>
-        <w:t xml:space="preserve">, </w:t>
-      </w:r>
-      <w:r>
-        <w:rPr>
-          <w:rFonts w:ascii="Arial" w:hAnsi="Arial" w:cs="Arial"/>
-          <w:lang w:val="en-US"/>
-        </w:rPr>
-        <w:t>Windows</w:t>
       </w:r>
       <w:r>
         <w:rPr>
@@ -4414,7 +4346,6 @@
           <w:highlight w:val="yellow"/>
           <w:lang w:val="en-CA"/>
         </w:rPr>
-        <w:lastRenderedPageBreak/>
         <w:t>Second</w:t>
       </w:r>
       <w:r>
@@ -4487,6 +4418,7 @@
           <w:bCs/>
           <w:lang w:val="en-CA"/>
         </w:rPr>
+        <w:lastRenderedPageBreak/>
         <w:t xml:space="preserve">Worked on AML </w:t>
       </w:r>
       <w:r>
@@ -4713,23 +4645,7 @@
           <w:bCs/>
           <w:lang w:val="en-CA"/>
         </w:rPr>
-        <w:t xml:space="preserve">SAS </w:t>
-      </w:r>
-      <w:r>
-        <w:rPr>
-          <w:rFonts w:ascii="Arial" w:hAnsi="Arial" w:cs="Arial"/>
-          <w:bCs/>
-          <w:lang w:val="en-CA"/>
-        </w:rPr>
-        <w:t>/</w:t>
-      </w:r>
-      <w:r>
-        <w:rPr>
-          <w:rFonts w:ascii="Arial" w:hAnsi="Arial" w:cs="Arial"/>
-          <w:bCs/>
-          <w:lang w:val="en-CA"/>
-        </w:rPr>
-        <w:t xml:space="preserve"> SQL </w:t>
+        <w:t xml:space="preserve">SAS / SQL </w:t>
       </w:r>
       <w:r>
         <w:rPr>
@@ -7163,22 +7079,22 @@
           <w:rFonts w:ascii="Arial" w:hAnsi="Arial" w:cs="Arial"/>
           <w:lang w:val="en-CA"/>
         </w:rPr>
-        <w:t>Combined</w:t>
-      </w:r>
-      <w:r>
-        <w:rPr>
-          <w:rFonts w:ascii="Arial" w:hAnsi="Arial" w:cs="Arial"/>
-          <w:lang w:val="en-CA"/>
-        </w:rPr>
-        <w:t xml:space="preserve"> </w:t>
-      </w:r>
-      <w:r>
-        <w:rPr>
-          <w:rFonts w:ascii="Arial" w:hAnsi="Arial" w:cs="Arial"/>
-          <w:color w:val="FF0000"/>
-          <w:lang w:val="en-CA"/>
-        </w:rPr>
-        <w:t>DOS</w:t>
+        <w:t xml:space="preserve">Combined </w:t>
+      </w:r>
+      <w:r>
+        <w:rPr>
+          <w:rFonts w:ascii="Arial" w:hAnsi="Arial" w:cs="Arial"/>
+          <w:lang w:val="en-CA"/>
+        </w:rPr>
+        <w:t xml:space="preserve">Windows </w:t>
+      </w:r>
+      <w:r>
+        <w:rPr>
+          <w:rFonts w:ascii="Arial" w:hAnsi="Arial" w:cs="Arial"/>
+          <w:color w:val="FF0000"/>
+          <w:lang w:val="en-CA"/>
+        </w:rPr>
+        <w:t>batch</w:t>
       </w:r>
       <w:r>
         <w:rPr>
@@ -7225,42 +7141,28 @@
           <w:rFonts w:ascii="Arial" w:hAnsi="Arial" w:cs="Arial"/>
           <w:lang w:val="en-CA"/>
         </w:rPr>
-        <w:t xml:space="preserve">scripts to </w:t>
-      </w:r>
-      <w:r>
-        <w:rPr>
-          <w:rFonts w:ascii="Arial" w:hAnsi="Arial" w:cs="Arial"/>
-          <w:lang w:val="en-CA"/>
-        </w:rPr>
-        <w:t xml:space="preserve">schedule </w:t>
-      </w:r>
-      <w:r>
-        <w:rPr>
-          <w:rFonts w:ascii="Arial" w:hAnsi="Arial" w:cs="Arial"/>
-          <w:lang w:val="en-CA"/>
-        </w:rPr>
-        <w:t xml:space="preserve">codes </w:t>
-      </w:r>
-      <w:r>
-        <w:rPr>
-          <w:rFonts w:ascii="Arial" w:hAnsi="Arial" w:cs="Arial"/>
-          <w:lang w:val="en-CA"/>
-        </w:rPr>
-        <w:t xml:space="preserve">and </w:t>
-      </w:r>
-      <w:r>
-        <w:rPr>
-          <w:rFonts w:ascii="Arial" w:hAnsi="Arial" w:cs="Arial"/>
-          <w:lang w:val="en-CA"/>
-        </w:rPr>
-        <w:t xml:space="preserve">automate </w:t>
-      </w:r>
-      <w:r>
-        <w:rPr>
-          <w:rFonts w:ascii="Arial" w:hAnsi="Arial" w:cs="Arial"/>
-          <w:lang w:val="en-CA"/>
-        </w:rPr>
-        <w:t>file transfers between platforms</w:t>
+        <w:t xml:space="preserve">scripts to schedule </w:t>
+      </w:r>
+      <w:r>
+        <w:rPr>
+          <w:rFonts w:ascii="Arial" w:hAnsi="Arial" w:cs="Arial"/>
+          <w:lang w:val="en-CA"/>
+        </w:rPr>
+        <w:t>jobs</w:t>
+      </w:r>
+      <w:r>
+        <w:rPr>
+          <w:rFonts w:ascii="Arial" w:hAnsi="Arial" w:cs="Arial"/>
+          <w:lang w:val="en-CA"/>
+        </w:rPr>
+        <w:t xml:space="preserve"> and automate file transfers and moving data between platforms </w:t>
+      </w:r>
+      <w:r>
+        <w:rPr>
+          <w:rFonts w:ascii="Arial" w:hAnsi="Arial" w:cs="Arial"/>
+          <w:lang w:val="en-CA"/>
+        </w:rPr>
+        <w:t>using SFTP</w:t>
       </w:r>
       <w:r>
         <w:rPr>
@@ -7358,7 +7260,6 @@
           <w:rFonts w:ascii="Arial" w:hAnsi="Arial" w:cs="Arial"/>
           <w:lang w:val="en-CA"/>
         </w:rPr>
-        <w:lastRenderedPageBreak/>
         <w:t xml:space="preserve">Created </w:t>
       </w:r>
       <w:r>
@@ -7458,6 +7359,7 @@
           <w:rFonts w:ascii="Arial" w:hAnsi="Arial" w:cs="Arial"/>
           <w:lang w:val="en-CA"/>
         </w:rPr>
+        <w:lastRenderedPageBreak/>
         <w:t xml:space="preserve">Gave </w:t>
       </w:r>
       <w:r>
@@ -8528,16 +8430,7 @@
           <w:rFonts w:ascii="Arial" w:hAnsi="Arial" w:cs="Arial"/>
           <w:lang w:val="en-CA"/>
         </w:rPr>
-        <w:t xml:space="preserve">. These reports were used </w:t>
-      </w:r>
-      <w:bookmarkStart w:id="0" w:name="_GoBack"/>
-      <w:bookmarkEnd w:id="0"/>
-      <w:r>
-        <w:rPr>
-          <w:rFonts w:ascii="Arial" w:hAnsi="Arial" w:cs="Arial"/>
-          <w:lang w:val="en-CA"/>
-        </w:rPr>
-        <w:t xml:space="preserve">internally or provided to consultants, </w:t>
+        <w:t xml:space="preserve">. These reports were used internally or provided to consultants, </w:t>
       </w:r>
       <w:r>
         <w:rPr>
@@ -11672,6 +11565,7 @@
     <w:lsdException w:name="Subtitle" w:qFormat="1"/>
     <w:lsdException w:name="Strong" w:qFormat="1"/>
     <w:lsdException w:name="Emphasis" w:qFormat="1"/>
+    <w:lsdException w:name="Normal (Web)" w:uiPriority="99"/>
     <w:lsdException w:name="Placeholder Text" w:semiHidden="1" w:uiPriority="99"/>
     <w:lsdException w:name="No Spacing" w:uiPriority="1" w:qFormat="1"/>
     <w:lsdException w:name="Light Shading" w:uiPriority="60"/>
@@ -12971,6 +12865,22 @@
       <w:contextualSpacing/>
     </w:pPr>
   </w:style>
+  <w:style w:type="paragraph" w:styleId="NormalWeb">
+    <w:name w:val="Normal (Web)"/>
+    <w:basedOn w:val="Normal"/>
+    <w:uiPriority w:val="99"/>
+    <w:unhideWhenUsed/>
+    <w:rsid w:val="00C97446"/>
+    <w:pPr>
+      <w:widowControl/>
+      <w:suppressAutoHyphens w:val="0"/>
+      <w:spacing w:beforeAutospacing="1" w:afterAutospacing="1"/>
+    </w:pPr>
+    <w:rPr>
+      <w:szCs w:val="24"/>
+      <w:lang w:eastAsia="pt-BR"/>
+    </w:rPr>
+  </w:style>
 </w:styles>
 </file>
 
@@ -13001,6 +12911,7 @@
     <w:lsdException w:name="Subtitle" w:qFormat="1"/>
     <w:lsdException w:name="Strong" w:qFormat="1"/>
     <w:lsdException w:name="Emphasis" w:qFormat="1"/>
+    <w:lsdException w:name="Normal (Web)" w:uiPriority="99"/>
     <w:lsdException w:name="Placeholder Text" w:semiHidden="1" w:uiPriority="99"/>
     <w:lsdException w:name="No Spacing" w:uiPriority="1" w:qFormat="1"/>
     <w:lsdException w:name="Light Shading" w:uiPriority="60"/>
@@ -14299,6 +14210,22 @@
       <w:ind w:left="720"/>
       <w:contextualSpacing/>
     </w:pPr>
+  </w:style>
+  <w:style w:type="paragraph" w:styleId="NormalWeb">
+    <w:name w:val="Normal (Web)"/>
+    <w:basedOn w:val="Normal"/>
+    <w:uiPriority w:val="99"/>
+    <w:unhideWhenUsed/>
+    <w:rsid w:val="00C97446"/>
+    <w:pPr>
+      <w:widowControl/>
+      <w:suppressAutoHyphens w:val="0"/>
+      <w:spacing w:beforeAutospacing="1" w:afterAutospacing="1"/>
+    </w:pPr>
+    <w:rPr>
+      <w:szCs w:val="24"/>
+      <w:lang w:eastAsia="pt-BR"/>
+    </w:rPr>
   </w:style>
 </w:styles>
 </file>
@@ -14593,7 +14520,7 @@
 </file>
 
 <file path=customXml/itemProps1.xml><?xml version="1.0" encoding="utf-8"?>
-<ds:datastoreItem xmlns:ds="http://schemas.openxmlformats.org/officeDocument/2006/customXml" ds:itemID="{176E29CC-487B-42CA-BF6E-495C90725463}">
+<ds:datastoreItem xmlns:ds="http://schemas.openxmlformats.org/officeDocument/2006/customXml" ds:itemID="{85B67C76-CF32-484B-BD2E-5C361DF6A95F}">
   <ds:schemaRefs>
     <ds:schemaRef ds:uri="http://schemas.openxmlformats.org/officeDocument/2006/bibliography"/>
   </ds:schemaRefs>

--- a/Jose's resume.docx
+++ b/Jose's resume.docx
@@ -673,21 +673,12 @@
         </w:rPr>
         <w:t xml:space="preserve"> </w:t>
       </w:r>
-      <w:proofErr w:type="spellStart"/>
-      <w:r>
-        <w:rPr>
-          <w:rFonts w:ascii="Arial" w:hAnsi="Arial" w:cs="Arial"/>
-          <w:lang w:val="en-US"/>
-        </w:rPr>
-        <w:t>dataframes</w:t>
-      </w:r>
-      <w:proofErr w:type="spellEnd"/>
-      <w:r>
-        <w:rPr>
-          <w:rFonts w:ascii="Arial" w:hAnsi="Arial" w:cs="Arial"/>
-          <w:lang w:val="en-US"/>
-        </w:rPr>
-        <w:t>, read and wrote to Excel files</w:t>
+      <w:r>
+        <w:rPr>
+          <w:rFonts w:ascii="Arial" w:hAnsi="Arial" w:cs="Arial"/>
+          <w:lang w:val="en-US"/>
+        </w:rPr>
+        <w:t>dataframes, read and wrote to Excel files</w:t>
       </w:r>
       <w:r>
         <w:rPr>
@@ -696,7 +687,6 @@
         </w:rPr>
         <w:t xml:space="preserve"> with </w:t>
       </w:r>
-      <w:proofErr w:type="spellStart"/>
       <w:r>
         <w:rPr>
           <w:rFonts w:ascii="Arial" w:hAnsi="Arial" w:cs="Arial"/>
@@ -705,7 +695,6 @@
         </w:rPr>
         <w:t>openpyxl</w:t>
       </w:r>
-      <w:proofErr w:type="spellEnd"/>
       <w:r>
         <w:rPr>
           <w:rFonts w:ascii="Arial" w:hAnsi="Arial" w:cs="Arial"/>
@@ -922,17 +911,8 @@
           <w:rFonts w:ascii="Arial" w:hAnsi="Arial" w:cs="Arial"/>
           <w:lang w:val="en-US"/>
         </w:rPr>
-        <w:t xml:space="preserve">with </w:t>
-      </w:r>
-      <w:proofErr w:type="spellStart"/>
-      <w:r>
-        <w:rPr>
-          <w:rFonts w:ascii="Arial" w:hAnsi="Arial" w:cs="Arial"/>
-          <w:lang w:val="en-US"/>
-        </w:rPr>
-        <w:t>Dremio</w:t>
-      </w:r>
-      <w:proofErr w:type="spellEnd"/>
+        <w:t>with Dremio</w:t>
+      </w:r>
       <w:r>
         <w:rPr>
           <w:rFonts w:ascii="Arial" w:hAnsi="Arial" w:cs="Arial"/>
@@ -1024,7 +1004,6 @@
         </w:rPr>
         <w:t xml:space="preserve">model using </w:t>
       </w:r>
-      <w:proofErr w:type="spellStart"/>
       <w:r>
         <w:rPr>
           <w:rFonts w:ascii="Arial" w:hAnsi="Arial" w:cs="Arial"/>
@@ -1033,7 +1012,6 @@
         </w:rPr>
         <w:t>PySpark</w:t>
       </w:r>
-      <w:proofErr w:type="spellEnd"/>
       <w:r>
         <w:rPr>
           <w:rFonts w:ascii="Arial" w:hAnsi="Arial" w:cs="Arial"/>
@@ -1213,23 +1191,13 @@
         </w:rPr>
         <w:t xml:space="preserve"> and </w:t>
       </w:r>
-      <w:proofErr w:type="spellStart"/>
-      <w:r>
-        <w:rPr>
-          <w:rFonts w:ascii="Arial" w:hAnsi="Arial" w:cs="Arial"/>
-          <w:color w:val="FF0000"/>
-          <w:lang w:val="en-US"/>
-        </w:rPr>
-        <w:t>Viya</w:t>
-      </w:r>
-      <w:proofErr w:type="spellEnd"/>
-      <w:r>
-        <w:rPr>
-          <w:rFonts w:ascii="Arial" w:hAnsi="Arial" w:cs="Arial"/>
-          <w:color w:val="FF0000"/>
-          <w:lang w:val="en-US"/>
-        </w:rPr>
-        <w:t>)</w:t>
+      <w:r>
+        <w:rPr>
+          <w:rFonts w:ascii="Arial" w:hAnsi="Arial" w:cs="Arial"/>
+          <w:color w:val="FF0000"/>
+          <w:lang w:val="en-US"/>
+        </w:rPr>
+        <w:t>Viya)</w:t>
       </w:r>
       <w:r>
         <w:rPr>
@@ -2847,7 +2815,6 @@
         </w:rPr>
         <w:t xml:space="preserve"> </w:t>
       </w:r>
-      <w:proofErr w:type="spellStart"/>
       <w:r>
         <w:rPr>
           <w:rFonts w:ascii="Arial" w:hAnsi="Arial"/>
@@ -2856,7 +2823,6 @@
         </w:rPr>
         <w:t>NatGen</w:t>
       </w:r>
-      <w:proofErr w:type="spellEnd"/>
       <w:r>
         <w:rPr>
           <w:rFonts w:ascii="Arial" w:hAnsi="Arial"/>
@@ -3094,8 +3060,6 @@
         </w:rPr>
         <w:t>Big Data</w:t>
       </w:r>
-      <w:bookmarkStart w:id="0" w:name="_GoBack"/>
-      <w:bookmarkEnd w:id="0"/>
       <w:r>
         <w:rPr>
           <w:rFonts w:ascii="Arial" w:hAnsi="Arial" w:cs="Arial"/>
@@ -3125,7 +3089,6 @@
         </w:rPr>
         <w:t xml:space="preserve">, </w:t>
       </w:r>
-      <w:proofErr w:type="spellStart"/>
       <w:r>
         <w:rPr>
           <w:rFonts w:ascii="Arial" w:hAnsi="Arial" w:cs="Arial"/>
@@ -3134,7 +3097,6 @@
         </w:rPr>
         <w:t>Databricks</w:t>
       </w:r>
-      <w:proofErr w:type="spellEnd"/>
       <w:r>
         <w:rPr>
           <w:rFonts w:ascii="Arial" w:hAnsi="Arial" w:cs="Arial"/>
@@ -3142,7 +3104,6 @@
         </w:rPr>
         <w:t xml:space="preserve">, </w:t>
       </w:r>
-      <w:proofErr w:type="spellStart"/>
       <w:r>
         <w:rPr>
           <w:rFonts w:ascii="Arial" w:hAnsi="Arial" w:cs="Arial"/>
@@ -3151,7 +3112,6 @@
         </w:rPr>
         <w:t>PySpark</w:t>
       </w:r>
-      <w:proofErr w:type="spellEnd"/>
       <w:r>
         <w:rPr>
           <w:rFonts w:ascii="Arial" w:hAnsi="Arial" w:cs="Arial"/>
@@ -3166,7 +3126,6 @@
         </w:rPr>
         <w:t xml:space="preserve"> </w:t>
       </w:r>
-      <w:proofErr w:type="spellStart"/>
       <w:r>
         <w:rPr>
           <w:rFonts w:ascii="Arial" w:hAnsi="Arial" w:cs="Arial"/>
@@ -3174,7 +3133,6 @@
         </w:rPr>
         <w:t>Dremio</w:t>
       </w:r>
-      <w:proofErr w:type="spellEnd"/>
       <w:r>
         <w:rPr>
           <w:rFonts w:ascii="Arial" w:hAnsi="Arial" w:cs="Arial"/>
@@ -3456,23 +3414,13 @@
         </w:rPr>
         <w:t xml:space="preserve"> and </w:t>
       </w:r>
-      <w:proofErr w:type="spellStart"/>
-      <w:r>
-        <w:rPr>
-          <w:rFonts w:ascii="Arial" w:hAnsi="Arial" w:cs="Arial"/>
-          <w:color w:val="FF0000"/>
-          <w:lang w:val="en-US"/>
-        </w:rPr>
-        <w:t>Viya</w:t>
-      </w:r>
-      <w:proofErr w:type="spellEnd"/>
-      <w:r>
-        <w:rPr>
-          <w:rFonts w:ascii="Arial" w:hAnsi="Arial" w:cs="Arial"/>
-          <w:color w:val="FF0000"/>
-          <w:lang w:val="en-US"/>
-        </w:rPr>
-        <w:t xml:space="preserve"> </w:t>
+      <w:r>
+        <w:rPr>
+          <w:rFonts w:ascii="Arial" w:hAnsi="Arial" w:cs="Arial"/>
+          <w:color w:val="FF0000"/>
+          <w:lang w:val="en-US"/>
+        </w:rPr>
+        <w:t xml:space="preserve">Viya </w:t>
       </w:r>
       <w:r>
         <w:rPr>
@@ -3930,7 +3878,6 @@
         </w:rPr>
         <w:t xml:space="preserve"> ,</w:t>
       </w:r>
-      <w:proofErr w:type="spellStart"/>
       <w:r>
         <w:rPr>
           <w:rFonts w:ascii="Arial" w:hAnsi="Arial" w:cs="Arial"/>
@@ -3939,7 +3886,6 @@
         </w:rPr>
         <w:t>Git</w:t>
       </w:r>
-      <w:proofErr w:type="spellEnd"/>
       <w:r>
         <w:rPr>
           <w:rFonts w:ascii="Arial" w:hAnsi="Arial" w:cs="Arial"/>
@@ -3947,7 +3893,6 @@
         </w:rPr>
         <w:t xml:space="preserve">, </w:t>
       </w:r>
-      <w:proofErr w:type="spellStart"/>
       <w:r>
         <w:rPr>
           <w:rFonts w:ascii="Arial" w:hAnsi="Arial" w:cs="Arial"/>
@@ -3980,7 +3925,6 @@
         </w:rPr>
         <w:t>x</w:t>
       </w:r>
-      <w:proofErr w:type="spellEnd"/>
       <w:r>
         <w:rPr>
           <w:rFonts w:ascii="Arial" w:hAnsi="Arial" w:cs="Arial"/>
@@ -4419,33 +4363,41 @@
           <w:lang w:val="en-CA"/>
         </w:rPr>
         <w:lastRenderedPageBreak/>
-        <w:t xml:space="preserve">Worked on AML </w:t>
-      </w:r>
-      <w:r>
-        <w:rPr>
-          <w:rFonts w:ascii="Arial" w:hAnsi="Arial" w:cs="Arial"/>
-          <w:bCs/>
-          <w:lang w:val="en-CA"/>
-        </w:rPr>
-        <w:t xml:space="preserve">/ Financial Crimes </w:t>
-      </w:r>
-      <w:proofErr w:type="spellStart"/>
-      <w:r>
-        <w:rPr>
-          <w:rFonts w:ascii="Arial" w:hAnsi="Arial" w:cs="Arial"/>
-          <w:bCs/>
-          <w:lang w:val="en-CA"/>
-        </w:rPr>
-        <w:t>remediations</w:t>
-      </w:r>
-      <w:proofErr w:type="spellEnd"/>
-      <w:r>
-        <w:rPr>
-          <w:rFonts w:ascii="Arial" w:hAnsi="Arial" w:cs="Arial"/>
-          <w:bCs/>
-          <w:lang w:val="en-CA"/>
-        </w:rPr>
-        <w:t xml:space="preserve"> (CIP / BO / CDD / KYC).</w:t>
+        <w:t xml:space="preserve">Worked on </w:t>
+      </w:r>
+      <w:r>
+        <w:rPr>
+          <w:rFonts w:ascii="Arial" w:hAnsi="Arial" w:cs="Arial"/>
+          <w:bCs/>
+          <w:color w:val="FF0000"/>
+          <w:lang w:val="en-CA"/>
+        </w:rPr>
+        <w:t xml:space="preserve">AML </w:t>
+      </w:r>
+      <w:r>
+        <w:rPr>
+          <w:rFonts w:ascii="Arial" w:hAnsi="Arial" w:cs="Arial"/>
+          <w:bCs/>
+          <w:lang w:val="en-CA"/>
+        </w:rPr>
+        <w:t xml:space="preserve">/ </w:t>
+      </w:r>
+      <w:r>
+        <w:rPr>
+          <w:rFonts w:ascii="Arial" w:hAnsi="Arial" w:cs="Arial"/>
+          <w:bCs/>
+          <w:color w:val="FF0000"/>
+          <w:lang w:val="en-CA"/>
+        </w:rPr>
+        <w:t xml:space="preserve">Financial Crimes </w:t>
+      </w:r>
+      <w:r>
+        <w:rPr>
+          <w:rFonts w:ascii="Arial" w:hAnsi="Arial" w:cs="Arial"/>
+          <w:bCs/>
+          <w:lang w:val="en-CA"/>
+        </w:rPr>
+        <w:t>remediations (CIP / BO / CDD / KYC).</w:t>
       </w:r>
     </w:p>
     <w:p>
@@ -4566,43 +4518,134 @@
           <w:bCs/>
           <w:lang w:val="en-CA"/>
         </w:rPr>
-        <w:t xml:space="preserve">Wrote complex SQL queries to extract data from Hadoop using </w:t>
-      </w:r>
-      <w:proofErr w:type="spellStart"/>
-      <w:r>
-        <w:rPr>
-          <w:rFonts w:ascii="Arial" w:hAnsi="Arial" w:cs="Arial"/>
-          <w:bCs/>
-          <w:lang w:val="en-CA"/>
-        </w:rPr>
-        <w:t>Dremio</w:t>
-      </w:r>
-      <w:proofErr w:type="spellEnd"/>
-      <w:r>
-        <w:rPr>
-          <w:rFonts w:ascii="Arial" w:hAnsi="Arial" w:cs="Arial"/>
-          <w:bCs/>
-          <w:lang w:val="en-CA"/>
-        </w:rPr>
-        <w:t xml:space="preserve"> and Hive and from various databases (Teradata, Oracle, SQL Server, DB2, </w:t>
-      </w:r>
-      <w:proofErr w:type="spellStart"/>
-      <w:r>
-        <w:rPr>
-          <w:rFonts w:ascii="Arial" w:hAnsi="Arial" w:cs="Arial"/>
-          <w:bCs/>
-          <w:lang w:val="en-CA"/>
-        </w:rPr>
-        <w:t>etc</w:t>
-      </w:r>
-      <w:proofErr w:type="spellEnd"/>
-      <w:r>
-        <w:rPr>
-          <w:rFonts w:ascii="Arial" w:hAnsi="Arial" w:cs="Arial"/>
-          <w:bCs/>
-          <w:lang w:val="en-CA"/>
-        </w:rPr>
-        <w:t>). Used metadata to locate tables and fields.</w:t>
+        <w:t xml:space="preserve">Wrote complex </w:t>
+      </w:r>
+      <w:r>
+        <w:rPr>
+          <w:rFonts w:ascii="Arial" w:hAnsi="Arial" w:cs="Arial"/>
+          <w:bCs/>
+          <w:color w:val="FF0000"/>
+          <w:lang w:val="en-CA"/>
+        </w:rPr>
+        <w:t xml:space="preserve">SQL </w:t>
+      </w:r>
+      <w:r>
+        <w:rPr>
+          <w:rFonts w:ascii="Arial" w:hAnsi="Arial" w:cs="Arial"/>
+          <w:bCs/>
+          <w:lang w:val="en-CA"/>
+        </w:rPr>
+        <w:t xml:space="preserve">queries to extract data from </w:t>
+      </w:r>
+      <w:r>
+        <w:rPr>
+          <w:rFonts w:ascii="Arial" w:hAnsi="Arial" w:cs="Arial"/>
+          <w:bCs/>
+          <w:color w:val="FF0000"/>
+          <w:lang w:val="en-CA"/>
+        </w:rPr>
+        <w:t xml:space="preserve">Hadoop </w:t>
+      </w:r>
+      <w:r>
+        <w:rPr>
+          <w:rFonts w:ascii="Arial" w:hAnsi="Arial" w:cs="Arial"/>
+          <w:bCs/>
+          <w:lang w:val="en-CA"/>
+        </w:rPr>
+        <w:t xml:space="preserve">using </w:t>
+      </w:r>
+      <w:r>
+        <w:rPr>
+          <w:rFonts w:ascii="Arial" w:hAnsi="Arial" w:cs="Arial"/>
+          <w:bCs/>
+          <w:color w:val="FF0000"/>
+          <w:lang w:val="en-CA"/>
+        </w:rPr>
+        <w:t xml:space="preserve">Dremio </w:t>
+      </w:r>
+      <w:r>
+        <w:rPr>
+          <w:rFonts w:ascii="Arial" w:hAnsi="Arial" w:cs="Arial"/>
+          <w:bCs/>
+          <w:lang w:val="en-CA"/>
+        </w:rPr>
+        <w:t xml:space="preserve">and </w:t>
+      </w:r>
+      <w:r>
+        <w:rPr>
+          <w:rFonts w:ascii="Arial" w:hAnsi="Arial" w:cs="Arial"/>
+          <w:bCs/>
+          <w:color w:val="FF0000"/>
+          <w:lang w:val="en-CA"/>
+        </w:rPr>
+        <w:t xml:space="preserve">Hive </w:t>
+      </w:r>
+      <w:r>
+        <w:rPr>
+          <w:rFonts w:ascii="Arial" w:hAnsi="Arial" w:cs="Arial"/>
+          <w:bCs/>
+          <w:lang w:val="en-CA"/>
+        </w:rPr>
+        <w:t>and from various databases (</w:t>
+      </w:r>
+      <w:r>
+        <w:rPr>
+          <w:rFonts w:ascii="Arial" w:hAnsi="Arial" w:cs="Arial"/>
+          <w:bCs/>
+          <w:color w:val="FF0000"/>
+          <w:lang w:val="en-CA"/>
+        </w:rPr>
+        <w:t>Teradata</w:t>
+      </w:r>
+      <w:r>
+        <w:rPr>
+          <w:rFonts w:ascii="Arial" w:hAnsi="Arial" w:cs="Arial"/>
+          <w:bCs/>
+          <w:lang w:val="en-CA"/>
+        </w:rPr>
+        <w:t xml:space="preserve">, </w:t>
+      </w:r>
+      <w:r>
+        <w:rPr>
+          <w:rFonts w:ascii="Arial" w:hAnsi="Arial" w:cs="Arial"/>
+          <w:bCs/>
+          <w:color w:val="FF0000"/>
+          <w:lang w:val="en-CA"/>
+        </w:rPr>
+        <w:t>Oracle</w:t>
+      </w:r>
+      <w:r>
+        <w:rPr>
+          <w:rFonts w:ascii="Arial" w:hAnsi="Arial" w:cs="Arial"/>
+          <w:bCs/>
+          <w:lang w:val="en-CA"/>
+        </w:rPr>
+        <w:t xml:space="preserve">, SQL Server, DB2, etc). Used </w:t>
+      </w:r>
+      <w:r>
+        <w:rPr>
+          <w:rFonts w:ascii="Arial" w:hAnsi="Arial" w:cs="Arial"/>
+          <w:bCs/>
+          <w:lang w:val="en-CA"/>
+        </w:rPr>
+        <w:t xml:space="preserve">database </w:t>
+      </w:r>
+      <w:r>
+        <w:rPr>
+          <w:rFonts w:ascii="Arial" w:hAnsi="Arial" w:cs="Arial"/>
+          <w:bCs/>
+          <w:color w:val="FF0000"/>
+          <w:lang w:val="en-CA"/>
+        </w:rPr>
+        <w:t xml:space="preserve">metadata </w:t>
+      </w:r>
+      <w:r>
+        <w:rPr>
+          <w:rFonts w:ascii="Arial" w:hAnsi="Arial" w:cs="Arial"/>
+          <w:bCs/>
+          <w:lang w:val="en-CA"/>
+        </w:rPr>
+        <w:t>to locate tables and fields.</w:t>
       </w:r>
     </w:p>
     <w:p>
@@ -4645,7 +4688,23 @@
           <w:bCs/>
           <w:lang w:val="en-CA"/>
         </w:rPr>
-        <w:t xml:space="preserve">SAS / SQL </w:t>
+        <w:t xml:space="preserve">SAS </w:t>
+      </w:r>
+      <w:r>
+        <w:rPr>
+          <w:rFonts w:ascii="Arial" w:hAnsi="Arial" w:cs="Arial"/>
+          <w:bCs/>
+          <w:lang w:val="en-CA"/>
+        </w:rPr>
+        <w:t>and</w:t>
+      </w:r>
+      <w:r>
+        <w:rPr>
+          <w:rFonts w:ascii="Arial" w:hAnsi="Arial" w:cs="Arial"/>
+          <w:bCs/>
+          <w:lang w:val="en-CA"/>
+        </w:rPr>
+        <w:t xml:space="preserve"> SQL </w:t>
       </w:r>
       <w:r>
         <w:rPr>
@@ -4832,26 +4891,25 @@
           <w:rFonts w:ascii="Arial" w:hAnsi="Arial" w:cs="Arial"/>
           <w:lang w:val="en-CA"/>
         </w:rPr>
-        <w:t xml:space="preserve">Worked on </w:t>
-      </w:r>
-      <w:r>
-        <w:rPr>
-          <w:rFonts w:ascii="Arial" w:hAnsi="Arial" w:cs="Arial"/>
-          <w:color w:val="FF0000"/>
-          <w:lang w:val="en-CA"/>
-        </w:rPr>
-        <w:t xml:space="preserve">customer </w:t>
-      </w:r>
-      <w:proofErr w:type="spellStart"/>
-      <w:r>
-        <w:rPr>
-          <w:rFonts w:ascii="Arial" w:hAnsi="Arial" w:cs="Arial"/>
-          <w:color w:val="FF0000"/>
-          <w:lang w:val="en-CA"/>
-        </w:rPr>
-        <w:t>remediations</w:t>
-      </w:r>
-      <w:proofErr w:type="spellEnd"/>
+        <w:t>Worked on</w:t>
+      </w:r>
+      <w:bookmarkStart w:id="0" w:name="_GoBack"/>
+      <w:bookmarkEnd w:id="0"/>
+      <w:r>
+        <w:rPr>
+          <w:rFonts w:ascii="Arial" w:hAnsi="Arial" w:cs="Arial"/>
+          <w:lang w:val="en-CA"/>
+        </w:rPr>
+        <w:t xml:space="preserve"> </w:t>
+      </w:r>
+      <w:r>
+        <w:rPr>
+          <w:rFonts w:ascii="Arial" w:hAnsi="Arial" w:cs="Arial"/>
+          <w:color w:val="FF0000"/>
+          <w:lang w:val="en-CA"/>
+        </w:rPr>
+        <w:t>customer remediations</w:t>
+      </w:r>
       <w:r>
         <w:rPr>
           <w:rFonts w:ascii="Arial" w:hAnsi="Arial" w:cs="Arial"/>
@@ -5416,7 +5474,6 @@
           <w:lang w:val="en-CA"/>
         </w:rPr>
       </w:pPr>
-      <w:proofErr w:type="spellStart"/>
       <w:r>
         <w:rPr>
           <w:rFonts w:ascii="Arial" w:hAnsi="Arial" w:cs="Arial"/>
@@ -5426,7 +5483,6 @@
         </w:rPr>
         <w:t>Truist</w:t>
       </w:r>
-      <w:proofErr w:type="spellEnd"/>
       <w:r>
         <w:rPr>
           <w:rFonts w:ascii="Arial" w:hAnsi="Arial" w:cs="Arial"/>
@@ -5851,7 +5907,6 @@
         </w:rPr>
         <w:t xml:space="preserve">Ran reconciliation between </w:t>
       </w:r>
-      <w:proofErr w:type="spellStart"/>
       <w:r>
         <w:rPr>
           <w:rFonts w:ascii="Arial" w:hAnsi="Arial" w:cs="Arial"/>
@@ -5860,7 +5915,6 @@
         </w:rPr>
         <w:t>ServiceNow</w:t>
       </w:r>
-      <w:proofErr w:type="spellEnd"/>
       <w:r>
         <w:rPr>
           <w:rFonts w:ascii="Arial" w:hAnsi="Arial" w:cs="Arial"/>
@@ -6631,21 +6685,12 @@
         </w:rPr>
         <w:t xml:space="preserve"> </w:t>
       </w:r>
-      <w:proofErr w:type="spellStart"/>
-      <w:r>
-        <w:rPr>
-          <w:rFonts w:ascii="Arial" w:hAnsi="Arial" w:cs="Arial"/>
-          <w:lang w:val="en-CA"/>
-        </w:rPr>
-        <w:t>dept</w:t>
-      </w:r>
-      <w:proofErr w:type="spellEnd"/>
-      <w:r>
-        <w:rPr>
-          <w:rFonts w:ascii="Arial" w:hAnsi="Arial" w:cs="Arial"/>
-          <w:lang w:val="en-CA"/>
-        </w:rPr>
-        <w:t xml:space="preserve"> </w:t>
+      <w:r>
+        <w:rPr>
+          <w:rFonts w:ascii="Arial" w:hAnsi="Arial" w:cs="Arial"/>
+          <w:lang w:val="en-CA"/>
+        </w:rPr>
+        <w:t xml:space="preserve">dept </w:t>
       </w:r>
       <w:r>
         <w:rPr>
@@ -7103,23 +7148,13 @@
         </w:rPr>
         <w:t xml:space="preserve">, </w:t>
       </w:r>
-      <w:proofErr w:type="spellStart"/>
-      <w:r>
-        <w:rPr>
-          <w:rFonts w:ascii="Arial" w:hAnsi="Arial" w:cs="Arial"/>
-          <w:color w:val="FF0000"/>
-          <w:lang w:val="en-CA"/>
-        </w:rPr>
-        <w:t>WinScp</w:t>
-      </w:r>
-      <w:proofErr w:type="spellEnd"/>
-      <w:r>
-        <w:rPr>
-          <w:rFonts w:ascii="Arial" w:hAnsi="Arial" w:cs="Arial"/>
-          <w:color w:val="FF0000"/>
-          <w:lang w:val="en-CA"/>
-        </w:rPr>
-        <w:t xml:space="preserve"> </w:t>
+      <w:r>
+        <w:rPr>
+          <w:rFonts w:ascii="Arial" w:hAnsi="Arial" w:cs="Arial"/>
+          <w:color w:val="FF0000"/>
+          <w:lang w:val="en-CA"/>
+        </w:rPr>
+        <w:t xml:space="preserve">WinScp </w:t>
       </w:r>
       <w:r>
         <w:rPr>
@@ -7835,7 +7870,22 @@
           <w:color w:val="FF0000"/>
           <w:lang w:val="en-CA"/>
         </w:rPr>
-        <w:t xml:space="preserve">Planned and created </w:t>
+        <w:t xml:space="preserve">Planned </w:t>
+      </w:r>
+      <w:r>
+        <w:rPr>
+          <w:rFonts w:ascii="Arial" w:hAnsi="Arial" w:cs="Arial"/>
+          <w:lang w:val="en-CA"/>
+        </w:rPr>
+        <w:t xml:space="preserve">and </w:t>
+      </w:r>
+      <w:r>
+        <w:rPr>
+          <w:rFonts w:ascii="Arial" w:hAnsi="Arial" w:cs="Arial"/>
+          <w:color w:val="FF0000"/>
+          <w:lang w:val="en-CA"/>
+        </w:rPr>
+        <w:t xml:space="preserve">created </w:t>
       </w:r>
       <w:r>
         <w:rPr>
@@ -8117,7 +8167,15 @@
           <w:rFonts w:ascii="Arial" w:hAnsi="Arial" w:cs="Arial"/>
           <w:lang w:val="en-CA"/>
         </w:rPr>
-        <w:t xml:space="preserve">in Excel </w:t>
+        <w:t xml:space="preserve">in </w:t>
+      </w:r>
+      <w:r>
+        <w:rPr>
+          <w:rFonts w:ascii="Arial" w:hAnsi="Arial" w:cs="Arial"/>
+          <w:color w:val="FF0000"/>
+          <w:lang w:val="en-CA"/>
+        </w:rPr>
+        <w:t xml:space="preserve">Excel </w:t>
       </w:r>
       <w:r>
         <w:rPr>
@@ -10088,23 +10146,13 @@
         </w:rPr>
         <w:t xml:space="preserve"> update a </w:t>
       </w:r>
-      <w:proofErr w:type="spellStart"/>
-      <w:r>
-        <w:rPr>
-          <w:rFonts w:ascii="Arial" w:hAnsi="Arial" w:cs="Arial"/>
-          <w:color w:val="FF0000"/>
-          <w:lang w:val="en-CA"/>
-        </w:rPr>
-        <w:t>Qlikview</w:t>
-      </w:r>
-      <w:proofErr w:type="spellEnd"/>
-      <w:r>
-        <w:rPr>
-          <w:rFonts w:ascii="Arial" w:hAnsi="Arial" w:cs="Arial"/>
-          <w:color w:val="FF0000"/>
-          <w:lang w:val="en-CA"/>
-        </w:rPr>
-        <w:t xml:space="preserve"> </w:t>
+      <w:r>
+        <w:rPr>
+          <w:rFonts w:ascii="Arial" w:hAnsi="Arial" w:cs="Arial"/>
+          <w:color w:val="FF0000"/>
+          <w:lang w:val="en-CA"/>
+        </w:rPr>
+        <w:t xml:space="preserve">Qlikview </w:t>
       </w:r>
       <w:r>
         <w:rPr>
@@ -10169,7 +10217,6 @@
           <w:lang w:val="en-US"/>
         </w:rPr>
       </w:pPr>
-      <w:proofErr w:type="spellStart"/>
       <w:r>
         <w:rPr>
           <w:rFonts w:ascii="Arial" w:hAnsi="Arial" w:cs="Arial"/>
@@ -10184,16 +10231,7 @@
           <w:bCs/>
           <w:lang w:val="en-US"/>
         </w:rPr>
-        <w:t>’s</w:t>
-      </w:r>
-      <w:proofErr w:type="spellEnd"/>
-      <w:r>
-        <w:rPr>
-          <w:rFonts w:ascii="Arial" w:hAnsi="Arial" w:cs="Arial"/>
-          <w:bCs/>
-          <w:lang w:val="en-US"/>
-        </w:rPr>
-        <w:t xml:space="preserve"> in </w:t>
+        <w:t xml:space="preserve">’s in </w:t>
       </w:r>
       <w:r>
         <w:rPr>
@@ -14520,7 +14558,7 @@
 </file>
 
 <file path=customXml/itemProps1.xml><?xml version="1.0" encoding="utf-8"?>
-<ds:datastoreItem xmlns:ds="http://schemas.openxmlformats.org/officeDocument/2006/customXml" ds:itemID="{85B67C76-CF32-484B-BD2E-5C361DF6A95F}">
+<ds:datastoreItem xmlns:ds="http://schemas.openxmlformats.org/officeDocument/2006/customXml" ds:itemID="{1AC1FCD8-8665-4549-B13E-7CAF48F923A7}">
   <ds:schemaRefs>
     <ds:schemaRef ds:uri="http://schemas.openxmlformats.org/officeDocument/2006/bibliography"/>
   </ds:schemaRefs>

--- a/Jose's resume.docx
+++ b/Jose's resume.docx
@@ -321,7 +321,23 @@
           <w:color w:val="FF0000"/>
           <w:lang w:val="en-US"/>
         </w:rPr>
+        <w:t xml:space="preserve"> </w:t>
+      </w:r>
+      <w:r>
+        <w:rPr>
+          <w:rFonts w:ascii="Arial" w:hAnsi="Arial" w:cs="Arial"/>
+          <w:color w:val="FF0000"/>
+          <w:lang w:val="en-US"/>
+        </w:rPr>
         <w:t>/</w:t>
+      </w:r>
+      <w:r>
+        <w:rPr>
+          <w:rFonts w:ascii="Arial" w:hAnsi="Arial" w:cs="Arial"/>
+          <w:color w:val="FF0000"/>
+          <w:lang w:val="en-US"/>
+        </w:rPr>
+        <w:t xml:space="preserve"> </w:t>
       </w:r>
       <w:r>
         <w:rPr>
@@ -673,12 +689,21 @@
         </w:rPr>
         <w:t xml:space="preserve"> </w:t>
       </w:r>
-      <w:r>
-        <w:rPr>
-          <w:rFonts w:ascii="Arial" w:hAnsi="Arial" w:cs="Arial"/>
-          <w:lang w:val="en-US"/>
-        </w:rPr>
-        <w:t>dataframes, read and wrote to Excel files</w:t>
+      <w:proofErr w:type="spellStart"/>
+      <w:r>
+        <w:rPr>
+          <w:rFonts w:ascii="Arial" w:hAnsi="Arial" w:cs="Arial"/>
+          <w:lang w:val="en-US"/>
+        </w:rPr>
+        <w:t>dataframes</w:t>
+      </w:r>
+      <w:proofErr w:type="spellEnd"/>
+      <w:r>
+        <w:rPr>
+          <w:rFonts w:ascii="Arial" w:hAnsi="Arial" w:cs="Arial"/>
+          <w:lang w:val="en-US"/>
+        </w:rPr>
+        <w:t>, read and wrote to Excel files</w:t>
       </w:r>
       <w:r>
         <w:rPr>
@@ -687,6 +712,7 @@
         </w:rPr>
         <w:t xml:space="preserve"> with </w:t>
       </w:r>
+      <w:proofErr w:type="spellStart"/>
       <w:r>
         <w:rPr>
           <w:rFonts w:ascii="Arial" w:hAnsi="Arial" w:cs="Arial"/>
@@ -695,6 +721,7 @@
         </w:rPr>
         <w:t>openpyxl</w:t>
       </w:r>
+      <w:proofErr w:type="spellEnd"/>
       <w:r>
         <w:rPr>
           <w:rFonts w:ascii="Arial" w:hAnsi="Arial" w:cs="Arial"/>
@@ -911,14 +938,44 @@
           <w:rFonts w:ascii="Arial" w:hAnsi="Arial" w:cs="Arial"/>
           <w:lang w:val="en-US"/>
         </w:rPr>
-        <w:t>with Dremio</w:t>
-      </w:r>
-      <w:r>
-        <w:rPr>
-          <w:rFonts w:ascii="Arial" w:hAnsi="Arial" w:cs="Arial"/>
-          <w:lang w:val="en-US"/>
-        </w:rPr>
-        <w:t>/Hive</w:t>
+        <w:t xml:space="preserve">with </w:t>
+      </w:r>
+      <w:proofErr w:type="spellStart"/>
+      <w:r>
+        <w:rPr>
+          <w:rFonts w:ascii="Arial" w:hAnsi="Arial" w:cs="Arial"/>
+          <w:lang w:val="en-US"/>
+        </w:rPr>
+        <w:t>Dremio</w:t>
+      </w:r>
+      <w:proofErr w:type="spellEnd"/>
+      <w:r>
+        <w:rPr>
+          <w:rFonts w:ascii="Arial" w:hAnsi="Arial" w:cs="Arial"/>
+          <w:lang w:val="en-US"/>
+        </w:rPr>
+        <w:t xml:space="preserve"> </w:t>
+      </w:r>
+      <w:r>
+        <w:rPr>
+          <w:rFonts w:ascii="Arial" w:hAnsi="Arial" w:cs="Arial"/>
+          <w:lang w:val="en-US"/>
+        </w:rPr>
+        <w:t>/</w:t>
+      </w:r>
+      <w:r>
+        <w:rPr>
+          <w:rFonts w:ascii="Arial" w:hAnsi="Arial" w:cs="Arial"/>
+          <w:lang w:val="en-US"/>
+        </w:rPr>
+        <w:t xml:space="preserve"> </w:t>
+      </w:r>
+      <w:r>
+        <w:rPr>
+          <w:rFonts w:ascii="Arial" w:hAnsi="Arial" w:cs="Arial"/>
+          <w:lang w:val="en-US"/>
+        </w:rPr>
+        <w:t>Hive</w:t>
       </w:r>
       <w:r>
         <w:rPr>
@@ -1004,6 +1061,7 @@
         </w:rPr>
         <w:t xml:space="preserve">model using </w:t>
       </w:r>
+      <w:proofErr w:type="spellStart"/>
       <w:r>
         <w:rPr>
           <w:rFonts w:ascii="Arial" w:hAnsi="Arial" w:cs="Arial"/>
@@ -1012,6 +1070,7 @@
         </w:rPr>
         <w:t>PySpark</w:t>
       </w:r>
+      <w:proofErr w:type="spellEnd"/>
       <w:r>
         <w:rPr>
           <w:rFonts w:ascii="Arial" w:hAnsi="Arial" w:cs="Arial"/>
@@ -1191,13 +1250,23 @@
         </w:rPr>
         <w:t xml:space="preserve"> and </w:t>
       </w:r>
-      <w:r>
-        <w:rPr>
-          <w:rFonts w:ascii="Arial" w:hAnsi="Arial" w:cs="Arial"/>
-          <w:color w:val="FF0000"/>
-          <w:lang w:val="en-US"/>
-        </w:rPr>
-        <w:t>Viya)</w:t>
+      <w:proofErr w:type="spellStart"/>
+      <w:r>
+        <w:rPr>
+          <w:rFonts w:ascii="Arial" w:hAnsi="Arial" w:cs="Arial"/>
+          <w:color w:val="FF0000"/>
+          <w:lang w:val="en-US"/>
+        </w:rPr>
+        <w:t>Viya</w:t>
+      </w:r>
+      <w:proofErr w:type="spellEnd"/>
+      <w:r>
+        <w:rPr>
+          <w:rFonts w:ascii="Arial" w:hAnsi="Arial" w:cs="Arial"/>
+          <w:color w:val="FF0000"/>
+          <w:lang w:val="en-US"/>
+        </w:rPr>
+        <w:t>)</w:t>
       </w:r>
       <w:r>
         <w:rPr>
@@ -2297,7 +2366,6 @@
       <w:r>
         <w:rPr>
           <w:rFonts w:ascii="Arial" w:hAnsi="Arial" w:cs="Arial"/>
-          <w:color w:val="FF0000"/>
           <w:lang w:val="en-US"/>
         </w:rPr>
         <w:t>database</w:t>
@@ -2305,7 +2373,6 @@
       <w:r>
         <w:rPr>
           <w:rFonts w:ascii="Arial" w:hAnsi="Arial"/>
-          <w:color w:val="FF0000"/>
           <w:lang w:val="en-US"/>
         </w:rPr>
         <w:t xml:space="preserve"> </w:t>
@@ -2334,7 +2401,6 @@
       <w:r>
         <w:rPr>
           <w:rFonts w:ascii="Arial" w:hAnsi="Arial" w:cs="Arial"/>
-          <w:color w:val="FF0000"/>
           <w:lang w:val="en-US"/>
         </w:rPr>
         <w:t>account</w:t>
@@ -2342,15 +2408,13 @@
       <w:r>
         <w:rPr>
           <w:rFonts w:ascii="Arial" w:hAnsi="Arial"/>
-          <w:color w:val="FF0000"/>
-          <w:lang w:val="en-US"/>
-        </w:rPr>
-        <w:t xml:space="preserve"> </w:t>
-      </w:r>
-      <w:r>
-        <w:rPr>
-          <w:rFonts w:ascii="Arial" w:hAnsi="Arial" w:cs="Arial"/>
-          <w:color w:val="FF0000"/>
+          <w:lang w:val="en-US"/>
+        </w:rPr>
+        <w:t xml:space="preserve"> </w:t>
+      </w:r>
+      <w:r>
+        <w:rPr>
+          <w:rFonts w:ascii="Arial" w:hAnsi="Arial" w:cs="Arial"/>
           <w:lang w:val="en-US"/>
         </w:rPr>
         <w:t>and</w:t>
@@ -2358,15 +2422,13 @@
       <w:r>
         <w:rPr>
           <w:rFonts w:ascii="Arial" w:hAnsi="Arial"/>
-          <w:color w:val="FF0000"/>
-          <w:lang w:val="en-US"/>
-        </w:rPr>
-        <w:t xml:space="preserve"> </w:t>
-      </w:r>
-      <w:r>
-        <w:rPr>
-          <w:rFonts w:ascii="Arial" w:hAnsi="Arial" w:cs="Arial"/>
-          <w:color w:val="FF0000"/>
+          <w:lang w:val="en-US"/>
+        </w:rPr>
+        <w:t xml:space="preserve"> </w:t>
+      </w:r>
+      <w:r>
+        <w:rPr>
+          <w:rFonts w:ascii="Arial" w:hAnsi="Arial" w:cs="Arial"/>
           <w:lang w:val="en-US"/>
         </w:rPr>
         <w:t>profit</w:t>
@@ -2374,15 +2436,13 @@
       <w:r>
         <w:rPr>
           <w:rFonts w:ascii="Arial" w:hAnsi="Arial"/>
-          <w:color w:val="FF0000"/>
-          <w:lang w:val="en-US"/>
-        </w:rPr>
-        <w:t xml:space="preserve"> </w:t>
-      </w:r>
-      <w:r>
-        <w:rPr>
-          <w:rFonts w:ascii="Arial" w:hAnsi="Arial" w:cs="Arial"/>
-          <w:color w:val="FF0000"/>
+          <w:lang w:val="en-US"/>
+        </w:rPr>
+        <w:t xml:space="preserve"> </w:t>
+      </w:r>
+      <w:r>
+        <w:rPr>
+          <w:rFonts w:ascii="Arial" w:hAnsi="Arial" w:cs="Arial"/>
           <w:lang w:val="en-US"/>
         </w:rPr>
         <w:t>center</w:t>
@@ -2390,38 +2450,20 @@
       <w:r>
         <w:rPr>
           <w:rFonts w:ascii="Arial" w:hAnsi="Arial"/>
-          <w:color w:val="FF0000"/>
-          <w:lang w:val="en-US"/>
-        </w:rPr>
-        <w:t xml:space="preserve"> </w:t>
+          <w:lang w:val="en-US"/>
+        </w:rPr>
+        <w:t xml:space="preserve"> level </w:t>
+      </w:r>
+      <w:r>
+        <w:rPr>
+          <w:rFonts w:ascii="Arial" w:hAnsi="Arial" w:cs="Arial"/>
+          <w:lang w:val="en-US"/>
+        </w:rPr>
+        <w:t>reconciliations</w:t>
       </w:r>
       <w:r>
         <w:rPr>
           <w:rFonts w:ascii="Arial" w:hAnsi="Arial"/>
-          <w:lang w:val="en-US"/>
-        </w:rPr>
-        <w:t>level</w:t>
-      </w:r>
-      <w:r>
-        <w:rPr>
-          <w:rFonts w:ascii="Arial" w:hAnsi="Arial"/>
-          <w:color w:val="FF0000"/>
-          <w:lang w:val="en-US"/>
-        </w:rPr>
-        <w:t xml:space="preserve"> </w:t>
-      </w:r>
-      <w:r>
-        <w:rPr>
-          <w:rFonts w:ascii="Arial" w:hAnsi="Arial" w:cs="Arial"/>
-          <w:color w:val="FF0000"/>
-          <w:lang w:val="en-US"/>
-        </w:rPr>
-        <w:t>reconciliations</w:t>
-      </w:r>
-      <w:r>
-        <w:rPr>
-          <w:rFonts w:ascii="Arial" w:hAnsi="Arial"/>
-          <w:color w:val="FF0000"/>
           <w:lang w:val="en-US"/>
         </w:rPr>
         <w:t xml:space="preserve"> </w:t>
@@ -2615,7 +2657,6 @@
       <w:r>
         <w:rPr>
           <w:rFonts w:ascii="Arial" w:hAnsi="Arial" w:cs="Arial"/>
-          <w:color w:val="FF0000"/>
           <w:lang w:val="en-US"/>
         </w:rPr>
         <w:t>self-taught</w:t>
@@ -2632,7 +2673,22 @@
           <w:rFonts w:ascii="Arial" w:hAnsi="Arial"/>
           <w:lang w:val="en-US"/>
         </w:rPr>
-        <w:t xml:space="preserve">can work independently, </w:t>
+        <w:t xml:space="preserve">can </w:t>
+      </w:r>
+      <w:r>
+        <w:rPr>
+          <w:rFonts w:ascii="Arial" w:hAnsi="Arial"/>
+          <w:color w:val="FF0000"/>
+          <w:lang w:val="en-US"/>
+        </w:rPr>
+        <w:t>work independently</w:t>
+      </w:r>
+      <w:r>
+        <w:rPr>
+          <w:rFonts w:ascii="Arial" w:hAnsi="Arial"/>
+          <w:lang w:val="en-US"/>
+        </w:rPr>
+        <w:t xml:space="preserve">, </w:t>
       </w:r>
       <w:r>
         <w:rPr>
@@ -2700,6 +2756,8 @@
         </w:rPr>
         <w:t>.</w:t>
       </w:r>
+      <w:bookmarkStart w:id="0" w:name="_GoBack"/>
+      <w:bookmarkEnd w:id="0"/>
     </w:p>
     <w:p>
       <w:pPr>
@@ -2815,6 +2873,7 @@
         </w:rPr>
         <w:t xml:space="preserve"> </w:t>
       </w:r>
+      <w:proofErr w:type="spellStart"/>
       <w:r>
         <w:rPr>
           <w:rFonts w:ascii="Arial" w:hAnsi="Arial"/>
@@ -2823,6 +2882,7 @@
         </w:rPr>
         <w:t>NatGen</w:t>
       </w:r>
+      <w:proofErr w:type="spellEnd"/>
       <w:r>
         <w:rPr>
           <w:rFonts w:ascii="Arial" w:hAnsi="Arial"/>
@@ -3089,6 +3149,7 @@
         </w:rPr>
         <w:t xml:space="preserve">, </w:t>
       </w:r>
+      <w:proofErr w:type="spellStart"/>
       <w:r>
         <w:rPr>
           <w:rFonts w:ascii="Arial" w:hAnsi="Arial" w:cs="Arial"/>
@@ -3097,6 +3158,7 @@
         </w:rPr>
         <w:t>Databricks</w:t>
       </w:r>
+      <w:proofErr w:type="spellEnd"/>
       <w:r>
         <w:rPr>
           <w:rFonts w:ascii="Arial" w:hAnsi="Arial" w:cs="Arial"/>
@@ -3104,6 +3166,7 @@
         </w:rPr>
         <w:t xml:space="preserve">, </w:t>
       </w:r>
+      <w:proofErr w:type="spellStart"/>
       <w:r>
         <w:rPr>
           <w:rFonts w:ascii="Arial" w:hAnsi="Arial" w:cs="Arial"/>
@@ -3112,6 +3175,7 @@
         </w:rPr>
         <w:t>PySpark</w:t>
       </w:r>
+      <w:proofErr w:type="spellEnd"/>
       <w:r>
         <w:rPr>
           <w:rFonts w:ascii="Arial" w:hAnsi="Arial" w:cs="Arial"/>
@@ -3126,6 +3190,7 @@
         </w:rPr>
         <w:t xml:space="preserve"> </w:t>
       </w:r>
+      <w:proofErr w:type="spellStart"/>
       <w:r>
         <w:rPr>
           <w:rFonts w:ascii="Arial" w:hAnsi="Arial" w:cs="Arial"/>
@@ -3133,6 +3198,7 @@
         </w:rPr>
         <w:t>Dremio</w:t>
       </w:r>
+      <w:proofErr w:type="spellEnd"/>
       <w:r>
         <w:rPr>
           <w:rFonts w:ascii="Arial" w:hAnsi="Arial" w:cs="Arial"/>
@@ -3414,13 +3480,23 @@
         </w:rPr>
         <w:t xml:space="preserve"> and </w:t>
       </w:r>
-      <w:r>
-        <w:rPr>
-          <w:rFonts w:ascii="Arial" w:hAnsi="Arial" w:cs="Arial"/>
-          <w:color w:val="FF0000"/>
-          <w:lang w:val="en-US"/>
-        </w:rPr>
-        <w:t xml:space="preserve">Viya </w:t>
+      <w:proofErr w:type="spellStart"/>
+      <w:r>
+        <w:rPr>
+          <w:rFonts w:ascii="Arial" w:hAnsi="Arial" w:cs="Arial"/>
+          <w:color w:val="FF0000"/>
+          <w:lang w:val="en-US"/>
+        </w:rPr>
+        <w:t>Viya</w:t>
+      </w:r>
+      <w:proofErr w:type="spellEnd"/>
+      <w:r>
+        <w:rPr>
+          <w:rFonts w:ascii="Arial" w:hAnsi="Arial" w:cs="Arial"/>
+          <w:color w:val="FF0000"/>
+          <w:lang w:val="en-US"/>
+        </w:rPr>
+        <w:t xml:space="preserve"> </w:t>
       </w:r>
       <w:r>
         <w:rPr>
@@ -3878,6 +3954,7 @@
         </w:rPr>
         <w:t xml:space="preserve"> ,</w:t>
       </w:r>
+      <w:proofErr w:type="spellStart"/>
       <w:r>
         <w:rPr>
           <w:rFonts w:ascii="Arial" w:hAnsi="Arial" w:cs="Arial"/>
@@ -3886,6 +3963,7 @@
         </w:rPr>
         <w:t>Git</w:t>
       </w:r>
+      <w:proofErr w:type="spellEnd"/>
       <w:r>
         <w:rPr>
           <w:rFonts w:ascii="Arial" w:hAnsi="Arial" w:cs="Arial"/>
@@ -3893,6 +3971,7 @@
         </w:rPr>
         <w:t xml:space="preserve">, </w:t>
       </w:r>
+      <w:proofErr w:type="spellStart"/>
       <w:r>
         <w:rPr>
           <w:rFonts w:ascii="Arial" w:hAnsi="Arial" w:cs="Arial"/>
@@ -3925,6 +4004,7 @@
         </w:rPr>
         <w:t>x</w:t>
       </w:r>
+      <w:proofErr w:type="spellEnd"/>
       <w:r>
         <w:rPr>
           <w:rFonts w:ascii="Arial" w:hAnsi="Arial" w:cs="Arial"/>
@@ -4391,13 +4471,40 @@
         </w:rPr>
         <w:t xml:space="preserve">Financial Crimes </w:t>
       </w:r>
-      <w:r>
-        <w:rPr>
-          <w:rFonts w:ascii="Arial" w:hAnsi="Arial" w:cs="Arial"/>
-          <w:bCs/>
-          <w:lang w:val="en-CA"/>
-        </w:rPr>
-        <w:t>remediations (CIP / BO / CDD / KYC).</w:t>
+      <w:proofErr w:type="spellStart"/>
+      <w:r>
+        <w:rPr>
+          <w:rFonts w:ascii="Arial" w:hAnsi="Arial" w:cs="Arial"/>
+          <w:bCs/>
+          <w:lang w:val="en-CA"/>
+        </w:rPr>
+        <w:t>remediations</w:t>
+      </w:r>
+      <w:proofErr w:type="spellEnd"/>
+      <w:r>
+        <w:rPr>
+          <w:rFonts w:ascii="Arial" w:hAnsi="Arial" w:cs="Arial"/>
+          <w:bCs/>
+          <w:lang w:val="en-CA"/>
+        </w:rPr>
+        <w:t xml:space="preserve"> (CIP / BO / CDD / </w:t>
+      </w:r>
+      <w:r>
+        <w:rPr>
+          <w:rFonts w:ascii="Arial" w:hAnsi="Arial" w:cs="Arial"/>
+          <w:bCs/>
+          <w:color w:val="FF0000"/>
+          <w:lang w:val="en-CA"/>
+        </w:rPr>
+        <w:t>KYC</w:t>
+      </w:r>
+      <w:r>
+        <w:rPr>
+          <w:rFonts w:ascii="Arial" w:hAnsi="Arial" w:cs="Arial"/>
+          <w:bCs/>
+          <w:lang w:val="en-CA"/>
+        </w:rPr>
+        <w:t>).</w:t>
       </w:r>
     </w:p>
     <w:p>
@@ -4554,14 +4661,25 @@
         </w:rPr>
         <w:t xml:space="preserve">using </w:t>
       </w:r>
-      <w:r>
-        <w:rPr>
-          <w:rFonts w:ascii="Arial" w:hAnsi="Arial" w:cs="Arial"/>
-          <w:bCs/>
-          <w:color w:val="FF0000"/>
-          <w:lang w:val="en-CA"/>
-        </w:rPr>
-        <w:t xml:space="preserve">Dremio </w:t>
+      <w:proofErr w:type="spellStart"/>
+      <w:r>
+        <w:rPr>
+          <w:rFonts w:ascii="Arial" w:hAnsi="Arial" w:cs="Arial"/>
+          <w:bCs/>
+          <w:color w:val="FF0000"/>
+          <w:lang w:val="en-CA"/>
+        </w:rPr>
+        <w:t>Dremio</w:t>
+      </w:r>
+      <w:proofErr w:type="spellEnd"/>
+      <w:r>
+        <w:rPr>
+          <w:rFonts w:ascii="Arial" w:hAnsi="Arial" w:cs="Arial"/>
+          <w:bCs/>
+          <w:color w:val="FF0000"/>
+          <w:lang w:val="en-CA"/>
+        </w:rPr>
+        <w:t xml:space="preserve"> </w:t>
       </w:r>
       <w:r>
         <w:rPr>
@@ -4620,7 +4738,25 @@
           <w:bCs/>
           <w:lang w:val="en-CA"/>
         </w:rPr>
-        <w:t xml:space="preserve">, SQL Server, DB2, etc). Used </w:t>
+        <w:t xml:space="preserve">, SQL Server, DB2, </w:t>
+      </w:r>
+      <w:proofErr w:type="spellStart"/>
+      <w:r>
+        <w:rPr>
+          <w:rFonts w:ascii="Arial" w:hAnsi="Arial" w:cs="Arial"/>
+          <w:bCs/>
+          <w:lang w:val="en-CA"/>
+        </w:rPr>
+        <w:t>etc</w:t>
+      </w:r>
+      <w:proofErr w:type="spellEnd"/>
+      <w:r>
+        <w:rPr>
+          <w:rFonts w:ascii="Arial" w:hAnsi="Arial" w:cs="Arial"/>
+          <w:bCs/>
+          <w:lang w:val="en-CA"/>
+        </w:rPr>
+        <w:t xml:space="preserve">). Used </w:t>
       </w:r>
       <w:r>
         <w:rPr>
@@ -4686,6 +4822,7 @@
         <w:rPr>
           <w:rFonts w:ascii="Arial" w:hAnsi="Arial" w:cs="Arial"/>
           <w:bCs/>
+          <w:color w:val="FF0000"/>
           <w:lang w:val="en-CA"/>
         </w:rPr>
         <w:t xml:space="preserve">SAS </w:t>
@@ -4704,7 +4841,16 @@
           <w:bCs/>
           <w:lang w:val="en-CA"/>
         </w:rPr>
-        <w:t xml:space="preserve"> SQL </w:t>
+        <w:t xml:space="preserve"> </w:t>
+      </w:r>
+      <w:r>
+        <w:rPr>
+          <w:rFonts w:ascii="Arial" w:hAnsi="Arial" w:cs="Arial"/>
+          <w:bCs/>
+          <w:color w:val="FF0000"/>
+          <w:lang w:val="en-CA"/>
+        </w:rPr>
+        <w:t xml:space="preserve">SQL </w:t>
       </w:r>
       <w:r>
         <w:rPr>
@@ -4728,7 +4874,16 @@
           <w:bCs/>
           <w:lang w:val="en-CA"/>
         </w:rPr>
-        <w:t xml:space="preserve"> time-sensitive data extracts and reports</w:t>
+        <w:t xml:space="preserve"> time-sensitive data extracts and </w:t>
+      </w:r>
+      <w:r>
+        <w:rPr>
+          <w:rFonts w:ascii="Arial" w:hAnsi="Arial" w:cs="Arial"/>
+          <w:bCs/>
+          <w:color w:val="FF0000"/>
+          <w:lang w:val="en-CA"/>
+        </w:rPr>
+        <w:t>reports</w:t>
       </w:r>
       <w:r>
         <w:rPr>
@@ -4891,25 +5046,26 @@
           <w:rFonts w:ascii="Arial" w:hAnsi="Arial" w:cs="Arial"/>
           <w:lang w:val="en-CA"/>
         </w:rPr>
-        <w:t>Worked on</w:t>
-      </w:r>
-      <w:bookmarkStart w:id="0" w:name="_GoBack"/>
-      <w:bookmarkEnd w:id="0"/>
-      <w:r>
-        <w:rPr>
-          <w:rFonts w:ascii="Arial" w:hAnsi="Arial" w:cs="Arial"/>
-          <w:lang w:val="en-CA"/>
-        </w:rPr>
-        <w:t xml:space="preserve"> </w:t>
-      </w:r>
-      <w:r>
-        <w:rPr>
-          <w:rFonts w:ascii="Arial" w:hAnsi="Arial" w:cs="Arial"/>
-          <w:color w:val="FF0000"/>
-          <w:lang w:val="en-CA"/>
-        </w:rPr>
-        <w:t>customer remediations</w:t>
-      </w:r>
+        <w:t xml:space="preserve">Worked on </w:t>
+      </w:r>
+      <w:r>
+        <w:rPr>
+          <w:rFonts w:ascii="Arial" w:hAnsi="Arial" w:cs="Arial"/>
+          <w:color w:val="FF0000"/>
+          <w:lang w:val="en-CA"/>
+        </w:rPr>
+        <w:t xml:space="preserve">customer </w:t>
+      </w:r>
+      <w:proofErr w:type="spellStart"/>
+      <w:r>
+        <w:rPr>
+          <w:rFonts w:ascii="Arial" w:hAnsi="Arial" w:cs="Arial"/>
+          <w:color w:val="FF0000"/>
+          <w:lang w:val="en-CA"/>
+        </w:rPr>
+        <w:t>remediations</w:t>
+      </w:r>
+      <w:proofErr w:type="spellEnd"/>
       <w:r>
         <w:rPr>
           <w:rFonts w:ascii="Arial" w:hAnsi="Arial" w:cs="Arial"/>
@@ -5474,6 +5630,7 @@
           <w:lang w:val="en-CA"/>
         </w:rPr>
       </w:pPr>
+      <w:proofErr w:type="spellStart"/>
       <w:r>
         <w:rPr>
           <w:rFonts w:ascii="Arial" w:hAnsi="Arial" w:cs="Arial"/>
@@ -5483,6 +5640,7 @@
         </w:rPr>
         <w:t>Truist</w:t>
       </w:r>
+      <w:proofErr w:type="spellEnd"/>
       <w:r>
         <w:rPr>
           <w:rFonts w:ascii="Arial" w:hAnsi="Arial" w:cs="Arial"/>
@@ -5907,6 +6065,7 @@
         </w:rPr>
         <w:t xml:space="preserve">Ran reconciliation between </w:t>
       </w:r>
+      <w:proofErr w:type="spellStart"/>
       <w:r>
         <w:rPr>
           <w:rFonts w:ascii="Arial" w:hAnsi="Arial" w:cs="Arial"/>
@@ -5915,6 +6074,7 @@
         </w:rPr>
         <w:t>ServiceNow</w:t>
       </w:r>
+      <w:proofErr w:type="spellEnd"/>
       <w:r>
         <w:rPr>
           <w:rFonts w:ascii="Arial" w:hAnsi="Arial" w:cs="Arial"/>
@@ -6685,12 +6845,21 @@
         </w:rPr>
         <w:t xml:space="preserve"> </w:t>
       </w:r>
-      <w:r>
-        <w:rPr>
-          <w:rFonts w:ascii="Arial" w:hAnsi="Arial" w:cs="Arial"/>
-          <w:lang w:val="en-CA"/>
-        </w:rPr>
-        <w:t xml:space="preserve">dept </w:t>
+      <w:proofErr w:type="spellStart"/>
+      <w:r>
+        <w:rPr>
+          <w:rFonts w:ascii="Arial" w:hAnsi="Arial" w:cs="Arial"/>
+          <w:lang w:val="en-CA"/>
+        </w:rPr>
+        <w:t>dept</w:t>
+      </w:r>
+      <w:proofErr w:type="spellEnd"/>
+      <w:r>
+        <w:rPr>
+          <w:rFonts w:ascii="Arial" w:hAnsi="Arial" w:cs="Arial"/>
+          <w:lang w:val="en-CA"/>
+        </w:rPr>
+        <w:t xml:space="preserve"> </w:t>
       </w:r>
       <w:r>
         <w:rPr>
@@ -7148,13 +7317,23 @@
         </w:rPr>
         <w:t xml:space="preserve">, </w:t>
       </w:r>
-      <w:r>
-        <w:rPr>
-          <w:rFonts w:ascii="Arial" w:hAnsi="Arial" w:cs="Arial"/>
-          <w:color w:val="FF0000"/>
-          <w:lang w:val="en-CA"/>
-        </w:rPr>
-        <w:t xml:space="preserve">WinScp </w:t>
+      <w:proofErr w:type="spellStart"/>
+      <w:r>
+        <w:rPr>
+          <w:rFonts w:ascii="Arial" w:hAnsi="Arial" w:cs="Arial"/>
+          <w:color w:val="FF0000"/>
+          <w:lang w:val="en-CA"/>
+        </w:rPr>
+        <w:t>WinScp</w:t>
+      </w:r>
+      <w:proofErr w:type="spellEnd"/>
+      <w:r>
+        <w:rPr>
+          <w:rFonts w:ascii="Arial" w:hAnsi="Arial" w:cs="Arial"/>
+          <w:color w:val="FF0000"/>
+          <w:lang w:val="en-CA"/>
+        </w:rPr>
+        <w:t xml:space="preserve"> </w:t>
       </w:r>
       <w:r>
         <w:rPr>
@@ -10146,13 +10325,23 @@
         </w:rPr>
         <w:t xml:space="preserve"> update a </w:t>
       </w:r>
-      <w:r>
-        <w:rPr>
-          <w:rFonts w:ascii="Arial" w:hAnsi="Arial" w:cs="Arial"/>
-          <w:color w:val="FF0000"/>
-          <w:lang w:val="en-CA"/>
-        </w:rPr>
-        <w:t xml:space="preserve">Qlikview </w:t>
+      <w:proofErr w:type="spellStart"/>
+      <w:r>
+        <w:rPr>
+          <w:rFonts w:ascii="Arial" w:hAnsi="Arial" w:cs="Arial"/>
+          <w:color w:val="FF0000"/>
+          <w:lang w:val="en-CA"/>
+        </w:rPr>
+        <w:t>Qlikview</w:t>
+      </w:r>
+      <w:proofErr w:type="spellEnd"/>
+      <w:r>
+        <w:rPr>
+          <w:rFonts w:ascii="Arial" w:hAnsi="Arial" w:cs="Arial"/>
+          <w:color w:val="FF0000"/>
+          <w:lang w:val="en-CA"/>
+        </w:rPr>
+        <w:t xml:space="preserve"> </w:t>
       </w:r>
       <w:r>
         <w:rPr>
@@ -10217,6 +10406,7 @@
           <w:lang w:val="en-US"/>
         </w:rPr>
       </w:pPr>
+      <w:proofErr w:type="spellStart"/>
       <w:r>
         <w:rPr>
           <w:rFonts w:ascii="Arial" w:hAnsi="Arial" w:cs="Arial"/>
@@ -10231,7 +10421,16 @@
           <w:bCs/>
           <w:lang w:val="en-US"/>
         </w:rPr>
-        <w:t xml:space="preserve">’s in </w:t>
+        <w:t>’s</w:t>
+      </w:r>
+      <w:proofErr w:type="spellEnd"/>
+      <w:r>
+        <w:rPr>
+          <w:rFonts w:ascii="Arial" w:hAnsi="Arial" w:cs="Arial"/>
+          <w:bCs/>
+          <w:lang w:val="en-US"/>
+        </w:rPr>
+        <w:t xml:space="preserve"> in </w:t>
       </w:r>
       <w:r>
         <w:rPr>
@@ -14558,7 +14757,7 @@
 </file>
 
 <file path=customXml/itemProps1.xml><?xml version="1.0" encoding="utf-8"?>
-<ds:datastoreItem xmlns:ds="http://schemas.openxmlformats.org/officeDocument/2006/customXml" ds:itemID="{1AC1FCD8-8665-4549-B13E-7CAF48F923A7}">
+<ds:datastoreItem xmlns:ds="http://schemas.openxmlformats.org/officeDocument/2006/customXml" ds:itemID="{AADCD531-F57F-4723-AF34-6C267698E419}">
   <ds:schemaRefs>
     <ds:schemaRef ds:uri="http://schemas.openxmlformats.org/officeDocument/2006/bibliography"/>
   </ds:schemaRefs>

--- a/Jose's resume.docx
+++ b/Jose's resume.docx
@@ -506,7 +506,14 @@
           <w:rFonts w:ascii="Arial" w:hAnsi="Arial" w:cs="Arial"/>
           <w:lang w:val="en-US"/>
         </w:rPr>
-        <w:t xml:space="preserve">. Created executable from codes, </w:t>
+        <w:t>. Created executable from code</w:t>
+      </w:r>
+      <w:r>
+        <w:rPr>
+          <w:rFonts w:ascii="Arial" w:hAnsi="Arial" w:cs="Arial"/>
+          <w:lang w:val="en-US"/>
+        </w:rPr>
+        <w:t xml:space="preserve">, </w:t>
       </w:r>
       <w:r>
         <w:rPr>
@@ -588,7 +595,16 @@
           <w:rFonts w:ascii="Arial" w:hAnsi="Arial" w:cs="Arial"/>
           <w:lang w:val="en-US"/>
         </w:rPr>
-        <w:t>, developed</w:t>
+        <w:t xml:space="preserve">, </w:t>
+      </w:r>
+      <w:bookmarkStart w:id="0" w:name="_GoBack"/>
+      <w:bookmarkEnd w:id="0"/>
+      <w:r>
+        <w:rPr>
+          <w:rFonts w:ascii="Arial" w:hAnsi="Arial" w:cs="Arial"/>
+          <w:lang w:val="en-US"/>
+        </w:rPr>
+        <w:t>developed</w:t>
       </w:r>
       <w:r>
         <w:rPr>
@@ -2756,8 +2772,6 @@
         </w:rPr>
         <w:t>.</w:t>
       </w:r>
-      <w:bookmarkStart w:id="0" w:name="_GoBack"/>
-      <w:bookmarkEnd w:id="0"/>
     </w:p>
     <w:p>
       <w:pPr>
@@ -14757,7 +14771,7 @@
 </file>
 
 <file path=customXml/itemProps1.xml><?xml version="1.0" encoding="utf-8"?>
-<ds:datastoreItem xmlns:ds="http://schemas.openxmlformats.org/officeDocument/2006/customXml" ds:itemID="{AADCD531-F57F-4723-AF34-6C267698E419}">
+<ds:datastoreItem xmlns:ds="http://schemas.openxmlformats.org/officeDocument/2006/customXml" ds:itemID="{FFB62307-E67E-4B5B-8AE0-A5BFBA60FF4D}">
   <ds:schemaRefs>
     <ds:schemaRef ds:uri="http://schemas.openxmlformats.org/officeDocument/2006/bibliography"/>
   </ds:schemaRefs>

--- a/Jose's resume.docx
+++ b/Jose's resume.docx
@@ -595,149 +595,139 @@
           <w:rFonts w:ascii="Arial" w:hAnsi="Arial" w:cs="Arial"/>
           <w:lang w:val="en-US"/>
         </w:rPr>
+        <w:t>, developed</w:t>
+      </w:r>
+      <w:r>
+        <w:rPr>
+          <w:rFonts w:ascii="Arial" w:hAnsi="Arial" w:cs="Arial"/>
+          <w:lang w:val="en-US"/>
+        </w:rPr>
+        <w:t xml:space="preserve"> </w:t>
+      </w:r>
+      <w:r>
+        <w:rPr>
+          <w:rFonts w:ascii="Arial" w:hAnsi="Arial" w:cs="Arial"/>
+          <w:color w:val="FF0000"/>
+          <w:lang w:val="en-US"/>
+        </w:rPr>
+        <w:t>REST API's</w:t>
+      </w:r>
+      <w:r>
+        <w:rPr>
+          <w:rFonts w:ascii="Arial" w:hAnsi="Arial" w:cs="Arial"/>
+          <w:lang w:val="en-US"/>
+        </w:rPr>
         <w:t xml:space="preserve">, </w:t>
+      </w:r>
+      <w:r>
+        <w:rPr>
+          <w:rFonts w:ascii="Arial" w:hAnsi="Arial" w:cs="Arial"/>
+          <w:lang w:val="en-US"/>
+        </w:rPr>
+        <w:t xml:space="preserve">loaded </w:t>
+      </w:r>
+      <w:r>
+        <w:rPr>
+          <w:rFonts w:ascii="Arial" w:hAnsi="Arial" w:cs="Arial"/>
+          <w:color w:val="FF0000"/>
+          <w:lang w:val="en-US"/>
+        </w:rPr>
+        <w:t>Excel</w:t>
+      </w:r>
+      <w:r>
+        <w:rPr>
+          <w:rFonts w:ascii="Arial" w:hAnsi="Arial" w:cs="Arial"/>
+          <w:color w:val="FF0000"/>
+          <w:lang w:val="en-US"/>
+        </w:rPr>
+        <w:t xml:space="preserve"> </w:t>
+      </w:r>
+      <w:r>
+        <w:rPr>
+          <w:rFonts w:ascii="Arial" w:hAnsi="Arial" w:cs="Arial"/>
+          <w:lang w:val="en-US"/>
+        </w:rPr>
+        <w:t xml:space="preserve">and </w:t>
+      </w:r>
+      <w:r>
+        <w:rPr>
+          <w:rFonts w:ascii="Arial" w:hAnsi="Arial" w:cs="Arial"/>
+          <w:color w:val="FF0000"/>
+          <w:lang w:val="en-US"/>
+        </w:rPr>
+        <w:t>XML</w:t>
+      </w:r>
+      <w:r>
+        <w:rPr>
+          <w:rFonts w:ascii="Arial" w:hAnsi="Arial" w:cs="Arial"/>
+          <w:color w:val="FF0000"/>
+          <w:lang w:val="en-US"/>
+        </w:rPr>
+        <w:t xml:space="preserve"> </w:t>
+      </w:r>
+      <w:r>
+        <w:rPr>
+          <w:rFonts w:ascii="Arial" w:hAnsi="Arial" w:cs="Arial"/>
+          <w:lang w:val="en-US"/>
+        </w:rPr>
+        <w:t xml:space="preserve">files into </w:t>
+      </w:r>
+      <w:r>
+        <w:rPr>
+          <w:rFonts w:ascii="Arial" w:hAnsi="Arial" w:cs="Arial"/>
+          <w:color w:val="FF0000"/>
+          <w:lang w:val="en-US"/>
+        </w:rPr>
+        <w:t>panda</w:t>
+      </w:r>
+      <w:r>
+        <w:rPr>
+          <w:rFonts w:ascii="Arial" w:hAnsi="Arial" w:cs="Arial"/>
+          <w:color w:val="FF0000"/>
+          <w:lang w:val="en-US"/>
+        </w:rPr>
+        <w:t>s</w:t>
+      </w:r>
+      <w:r>
+        <w:rPr>
+          <w:rFonts w:ascii="Arial" w:hAnsi="Arial" w:cs="Arial"/>
+          <w:color w:val="FF0000"/>
+          <w:lang w:val="en-US"/>
+        </w:rPr>
+        <w:t xml:space="preserve"> </w:t>
+      </w:r>
+      <w:r>
+        <w:rPr>
+          <w:rFonts w:ascii="Arial" w:hAnsi="Arial" w:cs="Arial"/>
+          <w:lang w:val="en-US"/>
+        </w:rPr>
+        <w:t>dataframes, read and wrote to Excel files</w:t>
+      </w:r>
+      <w:r>
+        <w:rPr>
+          <w:rFonts w:ascii="Arial" w:hAnsi="Arial" w:cs="Arial"/>
+          <w:lang w:val="en-US"/>
+        </w:rPr>
+        <w:t xml:space="preserve"> with </w:t>
+      </w:r>
+      <w:r>
+        <w:rPr>
+          <w:rFonts w:ascii="Arial" w:hAnsi="Arial" w:cs="Arial"/>
+          <w:color w:val="FF0000"/>
+          <w:lang w:val="en-US"/>
+        </w:rPr>
+        <w:t>openp</w:t>
       </w:r>
       <w:bookmarkStart w:id="0" w:name="_GoBack"/>
       <w:bookmarkEnd w:id="0"/>
       <w:r>
         <w:rPr>
           <w:rFonts w:ascii="Arial" w:hAnsi="Arial" w:cs="Arial"/>
-          <w:lang w:val="en-US"/>
-        </w:rPr>
-        <w:t>developed</w:t>
-      </w:r>
-      <w:r>
-        <w:rPr>
-          <w:rFonts w:ascii="Arial" w:hAnsi="Arial" w:cs="Arial"/>
-          <w:lang w:val="en-US"/>
-        </w:rPr>
-        <w:t xml:space="preserve"> </w:t>
-      </w:r>
-      <w:r>
-        <w:rPr>
-          <w:rFonts w:ascii="Arial" w:hAnsi="Arial" w:cs="Arial"/>
-          <w:color w:val="FF0000"/>
-          <w:lang w:val="en-US"/>
-        </w:rPr>
-        <w:t>REST API's</w:t>
-      </w:r>
-      <w:r>
-        <w:rPr>
-          <w:rFonts w:ascii="Arial" w:hAnsi="Arial" w:cs="Arial"/>
-          <w:lang w:val="en-US"/>
-        </w:rPr>
-        <w:t xml:space="preserve">, </w:t>
-      </w:r>
-      <w:r>
-        <w:rPr>
-          <w:rFonts w:ascii="Arial" w:hAnsi="Arial" w:cs="Arial"/>
-          <w:lang w:val="en-US"/>
-        </w:rPr>
-        <w:t xml:space="preserve">loaded </w:t>
-      </w:r>
-      <w:r>
-        <w:rPr>
-          <w:rFonts w:ascii="Arial" w:hAnsi="Arial" w:cs="Arial"/>
-          <w:color w:val="FF0000"/>
-          <w:lang w:val="en-US"/>
-        </w:rPr>
-        <w:t>Excel</w:t>
-      </w:r>
-      <w:r>
-        <w:rPr>
-          <w:rFonts w:ascii="Arial" w:hAnsi="Arial" w:cs="Arial"/>
-          <w:color w:val="FF0000"/>
-          <w:lang w:val="en-US"/>
-        </w:rPr>
-        <w:t xml:space="preserve"> </w:t>
-      </w:r>
-      <w:r>
-        <w:rPr>
-          <w:rFonts w:ascii="Arial" w:hAnsi="Arial" w:cs="Arial"/>
-          <w:lang w:val="en-US"/>
-        </w:rPr>
-        <w:t xml:space="preserve">and </w:t>
-      </w:r>
-      <w:r>
-        <w:rPr>
-          <w:rFonts w:ascii="Arial" w:hAnsi="Arial" w:cs="Arial"/>
-          <w:color w:val="FF0000"/>
-          <w:lang w:val="en-US"/>
-        </w:rPr>
-        <w:t>XML</w:t>
-      </w:r>
-      <w:r>
-        <w:rPr>
-          <w:rFonts w:ascii="Arial" w:hAnsi="Arial" w:cs="Arial"/>
-          <w:color w:val="FF0000"/>
-          <w:lang w:val="en-US"/>
-        </w:rPr>
-        <w:t xml:space="preserve"> </w:t>
-      </w:r>
-      <w:r>
-        <w:rPr>
-          <w:rFonts w:ascii="Arial" w:hAnsi="Arial" w:cs="Arial"/>
-          <w:lang w:val="en-US"/>
-        </w:rPr>
-        <w:t xml:space="preserve">files into </w:t>
-      </w:r>
-      <w:r>
-        <w:rPr>
-          <w:rFonts w:ascii="Arial" w:hAnsi="Arial" w:cs="Arial"/>
-          <w:color w:val="FF0000"/>
-          <w:lang w:val="en-US"/>
-        </w:rPr>
-        <w:t>panda</w:t>
-      </w:r>
-      <w:r>
-        <w:rPr>
-          <w:rFonts w:ascii="Arial" w:hAnsi="Arial" w:cs="Arial"/>
-          <w:color w:val="FF0000"/>
-          <w:lang w:val="en-US"/>
-        </w:rPr>
-        <w:t>s</w:t>
-      </w:r>
-      <w:r>
-        <w:rPr>
-          <w:rFonts w:ascii="Arial" w:hAnsi="Arial" w:cs="Arial"/>
-          <w:color w:val="FF0000"/>
-          <w:lang w:val="en-US"/>
-        </w:rPr>
-        <w:t xml:space="preserve"> </w:t>
-      </w:r>
-      <w:proofErr w:type="spellStart"/>
-      <w:r>
-        <w:rPr>
-          <w:rFonts w:ascii="Arial" w:hAnsi="Arial" w:cs="Arial"/>
-          <w:lang w:val="en-US"/>
-        </w:rPr>
-        <w:t>dataframes</w:t>
-      </w:r>
-      <w:proofErr w:type="spellEnd"/>
-      <w:r>
-        <w:rPr>
-          <w:rFonts w:ascii="Arial" w:hAnsi="Arial" w:cs="Arial"/>
-          <w:lang w:val="en-US"/>
-        </w:rPr>
-        <w:t>, read and wrote to Excel files</w:t>
-      </w:r>
-      <w:r>
-        <w:rPr>
-          <w:rFonts w:ascii="Arial" w:hAnsi="Arial" w:cs="Arial"/>
-          <w:lang w:val="en-US"/>
-        </w:rPr>
-        <w:t xml:space="preserve"> with </w:t>
-      </w:r>
-      <w:proofErr w:type="spellStart"/>
-      <w:r>
-        <w:rPr>
-          <w:rFonts w:ascii="Arial" w:hAnsi="Arial" w:cs="Arial"/>
-          <w:color w:val="FF0000"/>
-          <w:lang w:val="en-US"/>
-        </w:rPr>
-        <w:t>openpyxl</w:t>
-      </w:r>
-      <w:proofErr w:type="spellEnd"/>
+          <w:color w:val="FF0000"/>
+          <w:lang w:val="en-US"/>
+        </w:rPr>
+        <w:t>yxl</w:t>
+      </w:r>
       <w:r>
         <w:rPr>
           <w:rFonts w:ascii="Arial" w:hAnsi="Arial" w:cs="Arial"/>
@@ -954,17 +944,8 @@
           <w:rFonts w:ascii="Arial" w:hAnsi="Arial" w:cs="Arial"/>
           <w:lang w:val="en-US"/>
         </w:rPr>
-        <w:t xml:space="preserve">with </w:t>
-      </w:r>
-      <w:proofErr w:type="spellStart"/>
-      <w:r>
-        <w:rPr>
-          <w:rFonts w:ascii="Arial" w:hAnsi="Arial" w:cs="Arial"/>
-          <w:lang w:val="en-US"/>
-        </w:rPr>
-        <w:t>Dremio</w:t>
-      </w:r>
-      <w:proofErr w:type="spellEnd"/>
+        <w:t>with Dremio</w:t>
+      </w:r>
       <w:r>
         <w:rPr>
           <w:rFonts w:ascii="Arial" w:hAnsi="Arial" w:cs="Arial"/>
@@ -1077,7 +1058,6 @@
         </w:rPr>
         <w:t xml:space="preserve">model using </w:t>
       </w:r>
-      <w:proofErr w:type="spellStart"/>
       <w:r>
         <w:rPr>
           <w:rFonts w:ascii="Arial" w:hAnsi="Arial" w:cs="Arial"/>
@@ -1086,7 +1066,6 @@
         </w:rPr>
         <w:t>PySpark</w:t>
       </w:r>
-      <w:proofErr w:type="spellEnd"/>
       <w:r>
         <w:rPr>
           <w:rFonts w:ascii="Arial" w:hAnsi="Arial" w:cs="Arial"/>
@@ -1266,23 +1245,13 @@
         </w:rPr>
         <w:t xml:space="preserve"> and </w:t>
       </w:r>
-      <w:proofErr w:type="spellStart"/>
-      <w:r>
-        <w:rPr>
-          <w:rFonts w:ascii="Arial" w:hAnsi="Arial" w:cs="Arial"/>
-          <w:color w:val="FF0000"/>
-          <w:lang w:val="en-US"/>
-        </w:rPr>
-        <w:t>Viya</w:t>
-      </w:r>
-      <w:proofErr w:type="spellEnd"/>
-      <w:r>
-        <w:rPr>
-          <w:rFonts w:ascii="Arial" w:hAnsi="Arial" w:cs="Arial"/>
-          <w:color w:val="FF0000"/>
-          <w:lang w:val="en-US"/>
-        </w:rPr>
-        <w:t>)</w:t>
+      <w:r>
+        <w:rPr>
+          <w:rFonts w:ascii="Arial" w:hAnsi="Arial" w:cs="Arial"/>
+          <w:color w:val="FF0000"/>
+          <w:lang w:val="en-US"/>
+        </w:rPr>
+        <w:t>Viya)</w:t>
       </w:r>
       <w:r>
         <w:rPr>
@@ -2887,7 +2856,6 @@
         </w:rPr>
         <w:t xml:space="preserve"> </w:t>
       </w:r>
-      <w:proofErr w:type="spellStart"/>
       <w:r>
         <w:rPr>
           <w:rFonts w:ascii="Arial" w:hAnsi="Arial"/>
@@ -2896,7 +2864,6 @@
         </w:rPr>
         <w:t>NatGen</w:t>
       </w:r>
-      <w:proofErr w:type="spellEnd"/>
       <w:r>
         <w:rPr>
           <w:rFonts w:ascii="Arial" w:hAnsi="Arial"/>
@@ -3163,7 +3130,6 @@
         </w:rPr>
         <w:t xml:space="preserve">, </w:t>
       </w:r>
-      <w:proofErr w:type="spellStart"/>
       <w:r>
         <w:rPr>
           <w:rFonts w:ascii="Arial" w:hAnsi="Arial" w:cs="Arial"/>
@@ -3172,7 +3138,6 @@
         </w:rPr>
         <w:t>Databricks</w:t>
       </w:r>
-      <w:proofErr w:type="spellEnd"/>
       <w:r>
         <w:rPr>
           <w:rFonts w:ascii="Arial" w:hAnsi="Arial" w:cs="Arial"/>
@@ -3180,7 +3145,6 @@
         </w:rPr>
         <w:t xml:space="preserve">, </w:t>
       </w:r>
-      <w:proofErr w:type="spellStart"/>
       <w:r>
         <w:rPr>
           <w:rFonts w:ascii="Arial" w:hAnsi="Arial" w:cs="Arial"/>
@@ -3189,7 +3153,6 @@
         </w:rPr>
         <w:t>PySpark</w:t>
       </w:r>
-      <w:proofErr w:type="spellEnd"/>
       <w:r>
         <w:rPr>
           <w:rFonts w:ascii="Arial" w:hAnsi="Arial" w:cs="Arial"/>
@@ -3204,7 +3167,6 @@
         </w:rPr>
         <w:t xml:space="preserve"> </w:t>
       </w:r>
-      <w:proofErr w:type="spellStart"/>
       <w:r>
         <w:rPr>
           <w:rFonts w:ascii="Arial" w:hAnsi="Arial" w:cs="Arial"/>
@@ -3212,7 +3174,6 @@
         </w:rPr>
         <w:t>Dremio</w:t>
       </w:r>
-      <w:proofErr w:type="spellEnd"/>
       <w:r>
         <w:rPr>
           <w:rFonts w:ascii="Arial" w:hAnsi="Arial" w:cs="Arial"/>
@@ -3494,23 +3455,13 @@
         </w:rPr>
         <w:t xml:space="preserve"> and </w:t>
       </w:r>
-      <w:proofErr w:type="spellStart"/>
-      <w:r>
-        <w:rPr>
-          <w:rFonts w:ascii="Arial" w:hAnsi="Arial" w:cs="Arial"/>
-          <w:color w:val="FF0000"/>
-          <w:lang w:val="en-US"/>
-        </w:rPr>
-        <w:t>Viya</w:t>
-      </w:r>
-      <w:proofErr w:type="spellEnd"/>
-      <w:r>
-        <w:rPr>
-          <w:rFonts w:ascii="Arial" w:hAnsi="Arial" w:cs="Arial"/>
-          <w:color w:val="FF0000"/>
-          <w:lang w:val="en-US"/>
-        </w:rPr>
-        <w:t xml:space="preserve"> </w:t>
+      <w:r>
+        <w:rPr>
+          <w:rFonts w:ascii="Arial" w:hAnsi="Arial" w:cs="Arial"/>
+          <w:color w:val="FF0000"/>
+          <w:lang w:val="en-US"/>
+        </w:rPr>
+        <w:t xml:space="preserve">Viya </w:t>
       </w:r>
       <w:r>
         <w:rPr>
@@ -3968,7 +3919,6 @@
         </w:rPr>
         <w:t xml:space="preserve"> ,</w:t>
       </w:r>
-      <w:proofErr w:type="spellStart"/>
       <w:r>
         <w:rPr>
           <w:rFonts w:ascii="Arial" w:hAnsi="Arial" w:cs="Arial"/>
@@ -3977,7 +3927,6 @@
         </w:rPr>
         <w:t>Git</w:t>
       </w:r>
-      <w:proofErr w:type="spellEnd"/>
       <w:r>
         <w:rPr>
           <w:rFonts w:ascii="Arial" w:hAnsi="Arial" w:cs="Arial"/>
@@ -3985,7 +3934,6 @@
         </w:rPr>
         <w:t xml:space="preserve">, </w:t>
       </w:r>
-      <w:proofErr w:type="spellStart"/>
       <w:r>
         <w:rPr>
           <w:rFonts w:ascii="Arial" w:hAnsi="Arial" w:cs="Arial"/>
@@ -4018,7 +3966,6 @@
         </w:rPr>
         <w:t>x</w:t>
       </w:r>
-      <w:proofErr w:type="spellEnd"/>
       <w:r>
         <w:rPr>
           <w:rFonts w:ascii="Arial" w:hAnsi="Arial" w:cs="Arial"/>
@@ -4485,23 +4432,13 @@
         </w:rPr>
         <w:t xml:space="preserve">Financial Crimes </w:t>
       </w:r>
-      <w:proofErr w:type="spellStart"/>
-      <w:r>
-        <w:rPr>
-          <w:rFonts w:ascii="Arial" w:hAnsi="Arial" w:cs="Arial"/>
-          <w:bCs/>
-          <w:lang w:val="en-CA"/>
-        </w:rPr>
-        <w:t>remediations</w:t>
-      </w:r>
-      <w:proofErr w:type="spellEnd"/>
-      <w:r>
-        <w:rPr>
-          <w:rFonts w:ascii="Arial" w:hAnsi="Arial" w:cs="Arial"/>
-          <w:bCs/>
-          <w:lang w:val="en-CA"/>
-        </w:rPr>
-        <w:t xml:space="preserve"> (CIP / BO / CDD / </w:t>
+      <w:r>
+        <w:rPr>
+          <w:rFonts w:ascii="Arial" w:hAnsi="Arial" w:cs="Arial"/>
+          <w:bCs/>
+          <w:lang w:val="en-CA"/>
+        </w:rPr>
+        <w:t xml:space="preserve">remediations (CIP / BO / CDD / </w:t>
       </w:r>
       <w:r>
         <w:rPr>
@@ -4675,25 +4612,14 @@
         </w:rPr>
         <w:t xml:space="preserve">using </w:t>
       </w:r>
-      <w:proofErr w:type="spellStart"/>
-      <w:r>
-        <w:rPr>
-          <w:rFonts w:ascii="Arial" w:hAnsi="Arial" w:cs="Arial"/>
-          <w:bCs/>
-          <w:color w:val="FF0000"/>
-          <w:lang w:val="en-CA"/>
-        </w:rPr>
-        <w:t>Dremio</w:t>
-      </w:r>
-      <w:proofErr w:type="spellEnd"/>
-      <w:r>
-        <w:rPr>
-          <w:rFonts w:ascii="Arial" w:hAnsi="Arial" w:cs="Arial"/>
-          <w:bCs/>
-          <w:color w:val="FF0000"/>
-          <w:lang w:val="en-CA"/>
-        </w:rPr>
-        <w:t xml:space="preserve"> </w:t>
+      <w:r>
+        <w:rPr>
+          <w:rFonts w:ascii="Arial" w:hAnsi="Arial" w:cs="Arial"/>
+          <w:bCs/>
+          <w:color w:val="FF0000"/>
+          <w:lang w:val="en-CA"/>
+        </w:rPr>
+        <w:t xml:space="preserve">Dremio </w:t>
       </w:r>
       <w:r>
         <w:rPr>
@@ -4752,25 +4678,7 @@
           <w:bCs/>
           <w:lang w:val="en-CA"/>
         </w:rPr>
-        <w:t xml:space="preserve">, SQL Server, DB2, </w:t>
-      </w:r>
-      <w:proofErr w:type="spellStart"/>
-      <w:r>
-        <w:rPr>
-          <w:rFonts w:ascii="Arial" w:hAnsi="Arial" w:cs="Arial"/>
-          <w:bCs/>
-          <w:lang w:val="en-CA"/>
-        </w:rPr>
-        <w:t>etc</w:t>
-      </w:r>
-      <w:proofErr w:type="spellEnd"/>
-      <w:r>
-        <w:rPr>
-          <w:rFonts w:ascii="Arial" w:hAnsi="Arial" w:cs="Arial"/>
-          <w:bCs/>
-          <w:lang w:val="en-CA"/>
-        </w:rPr>
-        <w:t xml:space="preserve">). Used </w:t>
+        <w:t xml:space="preserve">, SQL Server, DB2, etc). Used </w:t>
       </w:r>
       <w:r>
         <w:rPr>
@@ -5068,18 +4976,8 @@
           <w:color w:val="FF0000"/>
           <w:lang w:val="en-CA"/>
         </w:rPr>
-        <w:t xml:space="preserve">customer </w:t>
-      </w:r>
-      <w:proofErr w:type="spellStart"/>
-      <w:r>
-        <w:rPr>
-          <w:rFonts w:ascii="Arial" w:hAnsi="Arial" w:cs="Arial"/>
-          <w:color w:val="FF0000"/>
-          <w:lang w:val="en-CA"/>
-        </w:rPr>
-        <w:t>remediations</w:t>
-      </w:r>
-      <w:proofErr w:type="spellEnd"/>
+        <w:t>customer remediations</w:t>
+      </w:r>
       <w:r>
         <w:rPr>
           <w:rFonts w:ascii="Arial" w:hAnsi="Arial" w:cs="Arial"/>
@@ -5644,7 +5542,6 @@
           <w:lang w:val="en-CA"/>
         </w:rPr>
       </w:pPr>
-      <w:proofErr w:type="spellStart"/>
       <w:r>
         <w:rPr>
           <w:rFonts w:ascii="Arial" w:hAnsi="Arial" w:cs="Arial"/>
@@ -5654,7 +5551,6 @@
         </w:rPr>
         <w:t>Truist</w:t>
       </w:r>
-      <w:proofErr w:type="spellEnd"/>
       <w:r>
         <w:rPr>
           <w:rFonts w:ascii="Arial" w:hAnsi="Arial" w:cs="Arial"/>
@@ -6079,7 +5975,6 @@
         </w:rPr>
         <w:t xml:space="preserve">Ran reconciliation between </w:t>
       </w:r>
-      <w:proofErr w:type="spellStart"/>
       <w:r>
         <w:rPr>
           <w:rFonts w:ascii="Arial" w:hAnsi="Arial" w:cs="Arial"/>
@@ -6088,7 +5983,6 @@
         </w:rPr>
         <w:t>ServiceNow</w:t>
       </w:r>
-      <w:proofErr w:type="spellEnd"/>
       <w:r>
         <w:rPr>
           <w:rFonts w:ascii="Arial" w:hAnsi="Arial" w:cs="Arial"/>
@@ -6620,21 +6514,7 @@
           <w:rFonts w:ascii="Arial" w:hAnsi="Arial" w:cs="Arial"/>
           <w:lang w:val="en-CA"/>
         </w:rPr>
-        <w:t>code</w:t>
-      </w:r>
-      <w:r>
-        <w:rPr>
-          <w:rFonts w:ascii="Arial" w:hAnsi="Arial" w:cs="Arial"/>
-          <w:lang w:val="en-CA"/>
-        </w:rPr>
-        <w:t>s</w:t>
-      </w:r>
-      <w:r>
-        <w:rPr>
-          <w:rFonts w:ascii="Arial" w:hAnsi="Arial" w:cs="Arial"/>
-          <w:lang w:val="en-CA"/>
-        </w:rPr>
-        <w:t xml:space="preserve"> to </w:t>
+        <w:t xml:space="preserve">code to </w:t>
       </w:r>
       <w:r>
         <w:rPr>
@@ -6859,21 +6739,12 @@
         </w:rPr>
         <w:t xml:space="preserve"> </w:t>
       </w:r>
-      <w:proofErr w:type="spellStart"/>
-      <w:r>
-        <w:rPr>
-          <w:rFonts w:ascii="Arial" w:hAnsi="Arial" w:cs="Arial"/>
-          <w:lang w:val="en-CA"/>
-        </w:rPr>
-        <w:t>dept</w:t>
-      </w:r>
-      <w:proofErr w:type="spellEnd"/>
-      <w:r>
-        <w:rPr>
-          <w:rFonts w:ascii="Arial" w:hAnsi="Arial" w:cs="Arial"/>
-          <w:lang w:val="en-CA"/>
-        </w:rPr>
-        <w:t xml:space="preserve"> </w:t>
+      <w:r>
+        <w:rPr>
+          <w:rFonts w:ascii="Arial" w:hAnsi="Arial" w:cs="Arial"/>
+          <w:lang w:val="en-CA"/>
+        </w:rPr>
+        <w:t xml:space="preserve">dept </w:t>
       </w:r>
       <w:r>
         <w:rPr>
@@ -7101,17 +6972,23 @@
       <w:r>
         <w:rPr>
           <w:rFonts w:ascii="Arial" w:hAnsi="Arial" w:cs="Arial"/>
-          <w:color w:val="FF0000"/>
-          <w:lang w:val="en-CA"/>
-        </w:rPr>
-        <w:t>codes</w:t>
-      </w:r>
-      <w:r>
-        <w:rPr>
-          <w:rFonts w:ascii="Arial" w:hAnsi="Arial" w:cs="Arial"/>
-          <w:lang w:val="en-CA"/>
-        </w:rPr>
-        <w:t xml:space="preserve"> in </w:t>
+          <w:lang w:val="en-CA"/>
+        </w:rPr>
+        <w:t>jobs</w:t>
+      </w:r>
+      <w:r>
+        <w:rPr>
+          <w:rFonts w:ascii="Arial" w:hAnsi="Arial" w:cs="Arial"/>
+          <w:lang w:val="en-CA"/>
+        </w:rPr>
+        <w:t xml:space="preserve"> </w:t>
+      </w:r>
+      <w:r>
+        <w:rPr>
+          <w:rFonts w:ascii="Arial" w:hAnsi="Arial" w:cs="Arial"/>
+          <w:lang w:val="en-CA"/>
+        </w:rPr>
+        <w:t xml:space="preserve">in </w:t>
       </w:r>
       <w:r>
         <w:rPr>
@@ -7331,23 +7208,13 @@
         </w:rPr>
         <w:t xml:space="preserve">, </w:t>
       </w:r>
-      <w:proofErr w:type="spellStart"/>
-      <w:r>
-        <w:rPr>
-          <w:rFonts w:ascii="Arial" w:hAnsi="Arial" w:cs="Arial"/>
-          <w:color w:val="FF0000"/>
-          <w:lang w:val="en-CA"/>
-        </w:rPr>
-        <w:t>WinScp</w:t>
-      </w:r>
-      <w:proofErr w:type="spellEnd"/>
-      <w:r>
-        <w:rPr>
-          <w:rFonts w:ascii="Arial" w:hAnsi="Arial" w:cs="Arial"/>
-          <w:color w:val="FF0000"/>
-          <w:lang w:val="en-CA"/>
-        </w:rPr>
-        <w:t xml:space="preserve"> </w:t>
+      <w:r>
+        <w:rPr>
+          <w:rFonts w:ascii="Arial" w:hAnsi="Arial" w:cs="Arial"/>
+          <w:color w:val="FF0000"/>
+          <w:lang w:val="en-CA"/>
+        </w:rPr>
+        <w:t xml:space="preserve">WinScp </w:t>
       </w:r>
       <w:r>
         <w:rPr>
@@ -10133,7 +10000,7 @@
           <w:color w:val="FF0000"/>
           <w:lang w:val="en-CA"/>
         </w:rPr>
-        <w:t>SAS codes</w:t>
+        <w:t>SAS code</w:t>
       </w:r>
       <w:r>
         <w:rPr>
@@ -10339,23 +10206,13 @@
         </w:rPr>
         <w:t xml:space="preserve"> update a </w:t>
       </w:r>
-      <w:proofErr w:type="spellStart"/>
-      <w:r>
-        <w:rPr>
-          <w:rFonts w:ascii="Arial" w:hAnsi="Arial" w:cs="Arial"/>
-          <w:color w:val="FF0000"/>
-          <w:lang w:val="en-CA"/>
-        </w:rPr>
-        <w:t>Qlikview</w:t>
-      </w:r>
-      <w:proofErr w:type="spellEnd"/>
-      <w:r>
-        <w:rPr>
-          <w:rFonts w:ascii="Arial" w:hAnsi="Arial" w:cs="Arial"/>
-          <w:color w:val="FF0000"/>
-          <w:lang w:val="en-CA"/>
-        </w:rPr>
-        <w:t xml:space="preserve"> </w:t>
+      <w:r>
+        <w:rPr>
+          <w:rFonts w:ascii="Arial" w:hAnsi="Arial" w:cs="Arial"/>
+          <w:color w:val="FF0000"/>
+          <w:lang w:val="en-CA"/>
+        </w:rPr>
+        <w:t xml:space="preserve">Qlikview </w:t>
       </w:r>
       <w:r>
         <w:rPr>
@@ -10420,7 +10277,6 @@
           <w:lang w:val="en-US"/>
         </w:rPr>
       </w:pPr>
-      <w:proofErr w:type="spellStart"/>
       <w:r>
         <w:rPr>
           <w:rFonts w:ascii="Arial" w:hAnsi="Arial" w:cs="Arial"/>
@@ -10435,16 +10291,7 @@
           <w:bCs/>
           <w:lang w:val="en-US"/>
         </w:rPr>
-        <w:t>’s</w:t>
-      </w:r>
-      <w:proofErr w:type="spellEnd"/>
-      <w:r>
-        <w:rPr>
-          <w:rFonts w:ascii="Arial" w:hAnsi="Arial" w:cs="Arial"/>
-          <w:bCs/>
-          <w:lang w:val="en-US"/>
-        </w:rPr>
-        <w:t xml:space="preserve"> in </w:t>
+        <w:t xml:space="preserve">’s in </w:t>
       </w:r>
       <w:r>
         <w:rPr>
@@ -14771,7 +14618,7 @@
 </file>
 
 <file path=customXml/itemProps1.xml><?xml version="1.0" encoding="utf-8"?>
-<ds:datastoreItem xmlns:ds="http://schemas.openxmlformats.org/officeDocument/2006/customXml" ds:itemID="{FFB62307-E67E-4B5B-8AE0-A5BFBA60FF4D}">
+<ds:datastoreItem xmlns:ds="http://schemas.openxmlformats.org/officeDocument/2006/customXml" ds:itemID="{CA076C61-0EBC-44AD-8E00-76BE6F143146}">
   <ds:schemaRefs>
     <ds:schemaRef ds:uri="http://schemas.openxmlformats.org/officeDocument/2006/bibliography"/>
   </ds:schemaRefs>

--- a/Jose's resume.docx
+++ b/Jose's resume.docx
@@ -696,12 +696,21 @@
         </w:rPr>
         <w:t xml:space="preserve"> </w:t>
       </w:r>
-      <w:r>
-        <w:rPr>
-          <w:rFonts w:ascii="Arial" w:hAnsi="Arial" w:cs="Arial"/>
-          <w:lang w:val="en-US"/>
-        </w:rPr>
-        <w:t>dataframes, read and wrote to Excel files</w:t>
+      <w:proofErr w:type="spellStart"/>
+      <w:r>
+        <w:rPr>
+          <w:rFonts w:ascii="Arial" w:hAnsi="Arial" w:cs="Arial"/>
+          <w:lang w:val="en-US"/>
+        </w:rPr>
+        <w:t>dataframes</w:t>
+      </w:r>
+      <w:proofErr w:type="spellEnd"/>
+      <w:r>
+        <w:rPr>
+          <w:rFonts w:ascii="Arial" w:hAnsi="Arial" w:cs="Arial"/>
+          <w:lang w:val="en-US"/>
+        </w:rPr>
+        <w:t>, read and wrote to Excel files</w:t>
       </w:r>
       <w:r>
         <w:rPr>
@@ -710,24 +719,16 @@
         </w:rPr>
         <w:t xml:space="preserve"> with </w:t>
       </w:r>
-      <w:r>
-        <w:rPr>
-          <w:rFonts w:ascii="Arial" w:hAnsi="Arial" w:cs="Arial"/>
-          <w:color w:val="FF0000"/>
-          <w:lang w:val="en-US"/>
-        </w:rPr>
-        <w:t>openp</w:t>
-      </w:r>
-      <w:bookmarkStart w:id="0" w:name="_GoBack"/>
-      <w:bookmarkEnd w:id="0"/>
-      <w:r>
-        <w:rPr>
-          <w:rFonts w:ascii="Arial" w:hAnsi="Arial" w:cs="Arial"/>
-          <w:color w:val="FF0000"/>
-          <w:lang w:val="en-US"/>
-        </w:rPr>
-        <w:t>yxl</w:t>
-      </w:r>
+      <w:proofErr w:type="spellStart"/>
+      <w:r>
+        <w:rPr>
+          <w:rFonts w:ascii="Arial" w:hAnsi="Arial" w:cs="Arial"/>
+          <w:color w:val="FF0000"/>
+          <w:lang w:val="en-US"/>
+        </w:rPr>
+        <w:t>openpyxl</w:t>
+      </w:r>
+      <w:proofErr w:type="spellEnd"/>
       <w:r>
         <w:rPr>
           <w:rFonts w:ascii="Arial" w:hAnsi="Arial" w:cs="Arial"/>
@@ -944,8 +945,17 @@
           <w:rFonts w:ascii="Arial" w:hAnsi="Arial" w:cs="Arial"/>
           <w:lang w:val="en-US"/>
         </w:rPr>
-        <w:t>with Dremio</w:t>
-      </w:r>
+        <w:t xml:space="preserve">with </w:t>
+      </w:r>
+      <w:proofErr w:type="spellStart"/>
+      <w:r>
+        <w:rPr>
+          <w:rFonts w:ascii="Arial" w:hAnsi="Arial" w:cs="Arial"/>
+          <w:lang w:val="en-US"/>
+        </w:rPr>
+        <w:t>Dremio</w:t>
+      </w:r>
+      <w:proofErr w:type="spellEnd"/>
       <w:r>
         <w:rPr>
           <w:rFonts w:ascii="Arial" w:hAnsi="Arial" w:cs="Arial"/>
@@ -1058,6 +1068,7 @@
         </w:rPr>
         <w:t xml:space="preserve">model using </w:t>
       </w:r>
+      <w:proofErr w:type="spellStart"/>
       <w:r>
         <w:rPr>
           <w:rFonts w:ascii="Arial" w:hAnsi="Arial" w:cs="Arial"/>
@@ -1066,6 +1077,7 @@
         </w:rPr>
         <w:t>PySpark</w:t>
       </w:r>
+      <w:proofErr w:type="spellEnd"/>
       <w:r>
         <w:rPr>
           <w:rFonts w:ascii="Arial" w:hAnsi="Arial" w:cs="Arial"/>
@@ -1245,13 +1257,23 @@
         </w:rPr>
         <w:t xml:space="preserve"> and </w:t>
       </w:r>
-      <w:r>
-        <w:rPr>
-          <w:rFonts w:ascii="Arial" w:hAnsi="Arial" w:cs="Arial"/>
-          <w:color w:val="FF0000"/>
-          <w:lang w:val="en-US"/>
-        </w:rPr>
-        <w:t>Viya)</w:t>
+      <w:proofErr w:type="spellStart"/>
+      <w:r>
+        <w:rPr>
+          <w:rFonts w:ascii="Arial" w:hAnsi="Arial" w:cs="Arial"/>
+          <w:color w:val="FF0000"/>
+          <w:lang w:val="en-US"/>
+        </w:rPr>
+        <w:t>Viya</w:t>
+      </w:r>
+      <w:proofErr w:type="spellEnd"/>
+      <w:r>
+        <w:rPr>
+          <w:rFonts w:ascii="Arial" w:hAnsi="Arial" w:cs="Arial"/>
+          <w:color w:val="FF0000"/>
+          <w:lang w:val="en-US"/>
+        </w:rPr>
+        <w:t>)</w:t>
       </w:r>
       <w:r>
         <w:rPr>
@@ -1743,7 +1765,6 @@
       <w:r>
         <w:rPr>
           <w:rFonts w:ascii="Arial" w:hAnsi="Arial" w:cs="Arial"/>
-          <w:color w:val="FF0000"/>
           <w:lang w:val="en-US"/>
         </w:rPr>
         <w:t>and</w:t>
@@ -1751,7 +1772,6 @@
       <w:r>
         <w:rPr>
           <w:rFonts w:ascii="Arial" w:hAnsi="Arial"/>
-          <w:color w:val="FF0000"/>
           <w:lang w:val="en-US"/>
         </w:rPr>
         <w:t xml:space="preserve"> </w:t>
@@ -2347,6 +2367,13 @@
           <w:lang w:val="en-US"/>
         </w:rPr>
         <w:t xml:space="preserve"> </w:t>
+      </w:r>
+      <w:r>
+        <w:rPr>
+          <w:rFonts w:ascii="Arial" w:hAnsi="Arial"/>
+          <w:lang w:val="en-US"/>
+        </w:rPr>
+        <w:t xml:space="preserve">Oracle </w:t>
       </w:r>
       <w:r>
         <w:rPr>
@@ -2856,6 +2883,7 @@
         </w:rPr>
         <w:t xml:space="preserve"> </w:t>
       </w:r>
+      <w:proofErr w:type="spellStart"/>
       <w:r>
         <w:rPr>
           <w:rFonts w:ascii="Arial" w:hAnsi="Arial"/>
@@ -2864,6 +2892,7 @@
         </w:rPr>
         <w:t>NatGen</w:t>
       </w:r>
+      <w:proofErr w:type="spellEnd"/>
       <w:r>
         <w:rPr>
           <w:rFonts w:ascii="Arial" w:hAnsi="Arial"/>
@@ -3130,6 +3159,7 @@
         </w:rPr>
         <w:t xml:space="preserve">, </w:t>
       </w:r>
+      <w:proofErr w:type="spellStart"/>
       <w:r>
         <w:rPr>
           <w:rFonts w:ascii="Arial" w:hAnsi="Arial" w:cs="Arial"/>
@@ -3138,6 +3168,7 @@
         </w:rPr>
         <w:t>Databricks</w:t>
       </w:r>
+      <w:proofErr w:type="spellEnd"/>
       <w:r>
         <w:rPr>
           <w:rFonts w:ascii="Arial" w:hAnsi="Arial" w:cs="Arial"/>
@@ -3145,6 +3176,7 @@
         </w:rPr>
         <w:t xml:space="preserve">, </w:t>
       </w:r>
+      <w:proofErr w:type="spellStart"/>
       <w:r>
         <w:rPr>
           <w:rFonts w:ascii="Arial" w:hAnsi="Arial" w:cs="Arial"/>
@@ -3153,6 +3185,7 @@
         </w:rPr>
         <w:t>PySpark</w:t>
       </w:r>
+      <w:proofErr w:type="spellEnd"/>
       <w:r>
         <w:rPr>
           <w:rFonts w:ascii="Arial" w:hAnsi="Arial" w:cs="Arial"/>
@@ -3172,8 +3205,19 @@
           <w:rFonts w:ascii="Arial" w:hAnsi="Arial" w:cs="Arial"/>
           <w:lang w:val="en-US"/>
         </w:rPr>
+        <w:t xml:space="preserve">Hadoop, </w:t>
+      </w:r>
+      <w:bookmarkStart w:id="0" w:name="_GoBack"/>
+      <w:bookmarkEnd w:id="0"/>
+      <w:proofErr w:type="spellStart"/>
+      <w:r>
+        <w:rPr>
+          <w:rFonts w:ascii="Arial" w:hAnsi="Arial" w:cs="Arial"/>
+          <w:lang w:val="en-US"/>
+        </w:rPr>
         <w:t>Dremio</w:t>
       </w:r>
+      <w:proofErr w:type="spellEnd"/>
       <w:r>
         <w:rPr>
           <w:rFonts w:ascii="Arial" w:hAnsi="Arial" w:cs="Arial"/>
@@ -3455,13 +3499,23 @@
         </w:rPr>
         <w:t xml:space="preserve"> and </w:t>
       </w:r>
-      <w:r>
-        <w:rPr>
-          <w:rFonts w:ascii="Arial" w:hAnsi="Arial" w:cs="Arial"/>
-          <w:color w:val="FF0000"/>
-          <w:lang w:val="en-US"/>
-        </w:rPr>
-        <w:t xml:space="preserve">Viya </w:t>
+      <w:proofErr w:type="spellStart"/>
+      <w:r>
+        <w:rPr>
+          <w:rFonts w:ascii="Arial" w:hAnsi="Arial" w:cs="Arial"/>
+          <w:color w:val="FF0000"/>
+          <w:lang w:val="en-US"/>
+        </w:rPr>
+        <w:t>Viya</w:t>
+      </w:r>
+      <w:proofErr w:type="spellEnd"/>
+      <w:r>
+        <w:rPr>
+          <w:rFonts w:ascii="Arial" w:hAnsi="Arial" w:cs="Arial"/>
+          <w:color w:val="FF0000"/>
+          <w:lang w:val="en-US"/>
+        </w:rPr>
+        <w:t xml:space="preserve"> </w:t>
       </w:r>
       <w:r>
         <w:rPr>
@@ -3917,8 +3971,16 @@
           <w:rFonts w:ascii="Arial" w:hAnsi="Arial" w:cs="Arial"/>
           <w:lang w:val="en-US"/>
         </w:rPr>
-        <w:t xml:space="preserve"> ,</w:t>
-      </w:r>
+        <w:t>,</w:t>
+      </w:r>
+      <w:r>
+        <w:rPr>
+          <w:rFonts w:ascii="Arial" w:hAnsi="Arial" w:cs="Arial"/>
+          <w:lang w:val="en-US"/>
+        </w:rPr>
+        <w:t xml:space="preserve"> </w:t>
+      </w:r>
+      <w:proofErr w:type="spellStart"/>
       <w:r>
         <w:rPr>
           <w:rFonts w:ascii="Arial" w:hAnsi="Arial" w:cs="Arial"/>
@@ -3927,6 +3989,7 @@
         </w:rPr>
         <w:t>Git</w:t>
       </w:r>
+      <w:proofErr w:type="spellEnd"/>
       <w:r>
         <w:rPr>
           <w:rFonts w:ascii="Arial" w:hAnsi="Arial" w:cs="Arial"/>
@@ -3934,6 +3997,7 @@
         </w:rPr>
         <w:t xml:space="preserve">, </w:t>
       </w:r>
+      <w:proofErr w:type="spellStart"/>
       <w:r>
         <w:rPr>
           <w:rFonts w:ascii="Arial" w:hAnsi="Arial" w:cs="Arial"/>
@@ -3966,6 +4030,7 @@
         </w:rPr>
         <w:t>x</w:t>
       </w:r>
+      <w:proofErr w:type="spellEnd"/>
       <w:r>
         <w:rPr>
           <w:rFonts w:ascii="Arial" w:hAnsi="Arial" w:cs="Arial"/>
@@ -4358,25 +4423,7 @@
           <w:highlight w:val="yellow"/>
           <w:lang w:val="en-CA"/>
         </w:rPr>
-        <w:t>0</w:t>
-      </w:r>
-      <w:r>
-        <w:rPr>
-          <w:rFonts w:ascii="Arial" w:hAnsi="Arial" w:cs="Arial"/>
-          <w:bCs/>
-          <w:highlight w:val="yellow"/>
-          <w:lang w:val="en-CA"/>
-        </w:rPr>
-        <w:t>7</w:t>
-      </w:r>
-      <w:r>
-        <w:rPr>
-          <w:rFonts w:ascii="Arial" w:hAnsi="Arial" w:cs="Arial"/>
-          <w:bCs/>
-          <w:highlight w:val="yellow"/>
-          <w:lang w:val="en-CA"/>
-        </w:rPr>
-        <w:t>/2025 through 12/2025</w:t>
+        <w:t>2025</w:t>
       </w:r>
     </w:p>
     <w:p>
@@ -4432,13 +4479,23 @@
         </w:rPr>
         <w:t xml:space="preserve">Financial Crimes </w:t>
       </w:r>
-      <w:r>
-        <w:rPr>
-          <w:rFonts w:ascii="Arial" w:hAnsi="Arial" w:cs="Arial"/>
-          <w:bCs/>
-          <w:lang w:val="en-CA"/>
-        </w:rPr>
-        <w:t xml:space="preserve">remediations (CIP / BO / CDD / </w:t>
+      <w:proofErr w:type="spellStart"/>
+      <w:r>
+        <w:rPr>
+          <w:rFonts w:ascii="Arial" w:hAnsi="Arial" w:cs="Arial"/>
+          <w:bCs/>
+          <w:lang w:val="en-CA"/>
+        </w:rPr>
+        <w:t>remediations</w:t>
+      </w:r>
+      <w:proofErr w:type="spellEnd"/>
+      <w:r>
+        <w:rPr>
+          <w:rFonts w:ascii="Arial" w:hAnsi="Arial" w:cs="Arial"/>
+          <w:bCs/>
+          <w:lang w:val="en-CA"/>
+        </w:rPr>
+        <w:t xml:space="preserve"> (CIP / BO / CDD / </w:t>
       </w:r>
       <w:r>
         <w:rPr>
@@ -4612,14 +4669,25 @@
         </w:rPr>
         <w:t xml:space="preserve">using </w:t>
       </w:r>
-      <w:r>
-        <w:rPr>
-          <w:rFonts w:ascii="Arial" w:hAnsi="Arial" w:cs="Arial"/>
-          <w:bCs/>
-          <w:color w:val="FF0000"/>
-          <w:lang w:val="en-CA"/>
-        </w:rPr>
-        <w:t xml:space="preserve">Dremio </w:t>
+      <w:proofErr w:type="spellStart"/>
+      <w:r>
+        <w:rPr>
+          <w:rFonts w:ascii="Arial" w:hAnsi="Arial" w:cs="Arial"/>
+          <w:bCs/>
+          <w:color w:val="FF0000"/>
+          <w:lang w:val="en-CA"/>
+        </w:rPr>
+        <w:t>Dremio</w:t>
+      </w:r>
+      <w:proofErr w:type="spellEnd"/>
+      <w:r>
+        <w:rPr>
+          <w:rFonts w:ascii="Arial" w:hAnsi="Arial" w:cs="Arial"/>
+          <w:bCs/>
+          <w:color w:val="FF0000"/>
+          <w:lang w:val="en-CA"/>
+        </w:rPr>
+        <w:t xml:space="preserve"> </w:t>
       </w:r>
       <w:r>
         <w:rPr>
@@ -4678,7 +4746,25 @@
           <w:bCs/>
           <w:lang w:val="en-CA"/>
         </w:rPr>
-        <w:t xml:space="preserve">, SQL Server, DB2, etc). Used </w:t>
+        <w:t xml:space="preserve">, SQL Server, DB2, </w:t>
+      </w:r>
+      <w:proofErr w:type="spellStart"/>
+      <w:r>
+        <w:rPr>
+          <w:rFonts w:ascii="Arial" w:hAnsi="Arial" w:cs="Arial"/>
+          <w:bCs/>
+          <w:lang w:val="en-CA"/>
+        </w:rPr>
+        <w:t>etc</w:t>
+      </w:r>
+      <w:proofErr w:type="spellEnd"/>
+      <w:r>
+        <w:rPr>
+          <w:rFonts w:ascii="Arial" w:hAnsi="Arial" w:cs="Arial"/>
+          <w:bCs/>
+          <w:lang w:val="en-CA"/>
+        </w:rPr>
+        <w:t xml:space="preserve">). Used </w:t>
       </w:r>
       <w:r>
         <w:rPr>
@@ -4942,7 +5028,7 @@
           <w:highlight w:val="yellow"/>
           <w:lang w:val="en-CA"/>
         </w:rPr>
-        <w:t>10/2022 through 01/2025</w:t>
+        <w:t>2022 through 2025</w:t>
       </w:r>
     </w:p>
     <w:p>
@@ -4976,8 +5062,18 @@
           <w:color w:val="FF0000"/>
           <w:lang w:val="en-CA"/>
         </w:rPr>
-        <w:t>customer remediations</w:t>
-      </w:r>
+        <w:t xml:space="preserve">customer </w:t>
+      </w:r>
+      <w:proofErr w:type="spellStart"/>
+      <w:r>
+        <w:rPr>
+          <w:rFonts w:ascii="Arial" w:hAnsi="Arial" w:cs="Arial"/>
+          <w:color w:val="FF0000"/>
+          <w:lang w:val="en-CA"/>
+        </w:rPr>
+        <w:t>remediations</w:t>
+      </w:r>
+      <w:proofErr w:type="spellEnd"/>
       <w:r>
         <w:rPr>
           <w:rFonts w:ascii="Arial" w:hAnsi="Arial" w:cs="Arial"/>
@@ -5542,6 +5638,7 @@
           <w:lang w:val="en-CA"/>
         </w:rPr>
       </w:pPr>
+      <w:proofErr w:type="spellStart"/>
       <w:r>
         <w:rPr>
           <w:rFonts w:ascii="Arial" w:hAnsi="Arial" w:cs="Arial"/>
@@ -5551,6 +5648,7 @@
         </w:rPr>
         <w:t>Truist</w:t>
       </w:r>
+      <w:proofErr w:type="spellEnd"/>
       <w:r>
         <w:rPr>
           <w:rFonts w:ascii="Arial" w:hAnsi="Arial" w:cs="Arial"/>
@@ -5975,6 +6073,7 @@
         </w:rPr>
         <w:t xml:space="preserve">Ran reconciliation between </w:t>
       </w:r>
+      <w:proofErr w:type="spellStart"/>
       <w:r>
         <w:rPr>
           <w:rFonts w:ascii="Arial" w:hAnsi="Arial" w:cs="Arial"/>
@@ -5983,6 +6082,7 @@
         </w:rPr>
         <w:t>ServiceNow</w:t>
       </w:r>
+      <w:proofErr w:type="spellEnd"/>
       <w:r>
         <w:rPr>
           <w:rFonts w:ascii="Arial" w:hAnsi="Arial" w:cs="Arial"/>
@@ -6739,12 +6839,21 @@
         </w:rPr>
         <w:t xml:space="preserve"> </w:t>
       </w:r>
-      <w:r>
-        <w:rPr>
-          <w:rFonts w:ascii="Arial" w:hAnsi="Arial" w:cs="Arial"/>
-          <w:lang w:val="en-CA"/>
-        </w:rPr>
-        <w:t xml:space="preserve">dept </w:t>
+      <w:proofErr w:type="spellStart"/>
+      <w:r>
+        <w:rPr>
+          <w:rFonts w:ascii="Arial" w:hAnsi="Arial" w:cs="Arial"/>
+          <w:lang w:val="en-CA"/>
+        </w:rPr>
+        <w:t>dept</w:t>
+      </w:r>
+      <w:proofErr w:type="spellEnd"/>
+      <w:r>
+        <w:rPr>
+          <w:rFonts w:ascii="Arial" w:hAnsi="Arial" w:cs="Arial"/>
+          <w:lang w:val="en-CA"/>
+        </w:rPr>
+        <w:t xml:space="preserve"> </w:t>
       </w:r>
       <w:r>
         <w:rPr>
@@ -7208,13 +7317,23 @@
         </w:rPr>
         <w:t xml:space="preserve">, </w:t>
       </w:r>
-      <w:r>
-        <w:rPr>
-          <w:rFonts w:ascii="Arial" w:hAnsi="Arial" w:cs="Arial"/>
-          <w:color w:val="FF0000"/>
-          <w:lang w:val="en-CA"/>
-        </w:rPr>
-        <w:t xml:space="preserve">WinScp </w:t>
+      <w:proofErr w:type="spellStart"/>
+      <w:r>
+        <w:rPr>
+          <w:rFonts w:ascii="Arial" w:hAnsi="Arial" w:cs="Arial"/>
+          <w:color w:val="FF0000"/>
+          <w:lang w:val="en-CA"/>
+        </w:rPr>
+        <w:t>WinScp</w:t>
+      </w:r>
+      <w:proofErr w:type="spellEnd"/>
+      <w:r>
+        <w:rPr>
+          <w:rFonts w:ascii="Arial" w:hAnsi="Arial" w:cs="Arial"/>
+          <w:color w:val="FF0000"/>
+          <w:lang w:val="en-CA"/>
+        </w:rPr>
+        <w:t xml:space="preserve"> </w:t>
       </w:r>
       <w:r>
         <w:rPr>
@@ -10206,13 +10325,23 @@
         </w:rPr>
         <w:t xml:space="preserve"> update a </w:t>
       </w:r>
-      <w:r>
-        <w:rPr>
-          <w:rFonts w:ascii="Arial" w:hAnsi="Arial" w:cs="Arial"/>
-          <w:color w:val="FF0000"/>
-          <w:lang w:val="en-CA"/>
-        </w:rPr>
-        <w:t xml:space="preserve">Qlikview </w:t>
+      <w:proofErr w:type="spellStart"/>
+      <w:r>
+        <w:rPr>
+          <w:rFonts w:ascii="Arial" w:hAnsi="Arial" w:cs="Arial"/>
+          <w:color w:val="FF0000"/>
+          <w:lang w:val="en-CA"/>
+        </w:rPr>
+        <w:t>Qlikview</w:t>
+      </w:r>
+      <w:proofErr w:type="spellEnd"/>
+      <w:r>
+        <w:rPr>
+          <w:rFonts w:ascii="Arial" w:hAnsi="Arial" w:cs="Arial"/>
+          <w:color w:val="FF0000"/>
+          <w:lang w:val="en-CA"/>
+        </w:rPr>
+        <w:t xml:space="preserve"> </w:t>
       </w:r>
       <w:r>
         <w:rPr>
@@ -10277,6 +10406,7 @@
           <w:lang w:val="en-US"/>
         </w:rPr>
       </w:pPr>
+      <w:proofErr w:type="spellStart"/>
       <w:r>
         <w:rPr>
           <w:rFonts w:ascii="Arial" w:hAnsi="Arial" w:cs="Arial"/>
@@ -10291,7 +10421,16 @@
           <w:bCs/>
           <w:lang w:val="en-US"/>
         </w:rPr>
-        <w:t xml:space="preserve">’s in </w:t>
+        <w:t>’s</w:t>
+      </w:r>
+      <w:proofErr w:type="spellEnd"/>
+      <w:r>
+        <w:rPr>
+          <w:rFonts w:ascii="Arial" w:hAnsi="Arial" w:cs="Arial"/>
+          <w:bCs/>
+          <w:lang w:val="en-US"/>
+        </w:rPr>
+        <w:t xml:space="preserve"> in </w:t>
       </w:r>
       <w:r>
         <w:rPr>
@@ -14618,7 +14757,7 @@
 </file>
 
 <file path=customXml/itemProps1.xml><?xml version="1.0" encoding="utf-8"?>
-<ds:datastoreItem xmlns:ds="http://schemas.openxmlformats.org/officeDocument/2006/customXml" ds:itemID="{CA076C61-0EBC-44AD-8E00-76BE6F143146}">
+<ds:datastoreItem xmlns:ds="http://schemas.openxmlformats.org/officeDocument/2006/customXml" ds:itemID="{8358FF6B-0218-4BD5-9809-53A334F3AC94}">
   <ds:schemaRefs>
     <ds:schemaRef ds:uri="http://schemas.openxmlformats.org/officeDocument/2006/bibliography"/>
   </ds:schemaRefs>

--- a/Jose's resume.docx
+++ b/Jose's resume.docx
@@ -696,21 +696,12 @@
         </w:rPr>
         <w:t xml:space="preserve"> </w:t>
       </w:r>
-      <w:proofErr w:type="spellStart"/>
-      <w:r>
-        <w:rPr>
-          <w:rFonts w:ascii="Arial" w:hAnsi="Arial" w:cs="Arial"/>
-          <w:lang w:val="en-US"/>
-        </w:rPr>
-        <w:t>dataframes</w:t>
-      </w:r>
-      <w:proofErr w:type="spellEnd"/>
-      <w:r>
-        <w:rPr>
-          <w:rFonts w:ascii="Arial" w:hAnsi="Arial" w:cs="Arial"/>
-          <w:lang w:val="en-US"/>
-        </w:rPr>
-        <w:t>, read and wrote to Excel files</w:t>
+      <w:r>
+        <w:rPr>
+          <w:rFonts w:ascii="Arial" w:hAnsi="Arial" w:cs="Arial"/>
+          <w:lang w:val="en-US"/>
+        </w:rPr>
+        <w:t>dataframes, read and wrote to Excel files</w:t>
       </w:r>
       <w:r>
         <w:rPr>
@@ -719,7 +710,6 @@
         </w:rPr>
         <w:t xml:space="preserve"> with </w:t>
       </w:r>
-      <w:proofErr w:type="spellStart"/>
       <w:r>
         <w:rPr>
           <w:rFonts w:ascii="Arial" w:hAnsi="Arial" w:cs="Arial"/>
@@ -728,7 +718,6 @@
         </w:rPr>
         <w:t>openpyxl</w:t>
       </w:r>
-      <w:proofErr w:type="spellEnd"/>
       <w:r>
         <w:rPr>
           <w:rFonts w:ascii="Arial" w:hAnsi="Arial" w:cs="Arial"/>
@@ -945,17 +934,8 @@
           <w:rFonts w:ascii="Arial" w:hAnsi="Arial" w:cs="Arial"/>
           <w:lang w:val="en-US"/>
         </w:rPr>
-        <w:t xml:space="preserve">with </w:t>
-      </w:r>
-      <w:proofErr w:type="spellStart"/>
-      <w:r>
-        <w:rPr>
-          <w:rFonts w:ascii="Arial" w:hAnsi="Arial" w:cs="Arial"/>
-          <w:lang w:val="en-US"/>
-        </w:rPr>
-        <w:t>Dremio</w:t>
-      </w:r>
-      <w:proofErr w:type="spellEnd"/>
+        <w:t>with Dremio</w:t>
+      </w:r>
       <w:r>
         <w:rPr>
           <w:rFonts w:ascii="Arial" w:hAnsi="Arial" w:cs="Arial"/>
@@ -1068,7 +1048,6 @@
         </w:rPr>
         <w:t xml:space="preserve">model using </w:t>
       </w:r>
-      <w:proofErr w:type="spellStart"/>
       <w:r>
         <w:rPr>
           <w:rFonts w:ascii="Arial" w:hAnsi="Arial" w:cs="Arial"/>
@@ -1077,7 +1056,6 @@
         </w:rPr>
         <w:t>PySpark</w:t>
       </w:r>
-      <w:proofErr w:type="spellEnd"/>
       <w:r>
         <w:rPr>
           <w:rFonts w:ascii="Arial" w:hAnsi="Arial" w:cs="Arial"/>
@@ -1257,23 +1235,13 @@
         </w:rPr>
         <w:t xml:space="preserve"> and </w:t>
       </w:r>
-      <w:proofErr w:type="spellStart"/>
-      <w:r>
-        <w:rPr>
-          <w:rFonts w:ascii="Arial" w:hAnsi="Arial" w:cs="Arial"/>
-          <w:color w:val="FF0000"/>
-          <w:lang w:val="en-US"/>
-        </w:rPr>
-        <w:t>Viya</w:t>
-      </w:r>
-      <w:proofErr w:type="spellEnd"/>
-      <w:r>
-        <w:rPr>
-          <w:rFonts w:ascii="Arial" w:hAnsi="Arial" w:cs="Arial"/>
-          <w:color w:val="FF0000"/>
-          <w:lang w:val="en-US"/>
-        </w:rPr>
-        <w:t>)</w:t>
+      <w:r>
+        <w:rPr>
+          <w:rFonts w:ascii="Arial" w:hAnsi="Arial" w:cs="Arial"/>
+          <w:color w:val="FF0000"/>
+          <w:lang w:val="en-US"/>
+        </w:rPr>
+        <w:t>Viya)</w:t>
       </w:r>
       <w:r>
         <w:rPr>
@@ -2883,7 +2851,6 @@
         </w:rPr>
         <w:t xml:space="preserve"> </w:t>
       </w:r>
-      <w:proofErr w:type="spellStart"/>
       <w:r>
         <w:rPr>
           <w:rFonts w:ascii="Arial" w:hAnsi="Arial"/>
@@ -2892,7 +2859,6 @@
         </w:rPr>
         <w:t>NatGen</w:t>
       </w:r>
-      <w:proofErr w:type="spellEnd"/>
       <w:r>
         <w:rPr>
           <w:rFonts w:ascii="Arial" w:hAnsi="Arial"/>
@@ -3159,7 +3125,6 @@
         </w:rPr>
         <w:t xml:space="preserve">, </w:t>
       </w:r>
-      <w:proofErr w:type="spellStart"/>
       <w:r>
         <w:rPr>
           <w:rFonts w:ascii="Arial" w:hAnsi="Arial" w:cs="Arial"/>
@@ -3168,7 +3133,6 @@
         </w:rPr>
         <w:t>Databricks</w:t>
       </w:r>
-      <w:proofErr w:type="spellEnd"/>
       <w:r>
         <w:rPr>
           <w:rFonts w:ascii="Arial" w:hAnsi="Arial" w:cs="Arial"/>
@@ -3176,7 +3140,6 @@
         </w:rPr>
         <w:t xml:space="preserve">, </w:t>
       </w:r>
-      <w:proofErr w:type="spellStart"/>
       <w:r>
         <w:rPr>
           <w:rFonts w:ascii="Arial" w:hAnsi="Arial" w:cs="Arial"/>
@@ -3185,7 +3148,6 @@
         </w:rPr>
         <w:t>PySpark</w:t>
       </w:r>
-      <w:proofErr w:type="spellEnd"/>
       <w:r>
         <w:rPr>
           <w:rFonts w:ascii="Arial" w:hAnsi="Arial" w:cs="Arial"/>
@@ -3207,9 +3169,6 @@
         </w:rPr>
         <w:t xml:space="preserve">Hadoop, </w:t>
       </w:r>
-      <w:bookmarkStart w:id="0" w:name="_GoBack"/>
-      <w:bookmarkEnd w:id="0"/>
-      <w:proofErr w:type="spellStart"/>
       <w:r>
         <w:rPr>
           <w:rFonts w:ascii="Arial" w:hAnsi="Arial" w:cs="Arial"/>
@@ -3217,7 +3176,6 @@
         </w:rPr>
         <w:t>Dremio</w:t>
       </w:r>
-      <w:proofErr w:type="spellEnd"/>
       <w:r>
         <w:rPr>
           <w:rFonts w:ascii="Arial" w:hAnsi="Arial" w:cs="Arial"/>
@@ -3499,23 +3457,13 @@
         </w:rPr>
         <w:t xml:space="preserve"> and </w:t>
       </w:r>
-      <w:proofErr w:type="spellStart"/>
-      <w:r>
-        <w:rPr>
-          <w:rFonts w:ascii="Arial" w:hAnsi="Arial" w:cs="Arial"/>
-          <w:color w:val="FF0000"/>
-          <w:lang w:val="en-US"/>
-        </w:rPr>
-        <w:t>Viya</w:t>
-      </w:r>
-      <w:proofErr w:type="spellEnd"/>
-      <w:r>
-        <w:rPr>
-          <w:rFonts w:ascii="Arial" w:hAnsi="Arial" w:cs="Arial"/>
-          <w:color w:val="FF0000"/>
-          <w:lang w:val="en-US"/>
-        </w:rPr>
-        <w:t xml:space="preserve"> </w:t>
+      <w:r>
+        <w:rPr>
+          <w:rFonts w:ascii="Arial" w:hAnsi="Arial" w:cs="Arial"/>
+          <w:color w:val="FF0000"/>
+          <w:lang w:val="en-US"/>
+        </w:rPr>
+        <w:t xml:space="preserve">Viya </w:t>
       </w:r>
       <w:r>
         <w:rPr>
@@ -3980,7 +3928,6 @@
         </w:rPr>
         <w:t xml:space="preserve"> </w:t>
       </w:r>
-      <w:proofErr w:type="spellStart"/>
       <w:r>
         <w:rPr>
           <w:rFonts w:ascii="Arial" w:hAnsi="Arial" w:cs="Arial"/>
@@ -3989,7 +3936,6 @@
         </w:rPr>
         <w:t>Git</w:t>
       </w:r>
-      <w:proofErr w:type="spellEnd"/>
       <w:r>
         <w:rPr>
           <w:rFonts w:ascii="Arial" w:hAnsi="Arial" w:cs="Arial"/>
@@ -3997,7 +3943,6 @@
         </w:rPr>
         <w:t xml:space="preserve">, </w:t>
       </w:r>
-      <w:proofErr w:type="spellStart"/>
       <w:r>
         <w:rPr>
           <w:rFonts w:ascii="Arial" w:hAnsi="Arial" w:cs="Arial"/>
@@ -4030,7 +3975,6 @@
         </w:rPr>
         <w:t>x</w:t>
       </w:r>
-      <w:proofErr w:type="spellEnd"/>
       <w:r>
         <w:rPr>
           <w:rFonts w:ascii="Arial" w:hAnsi="Arial" w:cs="Arial"/>
@@ -4479,23 +4423,13 @@
         </w:rPr>
         <w:t xml:space="preserve">Financial Crimes </w:t>
       </w:r>
-      <w:proofErr w:type="spellStart"/>
-      <w:r>
-        <w:rPr>
-          <w:rFonts w:ascii="Arial" w:hAnsi="Arial" w:cs="Arial"/>
-          <w:bCs/>
-          <w:lang w:val="en-CA"/>
-        </w:rPr>
-        <w:t>remediations</w:t>
-      </w:r>
-      <w:proofErr w:type="spellEnd"/>
-      <w:r>
-        <w:rPr>
-          <w:rFonts w:ascii="Arial" w:hAnsi="Arial" w:cs="Arial"/>
-          <w:bCs/>
-          <w:lang w:val="en-CA"/>
-        </w:rPr>
-        <w:t xml:space="preserve"> (CIP / BO / CDD / </w:t>
+      <w:r>
+        <w:rPr>
+          <w:rFonts w:ascii="Arial" w:hAnsi="Arial" w:cs="Arial"/>
+          <w:bCs/>
+          <w:lang w:val="en-CA"/>
+        </w:rPr>
+        <w:t xml:space="preserve">remediations (CIP / BO / CDD / </w:t>
       </w:r>
       <w:r>
         <w:rPr>
@@ -4633,7 +4567,33 @@
           <w:bCs/>
           <w:lang w:val="en-CA"/>
         </w:rPr>
-        <w:t xml:space="preserve">Wrote complex </w:t>
+        <w:t>Wrote complex</w:t>
+      </w:r>
+      <w:r>
+        <w:rPr>
+          <w:rFonts w:ascii="Arial" w:hAnsi="Arial" w:cs="Arial"/>
+          <w:bCs/>
+          <w:lang w:val="en-CA"/>
+        </w:rPr>
+        <w:t xml:space="preserve"> </w:t>
+      </w:r>
+      <w:r>
+        <w:rPr>
+          <w:rFonts w:ascii="Arial" w:hAnsi="Arial" w:cs="Arial"/>
+          <w:bCs/>
+          <w:color w:val="FF0000"/>
+          <w:lang w:val="en-CA"/>
+        </w:rPr>
+        <w:t>optimized</w:t>
+      </w:r>
+      <w:r>
+        <w:rPr>
+          <w:rFonts w:ascii="Arial" w:hAnsi="Arial" w:cs="Arial"/>
+          <w:bCs/>
+          <w:color w:val="FF0000"/>
+          <w:lang w:val="en-CA"/>
+        </w:rPr>
+        <w:t xml:space="preserve"> </w:t>
       </w:r>
       <w:r>
         <w:rPr>
@@ -4669,25 +4629,14 @@
         </w:rPr>
         <w:t xml:space="preserve">using </w:t>
       </w:r>
-      <w:proofErr w:type="spellStart"/>
-      <w:r>
-        <w:rPr>
-          <w:rFonts w:ascii="Arial" w:hAnsi="Arial" w:cs="Arial"/>
-          <w:bCs/>
-          <w:color w:val="FF0000"/>
-          <w:lang w:val="en-CA"/>
-        </w:rPr>
-        <w:t>Dremio</w:t>
-      </w:r>
-      <w:proofErr w:type="spellEnd"/>
-      <w:r>
-        <w:rPr>
-          <w:rFonts w:ascii="Arial" w:hAnsi="Arial" w:cs="Arial"/>
-          <w:bCs/>
-          <w:color w:val="FF0000"/>
-          <w:lang w:val="en-CA"/>
-        </w:rPr>
-        <w:t xml:space="preserve"> </w:t>
+      <w:r>
+        <w:rPr>
+          <w:rFonts w:ascii="Arial" w:hAnsi="Arial" w:cs="Arial"/>
+          <w:bCs/>
+          <w:color w:val="FF0000"/>
+          <w:lang w:val="en-CA"/>
+        </w:rPr>
+        <w:t xml:space="preserve">Dremio </w:t>
       </w:r>
       <w:r>
         <w:rPr>
@@ -4746,50 +4695,66 @@
           <w:bCs/>
           <w:lang w:val="en-CA"/>
         </w:rPr>
-        <w:t xml:space="preserve">, SQL Server, DB2, </w:t>
-      </w:r>
-      <w:proofErr w:type="spellStart"/>
-      <w:r>
-        <w:rPr>
-          <w:rFonts w:ascii="Arial" w:hAnsi="Arial" w:cs="Arial"/>
-          <w:bCs/>
-          <w:lang w:val="en-CA"/>
-        </w:rPr>
-        <w:t>etc</w:t>
-      </w:r>
-      <w:proofErr w:type="spellEnd"/>
-      <w:r>
-        <w:rPr>
-          <w:rFonts w:ascii="Arial" w:hAnsi="Arial" w:cs="Arial"/>
-          <w:bCs/>
-          <w:lang w:val="en-CA"/>
-        </w:rPr>
-        <w:t xml:space="preserve">). Used </w:t>
-      </w:r>
-      <w:r>
-        <w:rPr>
-          <w:rFonts w:ascii="Arial" w:hAnsi="Arial" w:cs="Arial"/>
-          <w:bCs/>
-          <w:lang w:val="en-CA"/>
-        </w:rPr>
-        <w:t xml:space="preserve">database </w:t>
-      </w:r>
-      <w:r>
-        <w:rPr>
-          <w:rFonts w:ascii="Arial" w:hAnsi="Arial" w:cs="Arial"/>
-          <w:bCs/>
-          <w:color w:val="FF0000"/>
-          <w:lang w:val="en-CA"/>
-        </w:rPr>
-        <w:t xml:space="preserve">metadata </w:t>
-      </w:r>
-      <w:r>
-        <w:rPr>
-          <w:rFonts w:ascii="Arial" w:hAnsi="Arial" w:cs="Arial"/>
-          <w:bCs/>
-          <w:lang w:val="en-CA"/>
-        </w:rPr>
-        <w:t>to locate tables and fields.</w:t>
+        <w:t>, SQL Server, DB2, etc</w:t>
+      </w:r>
+      <w:r>
+        <w:rPr>
+          <w:rFonts w:ascii="Arial" w:hAnsi="Arial" w:cs="Arial"/>
+          <w:bCs/>
+          <w:lang w:val="en-CA"/>
+        </w:rPr>
+        <w:t>.</w:t>
+      </w:r>
+      <w:bookmarkStart w:id="0" w:name="_GoBack"/>
+      <w:bookmarkEnd w:id="0"/>
+      <w:r>
+        <w:rPr>
+          <w:rFonts w:ascii="Arial" w:hAnsi="Arial" w:cs="Arial"/>
+          <w:bCs/>
+          <w:lang w:val="en-CA"/>
+        </w:rPr>
+        <w:t xml:space="preserve">). </w:t>
+      </w:r>
+      <w:r>
+        <w:rPr>
+          <w:rFonts w:ascii="Arial" w:hAnsi="Arial" w:cs="Arial"/>
+          <w:bCs/>
+          <w:lang w:val="en-CA"/>
+        </w:rPr>
+        <w:t>W</w:t>
+      </w:r>
+      <w:r>
+        <w:rPr>
+          <w:rFonts w:ascii="Arial" w:hAnsi="Arial" w:cs="Arial"/>
+          <w:bCs/>
+          <w:lang w:val="en-CA"/>
+        </w:rPr>
+        <w:t xml:space="preserve">as a go-to person for </w:t>
+      </w:r>
+      <w:r>
+        <w:rPr>
+          <w:rFonts w:ascii="Arial" w:hAnsi="Arial" w:cs="Arial"/>
+          <w:bCs/>
+          <w:color w:val="FF0000"/>
+          <w:lang w:val="en-CA"/>
+        </w:rPr>
+        <w:t xml:space="preserve">challenging </w:t>
+      </w:r>
+      <w:r>
+        <w:rPr>
+          <w:rFonts w:ascii="Arial" w:hAnsi="Arial" w:cs="Arial"/>
+          <w:bCs/>
+          <w:lang w:val="en-CA"/>
+        </w:rPr>
+        <w:t>technical questions</w:t>
+      </w:r>
+      <w:r>
+        <w:rPr>
+          <w:rFonts w:ascii="Arial" w:hAnsi="Arial" w:cs="Arial"/>
+          <w:bCs/>
+          <w:lang w:val="en-CA"/>
+        </w:rPr>
+        <w:t>.</w:t>
       </w:r>
     </w:p>
     <w:p>
@@ -5062,18 +5027,8 @@
           <w:color w:val="FF0000"/>
           <w:lang w:val="en-CA"/>
         </w:rPr>
-        <w:t xml:space="preserve">customer </w:t>
-      </w:r>
-      <w:proofErr w:type="spellStart"/>
-      <w:r>
-        <w:rPr>
-          <w:rFonts w:ascii="Arial" w:hAnsi="Arial" w:cs="Arial"/>
-          <w:color w:val="FF0000"/>
-          <w:lang w:val="en-CA"/>
-        </w:rPr>
-        <w:t>remediations</w:t>
-      </w:r>
-      <w:proofErr w:type="spellEnd"/>
+        <w:t>customer remediations</w:t>
+      </w:r>
       <w:r>
         <w:rPr>
           <w:rFonts w:ascii="Arial" w:hAnsi="Arial" w:cs="Arial"/>
@@ -5638,7 +5593,6 @@
           <w:lang w:val="en-CA"/>
         </w:rPr>
       </w:pPr>
-      <w:proofErr w:type="spellStart"/>
       <w:r>
         <w:rPr>
           <w:rFonts w:ascii="Arial" w:hAnsi="Arial" w:cs="Arial"/>
@@ -5648,7 +5602,6 @@
         </w:rPr>
         <w:t>Truist</w:t>
       </w:r>
-      <w:proofErr w:type="spellEnd"/>
       <w:r>
         <w:rPr>
           <w:rFonts w:ascii="Arial" w:hAnsi="Arial" w:cs="Arial"/>
@@ -6073,7 +6026,6 @@
         </w:rPr>
         <w:t xml:space="preserve">Ran reconciliation between </w:t>
       </w:r>
-      <w:proofErr w:type="spellStart"/>
       <w:r>
         <w:rPr>
           <w:rFonts w:ascii="Arial" w:hAnsi="Arial" w:cs="Arial"/>
@@ -6082,7 +6034,6 @@
         </w:rPr>
         <w:t>ServiceNow</w:t>
       </w:r>
-      <w:proofErr w:type="spellEnd"/>
       <w:r>
         <w:rPr>
           <w:rFonts w:ascii="Arial" w:hAnsi="Arial" w:cs="Arial"/>
@@ -6839,21 +6790,12 @@
         </w:rPr>
         <w:t xml:space="preserve"> </w:t>
       </w:r>
-      <w:proofErr w:type="spellStart"/>
-      <w:r>
-        <w:rPr>
-          <w:rFonts w:ascii="Arial" w:hAnsi="Arial" w:cs="Arial"/>
-          <w:lang w:val="en-CA"/>
-        </w:rPr>
-        <w:t>dept</w:t>
-      </w:r>
-      <w:proofErr w:type="spellEnd"/>
-      <w:r>
-        <w:rPr>
-          <w:rFonts w:ascii="Arial" w:hAnsi="Arial" w:cs="Arial"/>
-          <w:lang w:val="en-CA"/>
-        </w:rPr>
-        <w:t xml:space="preserve"> </w:t>
+      <w:r>
+        <w:rPr>
+          <w:rFonts w:ascii="Arial" w:hAnsi="Arial" w:cs="Arial"/>
+          <w:lang w:val="en-CA"/>
+        </w:rPr>
+        <w:t xml:space="preserve">dept </w:t>
       </w:r>
       <w:r>
         <w:rPr>
@@ -7317,23 +7259,13 @@
         </w:rPr>
         <w:t xml:space="preserve">, </w:t>
       </w:r>
-      <w:proofErr w:type="spellStart"/>
-      <w:r>
-        <w:rPr>
-          <w:rFonts w:ascii="Arial" w:hAnsi="Arial" w:cs="Arial"/>
-          <w:color w:val="FF0000"/>
-          <w:lang w:val="en-CA"/>
-        </w:rPr>
-        <w:t>WinScp</w:t>
-      </w:r>
-      <w:proofErr w:type="spellEnd"/>
-      <w:r>
-        <w:rPr>
-          <w:rFonts w:ascii="Arial" w:hAnsi="Arial" w:cs="Arial"/>
-          <w:color w:val="FF0000"/>
-          <w:lang w:val="en-CA"/>
-        </w:rPr>
-        <w:t xml:space="preserve"> </w:t>
+      <w:r>
+        <w:rPr>
+          <w:rFonts w:ascii="Arial" w:hAnsi="Arial" w:cs="Arial"/>
+          <w:color w:val="FF0000"/>
+          <w:lang w:val="en-CA"/>
+        </w:rPr>
+        <w:t xml:space="preserve">WinScp </w:t>
       </w:r>
       <w:r>
         <w:rPr>
@@ -10325,23 +10257,13 @@
         </w:rPr>
         <w:t xml:space="preserve"> update a </w:t>
       </w:r>
-      <w:proofErr w:type="spellStart"/>
-      <w:r>
-        <w:rPr>
-          <w:rFonts w:ascii="Arial" w:hAnsi="Arial" w:cs="Arial"/>
-          <w:color w:val="FF0000"/>
-          <w:lang w:val="en-CA"/>
-        </w:rPr>
-        <w:t>Qlikview</w:t>
-      </w:r>
-      <w:proofErr w:type="spellEnd"/>
-      <w:r>
-        <w:rPr>
-          <w:rFonts w:ascii="Arial" w:hAnsi="Arial" w:cs="Arial"/>
-          <w:color w:val="FF0000"/>
-          <w:lang w:val="en-CA"/>
-        </w:rPr>
-        <w:t xml:space="preserve"> </w:t>
+      <w:r>
+        <w:rPr>
+          <w:rFonts w:ascii="Arial" w:hAnsi="Arial" w:cs="Arial"/>
+          <w:color w:val="FF0000"/>
+          <w:lang w:val="en-CA"/>
+        </w:rPr>
+        <w:t xml:space="preserve">Qlikview </w:t>
       </w:r>
       <w:r>
         <w:rPr>
@@ -10406,7 +10328,6 @@
           <w:lang w:val="en-US"/>
         </w:rPr>
       </w:pPr>
-      <w:proofErr w:type="spellStart"/>
       <w:r>
         <w:rPr>
           <w:rFonts w:ascii="Arial" w:hAnsi="Arial" w:cs="Arial"/>
@@ -10421,16 +10342,7 @@
           <w:bCs/>
           <w:lang w:val="en-US"/>
         </w:rPr>
-        <w:t>’s</w:t>
-      </w:r>
-      <w:proofErr w:type="spellEnd"/>
-      <w:r>
-        <w:rPr>
-          <w:rFonts w:ascii="Arial" w:hAnsi="Arial" w:cs="Arial"/>
-          <w:bCs/>
-          <w:lang w:val="en-US"/>
-        </w:rPr>
-        <w:t xml:space="preserve"> in </w:t>
+        <w:t xml:space="preserve">’s in </w:t>
       </w:r>
       <w:r>
         <w:rPr>
@@ -14757,7 +14669,7 @@
 </file>
 
 <file path=customXml/itemProps1.xml><?xml version="1.0" encoding="utf-8"?>
-<ds:datastoreItem xmlns:ds="http://schemas.openxmlformats.org/officeDocument/2006/customXml" ds:itemID="{8358FF6B-0218-4BD5-9809-53A334F3AC94}">
+<ds:datastoreItem xmlns:ds="http://schemas.openxmlformats.org/officeDocument/2006/customXml" ds:itemID="{58EB65E8-FE18-40B0-BC36-9B521C8AFD7C}">
   <ds:schemaRefs>
     <ds:schemaRef ds:uri="http://schemas.openxmlformats.org/officeDocument/2006/bibliography"/>
   </ds:schemaRefs>

--- a/Jose's resume.docx
+++ b/Jose's resume.docx
@@ -1046,7 +1046,52 @@
           <w:rFonts w:ascii="Arial" w:hAnsi="Arial" w:cs="Arial"/>
           <w:lang w:val="en-US"/>
         </w:rPr>
-        <w:t xml:space="preserve">model using </w:t>
+        <w:t>model</w:t>
+      </w:r>
+      <w:r>
+        <w:rPr>
+          <w:rFonts w:ascii="Arial" w:hAnsi="Arial" w:cs="Arial"/>
+          <w:lang w:val="en-US"/>
+        </w:rPr>
+        <w:t>s</w:t>
+      </w:r>
+      <w:bookmarkStart w:id="0" w:name="_GoBack"/>
+      <w:bookmarkEnd w:id="0"/>
+      <w:r>
+        <w:rPr>
+          <w:rFonts w:ascii="Arial" w:hAnsi="Arial" w:cs="Arial"/>
+          <w:lang w:val="en-US"/>
+        </w:rPr>
+        <w:t xml:space="preserve"> using</w:t>
+      </w:r>
+      <w:r>
+        <w:rPr>
+          <w:rFonts w:ascii="Arial" w:hAnsi="Arial" w:cs="Arial"/>
+          <w:lang w:val="en-US"/>
+        </w:rPr>
+        <w:t xml:space="preserve"> both </w:t>
+      </w:r>
+      <w:r>
+        <w:rPr>
+          <w:rFonts w:ascii="Arial" w:hAnsi="Arial" w:cs="Arial"/>
+          <w:color w:val="FF0000"/>
+          <w:lang w:val="en-US"/>
+        </w:rPr>
+        <w:t xml:space="preserve">SAS </w:t>
+      </w:r>
+      <w:r>
+        <w:rPr>
+          <w:rFonts w:ascii="Arial" w:hAnsi="Arial" w:cs="Arial"/>
+          <w:lang w:val="en-US"/>
+        </w:rPr>
+        <w:t>and</w:t>
+      </w:r>
+      <w:r>
+        <w:rPr>
+          <w:rFonts w:ascii="Arial" w:hAnsi="Arial" w:cs="Arial"/>
+          <w:lang w:val="en-US"/>
+        </w:rPr>
+        <w:t xml:space="preserve"> </w:t>
       </w:r>
       <w:r>
         <w:rPr>
@@ -4705,8 +4750,6 @@
         </w:rPr>
         <w:t>.</w:t>
       </w:r>
-      <w:bookmarkStart w:id="0" w:name="_GoBack"/>
-      <w:bookmarkEnd w:id="0"/>
       <w:r>
         <w:rPr>
           <w:rFonts w:ascii="Arial" w:hAnsi="Arial" w:cs="Arial"/>
@@ -14669,7 +14712,7 @@
 </file>
 
 <file path=customXml/itemProps1.xml><?xml version="1.0" encoding="utf-8"?>
-<ds:datastoreItem xmlns:ds="http://schemas.openxmlformats.org/officeDocument/2006/customXml" ds:itemID="{58EB65E8-FE18-40B0-BC36-9B521C8AFD7C}">
+<ds:datastoreItem xmlns:ds="http://schemas.openxmlformats.org/officeDocument/2006/customXml" ds:itemID="{CCFB88D6-8126-409F-A673-4CBCB83430D7}">
   <ds:schemaRefs>
     <ds:schemaRef ds:uri="http://schemas.openxmlformats.org/officeDocument/2006/bibliography"/>
   </ds:schemaRefs>

--- a/Jose's resume.docx
+++ b/Jose's resume.docx
@@ -1055,8 +1055,6 @@
         </w:rPr>
         <w:t>s</w:t>
       </w:r>
-      <w:bookmarkStart w:id="0" w:name="_GoBack"/>
-      <w:bookmarkEnd w:id="0"/>
       <w:r>
         <w:rPr>
           <w:rFonts w:ascii="Arial" w:hAnsi="Arial" w:cs="Arial"/>
@@ -1856,7 +1854,16 @@
           <w:rFonts w:ascii="Arial" w:hAnsi="Arial"/>
           <w:lang w:val="en-US"/>
         </w:rPr>
-        <w:t xml:space="preserve"> (10+ years)</w:t>
+        <w:t xml:space="preserve"> (15</w:t>
+      </w:r>
+      <w:bookmarkStart w:id="0" w:name="_GoBack"/>
+      <w:bookmarkEnd w:id="0"/>
+      <w:r>
+        <w:rPr>
+          <w:rFonts w:ascii="Arial" w:hAnsi="Arial"/>
+          <w:lang w:val="en-US"/>
+        </w:rPr>
+        <w:t>+ years)</w:t>
       </w:r>
       <w:r>
         <w:rPr>
@@ -14712,7 +14719,7 @@
 </file>
 
 <file path=customXml/itemProps1.xml><?xml version="1.0" encoding="utf-8"?>
-<ds:datastoreItem xmlns:ds="http://schemas.openxmlformats.org/officeDocument/2006/customXml" ds:itemID="{CCFB88D6-8126-409F-A673-4CBCB83430D7}">
+<ds:datastoreItem xmlns:ds="http://schemas.openxmlformats.org/officeDocument/2006/customXml" ds:itemID="{C2B6C47D-8CC2-4D47-893B-90AA2DE05B01}">
   <ds:schemaRefs>
     <ds:schemaRef ds:uri="http://schemas.openxmlformats.org/officeDocument/2006/bibliography"/>
   </ds:schemaRefs>

--- a/Jose's resume.docx
+++ b/Jose's resume.docx
@@ -696,12 +696,21 @@
         </w:rPr>
         <w:t xml:space="preserve"> </w:t>
       </w:r>
-      <w:r>
-        <w:rPr>
-          <w:rFonts w:ascii="Arial" w:hAnsi="Arial" w:cs="Arial"/>
-          <w:lang w:val="en-US"/>
-        </w:rPr>
-        <w:t>dataframes, read and wrote to Excel files</w:t>
+      <w:proofErr w:type="spellStart"/>
+      <w:r>
+        <w:rPr>
+          <w:rFonts w:ascii="Arial" w:hAnsi="Arial" w:cs="Arial"/>
+          <w:lang w:val="en-US"/>
+        </w:rPr>
+        <w:t>dataframes</w:t>
+      </w:r>
+      <w:proofErr w:type="spellEnd"/>
+      <w:r>
+        <w:rPr>
+          <w:rFonts w:ascii="Arial" w:hAnsi="Arial" w:cs="Arial"/>
+          <w:lang w:val="en-US"/>
+        </w:rPr>
+        <w:t>, read and wrote to Excel files</w:t>
       </w:r>
       <w:r>
         <w:rPr>
@@ -710,6 +719,7 @@
         </w:rPr>
         <w:t xml:space="preserve"> with </w:t>
       </w:r>
+      <w:proofErr w:type="spellStart"/>
       <w:r>
         <w:rPr>
           <w:rFonts w:ascii="Arial" w:hAnsi="Arial" w:cs="Arial"/>
@@ -718,6 +728,7 @@
         </w:rPr>
         <w:t>openpyxl</w:t>
       </w:r>
+      <w:proofErr w:type="spellEnd"/>
       <w:r>
         <w:rPr>
           <w:rFonts w:ascii="Arial" w:hAnsi="Arial" w:cs="Arial"/>
@@ -934,8 +945,17 @@
           <w:rFonts w:ascii="Arial" w:hAnsi="Arial" w:cs="Arial"/>
           <w:lang w:val="en-US"/>
         </w:rPr>
-        <w:t>with Dremio</w:t>
-      </w:r>
+        <w:t xml:space="preserve">with </w:t>
+      </w:r>
+      <w:proofErr w:type="spellStart"/>
+      <w:r>
+        <w:rPr>
+          <w:rFonts w:ascii="Arial" w:hAnsi="Arial" w:cs="Arial"/>
+          <w:lang w:val="en-US"/>
+        </w:rPr>
+        <w:t>Dremio</w:t>
+      </w:r>
+      <w:proofErr w:type="spellEnd"/>
       <w:r>
         <w:rPr>
           <w:rFonts w:ascii="Arial" w:hAnsi="Arial" w:cs="Arial"/>
@@ -1015,8 +1035,10 @@
           <w:color w:val="FF0000"/>
           <w:lang w:val="en-US"/>
         </w:rPr>
-        <w:t>logistics</w:t>
-      </w:r>
+        <w:t>logistic</w:t>
+      </w:r>
+      <w:bookmarkStart w:id="0" w:name="_GoBack"/>
+      <w:bookmarkEnd w:id="0"/>
       <w:r>
         <w:rPr>
           <w:rFonts w:ascii="Arial" w:hAnsi="Arial" w:cs="Arial"/>
@@ -1091,6 +1113,7 @@
         </w:rPr>
         <w:t xml:space="preserve"> </w:t>
       </w:r>
+      <w:proofErr w:type="spellStart"/>
       <w:r>
         <w:rPr>
           <w:rFonts w:ascii="Arial" w:hAnsi="Arial" w:cs="Arial"/>
@@ -1099,6 +1122,7 @@
         </w:rPr>
         <w:t>PySpark</w:t>
       </w:r>
+      <w:proofErr w:type="spellEnd"/>
       <w:r>
         <w:rPr>
           <w:rFonts w:ascii="Arial" w:hAnsi="Arial" w:cs="Arial"/>
@@ -1278,13 +1302,23 @@
         </w:rPr>
         <w:t xml:space="preserve"> and </w:t>
       </w:r>
-      <w:r>
-        <w:rPr>
-          <w:rFonts w:ascii="Arial" w:hAnsi="Arial" w:cs="Arial"/>
-          <w:color w:val="FF0000"/>
-          <w:lang w:val="en-US"/>
-        </w:rPr>
-        <w:t>Viya)</w:t>
+      <w:proofErr w:type="spellStart"/>
+      <w:r>
+        <w:rPr>
+          <w:rFonts w:ascii="Arial" w:hAnsi="Arial" w:cs="Arial"/>
+          <w:color w:val="FF0000"/>
+          <w:lang w:val="en-US"/>
+        </w:rPr>
+        <w:t>Viya</w:t>
+      </w:r>
+      <w:proofErr w:type="spellEnd"/>
+      <w:r>
+        <w:rPr>
+          <w:rFonts w:ascii="Arial" w:hAnsi="Arial" w:cs="Arial"/>
+          <w:color w:val="FF0000"/>
+          <w:lang w:val="en-US"/>
+        </w:rPr>
+        <w:t>)</w:t>
       </w:r>
       <w:r>
         <w:rPr>
@@ -1856,8 +1890,6 @@
         </w:rPr>
         <w:t xml:space="preserve"> (15</w:t>
       </w:r>
-      <w:bookmarkStart w:id="0" w:name="_GoBack"/>
-      <w:bookmarkEnd w:id="0"/>
       <w:r>
         <w:rPr>
           <w:rFonts w:ascii="Arial" w:hAnsi="Arial"/>
@@ -2764,16 +2796,34 @@
         </w:rPr>
         <w:t xml:space="preserve"> </w:t>
       </w:r>
-      <w:hyperlink r:id="rId12" w:history="1">
-        <w:r>
-          <w:rPr>
-            <w:rStyle w:val="Hyperlink"/>
-            <w:rFonts w:ascii="Arial" w:hAnsi="Arial"/>
-            <w:lang w:val="en-US"/>
-          </w:rPr>
-          <w:t>https://arxiv.org/html/1810.07877v7</w:t>
-        </w:r>
-      </w:hyperlink>
+      <w:r>
+        <w:fldChar w:fldCharType="begin"/>
+      </w:r>
+      <w:r>
+        <w:rPr>
+          <w:lang w:val="en-US"/>
+        </w:rPr>
+        <w:instrText xml:space="preserve"> HYPERLINK "https://arxiv.org/html/1810.07877v7" </w:instrText>
+      </w:r>
+      <w:r>
+        <w:fldChar w:fldCharType="separate"/>
+      </w:r>
+      <w:r>
+        <w:rPr>
+          <w:rStyle w:val="Hyperlink"/>
+          <w:rFonts w:ascii="Arial" w:hAnsi="Arial"/>
+          <w:lang w:val="en-US"/>
+        </w:rPr>
+        <w:t>https://arxiv.org/html/1810.07877v7</w:t>
+      </w:r>
+      <w:r>
+        <w:rPr>
+          <w:rStyle w:val="Hyperlink"/>
+          <w:rFonts w:ascii="Arial" w:hAnsi="Arial"/>
+          <w:lang w:val="en-US"/>
+        </w:rPr>
+        <w:fldChar w:fldCharType="end"/>
+      </w:r>
       <w:r>
         <w:rPr>
           <w:rFonts w:ascii="Arial" w:hAnsi="Arial"/>
@@ -2903,6 +2953,7 @@
         </w:rPr>
         <w:t xml:space="preserve"> </w:t>
       </w:r>
+      <w:proofErr w:type="spellStart"/>
       <w:r>
         <w:rPr>
           <w:rFonts w:ascii="Arial" w:hAnsi="Arial"/>
@@ -2911,6 +2962,7 @@
         </w:rPr>
         <w:t>NatGen</w:t>
       </w:r>
+      <w:proofErr w:type="spellEnd"/>
       <w:r>
         <w:rPr>
           <w:rFonts w:ascii="Arial" w:hAnsi="Arial"/>
@@ -3177,6 +3229,7 @@
         </w:rPr>
         <w:t xml:space="preserve">, </w:t>
       </w:r>
+      <w:proofErr w:type="spellStart"/>
       <w:r>
         <w:rPr>
           <w:rFonts w:ascii="Arial" w:hAnsi="Arial" w:cs="Arial"/>
@@ -3185,6 +3238,7 @@
         </w:rPr>
         <w:t>Databricks</w:t>
       </w:r>
+      <w:proofErr w:type="spellEnd"/>
       <w:r>
         <w:rPr>
           <w:rFonts w:ascii="Arial" w:hAnsi="Arial" w:cs="Arial"/>
@@ -3192,6 +3246,7 @@
         </w:rPr>
         <w:t xml:space="preserve">, </w:t>
       </w:r>
+      <w:proofErr w:type="spellStart"/>
       <w:r>
         <w:rPr>
           <w:rFonts w:ascii="Arial" w:hAnsi="Arial" w:cs="Arial"/>
@@ -3200,6 +3255,7 @@
         </w:rPr>
         <w:t>PySpark</w:t>
       </w:r>
+      <w:proofErr w:type="spellEnd"/>
       <w:r>
         <w:rPr>
           <w:rFonts w:ascii="Arial" w:hAnsi="Arial" w:cs="Arial"/>
@@ -3221,6 +3277,7 @@
         </w:rPr>
         <w:t xml:space="preserve">Hadoop, </w:t>
       </w:r>
+      <w:proofErr w:type="spellStart"/>
       <w:r>
         <w:rPr>
           <w:rFonts w:ascii="Arial" w:hAnsi="Arial" w:cs="Arial"/>
@@ -3228,6 +3285,7 @@
         </w:rPr>
         <w:t>Dremio</w:t>
       </w:r>
+      <w:proofErr w:type="spellEnd"/>
       <w:r>
         <w:rPr>
           <w:rFonts w:ascii="Arial" w:hAnsi="Arial" w:cs="Arial"/>
@@ -3509,13 +3567,23 @@
         </w:rPr>
         <w:t xml:space="preserve"> and </w:t>
       </w:r>
-      <w:r>
-        <w:rPr>
-          <w:rFonts w:ascii="Arial" w:hAnsi="Arial" w:cs="Arial"/>
-          <w:color w:val="FF0000"/>
-          <w:lang w:val="en-US"/>
-        </w:rPr>
-        <w:t xml:space="preserve">Viya </w:t>
+      <w:proofErr w:type="spellStart"/>
+      <w:r>
+        <w:rPr>
+          <w:rFonts w:ascii="Arial" w:hAnsi="Arial" w:cs="Arial"/>
+          <w:color w:val="FF0000"/>
+          <w:lang w:val="en-US"/>
+        </w:rPr>
+        <w:t>Viya</w:t>
+      </w:r>
+      <w:proofErr w:type="spellEnd"/>
+      <w:r>
+        <w:rPr>
+          <w:rFonts w:ascii="Arial" w:hAnsi="Arial" w:cs="Arial"/>
+          <w:color w:val="FF0000"/>
+          <w:lang w:val="en-US"/>
+        </w:rPr>
+        <w:t xml:space="preserve"> </w:t>
       </w:r>
       <w:r>
         <w:rPr>
@@ -3980,6 +4048,7 @@
         </w:rPr>
         <w:t xml:space="preserve"> </w:t>
       </w:r>
+      <w:proofErr w:type="spellStart"/>
       <w:r>
         <w:rPr>
           <w:rFonts w:ascii="Arial" w:hAnsi="Arial" w:cs="Arial"/>
@@ -3988,6 +4057,7 @@
         </w:rPr>
         <w:t>Git</w:t>
       </w:r>
+      <w:proofErr w:type="spellEnd"/>
       <w:r>
         <w:rPr>
           <w:rFonts w:ascii="Arial" w:hAnsi="Arial" w:cs="Arial"/>
@@ -3995,6 +4065,7 @@
         </w:rPr>
         <w:t xml:space="preserve">, </w:t>
       </w:r>
+      <w:proofErr w:type="spellStart"/>
       <w:r>
         <w:rPr>
           <w:rFonts w:ascii="Arial" w:hAnsi="Arial" w:cs="Arial"/>
@@ -4027,6 +4098,7 @@
         </w:rPr>
         <w:t>x</w:t>
       </w:r>
+      <w:proofErr w:type="spellEnd"/>
       <w:r>
         <w:rPr>
           <w:rFonts w:ascii="Arial" w:hAnsi="Arial" w:cs="Arial"/>
@@ -4475,13 +4547,23 @@
         </w:rPr>
         <w:t xml:space="preserve">Financial Crimes </w:t>
       </w:r>
-      <w:r>
-        <w:rPr>
-          <w:rFonts w:ascii="Arial" w:hAnsi="Arial" w:cs="Arial"/>
-          <w:bCs/>
-          <w:lang w:val="en-CA"/>
-        </w:rPr>
-        <w:t xml:space="preserve">remediations (CIP / BO / CDD / </w:t>
+      <w:proofErr w:type="spellStart"/>
+      <w:r>
+        <w:rPr>
+          <w:rFonts w:ascii="Arial" w:hAnsi="Arial" w:cs="Arial"/>
+          <w:bCs/>
+          <w:lang w:val="en-CA"/>
+        </w:rPr>
+        <w:t>remediations</w:t>
+      </w:r>
+      <w:proofErr w:type="spellEnd"/>
+      <w:r>
+        <w:rPr>
+          <w:rFonts w:ascii="Arial" w:hAnsi="Arial" w:cs="Arial"/>
+          <w:bCs/>
+          <w:lang w:val="en-CA"/>
+        </w:rPr>
+        <w:t xml:space="preserve"> (CIP / BO / CDD / </w:t>
       </w:r>
       <w:r>
         <w:rPr>
@@ -4681,14 +4763,25 @@
         </w:rPr>
         <w:t xml:space="preserve">using </w:t>
       </w:r>
-      <w:r>
-        <w:rPr>
-          <w:rFonts w:ascii="Arial" w:hAnsi="Arial" w:cs="Arial"/>
-          <w:bCs/>
-          <w:color w:val="FF0000"/>
-          <w:lang w:val="en-CA"/>
-        </w:rPr>
-        <w:t xml:space="preserve">Dremio </w:t>
+      <w:proofErr w:type="spellStart"/>
+      <w:r>
+        <w:rPr>
+          <w:rFonts w:ascii="Arial" w:hAnsi="Arial" w:cs="Arial"/>
+          <w:bCs/>
+          <w:color w:val="FF0000"/>
+          <w:lang w:val="en-CA"/>
+        </w:rPr>
+        <w:t>Dremio</w:t>
+      </w:r>
+      <w:proofErr w:type="spellEnd"/>
+      <w:r>
+        <w:rPr>
+          <w:rFonts w:ascii="Arial" w:hAnsi="Arial" w:cs="Arial"/>
+          <w:bCs/>
+          <w:color w:val="FF0000"/>
+          <w:lang w:val="en-CA"/>
+        </w:rPr>
+        <w:t xml:space="preserve"> </w:t>
       </w:r>
       <w:r>
         <w:rPr>
@@ -5077,8 +5170,18 @@
           <w:color w:val="FF0000"/>
           <w:lang w:val="en-CA"/>
         </w:rPr>
-        <w:t>customer remediations</w:t>
-      </w:r>
+        <w:t xml:space="preserve">customer </w:t>
+      </w:r>
+      <w:proofErr w:type="spellStart"/>
+      <w:r>
+        <w:rPr>
+          <w:rFonts w:ascii="Arial" w:hAnsi="Arial" w:cs="Arial"/>
+          <w:color w:val="FF0000"/>
+          <w:lang w:val="en-CA"/>
+        </w:rPr>
+        <w:t>remediations</w:t>
+      </w:r>
+      <w:proofErr w:type="spellEnd"/>
       <w:r>
         <w:rPr>
           <w:rFonts w:ascii="Arial" w:hAnsi="Arial" w:cs="Arial"/>
@@ -5643,6 +5746,7 @@
           <w:lang w:val="en-CA"/>
         </w:rPr>
       </w:pPr>
+      <w:proofErr w:type="spellStart"/>
       <w:r>
         <w:rPr>
           <w:rFonts w:ascii="Arial" w:hAnsi="Arial" w:cs="Arial"/>
@@ -5652,6 +5756,7 @@
         </w:rPr>
         <w:t>Truist</w:t>
       </w:r>
+      <w:proofErr w:type="spellEnd"/>
       <w:r>
         <w:rPr>
           <w:rFonts w:ascii="Arial" w:hAnsi="Arial" w:cs="Arial"/>
@@ -6076,6 +6181,7 @@
         </w:rPr>
         <w:t xml:space="preserve">Ran reconciliation between </w:t>
       </w:r>
+      <w:proofErr w:type="spellStart"/>
       <w:r>
         <w:rPr>
           <w:rFonts w:ascii="Arial" w:hAnsi="Arial" w:cs="Arial"/>
@@ -6084,6 +6190,7 @@
         </w:rPr>
         <w:t>ServiceNow</w:t>
       </w:r>
+      <w:proofErr w:type="spellEnd"/>
       <w:r>
         <w:rPr>
           <w:rFonts w:ascii="Arial" w:hAnsi="Arial" w:cs="Arial"/>
@@ -6840,12 +6947,21 @@
         </w:rPr>
         <w:t xml:space="preserve"> </w:t>
       </w:r>
-      <w:r>
-        <w:rPr>
-          <w:rFonts w:ascii="Arial" w:hAnsi="Arial" w:cs="Arial"/>
-          <w:lang w:val="en-CA"/>
-        </w:rPr>
-        <w:t xml:space="preserve">dept </w:t>
+      <w:proofErr w:type="spellStart"/>
+      <w:r>
+        <w:rPr>
+          <w:rFonts w:ascii="Arial" w:hAnsi="Arial" w:cs="Arial"/>
+          <w:lang w:val="en-CA"/>
+        </w:rPr>
+        <w:t>dept</w:t>
+      </w:r>
+      <w:proofErr w:type="spellEnd"/>
+      <w:r>
+        <w:rPr>
+          <w:rFonts w:ascii="Arial" w:hAnsi="Arial" w:cs="Arial"/>
+          <w:lang w:val="en-CA"/>
+        </w:rPr>
+        <w:t xml:space="preserve"> </w:t>
       </w:r>
       <w:r>
         <w:rPr>
@@ -7309,13 +7425,23 @@
         </w:rPr>
         <w:t xml:space="preserve">, </w:t>
       </w:r>
-      <w:r>
-        <w:rPr>
-          <w:rFonts w:ascii="Arial" w:hAnsi="Arial" w:cs="Arial"/>
-          <w:color w:val="FF0000"/>
-          <w:lang w:val="en-CA"/>
-        </w:rPr>
-        <w:t xml:space="preserve">WinScp </w:t>
+      <w:proofErr w:type="spellStart"/>
+      <w:r>
+        <w:rPr>
+          <w:rFonts w:ascii="Arial" w:hAnsi="Arial" w:cs="Arial"/>
+          <w:color w:val="FF0000"/>
+          <w:lang w:val="en-CA"/>
+        </w:rPr>
+        <w:t>WinScp</w:t>
+      </w:r>
+      <w:proofErr w:type="spellEnd"/>
+      <w:r>
+        <w:rPr>
+          <w:rFonts w:ascii="Arial" w:hAnsi="Arial" w:cs="Arial"/>
+          <w:color w:val="FF0000"/>
+          <w:lang w:val="en-CA"/>
+        </w:rPr>
+        <w:t xml:space="preserve"> </w:t>
       </w:r>
       <w:r>
         <w:rPr>
@@ -10307,13 +10433,23 @@
         </w:rPr>
         <w:t xml:space="preserve"> update a </w:t>
       </w:r>
-      <w:r>
-        <w:rPr>
-          <w:rFonts w:ascii="Arial" w:hAnsi="Arial" w:cs="Arial"/>
-          <w:color w:val="FF0000"/>
-          <w:lang w:val="en-CA"/>
-        </w:rPr>
-        <w:t xml:space="preserve">Qlikview </w:t>
+      <w:proofErr w:type="spellStart"/>
+      <w:r>
+        <w:rPr>
+          <w:rFonts w:ascii="Arial" w:hAnsi="Arial" w:cs="Arial"/>
+          <w:color w:val="FF0000"/>
+          <w:lang w:val="en-CA"/>
+        </w:rPr>
+        <w:t>Qlikview</w:t>
+      </w:r>
+      <w:proofErr w:type="spellEnd"/>
+      <w:r>
+        <w:rPr>
+          <w:rFonts w:ascii="Arial" w:hAnsi="Arial" w:cs="Arial"/>
+          <w:color w:val="FF0000"/>
+          <w:lang w:val="en-CA"/>
+        </w:rPr>
+        <w:t xml:space="preserve"> </w:t>
       </w:r>
       <w:r>
         <w:rPr>
@@ -10378,6 +10514,7 @@
           <w:lang w:val="en-US"/>
         </w:rPr>
       </w:pPr>
+      <w:proofErr w:type="spellStart"/>
       <w:r>
         <w:rPr>
           <w:rFonts w:ascii="Arial" w:hAnsi="Arial" w:cs="Arial"/>
@@ -10392,7 +10529,16 @@
           <w:bCs/>
           <w:lang w:val="en-US"/>
         </w:rPr>
-        <w:t xml:space="preserve">’s in </w:t>
+        <w:t>’s</w:t>
+      </w:r>
+      <w:proofErr w:type="spellEnd"/>
+      <w:r>
+        <w:rPr>
+          <w:rFonts w:ascii="Arial" w:hAnsi="Arial" w:cs="Arial"/>
+          <w:bCs/>
+          <w:lang w:val="en-US"/>
+        </w:rPr>
+        <w:t xml:space="preserve"> in </w:t>
       </w:r>
       <w:r>
         <w:rPr>
@@ -14719,7 +14865,7 @@
 </file>
 
 <file path=customXml/itemProps1.xml><?xml version="1.0" encoding="utf-8"?>
-<ds:datastoreItem xmlns:ds="http://schemas.openxmlformats.org/officeDocument/2006/customXml" ds:itemID="{C2B6C47D-8CC2-4D47-893B-90AA2DE05B01}">
+<ds:datastoreItem xmlns:ds="http://schemas.openxmlformats.org/officeDocument/2006/customXml" ds:itemID="{D7B86C50-3AAF-45E9-8050-EDB385219EFB}">
   <ds:schemaRefs>
     <ds:schemaRef ds:uri="http://schemas.openxmlformats.org/officeDocument/2006/bibliography"/>
   </ds:schemaRefs>

--- a/Jose's resume.docx
+++ b/Jose's resume.docx
@@ -1037,8 +1037,6 @@
         </w:rPr>
         <w:t>logistic</w:t>
       </w:r>
-      <w:bookmarkStart w:id="0" w:name="_GoBack"/>
-      <w:bookmarkEnd w:id="0"/>
       <w:r>
         <w:rPr>
           <w:rFonts w:ascii="Arial" w:hAnsi="Arial" w:cs="Arial"/>
@@ -2274,6 +2272,8 @@
         </w:rPr>
         <w:t xml:space="preserve">(GAAP, STAT), </w:t>
       </w:r>
+      <w:bookmarkStart w:id="0" w:name="_GoBack"/>
+      <w:bookmarkEnd w:id="0"/>
       <w:r>
         <w:rPr>
           <w:rFonts w:ascii="Arial" w:hAnsi="Arial"/>
@@ -2336,6 +2336,21 @@
           <w:lang w:val="en-US"/>
         </w:rPr>
         <w:t xml:space="preserve">rts </w:t>
+      </w:r>
+      <w:r>
+        <w:rPr>
+          <w:rFonts w:ascii="Arial" w:hAnsi="Arial"/>
+          <w:lang w:val="en-US"/>
+        </w:rPr>
+        <w:t xml:space="preserve">with array formulas in </w:t>
+      </w:r>
+      <w:r>
+        <w:rPr>
+          <w:rFonts w:ascii="Arial" w:hAnsi="Arial"/>
+          <w:color w:val="FF0000"/>
+          <w:lang w:val="en-US"/>
+        </w:rPr>
+        <w:t xml:space="preserve">Excel </w:t>
       </w:r>
       <w:r>
         <w:rPr>
@@ -2394,7 +2409,7 @@
           <w:color w:val="FF0000"/>
           <w:lang w:val="en-US"/>
         </w:rPr>
-        <w:t>general</w:t>
+        <w:t>GL</w:t>
       </w:r>
       <w:r>
         <w:rPr>
@@ -2406,117 +2421,52 @@
       </w:r>
       <w:r>
         <w:rPr>
-          <w:rFonts w:ascii="Arial" w:hAnsi="Arial" w:cs="Arial"/>
-          <w:color w:val="FF0000"/>
-          <w:lang w:val="en-US"/>
-        </w:rPr>
-        <w:t>ledger</w:t>
-      </w:r>
-      <w:r>
-        <w:rPr>
           <w:rFonts w:ascii="Arial" w:hAnsi="Arial"/>
-          <w:color w:val="FF0000"/>
-          <w:lang w:val="en-US"/>
-        </w:rPr>
-        <w:t xml:space="preserve"> </w:t>
+          <w:lang w:val="en-US"/>
+        </w:rPr>
+        <w:t xml:space="preserve">Oracle </w:t>
+      </w:r>
+      <w:r>
+        <w:rPr>
+          <w:rFonts w:ascii="Arial" w:hAnsi="Arial" w:cs="Arial"/>
+          <w:lang w:val="en-US"/>
+        </w:rPr>
+        <w:t>database</w:t>
       </w:r>
       <w:r>
         <w:rPr>
           <w:rFonts w:ascii="Arial" w:hAnsi="Arial"/>
           <w:lang w:val="en-US"/>
         </w:rPr>
-        <w:t xml:space="preserve">Oracle </w:t>
-      </w:r>
-      <w:r>
-        <w:rPr>
-          <w:rFonts w:ascii="Arial" w:hAnsi="Arial" w:cs="Arial"/>
-          <w:lang w:val="en-US"/>
-        </w:rPr>
-        <w:t>database</w:t>
+        <w:t xml:space="preserve"> </w:t>
       </w:r>
       <w:r>
         <w:rPr>
           <w:rFonts w:ascii="Arial" w:hAnsi="Arial"/>
           <w:lang w:val="en-US"/>
         </w:rPr>
-        <w:t xml:space="preserve"> </w:t>
+        <w:t>and perform</w:t>
       </w:r>
       <w:r>
         <w:rPr>
           <w:rFonts w:ascii="Arial" w:hAnsi="Arial"/>
           <w:lang w:val="en-US"/>
         </w:rPr>
-        <w:t>and perform</w:t>
+        <w:t>ed</w:t>
       </w:r>
       <w:r>
         <w:rPr>
           <w:rFonts w:ascii="Arial" w:hAnsi="Arial"/>
           <w:lang w:val="en-US"/>
         </w:rPr>
-        <w:t>ed</w:t>
+        <w:t xml:space="preserve"> </w:t>
       </w:r>
       <w:r>
         <w:rPr>
           <w:rFonts w:ascii="Arial" w:hAnsi="Arial"/>
           <w:lang w:val="en-US"/>
         </w:rPr>
-        <w:t xml:space="preserve"> </w:t>
-      </w:r>
-      <w:r>
-        <w:rPr>
-          <w:rFonts w:ascii="Arial" w:hAnsi="Arial" w:cs="Arial"/>
-          <w:lang w:val="en-US"/>
-        </w:rPr>
-        <w:t>account</w:t>
-      </w:r>
-      <w:r>
-        <w:rPr>
-          <w:rFonts w:ascii="Arial" w:hAnsi="Arial"/>
-          <w:lang w:val="en-US"/>
-        </w:rPr>
-        <w:t xml:space="preserve"> </w:t>
-      </w:r>
-      <w:r>
-        <w:rPr>
-          <w:rFonts w:ascii="Arial" w:hAnsi="Arial" w:cs="Arial"/>
-          <w:lang w:val="en-US"/>
-        </w:rPr>
-        <w:t>and</w:t>
-      </w:r>
-      <w:r>
-        <w:rPr>
-          <w:rFonts w:ascii="Arial" w:hAnsi="Arial"/>
-          <w:lang w:val="en-US"/>
-        </w:rPr>
-        <w:t xml:space="preserve"> </w:t>
-      </w:r>
-      <w:r>
-        <w:rPr>
-          <w:rFonts w:ascii="Arial" w:hAnsi="Arial" w:cs="Arial"/>
-          <w:lang w:val="en-US"/>
-        </w:rPr>
-        <w:t>profit</w:t>
-      </w:r>
-      <w:r>
-        <w:rPr>
-          <w:rFonts w:ascii="Arial" w:hAnsi="Arial"/>
-          <w:lang w:val="en-US"/>
-        </w:rPr>
-        <w:t xml:space="preserve"> </w:t>
-      </w:r>
-      <w:r>
-        <w:rPr>
-          <w:rFonts w:ascii="Arial" w:hAnsi="Arial" w:cs="Arial"/>
-          <w:lang w:val="en-US"/>
-        </w:rPr>
-        <w:t>center</w:t>
-      </w:r>
-      <w:r>
-        <w:rPr>
-          <w:rFonts w:ascii="Arial" w:hAnsi="Arial"/>
-          <w:lang w:val="en-US"/>
-        </w:rPr>
-        <w:t xml:space="preserve"> level </w:t>
+        <w:t xml:space="preserve">account-level </w:t>
       </w:r>
       <w:r>
         <w:rPr>
@@ -2796,34 +2746,16 @@
         </w:rPr>
         <w:t xml:space="preserve"> </w:t>
       </w:r>
-      <w:r>
-        <w:fldChar w:fldCharType="begin"/>
-      </w:r>
-      <w:r>
-        <w:rPr>
-          <w:lang w:val="en-US"/>
-        </w:rPr>
-        <w:instrText xml:space="preserve"> HYPERLINK "https://arxiv.org/html/1810.07877v7" </w:instrText>
-      </w:r>
-      <w:r>
-        <w:fldChar w:fldCharType="separate"/>
-      </w:r>
-      <w:r>
-        <w:rPr>
-          <w:rStyle w:val="Hyperlink"/>
-          <w:rFonts w:ascii="Arial" w:hAnsi="Arial"/>
-          <w:lang w:val="en-US"/>
-        </w:rPr>
-        <w:t>https://arxiv.org/html/1810.07877v7</w:t>
-      </w:r>
-      <w:r>
-        <w:rPr>
-          <w:rStyle w:val="Hyperlink"/>
-          <w:rFonts w:ascii="Arial" w:hAnsi="Arial"/>
-          <w:lang w:val="en-US"/>
-        </w:rPr>
-        <w:fldChar w:fldCharType="end"/>
-      </w:r>
+      <w:hyperlink r:id="rId12" w:history="1">
+        <w:r>
+          <w:rPr>
+            <w:rStyle w:val="Hyperlink"/>
+            <w:rFonts w:ascii="Arial" w:hAnsi="Arial"/>
+            <w:lang w:val="en-US"/>
+          </w:rPr>
+          <w:t>https://arxiv.org/html/1810.07877v7</w:t>
+        </w:r>
+      </w:hyperlink>
       <w:r>
         <w:rPr>
           <w:rFonts w:ascii="Arial" w:hAnsi="Arial"/>
@@ -14865,7 +14797,7 @@
 </file>
 
 <file path=customXml/itemProps1.xml><?xml version="1.0" encoding="utf-8"?>
-<ds:datastoreItem xmlns:ds="http://schemas.openxmlformats.org/officeDocument/2006/customXml" ds:itemID="{D7B86C50-3AAF-45E9-8050-EDB385219EFB}">
+<ds:datastoreItem xmlns:ds="http://schemas.openxmlformats.org/officeDocument/2006/customXml" ds:itemID="{FD8EEFA3-B74E-40E2-BFA9-E3287F4A7672}">
   <ds:schemaRefs>
     <ds:schemaRef ds:uri="http://schemas.openxmlformats.org/officeDocument/2006/bibliography"/>
   </ds:schemaRefs>

--- a/Jose's resume.docx
+++ b/Jose's resume.docx
@@ -696,21 +696,12 @@
         </w:rPr>
         <w:t xml:space="preserve"> </w:t>
       </w:r>
-      <w:proofErr w:type="spellStart"/>
-      <w:r>
-        <w:rPr>
-          <w:rFonts w:ascii="Arial" w:hAnsi="Arial" w:cs="Arial"/>
-          <w:lang w:val="en-US"/>
-        </w:rPr>
-        <w:t>dataframes</w:t>
-      </w:r>
-      <w:proofErr w:type="spellEnd"/>
-      <w:r>
-        <w:rPr>
-          <w:rFonts w:ascii="Arial" w:hAnsi="Arial" w:cs="Arial"/>
-          <w:lang w:val="en-US"/>
-        </w:rPr>
-        <w:t>, read and wrote to Excel files</w:t>
+      <w:r>
+        <w:rPr>
+          <w:rFonts w:ascii="Arial" w:hAnsi="Arial" w:cs="Arial"/>
+          <w:lang w:val="en-US"/>
+        </w:rPr>
+        <w:t>dataframes, read and wrote to Excel files</w:t>
       </w:r>
       <w:r>
         <w:rPr>
@@ -719,7 +710,6 @@
         </w:rPr>
         <w:t xml:space="preserve"> with </w:t>
       </w:r>
-      <w:proofErr w:type="spellStart"/>
       <w:r>
         <w:rPr>
           <w:rFonts w:ascii="Arial" w:hAnsi="Arial" w:cs="Arial"/>
@@ -728,7 +718,6 @@
         </w:rPr>
         <w:t>openpyxl</w:t>
       </w:r>
-      <w:proofErr w:type="spellEnd"/>
       <w:r>
         <w:rPr>
           <w:rFonts w:ascii="Arial" w:hAnsi="Arial" w:cs="Arial"/>
@@ -945,17 +934,8 @@
           <w:rFonts w:ascii="Arial" w:hAnsi="Arial" w:cs="Arial"/>
           <w:lang w:val="en-US"/>
         </w:rPr>
-        <w:t xml:space="preserve">with </w:t>
-      </w:r>
-      <w:proofErr w:type="spellStart"/>
-      <w:r>
-        <w:rPr>
-          <w:rFonts w:ascii="Arial" w:hAnsi="Arial" w:cs="Arial"/>
-          <w:lang w:val="en-US"/>
-        </w:rPr>
-        <w:t>Dremio</w:t>
-      </w:r>
-      <w:proofErr w:type="spellEnd"/>
+        <w:t>with Dremio</w:t>
+      </w:r>
       <w:r>
         <w:rPr>
           <w:rFonts w:ascii="Arial" w:hAnsi="Arial" w:cs="Arial"/>
@@ -1111,7 +1091,6 @@
         </w:rPr>
         <w:t xml:space="preserve"> </w:t>
       </w:r>
-      <w:proofErr w:type="spellStart"/>
       <w:r>
         <w:rPr>
           <w:rFonts w:ascii="Arial" w:hAnsi="Arial" w:cs="Arial"/>
@@ -1120,7 +1099,6 @@
         </w:rPr>
         <w:t>PySpark</w:t>
       </w:r>
-      <w:proofErr w:type="spellEnd"/>
       <w:r>
         <w:rPr>
           <w:rFonts w:ascii="Arial" w:hAnsi="Arial" w:cs="Arial"/>
@@ -1300,23 +1278,13 @@
         </w:rPr>
         <w:t xml:space="preserve"> and </w:t>
       </w:r>
-      <w:proofErr w:type="spellStart"/>
-      <w:r>
-        <w:rPr>
-          <w:rFonts w:ascii="Arial" w:hAnsi="Arial" w:cs="Arial"/>
-          <w:color w:val="FF0000"/>
-          <w:lang w:val="en-US"/>
-        </w:rPr>
-        <w:t>Viya</w:t>
-      </w:r>
-      <w:proofErr w:type="spellEnd"/>
-      <w:r>
-        <w:rPr>
-          <w:rFonts w:ascii="Arial" w:hAnsi="Arial" w:cs="Arial"/>
-          <w:color w:val="FF0000"/>
-          <w:lang w:val="en-US"/>
-        </w:rPr>
-        <w:t>)</w:t>
+      <w:r>
+        <w:rPr>
+          <w:rFonts w:ascii="Arial" w:hAnsi="Arial" w:cs="Arial"/>
+          <w:color w:val="FF0000"/>
+          <w:lang w:val="en-US"/>
+        </w:rPr>
+        <w:t>Viya)</w:t>
       </w:r>
       <w:r>
         <w:rPr>
@@ -2267,10 +2235,62 @@
       </w:r>
       <w:r>
         <w:rPr>
+          <w:lang w:val="en-US"/>
+        </w:rPr>
+        <w:t>–</w:t>
+      </w:r>
+      <w:r>
+        <w:rPr>
           <w:rFonts w:ascii="Arial" w:hAnsi="Arial"/>
-          <w:lang w:val="en-US"/>
-        </w:rPr>
-        <w:t xml:space="preserve">(GAAP, STAT), </w:t>
+          <w:color w:val="000000"/>
+          <w:lang w:val="en-US"/>
+        </w:rPr>
+        <w:t xml:space="preserve"> </w:t>
+      </w:r>
+      <w:r>
+        <w:rPr>
+          <w:rFonts w:ascii="Arial" w:hAnsi="Arial"/>
+          <w:color w:val="000000"/>
+          <w:lang w:val="en-US"/>
+        </w:rPr>
+        <w:t xml:space="preserve">using the </w:t>
+      </w:r>
+      <w:r>
+        <w:rPr>
+          <w:rFonts w:ascii="Arial" w:hAnsi="Arial" w:cs="Arial"/>
+          <w:color w:val="FF0000"/>
+          <w:lang w:val="en-US"/>
+        </w:rPr>
+        <w:t>GL</w:t>
+      </w:r>
+      <w:r>
+        <w:rPr>
+          <w:rFonts w:ascii="Arial" w:hAnsi="Arial"/>
+          <w:color w:val="FF0000"/>
+          <w:lang w:val="en-US"/>
+        </w:rPr>
+        <w:t xml:space="preserve"> </w:t>
+      </w:r>
+      <w:r>
+        <w:rPr>
+          <w:rFonts w:ascii="Arial" w:hAnsi="Arial"/>
+          <w:lang w:val="en-US"/>
+        </w:rPr>
+        <w:t xml:space="preserve">Oracle </w:t>
+      </w:r>
+      <w:r>
+        <w:rPr>
+          <w:rFonts w:ascii="Arial" w:hAnsi="Arial" w:cs="Arial"/>
+          <w:lang w:val="en-US"/>
+        </w:rPr>
+        <w:t>database</w:t>
+      </w:r>
+      <w:r>
+        <w:rPr>
+          <w:rFonts w:ascii="Arial" w:hAnsi="Arial" w:cs="Arial"/>
+          <w:lang w:val="en-US"/>
+        </w:rPr>
+        <w:t>,</w:t>
       </w:r>
       <w:bookmarkStart w:id="0" w:name="_GoBack"/>
       <w:bookmarkEnd w:id="0"/>
@@ -2279,6 +2299,13 @@
           <w:rFonts w:ascii="Arial" w:hAnsi="Arial"/>
           <w:lang w:val="en-US"/>
         </w:rPr>
+        <w:t xml:space="preserve"> </w:t>
+      </w:r>
+      <w:r>
+        <w:rPr>
+          <w:rFonts w:ascii="Arial" w:hAnsi="Arial"/>
+          <w:lang w:val="en-US"/>
+        </w:rPr>
         <w:t xml:space="preserve">created </w:t>
       </w:r>
       <w:r>
@@ -2386,59 +2413,6 @@
           <w:lang w:val="en-US"/>
         </w:rPr>
         <w:t xml:space="preserve">and 10-K) </w:t>
-      </w:r>
-      <w:r>
-        <w:rPr>
-          <w:rFonts w:ascii="Arial" w:hAnsi="Arial"/>
-          <w:color w:val="000000"/>
-          <w:lang w:val="en-US"/>
-        </w:rPr>
-        <w:t xml:space="preserve">using </w:t>
-      </w:r>
-      <w:r>
-        <w:rPr>
-          <w:rFonts w:ascii="Arial" w:hAnsi="Arial"/>
-          <w:color w:val="000000"/>
-          <w:lang w:val="en-US"/>
-        </w:rPr>
-        <w:t xml:space="preserve">the </w:t>
-      </w:r>
-      <w:r>
-        <w:rPr>
-          <w:rFonts w:ascii="Arial" w:hAnsi="Arial" w:cs="Arial"/>
-          <w:color w:val="FF0000"/>
-          <w:lang w:val="en-US"/>
-        </w:rPr>
-        <w:t>GL</w:t>
-      </w:r>
-      <w:r>
-        <w:rPr>
-          <w:rFonts w:ascii="Arial" w:hAnsi="Arial"/>
-          <w:color w:val="FF0000"/>
-          <w:lang w:val="en-US"/>
-        </w:rPr>
-        <w:t xml:space="preserve"> </w:t>
-      </w:r>
-      <w:r>
-        <w:rPr>
-          <w:rFonts w:ascii="Arial" w:hAnsi="Arial"/>
-          <w:lang w:val="en-US"/>
-        </w:rPr>
-        <w:t xml:space="preserve">Oracle </w:t>
-      </w:r>
-      <w:r>
-        <w:rPr>
-          <w:rFonts w:ascii="Arial" w:hAnsi="Arial" w:cs="Arial"/>
-          <w:lang w:val="en-US"/>
-        </w:rPr>
-        <w:t>database</w:t>
-      </w:r>
-      <w:r>
-        <w:rPr>
-          <w:rFonts w:ascii="Arial" w:hAnsi="Arial"/>
-          <w:lang w:val="en-US"/>
-        </w:rPr>
-        <w:t xml:space="preserve"> </w:t>
       </w:r>
       <w:r>
         <w:rPr>
@@ -2885,7 +2859,6 @@
         </w:rPr>
         <w:t xml:space="preserve"> </w:t>
       </w:r>
-      <w:proofErr w:type="spellStart"/>
       <w:r>
         <w:rPr>
           <w:rFonts w:ascii="Arial" w:hAnsi="Arial"/>
@@ -2894,7 +2867,6 @@
         </w:rPr>
         <w:t>NatGen</w:t>
       </w:r>
-      <w:proofErr w:type="spellEnd"/>
       <w:r>
         <w:rPr>
           <w:rFonts w:ascii="Arial" w:hAnsi="Arial"/>
@@ -3161,7 +3133,6 @@
         </w:rPr>
         <w:t xml:space="preserve">, </w:t>
       </w:r>
-      <w:proofErr w:type="spellStart"/>
       <w:r>
         <w:rPr>
           <w:rFonts w:ascii="Arial" w:hAnsi="Arial" w:cs="Arial"/>
@@ -3170,7 +3141,6 @@
         </w:rPr>
         <w:t>Databricks</w:t>
       </w:r>
-      <w:proofErr w:type="spellEnd"/>
       <w:r>
         <w:rPr>
           <w:rFonts w:ascii="Arial" w:hAnsi="Arial" w:cs="Arial"/>
@@ -3178,7 +3148,6 @@
         </w:rPr>
         <w:t xml:space="preserve">, </w:t>
       </w:r>
-      <w:proofErr w:type="spellStart"/>
       <w:r>
         <w:rPr>
           <w:rFonts w:ascii="Arial" w:hAnsi="Arial" w:cs="Arial"/>
@@ -3187,7 +3156,6 @@
         </w:rPr>
         <w:t>PySpark</w:t>
       </w:r>
-      <w:proofErr w:type="spellEnd"/>
       <w:r>
         <w:rPr>
           <w:rFonts w:ascii="Arial" w:hAnsi="Arial" w:cs="Arial"/>
@@ -3209,7 +3177,6 @@
         </w:rPr>
         <w:t xml:space="preserve">Hadoop, </w:t>
       </w:r>
-      <w:proofErr w:type="spellStart"/>
       <w:r>
         <w:rPr>
           <w:rFonts w:ascii="Arial" w:hAnsi="Arial" w:cs="Arial"/>
@@ -3217,7 +3184,6 @@
         </w:rPr>
         <w:t>Dremio</w:t>
       </w:r>
-      <w:proofErr w:type="spellEnd"/>
       <w:r>
         <w:rPr>
           <w:rFonts w:ascii="Arial" w:hAnsi="Arial" w:cs="Arial"/>
@@ -3499,23 +3465,13 @@
         </w:rPr>
         <w:t xml:space="preserve"> and </w:t>
       </w:r>
-      <w:proofErr w:type="spellStart"/>
-      <w:r>
-        <w:rPr>
-          <w:rFonts w:ascii="Arial" w:hAnsi="Arial" w:cs="Arial"/>
-          <w:color w:val="FF0000"/>
-          <w:lang w:val="en-US"/>
-        </w:rPr>
-        <w:t>Viya</w:t>
-      </w:r>
-      <w:proofErr w:type="spellEnd"/>
-      <w:r>
-        <w:rPr>
-          <w:rFonts w:ascii="Arial" w:hAnsi="Arial" w:cs="Arial"/>
-          <w:color w:val="FF0000"/>
-          <w:lang w:val="en-US"/>
-        </w:rPr>
-        <w:t xml:space="preserve"> </w:t>
+      <w:r>
+        <w:rPr>
+          <w:rFonts w:ascii="Arial" w:hAnsi="Arial" w:cs="Arial"/>
+          <w:color w:val="FF0000"/>
+          <w:lang w:val="en-US"/>
+        </w:rPr>
+        <w:t xml:space="preserve">Viya </w:t>
       </w:r>
       <w:r>
         <w:rPr>
@@ -3980,7 +3936,6 @@
         </w:rPr>
         <w:t xml:space="preserve"> </w:t>
       </w:r>
-      <w:proofErr w:type="spellStart"/>
       <w:r>
         <w:rPr>
           <w:rFonts w:ascii="Arial" w:hAnsi="Arial" w:cs="Arial"/>
@@ -3989,7 +3944,6 @@
         </w:rPr>
         <w:t>Git</w:t>
       </w:r>
-      <w:proofErr w:type="spellEnd"/>
       <w:r>
         <w:rPr>
           <w:rFonts w:ascii="Arial" w:hAnsi="Arial" w:cs="Arial"/>
@@ -3997,7 +3951,6 @@
         </w:rPr>
         <w:t xml:space="preserve">, </w:t>
       </w:r>
-      <w:proofErr w:type="spellStart"/>
       <w:r>
         <w:rPr>
           <w:rFonts w:ascii="Arial" w:hAnsi="Arial" w:cs="Arial"/>
@@ -4030,7 +3983,6 @@
         </w:rPr>
         <w:t>x</w:t>
       </w:r>
-      <w:proofErr w:type="spellEnd"/>
       <w:r>
         <w:rPr>
           <w:rFonts w:ascii="Arial" w:hAnsi="Arial" w:cs="Arial"/>
@@ -4479,23 +4431,13 @@
         </w:rPr>
         <w:t xml:space="preserve">Financial Crimes </w:t>
       </w:r>
-      <w:proofErr w:type="spellStart"/>
-      <w:r>
-        <w:rPr>
-          <w:rFonts w:ascii="Arial" w:hAnsi="Arial" w:cs="Arial"/>
-          <w:bCs/>
-          <w:lang w:val="en-CA"/>
-        </w:rPr>
-        <w:t>remediations</w:t>
-      </w:r>
-      <w:proofErr w:type="spellEnd"/>
-      <w:r>
-        <w:rPr>
-          <w:rFonts w:ascii="Arial" w:hAnsi="Arial" w:cs="Arial"/>
-          <w:bCs/>
-          <w:lang w:val="en-CA"/>
-        </w:rPr>
-        <w:t xml:space="preserve"> (CIP / BO / CDD / </w:t>
+      <w:r>
+        <w:rPr>
+          <w:rFonts w:ascii="Arial" w:hAnsi="Arial" w:cs="Arial"/>
+          <w:bCs/>
+          <w:lang w:val="en-CA"/>
+        </w:rPr>
+        <w:t xml:space="preserve">remediations (CIP / BO / CDD / </w:t>
       </w:r>
       <w:r>
         <w:rPr>
@@ -4695,25 +4637,14 @@
         </w:rPr>
         <w:t xml:space="preserve">using </w:t>
       </w:r>
-      <w:proofErr w:type="spellStart"/>
-      <w:r>
-        <w:rPr>
-          <w:rFonts w:ascii="Arial" w:hAnsi="Arial" w:cs="Arial"/>
-          <w:bCs/>
-          <w:color w:val="FF0000"/>
-          <w:lang w:val="en-CA"/>
-        </w:rPr>
-        <w:t>Dremio</w:t>
-      </w:r>
-      <w:proofErr w:type="spellEnd"/>
-      <w:r>
-        <w:rPr>
-          <w:rFonts w:ascii="Arial" w:hAnsi="Arial" w:cs="Arial"/>
-          <w:bCs/>
-          <w:color w:val="FF0000"/>
-          <w:lang w:val="en-CA"/>
-        </w:rPr>
-        <w:t xml:space="preserve"> </w:t>
+      <w:r>
+        <w:rPr>
+          <w:rFonts w:ascii="Arial" w:hAnsi="Arial" w:cs="Arial"/>
+          <w:bCs/>
+          <w:color w:val="FF0000"/>
+          <w:lang w:val="en-CA"/>
+        </w:rPr>
+        <w:t xml:space="preserve">Dremio </w:t>
       </w:r>
       <w:r>
         <w:rPr>
@@ -5102,18 +5033,8 @@
           <w:color w:val="FF0000"/>
           <w:lang w:val="en-CA"/>
         </w:rPr>
-        <w:t xml:space="preserve">customer </w:t>
-      </w:r>
-      <w:proofErr w:type="spellStart"/>
-      <w:r>
-        <w:rPr>
-          <w:rFonts w:ascii="Arial" w:hAnsi="Arial" w:cs="Arial"/>
-          <w:color w:val="FF0000"/>
-          <w:lang w:val="en-CA"/>
-        </w:rPr>
-        <w:t>remediations</w:t>
-      </w:r>
-      <w:proofErr w:type="spellEnd"/>
+        <w:t>customer remediations</w:t>
+      </w:r>
       <w:r>
         <w:rPr>
           <w:rFonts w:ascii="Arial" w:hAnsi="Arial" w:cs="Arial"/>
@@ -5678,7 +5599,6 @@
           <w:lang w:val="en-CA"/>
         </w:rPr>
       </w:pPr>
-      <w:proofErr w:type="spellStart"/>
       <w:r>
         <w:rPr>
           <w:rFonts w:ascii="Arial" w:hAnsi="Arial" w:cs="Arial"/>
@@ -5688,7 +5608,6 @@
         </w:rPr>
         <w:t>Truist</w:t>
       </w:r>
-      <w:proofErr w:type="spellEnd"/>
       <w:r>
         <w:rPr>
           <w:rFonts w:ascii="Arial" w:hAnsi="Arial" w:cs="Arial"/>
@@ -6113,7 +6032,6 @@
         </w:rPr>
         <w:t xml:space="preserve">Ran reconciliation between </w:t>
       </w:r>
-      <w:proofErr w:type="spellStart"/>
       <w:r>
         <w:rPr>
           <w:rFonts w:ascii="Arial" w:hAnsi="Arial" w:cs="Arial"/>
@@ -6122,7 +6040,6 @@
         </w:rPr>
         <w:t>ServiceNow</w:t>
       </w:r>
-      <w:proofErr w:type="spellEnd"/>
       <w:r>
         <w:rPr>
           <w:rFonts w:ascii="Arial" w:hAnsi="Arial" w:cs="Arial"/>
@@ -6879,21 +6796,12 @@
         </w:rPr>
         <w:t xml:space="preserve"> </w:t>
       </w:r>
-      <w:proofErr w:type="spellStart"/>
-      <w:r>
-        <w:rPr>
-          <w:rFonts w:ascii="Arial" w:hAnsi="Arial" w:cs="Arial"/>
-          <w:lang w:val="en-CA"/>
-        </w:rPr>
-        <w:t>dept</w:t>
-      </w:r>
-      <w:proofErr w:type="spellEnd"/>
-      <w:r>
-        <w:rPr>
-          <w:rFonts w:ascii="Arial" w:hAnsi="Arial" w:cs="Arial"/>
-          <w:lang w:val="en-CA"/>
-        </w:rPr>
-        <w:t xml:space="preserve"> </w:t>
+      <w:r>
+        <w:rPr>
+          <w:rFonts w:ascii="Arial" w:hAnsi="Arial" w:cs="Arial"/>
+          <w:lang w:val="en-CA"/>
+        </w:rPr>
+        <w:t xml:space="preserve">dept </w:t>
       </w:r>
       <w:r>
         <w:rPr>
@@ -7357,23 +7265,13 @@
         </w:rPr>
         <w:t xml:space="preserve">, </w:t>
       </w:r>
-      <w:proofErr w:type="spellStart"/>
-      <w:r>
-        <w:rPr>
-          <w:rFonts w:ascii="Arial" w:hAnsi="Arial" w:cs="Arial"/>
-          <w:color w:val="FF0000"/>
-          <w:lang w:val="en-CA"/>
-        </w:rPr>
-        <w:t>WinScp</w:t>
-      </w:r>
-      <w:proofErr w:type="spellEnd"/>
-      <w:r>
-        <w:rPr>
-          <w:rFonts w:ascii="Arial" w:hAnsi="Arial" w:cs="Arial"/>
-          <w:color w:val="FF0000"/>
-          <w:lang w:val="en-CA"/>
-        </w:rPr>
-        <w:t xml:space="preserve"> </w:t>
+      <w:r>
+        <w:rPr>
+          <w:rFonts w:ascii="Arial" w:hAnsi="Arial" w:cs="Arial"/>
+          <w:color w:val="FF0000"/>
+          <w:lang w:val="en-CA"/>
+        </w:rPr>
+        <w:t xml:space="preserve">WinScp </w:t>
       </w:r>
       <w:r>
         <w:rPr>
@@ -10365,23 +10263,13 @@
         </w:rPr>
         <w:t xml:space="preserve"> update a </w:t>
       </w:r>
-      <w:proofErr w:type="spellStart"/>
-      <w:r>
-        <w:rPr>
-          <w:rFonts w:ascii="Arial" w:hAnsi="Arial" w:cs="Arial"/>
-          <w:color w:val="FF0000"/>
-          <w:lang w:val="en-CA"/>
-        </w:rPr>
-        <w:t>Qlikview</w:t>
-      </w:r>
-      <w:proofErr w:type="spellEnd"/>
-      <w:r>
-        <w:rPr>
-          <w:rFonts w:ascii="Arial" w:hAnsi="Arial" w:cs="Arial"/>
-          <w:color w:val="FF0000"/>
-          <w:lang w:val="en-CA"/>
-        </w:rPr>
-        <w:t xml:space="preserve"> </w:t>
+      <w:r>
+        <w:rPr>
+          <w:rFonts w:ascii="Arial" w:hAnsi="Arial" w:cs="Arial"/>
+          <w:color w:val="FF0000"/>
+          <w:lang w:val="en-CA"/>
+        </w:rPr>
+        <w:t xml:space="preserve">Qlikview </w:t>
       </w:r>
       <w:r>
         <w:rPr>
@@ -10446,7 +10334,6 @@
           <w:lang w:val="en-US"/>
         </w:rPr>
       </w:pPr>
-      <w:proofErr w:type="spellStart"/>
       <w:r>
         <w:rPr>
           <w:rFonts w:ascii="Arial" w:hAnsi="Arial" w:cs="Arial"/>
@@ -10461,16 +10348,7 @@
           <w:bCs/>
           <w:lang w:val="en-US"/>
         </w:rPr>
-        <w:t>’s</w:t>
-      </w:r>
-      <w:proofErr w:type="spellEnd"/>
-      <w:r>
-        <w:rPr>
-          <w:rFonts w:ascii="Arial" w:hAnsi="Arial" w:cs="Arial"/>
-          <w:bCs/>
-          <w:lang w:val="en-US"/>
-        </w:rPr>
-        <w:t xml:space="preserve"> in </w:t>
+        <w:t xml:space="preserve">’s in </w:t>
       </w:r>
       <w:r>
         <w:rPr>
@@ -14797,7 +14675,7 @@
 </file>
 
 <file path=customXml/itemProps1.xml><?xml version="1.0" encoding="utf-8"?>
-<ds:datastoreItem xmlns:ds="http://schemas.openxmlformats.org/officeDocument/2006/customXml" ds:itemID="{FD8EEFA3-B74E-40E2-BFA9-E3287F4A7672}">
+<ds:datastoreItem xmlns:ds="http://schemas.openxmlformats.org/officeDocument/2006/customXml" ds:itemID="{C1A0248E-0ED9-4DF3-94F5-6D03F4E445D8}">
   <ds:schemaRefs>
     <ds:schemaRef ds:uri="http://schemas.openxmlformats.org/officeDocument/2006/bibliography"/>
   </ds:schemaRefs>

--- a/Jose's resume.docx
+++ b/Jose's resume.docx
@@ -696,12 +696,21 @@
         </w:rPr>
         <w:t xml:space="preserve"> </w:t>
       </w:r>
-      <w:r>
-        <w:rPr>
-          <w:rFonts w:ascii="Arial" w:hAnsi="Arial" w:cs="Arial"/>
-          <w:lang w:val="en-US"/>
-        </w:rPr>
-        <w:t>dataframes, read and wrote to Excel files</w:t>
+      <w:proofErr w:type="spellStart"/>
+      <w:r>
+        <w:rPr>
+          <w:rFonts w:ascii="Arial" w:hAnsi="Arial" w:cs="Arial"/>
+          <w:lang w:val="en-US"/>
+        </w:rPr>
+        <w:t>dataframes</w:t>
+      </w:r>
+      <w:proofErr w:type="spellEnd"/>
+      <w:r>
+        <w:rPr>
+          <w:rFonts w:ascii="Arial" w:hAnsi="Arial" w:cs="Arial"/>
+          <w:lang w:val="en-US"/>
+        </w:rPr>
+        <w:t>, read and wrote to Excel files</w:t>
       </w:r>
       <w:r>
         <w:rPr>
@@ -710,6 +719,7 @@
         </w:rPr>
         <w:t xml:space="preserve"> with </w:t>
       </w:r>
+      <w:proofErr w:type="spellStart"/>
       <w:r>
         <w:rPr>
           <w:rFonts w:ascii="Arial" w:hAnsi="Arial" w:cs="Arial"/>
@@ -718,6 +728,7 @@
         </w:rPr>
         <w:t>openpyxl</w:t>
       </w:r>
+      <w:proofErr w:type="spellEnd"/>
       <w:r>
         <w:rPr>
           <w:rFonts w:ascii="Arial" w:hAnsi="Arial" w:cs="Arial"/>
@@ -934,8 +945,17 @@
           <w:rFonts w:ascii="Arial" w:hAnsi="Arial" w:cs="Arial"/>
           <w:lang w:val="en-US"/>
         </w:rPr>
-        <w:t>with Dremio</w:t>
-      </w:r>
+        <w:t xml:space="preserve">with </w:t>
+      </w:r>
+      <w:proofErr w:type="spellStart"/>
+      <w:r>
+        <w:rPr>
+          <w:rFonts w:ascii="Arial" w:hAnsi="Arial" w:cs="Arial"/>
+          <w:lang w:val="en-US"/>
+        </w:rPr>
+        <w:t>Dremio</w:t>
+      </w:r>
+      <w:proofErr w:type="spellEnd"/>
       <w:r>
         <w:rPr>
           <w:rFonts w:ascii="Arial" w:hAnsi="Arial" w:cs="Arial"/>
@@ -1091,6 +1111,7 @@
         </w:rPr>
         <w:t xml:space="preserve"> </w:t>
       </w:r>
+      <w:proofErr w:type="spellStart"/>
       <w:r>
         <w:rPr>
           <w:rFonts w:ascii="Arial" w:hAnsi="Arial" w:cs="Arial"/>
@@ -1099,6 +1120,7 @@
         </w:rPr>
         <w:t>PySpark</w:t>
       </w:r>
+      <w:proofErr w:type="spellEnd"/>
       <w:r>
         <w:rPr>
           <w:rFonts w:ascii="Arial" w:hAnsi="Arial" w:cs="Arial"/>
@@ -1278,13 +1300,23 @@
         </w:rPr>
         <w:t xml:space="preserve"> and </w:t>
       </w:r>
-      <w:r>
-        <w:rPr>
-          <w:rFonts w:ascii="Arial" w:hAnsi="Arial" w:cs="Arial"/>
-          <w:color w:val="FF0000"/>
-          <w:lang w:val="en-US"/>
-        </w:rPr>
-        <w:t>Viya)</w:t>
+      <w:proofErr w:type="spellStart"/>
+      <w:r>
+        <w:rPr>
+          <w:rFonts w:ascii="Arial" w:hAnsi="Arial" w:cs="Arial"/>
+          <w:color w:val="FF0000"/>
+          <w:lang w:val="en-US"/>
+        </w:rPr>
+        <w:t>Viya</w:t>
+      </w:r>
+      <w:proofErr w:type="spellEnd"/>
+      <w:r>
+        <w:rPr>
+          <w:rFonts w:ascii="Arial" w:hAnsi="Arial" w:cs="Arial"/>
+          <w:color w:val="FF0000"/>
+          <w:lang w:val="en-US"/>
+        </w:rPr>
+        <w:t>)</w:t>
       </w:r>
       <w:r>
         <w:rPr>
@@ -2292,6 +2324,161 @@
         </w:rPr>
         <w:t>,</w:t>
       </w:r>
+      <w:r>
+        <w:rPr>
+          <w:rFonts w:ascii="Arial" w:hAnsi="Arial"/>
+          <w:lang w:val="en-US"/>
+        </w:rPr>
+        <w:t xml:space="preserve"> </w:t>
+      </w:r>
+      <w:r>
+        <w:rPr>
+          <w:rFonts w:ascii="Arial" w:hAnsi="Arial"/>
+          <w:lang w:val="en-US"/>
+        </w:rPr>
+        <w:t xml:space="preserve">created </w:t>
+      </w:r>
+      <w:r>
+        <w:rPr>
+          <w:rFonts w:ascii="Arial" w:hAnsi="Arial" w:cs="Arial"/>
+          <w:color w:val="FF0000"/>
+          <w:lang w:val="en-US"/>
+        </w:rPr>
+        <w:t>YTD</w:t>
+      </w:r>
+      <w:r>
+        <w:rPr>
+          <w:rFonts w:ascii="Arial" w:hAnsi="Arial"/>
+          <w:color w:val="FF0000"/>
+          <w:lang w:val="en-US"/>
+        </w:rPr>
+        <w:t xml:space="preserve"> </w:t>
+      </w:r>
+      <w:r>
+        <w:rPr>
+          <w:rFonts w:ascii="Arial" w:hAnsi="Arial" w:cs="Arial"/>
+          <w:color w:val="FF0000"/>
+          <w:lang w:val="en-US"/>
+        </w:rPr>
+        <w:t>summary</w:t>
+      </w:r>
+      <w:r>
+        <w:rPr>
+          <w:rFonts w:ascii="Arial" w:hAnsi="Arial"/>
+          <w:color w:val="FF0000"/>
+          <w:lang w:val="en-US"/>
+        </w:rPr>
+        <w:t xml:space="preserve"> </w:t>
+      </w:r>
+      <w:r>
+        <w:rPr>
+          <w:rFonts w:ascii="Arial" w:hAnsi="Arial"/>
+          <w:color w:val="FF0000"/>
+          <w:lang w:val="en-US"/>
+        </w:rPr>
+        <w:t>rep</w:t>
+      </w:r>
+      <w:r>
+        <w:rPr>
+          <w:rFonts w:ascii="Arial" w:hAnsi="Arial" w:cs="Arial"/>
+          <w:color w:val="FF0000"/>
+          <w:lang w:val="en-US"/>
+        </w:rPr>
+        <w:t>o</w:t>
+      </w:r>
+      <w:r>
+        <w:rPr>
+          <w:rFonts w:ascii="Arial" w:hAnsi="Arial"/>
+          <w:color w:val="FF0000"/>
+          <w:lang w:val="en-US"/>
+        </w:rPr>
+        <w:t xml:space="preserve">rts </w:t>
+      </w:r>
+      <w:r>
+        <w:rPr>
+          <w:rFonts w:ascii="Arial" w:hAnsi="Arial"/>
+          <w:lang w:val="en-US"/>
+        </w:rPr>
+        <w:t xml:space="preserve">with array formulas in </w:t>
+      </w:r>
+      <w:r>
+        <w:rPr>
+          <w:rFonts w:ascii="Arial" w:hAnsi="Arial"/>
+          <w:color w:val="FF0000"/>
+          <w:lang w:val="en-US"/>
+        </w:rPr>
+        <w:t xml:space="preserve">Excel </w:t>
+      </w:r>
+      <w:r>
+        <w:rPr>
+          <w:rFonts w:ascii="Arial" w:hAnsi="Arial"/>
+          <w:lang w:val="en-US"/>
+        </w:rPr>
+        <w:t xml:space="preserve">to </w:t>
+      </w:r>
+      <w:r>
+        <w:rPr>
+          <w:rFonts w:ascii="Arial" w:hAnsi="Arial" w:cs="Arial"/>
+          <w:lang w:val="en-CA"/>
+        </w:rPr>
+        <w:t xml:space="preserve">support quarterly filings </w:t>
+      </w:r>
+      <w:r>
+        <w:rPr>
+          <w:rFonts w:ascii="Arial" w:hAnsi="Arial" w:cs="Arial"/>
+          <w:lang w:val="en-CA"/>
+        </w:rPr>
+        <w:t>(</w:t>
+      </w:r>
+      <w:r>
+        <w:rPr>
+          <w:rFonts w:ascii="Arial" w:hAnsi="Arial"/>
+          <w:lang w:val="en-US"/>
+        </w:rPr>
+        <w:t xml:space="preserve">10-Q </w:t>
+      </w:r>
+      <w:r>
+        <w:rPr>
+          <w:rFonts w:ascii="Arial" w:hAnsi="Arial"/>
+          <w:lang w:val="en-US"/>
+        </w:rPr>
+        <w:t xml:space="preserve">and 10-K) </w:t>
+      </w:r>
+      <w:r>
+        <w:rPr>
+          <w:rFonts w:ascii="Arial" w:hAnsi="Arial"/>
+          <w:lang w:val="en-US"/>
+        </w:rPr>
+        <w:t>and perform</w:t>
+      </w:r>
+      <w:r>
+        <w:rPr>
+          <w:rFonts w:ascii="Arial" w:hAnsi="Arial"/>
+          <w:lang w:val="en-US"/>
+        </w:rPr>
+        <w:t>ed</w:t>
+      </w:r>
+      <w:r>
+        <w:rPr>
+          <w:rFonts w:ascii="Arial" w:hAnsi="Arial"/>
+          <w:lang w:val="en-US"/>
+        </w:rPr>
+        <w:t xml:space="preserve"> </w:t>
+      </w:r>
+      <w:r>
+        <w:rPr>
+          <w:rFonts w:ascii="Arial" w:hAnsi="Arial"/>
+          <w:lang w:val="en-US"/>
+        </w:rPr>
+        <w:t>account</w:t>
+      </w:r>
+      <w:r>
+        <w:rPr>
+          <w:rFonts w:ascii="Arial" w:hAnsi="Arial"/>
+          <w:lang w:val="en-US"/>
+        </w:rPr>
+        <w:t xml:space="preserve"> and profit center </w:t>
+      </w:r>
       <w:bookmarkStart w:id="0" w:name="_GoBack"/>
       <w:bookmarkEnd w:id="0"/>
       <w:r>
@@ -2299,148 +2486,7 @@
           <w:rFonts w:ascii="Arial" w:hAnsi="Arial"/>
           <w:lang w:val="en-US"/>
         </w:rPr>
-        <w:t xml:space="preserve"> </w:t>
-      </w:r>
-      <w:r>
-        <w:rPr>
-          <w:rFonts w:ascii="Arial" w:hAnsi="Arial"/>
-          <w:lang w:val="en-US"/>
-        </w:rPr>
-        <w:t xml:space="preserve">created </w:t>
-      </w:r>
-      <w:r>
-        <w:rPr>
-          <w:rFonts w:ascii="Arial" w:hAnsi="Arial" w:cs="Arial"/>
-          <w:color w:val="FF0000"/>
-          <w:lang w:val="en-US"/>
-        </w:rPr>
-        <w:t>YTD</w:t>
-      </w:r>
-      <w:r>
-        <w:rPr>
-          <w:rFonts w:ascii="Arial" w:hAnsi="Arial"/>
-          <w:color w:val="FF0000"/>
-          <w:lang w:val="en-US"/>
-        </w:rPr>
-        <w:t xml:space="preserve"> </w:t>
-      </w:r>
-      <w:r>
-        <w:rPr>
-          <w:rFonts w:ascii="Arial" w:hAnsi="Arial" w:cs="Arial"/>
-          <w:color w:val="FF0000"/>
-          <w:lang w:val="en-US"/>
-        </w:rPr>
-        <w:t>summary</w:t>
-      </w:r>
-      <w:r>
-        <w:rPr>
-          <w:rFonts w:ascii="Arial" w:hAnsi="Arial"/>
-          <w:color w:val="FF0000"/>
-          <w:lang w:val="en-US"/>
-        </w:rPr>
-        <w:t xml:space="preserve"> </w:t>
-      </w:r>
-      <w:r>
-        <w:rPr>
-          <w:rFonts w:ascii="Arial" w:hAnsi="Arial"/>
-          <w:color w:val="FF0000"/>
-          <w:lang w:val="en-US"/>
-        </w:rPr>
-        <w:t>rep</w:t>
-      </w:r>
-      <w:r>
-        <w:rPr>
-          <w:rFonts w:ascii="Arial" w:hAnsi="Arial" w:cs="Arial"/>
-          <w:color w:val="FF0000"/>
-          <w:lang w:val="en-US"/>
-        </w:rPr>
-        <w:t>o</w:t>
-      </w:r>
-      <w:r>
-        <w:rPr>
-          <w:rFonts w:ascii="Arial" w:hAnsi="Arial"/>
-          <w:color w:val="FF0000"/>
-          <w:lang w:val="en-US"/>
-        </w:rPr>
-        <w:t xml:space="preserve">rts </w:t>
-      </w:r>
-      <w:r>
-        <w:rPr>
-          <w:rFonts w:ascii="Arial" w:hAnsi="Arial"/>
-          <w:lang w:val="en-US"/>
-        </w:rPr>
-        <w:t xml:space="preserve">with array formulas in </w:t>
-      </w:r>
-      <w:r>
-        <w:rPr>
-          <w:rFonts w:ascii="Arial" w:hAnsi="Arial"/>
-          <w:color w:val="FF0000"/>
-          <w:lang w:val="en-US"/>
-        </w:rPr>
-        <w:t xml:space="preserve">Excel </w:t>
-      </w:r>
-      <w:r>
-        <w:rPr>
-          <w:rFonts w:ascii="Arial" w:hAnsi="Arial"/>
-          <w:lang w:val="en-US"/>
-        </w:rPr>
-        <w:t xml:space="preserve">to </w:t>
-      </w:r>
-      <w:r>
-        <w:rPr>
-          <w:rFonts w:ascii="Arial" w:hAnsi="Arial" w:cs="Arial"/>
-          <w:lang w:val="en-CA"/>
-        </w:rPr>
-        <w:t xml:space="preserve">support quarterly filings </w:t>
-      </w:r>
-      <w:r>
-        <w:rPr>
-          <w:rFonts w:ascii="Arial" w:hAnsi="Arial" w:cs="Arial"/>
-          <w:lang w:val="en-CA"/>
-        </w:rPr>
-        <w:t>(</w:t>
-      </w:r>
-      <w:r>
-        <w:rPr>
-          <w:rFonts w:ascii="Arial" w:hAnsi="Arial"/>
-          <w:lang w:val="en-US"/>
-        </w:rPr>
-        <w:t xml:space="preserve">10-Q </w:t>
-      </w:r>
-      <w:r>
-        <w:rPr>
-          <w:rFonts w:ascii="Arial" w:hAnsi="Arial"/>
-          <w:lang w:val="en-US"/>
-        </w:rPr>
-        <w:t xml:space="preserve">and 10-K) </w:t>
-      </w:r>
-      <w:r>
-        <w:rPr>
-          <w:rFonts w:ascii="Arial" w:hAnsi="Arial"/>
-          <w:lang w:val="en-US"/>
-        </w:rPr>
-        <w:t>and perform</w:t>
-      </w:r>
-      <w:r>
-        <w:rPr>
-          <w:rFonts w:ascii="Arial" w:hAnsi="Arial"/>
-          <w:lang w:val="en-US"/>
-        </w:rPr>
-        <w:t>ed</w:t>
-      </w:r>
-      <w:r>
-        <w:rPr>
-          <w:rFonts w:ascii="Arial" w:hAnsi="Arial"/>
-          <w:lang w:val="en-US"/>
-        </w:rPr>
-        <w:t xml:space="preserve"> </w:t>
-      </w:r>
-      <w:r>
-        <w:rPr>
-          <w:rFonts w:ascii="Arial" w:hAnsi="Arial"/>
-          <w:lang w:val="en-US"/>
-        </w:rPr>
-        <w:t xml:space="preserve">account-level </w:t>
+        <w:t xml:space="preserve">level </w:t>
       </w:r>
       <w:r>
         <w:rPr>
@@ -2859,6 +2905,7 @@
         </w:rPr>
         <w:t xml:space="preserve"> </w:t>
       </w:r>
+      <w:proofErr w:type="spellStart"/>
       <w:r>
         <w:rPr>
           <w:rFonts w:ascii="Arial" w:hAnsi="Arial"/>
@@ -2867,6 +2914,7 @@
         </w:rPr>
         <w:t>NatGen</w:t>
       </w:r>
+      <w:proofErr w:type="spellEnd"/>
       <w:r>
         <w:rPr>
           <w:rFonts w:ascii="Arial" w:hAnsi="Arial"/>
@@ -3133,6 +3181,7 @@
         </w:rPr>
         <w:t xml:space="preserve">, </w:t>
       </w:r>
+      <w:proofErr w:type="spellStart"/>
       <w:r>
         <w:rPr>
           <w:rFonts w:ascii="Arial" w:hAnsi="Arial" w:cs="Arial"/>
@@ -3141,6 +3190,7 @@
         </w:rPr>
         <w:t>Databricks</w:t>
       </w:r>
+      <w:proofErr w:type="spellEnd"/>
       <w:r>
         <w:rPr>
           <w:rFonts w:ascii="Arial" w:hAnsi="Arial" w:cs="Arial"/>
@@ -3148,6 +3198,7 @@
         </w:rPr>
         <w:t xml:space="preserve">, </w:t>
       </w:r>
+      <w:proofErr w:type="spellStart"/>
       <w:r>
         <w:rPr>
           <w:rFonts w:ascii="Arial" w:hAnsi="Arial" w:cs="Arial"/>
@@ -3156,6 +3207,7 @@
         </w:rPr>
         <w:t>PySpark</w:t>
       </w:r>
+      <w:proofErr w:type="spellEnd"/>
       <w:r>
         <w:rPr>
           <w:rFonts w:ascii="Arial" w:hAnsi="Arial" w:cs="Arial"/>
@@ -3177,6 +3229,7 @@
         </w:rPr>
         <w:t xml:space="preserve">Hadoop, </w:t>
       </w:r>
+      <w:proofErr w:type="spellStart"/>
       <w:r>
         <w:rPr>
           <w:rFonts w:ascii="Arial" w:hAnsi="Arial" w:cs="Arial"/>
@@ -3184,6 +3237,7 @@
         </w:rPr>
         <w:t>Dremio</w:t>
       </w:r>
+      <w:proofErr w:type="spellEnd"/>
       <w:r>
         <w:rPr>
           <w:rFonts w:ascii="Arial" w:hAnsi="Arial" w:cs="Arial"/>
@@ -3465,13 +3519,23 @@
         </w:rPr>
         <w:t xml:space="preserve"> and </w:t>
       </w:r>
-      <w:r>
-        <w:rPr>
-          <w:rFonts w:ascii="Arial" w:hAnsi="Arial" w:cs="Arial"/>
-          <w:color w:val="FF0000"/>
-          <w:lang w:val="en-US"/>
-        </w:rPr>
-        <w:t xml:space="preserve">Viya </w:t>
+      <w:proofErr w:type="spellStart"/>
+      <w:r>
+        <w:rPr>
+          <w:rFonts w:ascii="Arial" w:hAnsi="Arial" w:cs="Arial"/>
+          <w:color w:val="FF0000"/>
+          <w:lang w:val="en-US"/>
+        </w:rPr>
+        <w:t>Viya</w:t>
+      </w:r>
+      <w:proofErr w:type="spellEnd"/>
+      <w:r>
+        <w:rPr>
+          <w:rFonts w:ascii="Arial" w:hAnsi="Arial" w:cs="Arial"/>
+          <w:color w:val="FF0000"/>
+          <w:lang w:val="en-US"/>
+        </w:rPr>
+        <w:t xml:space="preserve"> </w:t>
       </w:r>
       <w:r>
         <w:rPr>
@@ -3936,6 +4000,7 @@
         </w:rPr>
         <w:t xml:space="preserve"> </w:t>
       </w:r>
+      <w:proofErr w:type="spellStart"/>
       <w:r>
         <w:rPr>
           <w:rFonts w:ascii="Arial" w:hAnsi="Arial" w:cs="Arial"/>
@@ -3944,6 +4009,7 @@
         </w:rPr>
         <w:t>Git</w:t>
       </w:r>
+      <w:proofErr w:type="spellEnd"/>
       <w:r>
         <w:rPr>
           <w:rFonts w:ascii="Arial" w:hAnsi="Arial" w:cs="Arial"/>
@@ -3951,6 +4017,7 @@
         </w:rPr>
         <w:t xml:space="preserve">, </w:t>
       </w:r>
+      <w:proofErr w:type="spellStart"/>
       <w:r>
         <w:rPr>
           <w:rFonts w:ascii="Arial" w:hAnsi="Arial" w:cs="Arial"/>
@@ -3983,6 +4050,7 @@
         </w:rPr>
         <w:t>x</w:t>
       </w:r>
+      <w:proofErr w:type="spellEnd"/>
       <w:r>
         <w:rPr>
           <w:rFonts w:ascii="Arial" w:hAnsi="Arial" w:cs="Arial"/>
@@ -4431,13 +4499,23 @@
         </w:rPr>
         <w:t xml:space="preserve">Financial Crimes </w:t>
       </w:r>
-      <w:r>
-        <w:rPr>
-          <w:rFonts w:ascii="Arial" w:hAnsi="Arial" w:cs="Arial"/>
-          <w:bCs/>
-          <w:lang w:val="en-CA"/>
-        </w:rPr>
-        <w:t xml:space="preserve">remediations (CIP / BO / CDD / </w:t>
+      <w:proofErr w:type="spellStart"/>
+      <w:r>
+        <w:rPr>
+          <w:rFonts w:ascii="Arial" w:hAnsi="Arial" w:cs="Arial"/>
+          <w:bCs/>
+          <w:lang w:val="en-CA"/>
+        </w:rPr>
+        <w:t>remediations</w:t>
+      </w:r>
+      <w:proofErr w:type="spellEnd"/>
+      <w:r>
+        <w:rPr>
+          <w:rFonts w:ascii="Arial" w:hAnsi="Arial" w:cs="Arial"/>
+          <w:bCs/>
+          <w:lang w:val="en-CA"/>
+        </w:rPr>
+        <w:t xml:space="preserve"> (CIP / BO / CDD / </w:t>
       </w:r>
       <w:r>
         <w:rPr>
@@ -4637,14 +4715,25 @@
         </w:rPr>
         <w:t xml:space="preserve">using </w:t>
       </w:r>
-      <w:r>
-        <w:rPr>
-          <w:rFonts w:ascii="Arial" w:hAnsi="Arial" w:cs="Arial"/>
-          <w:bCs/>
-          <w:color w:val="FF0000"/>
-          <w:lang w:val="en-CA"/>
-        </w:rPr>
-        <w:t xml:space="preserve">Dremio </w:t>
+      <w:proofErr w:type="spellStart"/>
+      <w:r>
+        <w:rPr>
+          <w:rFonts w:ascii="Arial" w:hAnsi="Arial" w:cs="Arial"/>
+          <w:bCs/>
+          <w:color w:val="FF0000"/>
+          <w:lang w:val="en-CA"/>
+        </w:rPr>
+        <w:t>Dremio</w:t>
+      </w:r>
+      <w:proofErr w:type="spellEnd"/>
+      <w:r>
+        <w:rPr>
+          <w:rFonts w:ascii="Arial" w:hAnsi="Arial" w:cs="Arial"/>
+          <w:bCs/>
+          <w:color w:val="FF0000"/>
+          <w:lang w:val="en-CA"/>
+        </w:rPr>
+        <w:t xml:space="preserve"> </w:t>
       </w:r>
       <w:r>
         <w:rPr>
@@ -5033,8 +5122,18 @@
           <w:color w:val="FF0000"/>
           <w:lang w:val="en-CA"/>
         </w:rPr>
-        <w:t>customer remediations</w:t>
-      </w:r>
+        <w:t xml:space="preserve">customer </w:t>
+      </w:r>
+      <w:proofErr w:type="spellStart"/>
+      <w:r>
+        <w:rPr>
+          <w:rFonts w:ascii="Arial" w:hAnsi="Arial" w:cs="Arial"/>
+          <w:color w:val="FF0000"/>
+          <w:lang w:val="en-CA"/>
+        </w:rPr>
+        <w:t>remediations</w:t>
+      </w:r>
+      <w:proofErr w:type="spellEnd"/>
       <w:r>
         <w:rPr>
           <w:rFonts w:ascii="Arial" w:hAnsi="Arial" w:cs="Arial"/>
@@ -5599,6 +5698,7 @@
           <w:lang w:val="en-CA"/>
         </w:rPr>
       </w:pPr>
+      <w:proofErr w:type="spellStart"/>
       <w:r>
         <w:rPr>
           <w:rFonts w:ascii="Arial" w:hAnsi="Arial" w:cs="Arial"/>
@@ -5608,6 +5708,7 @@
         </w:rPr>
         <w:t>Truist</w:t>
       </w:r>
+      <w:proofErr w:type="spellEnd"/>
       <w:r>
         <w:rPr>
           <w:rFonts w:ascii="Arial" w:hAnsi="Arial" w:cs="Arial"/>
@@ -6032,6 +6133,7 @@
         </w:rPr>
         <w:t xml:space="preserve">Ran reconciliation between </w:t>
       </w:r>
+      <w:proofErr w:type="spellStart"/>
       <w:r>
         <w:rPr>
           <w:rFonts w:ascii="Arial" w:hAnsi="Arial" w:cs="Arial"/>
@@ -6040,6 +6142,7 @@
         </w:rPr>
         <w:t>ServiceNow</w:t>
       </w:r>
+      <w:proofErr w:type="spellEnd"/>
       <w:r>
         <w:rPr>
           <w:rFonts w:ascii="Arial" w:hAnsi="Arial" w:cs="Arial"/>
@@ -6796,12 +6899,21 @@
         </w:rPr>
         <w:t xml:space="preserve"> </w:t>
       </w:r>
-      <w:r>
-        <w:rPr>
-          <w:rFonts w:ascii="Arial" w:hAnsi="Arial" w:cs="Arial"/>
-          <w:lang w:val="en-CA"/>
-        </w:rPr>
-        <w:t xml:space="preserve">dept </w:t>
+      <w:proofErr w:type="spellStart"/>
+      <w:r>
+        <w:rPr>
+          <w:rFonts w:ascii="Arial" w:hAnsi="Arial" w:cs="Arial"/>
+          <w:lang w:val="en-CA"/>
+        </w:rPr>
+        <w:t>dept</w:t>
+      </w:r>
+      <w:proofErr w:type="spellEnd"/>
+      <w:r>
+        <w:rPr>
+          <w:rFonts w:ascii="Arial" w:hAnsi="Arial" w:cs="Arial"/>
+          <w:lang w:val="en-CA"/>
+        </w:rPr>
+        <w:t xml:space="preserve"> </w:t>
       </w:r>
       <w:r>
         <w:rPr>
@@ -7265,13 +7377,23 @@
         </w:rPr>
         <w:t xml:space="preserve">, </w:t>
       </w:r>
-      <w:r>
-        <w:rPr>
-          <w:rFonts w:ascii="Arial" w:hAnsi="Arial" w:cs="Arial"/>
-          <w:color w:val="FF0000"/>
-          <w:lang w:val="en-CA"/>
-        </w:rPr>
-        <w:t xml:space="preserve">WinScp </w:t>
+      <w:proofErr w:type="spellStart"/>
+      <w:r>
+        <w:rPr>
+          <w:rFonts w:ascii="Arial" w:hAnsi="Arial" w:cs="Arial"/>
+          <w:color w:val="FF0000"/>
+          <w:lang w:val="en-CA"/>
+        </w:rPr>
+        <w:t>WinScp</w:t>
+      </w:r>
+      <w:proofErr w:type="spellEnd"/>
+      <w:r>
+        <w:rPr>
+          <w:rFonts w:ascii="Arial" w:hAnsi="Arial" w:cs="Arial"/>
+          <w:color w:val="FF0000"/>
+          <w:lang w:val="en-CA"/>
+        </w:rPr>
+        <w:t xml:space="preserve"> </w:t>
       </w:r>
       <w:r>
         <w:rPr>
@@ -10263,13 +10385,23 @@
         </w:rPr>
         <w:t xml:space="preserve"> update a </w:t>
       </w:r>
-      <w:r>
-        <w:rPr>
-          <w:rFonts w:ascii="Arial" w:hAnsi="Arial" w:cs="Arial"/>
-          <w:color w:val="FF0000"/>
-          <w:lang w:val="en-CA"/>
-        </w:rPr>
-        <w:t xml:space="preserve">Qlikview </w:t>
+      <w:proofErr w:type="spellStart"/>
+      <w:r>
+        <w:rPr>
+          <w:rFonts w:ascii="Arial" w:hAnsi="Arial" w:cs="Arial"/>
+          <w:color w:val="FF0000"/>
+          <w:lang w:val="en-CA"/>
+        </w:rPr>
+        <w:t>Qlikview</w:t>
+      </w:r>
+      <w:proofErr w:type="spellEnd"/>
+      <w:r>
+        <w:rPr>
+          <w:rFonts w:ascii="Arial" w:hAnsi="Arial" w:cs="Arial"/>
+          <w:color w:val="FF0000"/>
+          <w:lang w:val="en-CA"/>
+        </w:rPr>
+        <w:t xml:space="preserve"> </w:t>
       </w:r>
       <w:r>
         <w:rPr>
@@ -10334,6 +10466,7 @@
           <w:lang w:val="en-US"/>
         </w:rPr>
       </w:pPr>
+      <w:proofErr w:type="spellStart"/>
       <w:r>
         <w:rPr>
           <w:rFonts w:ascii="Arial" w:hAnsi="Arial" w:cs="Arial"/>
@@ -10348,7 +10481,16 @@
           <w:bCs/>
           <w:lang w:val="en-US"/>
         </w:rPr>
-        <w:t xml:space="preserve">’s in </w:t>
+        <w:t>’s</w:t>
+      </w:r>
+      <w:proofErr w:type="spellEnd"/>
+      <w:r>
+        <w:rPr>
+          <w:rFonts w:ascii="Arial" w:hAnsi="Arial" w:cs="Arial"/>
+          <w:bCs/>
+          <w:lang w:val="en-US"/>
+        </w:rPr>
+        <w:t xml:space="preserve"> in </w:t>
       </w:r>
       <w:r>
         <w:rPr>
@@ -14675,7 +14817,7 @@
 </file>
 
 <file path=customXml/itemProps1.xml><?xml version="1.0" encoding="utf-8"?>
-<ds:datastoreItem xmlns:ds="http://schemas.openxmlformats.org/officeDocument/2006/customXml" ds:itemID="{C1A0248E-0ED9-4DF3-94F5-6D03F4E445D8}">
+<ds:datastoreItem xmlns:ds="http://schemas.openxmlformats.org/officeDocument/2006/customXml" ds:itemID="{39D91F2D-EB77-484E-A017-1595FDD4AB48}">
   <ds:schemaRefs>
     <ds:schemaRef ds:uri="http://schemas.openxmlformats.org/officeDocument/2006/bibliography"/>
   </ds:schemaRefs>

--- a/Jose's resume.docx
+++ b/Jose's resume.docx
@@ -493,6 +493,8 @@
         </w:rPr>
         <w:t xml:space="preserve"> </w:t>
       </w:r>
+      <w:bookmarkStart w:id="0" w:name="_GoBack"/>
+      <w:bookmarkEnd w:id="0"/>
       <w:r>
         <w:rPr>
           <w:rFonts w:ascii="Arial" w:hAnsi="Arial" w:cs="Arial"/>
@@ -506,7 +508,29 @@
           <w:rFonts w:ascii="Arial" w:hAnsi="Arial" w:cs="Arial"/>
           <w:lang w:val="en-US"/>
         </w:rPr>
-        <w:t>. Created executable from code</w:t>
+        <w:t xml:space="preserve">. </w:t>
+      </w:r>
+      <w:r>
+        <w:rPr>
+          <w:rFonts w:ascii="Arial" w:hAnsi="Arial" w:cs="Arial"/>
+          <w:lang w:val="en-US"/>
+        </w:rPr>
+        <w:t xml:space="preserve">Ran </w:t>
+      </w:r>
+      <w:r>
+        <w:rPr>
+          <w:rFonts w:ascii="Arial" w:hAnsi="Arial" w:cs="Arial"/>
+          <w:color w:val="FF0000"/>
+          <w:lang w:val="en-US"/>
+        </w:rPr>
+        <w:t xml:space="preserve">SQL </w:t>
+      </w:r>
+      <w:r>
+        <w:rPr>
+          <w:rFonts w:ascii="Arial" w:hAnsi="Arial" w:cs="Arial"/>
+          <w:lang w:val="en-US"/>
+        </w:rPr>
+        <w:t>queries</w:t>
       </w:r>
       <w:r>
         <w:rPr>
@@ -2479,8 +2503,6 @@
         </w:rPr>
         <w:t xml:space="preserve"> and profit center </w:t>
       </w:r>
-      <w:bookmarkStart w:id="0" w:name="_GoBack"/>
-      <w:bookmarkEnd w:id="0"/>
       <w:r>
         <w:rPr>
           <w:rFonts w:ascii="Arial" w:hAnsi="Arial"/>
@@ -14817,7 +14839,7 @@
 </file>
 
 <file path=customXml/itemProps1.xml><?xml version="1.0" encoding="utf-8"?>
-<ds:datastoreItem xmlns:ds="http://schemas.openxmlformats.org/officeDocument/2006/customXml" ds:itemID="{39D91F2D-EB77-484E-A017-1595FDD4AB48}">
+<ds:datastoreItem xmlns:ds="http://schemas.openxmlformats.org/officeDocument/2006/customXml" ds:itemID="{2E3F50D3-6C87-4890-AD54-98F5D6DC2C5D}">
   <ds:schemaRefs>
     <ds:schemaRef ds:uri="http://schemas.openxmlformats.org/officeDocument/2006/bibliography"/>
   </ds:schemaRefs>

--- a/Jose's resume.docx
+++ b/Jose's resume.docx
@@ -493,8 +493,6 @@
         </w:rPr>
         <w:t xml:space="preserve"> </w:t>
       </w:r>
-      <w:bookmarkStart w:id="0" w:name="_GoBack"/>
-      <w:bookmarkEnd w:id="0"/>
       <w:r>
         <w:rPr>
           <w:rFonts w:ascii="Arial" w:hAnsi="Arial" w:cs="Arial"/>
@@ -720,21 +718,12 @@
         </w:rPr>
         <w:t xml:space="preserve"> </w:t>
       </w:r>
-      <w:proofErr w:type="spellStart"/>
-      <w:r>
-        <w:rPr>
-          <w:rFonts w:ascii="Arial" w:hAnsi="Arial" w:cs="Arial"/>
-          <w:lang w:val="en-US"/>
-        </w:rPr>
-        <w:t>dataframes</w:t>
-      </w:r>
-      <w:proofErr w:type="spellEnd"/>
-      <w:r>
-        <w:rPr>
-          <w:rFonts w:ascii="Arial" w:hAnsi="Arial" w:cs="Arial"/>
-          <w:lang w:val="en-US"/>
-        </w:rPr>
-        <w:t>, read and wrote to Excel files</w:t>
+      <w:r>
+        <w:rPr>
+          <w:rFonts w:ascii="Arial" w:hAnsi="Arial" w:cs="Arial"/>
+          <w:lang w:val="en-US"/>
+        </w:rPr>
+        <w:t>dataframes, read and wrote to Excel files</w:t>
       </w:r>
       <w:r>
         <w:rPr>
@@ -743,7 +732,6 @@
         </w:rPr>
         <w:t xml:space="preserve"> with </w:t>
       </w:r>
-      <w:proofErr w:type="spellStart"/>
       <w:r>
         <w:rPr>
           <w:rFonts w:ascii="Arial" w:hAnsi="Arial" w:cs="Arial"/>
@@ -752,7 +740,6 @@
         </w:rPr>
         <w:t>openpyxl</w:t>
       </w:r>
-      <w:proofErr w:type="spellEnd"/>
       <w:r>
         <w:rPr>
           <w:rFonts w:ascii="Arial" w:hAnsi="Arial" w:cs="Arial"/>
@@ -969,17 +956,8 @@
           <w:rFonts w:ascii="Arial" w:hAnsi="Arial" w:cs="Arial"/>
           <w:lang w:val="en-US"/>
         </w:rPr>
-        <w:t xml:space="preserve">with </w:t>
-      </w:r>
-      <w:proofErr w:type="spellStart"/>
-      <w:r>
-        <w:rPr>
-          <w:rFonts w:ascii="Arial" w:hAnsi="Arial" w:cs="Arial"/>
-          <w:lang w:val="en-US"/>
-        </w:rPr>
-        <w:t>Dremio</w:t>
-      </w:r>
-      <w:proofErr w:type="spellEnd"/>
+        <w:t>with Dremio</w:t>
+      </w:r>
       <w:r>
         <w:rPr>
           <w:rFonts w:ascii="Arial" w:hAnsi="Arial" w:cs="Arial"/>
@@ -1135,7 +1113,6 @@
         </w:rPr>
         <w:t xml:space="preserve"> </w:t>
       </w:r>
-      <w:proofErr w:type="spellStart"/>
       <w:r>
         <w:rPr>
           <w:rFonts w:ascii="Arial" w:hAnsi="Arial" w:cs="Arial"/>
@@ -1144,7 +1121,6 @@
         </w:rPr>
         <w:t>PySpark</w:t>
       </w:r>
-      <w:proofErr w:type="spellEnd"/>
       <w:r>
         <w:rPr>
           <w:rFonts w:ascii="Arial" w:hAnsi="Arial" w:cs="Arial"/>
@@ -1324,23 +1300,13 @@
         </w:rPr>
         <w:t xml:space="preserve"> and </w:t>
       </w:r>
-      <w:proofErr w:type="spellStart"/>
-      <w:r>
-        <w:rPr>
-          <w:rFonts w:ascii="Arial" w:hAnsi="Arial" w:cs="Arial"/>
-          <w:color w:val="FF0000"/>
-          <w:lang w:val="en-US"/>
-        </w:rPr>
-        <w:t>Viya</w:t>
-      </w:r>
-      <w:proofErr w:type="spellEnd"/>
-      <w:r>
-        <w:rPr>
-          <w:rFonts w:ascii="Arial" w:hAnsi="Arial" w:cs="Arial"/>
-          <w:color w:val="FF0000"/>
-          <w:lang w:val="en-US"/>
-        </w:rPr>
-        <w:t>)</w:t>
+      <w:r>
+        <w:rPr>
+          <w:rFonts w:ascii="Arial" w:hAnsi="Arial" w:cs="Arial"/>
+          <w:color w:val="FF0000"/>
+          <w:lang w:val="en-US"/>
+        </w:rPr>
+        <w:t>Viya)</w:t>
       </w:r>
       <w:r>
         <w:rPr>
@@ -2927,7 +2893,6 @@
         </w:rPr>
         <w:t xml:space="preserve"> </w:t>
       </w:r>
-      <w:proofErr w:type="spellStart"/>
       <w:r>
         <w:rPr>
           <w:rFonts w:ascii="Arial" w:hAnsi="Arial"/>
@@ -2936,7 +2901,6 @@
         </w:rPr>
         <w:t>NatGen</w:t>
       </w:r>
-      <w:proofErr w:type="spellEnd"/>
       <w:r>
         <w:rPr>
           <w:rFonts w:ascii="Arial" w:hAnsi="Arial"/>
@@ -3203,7 +3167,6 @@
         </w:rPr>
         <w:t xml:space="preserve">, </w:t>
       </w:r>
-      <w:proofErr w:type="spellStart"/>
       <w:r>
         <w:rPr>
           <w:rFonts w:ascii="Arial" w:hAnsi="Arial" w:cs="Arial"/>
@@ -3212,7 +3175,6 @@
         </w:rPr>
         <w:t>Databricks</w:t>
       </w:r>
-      <w:proofErr w:type="spellEnd"/>
       <w:r>
         <w:rPr>
           <w:rFonts w:ascii="Arial" w:hAnsi="Arial" w:cs="Arial"/>
@@ -3220,7 +3182,6 @@
         </w:rPr>
         <w:t xml:space="preserve">, </w:t>
       </w:r>
-      <w:proofErr w:type="spellStart"/>
       <w:r>
         <w:rPr>
           <w:rFonts w:ascii="Arial" w:hAnsi="Arial" w:cs="Arial"/>
@@ -3229,7 +3190,6 @@
         </w:rPr>
         <w:t>PySpark</w:t>
       </w:r>
-      <w:proofErr w:type="spellEnd"/>
       <w:r>
         <w:rPr>
           <w:rFonts w:ascii="Arial" w:hAnsi="Arial" w:cs="Arial"/>
@@ -3251,7 +3211,6 @@
         </w:rPr>
         <w:t xml:space="preserve">Hadoop, </w:t>
       </w:r>
-      <w:proofErr w:type="spellStart"/>
       <w:r>
         <w:rPr>
           <w:rFonts w:ascii="Arial" w:hAnsi="Arial" w:cs="Arial"/>
@@ -3259,7 +3218,6 @@
         </w:rPr>
         <w:t>Dremio</w:t>
       </w:r>
-      <w:proofErr w:type="spellEnd"/>
       <w:r>
         <w:rPr>
           <w:rFonts w:ascii="Arial" w:hAnsi="Arial" w:cs="Arial"/>
@@ -3541,23 +3499,13 @@
         </w:rPr>
         <w:t xml:space="preserve"> and </w:t>
       </w:r>
-      <w:proofErr w:type="spellStart"/>
-      <w:r>
-        <w:rPr>
-          <w:rFonts w:ascii="Arial" w:hAnsi="Arial" w:cs="Arial"/>
-          <w:color w:val="FF0000"/>
-          <w:lang w:val="en-US"/>
-        </w:rPr>
-        <w:t>Viya</w:t>
-      </w:r>
-      <w:proofErr w:type="spellEnd"/>
-      <w:r>
-        <w:rPr>
-          <w:rFonts w:ascii="Arial" w:hAnsi="Arial" w:cs="Arial"/>
-          <w:color w:val="FF0000"/>
-          <w:lang w:val="en-US"/>
-        </w:rPr>
-        <w:t xml:space="preserve"> </w:t>
+      <w:r>
+        <w:rPr>
+          <w:rFonts w:ascii="Arial" w:hAnsi="Arial" w:cs="Arial"/>
+          <w:color w:val="FF0000"/>
+          <w:lang w:val="en-US"/>
+        </w:rPr>
+        <w:t xml:space="preserve">Viya </w:t>
       </w:r>
       <w:r>
         <w:rPr>
@@ -4022,7 +3970,6 @@
         </w:rPr>
         <w:t xml:space="preserve"> </w:t>
       </w:r>
-      <w:proofErr w:type="spellStart"/>
       <w:r>
         <w:rPr>
           <w:rFonts w:ascii="Arial" w:hAnsi="Arial" w:cs="Arial"/>
@@ -4031,7 +3978,6 @@
         </w:rPr>
         <w:t>Git</w:t>
       </w:r>
-      <w:proofErr w:type="spellEnd"/>
       <w:r>
         <w:rPr>
           <w:rFonts w:ascii="Arial" w:hAnsi="Arial" w:cs="Arial"/>
@@ -4039,7 +3985,6 @@
         </w:rPr>
         <w:t xml:space="preserve">, </w:t>
       </w:r>
-      <w:proofErr w:type="spellStart"/>
       <w:r>
         <w:rPr>
           <w:rFonts w:ascii="Arial" w:hAnsi="Arial" w:cs="Arial"/>
@@ -4072,7 +4017,6 @@
         </w:rPr>
         <w:t>x</w:t>
       </w:r>
-      <w:proofErr w:type="spellEnd"/>
       <w:r>
         <w:rPr>
           <w:rFonts w:ascii="Arial" w:hAnsi="Arial" w:cs="Arial"/>
@@ -4280,30 +4224,6 @@
           <w:i/>
           <w:lang w:val="en-CA"/>
         </w:rPr>
-        <w:t xml:space="preserve">/ Data </w:t>
-      </w:r>
-      <w:r>
-        <w:rPr>
-          <w:rFonts w:ascii="Arial" w:hAnsi="Arial" w:cs="Arial"/>
-          <w:i/>
-          <w:lang w:val="en-CA"/>
-        </w:rPr>
-        <w:t>Scien</w:t>
-      </w:r>
-      <w:r>
-        <w:rPr>
-          <w:rFonts w:ascii="Arial" w:hAnsi="Arial" w:cs="Arial"/>
-          <w:i/>
-          <w:lang w:val="en-CA"/>
-        </w:rPr>
-        <w:t xml:space="preserve">tist </w:t>
-      </w:r>
-      <w:r>
-        <w:rPr>
-          <w:rFonts w:ascii="Arial" w:hAnsi="Arial" w:cs="Arial"/>
-          <w:i/>
-          <w:lang w:val="en-CA"/>
-        </w:rPr>
         <w:t>(</w:t>
       </w:r>
       <w:r>
@@ -4332,6 +4252,34 @@
         </w:rPr>
         <w:t xml:space="preserve">/ </w:t>
       </w:r>
+      <w:r>
+        <w:rPr>
+          <w:rFonts w:ascii="Arial" w:hAnsi="Arial" w:cs="Arial"/>
+          <w:i/>
+          <w:color w:val="E36C0A" w:themeColor="accent6" w:themeShade="BF"/>
+          <w:lang w:val="en-CA"/>
+        </w:rPr>
+        <w:t>remote</w:t>
+      </w:r>
+      <w:r>
+        <w:rPr>
+          <w:rFonts w:ascii="Arial" w:hAnsi="Arial" w:cs="Arial"/>
+          <w:i/>
+          <w:color w:val="E36C0A" w:themeColor="accent6" w:themeShade="BF"/>
+          <w:lang w:val="en-CA"/>
+        </w:rPr>
+        <w:t xml:space="preserve"> </w:t>
+      </w:r>
+      <w:r>
+        <w:rPr>
+          <w:rFonts w:ascii="Arial" w:hAnsi="Arial" w:cs="Arial"/>
+          <w:i/>
+          <w:lang w:val="en-CA"/>
+        </w:rPr>
+        <w:t xml:space="preserve">/ </w:t>
+      </w:r>
+      <w:bookmarkStart w:id="0" w:name="_GoBack"/>
+      <w:bookmarkEnd w:id="0"/>
       <w:r>
         <w:rPr>
           <w:rFonts w:ascii="Arial" w:hAnsi="Arial" w:cs="Arial"/>
@@ -4456,6 +4404,15 @@
           <w:highlight w:val="yellow"/>
           <w:lang w:val="en-CA"/>
         </w:rPr>
+        <w:t xml:space="preserve"> (hybrid)</w:t>
+      </w:r>
+      <w:r>
+        <w:rPr>
+          <w:rFonts w:ascii="Arial" w:hAnsi="Arial" w:cs="Arial"/>
+          <w:bCs/>
+          <w:highlight w:val="yellow"/>
+          <w:lang w:val="en-CA"/>
+        </w:rPr>
         <w:t xml:space="preserve">: </w:t>
       </w:r>
       <w:r>
@@ -4521,23 +4478,13 @@
         </w:rPr>
         <w:t xml:space="preserve">Financial Crimes </w:t>
       </w:r>
-      <w:proofErr w:type="spellStart"/>
-      <w:r>
-        <w:rPr>
-          <w:rFonts w:ascii="Arial" w:hAnsi="Arial" w:cs="Arial"/>
-          <w:bCs/>
-          <w:lang w:val="en-CA"/>
-        </w:rPr>
-        <w:t>remediations</w:t>
-      </w:r>
-      <w:proofErr w:type="spellEnd"/>
-      <w:r>
-        <w:rPr>
-          <w:rFonts w:ascii="Arial" w:hAnsi="Arial" w:cs="Arial"/>
-          <w:bCs/>
-          <w:lang w:val="en-CA"/>
-        </w:rPr>
-        <w:t xml:space="preserve"> (CIP / BO / CDD / </w:t>
+      <w:r>
+        <w:rPr>
+          <w:rFonts w:ascii="Arial" w:hAnsi="Arial" w:cs="Arial"/>
+          <w:bCs/>
+          <w:lang w:val="en-CA"/>
+        </w:rPr>
+        <w:t xml:space="preserve">remediations (CIP / BO / CDD / </w:t>
       </w:r>
       <w:r>
         <w:rPr>
@@ -4737,25 +4684,14 @@
         </w:rPr>
         <w:t xml:space="preserve">using </w:t>
       </w:r>
-      <w:proofErr w:type="spellStart"/>
-      <w:r>
-        <w:rPr>
-          <w:rFonts w:ascii="Arial" w:hAnsi="Arial" w:cs="Arial"/>
-          <w:bCs/>
-          <w:color w:val="FF0000"/>
-          <w:lang w:val="en-CA"/>
-        </w:rPr>
-        <w:t>Dremio</w:t>
-      </w:r>
-      <w:proofErr w:type="spellEnd"/>
-      <w:r>
-        <w:rPr>
-          <w:rFonts w:ascii="Arial" w:hAnsi="Arial" w:cs="Arial"/>
-          <w:bCs/>
-          <w:color w:val="FF0000"/>
-          <w:lang w:val="en-CA"/>
-        </w:rPr>
-        <w:t xml:space="preserve"> </w:t>
+      <w:r>
+        <w:rPr>
+          <w:rFonts w:ascii="Arial" w:hAnsi="Arial" w:cs="Arial"/>
+          <w:bCs/>
+          <w:color w:val="FF0000"/>
+          <w:lang w:val="en-CA"/>
+        </w:rPr>
+        <w:t xml:space="preserve">Dremio </w:t>
       </w:r>
       <w:r>
         <w:rPr>
@@ -5101,6 +5037,15 @@
           <w:highlight w:val="yellow"/>
           <w:lang w:val="en-CA"/>
         </w:rPr>
+        <w:t xml:space="preserve"> (remote)</w:t>
+      </w:r>
+      <w:r>
+        <w:rPr>
+          <w:rFonts w:ascii="Arial" w:hAnsi="Arial" w:cs="Arial"/>
+          <w:bCs/>
+          <w:highlight w:val="yellow"/>
+          <w:lang w:val="en-CA"/>
+        </w:rPr>
         <w:t xml:space="preserve">: </w:t>
       </w:r>
       <w:r>
@@ -5144,18 +5089,8 @@
           <w:color w:val="FF0000"/>
           <w:lang w:val="en-CA"/>
         </w:rPr>
-        <w:t xml:space="preserve">customer </w:t>
-      </w:r>
-      <w:proofErr w:type="spellStart"/>
-      <w:r>
-        <w:rPr>
-          <w:rFonts w:ascii="Arial" w:hAnsi="Arial" w:cs="Arial"/>
-          <w:color w:val="FF0000"/>
-          <w:lang w:val="en-CA"/>
-        </w:rPr>
-        <w:t>remediations</w:t>
-      </w:r>
-      <w:proofErr w:type="spellEnd"/>
+        <w:t>customer remediations</w:t>
+      </w:r>
       <w:r>
         <w:rPr>
           <w:rFonts w:ascii="Arial" w:hAnsi="Arial" w:cs="Arial"/>
@@ -5720,7 +5655,6 @@
           <w:lang w:val="en-CA"/>
         </w:rPr>
       </w:pPr>
-      <w:proofErr w:type="spellStart"/>
       <w:r>
         <w:rPr>
           <w:rFonts w:ascii="Arial" w:hAnsi="Arial" w:cs="Arial"/>
@@ -5730,7 +5664,6 @@
         </w:rPr>
         <w:t>Truist</w:t>
       </w:r>
-      <w:proofErr w:type="spellEnd"/>
       <w:r>
         <w:rPr>
           <w:rFonts w:ascii="Arial" w:hAnsi="Arial" w:cs="Arial"/>
@@ -6155,7 +6088,6 @@
         </w:rPr>
         <w:t xml:space="preserve">Ran reconciliation between </w:t>
       </w:r>
-      <w:proofErr w:type="spellStart"/>
       <w:r>
         <w:rPr>
           <w:rFonts w:ascii="Arial" w:hAnsi="Arial" w:cs="Arial"/>
@@ -6164,7 +6096,6 @@
         </w:rPr>
         <w:t>ServiceNow</w:t>
       </w:r>
-      <w:proofErr w:type="spellEnd"/>
       <w:r>
         <w:rPr>
           <w:rFonts w:ascii="Arial" w:hAnsi="Arial" w:cs="Arial"/>
@@ -6921,21 +6852,12 @@
         </w:rPr>
         <w:t xml:space="preserve"> </w:t>
       </w:r>
-      <w:proofErr w:type="spellStart"/>
-      <w:r>
-        <w:rPr>
-          <w:rFonts w:ascii="Arial" w:hAnsi="Arial" w:cs="Arial"/>
-          <w:lang w:val="en-CA"/>
-        </w:rPr>
-        <w:t>dept</w:t>
-      </w:r>
-      <w:proofErr w:type="spellEnd"/>
-      <w:r>
-        <w:rPr>
-          <w:rFonts w:ascii="Arial" w:hAnsi="Arial" w:cs="Arial"/>
-          <w:lang w:val="en-CA"/>
-        </w:rPr>
-        <w:t xml:space="preserve"> </w:t>
+      <w:r>
+        <w:rPr>
+          <w:rFonts w:ascii="Arial" w:hAnsi="Arial" w:cs="Arial"/>
+          <w:lang w:val="en-CA"/>
+        </w:rPr>
+        <w:t xml:space="preserve">dept </w:t>
       </w:r>
       <w:r>
         <w:rPr>
@@ -7399,23 +7321,13 @@
         </w:rPr>
         <w:t xml:space="preserve">, </w:t>
       </w:r>
-      <w:proofErr w:type="spellStart"/>
-      <w:r>
-        <w:rPr>
-          <w:rFonts w:ascii="Arial" w:hAnsi="Arial" w:cs="Arial"/>
-          <w:color w:val="FF0000"/>
-          <w:lang w:val="en-CA"/>
-        </w:rPr>
-        <w:t>WinScp</w:t>
-      </w:r>
-      <w:proofErr w:type="spellEnd"/>
-      <w:r>
-        <w:rPr>
-          <w:rFonts w:ascii="Arial" w:hAnsi="Arial" w:cs="Arial"/>
-          <w:color w:val="FF0000"/>
-          <w:lang w:val="en-CA"/>
-        </w:rPr>
-        <w:t xml:space="preserve"> </w:t>
+      <w:r>
+        <w:rPr>
+          <w:rFonts w:ascii="Arial" w:hAnsi="Arial" w:cs="Arial"/>
+          <w:color w:val="FF0000"/>
+          <w:lang w:val="en-CA"/>
+        </w:rPr>
+        <w:t xml:space="preserve">WinScp </w:t>
       </w:r>
       <w:r>
         <w:rPr>
@@ -9128,7 +9040,7 @@
           <w:color w:val="7030A0"/>
           <w:lang w:val="en-CA"/>
         </w:rPr>
-        <w:t>contractor</w:t>
+        <w:t>contract</w:t>
       </w:r>
       <w:r>
         <w:rPr>
@@ -10407,23 +10319,13 @@
         </w:rPr>
         <w:t xml:space="preserve"> update a </w:t>
       </w:r>
-      <w:proofErr w:type="spellStart"/>
-      <w:r>
-        <w:rPr>
-          <w:rFonts w:ascii="Arial" w:hAnsi="Arial" w:cs="Arial"/>
-          <w:color w:val="FF0000"/>
-          <w:lang w:val="en-CA"/>
-        </w:rPr>
-        <w:t>Qlikview</w:t>
-      </w:r>
-      <w:proofErr w:type="spellEnd"/>
-      <w:r>
-        <w:rPr>
-          <w:rFonts w:ascii="Arial" w:hAnsi="Arial" w:cs="Arial"/>
-          <w:color w:val="FF0000"/>
-          <w:lang w:val="en-CA"/>
-        </w:rPr>
-        <w:t xml:space="preserve"> </w:t>
+      <w:r>
+        <w:rPr>
+          <w:rFonts w:ascii="Arial" w:hAnsi="Arial" w:cs="Arial"/>
+          <w:color w:val="FF0000"/>
+          <w:lang w:val="en-CA"/>
+        </w:rPr>
+        <w:t xml:space="preserve">Qlikview </w:t>
       </w:r>
       <w:r>
         <w:rPr>
@@ -10488,7 +10390,6 @@
           <w:lang w:val="en-US"/>
         </w:rPr>
       </w:pPr>
-      <w:proofErr w:type="spellStart"/>
       <w:r>
         <w:rPr>
           <w:rFonts w:ascii="Arial" w:hAnsi="Arial" w:cs="Arial"/>
@@ -10503,16 +10404,7 @@
           <w:bCs/>
           <w:lang w:val="en-US"/>
         </w:rPr>
-        <w:t>’s</w:t>
-      </w:r>
-      <w:proofErr w:type="spellEnd"/>
-      <w:r>
-        <w:rPr>
-          <w:rFonts w:ascii="Arial" w:hAnsi="Arial" w:cs="Arial"/>
-          <w:bCs/>
-          <w:lang w:val="en-US"/>
-        </w:rPr>
-        <w:t xml:space="preserve"> in </w:t>
+        <w:t xml:space="preserve">’s in </w:t>
       </w:r>
       <w:r>
         <w:rPr>
@@ -14839,7 +14731,7 @@
 </file>
 
 <file path=customXml/itemProps1.xml><?xml version="1.0" encoding="utf-8"?>
-<ds:datastoreItem xmlns:ds="http://schemas.openxmlformats.org/officeDocument/2006/customXml" ds:itemID="{2E3F50D3-6C87-4890-AD54-98F5D6DC2C5D}">
+<ds:datastoreItem xmlns:ds="http://schemas.openxmlformats.org/officeDocument/2006/customXml" ds:itemID="{E4013FC3-5B99-4A6D-8AE0-FF25BE5938D5}">
   <ds:schemaRefs>
     <ds:schemaRef ds:uri="http://schemas.openxmlformats.org/officeDocument/2006/bibliography"/>
   </ds:schemaRefs>

--- a/Jose's resume.docx
+++ b/Jose's resume.docx
@@ -718,12 +718,21 @@
         </w:rPr>
         <w:t xml:space="preserve"> </w:t>
       </w:r>
-      <w:r>
-        <w:rPr>
-          <w:rFonts w:ascii="Arial" w:hAnsi="Arial" w:cs="Arial"/>
-          <w:lang w:val="en-US"/>
-        </w:rPr>
-        <w:t>dataframes, read and wrote to Excel files</w:t>
+      <w:proofErr w:type="spellStart"/>
+      <w:r>
+        <w:rPr>
+          <w:rFonts w:ascii="Arial" w:hAnsi="Arial" w:cs="Arial"/>
+          <w:lang w:val="en-US"/>
+        </w:rPr>
+        <w:t>dataframes</w:t>
+      </w:r>
+      <w:proofErr w:type="spellEnd"/>
+      <w:r>
+        <w:rPr>
+          <w:rFonts w:ascii="Arial" w:hAnsi="Arial" w:cs="Arial"/>
+          <w:lang w:val="en-US"/>
+        </w:rPr>
+        <w:t>, read and wrote to Excel files</w:t>
       </w:r>
       <w:r>
         <w:rPr>
@@ -732,6 +741,7 @@
         </w:rPr>
         <w:t xml:space="preserve"> with </w:t>
       </w:r>
+      <w:proofErr w:type="spellStart"/>
       <w:r>
         <w:rPr>
           <w:rFonts w:ascii="Arial" w:hAnsi="Arial" w:cs="Arial"/>
@@ -740,6 +750,7 @@
         </w:rPr>
         <w:t>openpyxl</w:t>
       </w:r>
+      <w:proofErr w:type="spellEnd"/>
       <w:r>
         <w:rPr>
           <w:rFonts w:ascii="Arial" w:hAnsi="Arial" w:cs="Arial"/>
@@ -956,8 +967,17 @@
           <w:rFonts w:ascii="Arial" w:hAnsi="Arial" w:cs="Arial"/>
           <w:lang w:val="en-US"/>
         </w:rPr>
-        <w:t>with Dremio</w:t>
-      </w:r>
+        <w:t xml:space="preserve">with </w:t>
+      </w:r>
+      <w:proofErr w:type="spellStart"/>
+      <w:r>
+        <w:rPr>
+          <w:rFonts w:ascii="Arial" w:hAnsi="Arial" w:cs="Arial"/>
+          <w:lang w:val="en-US"/>
+        </w:rPr>
+        <w:t>Dremio</w:t>
+      </w:r>
+      <w:proofErr w:type="spellEnd"/>
       <w:r>
         <w:rPr>
           <w:rFonts w:ascii="Arial" w:hAnsi="Arial" w:cs="Arial"/>
@@ -1113,6 +1133,7 @@
         </w:rPr>
         <w:t xml:space="preserve"> </w:t>
       </w:r>
+      <w:proofErr w:type="spellStart"/>
       <w:r>
         <w:rPr>
           <w:rFonts w:ascii="Arial" w:hAnsi="Arial" w:cs="Arial"/>
@@ -1121,6 +1142,7 @@
         </w:rPr>
         <w:t>PySpark</w:t>
       </w:r>
+      <w:proofErr w:type="spellEnd"/>
       <w:r>
         <w:rPr>
           <w:rFonts w:ascii="Arial" w:hAnsi="Arial" w:cs="Arial"/>
@@ -1300,13 +1322,23 @@
         </w:rPr>
         <w:t xml:space="preserve"> and </w:t>
       </w:r>
-      <w:r>
-        <w:rPr>
-          <w:rFonts w:ascii="Arial" w:hAnsi="Arial" w:cs="Arial"/>
-          <w:color w:val="FF0000"/>
-          <w:lang w:val="en-US"/>
-        </w:rPr>
-        <w:t>Viya)</w:t>
+      <w:proofErr w:type="spellStart"/>
+      <w:r>
+        <w:rPr>
+          <w:rFonts w:ascii="Arial" w:hAnsi="Arial" w:cs="Arial"/>
+          <w:color w:val="FF0000"/>
+          <w:lang w:val="en-US"/>
+        </w:rPr>
+        <w:t>Viya</w:t>
+      </w:r>
+      <w:proofErr w:type="spellEnd"/>
+      <w:r>
+        <w:rPr>
+          <w:rFonts w:ascii="Arial" w:hAnsi="Arial" w:cs="Arial"/>
+          <w:color w:val="FF0000"/>
+          <w:lang w:val="en-US"/>
+        </w:rPr>
+        <w:t>)</w:t>
       </w:r>
       <w:r>
         <w:rPr>
@@ -2754,16 +2786,34 @@
         </w:rPr>
         <w:t xml:space="preserve"> </w:t>
       </w:r>
-      <w:hyperlink r:id="rId12" w:history="1">
-        <w:r>
-          <w:rPr>
-            <w:rStyle w:val="Hyperlink"/>
-            <w:rFonts w:ascii="Arial" w:hAnsi="Arial"/>
-            <w:lang w:val="en-US"/>
-          </w:rPr>
-          <w:t>https://arxiv.org/html/1810.07877v7</w:t>
-        </w:r>
-      </w:hyperlink>
+      <w:r>
+        <w:fldChar w:fldCharType="begin"/>
+      </w:r>
+      <w:r>
+        <w:rPr>
+          <w:lang w:val="en-US"/>
+        </w:rPr>
+        <w:instrText xml:space="preserve"> HYPERLINK "https://arxiv.org/html/1810.07877v7" </w:instrText>
+      </w:r>
+      <w:r>
+        <w:fldChar w:fldCharType="separate"/>
+      </w:r>
+      <w:r>
+        <w:rPr>
+          <w:rStyle w:val="Hyperlink"/>
+          <w:rFonts w:ascii="Arial" w:hAnsi="Arial"/>
+          <w:lang w:val="en-US"/>
+        </w:rPr>
+        <w:t>https://arxiv.org/html/1810.07877v7</w:t>
+      </w:r>
+      <w:r>
+        <w:rPr>
+          <w:rStyle w:val="Hyperlink"/>
+          <w:rFonts w:ascii="Arial" w:hAnsi="Arial"/>
+          <w:lang w:val="en-US"/>
+        </w:rPr>
+        <w:fldChar w:fldCharType="end"/>
+      </w:r>
       <w:r>
         <w:rPr>
           <w:rFonts w:ascii="Arial" w:hAnsi="Arial"/>
@@ -2893,6 +2943,7 @@
         </w:rPr>
         <w:t xml:space="preserve"> </w:t>
       </w:r>
+      <w:proofErr w:type="spellStart"/>
       <w:r>
         <w:rPr>
           <w:rFonts w:ascii="Arial" w:hAnsi="Arial"/>
@@ -2901,6 +2952,7 @@
         </w:rPr>
         <w:t>NatGen</w:t>
       </w:r>
+      <w:proofErr w:type="spellEnd"/>
       <w:r>
         <w:rPr>
           <w:rFonts w:ascii="Arial" w:hAnsi="Arial"/>
@@ -3167,6 +3219,7 @@
         </w:rPr>
         <w:t xml:space="preserve">, </w:t>
       </w:r>
+      <w:proofErr w:type="spellStart"/>
       <w:r>
         <w:rPr>
           <w:rFonts w:ascii="Arial" w:hAnsi="Arial" w:cs="Arial"/>
@@ -3175,6 +3228,7 @@
         </w:rPr>
         <w:t>Databricks</w:t>
       </w:r>
+      <w:proofErr w:type="spellEnd"/>
       <w:r>
         <w:rPr>
           <w:rFonts w:ascii="Arial" w:hAnsi="Arial" w:cs="Arial"/>
@@ -3182,6 +3236,7 @@
         </w:rPr>
         <w:t xml:space="preserve">, </w:t>
       </w:r>
+      <w:proofErr w:type="spellStart"/>
       <w:r>
         <w:rPr>
           <w:rFonts w:ascii="Arial" w:hAnsi="Arial" w:cs="Arial"/>
@@ -3190,6 +3245,7 @@
         </w:rPr>
         <w:t>PySpark</w:t>
       </w:r>
+      <w:proofErr w:type="spellEnd"/>
       <w:r>
         <w:rPr>
           <w:rFonts w:ascii="Arial" w:hAnsi="Arial" w:cs="Arial"/>
@@ -3211,6 +3267,7 @@
         </w:rPr>
         <w:t xml:space="preserve">Hadoop, </w:t>
       </w:r>
+      <w:proofErr w:type="spellStart"/>
       <w:r>
         <w:rPr>
           <w:rFonts w:ascii="Arial" w:hAnsi="Arial" w:cs="Arial"/>
@@ -3218,6 +3275,7 @@
         </w:rPr>
         <w:t>Dremio</w:t>
       </w:r>
+      <w:proofErr w:type="spellEnd"/>
       <w:r>
         <w:rPr>
           <w:rFonts w:ascii="Arial" w:hAnsi="Arial" w:cs="Arial"/>
@@ -3499,13 +3557,23 @@
         </w:rPr>
         <w:t xml:space="preserve"> and </w:t>
       </w:r>
-      <w:r>
-        <w:rPr>
-          <w:rFonts w:ascii="Arial" w:hAnsi="Arial" w:cs="Arial"/>
-          <w:color w:val="FF0000"/>
-          <w:lang w:val="en-US"/>
-        </w:rPr>
-        <w:t xml:space="preserve">Viya </w:t>
+      <w:proofErr w:type="spellStart"/>
+      <w:r>
+        <w:rPr>
+          <w:rFonts w:ascii="Arial" w:hAnsi="Arial" w:cs="Arial"/>
+          <w:color w:val="FF0000"/>
+          <w:lang w:val="en-US"/>
+        </w:rPr>
+        <w:t>Viya</w:t>
+      </w:r>
+      <w:proofErr w:type="spellEnd"/>
+      <w:r>
+        <w:rPr>
+          <w:rFonts w:ascii="Arial" w:hAnsi="Arial" w:cs="Arial"/>
+          <w:color w:val="FF0000"/>
+          <w:lang w:val="en-US"/>
+        </w:rPr>
+        <w:t xml:space="preserve"> </w:t>
       </w:r>
       <w:r>
         <w:rPr>
@@ -3970,6 +4038,7 @@
         </w:rPr>
         <w:t xml:space="preserve"> </w:t>
       </w:r>
+      <w:proofErr w:type="spellStart"/>
       <w:r>
         <w:rPr>
           <w:rFonts w:ascii="Arial" w:hAnsi="Arial" w:cs="Arial"/>
@@ -3978,6 +4047,7 @@
         </w:rPr>
         <w:t>Git</w:t>
       </w:r>
+      <w:proofErr w:type="spellEnd"/>
       <w:r>
         <w:rPr>
           <w:rFonts w:ascii="Arial" w:hAnsi="Arial" w:cs="Arial"/>
@@ -3985,6 +4055,7 @@
         </w:rPr>
         <w:t xml:space="preserve">, </w:t>
       </w:r>
+      <w:proofErr w:type="spellStart"/>
       <w:r>
         <w:rPr>
           <w:rFonts w:ascii="Arial" w:hAnsi="Arial" w:cs="Arial"/>
@@ -4017,6 +4088,7 @@
         </w:rPr>
         <w:t>x</w:t>
       </w:r>
+      <w:proofErr w:type="spellEnd"/>
       <w:r>
         <w:rPr>
           <w:rFonts w:ascii="Arial" w:hAnsi="Arial" w:cs="Arial"/>
@@ -4278,8 +4350,6 @@
         </w:rPr>
         <w:t xml:space="preserve">/ </w:t>
       </w:r>
-      <w:bookmarkStart w:id="0" w:name="_GoBack"/>
-      <w:bookmarkEnd w:id="0"/>
       <w:r>
         <w:rPr>
           <w:rFonts w:ascii="Arial" w:hAnsi="Arial" w:cs="Arial"/>
@@ -4404,7 +4474,26 @@
           <w:highlight w:val="yellow"/>
           <w:lang w:val="en-CA"/>
         </w:rPr>
-        <w:t xml:space="preserve"> (hybrid)</w:t>
+        <w:t xml:space="preserve"> (</w:t>
+      </w:r>
+      <w:r>
+        <w:rPr>
+          <w:rFonts w:ascii="Arial" w:hAnsi="Arial" w:cs="Arial"/>
+          <w:bCs/>
+          <w:i/>
+          <w:highlight w:val="yellow"/>
+          <w:lang w:val="en-CA"/>
+        </w:rPr>
+        <w:t>hybrid</w:t>
+      </w:r>
+      <w:r>
+        <w:rPr>
+          <w:rFonts w:ascii="Arial" w:hAnsi="Arial" w:cs="Arial"/>
+          <w:bCs/>
+          <w:highlight w:val="yellow"/>
+          <w:lang w:val="en-CA"/>
+        </w:rPr>
+        <w:t>)</w:t>
       </w:r>
       <w:r>
         <w:rPr>
@@ -4478,13 +4567,23 @@
         </w:rPr>
         <w:t xml:space="preserve">Financial Crimes </w:t>
       </w:r>
-      <w:r>
-        <w:rPr>
-          <w:rFonts w:ascii="Arial" w:hAnsi="Arial" w:cs="Arial"/>
-          <w:bCs/>
-          <w:lang w:val="en-CA"/>
-        </w:rPr>
-        <w:t xml:space="preserve">remediations (CIP / BO / CDD / </w:t>
+      <w:proofErr w:type="spellStart"/>
+      <w:r>
+        <w:rPr>
+          <w:rFonts w:ascii="Arial" w:hAnsi="Arial" w:cs="Arial"/>
+          <w:bCs/>
+          <w:lang w:val="en-CA"/>
+        </w:rPr>
+        <w:t>remediations</w:t>
+      </w:r>
+      <w:proofErr w:type="spellEnd"/>
+      <w:r>
+        <w:rPr>
+          <w:rFonts w:ascii="Arial" w:hAnsi="Arial" w:cs="Arial"/>
+          <w:bCs/>
+          <w:lang w:val="en-CA"/>
+        </w:rPr>
+        <w:t xml:space="preserve"> (CIP / BO / CDD / </w:t>
       </w:r>
       <w:r>
         <w:rPr>
@@ -4684,14 +4783,25 @@
         </w:rPr>
         <w:t xml:space="preserve">using </w:t>
       </w:r>
-      <w:r>
-        <w:rPr>
-          <w:rFonts w:ascii="Arial" w:hAnsi="Arial" w:cs="Arial"/>
-          <w:bCs/>
-          <w:color w:val="FF0000"/>
-          <w:lang w:val="en-CA"/>
-        </w:rPr>
-        <w:t xml:space="preserve">Dremio </w:t>
+      <w:proofErr w:type="spellStart"/>
+      <w:r>
+        <w:rPr>
+          <w:rFonts w:ascii="Arial" w:hAnsi="Arial" w:cs="Arial"/>
+          <w:bCs/>
+          <w:color w:val="FF0000"/>
+          <w:lang w:val="en-CA"/>
+        </w:rPr>
+        <w:t>Dremio</w:t>
+      </w:r>
+      <w:proofErr w:type="spellEnd"/>
+      <w:r>
+        <w:rPr>
+          <w:rFonts w:ascii="Arial" w:hAnsi="Arial" w:cs="Arial"/>
+          <w:bCs/>
+          <w:color w:val="FF0000"/>
+          <w:lang w:val="en-CA"/>
+        </w:rPr>
+        <w:t xml:space="preserve"> </w:t>
       </w:r>
       <w:r>
         <w:rPr>
@@ -4944,7 +5054,17 @@
           <w:bCs/>
           <w:lang w:val="en-CA"/>
         </w:rPr>
-        <w:t>Created code test scripts and w</w:t>
+        <w:t>Created code test sc</w:t>
+      </w:r>
+      <w:bookmarkStart w:id="0" w:name="_GoBack"/>
+      <w:bookmarkEnd w:id="0"/>
+      <w:r>
+        <w:rPr>
+          <w:rFonts w:ascii="Arial" w:hAnsi="Arial" w:cs="Arial"/>
+          <w:bCs/>
+          <w:lang w:val="en-CA"/>
+        </w:rPr>
+        <w:t>ripts and w</w:t>
       </w:r>
       <w:r>
         <w:rPr>
@@ -5037,7 +5157,26 @@
           <w:highlight w:val="yellow"/>
           <w:lang w:val="en-CA"/>
         </w:rPr>
-        <w:t xml:space="preserve"> (remote)</w:t>
+        <w:t xml:space="preserve"> (</w:t>
+      </w:r>
+      <w:r>
+        <w:rPr>
+          <w:rFonts w:ascii="Arial" w:hAnsi="Arial" w:cs="Arial"/>
+          <w:bCs/>
+          <w:i/>
+          <w:highlight w:val="yellow"/>
+          <w:lang w:val="en-CA"/>
+        </w:rPr>
+        <w:t>remote</w:t>
+      </w:r>
+      <w:r>
+        <w:rPr>
+          <w:rFonts w:ascii="Arial" w:hAnsi="Arial" w:cs="Arial"/>
+          <w:bCs/>
+          <w:highlight w:val="yellow"/>
+          <w:lang w:val="en-CA"/>
+        </w:rPr>
+        <w:t>)</w:t>
       </w:r>
       <w:r>
         <w:rPr>
@@ -5089,8 +5228,18 @@
           <w:color w:val="FF0000"/>
           <w:lang w:val="en-CA"/>
         </w:rPr>
-        <w:t>customer remediations</w:t>
-      </w:r>
+        <w:t xml:space="preserve">customer </w:t>
+      </w:r>
+      <w:proofErr w:type="spellStart"/>
+      <w:r>
+        <w:rPr>
+          <w:rFonts w:ascii="Arial" w:hAnsi="Arial" w:cs="Arial"/>
+          <w:color w:val="FF0000"/>
+          <w:lang w:val="en-CA"/>
+        </w:rPr>
+        <w:t>remediations</w:t>
+      </w:r>
+      <w:proofErr w:type="spellEnd"/>
       <w:r>
         <w:rPr>
           <w:rFonts w:ascii="Arial" w:hAnsi="Arial" w:cs="Arial"/>
@@ -5655,6 +5804,7 @@
           <w:lang w:val="en-CA"/>
         </w:rPr>
       </w:pPr>
+      <w:proofErr w:type="spellStart"/>
       <w:r>
         <w:rPr>
           <w:rFonts w:ascii="Arial" w:hAnsi="Arial" w:cs="Arial"/>
@@ -5664,6 +5814,7 @@
         </w:rPr>
         <w:t>Truist</w:t>
       </w:r>
+      <w:proofErr w:type="spellEnd"/>
       <w:r>
         <w:rPr>
           <w:rFonts w:ascii="Arial" w:hAnsi="Arial" w:cs="Arial"/>
@@ -6088,6 +6239,7 @@
         </w:rPr>
         <w:t xml:space="preserve">Ran reconciliation between </w:t>
       </w:r>
+      <w:proofErr w:type="spellStart"/>
       <w:r>
         <w:rPr>
           <w:rFonts w:ascii="Arial" w:hAnsi="Arial" w:cs="Arial"/>
@@ -6096,6 +6248,7 @@
         </w:rPr>
         <w:t>ServiceNow</w:t>
       </w:r>
+      <w:proofErr w:type="spellEnd"/>
       <w:r>
         <w:rPr>
           <w:rFonts w:ascii="Arial" w:hAnsi="Arial" w:cs="Arial"/>
@@ -6852,12 +7005,21 @@
         </w:rPr>
         <w:t xml:space="preserve"> </w:t>
       </w:r>
-      <w:r>
-        <w:rPr>
-          <w:rFonts w:ascii="Arial" w:hAnsi="Arial" w:cs="Arial"/>
-          <w:lang w:val="en-CA"/>
-        </w:rPr>
-        <w:t xml:space="preserve">dept </w:t>
+      <w:proofErr w:type="spellStart"/>
+      <w:r>
+        <w:rPr>
+          <w:rFonts w:ascii="Arial" w:hAnsi="Arial" w:cs="Arial"/>
+          <w:lang w:val="en-CA"/>
+        </w:rPr>
+        <w:t>dept</w:t>
+      </w:r>
+      <w:proofErr w:type="spellEnd"/>
+      <w:r>
+        <w:rPr>
+          <w:rFonts w:ascii="Arial" w:hAnsi="Arial" w:cs="Arial"/>
+          <w:lang w:val="en-CA"/>
+        </w:rPr>
+        <w:t xml:space="preserve"> </w:t>
       </w:r>
       <w:r>
         <w:rPr>
@@ -7321,13 +7483,23 @@
         </w:rPr>
         <w:t xml:space="preserve">, </w:t>
       </w:r>
-      <w:r>
-        <w:rPr>
-          <w:rFonts w:ascii="Arial" w:hAnsi="Arial" w:cs="Arial"/>
-          <w:color w:val="FF0000"/>
-          <w:lang w:val="en-CA"/>
-        </w:rPr>
-        <w:t xml:space="preserve">WinScp </w:t>
+      <w:proofErr w:type="spellStart"/>
+      <w:r>
+        <w:rPr>
+          <w:rFonts w:ascii="Arial" w:hAnsi="Arial" w:cs="Arial"/>
+          <w:color w:val="FF0000"/>
+          <w:lang w:val="en-CA"/>
+        </w:rPr>
+        <w:t>WinScp</w:t>
+      </w:r>
+      <w:proofErr w:type="spellEnd"/>
+      <w:r>
+        <w:rPr>
+          <w:rFonts w:ascii="Arial" w:hAnsi="Arial" w:cs="Arial"/>
+          <w:color w:val="FF0000"/>
+          <w:lang w:val="en-CA"/>
+        </w:rPr>
+        <w:t xml:space="preserve"> </w:t>
       </w:r>
       <w:r>
         <w:rPr>
@@ -10319,13 +10491,23 @@
         </w:rPr>
         <w:t xml:space="preserve"> update a </w:t>
       </w:r>
-      <w:r>
-        <w:rPr>
-          <w:rFonts w:ascii="Arial" w:hAnsi="Arial" w:cs="Arial"/>
-          <w:color w:val="FF0000"/>
-          <w:lang w:val="en-CA"/>
-        </w:rPr>
-        <w:t xml:space="preserve">Qlikview </w:t>
+      <w:proofErr w:type="spellStart"/>
+      <w:r>
+        <w:rPr>
+          <w:rFonts w:ascii="Arial" w:hAnsi="Arial" w:cs="Arial"/>
+          <w:color w:val="FF0000"/>
+          <w:lang w:val="en-CA"/>
+        </w:rPr>
+        <w:t>Qlikview</w:t>
+      </w:r>
+      <w:proofErr w:type="spellEnd"/>
+      <w:r>
+        <w:rPr>
+          <w:rFonts w:ascii="Arial" w:hAnsi="Arial" w:cs="Arial"/>
+          <w:color w:val="FF0000"/>
+          <w:lang w:val="en-CA"/>
+        </w:rPr>
+        <w:t xml:space="preserve"> </w:t>
       </w:r>
       <w:r>
         <w:rPr>
@@ -10390,6 +10572,7 @@
           <w:lang w:val="en-US"/>
         </w:rPr>
       </w:pPr>
+      <w:proofErr w:type="spellStart"/>
       <w:r>
         <w:rPr>
           <w:rFonts w:ascii="Arial" w:hAnsi="Arial" w:cs="Arial"/>
@@ -10404,7 +10587,16 @@
           <w:bCs/>
           <w:lang w:val="en-US"/>
         </w:rPr>
-        <w:t xml:space="preserve">’s in </w:t>
+        <w:t>’s</w:t>
+      </w:r>
+      <w:proofErr w:type="spellEnd"/>
+      <w:r>
+        <w:rPr>
+          <w:rFonts w:ascii="Arial" w:hAnsi="Arial" w:cs="Arial"/>
+          <w:bCs/>
+          <w:lang w:val="en-US"/>
+        </w:rPr>
+        <w:t xml:space="preserve"> in </w:t>
       </w:r>
       <w:r>
         <w:rPr>
@@ -14731,7 +14923,7 @@
 </file>
 
 <file path=customXml/itemProps1.xml><?xml version="1.0" encoding="utf-8"?>
-<ds:datastoreItem xmlns:ds="http://schemas.openxmlformats.org/officeDocument/2006/customXml" ds:itemID="{E4013FC3-5B99-4A6D-8AE0-FF25BE5938D5}">
+<ds:datastoreItem xmlns:ds="http://schemas.openxmlformats.org/officeDocument/2006/customXml" ds:itemID="{361E25AF-2409-4668-B90D-46568B82745A}">
   <ds:schemaRefs>
     <ds:schemaRef ds:uri="http://schemas.openxmlformats.org/officeDocument/2006/bibliography"/>
   </ds:schemaRefs>

--- a/Jose's resume.docx
+++ b/Jose's resume.docx
@@ -438,14 +438,14 @@
           <w:rFonts w:ascii="Arial" w:hAnsi="Arial" w:cs="Arial"/>
           <w:lang w:val="en-US"/>
         </w:rPr>
-        <w:t>Great</w:t>
-      </w:r>
-      <w:r>
-        <w:rPr>
-          <w:rFonts w:ascii="Arial" w:hAnsi="Arial" w:cs="Arial"/>
-          <w:lang w:val="en-US"/>
-        </w:rPr>
-        <w:t xml:space="preserve"> with </w:t>
+        <w:t>Strong</w:t>
+      </w:r>
+      <w:r>
+        <w:rPr>
+          <w:rFonts w:ascii="Arial" w:hAnsi="Arial" w:cs="Arial"/>
+          <w:lang w:val="en-US"/>
+        </w:rPr>
+        <w:t xml:space="preserve"> </w:t>
       </w:r>
       <w:r>
         <w:rPr>
@@ -455,27 +455,28 @@
         </w:rPr>
         <w:t>Python</w:t>
       </w:r>
-      <w:r>
-        <w:rPr>
-          <w:rFonts w:ascii="Arial" w:hAnsi="Arial" w:cs="Arial"/>
-          <w:color w:val="00B050"/>
-          <w:lang w:val="en-US"/>
-        </w:rPr>
-        <w:t xml:space="preserve"> </w:t>
-      </w:r>
-      <w:r>
-        <w:rPr>
-          <w:rFonts w:ascii="Arial" w:hAnsi="Arial" w:cs="Arial"/>
-          <w:lang w:val="en-US"/>
-        </w:rPr>
-        <w:t xml:space="preserve">programming </w:t>
-      </w:r>
-      <w:r>
-        <w:rPr>
-          <w:rFonts w:ascii="Arial" w:hAnsi="Arial" w:cs="Arial"/>
-          <w:lang w:val="en-US"/>
-        </w:rPr>
-        <w:t xml:space="preserve">in </w:t>
+      <w:bookmarkStart w:id="0" w:name="_GoBack"/>
+      <w:r>
+        <w:rPr>
+          <w:rFonts w:ascii="Arial" w:hAnsi="Arial" w:cs="Arial"/>
+          <w:lang w:val="en-US"/>
+        </w:rPr>
+        <w:t xml:space="preserve"> </w:t>
+      </w:r>
+      <w:r>
+        <w:rPr>
+          <w:rFonts w:ascii="Arial" w:hAnsi="Arial" w:cs="Arial"/>
+          <w:lang w:val="en-US"/>
+        </w:rPr>
+        <w:t>skills using</w:t>
+      </w:r>
+      <w:bookmarkEnd w:id="0"/>
+      <w:r>
+        <w:rPr>
+          <w:rFonts w:ascii="Arial" w:hAnsi="Arial" w:cs="Arial"/>
+          <w:lang w:val="en-US"/>
+        </w:rPr>
+        <w:t xml:space="preserve"> </w:t>
       </w:r>
       <w:r>
         <w:rPr>
@@ -2786,34 +2787,16 @@
         </w:rPr>
         <w:t xml:space="preserve"> </w:t>
       </w:r>
-      <w:r>
-        <w:fldChar w:fldCharType="begin"/>
-      </w:r>
-      <w:r>
-        <w:rPr>
-          <w:lang w:val="en-US"/>
-        </w:rPr>
-        <w:instrText xml:space="preserve"> HYPERLINK "https://arxiv.org/html/1810.07877v7" </w:instrText>
-      </w:r>
-      <w:r>
-        <w:fldChar w:fldCharType="separate"/>
-      </w:r>
-      <w:r>
-        <w:rPr>
-          <w:rStyle w:val="Hyperlink"/>
-          <w:rFonts w:ascii="Arial" w:hAnsi="Arial"/>
-          <w:lang w:val="en-US"/>
-        </w:rPr>
-        <w:t>https://arxiv.org/html/1810.07877v7</w:t>
-      </w:r>
-      <w:r>
-        <w:rPr>
-          <w:rStyle w:val="Hyperlink"/>
-          <w:rFonts w:ascii="Arial" w:hAnsi="Arial"/>
-          <w:lang w:val="en-US"/>
-        </w:rPr>
-        <w:fldChar w:fldCharType="end"/>
-      </w:r>
+      <w:hyperlink r:id="rId12" w:history="1">
+        <w:r>
+          <w:rPr>
+            <w:rStyle w:val="Hyperlink"/>
+            <w:rFonts w:ascii="Arial" w:hAnsi="Arial"/>
+            <w:lang w:val="en-US"/>
+          </w:rPr>
+          <w:t>https://arxiv.org/html/1810.07877v7</w:t>
+        </w:r>
+      </w:hyperlink>
       <w:r>
         <w:rPr>
           <w:rFonts w:ascii="Arial" w:hAnsi="Arial"/>
@@ -5054,17 +5037,7 @@
           <w:bCs/>
           <w:lang w:val="en-CA"/>
         </w:rPr>
-        <w:t>Created code test sc</w:t>
-      </w:r>
-      <w:bookmarkStart w:id="0" w:name="_GoBack"/>
-      <w:bookmarkEnd w:id="0"/>
-      <w:r>
-        <w:rPr>
-          <w:rFonts w:ascii="Arial" w:hAnsi="Arial" w:cs="Arial"/>
-          <w:bCs/>
-          <w:lang w:val="en-CA"/>
-        </w:rPr>
-        <w:t>ripts and w</w:t>
+        <w:t>Created code test scripts and w</w:t>
       </w:r>
       <w:r>
         <w:rPr>
@@ -14923,7 +14896,7 @@
 </file>
 
 <file path=customXml/itemProps1.xml><?xml version="1.0" encoding="utf-8"?>
-<ds:datastoreItem xmlns:ds="http://schemas.openxmlformats.org/officeDocument/2006/customXml" ds:itemID="{361E25AF-2409-4668-B90D-46568B82745A}">
+<ds:datastoreItem xmlns:ds="http://schemas.openxmlformats.org/officeDocument/2006/customXml" ds:itemID="{412307BA-AACD-4072-B1CB-C7DD15E75652}">
   <ds:schemaRefs>
     <ds:schemaRef ds:uri="http://schemas.openxmlformats.org/officeDocument/2006/bibliography"/>
   </ds:schemaRefs>

--- a/Jose's resume.docx
+++ b/Jose's resume.docx
@@ -455,7 +455,6 @@
         </w:rPr>
         <w:t>Python</w:t>
       </w:r>
-      <w:bookmarkStart w:id="0" w:name="_GoBack"/>
       <w:r>
         <w:rPr>
           <w:rFonts w:ascii="Arial" w:hAnsi="Arial" w:cs="Arial"/>
@@ -470,7 +469,6 @@
         </w:rPr>
         <w:t>skills using</w:t>
       </w:r>
-      <w:bookmarkEnd w:id="0"/>
       <w:r>
         <w:rPr>
           <w:rFonts w:ascii="Arial" w:hAnsi="Arial" w:cs="Arial"/>
@@ -2787,16 +2785,34 @@
         </w:rPr>
         <w:t xml:space="preserve"> </w:t>
       </w:r>
-      <w:hyperlink r:id="rId12" w:history="1">
-        <w:r>
-          <w:rPr>
-            <w:rStyle w:val="Hyperlink"/>
-            <w:rFonts w:ascii="Arial" w:hAnsi="Arial"/>
-            <w:lang w:val="en-US"/>
-          </w:rPr>
-          <w:t>https://arxiv.org/html/1810.07877v7</w:t>
-        </w:r>
-      </w:hyperlink>
+      <w:r>
+        <w:fldChar w:fldCharType="begin"/>
+      </w:r>
+      <w:r>
+        <w:rPr>
+          <w:lang w:val="en-US"/>
+        </w:rPr>
+        <w:instrText xml:space="preserve"> HYPERLINK "https://arxiv.org/html/1810.07877v7" </w:instrText>
+      </w:r>
+      <w:r>
+        <w:fldChar w:fldCharType="separate"/>
+      </w:r>
+      <w:r>
+        <w:rPr>
+          <w:rStyle w:val="Hyperlink"/>
+          <w:rFonts w:ascii="Arial" w:hAnsi="Arial"/>
+          <w:lang w:val="en-US"/>
+        </w:rPr>
+        <w:t>https://arxiv.org/html/1810.07877v7</w:t>
+      </w:r>
+      <w:r>
+        <w:rPr>
+          <w:rStyle w:val="Hyperlink"/>
+          <w:rFonts w:ascii="Arial" w:hAnsi="Arial"/>
+          <w:lang w:val="en-US"/>
+        </w:rPr>
+        <w:fldChar w:fldCharType="end"/>
+      </w:r>
       <w:r>
         <w:rPr>
           <w:rFonts w:ascii="Arial" w:hAnsi="Arial"/>
@@ -10545,31 +10561,23 @@
           <w:lang w:val="en-US"/>
         </w:rPr>
       </w:pPr>
-      <w:proofErr w:type="spellStart"/>
-      <w:r>
-        <w:rPr>
-          <w:rFonts w:ascii="Arial" w:hAnsi="Arial" w:cs="Arial"/>
-          <w:bCs/>
-          <w:lang w:val="en-US"/>
-        </w:rPr>
-        <w:t>Masters</w:t>
-      </w:r>
-      <w:r>
-        <w:rPr>
-          <w:rFonts w:ascii="Arial" w:hAnsi="Arial" w:cs="Arial"/>
-          <w:bCs/>
-          <w:lang w:val="en-US"/>
-        </w:rPr>
-        <w:t>’s</w:t>
-      </w:r>
-      <w:proofErr w:type="spellEnd"/>
-      <w:r>
-        <w:rPr>
-          <w:rFonts w:ascii="Arial" w:hAnsi="Arial" w:cs="Arial"/>
-          <w:bCs/>
-          <w:lang w:val="en-US"/>
-        </w:rPr>
-        <w:t xml:space="preserve"> in </w:t>
+      <w:r>
+        <w:rPr>
+          <w:rFonts w:ascii="Arial" w:hAnsi="Arial" w:cs="Arial"/>
+          <w:bCs/>
+          <w:lang w:val="en-US"/>
+        </w:rPr>
+        <w:t>Master</w:t>
+      </w:r>
+      <w:bookmarkStart w:id="0" w:name="_GoBack"/>
+      <w:bookmarkEnd w:id="0"/>
+      <w:r>
+        <w:rPr>
+          <w:rFonts w:ascii="Arial" w:hAnsi="Arial" w:cs="Arial"/>
+          <w:bCs/>
+          <w:lang w:val="en-US"/>
+        </w:rPr>
+        <w:t xml:space="preserve">’s in </w:t>
       </w:r>
       <w:r>
         <w:rPr>
@@ -14896,7 +14904,7 @@
 </file>
 
 <file path=customXml/itemProps1.xml><?xml version="1.0" encoding="utf-8"?>
-<ds:datastoreItem xmlns:ds="http://schemas.openxmlformats.org/officeDocument/2006/customXml" ds:itemID="{412307BA-AACD-4072-B1CB-C7DD15E75652}">
+<ds:datastoreItem xmlns:ds="http://schemas.openxmlformats.org/officeDocument/2006/customXml" ds:itemID="{E60248ED-4F6C-412E-9A02-A084CBFA5077}">
   <ds:schemaRefs>
     <ds:schemaRef ds:uri="http://schemas.openxmlformats.org/officeDocument/2006/bibliography"/>
   </ds:schemaRefs>

--- a/Jose's resume.docx
+++ b/Jose's resume.docx
@@ -298,14 +298,37 @@
           <w:rFonts w:ascii="Arial" w:hAnsi="Arial" w:cs="Arial"/>
           <w:lang w:val="en-US"/>
         </w:rPr>
-        <w:t>Large</w:t>
-      </w:r>
-      <w:r>
-        <w:rPr>
-          <w:rFonts w:ascii="Arial" w:hAnsi="Arial" w:cs="Arial"/>
-          <w:lang w:val="en-US"/>
-        </w:rPr>
-        <w:t xml:space="preserve"> experience in </w:t>
+        <w:t>Extensive</w:t>
+      </w:r>
+      <w:r>
+        <w:rPr>
+          <w:rFonts w:ascii="Arial" w:hAnsi="Arial" w:cs="Arial"/>
+          <w:lang w:val="en-US"/>
+        </w:rPr>
+        <w:t xml:space="preserve"> expe</w:t>
+      </w:r>
+      <w:bookmarkStart w:id="0" w:name="_GoBack"/>
+      <w:bookmarkEnd w:id="0"/>
+      <w:r>
+        <w:rPr>
+          <w:rFonts w:ascii="Arial" w:hAnsi="Arial" w:cs="Arial"/>
+          <w:lang w:val="en-US"/>
+        </w:rPr>
+        <w:t xml:space="preserve">rience </w:t>
+      </w:r>
+      <w:r>
+        <w:rPr>
+          <w:rFonts w:ascii="Arial" w:hAnsi="Arial" w:cs="Arial"/>
+          <w:lang w:val="en-US"/>
+        </w:rPr>
+        <w:t>with</w:t>
+      </w:r>
+      <w:r>
+        <w:rPr>
+          <w:rFonts w:ascii="Arial" w:hAnsi="Arial" w:cs="Arial"/>
+          <w:lang w:val="en-US"/>
+        </w:rPr>
+        <w:t xml:space="preserve"> </w:t>
       </w:r>
       <w:r>
         <w:rPr>
@@ -321,23 +344,14 @@
           <w:color w:val="FF0000"/>
           <w:lang w:val="en-US"/>
         </w:rPr>
-        <w:t xml:space="preserve"> </w:t>
-      </w:r>
-      <w:r>
-        <w:rPr>
-          <w:rFonts w:ascii="Arial" w:hAnsi="Arial" w:cs="Arial"/>
-          <w:color w:val="FF0000"/>
-          <w:lang w:val="en-US"/>
-        </w:rPr>
-        <w:t>/</w:t>
-      </w:r>
-      <w:r>
-        <w:rPr>
-          <w:rFonts w:ascii="Arial" w:hAnsi="Arial" w:cs="Arial"/>
-          <w:color w:val="FF0000"/>
-          <w:lang w:val="en-US"/>
-        </w:rPr>
-        <w:t xml:space="preserve"> </w:t>
+        <w:t>s</w:t>
+      </w:r>
+      <w:r>
+        <w:rPr>
+          <w:rFonts w:ascii="Arial" w:hAnsi="Arial" w:cs="Arial"/>
+          <w:lang w:val="en-US"/>
+        </w:rPr>
+        <w:t xml:space="preserve">, </w:t>
       </w:r>
       <w:r>
         <w:rPr>
@@ -377,6 +391,14 @@
           <w:color w:val="FF0000"/>
           <w:lang w:val="en-US"/>
         </w:rPr>
+        <w:t>s</w:t>
+      </w:r>
+      <w:r>
+        <w:rPr>
+          <w:rFonts w:ascii="Arial" w:hAnsi="Arial" w:cs="Arial"/>
+          <w:color w:val="FF0000"/>
+          <w:lang w:val="en-US"/>
+        </w:rPr>
         <w:t xml:space="preserve"> </w:t>
       </w:r>
       <w:r>
@@ -393,21 +415,6 @@
           <w:lang w:val="en-US"/>
         </w:rPr>
         <w:t>SQL</w:t>
-      </w:r>
-      <w:r>
-        <w:rPr>
-          <w:rFonts w:ascii="Arial" w:hAnsi="Arial" w:cs="Arial"/>
-          <w:color w:val="FF0000"/>
-          <w:lang w:val="en-US"/>
-        </w:rPr>
-        <w:t xml:space="preserve"> </w:t>
-      </w:r>
-      <w:r>
-        <w:rPr>
-          <w:rFonts w:ascii="Arial" w:hAnsi="Arial" w:cs="Arial"/>
-          <w:lang w:val="en-US"/>
-        </w:rPr>
-        <w:t>(query language)</w:t>
       </w:r>
       <w:r>
         <w:rPr>
@@ -2785,34 +2792,16 @@
         </w:rPr>
         <w:t xml:space="preserve"> </w:t>
       </w:r>
-      <w:r>
-        <w:fldChar w:fldCharType="begin"/>
-      </w:r>
-      <w:r>
-        <w:rPr>
-          <w:lang w:val="en-US"/>
-        </w:rPr>
-        <w:instrText xml:space="preserve"> HYPERLINK "https://arxiv.org/html/1810.07877v7" </w:instrText>
-      </w:r>
-      <w:r>
-        <w:fldChar w:fldCharType="separate"/>
-      </w:r>
-      <w:r>
-        <w:rPr>
-          <w:rStyle w:val="Hyperlink"/>
-          <w:rFonts w:ascii="Arial" w:hAnsi="Arial"/>
-          <w:lang w:val="en-US"/>
-        </w:rPr>
-        <w:t>https://arxiv.org/html/1810.07877v7</w:t>
-      </w:r>
-      <w:r>
-        <w:rPr>
-          <w:rStyle w:val="Hyperlink"/>
-          <w:rFonts w:ascii="Arial" w:hAnsi="Arial"/>
-          <w:lang w:val="en-US"/>
-        </w:rPr>
-        <w:fldChar w:fldCharType="end"/>
-      </w:r>
+      <w:hyperlink r:id="rId12" w:history="1">
+        <w:r>
+          <w:rPr>
+            <w:rStyle w:val="Hyperlink"/>
+            <w:rFonts w:ascii="Arial" w:hAnsi="Arial"/>
+            <w:lang w:val="en-US"/>
+          </w:rPr>
+          <w:t>https://arxiv.org/html/1810.07877v7</w:t>
+        </w:r>
+      </w:hyperlink>
       <w:r>
         <w:rPr>
           <w:rFonts w:ascii="Arial" w:hAnsi="Arial"/>
@@ -10569,8 +10558,6 @@
         </w:rPr>
         <w:t>Master</w:t>
       </w:r>
-      <w:bookmarkStart w:id="0" w:name="_GoBack"/>
-      <w:bookmarkEnd w:id="0"/>
       <w:r>
         <w:rPr>
           <w:rFonts w:ascii="Arial" w:hAnsi="Arial" w:cs="Arial"/>
@@ -14904,7 +14891,7 @@
 </file>
 
 <file path=customXml/itemProps1.xml><?xml version="1.0" encoding="utf-8"?>
-<ds:datastoreItem xmlns:ds="http://schemas.openxmlformats.org/officeDocument/2006/customXml" ds:itemID="{E60248ED-4F6C-412E-9A02-A084CBFA5077}">
+<ds:datastoreItem xmlns:ds="http://schemas.openxmlformats.org/officeDocument/2006/customXml" ds:itemID="{E6BE632C-ED30-4586-9C4A-121858D8B155}">
   <ds:schemaRefs>
     <ds:schemaRef ds:uri="http://schemas.openxmlformats.org/officeDocument/2006/bibliography"/>
   </ds:schemaRefs>

--- a/Jose's resume.docx
+++ b/Jose's resume.docx
@@ -305,16 +305,7 @@
           <w:rFonts w:ascii="Arial" w:hAnsi="Arial" w:cs="Arial"/>
           <w:lang w:val="en-US"/>
         </w:rPr>
-        <w:t xml:space="preserve"> expe</w:t>
-      </w:r>
-      <w:bookmarkStart w:id="0" w:name="_GoBack"/>
-      <w:bookmarkEnd w:id="0"/>
-      <w:r>
-        <w:rPr>
-          <w:rFonts w:ascii="Arial" w:hAnsi="Arial" w:cs="Arial"/>
-          <w:lang w:val="en-US"/>
-        </w:rPr>
-        <w:t xml:space="preserve">rience </w:t>
+        <w:t xml:space="preserve"> experience </w:t>
       </w:r>
       <w:r>
         <w:rPr>
@@ -724,21 +715,12 @@
         </w:rPr>
         <w:t xml:space="preserve"> </w:t>
       </w:r>
-      <w:proofErr w:type="spellStart"/>
-      <w:r>
-        <w:rPr>
-          <w:rFonts w:ascii="Arial" w:hAnsi="Arial" w:cs="Arial"/>
-          <w:lang w:val="en-US"/>
-        </w:rPr>
-        <w:t>dataframes</w:t>
-      </w:r>
-      <w:proofErr w:type="spellEnd"/>
-      <w:r>
-        <w:rPr>
-          <w:rFonts w:ascii="Arial" w:hAnsi="Arial" w:cs="Arial"/>
-          <w:lang w:val="en-US"/>
-        </w:rPr>
-        <w:t>, read and wrote to Excel files</w:t>
+      <w:r>
+        <w:rPr>
+          <w:rFonts w:ascii="Arial" w:hAnsi="Arial" w:cs="Arial"/>
+          <w:lang w:val="en-US"/>
+        </w:rPr>
+        <w:t>dataframes, read and wrote to Excel files</w:t>
       </w:r>
       <w:r>
         <w:rPr>
@@ -747,7 +729,6 @@
         </w:rPr>
         <w:t xml:space="preserve"> with </w:t>
       </w:r>
-      <w:proofErr w:type="spellStart"/>
       <w:r>
         <w:rPr>
           <w:rFonts w:ascii="Arial" w:hAnsi="Arial" w:cs="Arial"/>
@@ -756,7 +737,6 @@
         </w:rPr>
         <w:t>openpyxl</w:t>
       </w:r>
-      <w:proofErr w:type="spellEnd"/>
       <w:r>
         <w:rPr>
           <w:rFonts w:ascii="Arial" w:hAnsi="Arial" w:cs="Arial"/>
@@ -973,17 +953,8 @@
           <w:rFonts w:ascii="Arial" w:hAnsi="Arial" w:cs="Arial"/>
           <w:lang w:val="en-US"/>
         </w:rPr>
-        <w:t xml:space="preserve">with </w:t>
-      </w:r>
-      <w:proofErr w:type="spellStart"/>
-      <w:r>
-        <w:rPr>
-          <w:rFonts w:ascii="Arial" w:hAnsi="Arial" w:cs="Arial"/>
-          <w:lang w:val="en-US"/>
-        </w:rPr>
-        <w:t>Dremio</w:t>
-      </w:r>
-      <w:proofErr w:type="spellEnd"/>
+        <w:t>with Dremio</w:t>
+      </w:r>
       <w:r>
         <w:rPr>
           <w:rFonts w:ascii="Arial" w:hAnsi="Arial" w:cs="Arial"/>
@@ -1139,7 +1110,6 @@
         </w:rPr>
         <w:t xml:space="preserve"> </w:t>
       </w:r>
-      <w:proofErr w:type="spellStart"/>
       <w:r>
         <w:rPr>
           <w:rFonts w:ascii="Arial" w:hAnsi="Arial" w:cs="Arial"/>
@@ -1148,7 +1118,6 @@
         </w:rPr>
         <w:t>PySpark</w:t>
       </w:r>
-      <w:proofErr w:type="spellEnd"/>
       <w:r>
         <w:rPr>
           <w:rFonts w:ascii="Arial" w:hAnsi="Arial" w:cs="Arial"/>
@@ -1328,23 +1297,13 @@
         </w:rPr>
         <w:t xml:space="preserve"> and </w:t>
       </w:r>
-      <w:proofErr w:type="spellStart"/>
-      <w:r>
-        <w:rPr>
-          <w:rFonts w:ascii="Arial" w:hAnsi="Arial" w:cs="Arial"/>
-          <w:color w:val="FF0000"/>
-          <w:lang w:val="en-US"/>
-        </w:rPr>
-        <w:t>Viya</w:t>
-      </w:r>
-      <w:proofErr w:type="spellEnd"/>
-      <w:r>
-        <w:rPr>
-          <w:rFonts w:ascii="Arial" w:hAnsi="Arial" w:cs="Arial"/>
-          <w:color w:val="FF0000"/>
-          <w:lang w:val="en-US"/>
-        </w:rPr>
-        <w:t>)</w:t>
+      <w:r>
+        <w:rPr>
+          <w:rFonts w:ascii="Arial" w:hAnsi="Arial" w:cs="Arial"/>
+          <w:color w:val="FF0000"/>
+          <w:lang w:val="en-US"/>
+        </w:rPr>
+        <w:t>Viya)</w:t>
       </w:r>
       <w:r>
         <w:rPr>
@@ -2931,7 +2890,6 @@
         </w:rPr>
         <w:t xml:space="preserve"> </w:t>
       </w:r>
-      <w:proofErr w:type="spellStart"/>
       <w:r>
         <w:rPr>
           <w:rFonts w:ascii="Arial" w:hAnsi="Arial"/>
@@ -2940,7 +2898,6 @@
         </w:rPr>
         <w:t>NatGen</w:t>
       </w:r>
-      <w:proofErr w:type="spellEnd"/>
       <w:r>
         <w:rPr>
           <w:rFonts w:ascii="Arial" w:hAnsi="Arial"/>
@@ -3207,7 +3164,6 @@
         </w:rPr>
         <w:t xml:space="preserve">, </w:t>
       </w:r>
-      <w:proofErr w:type="spellStart"/>
       <w:r>
         <w:rPr>
           <w:rFonts w:ascii="Arial" w:hAnsi="Arial" w:cs="Arial"/>
@@ -3216,7 +3172,6 @@
         </w:rPr>
         <w:t>Databricks</w:t>
       </w:r>
-      <w:proofErr w:type="spellEnd"/>
       <w:r>
         <w:rPr>
           <w:rFonts w:ascii="Arial" w:hAnsi="Arial" w:cs="Arial"/>
@@ -3224,7 +3179,6 @@
         </w:rPr>
         <w:t xml:space="preserve">, </w:t>
       </w:r>
-      <w:proofErr w:type="spellStart"/>
       <w:r>
         <w:rPr>
           <w:rFonts w:ascii="Arial" w:hAnsi="Arial" w:cs="Arial"/>
@@ -3233,7 +3187,6 @@
         </w:rPr>
         <w:t>PySpark</w:t>
       </w:r>
-      <w:proofErr w:type="spellEnd"/>
       <w:r>
         <w:rPr>
           <w:rFonts w:ascii="Arial" w:hAnsi="Arial" w:cs="Arial"/>
@@ -3255,7 +3208,6 @@
         </w:rPr>
         <w:t xml:space="preserve">Hadoop, </w:t>
       </w:r>
-      <w:proofErr w:type="spellStart"/>
       <w:r>
         <w:rPr>
           <w:rFonts w:ascii="Arial" w:hAnsi="Arial" w:cs="Arial"/>
@@ -3263,7 +3215,6 @@
         </w:rPr>
         <w:t>Dremio</w:t>
       </w:r>
-      <w:proofErr w:type="spellEnd"/>
       <w:r>
         <w:rPr>
           <w:rFonts w:ascii="Arial" w:hAnsi="Arial" w:cs="Arial"/>
@@ -3545,23 +3496,13 @@
         </w:rPr>
         <w:t xml:space="preserve"> and </w:t>
       </w:r>
-      <w:proofErr w:type="spellStart"/>
-      <w:r>
-        <w:rPr>
-          <w:rFonts w:ascii="Arial" w:hAnsi="Arial" w:cs="Arial"/>
-          <w:color w:val="FF0000"/>
-          <w:lang w:val="en-US"/>
-        </w:rPr>
-        <w:t>Viya</w:t>
-      </w:r>
-      <w:proofErr w:type="spellEnd"/>
-      <w:r>
-        <w:rPr>
-          <w:rFonts w:ascii="Arial" w:hAnsi="Arial" w:cs="Arial"/>
-          <w:color w:val="FF0000"/>
-          <w:lang w:val="en-US"/>
-        </w:rPr>
-        <w:t xml:space="preserve"> </w:t>
+      <w:r>
+        <w:rPr>
+          <w:rFonts w:ascii="Arial" w:hAnsi="Arial" w:cs="Arial"/>
+          <w:color w:val="FF0000"/>
+          <w:lang w:val="en-US"/>
+        </w:rPr>
+        <w:t xml:space="preserve">Viya </w:t>
       </w:r>
       <w:r>
         <w:rPr>
@@ -4026,7 +3967,6 @@
         </w:rPr>
         <w:t xml:space="preserve"> </w:t>
       </w:r>
-      <w:proofErr w:type="spellStart"/>
       <w:r>
         <w:rPr>
           <w:rFonts w:ascii="Arial" w:hAnsi="Arial" w:cs="Arial"/>
@@ -4035,7 +3975,6 @@
         </w:rPr>
         <w:t>Git</w:t>
       </w:r>
-      <w:proofErr w:type="spellEnd"/>
       <w:r>
         <w:rPr>
           <w:rFonts w:ascii="Arial" w:hAnsi="Arial" w:cs="Arial"/>
@@ -4043,7 +3982,6 @@
         </w:rPr>
         <w:t xml:space="preserve">, </w:t>
       </w:r>
-      <w:proofErr w:type="spellStart"/>
       <w:r>
         <w:rPr>
           <w:rFonts w:ascii="Arial" w:hAnsi="Arial" w:cs="Arial"/>
@@ -4076,7 +4014,6 @@
         </w:rPr>
         <w:t>x</w:t>
       </w:r>
-      <w:proofErr w:type="spellEnd"/>
       <w:r>
         <w:rPr>
           <w:rFonts w:ascii="Arial" w:hAnsi="Arial" w:cs="Arial"/>
@@ -4483,24 +4420,6 @@
         </w:rPr>
         <w:t>)</w:t>
       </w:r>
-      <w:r>
-        <w:rPr>
-          <w:rFonts w:ascii="Arial" w:hAnsi="Arial" w:cs="Arial"/>
-          <w:bCs/>
-          <w:highlight w:val="yellow"/>
-          <w:lang w:val="en-CA"/>
-        </w:rPr>
-        <w:t xml:space="preserve">: </w:t>
-      </w:r>
-      <w:r>
-        <w:rPr>
-          <w:rFonts w:ascii="Arial" w:hAnsi="Arial" w:cs="Arial"/>
-          <w:bCs/>
-          <w:highlight w:val="yellow"/>
-          <w:lang w:val="en-CA"/>
-        </w:rPr>
-        <w:t>2025</w:t>
-      </w:r>
     </w:p>
     <w:p>
       <w:pPr>
@@ -4555,23 +4474,13 @@
         </w:rPr>
         <w:t xml:space="preserve">Financial Crimes </w:t>
       </w:r>
-      <w:proofErr w:type="spellStart"/>
-      <w:r>
-        <w:rPr>
-          <w:rFonts w:ascii="Arial" w:hAnsi="Arial" w:cs="Arial"/>
-          <w:bCs/>
-          <w:lang w:val="en-CA"/>
-        </w:rPr>
-        <w:t>remediations</w:t>
-      </w:r>
-      <w:proofErr w:type="spellEnd"/>
-      <w:r>
-        <w:rPr>
-          <w:rFonts w:ascii="Arial" w:hAnsi="Arial" w:cs="Arial"/>
-          <w:bCs/>
-          <w:lang w:val="en-CA"/>
-        </w:rPr>
-        <w:t xml:space="preserve"> (CIP / BO / CDD / </w:t>
+      <w:r>
+        <w:rPr>
+          <w:rFonts w:ascii="Arial" w:hAnsi="Arial" w:cs="Arial"/>
+          <w:bCs/>
+          <w:lang w:val="en-CA"/>
+        </w:rPr>
+        <w:t xml:space="preserve">remediations (CIP / BO / CDD / </w:t>
       </w:r>
       <w:r>
         <w:rPr>
@@ -4771,25 +4680,14 @@
         </w:rPr>
         <w:t xml:space="preserve">using </w:t>
       </w:r>
-      <w:proofErr w:type="spellStart"/>
-      <w:r>
-        <w:rPr>
-          <w:rFonts w:ascii="Arial" w:hAnsi="Arial" w:cs="Arial"/>
-          <w:bCs/>
-          <w:color w:val="FF0000"/>
-          <w:lang w:val="en-CA"/>
-        </w:rPr>
-        <w:t>Dremio</w:t>
-      </w:r>
-      <w:proofErr w:type="spellEnd"/>
-      <w:r>
-        <w:rPr>
-          <w:rFonts w:ascii="Arial" w:hAnsi="Arial" w:cs="Arial"/>
-          <w:bCs/>
-          <w:color w:val="FF0000"/>
-          <w:lang w:val="en-CA"/>
-        </w:rPr>
-        <w:t xml:space="preserve"> </w:t>
+      <w:r>
+        <w:rPr>
+          <w:rFonts w:ascii="Arial" w:hAnsi="Arial" w:cs="Arial"/>
+          <w:bCs/>
+          <w:color w:val="FF0000"/>
+          <w:lang w:val="en-CA"/>
+        </w:rPr>
+        <w:t xml:space="preserve">Dremio </w:t>
       </w:r>
       <w:r>
         <w:rPr>
@@ -5063,33 +4961,63 @@
           <w:tab w:val="left" w:pos="720"/>
         </w:tabs>
         <w:spacing w:before="0" w:after="0"/>
-        <w:ind w:left="1080"/>
+        <w:ind w:left="720"/>
         <w:rPr>
           <w:rFonts w:ascii="Arial" w:hAnsi="Arial" w:cs="Arial"/>
           <w:b/>
           <w:bCs/>
-          <w:highlight w:val="green"/>
-          <w:lang w:val="en-CA"/>
-        </w:rPr>
-      </w:pPr>
-      <w:r>
-        <w:rPr>
-          <w:rFonts w:ascii="Arial" w:hAnsi="Arial" w:cs="Arial"/>
-          <w:bCs/>
-          <w:highlight w:val="green"/>
-          <w:lang w:val="en-CA"/>
-        </w:rPr>
-        <w:t>Recognized with a full-time offer at project completion</w:t>
-      </w:r>
-      <w:r>
-        <w:rPr>
-          <w:rFonts w:ascii="Arial" w:hAnsi="Arial" w:cs="Arial"/>
-          <w:bCs/>
-          <w:highlight w:val="green"/>
-          <w:lang w:val="en-CA"/>
-        </w:rPr>
-        <w:t>.</w:t>
-      </w:r>
+          <w:highlight w:val="yellow"/>
+          <w:lang w:val="en-CA"/>
+        </w:rPr>
+      </w:pPr>
+      <w:r>
+        <w:rPr>
+          <w:rFonts w:ascii="Arial" w:hAnsi="Arial" w:cs="Arial"/>
+          <w:bCs/>
+          <w:highlight w:val="yellow"/>
+          <w:lang w:val="en-CA"/>
+        </w:rPr>
+        <w:t>First</w:t>
+      </w:r>
+      <w:r>
+        <w:rPr>
+          <w:rFonts w:ascii="Arial" w:hAnsi="Arial" w:cs="Arial"/>
+          <w:bCs/>
+          <w:highlight w:val="yellow"/>
+          <w:lang w:val="en-CA"/>
+        </w:rPr>
+        <w:t xml:space="preserve"> project</w:t>
+      </w:r>
+      <w:r>
+        <w:rPr>
+          <w:rFonts w:ascii="Arial" w:hAnsi="Arial" w:cs="Arial"/>
+          <w:bCs/>
+          <w:highlight w:val="yellow"/>
+          <w:lang w:val="en-CA"/>
+        </w:rPr>
+        <w:t xml:space="preserve"> (</w:t>
+      </w:r>
+      <w:r>
+        <w:rPr>
+          <w:rFonts w:ascii="Arial" w:hAnsi="Arial" w:cs="Arial"/>
+          <w:bCs/>
+          <w:i/>
+          <w:highlight w:val="yellow"/>
+          <w:lang w:val="en-CA"/>
+        </w:rPr>
+        <w:t>remote</w:t>
+      </w:r>
+      <w:r>
+        <w:rPr>
+          <w:rFonts w:ascii="Arial" w:hAnsi="Arial" w:cs="Arial"/>
+          <w:bCs/>
+          <w:highlight w:val="yellow"/>
+          <w:lang w:val="en-CA"/>
+        </w:rPr>
+        <w:t>)</w:t>
+      </w:r>
+      <w:bookmarkStart w:id="0" w:name="_GoBack"/>
+      <w:bookmarkEnd w:id="0"/>
     </w:p>
     <w:p>
       <w:pPr>
@@ -5101,78 +5029,100 @@
           <w:tab w:val="left" w:pos="720"/>
         </w:tabs>
         <w:spacing w:before="0" w:after="0"/>
-        <w:ind w:left="720"/>
+        <w:ind w:left="1080"/>
         <w:rPr>
           <w:rFonts w:ascii="Arial" w:hAnsi="Arial" w:cs="Arial"/>
           <w:b/>
           <w:bCs/>
-          <w:highlight w:val="yellow"/>
-          <w:lang w:val="en-CA"/>
-        </w:rPr>
-      </w:pPr>
-      <w:r>
-        <w:rPr>
-          <w:rFonts w:ascii="Arial" w:hAnsi="Arial" w:cs="Arial"/>
-          <w:bCs/>
-          <w:highlight w:val="yellow"/>
-          <w:lang w:val="en-CA"/>
-        </w:rPr>
-        <w:t>First</w:t>
-      </w:r>
-      <w:r>
-        <w:rPr>
-          <w:rFonts w:ascii="Arial" w:hAnsi="Arial" w:cs="Arial"/>
-          <w:bCs/>
-          <w:highlight w:val="yellow"/>
-          <w:lang w:val="en-CA"/>
-        </w:rPr>
-        <w:t xml:space="preserve"> project</w:t>
-      </w:r>
-      <w:r>
-        <w:rPr>
-          <w:rFonts w:ascii="Arial" w:hAnsi="Arial" w:cs="Arial"/>
-          <w:bCs/>
-          <w:highlight w:val="yellow"/>
-          <w:lang w:val="en-CA"/>
-        </w:rPr>
-        <w:t xml:space="preserve"> (</w:t>
-      </w:r>
-      <w:r>
-        <w:rPr>
-          <w:rFonts w:ascii="Arial" w:hAnsi="Arial" w:cs="Arial"/>
-          <w:bCs/>
-          <w:i/>
-          <w:highlight w:val="yellow"/>
-          <w:lang w:val="en-CA"/>
-        </w:rPr>
-        <w:t>remote</w:t>
-      </w:r>
-      <w:r>
-        <w:rPr>
-          <w:rFonts w:ascii="Arial" w:hAnsi="Arial" w:cs="Arial"/>
-          <w:bCs/>
-          <w:highlight w:val="yellow"/>
-          <w:lang w:val="en-CA"/>
-        </w:rPr>
-        <w:t>)</w:t>
-      </w:r>
-      <w:r>
-        <w:rPr>
-          <w:rFonts w:ascii="Arial" w:hAnsi="Arial" w:cs="Arial"/>
-          <w:bCs/>
-          <w:highlight w:val="yellow"/>
-          <w:lang w:val="en-CA"/>
-        </w:rPr>
-        <w:t xml:space="preserve">: </w:t>
-      </w:r>
-      <w:r>
-        <w:rPr>
-          <w:rFonts w:ascii="Arial" w:hAnsi="Arial" w:cs="Arial"/>
-          <w:bCs/>
-          <w:highlight w:val="yellow"/>
-          <w:lang w:val="en-CA"/>
-        </w:rPr>
-        <w:t>2022 through 2025</w:t>
+          <w:lang w:val="en-CA"/>
+        </w:rPr>
+      </w:pPr>
+      <w:r>
+        <w:rPr>
+          <w:rFonts w:ascii="Arial" w:hAnsi="Arial" w:cs="Arial"/>
+          <w:lang w:val="en-CA"/>
+        </w:rPr>
+        <w:t xml:space="preserve">Worked on </w:t>
+      </w:r>
+      <w:r>
+        <w:rPr>
+          <w:rFonts w:ascii="Arial" w:hAnsi="Arial" w:cs="Arial"/>
+          <w:color w:val="FF0000"/>
+          <w:lang w:val="en-CA"/>
+        </w:rPr>
+        <w:t>customer remediations</w:t>
+      </w:r>
+      <w:r>
+        <w:rPr>
+          <w:rFonts w:ascii="Arial" w:hAnsi="Arial" w:cs="Arial"/>
+          <w:lang w:val="en-CA"/>
+        </w:rPr>
+        <w:t xml:space="preserve">, </w:t>
+      </w:r>
+      <w:r>
+        <w:rPr>
+          <w:rFonts w:ascii="Arial" w:hAnsi="Arial" w:cs="Arial"/>
+          <w:lang w:val="en-CA"/>
+        </w:rPr>
+        <w:t>responsible for</w:t>
+      </w:r>
+      <w:r>
+        <w:rPr>
+          <w:rFonts w:ascii="Arial" w:hAnsi="Arial" w:cs="Arial"/>
+          <w:lang w:val="en-CA"/>
+        </w:rPr>
+        <w:t xml:space="preserve"> the creation of the final artifacts from which refunds and letters are issued to customer</w:t>
+      </w:r>
+      <w:r>
+        <w:rPr>
+          <w:rFonts w:ascii="Arial" w:hAnsi="Arial" w:cs="Arial"/>
+          <w:lang w:val="en-CA"/>
+        </w:rPr>
+        <w:t>s</w:t>
+      </w:r>
+      <w:r>
+        <w:rPr>
+          <w:rFonts w:ascii="Arial" w:hAnsi="Arial" w:cs="Arial"/>
+          <w:lang w:val="en-CA"/>
+        </w:rPr>
+        <w:t xml:space="preserve"> as required by </w:t>
+      </w:r>
+      <w:r>
+        <w:rPr>
+          <w:rFonts w:ascii="Arial" w:hAnsi="Arial" w:cs="Arial"/>
+          <w:color w:val="FF0000"/>
+          <w:lang w:val="en-CA"/>
+        </w:rPr>
+        <w:t>regulators</w:t>
+      </w:r>
+      <w:r>
+        <w:rPr>
+          <w:rFonts w:ascii="Arial" w:hAnsi="Arial" w:cs="Arial"/>
+          <w:lang w:val="en-CA"/>
+        </w:rPr>
+        <w:t xml:space="preserve">, following strict </w:t>
+      </w:r>
+      <w:r>
+        <w:rPr>
+          <w:rFonts w:ascii="Arial" w:hAnsi="Arial" w:cs="Arial"/>
+          <w:color w:val="FF0000"/>
+          <w:lang w:val="en-CA"/>
+        </w:rPr>
+        <w:t xml:space="preserve">Confluence </w:t>
+      </w:r>
+      <w:r>
+        <w:rPr>
+          <w:rFonts w:ascii="Arial" w:hAnsi="Arial" w:cs="Arial"/>
+          <w:lang w:val="en-CA"/>
+        </w:rPr>
+        <w:t>procedures</w:t>
+      </w:r>
+      <w:r>
+        <w:rPr>
+          <w:rFonts w:ascii="Arial" w:hAnsi="Arial" w:cs="Arial"/>
+          <w:lang w:val="en-CA"/>
+        </w:rPr>
+        <w:t>.</w:t>
       </w:r>
     </w:p>
     <w:p>
@@ -5188,36 +5138,88 @@
         <w:ind w:left="1080"/>
         <w:rPr>
           <w:rFonts w:ascii="Arial" w:hAnsi="Arial" w:cs="Arial"/>
-          <w:b/>
-          <w:bCs/>
-          <w:lang w:val="en-CA"/>
-        </w:rPr>
-      </w:pPr>
-      <w:r>
-        <w:rPr>
-          <w:rFonts w:ascii="Arial" w:hAnsi="Arial" w:cs="Arial"/>
-          <w:lang w:val="en-CA"/>
-        </w:rPr>
-        <w:t xml:space="preserve">Worked on </w:t>
-      </w:r>
-      <w:r>
-        <w:rPr>
-          <w:rFonts w:ascii="Arial" w:hAnsi="Arial" w:cs="Arial"/>
-          <w:color w:val="FF0000"/>
-          <w:lang w:val="en-CA"/>
-        </w:rPr>
-        <w:t xml:space="preserve">customer </w:t>
-      </w:r>
-      <w:proofErr w:type="spellStart"/>
-      <w:r>
-        <w:rPr>
-          <w:rFonts w:ascii="Arial" w:hAnsi="Arial" w:cs="Arial"/>
-          <w:color w:val="FF0000"/>
-          <w:lang w:val="en-CA"/>
-        </w:rPr>
-        <w:t>remediations</w:t>
-      </w:r>
-      <w:proofErr w:type="spellEnd"/>
+          <w:lang w:val="en-CA"/>
+        </w:rPr>
+      </w:pPr>
+      <w:r>
+        <w:rPr>
+          <w:rFonts w:ascii="Arial" w:hAnsi="Arial" w:cs="Arial"/>
+          <w:lang w:val="en-CA"/>
+        </w:rPr>
+        <w:t xml:space="preserve">Managed </w:t>
+      </w:r>
+      <w:r>
+        <w:rPr>
+          <w:rFonts w:ascii="Arial" w:hAnsi="Arial" w:cs="Arial"/>
+          <w:color w:val="FF0000"/>
+          <w:lang w:val="en-CA"/>
+        </w:rPr>
+        <w:t xml:space="preserve">SAS </w:t>
+      </w:r>
+      <w:r>
+        <w:rPr>
+          <w:rFonts w:ascii="Arial" w:hAnsi="Arial" w:cs="Arial"/>
+          <w:lang w:val="en-CA"/>
+        </w:rPr>
+        <w:t xml:space="preserve">code </w:t>
+      </w:r>
+      <w:r>
+        <w:rPr>
+          <w:rFonts w:ascii="Arial" w:hAnsi="Arial" w:cs="Arial"/>
+          <w:lang w:val="en-CA"/>
+        </w:rPr>
+        <w:t xml:space="preserve">used </w:t>
+      </w:r>
+      <w:r>
+        <w:rPr>
+          <w:rFonts w:ascii="Arial" w:hAnsi="Arial" w:cs="Arial"/>
+          <w:lang w:val="en-CA"/>
+        </w:rPr>
+        <w:t>to cre</w:t>
+      </w:r>
+      <w:r>
+        <w:rPr>
+          <w:rFonts w:ascii="Arial" w:hAnsi="Arial" w:cs="Arial"/>
+          <w:lang w:val="en-CA"/>
+        </w:rPr>
+        <w:t xml:space="preserve">ate final remediation artifacts, </w:t>
+      </w:r>
+      <w:r>
+        <w:rPr>
+          <w:rFonts w:ascii="Arial" w:hAnsi="Arial" w:cs="Arial"/>
+          <w:lang w:val="en-CA"/>
+        </w:rPr>
+        <w:t>m</w:t>
+      </w:r>
+      <w:r>
+        <w:rPr>
+          <w:rFonts w:ascii="Arial" w:hAnsi="Arial" w:cs="Arial"/>
+          <w:lang w:val="en-CA"/>
+        </w:rPr>
+        <w:t xml:space="preserve">ade changes to </w:t>
+      </w:r>
+      <w:r>
+        <w:rPr>
+          <w:rFonts w:ascii="Arial" w:hAnsi="Arial" w:cs="Arial"/>
+          <w:lang w:val="en-CA"/>
+        </w:rPr>
+        <w:t xml:space="preserve">the code to </w:t>
+      </w:r>
+      <w:r>
+        <w:rPr>
+          <w:rFonts w:ascii="Arial" w:hAnsi="Arial" w:cs="Arial"/>
+          <w:lang w:val="en-CA"/>
+        </w:rPr>
+        <w:t xml:space="preserve">add </w:t>
+      </w:r>
+      <w:r>
+        <w:rPr>
+          <w:rFonts w:ascii="Arial" w:hAnsi="Arial" w:cs="Arial"/>
+          <w:color w:val="FF0000"/>
+          <w:lang w:val="en-CA"/>
+        </w:rPr>
+        <w:t>enhancements</w:t>
+      </w:r>
       <w:r>
         <w:rPr>
           <w:rFonts w:ascii="Arial" w:hAnsi="Arial" w:cs="Arial"/>
@@ -5228,20 +5230,52 @@
       <w:r>
         <w:rPr>
           <w:rFonts w:ascii="Arial" w:hAnsi="Arial" w:cs="Arial"/>
-          <w:lang w:val="en-CA"/>
-        </w:rPr>
-        <w:t>responsible for</w:t>
-      </w:r>
-      <w:r>
-        <w:rPr>
-          <w:rFonts w:ascii="Arial" w:hAnsi="Arial" w:cs="Arial"/>
-          <w:lang w:val="en-CA"/>
-        </w:rPr>
-        <w:t xml:space="preserve"> the creation of the final artifacts from which refunds and letters are issued to customer</w:t>
-      </w:r>
-      <w:r>
-        <w:rPr>
-          <w:rFonts w:ascii="Arial" w:hAnsi="Arial" w:cs="Arial"/>
+          <w:color w:val="FF0000"/>
+          <w:lang w:val="en-CA"/>
+        </w:rPr>
+        <w:t xml:space="preserve">optimize performance </w:t>
+      </w:r>
+      <w:r>
+        <w:rPr>
+          <w:rFonts w:ascii="Arial" w:hAnsi="Arial" w:cs="Arial"/>
+          <w:lang w:val="en-CA"/>
+        </w:rPr>
+        <w:t xml:space="preserve">and minimize the number of </w:t>
+      </w:r>
+      <w:r>
+        <w:rPr>
+          <w:rFonts w:ascii="Arial" w:hAnsi="Arial" w:cs="Arial"/>
+          <w:color w:val="FF0000"/>
+          <w:lang w:val="en-CA"/>
+        </w:rPr>
+        <w:t xml:space="preserve">defects </w:t>
+      </w:r>
+      <w:r>
+        <w:rPr>
+          <w:rFonts w:ascii="Arial" w:hAnsi="Arial" w:cs="Arial"/>
+          <w:lang w:val="en-CA"/>
+        </w:rPr>
+        <w:t xml:space="preserve">and findings </w:t>
+      </w:r>
+      <w:r>
+        <w:rPr>
+          <w:rFonts w:ascii="Arial" w:hAnsi="Arial" w:cs="Arial"/>
+          <w:lang w:val="en-CA"/>
+        </w:rPr>
+        <w:t xml:space="preserve">in </w:t>
+      </w:r>
+      <w:r>
+        <w:rPr>
+          <w:rFonts w:ascii="Arial" w:hAnsi="Arial" w:cs="Arial"/>
+          <w:color w:val="FF0000"/>
+          <w:lang w:val="en-CA"/>
+        </w:rPr>
+        <w:t>peer review</w:t>
+      </w:r>
+      <w:r>
+        <w:rPr>
+          <w:rFonts w:ascii="Arial" w:hAnsi="Arial" w:cs="Arial"/>
+          <w:color w:val="FF0000"/>
           <w:lang w:val="en-CA"/>
         </w:rPr>
         <w:t>s</w:t>
@@ -5251,37 +5285,109 @@
           <w:rFonts w:ascii="Arial" w:hAnsi="Arial" w:cs="Arial"/>
           <w:lang w:val="en-CA"/>
         </w:rPr>
-        <w:t xml:space="preserve"> as required by </w:t>
-      </w:r>
-      <w:r>
-        <w:rPr>
-          <w:rFonts w:ascii="Arial" w:hAnsi="Arial" w:cs="Arial"/>
-          <w:color w:val="FF0000"/>
-          <w:lang w:val="en-CA"/>
-        </w:rPr>
-        <w:t>regulators</w:t>
-      </w:r>
-      <w:r>
-        <w:rPr>
-          <w:rFonts w:ascii="Arial" w:hAnsi="Arial" w:cs="Arial"/>
-          <w:lang w:val="en-CA"/>
-        </w:rPr>
-        <w:t xml:space="preserve">, following strict </w:t>
-      </w:r>
-      <w:r>
-        <w:rPr>
-          <w:rFonts w:ascii="Arial" w:hAnsi="Arial" w:cs="Arial"/>
-          <w:color w:val="FF0000"/>
-          <w:lang w:val="en-CA"/>
-        </w:rPr>
-        <w:t xml:space="preserve">Confluence </w:t>
-      </w:r>
-      <w:r>
-        <w:rPr>
-          <w:rFonts w:ascii="Arial" w:hAnsi="Arial" w:cs="Arial"/>
-          <w:lang w:val="en-CA"/>
-        </w:rPr>
-        <w:t>procedures</w:t>
+        <w:t>.</w:t>
+      </w:r>
+      <w:r>
+        <w:rPr>
+          <w:rFonts w:ascii="Arial" w:hAnsi="Arial" w:cs="Arial"/>
+          <w:lang w:val="en-CA"/>
+        </w:rPr>
+        <w:t xml:space="preserve"> As an example</w:t>
+      </w:r>
+      <w:r>
+        <w:rPr>
+          <w:rFonts w:ascii="Arial" w:hAnsi="Arial" w:cs="Arial"/>
+          <w:lang w:val="en-CA"/>
+        </w:rPr>
+        <w:t xml:space="preserve"> of enhancement</w:t>
+      </w:r>
+      <w:r>
+        <w:rPr>
+          <w:rFonts w:ascii="Arial" w:hAnsi="Arial" w:cs="Arial"/>
+          <w:lang w:val="en-CA"/>
+        </w:rPr>
+        <w:t xml:space="preserve">, when a new analyst takes over a remediation, all </w:t>
+      </w:r>
+      <w:r>
+        <w:rPr>
+          <w:rFonts w:ascii="Arial" w:hAnsi="Arial" w:cs="Arial"/>
+          <w:lang w:val="en-CA"/>
+        </w:rPr>
+        <w:t>the</w:t>
+      </w:r>
+      <w:r>
+        <w:rPr>
+          <w:rFonts w:ascii="Arial" w:hAnsi="Arial" w:cs="Arial"/>
+          <w:lang w:val="en-CA"/>
+        </w:rPr>
+        <w:t xml:space="preserve"> </w:t>
+      </w:r>
+      <w:r>
+        <w:rPr>
+          <w:rFonts w:ascii="Arial" w:hAnsi="Arial" w:cs="Arial"/>
+          <w:color w:val="FF0000"/>
+          <w:lang w:val="en-CA"/>
+        </w:rPr>
+        <w:t xml:space="preserve">artifacts </w:t>
+      </w:r>
+      <w:r>
+        <w:rPr>
+          <w:rFonts w:ascii="Arial" w:hAnsi="Arial" w:cs="Arial"/>
+          <w:lang w:val="en-CA"/>
+        </w:rPr>
+        <w:t xml:space="preserve">and </w:t>
+      </w:r>
+      <w:r>
+        <w:rPr>
+          <w:rFonts w:ascii="Arial" w:hAnsi="Arial" w:cs="Arial"/>
+          <w:color w:val="FF0000"/>
+          <w:lang w:val="en-CA"/>
+        </w:rPr>
+        <w:t xml:space="preserve">SAS </w:t>
+      </w:r>
+      <w:r>
+        <w:rPr>
+          <w:rFonts w:ascii="Arial" w:hAnsi="Arial" w:cs="Arial"/>
+          <w:lang w:val="en-CA"/>
+        </w:rPr>
+        <w:t xml:space="preserve">tables </w:t>
+      </w:r>
+      <w:r>
+        <w:rPr>
+          <w:rFonts w:ascii="Arial" w:hAnsi="Arial" w:cs="Arial"/>
+          <w:lang w:val="en-CA"/>
+        </w:rPr>
+        <w:t xml:space="preserve">created by the previous analyst </w:t>
+      </w:r>
+      <w:r>
+        <w:rPr>
+          <w:rFonts w:ascii="Arial" w:hAnsi="Arial" w:cs="Arial"/>
+          <w:lang w:val="en-CA"/>
+        </w:rPr>
+        <w:t xml:space="preserve">are </w:t>
+      </w:r>
+      <w:r>
+        <w:rPr>
+          <w:rFonts w:ascii="Arial" w:hAnsi="Arial" w:cs="Arial"/>
+          <w:color w:val="FF0000"/>
+          <w:lang w:val="en-CA"/>
+        </w:rPr>
+        <w:t xml:space="preserve">automatically </w:t>
+      </w:r>
+      <w:r>
+        <w:rPr>
+          <w:rFonts w:ascii="Arial" w:hAnsi="Arial" w:cs="Arial"/>
+          <w:lang w:val="en-CA"/>
+        </w:rPr>
+        <w:t xml:space="preserve">saved to a new subfolder as </w:t>
+      </w:r>
+      <w:r>
+        <w:rPr>
+          <w:rFonts w:ascii="Arial" w:hAnsi="Arial" w:cs="Arial"/>
+          <w:color w:val="FF0000"/>
+          <w:lang w:val="en-CA"/>
+        </w:rPr>
+        <w:t>backup</w:t>
       </w:r>
       <w:r>
         <w:rPr>
@@ -5312,248 +5418,100 @@
           <w:rFonts w:ascii="Arial" w:hAnsi="Arial" w:cs="Arial"/>
           <w:lang w:val="en-CA"/>
         </w:rPr>
-        <w:t xml:space="preserve">Managed </w:t>
-      </w:r>
-      <w:r>
-        <w:rPr>
-          <w:rFonts w:ascii="Arial" w:hAnsi="Arial" w:cs="Arial"/>
-          <w:color w:val="FF0000"/>
-          <w:lang w:val="en-CA"/>
-        </w:rPr>
-        <w:t xml:space="preserve">SAS </w:t>
-      </w:r>
-      <w:r>
-        <w:rPr>
-          <w:rFonts w:ascii="Arial" w:hAnsi="Arial" w:cs="Arial"/>
-          <w:lang w:val="en-CA"/>
-        </w:rPr>
-        <w:t xml:space="preserve">code </w:t>
-      </w:r>
-      <w:r>
-        <w:rPr>
-          <w:rFonts w:ascii="Arial" w:hAnsi="Arial" w:cs="Arial"/>
-          <w:lang w:val="en-CA"/>
-        </w:rPr>
-        <w:t xml:space="preserve">used </w:t>
-      </w:r>
-      <w:r>
-        <w:rPr>
-          <w:rFonts w:ascii="Arial" w:hAnsi="Arial" w:cs="Arial"/>
-          <w:lang w:val="en-CA"/>
-        </w:rPr>
-        <w:t>to cre</w:t>
-      </w:r>
-      <w:r>
-        <w:rPr>
-          <w:rFonts w:ascii="Arial" w:hAnsi="Arial" w:cs="Arial"/>
-          <w:lang w:val="en-CA"/>
-        </w:rPr>
-        <w:t xml:space="preserve">ate final remediation artifacts, </w:t>
-      </w:r>
-      <w:r>
-        <w:rPr>
-          <w:rFonts w:ascii="Arial" w:hAnsi="Arial" w:cs="Arial"/>
-          <w:lang w:val="en-CA"/>
-        </w:rPr>
-        <w:t>m</w:t>
-      </w:r>
-      <w:r>
-        <w:rPr>
-          <w:rFonts w:ascii="Arial" w:hAnsi="Arial" w:cs="Arial"/>
-          <w:lang w:val="en-CA"/>
-        </w:rPr>
-        <w:t xml:space="preserve">ade changes to </w:t>
-      </w:r>
-      <w:r>
-        <w:rPr>
-          <w:rFonts w:ascii="Arial" w:hAnsi="Arial" w:cs="Arial"/>
-          <w:lang w:val="en-CA"/>
-        </w:rPr>
-        <w:t xml:space="preserve">the code to </w:t>
-      </w:r>
-      <w:r>
-        <w:rPr>
-          <w:rFonts w:ascii="Arial" w:hAnsi="Arial" w:cs="Arial"/>
-          <w:lang w:val="en-CA"/>
-        </w:rPr>
-        <w:t xml:space="preserve">add </w:t>
-      </w:r>
-      <w:r>
-        <w:rPr>
-          <w:rFonts w:ascii="Arial" w:hAnsi="Arial" w:cs="Arial"/>
-          <w:color w:val="FF0000"/>
-          <w:lang w:val="en-CA"/>
-        </w:rPr>
-        <w:t>enhancements</w:t>
-      </w:r>
-      <w:r>
-        <w:rPr>
-          <w:rFonts w:ascii="Arial" w:hAnsi="Arial" w:cs="Arial"/>
-          <w:lang w:val="en-CA"/>
-        </w:rPr>
-        <w:t xml:space="preserve">, </w:t>
-      </w:r>
-      <w:r>
-        <w:rPr>
-          <w:rFonts w:ascii="Arial" w:hAnsi="Arial" w:cs="Arial"/>
-          <w:color w:val="FF0000"/>
-          <w:lang w:val="en-CA"/>
-        </w:rPr>
-        <w:t xml:space="preserve">optimize performance </w:t>
-      </w:r>
-      <w:r>
-        <w:rPr>
-          <w:rFonts w:ascii="Arial" w:hAnsi="Arial" w:cs="Arial"/>
-          <w:lang w:val="en-CA"/>
-        </w:rPr>
-        <w:t xml:space="preserve">and minimize the number of </w:t>
-      </w:r>
-      <w:r>
-        <w:rPr>
-          <w:rFonts w:ascii="Arial" w:hAnsi="Arial" w:cs="Arial"/>
-          <w:color w:val="FF0000"/>
-          <w:lang w:val="en-CA"/>
-        </w:rPr>
-        <w:t xml:space="preserve">defects </w:t>
-      </w:r>
-      <w:r>
-        <w:rPr>
-          <w:rFonts w:ascii="Arial" w:hAnsi="Arial" w:cs="Arial"/>
-          <w:lang w:val="en-CA"/>
-        </w:rPr>
-        <w:t xml:space="preserve">and findings </w:t>
-      </w:r>
-      <w:r>
-        <w:rPr>
-          <w:rFonts w:ascii="Arial" w:hAnsi="Arial" w:cs="Arial"/>
-          <w:lang w:val="en-CA"/>
-        </w:rPr>
-        <w:t xml:space="preserve">in </w:t>
-      </w:r>
-      <w:r>
-        <w:rPr>
-          <w:rFonts w:ascii="Arial" w:hAnsi="Arial" w:cs="Arial"/>
-          <w:color w:val="FF0000"/>
-          <w:lang w:val="en-CA"/>
-        </w:rPr>
-        <w:t>peer review</w:t>
-      </w:r>
-      <w:r>
-        <w:rPr>
-          <w:rFonts w:ascii="Arial" w:hAnsi="Arial" w:cs="Arial"/>
-          <w:color w:val="FF0000"/>
-          <w:lang w:val="en-CA"/>
-        </w:rPr>
-        <w:t>s</w:t>
-      </w:r>
-      <w:r>
-        <w:rPr>
-          <w:rFonts w:ascii="Arial" w:hAnsi="Arial" w:cs="Arial"/>
-          <w:lang w:val="en-CA"/>
-        </w:rPr>
-        <w:t>.</w:t>
-      </w:r>
-      <w:r>
-        <w:rPr>
-          <w:rFonts w:ascii="Arial" w:hAnsi="Arial" w:cs="Arial"/>
-          <w:lang w:val="en-CA"/>
-        </w:rPr>
-        <w:t xml:space="preserve"> As an example</w:t>
-      </w:r>
-      <w:r>
-        <w:rPr>
-          <w:rFonts w:ascii="Arial" w:hAnsi="Arial" w:cs="Arial"/>
-          <w:lang w:val="en-CA"/>
-        </w:rPr>
-        <w:t xml:space="preserve"> of enhancement</w:t>
-      </w:r>
-      <w:r>
-        <w:rPr>
-          <w:rFonts w:ascii="Arial" w:hAnsi="Arial" w:cs="Arial"/>
-          <w:lang w:val="en-CA"/>
-        </w:rPr>
-        <w:t xml:space="preserve">, when a new analyst takes over a remediation, all </w:t>
-      </w:r>
-      <w:r>
-        <w:rPr>
-          <w:rFonts w:ascii="Arial" w:hAnsi="Arial" w:cs="Arial"/>
-          <w:lang w:val="en-CA"/>
-        </w:rPr>
-        <w:t>the</w:t>
-      </w:r>
-      <w:r>
-        <w:rPr>
-          <w:rFonts w:ascii="Arial" w:hAnsi="Arial" w:cs="Arial"/>
-          <w:lang w:val="en-CA"/>
-        </w:rPr>
-        <w:t xml:space="preserve"> </w:t>
-      </w:r>
-      <w:r>
-        <w:rPr>
-          <w:rFonts w:ascii="Arial" w:hAnsi="Arial" w:cs="Arial"/>
-          <w:color w:val="FF0000"/>
-          <w:lang w:val="en-CA"/>
-        </w:rPr>
-        <w:t xml:space="preserve">artifacts </w:t>
-      </w:r>
-      <w:r>
-        <w:rPr>
-          <w:rFonts w:ascii="Arial" w:hAnsi="Arial" w:cs="Arial"/>
-          <w:lang w:val="en-CA"/>
-        </w:rPr>
-        <w:t xml:space="preserve">and </w:t>
-      </w:r>
-      <w:r>
-        <w:rPr>
-          <w:rFonts w:ascii="Arial" w:hAnsi="Arial" w:cs="Arial"/>
-          <w:color w:val="FF0000"/>
-          <w:lang w:val="en-CA"/>
-        </w:rPr>
-        <w:t xml:space="preserve">SAS </w:t>
-      </w:r>
-      <w:r>
-        <w:rPr>
-          <w:rFonts w:ascii="Arial" w:hAnsi="Arial" w:cs="Arial"/>
-          <w:lang w:val="en-CA"/>
-        </w:rPr>
-        <w:t xml:space="preserve">tables </w:t>
-      </w:r>
-      <w:r>
-        <w:rPr>
-          <w:rFonts w:ascii="Arial" w:hAnsi="Arial" w:cs="Arial"/>
-          <w:lang w:val="en-CA"/>
-        </w:rPr>
-        <w:t xml:space="preserve">created by the previous analyst </w:t>
-      </w:r>
-      <w:r>
-        <w:rPr>
-          <w:rFonts w:ascii="Arial" w:hAnsi="Arial" w:cs="Arial"/>
-          <w:lang w:val="en-CA"/>
-        </w:rPr>
-        <w:t xml:space="preserve">are </w:t>
-      </w:r>
-      <w:r>
-        <w:rPr>
-          <w:rFonts w:ascii="Arial" w:hAnsi="Arial" w:cs="Arial"/>
-          <w:color w:val="FF0000"/>
-          <w:lang w:val="en-CA"/>
-        </w:rPr>
-        <w:t xml:space="preserve">automatically </w:t>
-      </w:r>
-      <w:r>
-        <w:rPr>
-          <w:rFonts w:ascii="Arial" w:hAnsi="Arial" w:cs="Arial"/>
-          <w:lang w:val="en-CA"/>
-        </w:rPr>
-        <w:t xml:space="preserve">saved to a new subfolder as </w:t>
-      </w:r>
-      <w:r>
-        <w:rPr>
-          <w:rFonts w:ascii="Arial" w:hAnsi="Arial" w:cs="Arial"/>
-          <w:color w:val="FF0000"/>
-          <w:lang w:val="en-CA"/>
-        </w:rPr>
-        <w:t>backup</w:t>
+        <w:t xml:space="preserve">Created </w:t>
+      </w:r>
+      <w:r>
+        <w:rPr>
+          <w:rFonts w:ascii="Arial" w:hAnsi="Arial" w:cs="Arial"/>
+          <w:color w:val="FF0000"/>
+          <w:lang w:val="en-CA"/>
+        </w:rPr>
+        <w:t>ETL</w:t>
+      </w:r>
+      <w:r>
+        <w:rPr>
+          <w:rFonts w:ascii="Arial" w:hAnsi="Arial" w:cs="Arial"/>
+          <w:lang w:val="en-CA"/>
+        </w:rPr>
+        <w:t xml:space="preserve">'s to produce </w:t>
+      </w:r>
+      <w:r>
+        <w:rPr>
+          <w:rFonts w:ascii="Arial" w:hAnsi="Arial" w:cs="Arial"/>
+          <w:lang w:val="en-CA"/>
+        </w:rPr>
+        <w:t xml:space="preserve">new </w:t>
+      </w:r>
+      <w:r>
+        <w:rPr>
+          <w:rFonts w:ascii="Arial" w:hAnsi="Arial" w:cs="Arial"/>
+          <w:lang w:val="en-CA"/>
+        </w:rPr>
+        <w:t>artifacts by mapping</w:t>
+      </w:r>
+      <w:r>
+        <w:rPr>
+          <w:rFonts w:ascii="Arial" w:hAnsi="Arial" w:cs="Arial"/>
+          <w:lang w:val="en-CA"/>
+        </w:rPr>
+        <w:t xml:space="preserve"> f</w:t>
+      </w:r>
+      <w:r>
+        <w:rPr>
+          <w:rFonts w:ascii="Arial" w:hAnsi="Arial" w:cs="Arial"/>
+          <w:lang w:val="en-CA"/>
+        </w:rPr>
+        <w:t xml:space="preserve">ields from </w:t>
+      </w:r>
+      <w:r>
+        <w:rPr>
+          <w:rFonts w:ascii="Arial" w:hAnsi="Arial" w:cs="Arial"/>
+          <w:lang w:val="en-CA"/>
+        </w:rPr>
+        <w:t xml:space="preserve">the </w:t>
+      </w:r>
+      <w:r>
+        <w:rPr>
+          <w:rFonts w:ascii="Arial" w:hAnsi="Arial" w:cs="Arial"/>
+          <w:lang w:val="en-CA"/>
+        </w:rPr>
+        <w:t xml:space="preserve">execution data requirements (EDR) to data tables. </w:t>
+      </w:r>
+      <w:r>
+        <w:rPr>
+          <w:rFonts w:ascii="Arial" w:hAnsi="Arial" w:cs="Arial"/>
+          <w:lang w:val="en-CA"/>
+        </w:rPr>
+        <w:t>Contributed</w:t>
+      </w:r>
+      <w:r>
+        <w:rPr>
+          <w:rFonts w:ascii="Arial" w:hAnsi="Arial" w:cs="Arial"/>
+          <w:lang w:val="en-CA"/>
+        </w:rPr>
+        <w:t xml:space="preserve"> to </w:t>
+      </w:r>
+      <w:r>
+        <w:rPr>
+          <w:rFonts w:ascii="Arial" w:hAnsi="Arial" w:cs="Arial"/>
+          <w:lang w:val="en-CA"/>
+        </w:rPr>
+        <w:t>design</w:t>
+      </w:r>
+      <w:r>
+        <w:rPr>
+          <w:rFonts w:ascii="Arial" w:hAnsi="Arial" w:cs="Arial"/>
+          <w:lang w:val="en-CA"/>
+        </w:rPr>
+        <w:t xml:space="preserve"> </w:t>
+      </w:r>
+      <w:r>
+        <w:rPr>
+          <w:rFonts w:ascii="Arial" w:hAnsi="Arial" w:cs="Arial"/>
+          <w:color w:val="FF0000"/>
+          <w:lang w:val="en-CA"/>
+        </w:rPr>
+        <w:t>artifact layouts</w:t>
       </w:r>
       <w:r>
         <w:rPr>
@@ -5584,108 +5542,345 @@
           <w:rFonts w:ascii="Arial" w:hAnsi="Arial" w:cs="Arial"/>
           <w:lang w:val="en-CA"/>
         </w:rPr>
-        <w:t xml:space="preserve">Created </w:t>
-      </w:r>
-      <w:r>
-        <w:rPr>
-          <w:rFonts w:ascii="Arial" w:hAnsi="Arial" w:cs="Arial"/>
-          <w:color w:val="FF0000"/>
-          <w:lang w:val="en-CA"/>
-        </w:rPr>
-        <w:t>ETL</w:t>
-      </w:r>
-      <w:r>
-        <w:rPr>
-          <w:rFonts w:ascii="Arial" w:hAnsi="Arial" w:cs="Arial"/>
-          <w:lang w:val="en-CA"/>
-        </w:rPr>
-        <w:t xml:space="preserve">'s to produce </w:t>
-      </w:r>
-      <w:r>
-        <w:rPr>
-          <w:rFonts w:ascii="Arial" w:hAnsi="Arial" w:cs="Arial"/>
-          <w:lang w:val="en-CA"/>
-        </w:rPr>
-        <w:t xml:space="preserve">new </w:t>
-      </w:r>
-      <w:r>
-        <w:rPr>
-          <w:rFonts w:ascii="Arial" w:hAnsi="Arial" w:cs="Arial"/>
-          <w:lang w:val="en-CA"/>
-        </w:rPr>
-        <w:t>artifacts by mapping</w:t>
-      </w:r>
-      <w:r>
-        <w:rPr>
-          <w:rFonts w:ascii="Arial" w:hAnsi="Arial" w:cs="Arial"/>
-          <w:lang w:val="en-CA"/>
-        </w:rPr>
-        <w:t xml:space="preserve"> f</w:t>
-      </w:r>
-      <w:r>
-        <w:rPr>
-          <w:rFonts w:ascii="Arial" w:hAnsi="Arial" w:cs="Arial"/>
-          <w:lang w:val="en-CA"/>
-        </w:rPr>
-        <w:t xml:space="preserve">ields from </w:t>
-      </w:r>
-      <w:r>
-        <w:rPr>
-          <w:rFonts w:ascii="Arial" w:hAnsi="Arial" w:cs="Arial"/>
-          <w:lang w:val="en-CA"/>
-        </w:rPr>
-        <w:t xml:space="preserve">the </w:t>
-      </w:r>
-      <w:r>
-        <w:rPr>
-          <w:rFonts w:ascii="Arial" w:hAnsi="Arial" w:cs="Arial"/>
-          <w:lang w:val="en-CA"/>
-        </w:rPr>
-        <w:t xml:space="preserve">execution data requirements (EDR) to data tables. </w:t>
-      </w:r>
-      <w:r>
-        <w:rPr>
-          <w:rFonts w:ascii="Arial" w:hAnsi="Arial" w:cs="Arial"/>
-          <w:lang w:val="en-CA"/>
-        </w:rPr>
-        <w:t>Contributed</w:t>
-      </w:r>
-      <w:r>
-        <w:rPr>
-          <w:rFonts w:ascii="Arial" w:hAnsi="Arial" w:cs="Arial"/>
-          <w:lang w:val="en-CA"/>
-        </w:rPr>
-        <w:t xml:space="preserve"> to </w:t>
-      </w:r>
-      <w:r>
-        <w:rPr>
-          <w:rFonts w:ascii="Arial" w:hAnsi="Arial" w:cs="Arial"/>
-          <w:lang w:val="en-CA"/>
-        </w:rPr>
-        <w:t>design</w:t>
-      </w:r>
-      <w:r>
-        <w:rPr>
-          <w:rFonts w:ascii="Arial" w:hAnsi="Arial" w:cs="Arial"/>
-          <w:lang w:val="en-CA"/>
-        </w:rPr>
-        <w:t xml:space="preserve"> </w:t>
-      </w:r>
-      <w:r>
-        <w:rPr>
-          <w:rFonts w:ascii="Arial" w:hAnsi="Arial" w:cs="Arial"/>
-          <w:color w:val="FF0000"/>
-          <w:lang w:val="en-CA"/>
-        </w:rPr>
-        <w:t>artifact layouts</w:t>
-      </w:r>
-      <w:r>
-        <w:rPr>
-          <w:rFonts w:ascii="Arial" w:hAnsi="Arial" w:cs="Arial"/>
-          <w:lang w:val="en-CA"/>
-        </w:rPr>
-        <w:t>.</w:t>
-      </w:r>
+        <w:t xml:space="preserve">Used </w:t>
+      </w:r>
+      <w:r>
+        <w:rPr>
+          <w:rFonts w:ascii="Arial" w:hAnsi="Arial" w:cs="Arial"/>
+          <w:color w:val="FF0000"/>
+          <w:lang w:val="en-CA"/>
+        </w:rPr>
+        <w:t xml:space="preserve">GitHub </w:t>
+      </w:r>
+      <w:r>
+        <w:rPr>
+          <w:rFonts w:ascii="Arial" w:hAnsi="Arial" w:cs="Arial"/>
+          <w:lang w:val="en-CA"/>
+        </w:rPr>
+        <w:t xml:space="preserve">for code version control and sharing and </w:t>
+      </w:r>
+      <w:r>
+        <w:rPr>
+          <w:rFonts w:ascii="Arial" w:hAnsi="Arial" w:cs="Arial"/>
+          <w:color w:val="FF0000"/>
+          <w:lang w:val="en-CA"/>
+        </w:rPr>
+        <w:t xml:space="preserve">DMS </w:t>
+      </w:r>
+      <w:r>
+        <w:rPr>
+          <w:rFonts w:ascii="Arial" w:hAnsi="Arial" w:cs="Arial"/>
+          <w:lang w:val="en-CA"/>
+        </w:rPr>
+        <w:t xml:space="preserve">as a secure repository for </w:t>
+      </w:r>
+      <w:r>
+        <w:rPr>
+          <w:rFonts w:ascii="Arial" w:hAnsi="Arial" w:cs="Arial"/>
+          <w:lang w:val="en-CA"/>
+        </w:rPr>
+        <w:t xml:space="preserve">storing and </w:t>
+      </w:r>
+      <w:r>
+        <w:rPr>
+          <w:rFonts w:ascii="Arial" w:hAnsi="Arial" w:cs="Arial"/>
+          <w:lang w:val="en-CA"/>
+        </w:rPr>
+        <w:t>sharing artifacts.</w:t>
+      </w:r>
+    </w:p>
+    <w:p>
+      <w:pPr>
+        <w:tabs>
+          <w:tab w:val="right" w:pos="9360"/>
+        </w:tabs>
+        <w:spacing w:before="0" w:after="0"/>
+        <w:rPr>
+          <w:rFonts w:ascii="Arial" w:hAnsi="Arial" w:cs="Arial"/>
+          <w:b/>
+          <w:bCs/>
+          <w:lang w:val="en-CA"/>
+        </w:rPr>
+      </w:pPr>
+    </w:p>
+    <w:p>
+      <w:pPr>
+        <w:tabs>
+          <w:tab w:val="right" w:pos="9360"/>
+        </w:tabs>
+        <w:spacing w:before="0" w:after="0"/>
+        <w:rPr>
+          <w:rFonts w:ascii="Arial" w:hAnsi="Arial" w:cs="Arial"/>
+          <w:b/>
+          <w:bCs/>
+          <w:lang w:val="en-CA"/>
+        </w:rPr>
+      </w:pPr>
+      <w:r>
+        <w:rPr>
+          <w:rFonts w:ascii="Arial" w:hAnsi="Arial" w:cs="Arial"/>
+          <w:b/>
+          <w:bCs/>
+          <w:lang w:val="en-CA"/>
+        </w:rPr>
+        <w:t>Truist</w:t>
+      </w:r>
+      <w:r>
+        <w:rPr>
+          <w:rFonts w:ascii="Arial" w:hAnsi="Arial" w:cs="Arial"/>
+          <w:b/>
+          <w:bCs/>
+          <w:lang w:val="en-CA"/>
+        </w:rPr>
+        <w:t xml:space="preserve">, </w:t>
+      </w:r>
+      <w:r>
+        <w:rPr>
+          <w:rFonts w:ascii="Arial" w:hAnsi="Arial" w:cs="Arial"/>
+          <w:b/>
+          <w:bCs/>
+          <w:lang w:val="en-CA"/>
+        </w:rPr>
+        <w:t>Charlotte</w:t>
+      </w:r>
+      <w:r>
+        <w:rPr>
+          <w:rFonts w:ascii="Arial" w:hAnsi="Arial" w:cs="Arial"/>
+          <w:b/>
+          <w:bCs/>
+          <w:lang w:val="en-CA"/>
+        </w:rPr>
+        <w:t xml:space="preserve">, </w:t>
+      </w:r>
+      <w:r>
+        <w:rPr>
+          <w:rFonts w:ascii="Arial" w:hAnsi="Arial" w:cs="Arial"/>
+          <w:b/>
+          <w:bCs/>
+          <w:lang w:val="en-CA"/>
+        </w:rPr>
+        <w:t>NC (</w:t>
+      </w:r>
+      <w:r>
+        <w:rPr>
+          <w:rFonts w:ascii="Arial" w:hAnsi="Arial" w:cs="Arial"/>
+          <w:b/>
+          <w:bCs/>
+          <w:color w:val="00B050"/>
+          <w:lang w:val="en-CA"/>
+        </w:rPr>
+        <w:t>bank</w:t>
+      </w:r>
+      <w:r>
+        <w:rPr>
+          <w:rFonts w:ascii="Arial" w:hAnsi="Arial" w:cs="Arial"/>
+          <w:b/>
+          <w:bCs/>
+          <w:color w:val="00B050"/>
+          <w:lang w:val="en-CA"/>
+        </w:rPr>
+        <w:t>ing</w:t>
+      </w:r>
+      <w:r>
+        <w:rPr>
+          <w:rFonts w:ascii="Arial" w:hAnsi="Arial" w:cs="Arial"/>
+          <w:b/>
+          <w:bCs/>
+          <w:lang w:val="en-CA"/>
+        </w:rPr>
+        <w:t>)</w:t>
+      </w:r>
+    </w:p>
+    <w:p>
+      <w:pPr>
+        <w:tabs>
+          <w:tab w:val="right" w:pos="9360"/>
+        </w:tabs>
+        <w:spacing w:before="0" w:after="0"/>
+        <w:ind w:left="720"/>
+        <w:rPr>
+          <w:rFonts w:ascii="Arial" w:hAnsi="Arial" w:cs="Arial"/>
+          <w:b/>
+          <w:lang w:val="en-CA"/>
+        </w:rPr>
+      </w:pPr>
+      <w:r>
+        <w:rPr>
+          <w:rFonts w:ascii="Arial" w:hAnsi="Arial" w:cs="Arial"/>
+          <w:i/>
+          <w:lang w:val="en-CA"/>
+        </w:rPr>
+        <w:t xml:space="preserve">Data </w:t>
+      </w:r>
+      <w:r>
+        <w:rPr>
+          <w:rFonts w:ascii="Arial" w:hAnsi="Arial" w:cs="Arial"/>
+          <w:i/>
+          <w:lang w:val="en-CA"/>
+        </w:rPr>
+        <w:t xml:space="preserve">Analytics </w:t>
+      </w:r>
+      <w:r>
+        <w:rPr>
+          <w:rFonts w:ascii="Arial" w:hAnsi="Arial" w:cs="Arial"/>
+          <w:i/>
+          <w:lang w:val="en-CA"/>
+        </w:rPr>
+        <w:t>SQL/Python</w:t>
+      </w:r>
+      <w:r>
+        <w:rPr>
+          <w:rFonts w:ascii="Arial" w:hAnsi="Arial" w:cs="Arial"/>
+          <w:i/>
+          <w:lang w:val="en-CA"/>
+        </w:rPr>
+        <w:t xml:space="preserve"> (</w:t>
+      </w:r>
+      <w:r>
+        <w:rPr>
+          <w:rFonts w:ascii="Arial" w:hAnsi="Arial" w:cs="Arial"/>
+          <w:i/>
+          <w:color w:val="7030A0"/>
+          <w:lang w:val="en-CA"/>
+        </w:rPr>
+        <w:t>contract</w:t>
+      </w:r>
+      <w:r>
+        <w:rPr>
+          <w:rFonts w:ascii="Arial" w:hAnsi="Arial" w:cs="Arial"/>
+          <w:i/>
+          <w:color w:val="7030A0"/>
+          <w:lang w:val="en-CA"/>
+        </w:rPr>
+        <w:t xml:space="preserve"> </w:t>
+      </w:r>
+      <w:r>
+        <w:rPr>
+          <w:rFonts w:ascii="Arial" w:hAnsi="Arial" w:cs="Arial"/>
+          <w:i/>
+          <w:lang w:val="en-CA"/>
+        </w:rPr>
+        <w:t>/</w:t>
+      </w:r>
+      <w:r>
+        <w:rPr>
+          <w:rFonts w:ascii="Arial" w:hAnsi="Arial" w:cs="Arial"/>
+          <w:i/>
+          <w:lang w:val="en-CA"/>
+        </w:rPr>
+        <w:t xml:space="preserve"> </w:t>
+      </w:r>
+      <w:r>
+        <w:rPr>
+          <w:rFonts w:ascii="Arial" w:hAnsi="Arial" w:cs="Arial"/>
+          <w:i/>
+          <w:color w:val="E36C0A" w:themeColor="accent6" w:themeShade="BF"/>
+          <w:lang w:val="en-CA"/>
+        </w:rPr>
+        <w:t>remote</w:t>
+      </w:r>
+      <w:r>
+        <w:rPr>
+          <w:rFonts w:ascii="Arial" w:hAnsi="Arial" w:cs="Arial"/>
+          <w:i/>
+          <w:lang w:val="en-CA"/>
+        </w:rPr>
+        <w:t>)</w:t>
+      </w:r>
+      <w:r>
+        <w:rPr>
+          <w:rFonts w:ascii="Arial" w:hAnsi="Arial" w:cs="Arial"/>
+          <w:i/>
+          <w:lang w:val="en-CA"/>
+        </w:rPr>
+        <w:tab/>
+      </w:r>
+      <w:r>
+        <w:rPr>
+          <w:rFonts w:ascii="Arial" w:hAnsi="Arial" w:cs="Arial"/>
+          <w:b/>
+          <w:lang w:val="en-CA"/>
+        </w:rPr>
+        <w:t>0</w:t>
+      </w:r>
+      <w:r>
+        <w:rPr>
+          <w:rFonts w:ascii="Arial" w:hAnsi="Arial" w:cs="Arial"/>
+          <w:b/>
+          <w:lang w:val="en-CA"/>
+        </w:rPr>
+        <w:t>9</w:t>
+      </w:r>
+      <w:r>
+        <w:rPr>
+          <w:rFonts w:ascii="Arial" w:hAnsi="Arial" w:cs="Arial"/>
+          <w:b/>
+          <w:lang w:val="en-CA"/>
+        </w:rPr>
+        <w:t>/202</w:t>
+      </w:r>
+      <w:r>
+        <w:rPr>
+          <w:rFonts w:ascii="Arial" w:hAnsi="Arial" w:cs="Arial"/>
+          <w:b/>
+          <w:lang w:val="en-CA"/>
+        </w:rPr>
+        <w:t>1</w:t>
+      </w:r>
+      <w:r>
+        <w:rPr>
+          <w:rFonts w:ascii="Arial" w:hAnsi="Arial" w:cs="Arial"/>
+          <w:b/>
+          <w:lang w:val="en-CA"/>
+        </w:rPr>
+        <w:t xml:space="preserve"> </w:t>
+      </w:r>
+      <w:r>
+        <w:rPr>
+          <w:rFonts w:ascii="Arial" w:hAnsi="Arial" w:cs="Arial"/>
+          <w:b/>
+          <w:lang w:val="en-US"/>
+        </w:rPr>
+        <w:t>–</w:t>
+      </w:r>
+      <w:r>
+        <w:rPr>
+          <w:rFonts w:ascii="Arial" w:hAnsi="Arial" w:cs="Arial"/>
+          <w:b/>
+          <w:lang w:val="en-CA"/>
+        </w:rPr>
+        <w:t xml:space="preserve"> 0</w:t>
+      </w:r>
+      <w:r>
+        <w:rPr>
+          <w:rFonts w:ascii="Arial" w:hAnsi="Arial" w:cs="Arial"/>
+          <w:b/>
+          <w:lang w:val="en-CA"/>
+        </w:rPr>
+        <w:t>3</w:t>
+      </w:r>
+      <w:r>
+        <w:rPr>
+          <w:rFonts w:ascii="Arial" w:hAnsi="Arial" w:cs="Arial"/>
+          <w:b/>
+          <w:lang w:val="en-CA"/>
+        </w:rPr>
+        <w:t>/2022</w:t>
+      </w:r>
+    </w:p>
+    <w:p>
+      <w:pPr>
+        <w:tabs>
+          <w:tab w:val="right" w:pos="9360"/>
+        </w:tabs>
+        <w:spacing w:before="0" w:after="0"/>
+        <w:ind w:left="720"/>
+        <w:rPr>
+          <w:rFonts w:ascii="Arial" w:hAnsi="Arial" w:cs="Arial"/>
+          <w:b/>
+          <w:lang w:val="en-CA"/>
+        </w:rPr>
+      </w:pPr>
     </w:p>
     <w:p>
       <w:pPr>
@@ -5697,70 +5892,7 @@
           <w:tab w:val="left" w:pos="720"/>
         </w:tabs>
         <w:spacing w:before="0" w:after="0"/>
-        <w:ind w:left="1080"/>
-        <w:rPr>
-          <w:rFonts w:ascii="Arial" w:hAnsi="Arial" w:cs="Arial"/>
-          <w:lang w:val="en-CA"/>
-        </w:rPr>
-      </w:pPr>
-      <w:r>
-        <w:rPr>
-          <w:rFonts w:ascii="Arial" w:hAnsi="Arial" w:cs="Arial"/>
-          <w:lang w:val="en-CA"/>
-        </w:rPr>
-        <w:t xml:space="preserve">Used </w:t>
-      </w:r>
-      <w:r>
-        <w:rPr>
-          <w:rFonts w:ascii="Arial" w:hAnsi="Arial" w:cs="Arial"/>
-          <w:color w:val="FF0000"/>
-          <w:lang w:val="en-CA"/>
-        </w:rPr>
-        <w:t xml:space="preserve">GitHub </w:t>
-      </w:r>
-      <w:r>
-        <w:rPr>
-          <w:rFonts w:ascii="Arial" w:hAnsi="Arial" w:cs="Arial"/>
-          <w:lang w:val="en-CA"/>
-        </w:rPr>
-        <w:t xml:space="preserve">for code version control and sharing and </w:t>
-      </w:r>
-      <w:r>
-        <w:rPr>
-          <w:rFonts w:ascii="Arial" w:hAnsi="Arial" w:cs="Arial"/>
-          <w:color w:val="FF0000"/>
-          <w:lang w:val="en-CA"/>
-        </w:rPr>
-        <w:t xml:space="preserve">DMS </w:t>
-      </w:r>
-      <w:r>
-        <w:rPr>
-          <w:rFonts w:ascii="Arial" w:hAnsi="Arial" w:cs="Arial"/>
-          <w:lang w:val="en-CA"/>
-        </w:rPr>
-        <w:t xml:space="preserve">as a secure repository for </w:t>
-      </w:r>
-      <w:r>
-        <w:rPr>
-          <w:rFonts w:ascii="Arial" w:hAnsi="Arial" w:cs="Arial"/>
-          <w:lang w:val="en-CA"/>
-        </w:rPr>
-        <w:t xml:space="preserve">storing and </w:t>
-      </w:r>
-      <w:r>
-        <w:rPr>
-          <w:rFonts w:ascii="Arial" w:hAnsi="Arial" w:cs="Arial"/>
-          <w:lang w:val="en-CA"/>
-        </w:rPr>
-        <w:t>sharing artifacts.</w:t>
-      </w:r>
-    </w:p>
-    <w:p>
-      <w:pPr>
-        <w:tabs>
-          <w:tab w:val="right" w:pos="9360"/>
-        </w:tabs>
-        <w:spacing w:before="0" w:after="0"/>
+        <w:ind w:left="720"/>
         <w:rPr>
           <w:rFonts w:ascii="Arial" w:hAnsi="Arial" w:cs="Arial"/>
           <w:b/>
@@ -5768,287 +5900,43 @@
           <w:lang w:val="en-CA"/>
         </w:rPr>
       </w:pPr>
-    </w:p>
-    <w:p>
-      <w:pPr>
-        <w:tabs>
-          <w:tab w:val="right" w:pos="9360"/>
-        </w:tabs>
-        <w:spacing w:before="0" w:after="0"/>
-        <w:rPr>
-          <w:rFonts w:ascii="Arial" w:hAnsi="Arial" w:cs="Arial"/>
-          <w:b/>
-          <w:bCs/>
-          <w:lang w:val="en-CA"/>
-        </w:rPr>
-      </w:pPr>
-      <w:proofErr w:type="spellStart"/>
-      <w:r>
-        <w:rPr>
-          <w:rFonts w:ascii="Arial" w:hAnsi="Arial" w:cs="Arial"/>
-          <w:b/>
-          <w:bCs/>
-          <w:lang w:val="en-CA"/>
-        </w:rPr>
-        <w:t>Truist</w:t>
-      </w:r>
-      <w:proofErr w:type="spellEnd"/>
-      <w:r>
-        <w:rPr>
-          <w:rFonts w:ascii="Arial" w:hAnsi="Arial" w:cs="Arial"/>
-          <w:b/>
-          <w:bCs/>
-          <w:lang w:val="en-CA"/>
-        </w:rPr>
-        <w:t xml:space="preserve">, </w:t>
-      </w:r>
-      <w:r>
-        <w:rPr>
-          <w:rFonts w:ascii="Arial" w:hAnsi="Arial" w:cs="Arial"/>
-          <w:b/>
-          <w:bCs/>
-          <w:lang w:val="en-CA"/>
-        </w:rPr>
-        <w:t>Charlotte</w:t>
-      </w:r>
-      <w:r>
-        <w:rPr>
-          <w:rFonts w:ascii="Arial" w:hAnsi="Arial" w:cs="Arial"/>
-          <w:b/>
-          <w:bCs/>
-          <w:lang w:val="en-CA"/>
-        </w:rPr>
-        <w:t xml:space="preserve">, </w:t>
-      </w:r>
-      <w:r>
-        <w:rPr>
-          <w:rFonts w:ascii="Arial" w:hAnsi="Arial" w:cs="Arial"/>
-          <w:b/>
-          <w:bCs/>
-          <w:lang w:val="en-CA"/>
-        </w:rPr>
-        <w:t>NC (</w:t>
-      </w:r>
-      <w:r>
-        <w:rPr>
-          <w:rFonts w:ascii="Arial" w:hAnsi="Arial" w:cs="Arial"/>
-          <w:b/>
-          <w:bCs/>
-          <w:color w:val="00B050"/>
-          <w:lang w:val="en-CA"/>
-        </w:rPr>
-        <w:t>bank</w:t>
-      </w:r>
-      <w:r>
-        <w:rPr>
-          <w:rFonts w:ascii="Arial" w:hAnsi="Arial" w:cs="Arial"/>
-          <w:b/>
-          <w:bCs/>
-          <w:color w:val="00B050"/>
-          <w:lang w:val="en-CA"/>
-        </w:rPr>
-        <w:t>ing</w:t>
-      </w:r>
-      <w:r>
-        <w:rPr>
-          <w:rFonts w:ascii="Arial" w:hAnsi="Arial" w:cs="Arial"/>
-          <w:b/>
-          <w:bCs/>
-          <w:lang w:val="en-CA"/>
-        </w:rPr>
-        <w:t>)</w:t>
-      </w:r>
-    </w:p>
-    <w:p>
-      <w:pPr>
-        <w:tabs>
-          <w:tab w:val="right" w:pos="9360"/>
-        </w:tabs>
-        <w:spacing w:before="0" w:after="0"/>
-        <w:ind w:left="720"/>
-        <w:rPr>
-          <w:rFonts w:ascii="Arial" w:hAnsi="Arial" w:cs="Arial"/>
-          <w:b/>
-          <w:lang w:val="en-CA"/>
-        </w:rPr>
-      </w:pPr>
-      <w:r>
-        <w:rPr>
-          <w:rFonts w:ascii="Arial" w:hAnsi="Arial" w:cs="Arial"/>
-          <w:i/>
-          <w:lang w:val="en-CA"/>
-        </w:rPr>
-        <w:t xml:space="preserve">Data </w:t>
-      </w:r>
-      <w:r>
-        <w:rPr>
-          <w:rFonts w:ascii="Arial" w:hAnsi="Arial" w:cs="Arial"/>
-          <w:i/>
-          <w:lang w:val="en-CA"/>
-        </w:rPr>
-        <w:t xml:space="preserve">Analytics </w:t>
-      </w:r>
-      <w:r>
-        <w:rPr>
-          <w:rFonts w:ascii="Arial" w:hAnsi="Arial" w:cs="Arial"/>
-          <w:i/>
-          <w:lang w:val="en-CA"/>
-        </w:rPr>
-        <w:t>SQL/Python</w:t>
-      </w:r>
-      <w:r>
-        <w:rPr>
-          <w:rFonts w:ascii="Arial" w:hAnsi="Arial" w:cs="Arial"/>
-          <w:i/>
-          <w:lang w:val="en-CA"/>
-        </w:rPr>
-        <w:t xml:space="preserve"> (</w:t>
-      </w:r>
-      <w:r>
-        <w:rPr>
-          <w:rFonts w:ascii="Arial" w:hAnsi="Arial" w:cs="Arial"/>
-          <w:i/>
-          <w:color w:val="7030A0"/>
-          <w:lang w:val="en-CA"/>
-        </w:rPr>
-        <w:t>contract</w:t>
-      </w:r>
-      <w:r>
-        <w:rPr>
-          <w:rFonts w:ascii="Arial" w:hAnsi="Arial" w:cs="Arial"/>
-          <w:i/>
-          <w:color w:val="7030A0"/>
-          <w:lang w:val="en-CA"/>
-        </w:rPr>
-        <w:t xml:space="preserve"> </w:t>
-      </w:r>
-      <w:r>
-        <w:rPr>
-          <w:rFonts w:ascii="Arial" w:hAnsi="Arial" w:cs="Arial"/>
-          <w:i/>
-          <w:lang w:val="en-CA"/>
-        </w:rPr>
-        <w:t>/</w:t>
-      </w:r>
-      <w:r>
-        <w:rPr>
-          <w:rFonts w:ascii="Arial" w:hAnsi="Arial" w:cs="Arial"/>
-          <w:i/>
-          <w:lang w:val="en-CA"/>
-        </w:rPr>
-        <w:t xml:space="preserve"> </w:t>
-      </w:r>
-      <w:r>
-        <w:rPr>
-          <w:rFonts w:ascii="Arial" w:hAnsi="Arial" w:cs="Arial"/>
-          <w:i/>
-          <w:color w:val="E36C0A" w:themeColor="accent6" w:themeShade="BF"/>
-          <w:lang w:val="en-CA"/>
-        </w:rPr>
-        <w:t>remote</w:t>
-      </w:r>
-      <w:r>
-        <w:rPr>
-          <w:rFonts w:ascii="Arial" w:hAnsi="Arial" w:cs="Arial"/>
-          <w:i/>
-          <w:lang w:val="en-CA"/>
-        </w:rPr>
-        <w:t>)</w:t>
-      </w:r>
-      <w:r>
-        <w:rPr>
-          <w:rFonts w:ascii="Arial" w:hAnsi="Arial" w:cs="Arial"/>
-          <w:i/>
-          <w:lang w:val="en-CA"/>
-        </w:rPr>
-        <w:tab/>
-      </w:r>
-      <w:r>
-        <w:rPr>
-          <w:rFonts w:ascii="Arial" w:hAnsi="Arial" w:cs="Arial"/>
-          <w:b/>
-          <w:lang w:val="en-CA"/>
-        </w:rPr>
-        <w:t>0</w:t>
-      </w:r>
-      <w:r>
-        <w:rPr>
-          <w:rFonts w:ascii="Arial" w:hAnsi="Arial" w:cs="Arial"/>
-          <w:b/>
-          <w:lang w:val="en-CA"/>
-        </w:rPr>
-        <w:t>9</w:t>
-      </w:r>
-      <w:r>
-        <w:rPr>
-          <w:rFonts w:ascii="Arial" w:hAnsi="Arial" w:cs="Arial"/>
-          <w:b/>
-          <w:lang w:val="en-CA"/>
-        </w:rPr>
-        <w:t>/202</w:t>
-      </w:r>
-      <w:r>
-        <w:rPr>
-          <w:rFonts w:ascii="Arial" w:hAnsi="Arial" w:cs="Arial"/>
-          <w:b/>
-          <w:lang w:val="en-CA"/>
-        </w:rPr>
-        <w:t>1</w:t>
-      </w:r>
-      <w:r>
-        <w:rPr>
-          <w:rFonts w:ascii="Arial" w:hAnsi="Arial" w:cs="Arial"/>
-          <w:b/>
-          <w:lang w:val="en-CA"/>
-        </w:rPr>
-        <w:t xml:space="preserve"> </w:t>
-      </w:r>
-      <w:r>
-        <w:rPr>
-          <w:rFonts w:ascii="Arial" w:hAnsi="Arial" w:cs="Arial"/>
-          <w:b/>
-          <w:lang w:val="en-US"/>
-        </w:rPr>
-        <w:t>–</w:t>
-      </w:r>
-      <w:r>
-        <w:rPr>
-          <w:rFonts w:ascii="Arial" w:hAnsi="Arial" w:cs="Arial"/>
-          <w:b/>
-          <w:lang w:val="en-CA"/>
-        </w:rPr>
-        <w:t xml:space="preserve"> 0</w:t>
-      </w:r>
-      <w:r>
-        <w:rPr>
-          <w:rFonts w:ascii="Arial" w:hAnsi="Arial" w:cs="Arial"/>
-          <w:b/>
-          <w:lang w:val="en-CA"/>
-        </w:rPr>
-        <w:t>3</w:t>
-      </w:r>
-      <w:r>
-        <w:rPr>
-          <w:rFonts w:ascii="Arial" w:hAnsi="Arial" w:cs="Arial"/>
-          <w:b/>
-          <w:lang w:val="en-CA"/>
-        </w:rPr>
-        <w:t>/2022</w:t>
-      </w:r>
-    </w:p>
-    <w:p>
-      <w:pPr>
-        <w:tabs>
-          <w:tab w:val="right" w:pos="9360"/>
-        </w:tabs>
-        <w:spacing w:before="0" w:after="0"/>
-        <w:ind w:left="720"/>
-        <w:rPr>
-          <w:rFonts w:ascii="Arial" w:hAnsi="Arial" w:cs="Arial"/>
-          <w:b/>
-          <w:lang w:val="en-CA"/>
-        </w:rPr>
-      </w:pPr>
+      <w:r>
+        <w:rPr>
+          <w:rFonts w:ascii="Arial" w:hAnsi="Arial" w:cs="Arial"/>
+          <w:lang w:val="en-CA"/>
+        </w:rPr>
+        <w:t xml:space="preserve">Created rules based </w:t>
+      </w:r>
+      <w:r>
+        <w:rPr>
+          <w:rFonts w:ascii="Arial" w:hAnsi="Arial" w:cs="Arial"/>
+          <w:color w:val="FF0000"/>
+          <w:lang w:val="en-CA"/>
+        </w:rPr>
+        <w:t xml:space="preserve">decision tool </w:t>
+      </w:r>
+      <w:r>
+        <w:rPr>
+          <w:rFonts w:ascii="Arial" w:hAnsi="Arial" w:cs="Arial"/>
+          <w:lang w:val="en-CA"/>
+        </w:rPr>
+        <w:t xml:space="preserve">for the compliance and data analysts to choose their optimal analytics application as a web form created in </w:t>
+      </w:r>
+      <w:r>
+        <w:rPr>
+          <w:rFonts w:ascii="Arial" w:hAnsi="Arial" w:cs="Arial"/>
+          <w:color w:val="FF0000"/>
+          <w:lang w:val="en-CA"/>
+        </w:rPr>
+        <w:t>Python</w:t>
+      </w:r>
+      <w:r>
+        <w:rPr>
+          <w:rFonts w:ascii="Arial" w:hAnsi="Arial" w:cs="Arial"/>
+          <w:lang w:val="en-CA"/>
+        </w:rPr>
+        <w:t>.</w:t>
+      </w:r>
     </w:p>
     <w:p>
       <w:pPr>
@@ -6073,30 +5961,60 @@
           <w:rFonts w:ascii="Arial" w:hAnsi="Arial" w:cs="Arial"/>
           <w:lang w:val="en-CA"/>
         </w:rPr>
-        <w:t xml:space="preserve">Created rules based </w:t>
-      </w:r>
-      <w:r>
-        <w:rPr>
-          <w:rFonts w:ascii="Arial" w:hAnsi="Arial" w:cs="Arial"/>
-          <w:color w:val="FF0000"/>
-          <w:lang w:val="en-CA"/>
-        </w:rPr>
-        <w:t xml:space="preserve">decision tool </w:t>
-      </w:r>
-      <w:r>
-        <w:rPr>
-          <w:rFonts w:ascii="Arial" w:hAnsi="Arial" w:cs="Arial"/>
-          <w:lang w:val="en-CA"/>
-        </w:rPr>
-        <w:t xml:space="preserve">for the compliance and data analysts to choose their optimal analytics application as a web form created in </w:t>
-      </w:r>
-      <w:r>
-        <w:rPr>
-          <w:rFonts w:ascii="Arial" w:hAnsi="Arial" w:cs="Arial"/>
-          <w:color w:val="FF0000"/>
-          <w:lang w:val="en-CA"/>
-        </w:rPr>
-        <w:t>Python</w:t>
+        <w:t xml:space="preserve">Created and maintained current report on user accesses for the various </w:t>
+      </w:r>
+      <w:r>
+        <w:rPr>
+          <w:rFonts w:ascii="Arial" w:hAnsi="Arial" w:cs="Arial"/>
+          <w:color w:val="FF0000"/>
+          <w:lang w:val="en-CA"/>
+        </w:rPr>
+        <w:t xml:space="preserve">proprietary applications </w:t>
+      </w:r>
+      <w:r>
+        <w:rPr>
+          <w:rFonts w:ascii="Arial" w:hAnsi="Arial" w:cs="Arial"/>
+          <w:lang w:val="en-CA"/>
+        </w:rPr>
+        <w:t>and data repositories (</w:t>
+      </w:r>
+      <w:r>
+        <w:rPr>
+          <w:rFonts w:ascii="Arial" w:hAnsi="Arial" w:cs="Arial"/>
+          <w:color w:val="FF0000"/>
+          <w:lang w:val="en-CA"/>
+        </w:rPr>
+        <w:t>AD</w:t>
+      </w:r>
+      <w:r>
+        <w:rPr>
+          <w:rFonts w:ascii="Arial" w:hAnsi="Arial" w:cs="Arial"/>
+          <w:lang w:val="en-CA"/>
+        </w:rPr>
+        <w:t xml:space="preserve">, </w:t>
+      </w:r>
+      <w:r>
+        <w:rPr>
+          <w:rFonts w:ascii="Arial" w:hAnsi="Arial" w:cs="Arial"/>
+          <w:color w:val="FF0000"/>
+          <w:lang w:val="en-CA"/>
+        </w:rPr>
+        <w:t>ACL</w:t>
+      </w:r>
+      <w:r>
+        <w:rPr>
+          <w:rFonts w:ascii="Arial" w:hAnsi="Arial" w:cs="Arial"/>
+          <w:lang w:val="en-CA"/>
+        </w:rPr>
+        <w:t xml:space="preserve">), for </w:t>
+      </w:r>
+      <w:r>
+        <w:rPr>
+          <w:rFonts w:ascii="Arial" w:hAnsi="Arial" w:cs="Arial"/>
+          <w:color w:val="FF0000"/>
+          <w:lang w:val="en-CA"/>
+        </w:rPr>
+        <w:t>compliance</w:t>
       </w:r>
       <w:r>
         <w:rPr>
@@ -6129,64 +6047,50 @@
           <w:rFonts w:ascii="Arial" w:hAnsi="Arial" w:cs="Arial"/>
           <w:lang w:val="en-CA"/>
         </w:rPr>
-        <w:t xml:space="preserve">Created and maintained current report on user accesses for the various </w:t>
-      </w:r>
-      <w:r>
-        <w:rPr>
-          <w:rFonts w:ascii="Arial" w:hAnsi="Arial" w:cs="Arial"/>
-          <w:color w:val="FF0000"/>
-          <w:lang w:val="en-CA"/>
-        </w:rPr>
-        <w:t xml:space="preserve">proprietary applications </w:t>
-      </w:r>
-      <w:r>
-        <w:rPr>
-          <w:rFonts w:ascii="Arial" w:hAnsi="Arial" w:cs="Arial"/>
-          <w:lang w:val="en-CA"/>
-        </w:rPr>
-        <w:t>and data repositories (</w:t>
-      </w:r>
-      <w:r>
-        <w:rPr>
-          <w:rFonts w:ascii="Arial" w:hAnsi="Arial" w:cs="Arial"/>
-          <w:color w:val="FF0000"/>
-          <w:lang w:val="en-CA"/>
-        </w:rPr>
-        <w:t>AD</w:t>
-      </w:r>
-      <w:r>
-        <w:rPr>
-          <w:rFonts w:ascii="Arial" w:hAnsi="Arial" w:cs="Arial"/>
-          <w:lang w:val="en-CA"/>
-        </w:rPr>
-        <w:t xml:space="preserve">, </w:t>
-      </w:r>
-      <w:r>
-        <w:rPr>
-          <w:rFonts w:ascii="Arial" w:hAnsi="Arial" w:cs="Arial"/>
-          <w:color w:val="FF0000"/>
-          <w:lang w:val="en-CA"/>
-        </w:rPr>
-        <w:t>ACL</w:t>
-      </w:r>
-      <w:r>
-        <w:rPr>
-          <w:rFonts w:ascii="Arial" w:hAnsi="Arial" w:cs="Arial"/>
-          <w:lang w:val="en-CA"/>
-        </w:rPr>
-        <w:t xml:space="preserve">), for </w:t>
-      </w:r>
-      <w:r>
-        <w:rPr>
-          <w:rFonts w:ascii="Arial" w:hAnsi="Arial" w:cs="Arial"/>
-          <w:color w:val="FF0000"/>
-          <w:lang w:val="en-CA"/>
-        </w:rPr>
-        <w:t>compliance</w:t>
-      </w:r>
-      <w:r>
-        <w:rPr>
-          <w:rFonts w:ascii="Arial" w:hAnsi="Arial" w:cs="Arial"/>
+        <w:t xml:space="preserve">Ran reconciliation between </w:t>
+      </w:r>
+      <w:r>
+        <w:rPr>
+          <w:rFonts w:ascii="Arial" w:hAnsi="Arial" w:cs="Arial"/>
+          <w:color w:val="FF0000"/>
+          <w:lang w:val="en-CA"/>
+        </w:rPr>
+        <w:t>ServiceNow</w:t>
+      </w:r>
+      <w:r>
+        <w:rPr>
+          <w:rFonts w:ascii="Arial" w:hAnsi="Arial" w:cs="Arial"/>
+          <w:lang w:val="en-CA"/>
+        </w:rPr>
+        <w:t xml:space="preserve">/RITM and data pulled from the </w:t>
+      </w:r>
+      <w:r>
+        <w:rPr>
+          <w:rFonts w:ascii="Arial" w:hAnsi="Arial" w:cs="Arial"/>
+          <w:color w:val="FF0000"/>
+          <w:lang w:val="en-CA"/>
+        </w:rPr>
+        <w:t xml:space="preserve">mainframe </w:t>
+      </w:r>
+      <w:r>
+        <w:rPr>
+          <w:rFonts w:ascii="Arial" w:hAnsi="Arial" w:cs="Arial"/>
+          <w:lang w:val="en-CA"/>
+        </w:rPr>
+        <w:t xml:space="preserve">to assess correctness of an automatic ticket creation process for abends (abnormal job termination), and presented findings with </w:t>
+      </w:r>
+      <w:r>
+        <w:rPr>
+          <w:rFonts w:ascii="Arial" w:hAnsi="Arial" w:cs="Arial"/>
+          <w:color w:val="FF0000"/>
+          <w:lang w:val="en-CA"/>
+        </w:rPr>
+        <w:t>PowerPoint</w:t>
+      </w:r>
+      <w:r>
+        <w:rPr>
+          <w:rFonts w:ascii="Arial" w:hAnsi="Arial" w:cs="Arial"/>
+          <w:color w:val="FF0000"/>
           <w:lang w:val="en-CA"/>
         </w:rPr>
         <w:t>.</w:t>
@@ -6215,55 +6119,45 @@
           <w:rFonts w:ascii="Arial" w:hAnsi="Arial" w:cs="Arial"/>
           <w:lang w:val="en-CA"/>
         </w:rPr>
-        <w:t xml:space="preserve">Ran reconciliation between </w:t>
-      </w:r>
-      <w:proofErr w:type="spellStart"/>
-      <w:r>
-        <w:rPr>
-          <w:rFonts w:ascii="Arial" w:hAnsi="Arial" w:cs="Arial"/>
-          <w:color w:val="FF0000"/>
-          <w:lang w:val="en-CA"/>
-        </w:rPr>
-        <w:t>ServiceNow</w:t>
-      </w:r>
-      <w:proofErr w:type="spellEnd"/>
-      <w:r>
-        <w:rPr>
-          <w:rFonts w:ascii="Arial" w:hAnsi="Arial" w:cs="Arial"/>
-          <w:lang w:val="en-CA"/>
-        </w:rPr>
-        <w:t xml:space="preserve">/RITM and data pulled from the </w:t>
-      </w:r>
-      <w:r>
-        <w:rPr>
-          <w:rFonts w:ascii="Arial" w:hAnsi="Arial" w:cs="Arial"/>
-          <w:color w:val="FF0000"/>
-          <w:lang w:val="en-CA"/>
-        </w:rPr>
-        <w:t xml:space="preserve">mainframe </w:t>
-      </w:r>
-      <w:r>
-        <w:rPr>
-          <w:rFonts w:ascii="Arial" w:hAnsi="Arial" w:cs="Arial"/>
-          <w:lang w:val="en-CA"/>
-        </w:rPr>
-        <w:t xml:space="preserve">to assess correctness of an automatic ticket creation process for abends (abnormal job termination), and presented findings with </w:t>
-      </w:r>
-      <w:r>
-        <w:rPr>
-          <w:rFonts w:ascii="Arial" w:hAnsi="Arial" w:cs="Arial"/>
-          <w:color w:val="FF0000"/>
-          <w:lang w:val="en-CA"/>
-        </w:rPr>
-        <w:t>PowerPoint</w:t>
-      </w:r>
-      <w:r>
-        <w:rPr>
-          <w:rFonts w:ascii="Arial" w:hAnsi="Arial" w:cs="Arial"/>
-          <w:color w:val="FF0000"/>
-          <w:lang w:val="en-CA"/>
-        </w:rPr>
-        <w:t>.</w:t>
+        <w:t xml:space="preserve">Ran </w:t>
+      </w:r>
+      <w:r>
+        <w:rPr>
+          <w:rFonts w:ascii="Arial" w:hAnsi="Arial" w:cs="Arial"/>
+          <w:color w:val="FF0000"/>
+          <w:lang w:val="en-CA"/>
+        </w:rPr>
+        <w:t xml:space="preserve">SQL </w:t>
+      </w:r>
+      <w:r>
+        <w:rPr>
+          <w:rFonts w:ascii="Arial" w:hAnsi="Arial" w:cs="Arial"/>
+          <w:lang w:val="en-CA"/>
+        </w:rPr>
+        <w:t xml:space="preserve">queries in </w:t>
+      </w:r>
+      <w:r>
+        <w:rPr>
+          <w:rFonts w:ascii="Arial" w:hAnsi="Arial" w:cs="Arial"/>
+          <w:color w:val="FF0000"/>
+          <w:lang w:val="en-CA"/>
+        </w:rPr>
+        <w:t xml:space="preserve">Snowflake </w:t>
+      </w:r>
+      <w:r>
+        <w:rPr>
+          <w:rFonts w:ascii="Arial" w:hAnsi="Arial" w:cs="Arial"/>
+          <w:lang w:val="en-CA"/>
+        </w:rPr>
+        <w:t xml:space="preserve">to extract data from the </w:t>
+      </w:r>
+      <w:r>
+        <w:rPr>
+          <w:rFonts w:ascii="Arial" w:hAnsi="Arial" w:cs="Arial"/>
+          <w:color w:val="FF0000"/>
+          <w:lang w:val="en-CA"/>
+        </w:rPr>
+        <w:t>data lake/data warehouse.</w:t>
       </w:r>
     </w:p>
     <w:p>
@@ -6289,46 +6183,358 @@
           <w:rFonts w:ascii="Arial" w:hAnsi="Arial" w:cs="Arial"/>
           <w:lang w:val="en-CA"/>
         </w:rPr>
-        <w:t xml:space="preserve">Ran </w:t>
-      </w:r>
-      <w:r>
-        <w:rPr>
-          <w:rFonts w:ascii="Arial" w:hAnsi="Arial" w:cs="Arial"/>
-          <w:color w:val="FF0000"/>
-          <w:lang w:val="en-CA"/>
-        </w:rPr>
-        <w:t xml:space="preserve">SQL </w:t>
-      </w:r>
-      <w:r>
-        <w:rPr>
-          <w:rFonts w:ascii="Arial" w:hAnsi="Arial" w:cs="Arial"/>
-          <w:lang w:val="en-CA"/>
-        </w:rPr>
-        <w:t xml:space="preserve">queries in </w:t>
-      </w:r>
-      <w:r>
-        <w:rPr>
-          <w:rFonts w:ascii="Arial" w:hAnsi="Arial" w:cs="Arial"/>
-          <w:color w:val="FF0000"/>
-          <w:lang w:val="en-CA"/>
-        </w:rPr>
-        <w:t xml:space="preserve">Snowflake </w:t>
-      </w:r>
-      <w:r>
-        <w:rPr>
-          <w:rFonts w:ascii="Arial" w:hAnsi="Arial" w:cs="Arial"/>
-          <w:lang w:val="en-CA"/>
-        </w:rPr>
-        <w:t xml:space="preserve">to extract data from the </w:t>
-      </w:r>
-      <w:r>
-        <w:rPr>
-          <w:rFonts w:ascii="Arial" w:hAnsi="Arial" w:cs="Arial"/>
-          <w:color w:val="FF0000"/>
-          <w:lang w:val="en-CA"/>
-        </w:rPr>
-        <w:t>data lake/data warehouse.</w:t>
-      </w:r>
+        <w:t xml:space="preserve">Created reports using the </w:t>
+      </w:r>
+      <w:r>
+        <w:rPr>
+          <w:rFonts w:ascii="Arial" w:hAnsi="Arial" w:cs="Arial"/>
+          <w:color w:val="FF0000"/>
+          <w:lang w:val="en-CA"/>
+        </w:rPr>
+        <w:t xml:space="preserve">SAS grid </w:t>
+      </w:r>
+      <w:r>
+        <w:rPr>
+          <w:rFonts w:ascii="Arial" w:hAnsi="Arial" w:cs="Arial"/>
+          <w:lang w:val="en-CA"/>
+        </w:rPr>
+        <w:t>and</w:t>
+      </w:r>
+      <w:r>
+        <w:rPr>
+          <w:rFonts w:ascii="Arial" w:hAnsi="Arial" w:cs="Arial"/>
+          <w:lang w:val="en-CA"/>
+        </w:rPr>
+        <w:t xml:space="preserve"> </w:t>
+      </w:r>
+      <w:r>
+        <w:rPr>
+          <w:rFonts w:ascii="Arial" w:hAnsi="Arial" w:cs="Arial"/>
+          <w:lang w:val="en-CA"/>
+        </w:rPr>
+        <w:t xml:space="preserve">produced </w:t>
+      </w:r>
+      <w:r>
+        <w:rPr>
+          <w:rFonts w:ascii="Arial" w:hAnsi="Arial" w:cs="Arial"/>
+          <w:color w:val="FF0000"/>
+          <w:lang w:val="en-CA"/>
+        </w:rPr>
+        <w:t xml:space="preserve">documentation </w:t>
+      </w:r>
+      <w:r>
+        <w:rPr>
+          <w:rFonts w:ascii="Arial" w:hAnsi="Arial" w:cs="Arial"/>
+          <w:lang w:val="en-CA"/>
+        </w:rPr>
+        <w:t xml:space="preserve">following internal </w:t>
+      </w:r>
+      <w:r>
+        <w:rPr>
+          <w:rFonts w:ascii="Arial" w:hAnsi="Arial" w:cs="Arial"/>
+          <w:color w:val="FF0000"/>
+          <w:lang w:val="en-CA"/>
+        </w:rPr>
+        <w:t>templates</w:t>
+      </w:r>
+      <w:r>
+        <w:rPr>
+          <w:rFonts w:ascii="Arial" w:hAnsi="Arial" w:cs="Arial"/>
+          <w:lang w:val="en-CA"/>
+        </w:rPr>
+        <w:t>.</w:t>
+      </w:r>
+    </w:p>
+    <w:p>
+      <w:pPr>
+        <w:tabs>
+          <w:tab w:val="right" w:pos="9360"/>
+        </w:tabs>
+        <w:spacing w:before="0" w:after="0"/>
+        <w:rPr>
+          <w:rFonts w:ascii="Arial" w:hAnsi="Arial" w:cs="Arial"/>
+          <w:b/>
+          <w:bCs/>
+          <w:lang w:val="en-CA"/>
+        </w:rPr>
+      </w:pPr>
+    </w:p>
+    <w:p>
+      <w:pPr>
+        <w:tabs>
+          <w:tab w:val="right" w:pos="9360"/>
+        </w:tabs>
+        <w:spacing w:before="0" w:after="0"/>
+        <w:rPr>
+          <w:rFonts w:ascii="Arial" w:hAnsi="Arial" w:cs="Arial"/>
+          <w:b/>
+          <w:bCs/>
+          <w:lang w:val="en-CA"/>
+        </w:rPr>
+      </w:pPr>
+      <w:r>
+        <w:rPr>
+          <w:rFonts w:ascii="Arial" w:hAnsi="Arial" w:cs="Arial"/>
+          <w:b/>
+          <w:bCs/>
+          <w:lang w:val="en-CA"/>
+        </w:rPr>
+        <w:t>Florida Blue</w:t>
+      </w:r>
+      <w:r>
+        <w:rPr>
+          <w:rFonts w:ascii="Arial" w:hAnsi="Arial" w:cs="Arial"/>
+          <w:b/>
+          <w:bCs/>
+          <w:lang w:val="en-CA"/>
+        </w:rPr>
+        <w:t xml:space="preserve">, </w:t>
+      </w:r>
+      <w:r>
+        <w:rPr>
+          <w:rFonts w:ascii="Arial" w:hAnsi="Arial" w:cs="Arial"/>
+          <w:b/>
+          <w:bCs/>
+          <w:lang w:val="en-CA"/>
+        </w:rPr>
+        <w:t>Jacksonville</w:t>
+      </w:r>
+      <w:r>
+        <w:rPr>
+          <w:rFonts w:ascii="Arial" w:hAnsi="Arial" w:cs="Arial"/>
+          <w:b/>
+          <w:bCs/>
+          <w:lang w:val="en-CA"/>
+        </w:rPr>
+        <w:t xml:space="preserve">, </w:t>
+      </w:r>
+      <w:r>
+        <w:rPr>
+          <w:rFonts w:ascii="Arial" w:hAnsi="Arial" w:cs="Arial"/>
+          <w:b/>
+          <w:bCs/>
+          <w:lang w:val="en-CA"/>
+        </w:rPr>
+        <w:t>FL</w:t>
+      </w:r>
+      <w:r>
+        <w:rPr>
+          <w:rFonts w:ascii="Arial" w:hAnsi="Arial" w:cs="Arial"/>
+          <w:b/>
+          <w:bCs/>
+          <w:lang w:val="en-CA"/>
+        </w:rPr>
+        <w:t xml:space="preserve"> (</w:t>
+      </w:r>
+      <w:r>
+        <w:rPr>
+          <w:rFonts w:ascii="Arial" w:hAnsi="Arial" w:cs="Arial"/>
+          <w:b/>
+          <w:bCs/>
+          <w:color w:val="00B050"/>
+          <w:lang w:val="en-CA"/>
+        </w:rPr>
+        <w:t>healthcare</w:t>
+      </w:r>
+      <w:r>
+        <w:rPr>
+          <w:rFonts w:ascii="Arial" w:hAnsi="Arial" w:cs="Arial"/>
+          <w:b/>
+          <w:bCs/>
+          <w:lang w:val="en-CA"/>
+        </w:rPr>
+        <w:t>)</w:t>
+      </w:r>
+    </w:p>
+    <w:p>
+      <w:pPr>
+        <w:tabs>
+          <w:tab w:val="right" w:pos="9360"/>
+        </w:tabs>
+        <w:spacing w:before="0" w:after="0"/>
+        <w:ind w:left="720"/>
+        <w:rPr>
+          <w:rFonts w:ascii="Arial" w:hAnsi="Arial" w:cs="Arial"/>
+          <w:b/>
+          <w:lang w:val="en-CA"/>
+        </w:rPr>
+      </w:pPr>
+      <w:r>
+        <w:rPr>
+          <w:rFonts w:ascii="Arial" w:hAnsi="Arial" w:cs="Arial"/>
+          <w:i/>
+          <w:lang w:val="en-CA"/>
+        </w:rPr>
+        <w:t>SAS</w:t>
+      </w:r>
+      <w:r>
+        <w:rPr>
+          <w:rFonts w:ascii="Arial" w:hAnsi="Arial" w:cs="Arial"/>
+          <w:i/>
+          <w:lang w:val="en-CA"/>
+        </w:rPr>
+        <w:t>/Python</w:t>
+      </w:r>
+      <w:r>
+        <w:rPr>
+          <w:rFonts w:ascii="Arial" w:hAnsi="Arial" w:cs="Arial"/>
+          <w:i/>
+          <w:lang w:val="en-CA"/>
+        </w:rPr>
+        <w:t xml:space="preserve"> Developer</w:t>
+      </w:r>
+      <w:r>
+        <w:rPr>
+          <w:rFonts w:ascii="Arial" w:hAnsi="Arial" w:cs="Arial"/>
+          <w:i/>
+          <w:lang w:val="en-CA"/>
+        </w:rPr>
+        <w:t xml:space="preserve"> (</w:t>
+      </w:r>
+      <w:r>
+        <w:rPr>
+          <w:rFonts w:ascii="Arial" w:hAnsi="Arial" w:cs="Arial"/>
+          <w:i/>
+          <w:color w:val="7030A0"/>
+          <w:lang w:val="en-CA"/>
+        </w:rPr>
+        <w:t>contract</w:t>
+      </w:r>
+      <w:r>
+        <w:rPr>
+          <w:rFonts w:ascii="Arial" w:hAnsi="Arial" w:cs="Arial"/>
+          <w:i/>
+          <w:lang w:val="en-CA"/>
+        </w:rPr>
+        <w:t xml:space="preserve"> </w:t>
+      </w:r>
+      <w:r>
+        <w:rPr>
+          <w:rFonts w:ascii="Arial" w:hAnsi="Arial" w:cs="Arial"/>
+          <w:i/>
+          <w:lang w:val="en-CA"/>
+        </w:rPr>
+        <w:t>/</w:t>
+      </w:r>
+      <w:r>
+        <w:rPr>
+          <w:rFonts w:ascii="Arial" w:hAnsi="Arial" w:cs="Arial"/>
+          <w:i/>
+          <w:lang w:val="en-CA"/>
+        </w:rPr>
+        <w:t xml:space="preserve"> </w:t>
+      </w:r>
+      <w:r>
+        <w:rPr>
+          <w:rFonts w:ascii="Arial" w:hAnsi="Arial" w:cs="Arial"/>
+          <w:i/>
+          <w:color w:val="E36C0A" w:themeColor="accent6" w:themeShade="BF"/>
+          <w:lang w:val="en-CA"/>
+        </w:rPr>
+        <w:t>remote</w:t>
+      </w:r>
+      <w:r>
+        <w:rPr>
+          <w:rFonts w:ascii="Arial" w:hAnsi="Arial" w:cs="Arial"/>
+          <w:i/>
+          <w:lang w:val="en-CA"/>
+        </w:rPr>
+        <w:t>)</w:t>
+      </w:r>
+      <w:r>
+        <w:rPr>
+          <w:rFonts w:ascii="Arial" w:hAnsi="Arial" w:cs="Arial"/>
+          <w:i/>
+          <w:lang w:val="en-CA"/>
+        </w:rPr>
+        <w:tab/>
+      </w:r>
+      <w:r>
+        <w:rPr>
+          <w:rFonts w:ascii="Arial" w:hAnsi="Arial" w:cs="Arial"/>
+          <w:b/>
+          <w:lang w:val="en-CA"/>
+        </w:rPr>
+        <w:t>0</w:t>
+      </w:r>
+      <w:r>
+        <w:rPr>
+          <w:rFonts w:ascii="Arial" w:hAnsi="Arial" w:cs="Arial"/>
+          <w:b/>
+          <w:lang w:val="en-CA"/>
+        </w:rPr>
+        <w:t>4</w:t>
+      </w:r>
+      <w:r>
+        <w:rPr>
+          <w:rFonts w:ascii="Arial" w:hAnsi="Arial" w:cs="Arial"/>
+          <w:b/>
+          <w:lang w:val="en-CA"/>
+        </w:rPr>
+        <w:t xml:space="preserve">/2020 </w:t>
+      </w:r>
+      <w:r>
+        <w:rPr>
+          <w:rFonts w:ascii="Arial" w:hAnsi="Arial" w:cs="Arial"/>
+          <w:b/>
+          <w:lang w:val="en-US"/>
+        </w:rPr>
+        <w:t>–</w:t>
+      </w:r>
+      <w:r>
+        <w:rPr>
+          <w:rFonts w:ascii="Arial" w:hAnsi="Arial" w:cs="Arial"/>
+          <w:b/>
+          <w:lang w:val="en-CA"/>
+        </w:rPr>
+        <w:t xml:space="preserve"> </w:t>
+      </w:r>
+      <w:r>
+        <w:rPr>
+          <w:rFonts w:ascii="Arial" w:hAnsi="Arial" w:cs="Arial"/>
+          <w:b/>
+          <w:lang w:val="en-CA"/>
+        </w:rPr>
+        <w:t>0</w:t>
+      </w:r>
+      <w:r>
+        <w:rPr>
+          <w:rFonts w:ascii="Arial" w:hAnsi="Arial" w:cs="Arial"/>
+          <w:b/>
+          <w:lang w:val="en-CA"/>
+        </w:rPr>
+        <w:t>8</w:t>
+      </w:r>
+      <w:r>
+        <w:rPr>
+          <w:rFonts w:ascii="Arial" w:hAnsi="Arial" w:cs="Arial"/>
+          <w:b/>
+          <w:lang w:val="en-CA"/>
+        </w:rPr>
+        <w:t>/202</w:t>
+      </w:r>
+      <w:r>
+        <w:rPr>
+          <w:rFonts w:ascii="Arial" w:hAnsi="Arial" w:cs="Arial"/>
+          <w:b/>
+          <w:lang w:val="en-CA"/>
+        </w:rPr>
+        <w:t>1</w:t>
+      </w:r>
+    </w:p>
+    <w:p>
+      <w:pPr>
+        <w:tabs>
+          <w:tab w:val="right" w:pos="9360"/>
+        </w:tabs>
+        <w:spacing w:before="0" w:after="0"/>
+        <w:rPr>
+          <w:rFonts w:ascii="Arial" w:hAnsi="Arial" w:cs="Arial"/>
+          <w:b/>
+          <w:bCs/>
+          <w:lang w:val="en-CA"/>
+        </w:rPr>
+      </w:pPr>
     </w:p>
     <w:p>
       <w:pPr>
@@ -6353,15 +6559,125 @@
           <w:rFonts w:ascii="Arial" w:hAnsi="Arial" w:cs="Arial"/>
           <w:lang w:val="en-CA"/>
         </w:rPr>
-        <w:t xml:space="preserve">Created reports using the </w:t>
-      </w:r>
-      <w:r>
-        <w:rPr>
-          <w:rFonts w:ascii="Arial" w:hAnsi="Arial" w:cs="Arial"/>
-          <w:color w:val="FF0000"/>
-          <w:lang w:val="en-CA"/>
-        </w:rPr>
-        <w:t xml:space="preserve">SAS grid </w:t>
+        <w:t>Develop</w:t>
+      </w:r>
+      <w:r>
+        <w:rPr>
+          <w:rFonts w:ascii="Arial" w:hAnsi="Arial" w:cs="Arial"/>
+          <w:lang w:val="en-CA"/>
+        </w:rPr>
+        <w:t>ed</w:t>
+      </w:r>
+      <w:r>
+        <w:rPr>
+          <w:rFonts w:ascii="Arial" w:hAnsi="Arial" w:cs="Arial"/>
+          <w:lang w:val="en-CA"/>
+        </w:rPr>
+        <w:t xml:space="preserve"> </w:t>
+      </w:r>
+      <w:r>
+        <w:rPr>
+          <w:rFonts w:ascii="Arial" w:hAnsi="Arial" w:cs="Arial"/>
+          <w:color w:val="FF0000"/>
+          <w:lang w:val="en-CA"/>
+        </w:rPr>
+        <w:t xml:space="preserve">ETL </w:t>
+      </w:r>
+      <w:r>
+        <w:rPr>
+          <w:rFonts w:ascii="Arial" w:hAnsi="Arial" w:cs="Arial"/>
+          <w:lang w:val="en-CA"/>
+        </w:rPr>
+        <w:t xml:space="preserve">code to </w:t>
+      </w:r>
+      <w:r>
+        <w:rPr>
+          <w:rFonts w:ascii="Arial" w:hAnsi="Arial" w:cs="Arial"/>
+          <w:lang w:val="en-CA"/>
+        </w:rPr>
+        <w:t>extract</w:t>
+      </w:r>
+      <w:r>
+        <w:rPr>
+          <w:rFonts w:ascii="Arial" w:hAnsi="Arial" w:cs="Arial"/>
+          <w:lang w:val="en-CA"/>
+        </w:rPr>
+        <w:t xml:space="preserve"> data from </w:t>
+      </w:r>
+      <w:r>
+        <w:rPr>
+          <w:rFonts w:ascii="Arial" w:hAnsi="Arial" w:cs="Arial"/>
+          <w:color w:val="FF0000"/>
+          <w:lang w:val="en-CA"/>
+        </w:rPr>
+        <w:t>Oracle</w:t>
+      </w:r>
+      <w:r>
+        <w:rPr>
+          <w:rFonts w:ascii="Arial" w:hAnsi="Arial" w:cs="Arial"/>
+          <w:color w:val="FF0000"/>
+          <w:lang w:val="en-CA"/>
+        </w:rPr>
+        <w:t xml:space="preserve"> </w:t>
+      </w:r>
+      <w:r>
+        <w:rPr>
+          <w:rFonts w:ascii="Arial" w:hAnsi="Arial" w:cs="Arial"/>
+          <w:lang w:val="en-CA"/>
+        </w:rPr>
+        <w:t xml:space="preserve">and </w:t>
+      </w:r>
+      <w:r>
+        <w:rPr>
+          <w:rFonts w:ascii="Arial" w:hAnsi="Arial" w:cs="Arial"/>
+          <w:color w:val="FF0000"/>
+          <w:lang w:val="en-CA"/>
+        </w:rPr>
+        <w:t xml:space="preserve">DB2 </w:t>
+      </w:r>
+      <w:r>
+        <w:rPr>
+          <w:rFonts w:ascii="Arial" w:hAnsi="Arial" w:cs="Arial"/>
+          <w:lang w:val="en-CA"/>
+        </w:rPr>
+        <w:t xml:space="preserve">and others, using </w:t>
+      </w:r>
+      <w:r>
+        <w:rPr>
+          <w:rFonts w:ascii="Arial" w:hAnsi="Arial" w:cs="Arial"/>
+          <w:color w:val="FF0000"/>
+          <w:lang w:val="en-CA"/>
+        </w:rPr>
+        <w:t xml:space="preserve">SAS 9.4 </w:t>
+      </w:r>
+      <w:r>
+        <w:rPr>
+          <w:rFonts w:ascii="Arial" w:hAnsi="Arial" w:cs="Arial"/>
+          <w:lang w:val="en-CA"/>
+        </w:rPr>
+        <w:t xml:space="preserve">on </w:t>
+      </w:r>
+      <w:r>
+        <w:rPr>
+          <w:rFonts w:ascii="Arial" w:hAnsi="Arial" w:cs="Arial"/>
+          <w:color w:val="FF0000"/>
+          <w:lang w:val="en-CA"/>
+        </w:rPr>
+        <w:t xml:space="preserve">AIX </w:t>
+      </w:r>
+      <w:r>
+        <w:rPr>
+          <w:rFonts w:ascii="Arial" w:hAnsi="Arial" w:cs="Arial"/>
+          <w:lang w:val="en-CA"/>
+        </w:rPr>
+        <w:t>(Unix)</w:t>
+      </w:r>
+      <w:r>
+        <w:rPr>
+          <w:rFonts w:ascii="Arial" w:hAnsi="Arial" w:cs="Arial"/>
+          <w:lang w:val="en-CA"/>
+        </w:rPr>
+        <w:t xml:space="preserve"> </w:t>
       </w:r>
       <w:r>
         <w:rPr>
@@ -6380,32 +6696,10 @@
       <w:r>
         <w:rPr>
           <w:rFonts w:ascii="Arial" w:hAnsi="Arial" w:cs="Arial"/>
-          <w:lang w:val="en-CA"/>
-        </w:rPr>
-        <w:t xml:space="preserve">produced </w:t>
-      </w:r>
-      <w:r>
-        <w:rPr>
-          <w:rFonts w:ascii="Arial" w:hAnsi="Arial" w:cs="Arial"/>
-          <w:color w:val="FF0000"/>
-          <w:lang w:val="en-CA"/>
-        </w:rPr>
-        <w:t xml:space="preserve">documentation </w:t>
-      </w:r>
-      <w:r>
-        <w:rPr>
-          <w:rFonts w:ascii="Arial" w:hAnsi="Arial" w:cs="Arial"/>
-          <w:lang w:val="en-CA"/>
-        </w:rPr>
-        <w:t xml:space="preserve">following internal </w:t>
-      </w:r>
-      <w:r>
-        <w:rPr>
-          <w:rFonts w:ascii="Arial" w:hAnsi="Arial" w:cs="Arial"/>
-          <w:color w:val="FF0000"/>
-          <w:lang w:val="en-CA"/>
-        </w:rPr>
-        <w:t>templates</w:t>
+          <w:color w:val="FF0000"/>
+          <w:lang w:val="en-CA"/>
+        </w:rPr>
+        <w:t>Enterprise Guide</w:t>
       </w:r>
       <w:r>
         <w:rPr>
@@ -6414,297 +6708,6 @@
         </w:rPr>
         <w:t>.</w:t>
       </w:r>
-    </w:p>
-    <w:p>
-      <w:pPr>
-        <w:tabs>
-          <w:tab w:val="right" w:pos="9360"/>
-        </w:tabs>
-        <w:spacing w:before="0" w:after="0"/>
-        <w:rPr>
-          <w:rFonts w:ascii="Arial" w:hAnsi="Arial" w:cs="Arial"/>
-          <w:b/>
-          <w:bCs/>
-          <w:lang w:val="en-CA"/>
-        </w:rPr>
-      </w:pPr>
-    </w:p>
-    <w:p>
-      <w:pPr>
-        <w:tabs>
-          <w:tab w:val="right" w:pos="9360"/>
-        </w:tabs>
-        <w:spacing w:before="0" w:after="0"/>
-        <w:rPr>
-          <w:rFonts w:ascii="Arial" w:hAnsi="Arial" w:cs="Arial"/>
-          <w:b/>
-          <w:bCs/>
-          <w:lang w:val="en-CA"/>
-        </w:rPr>
-      </w:pPr>
-      <w:r>
-        <w:rPr>
-          <w:rFonts w:ascii="Arial" w:hAnsi="Arial" w:cs="Arial"/>
-          <w:b/>
-          <w:bCs/>
-          <w:lang w:val="en-CA"/>
-        </w:rPr>
-        <w:t>Florida Blue</w:t>
-      </w:r>
-      <w:r>
-        <w:rPr>
-          <w:rFonts w:ascii="Arial" w:hAnsi="Arial" w:cs="Arial"/>
-          <w:b/>
-          <w:bCs/>
-          <w:lang w:val="en-CA"/>
-        </w:rPr>
-        <w:t xml:space="preserve">, </w:t>
-      </w:r>
-      <w:r>
-        <w:rPr>
-          <w:rFonts w:ascii="Arial" w:hAnsi="Arial" w:cs="Arial"/>
-          <w:b/>
-          <w:bCs/>
-          <w:lang w:val="en-CA"/>
-        </w:rPr>
-        <w:t>Jacksonville</w:t>
-      </w:r>
-      <w:r>
-        <w:rPr>
-          <w:rFonts w:ascii="Arial" w:hAnsi="Arial" w:cs="Arial"/>
-          <w:b/>
-          <w:bCs/>
-          <w:lang w:val="en-CA"/>
-        </w:rPr>
-        <w:t xml:space="preserve">, </w:t>
-      </w:r>
-      <w:r>
-        <w:rPr>
-          <w:rFonts w:ascii="Arial" w:hAnsi="Arial" w:cs="Arial"/>
-          <w:b/>
-          <w:bCs/>
-          <w:lang w:val="en-CA"/>
-        </w:rPr>
-        <w:t>FL</w:t>
-      </w:r>
-      <w:r>
-        <w:rPr>
-          <w:rFonts w:ascii="Arial" w:hAnsi="Arial" w:cs="Arial"/>
-          <w:b/>
-          <w:bCs/>
-          <w:lang w:val="en-CA"/>
-        </w:rPr>
-        <w:t xml:space="preserve"> (</w:t>
-      </w:r>
-      <w:r>
-        <w:rPr>
-          <w:rFonts w:ascii="Arial" w:hAnsi="Arial" w:cs="Arial"/>
-          <w:b/>
-          <w:bCs/>
-          <w:color w:val="00B050"/>
-          <w:lang w:val="en-CA"/>
-        </w:rPr>
-        <w:t>healthcare</w:t>
-      </w:r>
-      <w:r>
-        <w:rPr>
-          <w:rFonts w:ascii="Arial" w:hAnsi="Arial" w:cs="Arial"/>
-          <w:b/>
-          <w:bCs/>
-          <w:lang w:val="en-CA"/>
-        </w:rPr>
-        <w:t>)</w:t>
-      </w:r>
-    </w:p>
-    <w:p>
-      <w:pPr>
-        <w:tabs>
-          <w:tab w:val="right" w:pos="9360"/>
-        </w:tabs>
-        <w:spacing w:before="0" w:after="0"/>
-        <w:ind w:left="720"/>
-        <w:rPr>
-          <w:rFonts w:ascii="Arial" w:hAnsi="Arial" w:cs="Arial"/>
-          <w:b/>
-          <w:lang w:val="en-CA"/>
-        </w:rPr>
-      </w:pPr>
-      <w:r>
-        <w:rPr>
-          <w:rFonts w:ascii="Arial" w:hAnsi="Arial" w:cs="Arial"/>
-          <w:i/>
-          <w:lang w:val="en-CA"/>
-        </w:rPr>
-        <w:t>SAS</w:t>
-      </w:r>
-      <w:r>
-        <w:rPr>
-          <w:rFonts w:ascii="Arial" w:hAnsi="Arial" w:cs="Arial"/>
-          <w:i/>
-          <w:lang w:val="en-CA"/>
-        </w:rPr>
-        <w:t>/Python</w:t>
-      </w:r>
-      <w:r>
-        <w:rPr>
-          <w:rFonts w:ascii="Arial" w:hAnsi="Arial" w:cs="Arial"/>
-          <w:i/>
-          <w:lang w:val="en-CA"/>
-        </w:rPr>
-        <w:t xml:space="preserve"> Developer</w:t>
-      </w:r>
-      <w:r>
-        <w:rPr>
-          <w:rFonts w:ascii="Arial" w:hAnsi="Arial" w:cs="Arial"/>
-          <w:i/>
-          <w:lang w:val="en-CA"/>
-        </w:rPr>
-        <w:t xml:space="preserve"> (</w:t>
-      </w:r>
-      <w:r>
-        <w:rPr>
-          <w:rFonts w:ascii="Arial" w:hAnsi="Arial" w:cs="Arial"/>
-          <w:i/>
-          <w:color w:val="7030A0"/>
-          <w:lang w:val="en-CA"/>
-        </w:rPr>
-        <w:t>contract</w:t>
-      </w:r>
-      <w:r>
-        <w:rPr>
-          <w:rFonts w:ascii="Arial" w:hAnsi="Arial" w:cs="Arial"/>
-          <w:i/>
-          <w:lang w:val="en-CA"/>
-        </w:rPr>
-        <w:t xml:space="preserve"> </w:t>
-      </w:r>
-      <w:r>
-        <w:rPr>
-          <w:rFonts w:ascii="Arial" w:hAnsi="Arial" w:cs="Arial"/>
-          <w:i/>
-          <w:lang w:val="en-CA"/>
-        </w:rPr>
-        <w:t>/</w:t>
-      </w:r>
-      <w:r>
-        <w:rPr>
-          <w:rFonts w:ascii="Arial" w:hAnsi="Arial" w:cs="Arial"/>
-          <w:i/>
-          <w:lang w:val="en-CA"/>
-        </w:rPr>
-        <w:t xml:space="preserve"> </w:t>
-      </w:r>
-      <w:r>
-        <w:rPr>
-          <w:rFonts w:ascii="Arial" w:hAnsi="Arial" w:cs="Arial"/>
-          <w:i/>
-          <w:color w:val="E36C0A" w:themeColor="accent6" w:themeShade="BF"/>
-          <w:lang w:val="en-CA"/>
-        </w:rPr>
-        <w:t>remote</w:t>
-      </w:r>
-      <w:r>
-        <w:rPr>
-          <w:rFonts w:ascii="Arial" w:hAnsi="Arial" w:cs="Arial"/>
-          <w:i/>
-          <w:lang w:val="en-CA"/>
-        </w:rPr>
-        <w:t>)</w:t>
-      </w:r>
-      <w:r>
-        <w:rPr>
-          <w:rFonts w:ascii="Arial" w:hAnsi="Arial" w:cs="Arial"/>
-          <w:i/>
-          <w:lang w:val="en-CA"/>
-        </w:rPr>
-        <w:tab/>
-      </w:r>
-      <w:r>
-        <w:rPr>
-          <w:rFonts w:ascii="Arial" w:hAnsi="Arial" w:cs="Arial"/>
-          <w:b/>
-          <w:lang w:val="en-CA"/>
-        </w:rPr>
-        <w:t>0</w:t>
-      </w:r>
-      <w:r>
-        <w:rPr>
-          <w:rFonts w:ascii="Arial" w:hAnsi="Arial" w:cs="Arial"/>
-          <w:b/>
-          <w:lang w:val="en-CA"/>
-        </w:rPr>
-        <w:t>4</w:t>
-      </w:r>
-      <w:r>
-        <w:rPr>
-          <w:rFonts w:ascii="Arial" w:hAnsi="Arial" w:cs="Arial"/>
-          <w:b/>
-          <w:lang w:val="en-CA"/>
-        </w:rPr>
-        <w:t xml:space="preserve">/2020 </w:t>
-      </w:r>
-      <w:r>
-        <w:rPr>
-          <w:rFonts w:ascii="Arial" w:hAnsi="Arial" w:cs="Arial"/>
-          <w:b/>
-          <w:lang w:val="en-US"/>
-        </w:rPr>
-        <w:t>–</w:t>
-      </w:r>
-      <w:r>
-        <w:rPr>
-          <w:rFonts w:ascii="Arial" w:hAnsi="Arial" w:cs="Arial"/>
-          <w:b/>
-          <w:lang w:val="en-CA"/>
-        </w:rPr>
-        <w:t xml:space="preserve"> </w:t>
-      </w:r>
-      <w:r>
-        <w:rPr>
-          <w:rFonts w:ascii="Arial" w:hAnsi="Arial" w:cs="Arial"/>
-          <w:b/>
-          <w:lang w:val="en-CA"/>
-        </w:rPr>
-        <w:t>0</w:t>
-      </w:r>
-      <w:r>
-        <w:rPr>
-          <w:rFonts w:ascii="Arial" w:hAnsi="Arial" w:cs="Arial"/>
-          <w:b/>
-          <w:lang w:val="en-CA"/>
-        </w:rPr>
-        <w:t>8</w:t>
-      </w:r>
-      <w:r>
-        <w:rPr>
-          <w:rFonts w:ascii="Arial" w:hAnsi="Arial" w:cs="Arial"/>
-          <w:b/>
-          <w:lang w:val="en-CA"/>
-        </w:rPr>
-        <w:t>/202</w:t>
-      </w:r>
-      <w:r>
-        <w:rPr>
-          <w:rFonts w:ascii="Arial" w:hAnsi="Arial" w:cs="Arial"/>
-          <w:b/>
-          <w:lang w:val="en-CA"/>
-        </w:rPr>
-        <w:t>1</w:t>
-      </w:r>
-    </w:p>
-    <w:p>
-      <w:pPr>
-        <w:tabs>
-          <w:tab w:val="right" w:pos="9360"/>
-        </w:tabs>
-        <w:spacing w:before="0" w:after="0"/>
-        <w:rPr>
-          <w:rFonts w:ascii="Arial" w:hAnsi="Arial" w:cs="Arial"/>
-          <w:b/>
-          <w:bCs/>
-          <w:lang w:val="en-CA"/>
-        </w:rPr>
-      </w:pPr>
     </w:p>
     <w:p>
       <w:pPr>
@@ -6729,147 +6732,216 @@
           <w:rFonts w:ascii="Arial" w:hAnsi="Arial" w:cs="Arial"/>
           <w:lang w:val="en-CA"/>
         </w:rPr>
-        <w:t>Develop</w:t>
-      </w:r>
-      <w:r>
-        <w:rPr>
-          <w:rFonts w:ascii="Arial" w:hAnsi="Arial" w:cs="Arial"/>
-          <w:lang w:val="en-CA"/>
-        </w:rPr>
-        <w:t>ed</w:t>
-      </w:r>
-      <w:r>
-        <w:rPr>
-          <w:rFonts w:ascii="Arial" w:hAnsi="Arial" w:cs="Arial"/>
-          <w:lang w:val="en-CA"/>
-        </w:rPr>
-        <w:t xml:space="preserve"> </w:t>
-      </w:r>
-      <w:r>
-        <w:rPr>
-          <w:rFonts w:ascii="Arial" w:hAnsi="Arial" w:cs="Arial"/>
-          <w:color w:val="FF0000"/>
-          <w:lang w:val="en-CA"/>
-        </w:rPr>
-        <w:t xml:space="preserve">ETL </w:t>
-      </w:r>
-      <w:r>
-        <w:rPr>
-          <w:rFonts w:ascii="Arial" w:hAnsi="Arial" w:cs="Arial"/>
-          <w:lang w:val="en-CA"/>
-        </w:rPr>
-        <w:t xml:space="preserve">code to </w:t>
-      </w:r>
-      <w:r>
-        <w:rPr>
-          <w:rFonts w:ascii="Arial" w:hAnsi="Arial" w:cs="Arial"/>
-          <w:lang w:val="en-CA"/>
-        </w:rPr>
-        <w:t>extract</w:t>
-      </w:r>
-      <w:r>
-        <w:rPr>
-          <w:rFonts w:ascii="Arial" w:hAnsi="Arial" w:cs="Arial"/>
-          <w:lang w:val="en-CA"/>
-        </w:rPr>
-        <w:t xml:space="preserve"> data from </w:t>
-      </w:r>
-      <w:r>
-        <w:rPr>
-          <w:rFonts w:ascii="Arial" w:hAnsi="Arial" w:cs="Arial"/>
-          <w:color w:val="FF0000"/>
-          <w:lang w:val="en-CA"/>
-        </w:rPr>
-        <w:t>Oracle</w:t>
-      </w:r>
-      <w:r>
-        <w:rPr>
-          <w:rFonts w:ascii="Arial" w:hAnsi="Arial" w:cs="Arial"/>
-          <w:color w:val="FF0000"/>
-          <w:lang w:val="en-CA"/>
-        </w:rPr>
-        <w:t xml:space="preserve"> </w:t>
-      </w:r>
-      <w:r>
-        <w:rPr>
-          <w:rFonts w:ascii="Arial" w:hAnsi="Arial" w:cs="Arial"/>
-          <w:lang w:val="en-CA"/>
-        </w:rPr>
-        <w:t xml:space="preserve">and </w:t>
-      </w:r>
-      <w:r>
-        <w:rPr>
-          <w:rFonts w:ascii="Arial" w:hAnsi="Arial" w:cs="Arial"/>
-          <w:color w:val="FF0000"/>
-          <w:lang w:val="en-CA"/>
-        </w:rPr>
-        <w:t xml:space="preserve">DB2 </w:t>
-      </w:r>
-      <w:r>
-        <w:rPr>
-          <w:rFonts w:ascii="Arial" w:hAnsi="Arial" w:cs="Arial"/>
-          <w:lang w:val="en-CA"/>
-        </w:rPr>
-        <w:t xml:space="preserve">and others, using </w:t>
-      </w:r>
-      <w:r>
-        <w:rPr>
-          <w:rFonts w:ascii="Arial" w:hAnsi="Arial" w:cs="Arial"/>
-          <w:color w:val="FF0000"/>
-          <w:lang w:val="en-CA"/>
-        </w:rPr>
-        <w:t xml:space="preserve">SAS 9.4 </w:t>
-      </w:r>
-      <w:r>
-        <w:rPr>
-          <w:rFonts w:ascii="Arial" w:hAnsi="Arial" w:cs="Arial"/>
-          <w:lang w:val="en-CA"/>
-        </w:rPr>
-        <w:t xml:space="preserve">on </w:t>
-      </w:r>
-      <w:r>
-        <w:rPr>
-          <w:rFonts w:ascii="Arial" w:hAnsi="Arial" w:cs="Arial"/>
-          <w:color w:val="FF0000"/>
-          <w:lang w:val="en-CA"/>
-        </w:rPr>
-        <w:t xml:space="preserve">AIX </w:t>
-      </w:r>
-      <w:r>
-        <w:rPr>
-          <w:rFonts w:ascii="Arial" w:hAnsi="Arial" w:cs="Arial"/>
-          <w:lang w:val="en-CA"/>
-        </w:rPr>
-        <w:t>(Unix)</w:t>
-      </w:r>
-      <w:r>
-        <w:rPr>
-          <w:rFonts w:ascii="Arial" w:hAnsi="Arial" w:cs="Arial"/>
-          <w:lang w:val="en-CA"/>
-        </w:rPr>
-        <w:t xml:space="preserve"> </w:t>
-      </w:r>
-      <w:r>
-        <w:rPr>
-          <w:rFonts w:ascii="Arial" w:hAnsi="Arial" w:cs="Arial"/>
-          <w:lang w:val="en-CA"/>
-        </w:rPr>
-        <w:t>and</w:t>
-      </w:r>
-      <w:r>
-        <w:rPr>
-          <w:rFonts w:ascii="Arial" w:hAnsi="Arial" w:cs="Arial"/>
-          <w:lang w:val="en-CA"/>
-        </w:rPr>
-        <w:t xml:space="preserve"> </w:t>
-      </w:r>
-      <w:r>
-        <w:rPr>
-          <w:rFonts w:ascii="Arial" w:hAnsi="Arial" w:cs="Arial"/>
-          <w:color w:val="FF0000"/>
-          <w:lang w:val="en-CA"/>
-        </w:rPr>
-        <w:t>Enterprise Guide</w:t>
+        <w:t>Extracted</w:t>
+      </w:r>
+      <w:r>
+        <w:rPr>
+          <w:rFonts w:ascii="Arial" w:hAnsi="Arial" w:cs="Arial"/>
+          <w:lang w:val="en-CA"/>
+        </w:rPr>
+        <w:t xml:space="preserve"> </w:t>
+      </w:r>
+      <w:r>
+        <w:rPr>
+          <w:rFonts w:ascii="Arial" w:hAnsi="Arial" w:cs="Arial"/>
+          <w:lang w:val="en-CA"/>
+        </w:rPr>
+        <w:t xml:space="preserve">data from multiple sources to </w:t>
+      </w:r>
+      <w:r>
+        <w:rPr>
+          <w:rFonts w:ascii="Arial" w:hAnsi="Arial" w:cs="Arial"/>
+          <w:lang w:val="en-CA"/>
+        </w:rPr>
+        <w:t xml:space="preserve">create </w:t>
+      </w:r>
+      <w:r>
+        <w:rPr>
+          <w:rFonts w:ascii="Arial" w:hAnsi="Arial" w:cs="Arial"/>
+          <w:lang w:val="en-CA"/>
+        </w:rPr>
+        <w:t xml:space="preserve">agent </w:t>
+      </w:r>
+      <w:r>
+        <w:rPr>
+          <w:rFonts w:ascii="Arial" w:hAnsi="Arial" w:cs="Arial"/>
+          <w:color w:val="FF0000"/>
+          <w:lang w:val="en-CA"/>
+        </w:rPr>
+        <w:t>fraud detection</w:t>
+      </w:r>
+      <w:r>
+        <w:rPr>
+          <w:rFonts w:ascii="Arial" w:hAnsi="Arial" w:cs="Arial"/>
+          <w:lang w:val="en-CA"/>
+        </w:rPr>
+        <w:t xml:space="preserve"> </w:t>
+      </w:r>
+      <w:r>
+        <w:rPr>
+          <w:rFonts w:ascii="Arial" w:hAnsi="Arial" w:cs="Arial"/>
+          <w:lang w:val="en-CA"/>
+        </w:rPr>
+        <w:t>analytics</w:t>
+      </w:r>
+      <w:r>
+        <w:rPr>
+          <w:rFonts w:ascii="Arial" w:hAnsi="Arial" w:cs="Arial"/>
+          <w:lang w:val="en-CA"/>
+        </w:rPr>
+        <w:t xml:space="preserve"> </w:t>
+      </w:r>
+      <w:r>
+        <w:rPr>
+          <w:rFonts w:ascii="Arial" w:hAnsi="Arial" w:cs="Arial"/>
+          <w:lang w:val="en-CA"/>
+        </w:rPr>
+        <w:t xml:space="preserve">for the </w:t>
+      </w:r>
+      <w:r>
+        <w:rPr>
+          <w:rFonts w:ascii="Arial" w:hAnsi="Arial" w:cs="Arial"/>
+          <w:color w:val="FF0000"/>
+          <w:lang w:val="en-CA"/>
+        </w:rPr>
+        <w:t>SIU</w:t>
+      </w:r>
+      <w:r>
+        <w:rPr>
+          <w:rFonts w:ascii="Arial" w:hAnsi="Arial" w:cs="Arial"/>
+          <w:lang w:val="en-CA"/>
+        </w:rPr>
+        <w:t xml:space="preserve"> </w:t>
+      </w:r>
+      <w:r>
+        <w:rPr>
+          <w:rFonts w:ascii="Arial" w:hAnsi="Arial" w:cs="Arial"/>
+          <w:lang w:val="en-CA"/>
+        </w:rPr>
+        <w:t xml:space="preserve">dept </w:t>
+      </w:r>
+      <w:r>
+        <w:rPr>
+          <w:rFonts w:ascii="Arial" w:hAnsi="Arial" w:cs="Arial"/>
+          <w:lang w:val="en-CA"/>
+        </w:rPr>
+        <w:t>with various metrics</w:t>
+      </w:r>
+      <w:r>
+        <w:rPr>
+          <w:rFonts w:ascii="Arial" w:hAnsi="Arial" w:cs="Arial"/>
+          <w:lang w:val="en-CA"/>
+        </w:rPr>
+        <w:t>.</w:t>
+      </w:r>
+      <w:r>
+        <w:rPr>
+          <w:rFonts w:ascii="Arial" w:hAnsi="Arial" w:cs="Arial"/>
+          <w:lang w:val="en-CA"/>
+        </w:rPr>
+        <w:t xml:space="preserve"> </w:t>
+      </w:r>
+      <w:r>
+        <w:rPr>
+          <w:rFonts w:ascii="Arial" w:hAnsi="Arial" w:cs="Arial"/>
+          <w:lang w:val="en-CA"/>
+        </w:rPr>
+        <w:t xml:space="preserve">Created </w:t>
+      </w:r>
+      <w:r>
+        <w:rPr>
+          <w:rFonts w:ascii="Arial" w:hAnsi="Arial" w:cs="Arial"/>
+          <w:color w:val="FF0000"/>
+          <w:lang w:val="en-CA"/>
+        </w:rPr>
+        <w:t xml:space="preserve">macro </w:t>
+      </w:r>
+      <w:r>
+        <w:rPr>
+          <w:rFonts w:ascii="Arial" w:hAnsi="Arial" w:cs="Arial"/>
+          <w:color w:val="FF0000"/>
+          <w:lang w:val="en-CA"/>
+        </w:rPr>
+        <w:t xml:space="preserve">to </w:t>
+      </w:r>
+      <w:r>
+        <w:rPr>
+          <w:rFonts w:ascii="Arial" w:hAnsi="Arial" w:cs="Arial"/>
+          <w:color w:val="FF0000"/>
+          <w:lang w:val="en-CA"/>
+        </w:rPr>
+        <w:t xml:space="preserve">automate </w:t>
+      </w:r>
+      <w:r>
+        <w:rPr>
+          <w:rFonts w:ascii="Arial" w:hAnsi="Arial" w:cs="Arial"/>
+          <w:lang w:val="en-CA"/>
+        </w:rPr>
+        <w:t xml:space="preserve">the </w:t>
+      </w:r>
+      <w:r>
+        <w:rPr>
+          <w:rFonts w:ascii="Arial" w:hAnsi="Arial" w:cs="Arial"/>
+          <w:lang w:val="en-CA"/>
+        </w:rPr>
+        <w:t>format</w:t>
+      </w:r>
+      <w:r>
+        <w:rPr>
+          <w:rFonts w:ascii="Arial" w:hAnsi="Arial" w:cs="Arial"/>
+          <w:lang w:val="en-CA"/>
+        </w:rPr>
+        <w:t xml:space="preserve">ting of </w:t>
+      </w:r>
+      <w:r>
+        <w:rPr>
+          <w:rFonts w:ascii="Arial" w:hAnsi="Arial" w:cs="Arial"/>
+          <w:lang w:val="en-CA"/>
+        </w:rPr>
+        <w:t xml:space="preserve">the </w:t>
+      </w:r>
+      <w:r>
+        <w:rPr>
+          <w:rFonts w:ascii="Arial" w:hAnsi="Arial" w:cs="Arial"/>
+          <w:lang w:val="en-CA"/>
+        </w:rPr>
+        <w:t>report</w:t>
+      </w:r>
+      <w:r>
+        <w:rPr>
+          <w:rFonts w:ascii="Arial" w:hAnsi="Arial" w:cs="Arial"/>
+          <w:lang w:val="en-CA"/>
+        </w:rPr>
+        <w:t xml:space="preserve"> for each metric</w:t>
+      </w:r>
+      <w:r>
+        <w:rPr>
+          <w:rFonts w:ascii="Arial" w:hAnsi="Arial" w:cs="Arial"/>
+          <w:lang w:val="en-CA"/>
+        </w:rPr>
+        <w:t xml:space="preserve"> </w:t>
+      </w:r>
+      <w:r>
+        <w:rPr>
+          <w:rFonts w:ascii="Arial" w:hAnsi="Arial" w:cs="Arial"/>
+          <w:lang w:val="en-CA"/>
+        </w:rPr>
+        <w:t>using</w:t>
+      </w:r>
+      <w:r>
+        <w:rPr>
+          <w:rFonts w:ascii="Arial" w:hAnsi="Arial" w:cs="Arial"/>
+          <w:lang w:val="en-CA"/>
+        </w:rPr>
+        <w:t xml:space="preserve"> </w:t>
+      </w:r>
+      <w:r>
+        <w:rPr>
+          <w:rFonts w:ascii="Arial" w:hAnsi="Arial" w:cs="Arial"/>
+          <w:color w:val="FF0000"/>
+          <w:lang w:val="en-CA"/>
+        </w:rPr>
+        <w:t>Proc Report</w:t>
       </w:r>
       <w:r>
         <w:rPr>
@@ -6902,203 +6974,110 @@
           <w:rFonts w:ascii="Arial" w:hAnsi="Arial" w:cs="Arial"/>
           <w:lang w:val="en-CA"/>
         </w:rPr>
-        <w:t>Extracted</w:t>
-      </w:r>
-      <w:r>
-        <w:rPr>
-          <w:rFonts w:ascii="Arial" w:hAnsi="Arial" w:cs="Arial"/>
-          <w:lang w:val="en-CA"/>
-        </w:rPr>
-        <w:t xml:space="preserve"> </w:t>
-      </w:r>
-      <w:r>
-        <w:rPr>
-          <w:rFonts w:ascii="Arial" w:hAnsi="Arial" w:cs="Arial"/>
-          <w:lang w:val="en-CA"/>
-        </w:rPr>
-        <w:t xml:space="preserve">data from multiple sources to </w:t>
-      </w:r>
-      <w:r>
-        <w:rPr>
-          <w:rFonts w:ascii="Arial" w:hAnsi="Arial" w:cs="Arial"/>
-          <w:lang w:val="en-CA"/>
-        </w:rPr>
-        <w:t xml:space="preserve">create </w:t>
-      </w:r>
-      <w:r>
-        <w:rPr>
-          <w:rFonts w:ascii="Arial" w:hAnsi="Arial" w:cs="Arial"/>
-          <w:lang w:val="en-CA"/>
-        </w:rPr>
-        <w:t xml:space="preserve">agent </w:t>
-      </w:r>
-      <w:r>
-        <w:rPr>
-          <w:rFonts w:ascii="Arial" w:hAnsi="Arial" w:cs="Arial"/>
-          <w:color w:val="FF0000"/>
-          <w:lang w:val="en-CA"/>
-        </w:rPr>
-        <w:t>fraud detection</w:t>
-      </w:r>
-      <w:r>
-        <w:rPr>
-          <w:rFonts w:ascii="Arial" w:hAnsi="Arial" w:cs="Arial"/>
-          <w:lang w:val="en-CA"/>
-        </w:rPr>
-        <w:t xml:space="preserve"> </w:t>
-      </w:r>
-      <w:r>
-        <w:rPr>
-          <w:rFonts w:ascii="Arial" w:hAnsi="Arial" w:cs="Arial"/>
-          <w:lang w:val="en-CA"/>
-        </w:rPr>
-        <w:t>analytics</w:t>
-      </w:r>
-      <w:r>
-        <w:rPr>
-          <w:rFonts w:ascii="Arial" w:hAnsi="Arial" w:cs="Arial"/>
-          <w:lang w:val="en-CA"/>
-        </w:rPr>
-        <w:t xml:space="preserve"> </w:t>
-      </w:r>
-      <w:r>
-        <w:rPr>
-          <w:rFonts w:ascii="Arial" w:hAnsi="Arial" w:cs="Arial"/>
-          <w:lang w:val="en-CA"/>
-        </w:rPr>
-        <w:t xml:space="preserve">for the </w:t>
-      </w:r>
-      <w:r>
-        <w:rPr>
-          <w:rFonts w:ascii="Arial" w:hAnsi="Arial" w:cs="Arial"/>
-          <w:color w:val="FF0000"/>
-          <w:lang w:val="en-CA"/>
-        </w:rPr>
-        <w:t>SIU</w:t>
-      </w:r>
-      <w:r>
-        <w:rPr>
-          <w:rFonts w:ascii="Arial" w:hAnsi="Arial" w:cs="Arial"/>
-          <w:lang w:val="en-CA"/>
-        </w:rPr>
-        <w:t xml:space="preserve"> </w:t>
-      </w:r>
-      <w:proofErr w:type="spellStart"/>
-      <w:r>
-        <w:rPr>
-          <w:rFonts w:ascii="Arial" w:hAnsi="Arial" w:cs="Arial"/>
-          <w:lang w:val="en-CA"/>
-        </w:rPr>
-        <w:t>dept</w:t>
-      </w:r>
-      <w:proofErr w:type="spellEnd"/>
-      <w:r>
-        <w:rPr>
-          <w:rFonts w:ascii="Arial" w:hAnsi="Arial" w:cs="Arial"/>
-          <w:lang w:val="en-CA"/>
-        </w:rPr>
-        <w:t xml:space="preserve"> </w:t>
-      </w:r>
-      <w:r>
-        <w:rPr>
-          <w:rFonts w:ascii="Arial" w:hAnsi="Arial" w:cs="Arial"/>
-          <w:lang w:val="en-CA"/>
-        </w:rPr>
-        <w:t>with various metrics</w:t>
-      </w:r>
-      <w:r>
-        <w:rPr>
-          <w:rFonts w:ascii="Arial" w:hAnsi="Arial" w:cs="Arial"/>
-          <w:lang w:val="en-CA"/>
-        </w:rPr>
-        <w:t>.</w:t>
-      </w:r>
-      <w:r>
-        <w:rPr>
-          <w:rFonts w:ascii="Arial" w:hAnsi="Arial" w:cs="Arial"/>
-          <w:lang w:val="en-CA"/>
-        </w:rPr>
-        <w:t xml:space="preserve"> </w:t>
-      </w:r>
-      <w:r>
-        <w:rPr>
-          <w:rFonts w:ascii="Arial" w:hAnsi="Arial" w:cs="Arial"/>
-          <w:lang w:val="en-CA"/>
-        </w:rPr>
-        <w:t xml:space="preserve">Created </w:t>
-      </w:r>
-      <w:r>
-        <w:rPr>
-          <w:rFonts w:ascii="Arial" w:hAnsi="Arial" w:cs="Arial"/>
-          <w:color w:val="FF0000"/>
-          <w:lang w:val="en-CA"/>
-        </w:rPr>
-        <w:t xml:space="preserve">macro </w:t>
-      </w:r>
-      <w:r>
-        <w:rPr>
-          <w:rFonts w:ascii="Arial" w:hAnsi="Arial" w:cs="Arial"/>
-          <w:color w:val="FF0000"/>
-          <w:lang w:val="en-CA"/>
-        </w:rPr>
-        <w:t xml:space="preserve">to </w:t>
-      </w:r>
-      <w:r>
-        <w:rPr>
-          <w:rFonts w:ascii="Arial" w:hAnsi="Arial" w:cs="Arial"/>
-          <w:color w:val="FF0000"/>
-          <w:lang w:val="en-CA"/>
-        </w:rPr>
-        <w:t xml:space="preserve">automate </w:t>
-      </w:r>
-      <w:r>
-        <w:rPr>
-          <w:rFonts w:ascii="Arial" w:hAnsi="Arial" w:cs="Arial"/>
-          <w:lang w:val="en-CA"/>
-        </w:rPr>
-        <w:t xml:space="preserve">the </w:t>
-      </w:r>
-      <w:r>
-        <w:rPr>
-          <w:rFonts w:ascii="Arial" w:hAnsi="Arial" w:cs="Arial"/>
-          <w:lang w:val="en-CA"/>
-        </w:rPr>
-        <w:t>format</w:t>
-      </w:r>
-      <w:r>
-        <w:rPr>
-          <w:rFonts w:ascii="Arial" w:hAnsi="Arial" w:cs="Arial"/>
-          <w:lang w:val="en-CA"/>
-        </w:rPr>
-        <w:t xml:space="preserve">ting of </w:t>
-      </w:r>
-      <w:r>
-        <w:rPr>
-          <w:rFonts w:ascii="Arial" w:hAnsi="Arial" w:cs="Arial"/>
-          <w:lang w:val="en-CA"/>
-        </w:rPr>
-        <w:t xml:space="preserve">the </w:t>
-      </w:r>
-      <w:r>
-        <w:rPr>
-          <w:rFonts w:ascii="Arial" w:hAnsi="Arial" w:cs="Arial"/>
-          <w:lang w:val="en-CA"/>
-        </w:rPr>
-        <w:t>report</w:t>
-      </w:r>
-      <w:r>
-        <w:rPr>
-          <w:rFonts w:ascii="Arial" w:hAnsi="Arial" w:cs="Arial"/>
-          <w:lang w:val="en-CA"/>
-        </w:rPr>
-        <w:t xml:space="preserve"> for each metric</w:t>
-      </w:r>
-      <w:r>
-        <w:rPr>
-          <w:rFonts w:ascii="Arial" w:hAnsi="Arial" w:cs="Arial"/>
-          <w:lang w:val="en-CA"/>
-        </w:rPr>
-        <w:t xml:space="preserve"> </w:t>
+        <w:t>Automat</w:t>
+      </w:r>
+      <w:r>
+        <w:rPr>
+          <w:rFonts w:ascii="Arial" w:hAnsi="Arial" w:cs="Arial"/>
+          <w:lang w:val="en-CA"/>
+        </w:rPr>
+        <w:t>ed</w:t>
+      </w:r>
+      <w:r>
+        <w:rPr>
+          <w:rFonts w:ascii="Arial" w:hAnsi="Arial" w:cs="Arial"/>
+          <w:lang w:val="en-CA"/>
+        </w:rPr>
+        <w:t xml:space="preserve"> </w:t>
+      </w:r>
+      <w:r>
+        <w:rPr>
+          <w:rFonts w:ascii="Arial" w:hAnsi="Arial" w:cs="Arial"/>
+          <w:lang w:val="en-CA"/>
+        </w:rPr>
+        <w:t xml:space="preserve">and scheduled </w:t>
+      </w:r>
+      <w:r>
+        <w:rPr>
+          <w:rFonts w:ascii="Arial" w:hAnsi="Arial" w:cs="Arial"/>
+          <w:lang w:val="en-CA"/>
+        </w:rPr>
+        <w:t xml:space="preserve">various </w:t>
+      </w:r>
+      <w:r>
+        <w:rPr>
+          <w:rFonts w:ascii="Arial" w:hAnsi="Arial" w:cs="Arial"/>
+          <w:color w:val="FF0000"/>
+          <w:lang w:val="en-CA"/>
+        </w:rPr>
+        <w:t>S</w:t>
+      </w:r>
+      <w:r>
+        <w:rPr>
+          <w:rFonts w:ascii="Arial" w:hAnsi="Arial" w:cs="Arial"/>
+          <w:color w:val="FF0000"/>
+          <w:lang w:val="en-CA"/>
+        </w:rPr>
+        <w:t>AS</w:t>
+      </w:r>
+      <w:r>
+        <w:rPr>
+          <w:rFonts w:ascii="Arial" w:hAnsi="Arial" w:cs="Arial"/>
+          <w:color w:val="FF0000"/>
+          <w:lang w:val="en-CA"/>
+        </w:rPr>
+        <w:t xml:space="preserve"> </w:t>
+      </w:r>
+      <w:r>
+        <w:rPr>
+          <w:rFonts w:ascii="Arial" w:hAnsi="Arial" w:cs="Arial"/>
+          <w:color w:val="FF0000"/>
+          <w:lang w:val="en-CA"/>
+        </w:rPr>
+        <w:t>ETL</w:t>
+      </w:r>
+      <w:r>
+        <w:rPr>
+          <w:rFonts w:ascii="Arial" w:hAnsi="Arial" w:cs="Arial"/>
+          <w:lang w:val="en-CA"/>
+        </w:rPr>
+        <w:t xml:space="preserve"> </w:t>
+      </w:r>
+      <w:r>
+        <w:rPr>
+          <w:rFonts w:ascii="Arial" w:hAnsi="Arial" w:cs="Arial"/>
+          <w:lang w:val="en-CA"/>
+        </w:rPr>
+        <w:t>jobs</w:t>
+      </w:r>
+      <w:r>
+        <w:rPr>
+          <w:rFonts w:ascii="Arial" w:hAnsi="Arial" w:cs="Arial"/>
+          <w:lang w:val="en-CA"/>
+        </w:rPr>
+        <w:t xml:space="preserve"> </w:t>
+      </w:r>
+      <w:r>
+        <w:rPr>
+          <w:rFonts w:ascii="Arial" w:hAnsi="Arial" w:cs="Arial"/>
+          <w:lang w:val="en-CA"/>
+        </w:rPr>
+        <w:t xml:space="preserve">in </w:t>
+      </w:r>
+      <w:r>
+        <w:rPr>
+          <w:rFonts w:ascii="Arial" w:hAnsi="Arial" w:cs="Arial"/>
+          <w:color w:val="FF0000"/>
+          <w:lang w:val="en-CA"/>
+        </w:rPr>
+        <w:t>Unix</w:t>
+      </w:r>
+      <w:r>
+        <w:rPr>
+          <w:rFonts w:ascii="Arial" w:hAnsi="Arial" w:cs="Arial"/>
+          <w:lang w:val="en-CA"/>
+        </w:rPr>
+        <w:t xml:space="preserve">, </w:t>
       </w:r>
       <w:r>
         <w:rPr>
@@ -7117,10 +7096,40 @@
       <w:r>
         <w:rPr>
           <w:rFonts w:ascii="Arial" w:hAnsi="Arial" w:cs="Arial"/>
-          <w:color w:val="FF0000"/>
-          <w:lang w:val="en-CA"/>
-        </w:rPr>
-        <w:t>Proc Report</w:t>
+          <w:lang w:val="en-CA"/>
+        </w:rPr>
+        <w:t>a</w:t>
+      </w:r>
+      <w:r>
+        <w:rPr>
+          <w:rFonts w:ascii="Arial" w:hAnsi="Arial" w:cs="Arial"/>
+          <w:lang w:val="en-CA"/>
+        </w:rPr>
+        <w:t xml:space="preserve"> </w:t>
+      </w:r>
+      <w:r>
+        <w:rPr>
+          <w:rFonts w:ascii="Arial" w:hAnsi="Arial" w:cs="Arial"/>
+          <w:color w:val="FF0000"/>
+          <w:lang w:val="en-CA"/>
+        </w:rPr>
+        <w:t>SAS</w:t>
+      </w:r>
+      <w:r>
+        <w:rPr>
+          <w:rFonts w:ascii="Arial" w:hAnsi="Arial" w:cs="Arial"/>
+          <w:color w:val="FF0000"/>
+          <w:lang w:val="en-CA"/>
+        </w:rPr>
+        <w:t xml:space="preserve"> </w:t>
+      </w:r>
+      <w:r>
+        <w:rPr>
+          <w:rFonts w:ascii="Arial" w:hAnsi="Arial" w:cs="Arial"/>
+          <w:color w:val="FF0000"/>
+          <w:lang w:val="en-CA"/>
+        </w:rPr>
+        <w:t>macro</w:t>
       </w:r>
       <w:r>
         <w:rPr>
@@ -7153,88 +7162,22 @@
           <w:rFonts w:ascii="Arial" w:hAnsi="Arial" w:cs="Arial"/>
           <w:lang w:val="en-CA"/>
         </w:rPr>
-        <w:t>Automat</w:t>
-      </w:r>
-      <w:r>
-        <w:rPr>
-          <w:rFonts w:ascii="Arial" w:hAnsi="Arial" w:cs="Arial"/>
-          <w:lang w:val="en-CA"/>
-        </w:rPr>
-        <w:t>ed</w:t>
-      </w:r>
-      <w:r>
-        <w:rPr>
-          <w:rFonts w:ascii="Arial" w:hAnsi="Arial" w:cs="Arial"/>
-          <w:lang w:val="en-CA"/>
-        </w:rPr>
-        <w:t xml:space="preserve"> </w:t>
-      </w:r>
-      <w:r>
-        <w:rPr>
-          <w:rFonts w:ascii="Arial" w:hAnsi="Arial" w:cs="Arial"/>
-          <w:lang w:val="en-CA"/>
-        </w:rPr>
-        <w:t xml:space="preserve">and scheduled </w:t>
-      </w:r>
-      <w:r>
-        <w:rPr>
-          <w:rFonts w:ascii="Arial" w:hAnsi="Arial" w:cs="Arial"/>
-          <w:lang w:val="en-CA"/>
-        </w:rPr>
-        <w:t xml:space="preserve">various </w:t>
-      </w:r>
-      <w:r>
-        <w:rPr>
-          <w:rFonts w:ascii="Arial" w:hAnsi="Arial" w:cs="Arial"/>
-          <w:color w:val="FF0000"/>
-          <w:lang w:val="en-CA"/>
-        </w:rPr>
-        <w:t>S</w:t>
-      </w:r>
-      <w:r>
-        <w:rPr>
-          <w:rFonts w:ascii="Arial" w:hAnsi="Arial" w:cs="Arial"/>
-          <w:color w:val="FF0000"/>
-          <w:lang w:val="en-CA"/>
-        </w:rPr>
-        <w:t>AS</w:t>
-      </w:r>
-      <w:r>
-        <w:rPr>
-          <w:rFonts w:ascii="Arial" w:hAnsi="Arial" w:cs="Arial"/>
-          <w:color w:val="FF0000"/>
-          <w:lang w:val="en-CA"/>
-        </w:rPr>
-        <w:t xml:space="preserve"> </w:t>
-      </w:r>
-      <w:r>
-        <w:rPr>
-          <w:rFonts w:ascii="Arial" w:hAnsi="Arial" w:cs="Arial"/>
-          <w:color w:val="FF0000"/>
-          <w:lang w:val="en-CA"/>
-        </w:rPr>
-        <w:t>ETL</w:t>
-      </w:r>
-      <w:r>
-        <w:rPr>
-          <w:rFonts w:ascii="Arial" w:hAnsi="Arial" w:cs="Arial"/>
-          <w:lang w:val="en-CA"/>
-        </w:rPr>
-        <w:t xml:space="preserve"> </w:t>
-      </w:r>
-      <w:r>
-        <w:rPr>
-          <w:rFonts w:ascii="Arial" w:hAnsi="Arial" w:cs="Arial"/>
-          <w:lang w:val="en-CA"/>
-        </w:rPr>
-        <w:t>jobs</w:t>
-      </w:r>
-      <w:r>
-        <w:rPr>
-          <w:rFonts w:ascii="Arial" w:hAnsi="Arial" w:cs="Arial"/>
-          <w:lang w:val="en-CA"/>
-        </w:rPr>
-        <w:t xml:space="preserve"> </w:t>
+        <w:t xml:space="preserve">Used </w:t>
+      </w:r>
+      <w:r>
+        <w:rPr>
+          <w:rFonts w:ascii="Arial" w:hAnsi="Arial" w:cs="Arial"/>
+          <w:color w:val="FF0000"/>
+          <w:lang w:val="en-CA"/>
+        </w:rPr>
+        <w:t xml:space="preserve">HTML </w:t>
+      </w:r>
+      <w:r>
+        <w:rPr>
+          <w:rFonts w:ascii="Arial" w:hAnsi="Arial" w:cs="Arial"/>
+          <w:lang w:val="en-CA"/>
+        </w:rPr>
+        <w:t xml:space="preserve">syntax </w:t>
       </w:r>
       <w:r>
         <w:rPr>
@@ -7249,66 +7192,42 @@
           <w:color w:val="FF0000"/>
           <w:lang w:val="en-CA"/>
         </w:rPr>
-        <w:t>Unix</w:t>
-      </w:r>
-      <w:r>
-        <w:rPr>
-          <w:rFonts w:ascii="Arial" w:hAnsi="Arial" w:cs="Arial"/>
-          <w:lang w:val="en-CA"/>
-        </w:rPr>
-        <w:t xml:space="preserve">, </w:t>
-      </w:r>
-      <w:r>
-        <w:rPr>
-          <w:rFonts w:ascii="Arial" w:hAnsi="Arial" w:cs="Arial"/>
-          <w:lang w:val="en-CA"/>
-        </w:rPr>
-        <w:t>using</w:t>
-      </w:r>
-      <w:r>
-        <w:rPr>
-          <w:rFonts w:ascii="Arial" w:hAnsi="Arial" w:cs="Arial"/>
-          <w:lang w:val="en-CA"/>
-        </w:rPr>
-        <w:t xml:space="preserve"> </w:t>
-      </w:r>
-      <w:r>
-        <w:rPr>
-          <w:rFonts w:ascii="Arial" w:hAnsi="Arial" w:cs="Arial"/>
-          <w:lang w:val="en-CA"/>
-        </w:rPr>
-        <w:t>a</w:t>
-      </w:r>
-      <w:r>
-        <w:rPr>
-          <w:rFonts w:ascii="Arial" w:hAnsi="Arial" w:cs="Arial"/>
-          <w:lang w:val="en-CA"/>
-        </w:rPr>
-        <w:t xml:space="preserve"> </w:t>
-      </w:r>
-      <w:r>
-        <w:rPr>
-          <w:rFonts w:ascii="Arial" w:hAnsi="Arial" w:cs="Arial"/>
-          <w:color w:val="FF0000"/>
-          <w:lang w:val="en-CA"/>
-        </w:rPr>
-        <w:t>SAS</w:t>
-      </w:r>
-      <w:r>
-        <w:rPr>
-          <w:rFonts w:ascii="Arial" w:hAnsi="Arial" w:cs="Arial"/>
-          <w:color w:val="FF0000"/>
-          <w:lang w:val="en-CA"/>
-        </w:rPr>
-        <w:t xml:space="preserve"> </w:t>
-      </w:r>
-      <w:r>
-        <w:rPr>
-          <w:rFonts w:ascii="Arial" w:hAnsi="Arial" w:cs="Arial"/>
-          <w:color w:val="FF0000"/>
-          <w:lang w:val="en-CA"/>
-        </w:rPr>
-        <w:t>macro</w:t>
+        <w:t xml:space="preserve">SAS </w:t>
+      </w:r>
+      <w:r>
+        <w:rPr>
+          <w:rFonts w:ascii="Arial" w:hAnsi="Arial" w:cs="Arial"/>
+          <w:lang w:val="en-CA"/>
+        </w:rPr>
+        <w:t xml:space="preserve">to compose </w:t>
+      </w:r>
+      <w:r>
+        <w:rPr>
+          <w:rFonts w:ascii="Arial" w:hAnsi="Arial" w:cs="Arial"/>
+          <w:lang w:val="en-CA"/>
+        </w:rPr>
+        <w:t>rich text</w:t>
+      </w:r>
+      <w:r>
+        <w:rPr>
+          <w:rFonts w:ascii="Arial" w:hAnsi="Arial" w:cs="Arial"/>
+          <w:lang w:val="en-CA"/>
+        </w:rPr>
+        <w:t xml:space="preserve"> </w:t>
+      </w:r>
+      <w:r>
+        <w:rPr>
+          <w:rFonts w:ascii="Arial" w:hAnsi="Arial" w:cs="Arial"/>
+          <w:lang w:val="en-CA"/>
+        </w:rPr>
+        <w:t xml:space="preserve">e-mail </w:t>
+      </w:r>
+      <w:r>
+        <w:rPr>
+          <w:rFonts w:ascii="Arial" w:hAnsi="Arial" w:cs="Arial"/>
+          <w:lang w:val="en-CA"/>
+        </w:rPr>
+        <w:t>alerts</w:t>
       </w:r>
       <w:r>
         <w:rPr>
@@ -7331,82 +7250,88 @@
         <w:ind w:left="720"/>
         <w:rPr>
           <w:rFonts w:ascii="Arial" w:hAnsi="Arial" w:cs="Arial"/>
-          <w:b/>
-          <w:bCs/>
-          <w:lang w:val="en-CA"/>
-        </w:rPr>
-      </w:pPr>
-      <w:r>
-        <w:rPr>
-          <w:rFonts w:ascii="Arial" w:hAnsi="Arial" w:cs="Arial"/>
-          <w:lang w:val="en-CA"/>
-        </w:rPr>
-        <w:t xml:space="preserve">Used </w:t>
-      </w:r>
-      <w:r>
-        <w:rPr>
-          <w:rFonts w:ascii="Arial" w:hAnsi="Arial" w:cs="Arial"/>
-          <w:color w:val="FF0000"/>
-          <w:lang w:val="en-CA"/>
-        </w:rPr>
-        <w:t xml:space="preserve">HTML </w:t>
-      </w:r>
-      <w:r>
-        <w:rPr>
-          <w:rFonts w:ascii="Arial" w:hAnsi="Arial" w:cs="Arial"/>
-          <w:lang w:val="en-CA"/>
-        </w:rPr>
-        <w:t xml:space="preserve">syntax </w:t>
-      </w:r>
-      <w:r>
-        <w:rPr>
-          <w:rFonts w:ascii="Arial" w:hAnsi="Arial" w:cs="Arial"/>
-          <w:lang w:val="en-CA"/>
-        </w:rPr>
-        <w:t xml:space="preserve">in </w:t>
-      </w:r>
-      <w:r>
-        <w:rPr>
-          <w:rFonts w:ascii="Arial" w:hAnsi="Arial" w:cs="Arial"/>
-          <w:color w:val="FF0000"/>
-          <w:lang w:val="en-CA"/>
-        </w:rPr>
-        <w:t xml:space="preserve">SAS </w:t>
-      </w:r>
-      <w:r>
-        <w:rPr>
-          <w:rFonts w:ascii="Arial" w:hAnsi="Arial" w:cs="Arial"/>
-          <w:lang w:val="en-CA"/>
-        </w:rPr>
-        <w:t xml:space="preserve">to compose </w:t>
-      </w:r>
-      <w:r>
-        <w:rPr>
-          <w:rFonts w:ascii="Arial" w:hAnsi="Arial" w:cs="Arial"/>
-          <w:lang w:val="en-CA"/>
-        </w:rPr>
-        <w:t>rich text</w:t>
-      </w:r>
-      <w:r>
-        <w:rPr>
-          <w:rFonts w:ascii="Arial" w:hAnsi="Arial" w:cs="Arial"/>
-          <w:lang w:val="en-CA"/>
-        </w:rPr>
-        <w:t xml:space="preserve"> </w:t>
-      </w:r>
-      <w:r>
-        <w:rPr>
-          <w:rFonts w:ascii="Arial" w:hAnsi="Arial" w:cs="Arial"/>
-          <w:lang w:val="en-CA"/>
-        </w:rPr>
-        <w:t xml:space="preserve">e-mail </w:t>
-      </w:r>
-      <w:r>
-        <w:rPr>
-          <w:rFonts w:ascii="Arial" w:hAnsi="Arial" w:cs="Arial"/>
-          <w:lang w:val="en-CA"/>
-        </w:rPr>
-        <w:t>alerts</w:t>
+          <w:lang w:val="en-CA"/>
+        </w:rPr>
+      </w:pPr>
+      <w:r>
+        <w:rPr>
+          <w:rFonts w:ascii="Arial" w:hAnsi="Arial" w:cs="Arial"/>
+          <w:lang w:val="en-CA"/>
+        </w:rPr>
+        <w:t xml:space="preserve">Combined </w:t>
+      </w:r>
+      <w:r>
+        <w:rPr>
+          <w:rFonts w:ascii="Arial" w:hAnsi="Arial" w:cs="Arial"/>
+          <w:lang w:val="en-CA"/>
+        </w:rPr>
+        <w:t xml:space="preserve">Windows </w:t>
+      </w:r>
+      <w:r>
+        <w:rPr>
+          <w:rFonts w:ascii="Arial" w:hAnsi="Arial" w:cs="Arial"/>
+          <w:color w:val="FF0000"/>
+          <w:lang w:val="en-CA"/>
+        </w:rPr>
+        <w:t>batch</w:t>
+      </w:r>
+      <w:r>
+        <w:rPr>
+          <w:rFonts w:ascii="Arial" w:hAnsi="Arial" w:cs="Arial"/>
+          <w:lang w:val="en-CA"/>
+        </w:rPr>
+        <w:t xml:space="preserve">, </w:t>
+      </w:r>
+      <w:r>
+        <w:rPr>
+          <w:rFonts w:ascii="Arial" w:hAnsi="Arial" w:cs="Arial"/>
+          <w:color w:val="FF0000"/>
+          <w:lang w:val="en-CA"/>
+        </w:rPr>
+        <w:t xml:space="preserve">WinScp </w:t>
+      </w:r>
+      <w:r>
+        <w:rPr>
+          <w:rFonts w:ascii="Arial" w:hAnsi="Arial" w:cs="Arial"/>
+          <w:lang w:val="en-CA"/>
+        </w:rPr>
+        <w:t xml:space="preserve">and </w:t>
+      </w:r>
+      <w:r>
+        <w:rPr>
+          <w:rFonts w:ascii="Arial" w:hAnsi="Arial" w:cs="Arial"/>
+          <w:color w:val="FF0000"/>
+          <w:lang w:val="en-CA"/>
+        </w:rPr>
+        <w:t xml:space="preserve">VB </w:t>
+      </w:r>
+      <w:r>
+        <w:rPr>
+          <w:rFonts w:ascii="Arial" w:hAnsi="Arial" w:cs="Arial"/>
+          <w:lang w:val="en-CA"/>
+        </w:rPr>
+        <w:t xml:space="preserve">scripts to schedule </w:t>
+      </w:r>
+      <w:r>
+        <w:rPr>
+          <w:rFonts w:ascii="Arial" w:hAnsi="Arial" w:cs="Arial"/>
+          <w:lang w:val="en-CA"/>
+        </w:rPr>
+        <w:t>jobs</w:t>
+      </w:r>
+      <w:r>
+        <w:rPr>
+          <w:rFonts w:ascii="Arial" w:hAnsi="Arial" w:cs="Arial"/>
+          <w:lang w:val="en-CA"/>
+        </w:rPr>
+        <w:t xml:space="preserve"> and automate file transfers and moving data between platforms </w:t>
+      </w:r>
+      <w:r>
+        <w:rPr>
+          <w:rFonts w:ascii="Arial" w:hAnsi="Arial" w:cs="Arial"/>
+          <w:lang w:val="en-CA"/>
+        </w:rPr>
+        <w:t>using SFTP</w:t>
       </w:r>
       <w:r>
         <w:rPr>
@@ -7437,90 +7362,43 @@
           <w:rFonts w:ascii="Arial" w:hAnsi="Arial" w:cs="Arial"/>
           <w:lang w:val="en-CA"/>
         </w:rPr>
-        <w:t xml:space="preserve">Combined </w:t>
-      </w:r>
-      <w:r>
-        <w:rPr>
-          <w:rFonts w:ascii="Arial" w:hAnsi="Arial" w:cs="Arial"/>
-          <w:lang w:val="en-CA"/>
-        </w:rPr>
-        <w:t xml:space="preserve">Windows </w:t>
-      </w:r>
-      <w:r>
-        <w:rPr>
-          <w:rFonts w:ascii="Arial" w:hAnsi="Arial" w:cs="Arial"/>
-          <w:color w:val="FF0000"/>
-          <w:lang w:val="en-CA"/>
-        </w:rPr>
-        <w:t>batch</w:t>
-      </w:r>
-      <w:r>
-        <w:rPr>
-          <w:rFonts w:ascii="Arial" w:hAnsi="Arial" w:cs="Arial"/>
-          <w:lang w:val="en-CA"/>
-        </w:rPr>
-        <w:t xml:space="preserve">, </w:t>
-      </w:r>
-      <w:proofErr w:type="spellStart"/>
-      <w:r>
-        <w:rPr>
-          <w:rFonts w:ascii="Arial" w:hAnsi="Arial" w:cs="Arial"/>
-          <w:color w:val="FF0000"/>
-          <w:lang w:val="en-CA"/>
-        </w:rPr>
-        <w:t>WinScp</w:t>
-      </w:r>
-      <w:proofErr w:type="spellEnd"/>
-      <w:r>
-        <w:rPr>
-          <w:rFonts w:ascii="Arial" w:hAnsi="Arial" w:cs="Arial"/>
-          <w:color w:val="FF0000"/>
-          <w:lang w:val="en-CA"/>
-        </w:rPr>
-        <w:t xml:space="preserve"> </w:t>
-      </w:r>
-      <w:r>
-        <w:rPr>
-          <w:rFonts w:ascii="Arial" w:hAnsi="Arial" w:cs="Arial"/>
-          <w:lang w:val="en-CA"/>
-        </w:rPr>
-        <w:t xml:space="preserve">and </w:t>
-      </w:r>
-      <w:r>
-        <w:rPr>
-          <w:rFonts w:ascii="Arial" w:hAnsi="Arial" w:cs="Arial"/>
-          <w:color w:val="FF0000"/>
-          <w:lang w:val="en-CA"/>
-        </w:rPr>
-        <w:t xml:space="preserve">VB </w:t>
-      </w:r>
-      <w:r>
-        <w:rPr>
-          <w:rFonts w:ascii="Arial" w:hAnsi="Arial" w:cs="Arial"/>
-          <w:lang w:val="en-CA"/>
-        </w:rPr>
-        <w:t xml:space="preserve">scripts to schedule </w:t>
-      </w:r>
-      <w:r>
-        <w:rPr>
-          <w:rFonts w:ascii="Arial" w:hAnsi="Arial" w:cs="Arial"/>
-          <w:lang w:val="en-CA"/>
-        </w:rPr>
-        <w:t>jobs</w:t>
-      </w:r>
-      <w:r>
-        <w:rPr>
-          <w:rFonts w:ascii="Arial" w:hAnsi="Arial" w:cs="Arial"/>
-          <w:lang w:val="en-CA"/>
-        </w:rPr>
-        <w:t xml:space="preserve"> and automate file transfers and moving data between platforms </w:t>
-      </w:r>
-      <w:r>
-        <w:rPr>
-          <w:rFonts w:ascii="Arial" w:hAnsi="Arial" w:cs="Arial"/>
-          <w:lang w:val="en-CA"/>
-        </w:rPr>
-        <w:t>using SFTP</w:t>
+        <w:t>Created</w:t>
+      </w:r>
+      <w:r>
+        <w:rPr>
+          <w:rFonts w:ascii="Arial" w:hAnsi="Arial" w:cs="Arial"/>
+          <w:lang w:val="en-CA"/>
+        </w:rPr>
+        <w:t xml:space="preserve"> a </w:t>
+      </w:r>
+      <w:r>
+        <w:rPr>
+          <w:rFonts w:ascii="Arial" w:hAnsi="Arial" w:cs="Arial"/>
+          <w:lang w:val="en-CA"/>
+        </w:rPr>
+        <w:t>neat</w:t>
+      </w:r>
+      <w:r>
+        <w:rPr>
+          <w:rFonts w:ascii="Arial" w:hAnsi="Arial" w:cs="Arial"/>
+          <w:lang w:val="en-CA"/>
+        </w:rPr>
+        <w:t xml:space="preserve"> </w:t>
+      </w:r>
+      <w:r>
+        <w:rPr>
+          <w:rFonts w:ascii="Arial" w:hAnsi="Arial" w:cs="Arial"/>
+          <w:color w:val="FF0000"/>
+          <w:lang w:val="en-CA"/>
+        </w:rPr>
+        <w:t xml:space="preserve">SAS stored process </w:t>
+      </w:r>
+      <w:r>
+        <w:rPr>
+          <w:rFonts w:ascii="Arial" w:hAnsi="Arial" w:cs="Arial"/>
+          <w:lang w:val="en-CA"/>
+        </w:rPr>
+        <w:t>for various canned reports</w:t>
       </w:r>
       <w:r>
         <w:rPr>
@@ -7551,43 +7429,75 @@
           <w:rFonts w:ascii="Arial" w:hAnsi="Arial" w:cs="Arial"/>
           <w:lang w:val="en-CA"/>
         </w:rPr>
-        <w:t>Created</w:t>
-      </w:r>
-      <w:r>
-        <w:rPr>
-          <w:rFonts w:ascii="Arial" w:hAnsi="Arial" w:cs="Arial"/>
-          <w:lang w:val="en-CA"/>
-        </w:rPr>
-        <w:t xml:space="preserve"> a </w:t>
-      </w:r>
-      <w:r>
-        <w:rPr>
-          <w:rFonts w:ascii="Arial" w:hAnsi="Arial" w:cs="Arial"/>
-          <w:lang w:val="en-CA"/>
-        </w:rPr>
-        <w:t>neat</w:t>
-      </w:r>
-      <w:r>
-        <w:rPr>
-          <w:rFonts w:ascii="Arial" w:hAnsi="Arial" w:cs="Arial"/>
-          <w:lang w:val="en-CA"/>
-        </w:rPr>
-        <w:t xml:space="preserve"> </w:t>
-      </w:r>
-      <w:r>
-        <w:rPr>
-          <w:rFonts w:ascii="Arial" w:hAnsi="Arial" w:cs="Arial"/>
-          <w:color w:val="FF0000"/>
-          <w:lang w:val="en-CA"/>
-        </w:rPr>
-        <w:t xml:space="preserve">SAS stored process </w:t>
-      </w:r>
-      <w:r>
-        <w:rPr>
-          <w:rFonts w:ascii="Arial" w:hAnsi="Arial" w:cs="Arial"/>
-          <w:lang w:val="en-CA"/>
-        </w:rPr>
-        <w:t>for various canned reports</w:t>
+        <w:t xml:space="preserve">Created </w:t>
+      </w:r>
+      <w:r>
+        <w:rPr>
+          <w:rFonts w:ascii="Arial" w:hAnsi="Arial" w:cs="Arial"/>
+          <w:color w:val="FF0000"/>
+          <w:lang w:val="en-CA"/>
+        </w:rPr>
+        <w:t xml:space="preserve">visualizations </w:t>
+      </w:r>
+      <w:r>
+        <w:rPr>
+          <w:rFonts w:ascii="Arial" w:hAnsi="Arial" w:cs="Arial"/>
+          <w:lang w:val="en-CA"/>
+        </w:rPr>
+        <w:t>and</w:t>
+      </w:r>
+      <w:r>
+        <w:rPr>
+          <w:rFonts w:ascii="Arial" w:hAnsi="Arial" w:cs="Arial"/>
+          <w:lang w:val="en-CA"/>
+        </w:rPr>
+        <w:t xml:space="preserve"> </w:t>
+      </w:r>
+      <w:r>
+        <w:rPr>
+          <w:rFonts w:ascii="Arial" w:hAnsi="Arial" w:cs="Arial"/>
+          <w:color w:val="FF0000"/>
+          <w:lang w:val="en-CA"/>
+        </w:rPr>
+        <w:t xml:space="preserve">reports </w:t>
+      </w:r>
+      <w:r>
+        <w:rPr>
+          <w:rFonts w:ascii="Arial" w:hAnsi="Arial" w:cs="Arial"/>
+          <w:lang w:val="en-CA"/>
+        </w:rPr>
+        <w:t xml:space="preserve">using </w:t>
+      </w:r>
+      <w:r>
+        <w:rPr>
+          <w:rFonts w:ascii="Arial" w:hAnsi="Arial" w:cs="Arial"/>
+          <w:color w:val="FF0000"/>
+          <w:lang w:val="en-CA"/>
+        </w:rPr>
+        <w:t>Power BI</w:t>
+      </w:r>
+      <w:r>
+        <w:rPr>
+          <w:rFonts w:ascii="Arial" w:hAnsi="Arial" w:cs="Arial"/>
+          <w:color w:val="FF0000"/>
+          <w:lang w:val="en-CA"/>
+        </w:rPr>
+        <w:t xml:space="preserve"> </w:t>
+      </w:r>
+      <w:r>
+        <w:rPr>
+          <w:rFonts w:ascii="Arial" w:hAnsi="Arial" w:cs="Arial"/>
+          <w:lang w:val="en-CA"/>
+        </w:rPr>
+        <w:t xml:space="preserve">and </w:t>
+      </w:r>
+      <w:r>
+        <w:rPr>
+          <w:rFonts w:ascii="Arial" w:hAnsi="Arial" w:cs="Arial"/>
+          <w:color w:val="FF0000"/>
+          <w:lang w:val="en-CA"/>
+        </w:rPr>
+        <w:t>Python</w:t>
       </w:r>
       <w:r>
         <w:rPr>
@@ -7618,75 +7528,112 @@
           <w:rFonts w:ascii="Arial" w:hAnsi="Arial" w:cs="Arial"/>
           <w:lang w:val="en-CA"/>
         </w:rPr>
-        <w:t xml:space="preserve">Created </w:t>
-      </w:r>
-      <w:r>
-        <w:rPr>
-          <w:rFonts w:ascii="Arial" w:hAnsi="Arial" w:cs="Arial"/>
-          <w:color w:val="FF0000"/>
-          <w:lang w:val="en-CA"/>
-        </w:rPr>
-        <w:t xml:space="preserve">visualizations </w:t>
-      </w:r>
-      <w:r>
-        <w:rPr>
-          <w:rFonts w:ascii="Arial" w:hAnsi="Arial" w:cs="Arial"/>
-          <w:lang w:val="en-CA"/>
-        </w:rPr>
-        <w:t>and</w:t>
-      </w:r>
-      <w:r>
-        <w:rPr>
-          <w:rFonts w:ascii="Arial" w:hAnsi="Arial" w:cs="Arial"/>
-          <w:lang w:val="en-CA"/>
-        </w:rPr>
-        <w:t xml:space="preserve"> </w:t>
-      </w:r>
-      <w:r>
-        <w:rPr>
-          <w:rFonts w:ascii="Arial" w:hAnsi="Arial" w:cs="Arial"/>
-          <w:color w:val="FF0000"/>
-          <w:lang w:val="en-CA"/>
-        </w:rPr>
-        <w:t xml:space="preserve">reports </w:t>
-      </w:r>
-      <w:r>
-        <w:rPr>
-          <w:rFonts w:ascii="Arial" w:hAnsi="Arial" w:cs="Arial"/>
-          <w:lang w:val="en-CA"/>
-        </w:rPr>
-        <w:t xml:space="preserve">using </w:t>
-      </w:r>
-      <w:r>
-        <w:rPr>
-          <w:rFonts w:ascii="Arial" w:hAnsi="Arial" w:cs="Arial"/>
-          <w:color w:val="FF0000"/>
-          <w:lang w:val="en-CA"/>
-        </w:rPr>
-        <w:t>Power BI</w:t>
-      </w:r>
-      <w:r>
-        <w:rPr>
-          <w:rFonts w:ascii="Arial" w:hAnsi="Arial" w:cs="Arial"/>
-          <w:color w:val="FF0000"/>
-          <w:lang w:val="en-CA"/>
-        </w:rPr>
-        <w:t xml:space="preserve"> </w:t>
-      </w:r>
-      <w:r>
-        <w:rPr>
-          <w:rFonts w:ascii="Arial" w:hAnsi="Arial" w:cs="Arial"/>
-          <w:lang w:val="en-CA"/>
-        </w:rPr>
-        <w:t xml:space="preserve">and </w:t>
-      </w:r>
-      <w:r>
-        <w:rPr>
-          <w:rFonts w:ascii="Arial" w:hAnsi="Arial" w:cs="Arial"/>
-          <w:color w:val="FF0000"/>
-          <w:lang w:val="en-CA"/>
-        </w:rPr>
-        <w:t>Python</w:t>
+        <w:t xml:space="preserve">Gave </w:t>
+      </w:r>
+      <w:r>
+        <w:rPr>
+          <w:rFonts w:ascii="Arial" w:hAnsi="Arial" w:cs="Arial"/>
+          <w:color w:val="FF0000"/>
+          <w:lang w:val="en-CA"/>
+        </w:rPr>
+        <w:t xml:space="preserve">training </w:t>
+      </w:r>
+      <w:r>
+        <w:rPr>
+          <w:rFonts w:ascii="Arial" w:hAnsi="Arial" w:cs="Arial"/>
+          <w:lang w:val="en-CA"/>
+        </w:rPr>
+        <w:t xml:space="preserve">to team members on how to design </w:t>
+      </w:r>
+      <w:r>
+        <w:rPr>
+          <w:rFonts w:ascii="Arial" w:hAnsi="Arial" w:cs="Arial"/>
+          <w:color w:val="FF0000"/>
+          <w:lang w:val="en-CA"/>
+        </w:rPr>
+        <w:t>SAS stored processes</w:t>
+      </w:r>
+      <w:r>
+        <w:rPr>
+          <w:rFonts w:ascii="Arial" w:hAnsi="Arial" w:cs="Arial"/>
+          <w:lang w:val="en-CA"/>
+        </w:rPr>
+        <w:t xml:space="preserve">, </w:t>
+      </w:r>
+      <w:r>
+        <w:rPr>
+          <w:rFonts w:ascii="Arial" w:hAnsi="Arial" w:cs="Arial"/>
+          <w:lang w:val="en-CA"/>
+        </w:rPr>
+        <w:lastRenderedPageBreak/>
+        <w:t xml:space="preserve">covering how to create the </w:t>
+      </w:r>
+      <w:r>
+        <w:rPr>
+          <w:rFonts w:ascii="Arial" w:hAnsi="Arial" w:cs="Arial"/>
+          <w:color w:val="FF0000"/>
+          <w:lang w:val="en-CA"/>
+        </w:rPr>
+        <w:t xml:space="preserve">GUI </w:t>
+      </w:r>
+      <w:r>
+        <w:rPr>
+          <w:rFonts w:ascii="Arial" w:hAnsi="Arial" w:cs="Arial"/>
+          <w:lang w:val="en-CA"/>
+        </w:rPr>
+        <w:t xml:space="preserve">and how to </w:t>
+      </w:r>
+      <w:r>
+        <w:rPr>
+          <w:rFonts w:ascii="Arial" w:hAnsi="Arial" w:cs="Arial"/>
+          <w:lang w:val="en-CA"/>
+        </w:rPr>
+        <w:t>handle the</w:t>
+      </w:r>
+      <w:r>
+        <w:rPr>
+          <w:rFonts w:ascii="Arial" w:hAnsi="Arial" w:cs="Arial"/>
+          <w:lang w:val="en-CA"/>
+        </w:rPr>
+        <w:t xml:space="preserve"> var</w:t>
+      </w:r>
+      <w:r>
+        <w:rPr>
+          <w:rFonts w:ascii="Arial" w:hAnsi="Arial" w:cs="Arial"/>
+          <w:lang w:val="en-CA"/>
+        </w:rPr>
+        <w:t>iable</w:t>
+      </w:r>
+      <w:r>
+        <w:rPr>
+          <w:rFonts w:ascii="Arial" w:hAnsi="Arial" w:cs="Arial"/>
+          <w:lang w:val="en-CA"/>
+        </w:rPr>
+        <w:t xml:space="preserve"> </w:t>
+      </w:r>
+      <w:r>
+        <w:rPr>
+          <w:rFonts w:ascii="Arial" w:hAnsi="Arial" w:cs="Arial"/>
+          <w:color w:val="FF0000"/>
+          <w:lang w:val="en-CA"/>
+        </w:rPr>
+        <w:t>user</w:t>
+      </w:r>
+      <w:r>
+        <w:rPr>
+          <w:rFonts w:ascii="Arial" w:hAnsi="Arial" w:cs="Arial"/>
+          <w:color w:val="FF0000"/>
+          <w:lang w:val="en-CA"/>
+        </w:rPr>
+        <w:t>'s</w:t>
+      </w:r>
+      <w:r>
+        <w:rPr>
+          <w:rFonts w:ascii="Arial" w:hAnsi="Arial" w:cs="Arial"/>
+          <w:color w:val="FF0000"/>
+          <w:lang w:val="en-CA"/>
+        </w:rPr>
+        <w:t xml:space="preserve"> inputs</w:t>
       </w:r>
       <w:r>
         <w:rPr>
@@ -7695,6 +7642,235 @@
         </w:rPr>
         <w:t>.</w:t>
       </w:r>
+    </w:p>
+    <w:p>
+      <w:pPr>
+        <w:tabs>
+          <w:tab w:val="right" w:pos="9360"/>
+        </w:tabs>
+        <w:spacing w:before="0" w:after="0"/>
+        <w:rPr>
+          <w:rFonts w:ascii="Arial" w:hAnsi="Arial" w:cs="Arial"/>
+          <w:b/>
+          <w:bCs/>
+          <w:lang w:val="en-CA"/>
+        </w:rPr>
+      </w:pPr>
+    </w:p>
+    <w:p>
+      <w:pPr>
+        <w:tabs>
+          <w:tab w:val="right" w:pos="9360"/>
+        </w:tabs>
+        <w:spacing w:before="0" w:after="0"/>
+        <w:rPr>
+          <w:rFonts w:ascii="Arial" w:hAnsi="Arial" w:cs="Arial"/>
+          <w:b/>
+          <w:bCs/>
+          <w:lang w:val="en-CA"/>
+        </w:rPr>
+      </w:pPr>
+      <w:r>
+        <w:rPr>
+          <w:rFonts w:ascii="Arial" w:hAnsi="Arial" w:cs="Arial"/>
+          <w:b/>
+          <w:bCs/>
+          <w:lang w:val="en-CA"/>
+        </w:rPr>
+        <w:t xml:space="preserve">National General </w:t>
+      </w:r>
+      <w:r>
+        <w:rPr>
+          <w:rFonts w:ascii="Arial" w:hAnsi="Arial" w:cs="Arial"/>
+          <w:b/>
+          <w:bCs/>
+          <w:lang w:val="en-CA"/>
+        </w:rPr>
+        <w:t>(</w:t>
+      </w:r>
+      <w:r>
+        <w:rPr>
+          <w:rFonts w:ascii="Arial" w:hAnsi="Arial" w:cs="Arial"/>
+          <w:b/>
+          <w:bCs/>
+          <w:color w:val="31849B" w:themeColor="accent5" w:themeShade="BF"/>
+          <w:lang w:val="en-CA"/>
+        </w:rPr>
+        <w:t>Allstate</w:t>
+      </w:r>
+      <w:r>
+        <w:rPr>
+          <w:rFonts w:ascii="Arial" w:hAnsi="Arial" w:cs="Arial"/>
+          <w:b/>
+          <w:bCs/>
+          <w:lang w:val="en-CA"/>
+        </w:rPr>
+        <w:t>)</w:t>
+      </w:r>
+      <w:r>
+        <w:rPr>
+          <w:rFonts w:ascii="Arial" w:hAnsi="Arial" w:cs="Arial"/>
+          <w:b/>
+          <w:bCs/>
+          <w:lang w:val="en-CA"/>
+        </w:rPr>
+        <w:t xml:space="preserve">, </w:t>
+      </w:r>
+      <w:r>
+        <w:rPr>
+          <w:rFonts w:ascii="Arial" w:hAnsi="Arial" w:cs="Arial"/>
+          <w:b/>
+          <w:bCs/>
+          <w:lang w:val="en-CA"/>
+        </w:rPr>
+        <w:t>New York</w:t>
+      </w:r>
+      <w:r>
+        <w:rPr>
+          <w:rFonts w:ascii="Arial" w:hAnsi="Arial" w:cs="Arial"/>
+          <w:b/>
+          <w:bCs/>
+          <w:lang w:val="en-CA"/>
+        </w:rPr>
+        <w:t xml:space="preserve">, </w:t>
+      </w:r>
+      <w:r>
+        <w:rPr>
+          <w:rFonts w:ascii="Arial" w:hAnsi="Arial" w:cs="Arial"/>
+          <w:b/>
+          <w:bCs/>
+          <w:lang w:val="en-CA"/>
+        </w:rPr>
+        <w:t>NY</w:t>
+      </w:r>
+      <w:r>
+        <w:rPr>
+          <w:rFonts w:ascii="Arial" w:hAnsi="Arial" w:cs="Arial"/>
+          <w:b/>
+          <w:bCs/>
+          <w:lang w:val="en-CA"/>
+        </w:rPr>
+        <w:t xml:space="preserve"> (</w:t>
+      </w:r>
+      <w:r>
+        <w:rPr>
+          <w:rFonts w:ascii="Arial" w:hAnsi="Arial" w:cs="Arial"/>
+          <w:b/>
+          <w:bCs/>
+          <w:color w:val="00B050"/>
+          <w:lang w:val="en-CA"/>
+        </w:rPr>
+        <w:t>insurance</w:t>
+      </w:r>
+      <w:r>
+        <w:rPr>
+          <w:rFonts w:ascii="Arial" w:hAnsi="Arial" w:cs="Arial"/>
+          <w:b/>
+          <w:bCs/>
+          <w:lang w:val="en-CA"/>
+        </w:rPr>
+        <w:t>)</w:t>
+      </w:r>
+    </w:p>
+    <w:p>
+      <w:pPr>
+        <w:tabs>
+          <w:tab w:val="right" w:pos="9360"/>
+        </w:tabs>
+        <w:spacing w:before="0" w:after="0"/>
+        <w:ind w:left="720"/>
+        <w:rPr>
+          <w:rFonts w:ascii="Arial" w:hAnsi="Arial" w:cs="Arial"/>
+          <w:b/>
+          <w:lang w:val="en-CA"/>
+        </w:rPr>
+      </w:pPr>
+      <w:r>
+        <w:rPr>
+          <w:rFonts w:ascii="Arial" w:hAnsi="Arial" w:cs="Arial"/>
+          <w:i/>
+          <w:lang w:val="en-CA"/>
+        </w:rPr>
+        <w:t xml:space="preserve">Insurance Data Programmer / </w:t>
+      </w:r>
+      <w:r>
+        <w:rPr>
+          <w:rFonts w:ascii="Arial" w:hAnsi="Arial" w:cs="Arial"/>
+          <w:i/>
+          <w:lang w:val="en-CA"/>
+        </w:rPr>
+        <w:t>Data Manager</w:t>
+      </w:r>
+      <w:r>
+        <w:rPr>
+          <w:rFonts w:ascii="Arial" w:hAnsi="Arial" w:cs="Arial"/>
+          <w:i/>
+          <w:lang w:val="en-CA"/>
+        </w:rPr>
+        <w:tab/>
+      </w:r>
+      <w:r>
+        <w:rPr>
+          <w:rFonts w:ascii="Arial" w:hAnsi="Arial" w:cs="Arial"/>
+          <w:b/>
+          <w:lang w:val="en-CA"/>
+        </w:rPr>
+        <w:t xml:space="preserve">04/2015 </w:t>
+      </w:r>
+      <w:r>
+        <w:rPr>
+          <w:rFonts w:ascii="Arial" w:hAnsi="Arial" w:cs="Arial"/>
+          <w:b/>
+          <w:lang w:val="en-US"/>
+        </w:rPr>
+        <w:t>–</w:t>
+      </w:r>
+      <w:r>
+        <w:rPr>
+          <w:rFonts w:ascii="Arial" w:hAnsi="Arial" w:cs="Arial"/>
+          <w:b/>
+          <w:lang w:val="en-CA"/>
+        </w:rPr>
+        <w:t xml:space="preserve"> </w:t>
+      </w:r>
+      <w:r>
+        <w:rPr>
+          <w:rFonts w:ascii="Arial" w:hAnsi="Arial" w:cs="Arial"/>
+          <w:b/>
+          <w:lang w:val="en-CA"/>
+        </w:rPr>
+        <w:t>1</w:t>
+      </w:r>
+      <w:r>
+        <w:rPr>
+          <w:rFonts w:ascii="Arial" w:hAnsi="Arial" w:cs="Arial"/>
+          <w:b/>
+          <w:lang w:val="en-CA"/>
+        </w:rPr>
+        <w:t>2</w:t>
+      </w:r>
+      <w:r>
+        <w:rPr>
+          <w:rFonts w:ascii="Arial" w:hAnsi="Arial" w:cs="Arial"/>
+          <w:b/>
+          <w:lang w:val="en-CA"/>
+        </w:rPr>
+        <w:t>/2019</w:t>
+      </w:r>
+    </w:p>
+    <w:p>
+      <w:pPr>
+        <w:tabs>
+          <w:tab w:val="right" w:pos="9360"/>
+        </w:tabs>
+        <w:spacing w:before="0" w:after="0"/>
+        <w:rPr>
+          <w:rFonts w:ascii="Arial" w:hAnsi="Arial" w:cs="Arial"/>
+          <w:b/>
+          <w:bCs/>
+          <w:lang w:val="en-CA"/>
+        </w:rPr>
+      </w:pPr>
     </w:p>
     <w:p>
       <w:pPr>
@@ -7709,350 +7885,18 @@
         <w:ind w:left="720"/>
         <w:rPr>
           <w:rFonts w:ascii="Arial" w:hAnsi="Arial" w:cs="Arial"/>
-          <w:lang w:val="en-CA"/>
-        </w:rPr>
-      </w:pPr>
-      <w:r>
-        <w:rPr>
-          <w:rFonts w:ascii="Arial" w:hAnsi="Arial" w:cs="Arial"/>
-          <w:lang w:val="en-CA"/>
-        </w:rPr>
-        <w:lastRenderedPageBreak/>
-        <w:t xml:space="preserve">Gave </w:t>
-      </w:r>
-      <w:r>
-        <w:rPr>
-          <w:rFonts w:ascii="Arial" w:hAnsi="Arial" w:cs="Arial"/>
-          <w:color w:val="FF0000"/>
-          <w:lang w:val="en-CA"/>
-        </w:rPr>
-        <w:t xml:space="preserve">training </w:t>
-      </w:r>
-      <w:r>
-        <w:rPr>
-          <w:rFonts w:ascii="Arial" w:hAnsi="Arial" w:cs="Arial"/>
-          <w:lang w:val="en-CA"/>
-        </w:rPr>
-        <w:t xml:space="preserve">to team members on how to design </w:t>
-      </w:r>
-      <w:r>
-        <w:rPr>
-          <w:rFonts w:ascii="Arial" w:hAnsi="Arial" w:cs="Arial"/>
-          <w:color w:val="FF0000"/>
-          <w:lang w:val="en-CA"/>
-        </w:rPr>
-        <w:t>SAS stored processes</w:t>
-      </w:r>
-      <w:r>
-        <w:rPr>
-          <w:rFonts w:ascii="Arial" w:hAnsi="Arial" w:cs="Arial"/>
-          <w:lang w:val="en-CA"/>
-        </w:rPr>
-        <w:t xml:space="preserve">, covering how to create the </w:t>
-      </w:r>
-      <w:r>
-        <w:rPr>
-          <w:rFonts w:ascii="Arial" w:hAnsi="Arial" w:cs="Arial"/>
-          <w:color w:val="FF0000"/>
-          <w:lang w:val="en-CA"/>
-        </w:rPr>
-        <w:t xml:space="preserve">GUI </w:t>
-      </w:r>
-      <w:r>
-        <w:rPr>
-          <w:rFonts w:ascii="Arial" w:hAnsi="Arial" w:cs="Arial"/>
-          <w:lang w:val="en-CA"/>
-        </w:rPr>
-        <w:t xml:space="preserve">and how to </w:t>
-      </w:r>
-      <w:r>
-        <w:rPr>
-          <w:rFonts w:ascii="Arial" w:hAnsi="Arial" w:cs="Arial"/>
-          <w:lang w:val="en-CA"/>
-        </w:rPr>
-        <w:t>handle the</w:t>
-      </w:r>
-      <w:r>
-        <w:rPr>
-          <w:rFonts w:ascii="Arial" w:hAnsi="Arial" w:cs="Arial"/>
-          <w:lang w:val="en-CA"/>
-        </w:rPr>
-        <w:t xml:space="preserve"> var</w:t>
-      </w:r>
-      <w:r>
-        <w:rPr>
-          <w:rFonts w:ascii="Arial" w:hAnsi="Arial" w:cs="Arial"/>
-          <w:lang w:val="en-CA"/>
-        </w:rPr>
-        <w:t>iable</w:t>
-      </w:r>
-      <w:r>
-        <w:rPr>
-          <w:rFonts w:ascii="Arial" w:hAnsi="Arial" w:cs="Arial"/>
-          <w:lang w:val="en-CA"/>
-        </w:rPr>
-        <w:t xml:space="preserve"> </w:t>
-      </w:r>
-      <w:r>
-        <w:rPr>
-          <w:rFonts w:ascii="Arial" w:hAnsi="Arial" w:cs="Arial"/>
-          <w:color w:val="FF0000"/>
-          <w:lang w:val="en-CA"/>
-        </w:rPr>
-        <w:t>user</w:t>
-      </w:r>
-      <w:r>
-        <w:rPr>
-          <w:rFonts w:ascii="Arial" w:hAnsi="Arial" w:cs="Arial"/>
-          <w:color w:val="FF0000"/>
-          <w:lang w:val="en-CA"/>
-        </w:rPr>
-        <w:t>'s</w:t>
-      </w:r>
-      <w:r>
-        <w:rPr>
-          <w:rFonts w:ascii="Arial" w:hAnsi="Arial" w:cs="Arial"/>
-          <w:color w:val="FF0000"/>
-          <w:lang w:val="en-CA"/>
-        </w:rPr>
-        <w:t xml:space="preserve"> inputs</w:t>
-      </w:r>
-      <w:r>
-        <w:rPr>
-          <w:rFonts w:ascii="Arial" w:hAnsi="Arial" w:cs="Arial"/>
-          <w:lang w:val="en-CA"/>
-        </w:rPr>
-        <w:t>.</w:t>
-      </w:r>
-    </w:p>
-    <w:p>
-      <w:pPr>
-        <w:tabs>
-          <w:tab w:val="right" w:pos="9360"/>
-        </w:tabs>
-        <w:spacing w:before="0" w:after="0"/>
-        <w:rPr>
-          <w:rFonts w:ascii="Arial" w:hAnsi="Arial" w:cs="Arial"/>
-          <w:b/>
-          <w:bCs/>
-          <w:lang w:val="en-CA"/>
-        </w:rPr>
-      </w:pPr>
-    </w:p>
-    <w:p>
-      <w:pPr>
-        <w:tabs>
-          <w:tab w:val="right" w:pos="9360"/>
-        </w:tabs>
-        <w:spacing w:before="0" w:after="0"/>
-        <w:rPr>
-          <w:rFonts w:ascii="Arial" w:hAnsi="Arial" w:cs="Arial"/>
-          <w:b/>
-          <w:bCs/>
-          <w:lang w:val="en-CA"/>
-        </w:rPr>
-      </w:pPr>
-      <w:r>
-        <w:rPr>
-          <w:rFonts w:ascii="Arial" w:hAnsi="Arial" w:cs="Arial"/>
-          <w:b/>
-          <w:bCs/>
-          <w:lang w:val="en-CA"/>
-        </w:rPr>
-        <w:t xml:space="preserve">National General </w:t>
-      </w:r>
-      <w:r>
-        <w:rPr>
-          <w:rFonts w:ascii="Arial" w:hAnsi="Arial" w:cs="Arial"/>
-          <w:b/>
-          <w:bCs/>
-          <w:lang w:val="en-CA"/>
-        </w:rPr>
-        <w:t>(</w:t>
-      </w:r>
-      <w:r>
-        <w:rPr>
-          <w:rFonts w:ascii="Arial" w:hAnsi="Arial" w:cs="Arial"/>
-          <w:b/>
-          <w:bCs/>
-          <w:color w:val="31849B" w:themeColor="accent5" w:themeShade="BF"/>
-          <w:lang w:val="en-CA"/>
-        </w:rPr>
-        <w:t>Allstate</w:t>
-      </w:r>
-      <w:r>
-        <w:rPr>
-          <w:rFonts w:ascii="Arial" w:hAnsi="Arial" w:cs="Arial"/>
-          <w:b/>
-          <w:bCs/>
-          <w:lang w:val="en-CA"/>
-        </w:rPr>
-        <w:t>)</w:t>
-      </w:r>
-      <w:r>
-        <w:rPr>
-          <w:rFonts w:ascii="Arial" w:hAnsi="Arial" w:cs="Arial"/>
-          <w:b/>
-          <w:bCs/>
-          <w:lang w:val="en-CA"/>
-        </w:rPr>
-        <w:t xml:space="preserve">, </w:t>
-      </w:r>
-      <w:r>
-        <w:rPr>
-          <w:rFonts w:ascii="Arial" w:hAnsi="Arial" w:cs="Arial"/>
-          <w:b/>
-          <w:bCs/>
-          <w:lang w:val="en-CA"/>
-        </w:rPr>
-        <w:t>New York</w:t>
-      </w:r>
-      <w:r>
-        <w:rPr>
-          <w:rFonts w:ascii="Arial" w:hAnsi="Arial" w:cs="Arial"/>
-          <w:b/>
-          <w:bCs/>
-          <w:lang w:val="en-CA"/>
-        </w:rPr>
-        <w:t xml:space="preserve">, </w:t>
-      </w:r>
-      <w:r>
-        <w:rPr>
-          <w:rFonts w:ascii="Arial" w:hAnsi="Arial" w:cs="Arial"/>
-          <w:b/>
-          <w:bCs/>
-          <w:lang w:val="en-CA"/>
-        </w:rPr>
-        <w:t>NY</w:t>
-      </w:r>
-      <w:r>
-        <w:rPr>
-          <w:rFonts w:ascii="Arial" w:hAnsi="Arial" w:cs="Arial"/>
-          <w:b/>
-          <w:bCs/>
-          <w:lang w:val="en-CA"/>
-        </w:rPr>
-        <w:t xml:space="preserve"> (</w:t>
-      </w:r>
-      <w:r>
-        <w:rPr>
-          <w:rFonts w:ascii="Arial" w:hAnsi="Arial" w:cs="Arial"/>
-          <w:b/>
-          <w:bCs/>
-          <w:color w:val="00B050"/>
-          <w:lang w:val="en-CA"/>
-        </w:rPr>
-        <w:t>insurance</w:t>
-      </w:r>
-      <w:r>
-        <w:rPr>
-          <w:rFonts w:ascii="Arial" w:hAnsi="Arial" w:cs="Arial"/>
-          <w:b/>
-          <w:bCs/>
-          <w:lang w:val="en-CA"/>
-        </w:rPr>
-        <w:t>)</w:t>
-      </w:r>
-    </w:p>
-    <w:p>
-      <w:pPr>
-        <w:tabs>
-          <w:tab w:val="right" w:pos="9360"/>
-        </w:tabs>
-        <w:spacing w:before="0" w:after="0"/>
-        <w:ind w:left="720"/>
-        <w:rPr>
-          <w:rFonts w:ascii="Arial" w:hAnsi="Arial" w:cs="Arial"/>
-          <w:b/>
-          <w:lang w:val="en-CA"/>
-        </w:rPr>
-      </w:pPr>
-      <w:r>
-        <w:rPr>
-          <w:rFonts w:ascii="Arial" w:hAnsi="Arial" w:cs="Arial"/>
-          <w:i/>
-          <w:lang w:val="en-CA"/>
-        </w:rPr>
-        <w:t xml:space="preserve">Insurance Data Programmer / </w:t>
-      </w:r>
-      <w:r>
-        <w:rPr>
-          <w:rFonts w:ascii="Arial" w:hAnsi="Arial" w:cs="Arial"/>
-          <w:i/>
-          <w:lang w:val="en-CA"/>
-        </w:rPr>
-        <w:t>Data Manager</w:t>
-      </w:r>
-      <w:r>
-        <w:rPr>
-          <w:rFonts w:ascii="Arial" w:hAnsi="Arial" w:cs="Arial"/>
-          <w:i/>
-          <w:lang w:val="en-CA"/>
-        </w:rPr>
-        <w:tab/>
-      </w:r>
-      <w:r>
-        <w:rPr>
-          <w:rFonts w:ascii="Arial" w:hAnsi="Arial" w:cs="Arial"/>
-          <w:b/>
-          <w:lang w:val="en-CA"/>
-        </w:rPr>
-        <w:t xml:space="preserve">04/2015 </w:t>
-      </w:r>
-      <w:r>
-        <w:rPr>
-          <w:rFonts w:ascii="Arial" w:hAnsi="Arial" w:cs="Arial"/>
-          <w:b/>
-          <w:lang w:val="en-US"/>
-        </w:rPr>
-        <w:t>–</w:t>
-      </w:r>
-      <w:r>
-        <w:rPr>
-          <w:rFonts w:ascii="Arial" w:hAnsi="Arial" w:cs="Arial"/>
-          <w:b/>
-          <w:lang w:val="en-CA"/>
-        </w:rPr>
-        <w:t xml:space="preserve"> </w:t>
-      </w:r>
-      <w:r>
-        <w:rPr>
-          <w:rFonts w:ascii="Arial" w:hAnsi="Arial" w:cs="Arial"/>
-          <w:b/>
-          <w:lang w:val="en-CA"/>
-        </w:rPr>
-        <w:t>1</w:t>
-      </w:r>
-      <w:r>
-        <w:rPr>
-          <w:rFonts w:ascii="Arial" w:hAnsi="Arial" w:cs="Arial"/>
-          <w:b/>
-          <w:lang w:val="en-CA"/>
-        </w:rPr>
-        <w:t>2</w:t>
-      </w:r>
-      <w:r>
-        <w:rPr>
-          <w:rFonts w:ascii="Arial" w:hAnsi="Arial" w:cs="Arial"/>
-          <w:b/>
-          <w:lang w:val="en-CA"/>
-        </w:rPr>
-        <w:t>/2019</w:t>
-      </w:r>
-    </w:p>
-    <w:p>
-      <w:pPr>
-        <w:tabs>
-          <w:tab w:val="right" w:pos="9360"/>
-        </w:tabs>
-        <w:spacing w:before="0" w:after="0"/>
-        <w:rPr>
-          <w:rFonts w:ascii="Arial" w:hAnsi="Arial" w:cs="Arial"/>
-          <w:b/>
-          <w:bCs/>
-          <w:lang w:val="en-CA"/>
-        </w:rPr>
-      </w:pPr>
+          <w:highlight w:val="yellow"/>
+          <w:lang w:val="en-CA"/>
+        </w:rPr>
+      </w:pPr>
+      <w:r>
+        <w:rPr>
+          <w:rFonts w:ascii="Arial" w:hAnsi="Arial" w:cs="Arial"/>
+          <w:highlight w:val="yellow"/>
+          <w:lang w:val="en-CA"/>
+        </w:rPr>
+        <w:t>Reported to the holding company's chief actuary.</w:t>
+      </w:r>
     </w:p>
     <w:p>
       <w:pPr>
@@ -8067,17 +7911,82 @@
         <w:ind w:left="720"/>
         <w:rPr>
           <w:rFonts w:ascii="Arial" w:hAnsi="Arial" w:cs="Arial"/>
-          <w:highlight w:val="yellow"/>
-          <w:lang w:val="en-CA"/>
-        </w:rPr>
-      </w:pPr>
-      <w:r>
-        <w:rPr>
-          <w:rFonts w:ascii="Arial" w:hAnsi="Arial" w:cs="Arial"/>
-          <w:highlight w:val="yellow"/>
-          <w:lang w:val="en-CA"/>
-        </w:rPr>
-        <w:t>Reported to the holding company's chief actuary.</w:t>
+          <w:lang w:val="en-CA"/>
+        </w:rPr>
+      </w:pPr>
+      <w:r>
+        <w:rPr>
+          <w:rFonts w:ascii="Arial" w:hAnsi="Arial" w:cs="Arial"/>
+          <w:lang w:val="en-CA"/>
+        </w:rPr>
+        <w:t xml:space="preserve">Mastered the </w:t>
+      </w:r>
+      <w:r>
+        <w:rPr>
+          <w:rFonts w:ascii="Arial" w:hAnsi="Arial" w:cs="Arial"/>
+          <w:color w:val="FF0000"/>
+          <w:lang w:val="en-CA"/>
+        </w:rPr>
+        <w:t xml:space="preserve">claims data system </w:t>
+      </w:r>
+      <w:r>
+        <w:rPr>
+          <w:rFonts w:ascii="Arial" w:hAnsi="Arial" w:cs="Arial"/>
+          <w:lang w:val="en-CA"/>
+        </w:rPr>
+        <w:t xml:space="preserve">of the company (EPIC) and legacy data </w:t>
+      </w:r>
+      <w:r>
+        <w:rPr>
+          <w:rFonts w:ascii="Arial" w:hAnsi="Arial" w:cs="Arial"/>
+          <w:lang w:val="en-CA"/>
+        </w:rPr>
+        <w:t xml:space="preserve">stored </w:t>
+      </w:r>
+      <w:r>
+        <w:rPr>
+          <w:rFonts w:ascii="Arial" w:hAnsi="Arial" w:cs="Arial"/>
+          <w:lang w:val="en-CA"/>
+        </w:rPr>
+        <w:t xml:space="preserve">in </w:t>
+      </w:r>
+      <w:r>
+        <w:rPr>
+          <w:rFonts w:ascii="Arial" w:hAnsi="Arial" w:cs="Arial"/>
+          <w:color w:val="FF0000"/>
+          <w:lang w:val="en-CA"/>
+        </w:rPr>
+        <w:t>Oracle</w:t>
+      </w:r>
+      <w:r>
+        <w:rPr>
+          <w:rFonts w:ascii="Arial" w:hAnsi="Arial" w:cs="Arial"/>
+          <w:lang w:val="en-CA"/>
+        </w:rPr>
+        <w:t xml:space="preserve"> and </w:t>
+      </w:r>
+      <w:r>
+        <w:rPr>
+          <w:rFonts w:ascii="Arial" w:hAnsi="Arial" w:cs="Arial"/>
+          <w:color w:val="FF0000"/>
+          <w:lang w:val="en-CA"/>
+        </w:rPr>
+        <w:t>SQL S</w:t>
+      </w:r>
+      <w:r>
+        <w:rPr>
+          <w:rFonts w:ascii="Arial" w:hAnsi="Arial" w:cs="Arial"/>
+          <w:color w:val="FF0000"/>
+          <w:lang w:val="en-CA"/>
+        </w:rPr>
+        <w:t xml:space="preserve">erver </w:t>
+      </w:r>
+      <w:r>
+        <w:rPr>
+          <w:rFonts w:ascii="Arial" w:hAnsi="Arial" w:cs="Arial"/>
+          <w:lang w:val="en-CA"/>
+        </w:rPr>
+        <w:t>databases.</w:t>
       </w:r>
     </w:p>
     <w:p>
@@ -8099,31 +8008,32 @@
       <w:r>
         <w:rPr>
           <w:rFonts w:ascii="Arial" w:hAnsi="Arial" w:cs="Arial"/>
-          <w:lang w:val="en-CA"/>
-        </w:rPr>
-        <w:t xml:space="preserve">Mastered the </w:t>
-      </w:r>
-      <w:r>
-        <w:rPr>
-          <w:rFonts w:ascii="Arial" w:hAnsi="Arial" w:cs="Arial"/>
-          <w:color w:val="FF0000"/>
-          <w:lang w:val="en-CA"/>
-        </w:rPr>
-        <w:t xml:space="preserve">claims data system </w:t>
-      </w:r>
-      <w:r>
-        <w:rPr>
-          <w:rFonts w:ascii="Arial" w:hAnsi="Arial" w:cs="Arial"/>
-          <w:lang w:val="en-CA"/>
-        </w:rPr>
-        <w:t xml:space="preserve">of the company (EPIC) and legacy data </w:t>
-      </w:r>
-      <w:r>
-        <w:rPr>
-          <w:rFonts w:ascii="Arial" w:hAnsi="Arial" w:cs="Arial"/>
-          <w:lang w:val="en-CA"/>
-        </w:rPr>
-        <w:t xml:space="preserve">stored </w:t>
+          <w:color w:val="FF0000"/>
+          <w:lang w:val="en-CA"/>
+        </w:rPr>
+        <w:t xml:space="preserve">Planned </w:t>
+      </w:r>
+      <w:r>
+        <w:rPr>
+          <w:rFonts w:ascii="Arial" w:hAnsi="Arial" w:cs="Arial"/>
+          <w:lang w:val="en-CA"/>
+        </w:rPr>
+        <w:t xml:space="preserve">and </w:t>
+      </w:r>
+      <w:r>
+        <w:rPr>
+          <w:rFonts w:ascii="Arial" w:hAnsi="Arial" w:cs="Arial"/>
+          <w:color w:val="FF0000"/>
+          <w:lang w:val="en-CA"/>
+        </w:rPr>
+        <w:t xml:space="preserve">created </w:t>
+      </w:r>
+      <w:r>
+        <w:rPr>
+          <w:rFonts w:ascii="Arial" w:hAnsi="Arial" w:cs="Arial"/>
+          <w:lang w:val="en-CA"/>
+        </w:rPr>
+        <w:t xml:space="preserve">datasets </w:t>
       </w:r>
       <w:r>
         <w:rPr>
@@ -8138,37 +8048,65 @@
           <w:color w:val="FF0000"/>
           <w:lang w:val="en-CA"/>
         </w:rPr>
-        <w:t>Oracle</w:t>
-      </w:r>
-      <w:r>
-        <w:rPr>
-          <w:rFonts w:ascii="Arial" w:hAnsi="Arial" w:cs="Arial"/>
-          <w:lang w:val="en-CA"/>
-        </w:rPr>
-        <w:t xml:space="preserve"> and </w:t>
-      </w:r>
-      <w:r>
-        <w:rPr>
-          <w:rFonts w:ascii="Arial" w:hAnsi="Arial" w:cs="Arial"/>
-          <w:color w:val="FF0000"/>
-          <w:lang w:val="en-CA"/>
-        </w:rPr>
-        <w:t>SQL S</w:t>
-      </w:r>
-      <w:r>
-        <w:rPr>
-          <w:rFonts w:ascii="Arial" w:hAnsi="Arial" w:cs="Arial"/>
-          <w:color w:val="FF0000"/>
-          <w:lang w:val="en-CA"/>
-        </w:rPr>
-        <w:t xml:space="preserve">erver </w:t>
-      </w:r>
-      <w:r>
-        <w:rPr>
-          <w:rFonts w:ascii="Arial" w:hAnsi="Arial" w:cs="Arial"/>
-          <w:lang w:val="en-CA"/>
-        </w:rPr>
-        <w:t>databases.</w:t>
+        <w:t xml:space="preserve">SAS </w:t>
+      </w:r>
+      <w:r>
+        <w:rPr>
+          <w:rFonts w:ascii="Arial" w:hAnsi="Arial" w:cs="Arial"/>
+          <w:lang w:val="en-CA"/>
+        </w:rPr>
+        <w:t xml:space="preserve">by </w:t>
+      </w:r>
+      <w:r>
+        <w:rPr>
+          <w:rFonts w:ascii="Arial" w:hAnsi="Arial" w:cs="Arial"/>
+          <w:lang w:val="en-CA"/>
+        </w:rPr>
+        <w:t xml:space="preserve">extracting and </w:t>
+      </w:r>
+      <w:r>
+        <w:rPr>
+          <w:rFonts w:ascii="Arial" w:hAnsi="Arial" w:cs="Arial"/>
+          <w:lang w:val="en-CA"/>
+        </w:rPr>
+        <w:t>combining data from various databases</w:t>
+      </w:r>
+      <w:r>
+        <w:rPr>
+          <w:rFonts w:ascii="Arial" w:hAnsi="Arial" w:cs="Arial"/>
+          <w:lang w:val="en-CA"/>
+        </w:rPr>
+        <w:t>,</w:t>
+      </w:r>
+      <w:r>
+        <w:rPr>
+          <w:rFonts w:ascii="Arial" w:hAnsi="Arial" w:cs="Arial"/>
+          <w:lang w:val="en-CA"/>
+        </w:rPr>
+        <w:t xml:space="preserve"> from which loss triangles and </w:t>
+      </w:r>
+      <w:r>
+        <w:rPr>
+          <w:rFonts w:ascii="Arial" w:hAnsi="Arial" w:cs="Arial"/>
+          <w:color w:val="FF0000"/>
+          <w:lang w:val="en-CA"/>
+        </w:rPr>
+        <w:t>data a</w:t>
+      </w:r>
+      <w:r>
+        <w:rPr>
+          <w:rFonts w:ascii="Arial" w:hAnsi="Arial" w:cs="Arial"/>
+          <w:color w:val="FF0000"/>
+          <w:lang w:val="en-CA"/>
+        </w:rPr>
+        <w:t xml:space="preserve">nalytics </w:t>
+      </w:r>
+      <w:r>
+        <w:rPr>
+          <w:rFonts w:ascii="Arial" w:hAnsi="Arial" w:cs="Arial"/>
+          <w:lang w:val="en-CA"/>
+        </w:rPr>
+        <w:t>were produced.</w:t>
       </w:r>
     </w:p>
     <w:p>
@@ -8190,105 +8128,141 @@
       <w:r>
         <w:rPr>
           <w:rFonts w:ascii="Arial" w:hAnsi="Arial" w:cs="Arial"/>
-          <w:color w:val="FF0000"/>
-          <w:lang w:val="en-CA"/>
-        </w:rPr>
-        <w:t xml:space="preserve">Planned </w:t>
-      </w:r>
-      <w:r>
-        <w:rPr>
-          <w:rFonts w:ascii="Arial" w:hAnsi="Arial" w:cs="Arial"/>
-          <w:lang w:val="en-CA"/>
-        </w:rPr>
-        <w:t xml:space="preserve">and </w:t>
-      </w:r>
-      <w:r>
-        <w:rPr>
-          <w:rFonts w:ascii="Arial" w:hAnsi="Arial" w:cs="Arial"/>
-          <w:color w:val="FF0000"/>
-          <w:lang w:val="en-CA"/>
-        </w:rPr>
-        <w:t xml:space="preserve">created </w:t>
-      </w:r>
-      <w:r>
-        <w:rPr>
-          <w:rFonts w:ascii="Arial" w:hAnsi="Arial" w:cs="Arial"/>
-          <w:lang w:val="en-CA"/>
-        </w:rPr>
-        <w:t xml:space="preserve">datasets </w:t>
-      </w:r>
-      <w:r>
-        <w:rPr>
-          <w:rFonts w:ascii="Arial" w:hAnsi="Arial" w:cs="Arial"/>
-          <w:lang w:val="en-CA"/>
-        </w:rPr>
-        <w:t xml:space="preserve">in </w:t>
-      </w:r>
-      <w:r>
-        <w:rPr>
-          <w:rFonts w:ascii="Arial" w:hAnsi="Arial" w:cs="Arial"/>
-          <w:color w:val="FF0000"/>
-          <w:lang w:val="en-CA"/>
-        </w:rPr>
-        <w:t xml:space="preserve">SAS </w:t>
-      </w:r>
-      <w:r>
-        <w:rPr>
-          <w:rFonts w:ascii="Arial" w:hAnsi="Arial" w:cs="Arial"/>
-          <w:lang w:val="en-CA"/>
-        </w:rPr>
-        <w:t xml:space="preserve">by </w:t>
-      </w:r>
-      <w:r>
-        <w:rPr>
-          <w:rFonts w:ascii="Arial" w:hAnsi="Arial" w:cs="Arial"/>
-          <w:lang w:val="en-CA"/>
-        </w:rPr>
-        <w:t xml:space="preserve">extracting and </w:t>
-      </w:r>
-      <w:r>
-        <w:rPr>
-          <w:rFonts w:ascii="Arial" w:hAnsi="Arial" w:cs="Arial"/>
-          <w:lang w:val="en-CA"/>
-        </w:rPr>
-        <w:t>combining data from various databases</w:t>
-      </w:r>
-      <w:r>
-        <w:rPr>
-          <w:rFonts w:ascii="Arial" w:hAnsi="Arial" w:cs="Arial"/>
-          <w:lang w:val="en-CA"/>
-        </w:rPr>
-        <w:t>,</w:t>
-      </w:r>
-      <w:r>
-        <w:rPr>
-          <w:rFonts w:ascii="Arial" w:hAnsi="Arial" w:cs="Arial"/>
-          <w:lang w:val="en-CA"/>
-        </w:rPr>
-        <w:t xml:space="preserve"> from which loss triangles and </w:t>
-      </w:r>
-      <w:r>
-        <w:rPr>
-          <w:rFonts w:ascii="Arial" w:hAnsi="Arial" w:cs="Arial"/>
-          <w:color w:val="FF0000"/>
-          <w:lang w:val="en-CA"/>
-        </w:rPr>
-        <w:t>data a</w:t>
-      </w:r>
-      <w:r>
-        <w:rPr>
-          <w:rFonts w:ascii="Arial" w:hAnsi="Arial" w:cs="Arial"/>
-          <w:color w:val="FF0000"/>
-          <w:lang w:val="en-CA"/>
-        </w:rPr>
-        <w:t xml:space="preserve">nalytics </w:t>
-      </w:r>
-      <w:r>
-        <w:rPr>
-          <w:rFonts w:ascii="Arial" w:hAnsi="Arial" w:cs="Arial"/>
-          <w:lang w:val="en-CA"/>
-        </w:rPr>
-        <w:t>were produced.</w:t>
+          <w:lang w:val="en-CA"/>
+        </w:rPr>
+        <w:t>Created</w:t>
+      </w:r>
+      <w:r>
+        <w:rPr>
+          <w:rFonts w:ascii="Arial" w:hAnsi="Arial" w:cs="Arial"/>
+          <w:lang w:val="en-CA"/>
+        </w:rPr>
+        <w:t xml:space="preserve"> </w:t>
+      </w:r>
+      <w:r>
+        <w:rPr>
+          <w:rFonts w:ascii="Arial" w:hAnsi="Arial" w:cs="Arial"/>
+          <w:color w:val="FF0000"/>
+          <w:lang w:val="en-CA"/>
+        </w:rPr>
+        <w:t>actuarial loss triangles</w:t>
+      </w:r>
+      <w:r>
+        <w:rPr>
+          <w:rFonts w:ascii="Arial" w:hAnsi="Arial" w:cs="Arial"/>
+          <w:color w:val="FF0000"/>
+          <w:lang w:val="en-CA"/>
+        </w:rPr>
+        <w:t xml:space="preserve"> </w:t>
+      </w:r>
+      <w:r>
+        <w:rPr>
+          <w:rFonts w:ascii="Arial" w:hAnsi="Arial" w:cs="Arial"/>
+          <w:lang w:val="en-CA"/>
+        </w:rPr>
+        <w:t xml:space="preserve">used in reserving </w:t>
+      </w:r>
+      <w:r>
+        <w:rPr>
+          <w:rFonts w:ascii="Arial" w:hAnsi="Arial" w:cs="Arial"/>
+          <w:lang w:val="en-CA"/>
+        </w:rPr>
+        <w:t>analyses</w:t>
+      </w:r>
+      <w:r>
+        <w:rPr>
+          <w:rFonts w:ascii="Arial" w:hAnsi="Arial" w:cs="Arial"/>
+          <w:lang w:val="en-CA"/>
+        </w:rPr>
+        <w:t xml:space="preserve"> </w:t>
+      </w:r>
+      <w:r>
+        <w:rPr>
+          <w:rFonts w:ascii="Arial" w:hAnsi="Arial" w:cs="Arial"/>
+          <w:lang w:val="en-CA"/>
+        </w:rPr>
+        <w:t>with</w:t>
+      </w:r>
+      <w:r>
+        <w:rPr>
+          <w:rFonts w:ascii="Arial" w:hAnsi="Arial" w:cs="Arial"/>
+          <w:lang w:val="en-CA"/>
+        </w:rPr>
+        <w:t xml:space="preserve"> </w:t>
+      </w:r>
+      <w:r>
+        <w:rPr>
+          <w:rFonts w:ascii="Arial" w:hAnsi="Arial" w:cs="Arial"/>
+          <w:color w:val="FF0000"/>
+          <w:lang w:val="en-CA"/>
+        </w:rPr>
+        <w:t>SAS</w:t>
+      </w:r>
+      <w:r>
+        <w:rPr>
+          <w:rFonts w:ascii="Arial" w:hAnsi="Arial" w:cs="Arial"/>
+          <w:color w:val="FF0000"/>
+          <w:lang w:val="en-CA"/>
+        </w:rPr>
+        <w:t xml:space="preserve"> macros</w:t>
+      </w:r>
+      <w:r>
+        <w:rPr>
+          <w:rFonts w:ascii="Arial" w:hAnsi="Arial" w:cs="Arial"/>
+          <w:lang w:val="en-CA"/>
+        </w:rPr>
+        <w:t xml:space="preserve">, </w:t>
+      </w:r>
+      <w:r>
+        <w:rPr>
+          <w:rFonts w:ascii="Arial" w:hAnsi="Arial" w:cs="Arial"/>
+          <w:lang w:val="en-CA"/>
+        </w:rPr>
+        <w:t>and reconcile</w:t>
+      </w:r>
+      <w:r>
+        <w:rPr>
+          <w:rFonts w:ascii="Arial" w:hAnsi="Arial" w:cs="Arial"/>
+          <w:lang w:val="en-CA"/>
+        </w:rPr>
+        <w:t>d</w:t>
+      </w:r>
+      <w:r>
+        <w:rPr>
+          <w:rFonts w:ascii="Arial" w:hAnsi="Arial" w:cs="Arial"/>
+          <w:lang w:val="en-CA"/>
+        </w:rPr>
+        <w:t xml:space="preserve"> the numbers </w:t>
+      </w:r>
+      <w:r>
+        <w:rPr>
+          <w:rFonts w:ascii="Arial" w:hAnsi="Arial" w:cs="Arial"/>
+          <w:lang w:val="en-CA"/>
+        </w:rPr>
+        <w:t xml:space="preserve">with the company’s </w:t>
+      </w:r>
+      <w:r>
+        <w:rPr>
+          <w:rFonts w:ascii="Arial" w:hAnsi="Arial" w:cs="Arial"/>
+          <w:color w:val="FF0000"/>
+          <w:lang w:val="en-CA"/>
+        </w:rPr>
+        <w:t xml:space="preserve">general </w:t>
+      </w:r>
+      <w:r>
+        <w:rPr>
+          <w:rFonts w:ascii="Arial" w:hAnsi="Arial" w:cs="Arial"/>
+          <w:color w:val="FF0000"/>
+          <w:lang w:val="en-CA"/>
+        </w:rPr>
+        <w:t>ledger</w:t>
+      </w:r>
+      <w:r>
+        <w:rPr>
+          <w:rFonts w:ascii="Arial" w:hAnsi="Arial" w:cs="Arial"/>
+          <w:lang w:val="en-CA"/>
+        </w:rPr>
+        <w:t>.</w:t>
       </w:r>
     </w:p>
     <w:p>
@@ -8303,90 +8277,141 @@
         <w:spacing w:before="0" w:after="0"/>
         <w:ind w:left="720"/>
         <w:rPr>
-          <w:rFonts w:ascii="Arial" w:hAnsi="Arial" w:cs="Arial"/>
-          <w:lang w:val="en-CA"/>
-        </w:rPr>
-      </w:pPr>
-      <w:r>
-        <w:rPr>
-          <w:rFonts w:ascii="Arial" w:hAnsi="Arial" w:cs="Arial"/>
-          <w:lang w:val="en-CA"/>
-        </w:rPr>
-        <w:t>Created</w:t>
-      </w:r>
-      <w:r>
-        <w:rPr>
-          <w:rFonts w:ascii="Arial" w:hAnsi="Arial" w:cs="Arial"/>
-          <w:lang w:val="en-CA"/>
-        </w:rPr>
-        <w:t xml:space="preserve"> </w:t>
-      </w:r>
-      <w:r>
-        <w:rPr>
-          <w:rFonts w:ascii="Arial" w:hAnsi="Arial" w:cs="Arial"/>
-          <w:color w:val="FF0000"/>
-          <w:lang w:val="en-CA"/>
-        </w:rPr>
-        <w:t>actuarial loss triangles</w:t>
-      </w:r>
-      <w:r>
-        <w:rPr>
-          <w:rFonts w:ascii="Arial" w:hAnsi="Arial" w:cs="Arial"/>
-          <w:color w:val="FF0000"/>
-          <w:lang w:val="en-CA"/>
-        </w:rPr>
-        <w:t xml:space="preserve"> </w:t>
-      </w:r>
-      <w:r>
-        <w:rPr>
-          <w:rFonts w:ascii="Arial" w:hAnsi="Arial" w:cs="Arial"/>
-          <w:lang w:val="en-CA"/>
-        </w:rPr>
-        <w:t xml:space="preserve">used in reserving </w:t>
-      </w:r>
-      <w:r>
-        <w:rPr>
-          <w:rFonts w:ascii="Arial" w:hAnsi="Arial" w:cs="Arial"/>
-          <w:lang w:val="en-CA"/>
-        </w:rPr>
-        <w:t>analyses</w:t>
-      </w:r>
-      <w:r>
-        <w:rPr>
-          <w:rFonts w:ascii="Arial" w:hAnsi="Arial" w:cs="Arial"/>
-          <w:lang w:val="en-CA"/>
-        </w:rPr>
-        <w:t xml:space="preserve"> </w:t>
-      </w:r>
-      <w:r>
-        <w:rPr>
-          <w:rFonts w:ascii="Arial" w:hAnsi="Arial" w:cs="Arial"/>
-          <w:lang w:val="en-CA"/>
-        </w:rPr>
-        <w:t>with</w:t>
-      </w:r>
-      <w:r>
-        <w:rPr>
-          <w:rFonts w:ascii="Arial" w:hAnsi="Arial" w:cs="Arial"/>
-          <w:lang w:val="en-CA"/>
-        </w:rPr>
-        <w:t xml:space="preserve"> </w:t>
-      </w:r>
-      <w:r>
-        <w:rPr>
-          <w:rFonts w:ascii="Arial" w:hAnsi="Arial" w:cs="Arial"/>
-          <w:color w:val="FF0000"/>
-          <w:lang w:val="en-CA"/>
-        </w:rPr>
-        <w:t>SAS</w:t>
-      </w:r>
-      <w:r>
-        <w:rPr>
-          <w:rFonts w:ascii="Arial" w:hAnsi="Arial" w:cs="Arial"/>
-          <w:color w:val="FF0000"/>
-          <w:lang w:val="en-CA"/>
-        </w:rPr>
-        <w:t xml:space="preserve"> macros</w:t>
+          <w:rFonts w:ascii="Arial" w:hAnsi="Arial"/>
+          <w:lang w:val="en-CA"/>
+        </w:rPr>
+      </w:pPr>
+      <w:r>
+        <w:rPr>
+          <w:rFonts w:ascii="Arial" w:hAnsi="Arial" w:cs="Arial"/>
+          <w:lang w:val="en-CA"/>
+        </w:rPr>
+        <w:t xml:space="preserve">Created quarterly company-wide </w:t>
+      </w:r>
+      <w:r>
+        <w:rPr>
+          <w:rFonts w:ascii="Arial" w:hAnsi="Arial" w:cs="Arial"/>
+          <w:color w:val="FF0000"/>
+          <w:lang w:val="en-CA"/>
+        </w:rPr>
+        <w:t>YTD summary report</w:t>
+      </w:r>
+      <w:r>
+        <w:rPr>
+          <w:rFonts w:ascii="Arial" w:hAnsi="Arial" w:cs="Arial"/>
+          <w:lang w:val="en-CA"/>
+        </w:rPr>
+        <w:t xml:space="preserve"> </w:t>
+      </w:r>
+      <w:r>
+        <w:rPr>
+          <w:rFonts w:ascii="Arial" w:hAnsi="Arial" w:cs="Arial"/>
+          <w:lang w:val="en-CA"/>
+        </w:rPr>
+        <w:t xml:space="preserve">in </w:t>
+      </w:r>
+      <w:r>
+        <w:rPr>
+          <w:rFonts w:ascii="Arial" w:hAnsi="Arial" w:cs="Arial"/>
+          <w:color w:val="FF0000"/>
+          <w:lang w:val="en-CA"/>
+        </w:rPr>
+        <w:t xml:space="preserve">Excel </w:t>
+      </w:r>
+      <w:r>
+        <w:rPr>
+          <w:rFonts w:ascii="Arial" w:hAnsi="Arial" w:cs="Arial"/>
+          <w:lang w:val="en-CA"/>
+        </w:rPr>
+        <w:t xml:space="preserve">using </w:t>
+      </w:r>
+      <w:r>
+        <w:rPr>
+          <w:rFonts w:ascii="Arial" w:hAnsi="Arial" w:cs="Arial"/>
+          <w:color w:val="FF0000"/>
+          <w:lang w:val="en-CA"/>
+        </w:rPr>
+        <w:t xml:space="preserve">general </w:t>
+      </w:r>
+      <w:r>
+        <w:rPr>
+          <w:rFonts w:ascii="Arial" w:hAnsi="Arial" w:cs="Arial"/>
+          <w:color w:val="FF0000"/>
+          <w:lang w:val="en-CA"/>
+        </w:rPr>
+        <w:t>ledger data</w:t>
+      </w:r>
+      <w:r>
+        <w:rPr>
+          <w:rFonts w:ascii="Arial" w:hAnsi="Arial" w:cs="Arial"/>
+          <w:lang w:val="en-CA"/>
+        </w:rPr>
+        <w:t xml:space="preserve"> </w:t>
+      </w:r>
+      <w:r>
+        <w:rPr>
+          <w:rFonts w:ascii="Arial" w:hAnsi="Arial" w:cs="Arial"/>
+          <w:lang w:val="en-CA"/>
+        </w:rPr>
+        <w:t>extracted</w:t>
+      </w:r>
+      <w:r>
+        <w:rPr>
+          <w:rFonts w:ascii="Arial" w:hAnsi="Arial" w:cs="Arial"/>
+          <w:lang w:val="en-CA"/>
+        </w:rPr>
+        <w:t xml:space="preserve"> with </w:t>
+      </w:r>
+      <w:r>
+        <w:rPr>
+          <w:rFonts w:ascii="Arial" w:hAnsi="Arial" w:cs="Arial"/>
+          <w:color w:val="FF0000"/>
+          <w:lang w:val="en-CA"/>
+        </w:rPr>
+        <w:t>Oracle BI Discoverer</w:t>
+      </w:r>
+      <w:r>
+        <w:rPr>
+          <w:rFonts w:ascii="Arial" w:hAnsi="Arial" w:cs="Arial"/>
+          <w:lang w:val="en-CA"/>
+        </w:rPr>
+        <w:t xml:space="preserve"> </w:t>
+      </w:r>
+      <w:r>
+        <w:rPr>
+          <w:rFonts w:ascii="Arial" w:hAnsi="Arial" w:cs="Arial"/>
+          <w:lang w:val="en-CA"/>
+        </w:rPr>
+        <w:t xml:space="preserve">to support quarterly filings and </w:t>
+      </w:r>
+      <w:r>
+        <w:rPr>
+          <w:rFonts w:ascii="Arial" w:hAnsi="Arial" w:cs="Arial"/>
+          <w:lang w:val="en-CA"/>
+        </w:rPr>
+        <w:t xml:space="preserve">the </w:t>
+      </w:r>
+      <w:r>
+        <w:rPr>
+          <w:rFonts w:ascii="Arial" w:hAnsi="Arial" w:cs="Arial"/>
+          <w:lang w:val="en-CA"/>
+        </w:rPr>
+        <w:t>annual report preparation</w:t>
+      </w:r>
+      <w:r>
+        <w:rPr>
+          <w:rFonts w:ascii="Arial" w:hAnsi="Arial" w:cs="Arial"/>
+          <w:lang w:val="en-CA"/>
+        </w:rPr>
+        <w:t xml:space="preserve"> (</w:t>
+      </w:r>
+      <w:r>
+        <w:rPr>
+          <w:rFonts w:ascii="Arial" w:hAnsi="Arial" w:cs="Arial"/>
+          <w:color w:val="FF0000"/>
+          <w:lang w:val="en-CA"/>
+        </w:rPr>
+        <w:t>10K</w:t>
       </w:r>
       <w:r>
         <w:rPr>
@@ -8398,46 +8423,62 @@
       <w:r>
         <w:rPr>
           <w:rFonts w:ascii="Arial" w:hAnsi="Arial" w:cs="Arial"/>
-          <w:lang w:val="en-CA"/>
-        </w:rPr>
-        <w:t>and reconcile</w:t>
-      </w:r>
-      <w:r>
-        <w:rPr>
-          <w:rFonts w:ascii="Arial" w:hAnsi="Arial" w:cs="Arial"/>
-          <w:lang w:val="en-CA"/>
-        </w:rPr>
-        <w:t>d</w:t>
-      </w:r>
-      <w:r>
-        <w:rPr>
-          <w:rFonts w:ascii="Arial" w:hAnsi="Arial" w:cs="Arial"/>
-          <w:lang w:val="en-CA"/>
-        </w:rPr>
-        <w:t xml:space="preserve"> the numbers </w:t>
-      </w:r>
-      <w:r>
-        <w:rPr>
-          <w:rFonts w:ascii="Arial" w:hAnsi="Arial" w:cs="Arial"/>
-          <w:lang w:val="en-CA"/>
-        </w:rPr>
-        <w:t xml:space="preserve">with the company’s </w:t>
-      </w:r>
-      <w:r>
-        <w:rPr>
-          <w:rFonts w:ascii="Arial" w:hAnsi="Arial" w:cs="Arial"/>
-          <w:color w:val="FF0000"/>
-          <w:lang w:val="en-CA"/>
-        </w:rPr>
-        <w:t xml:space="preserve">general </w:t>
-      </w:r>
-      <w:r>
-        <w:rPr>
-          <w:rFonts w:ascii="Arial" w:hAnsi="Arial" w:cs="Arial"/>
-          <w:color w:val="FF0000"/>
-          <w:lang w:val="en-CA"/>
-        </w:rPr>
-        <w:t>ledger</w:t>
+          <w:color w:val="FF0000"/>
+          <w:lang w:val="en-CA"/>
+        </w:rPr>
+        <w:t>10Q</w:t>
+      </w:r>
+      <w:r>
+        <w:rPr>
+          <w:rFonts w:ascii="Arial" w:hAnsi="Arial" w:cs="Arial"/>
+          <w:lang w:val="en-CA"/>
+        </w:rPr>
+        <w:t>)</w:t>
+      </w:r>
+      <w:r>
+        <w:rPr>
+          <w:rFonts w:ascii="Arial" w:hAnsi="Arial" w:cs="Arial"/>
+          <w:lang w:val="en-CA"/>
+        </w:rPr>
+        <w:t xml:space="preserve">, </w:t>
+      </w:r>
+      <w:r>
+        <w:rPr>
+          <w:rFonts w:ascii="Arial" w:hAnsi="Arial" w:cs="Arial"/>
+          <w:lang w:val="en-CA"/>
+        </w:rPr>
+        <w:t xml:space="preserve">for the </w:t>
+      </w:r>
+      <w:r>
+        <w:rPr>
+          <w:rFonts w:ascii="Arial" w:hAnsi="Arial" w:cs="Arial"/>
+          <w:color w:val="FF0000"/>
+          <w:lang w:val="en-CA"/>
+        </w:rPr>
+        <w:t xml:space="preserve">SEC </w:t>
+      </w:r>
+      <w:r>
+        <w:rPr>
+          <w:rFonts w:ascii="Arial" w:hAnsi="Arial" w:cs="Arial"/>
+          <w:lang w:val="en-CA"/>
+        </w:rPr>
+        <w:t xml:space="preserve">and other </w:t>
+      </w:r>
+      <w:r>
+        <w:rPr>
+          <w:rFonts w:ascii="Arial" w:hAnsi="Arial" w:cs="Arial"/>
+          <w:color w:val="FF0000"/>
+          <w:lang w:val="en-CA"/>
+        </w:rPr>
+        <w:t>regulator</w:t>
+      </w:r>
+      <w:r>
+        <w:rPr>
+          <w:rFonts w:ascii="Arial" w:hAnsi="Arial" w:cs="Arial"/>
+          <w:color w:val="FF0000"/>
+          <w:lang w:val="en-CA"/>
+        </w:rPr>
+        <w:t>s</w:t>
       </w:r>
       <w:r>
         <w:rPr>
@@ -8468,132 +8509,15 @@
           <w:rFonts w:ascii="Arial" w:hAnsi="Arial" w:cs="Arial"/>
           <w:lang w:val="en-CA"/>
         </w:rPr>
-        <w:t xml:space="preserve">Created quarterly company-wide </w:t>
-      </w:r>
-      <w:r>
-        <w:rPr>
-          <w:rFonts w:ascii="Arial" w:hAnsi="Arial" w:cs="Arial"/>
-          <w:color w:val="FF0000"/>
-          <w:lang w:val="en-CA"/>
-        </w:rPr>
-        <w:t>YTD summary report</w:t>
-      </w:r>
-      <w:r>
-        <w:rPr>
-          <w:rFonts w:ascii="Arial" w:hAnsi="Arial" w:cs="Arial"/>
-          <w:lang w:val="en-CA"/>
-        </w:rPr>
-        <w:t xml:space="preserve"> </w:t>
-      </w:r>
-      <w:r>
-        <w:rPr>
-          <w:rFonts w:ascii="Arial" w:hAnsi="Arial" w:cs="Arial"/>
-          <w:lang w:val="en-CA"/>
-        </w:rPr>
-        <w:t xml:space="preserve">in </w:t>
-      </w:r>
-      <w:r>
-        <w:rPr>
-          <w:rFonts w:ascii="Arial" w:hAnsi="Arial" w:cs="Arial"/>
-          <w:color w:val="FF0000"/>
-          <w:lang w:val="en-CA"/>
-        </w:rPr>
-        <w:t xml:space="preserve">Excel </w:t>
-      </w:r>
-      <w:r>
-        <w:rPr>
-          <w:rFonts w:ascii="Arial" w:hAnsi="Arial" w:cs="Arial"/>
-          <w:lang w:val="en-CA"/>
-        </w:rPr>
-        <w:t xml:space="preserve">using </w:t>
-      </w:r>
-      <w:r>
-        <w:rPr>
-          <w:rFonts w:ascii="Arial" w:hAnsi="Arial" w:cs="Arial"/>
-          <w:color w:val="FF0000"/>
-          <w:lang w:val="en-CA"/>
-        </w:rPr>
-        <w:t xml:space="preserve">general </w:t>
-      </w:r>
-      <w:r>
-        <w:rPr>
-          <w:rFonts w:ascii="Arial" w:hAnsi="Arial" w:cs="Arial"/>
-          <w:color w:val="FF0000"/>
-          <w:lang w:val="en-CA"/>
-        </w:rPr>
-        <w:t>ledger data</w:t>
-      </w:r>
-      <w:r>
-        <w:rPr>
-          <w:rFonts w:ascii="Arial" w:hAnsi="Arial" w:cs="Arial"/>
-          <w:lang w:val="en-CA"/>
-        </w:rPr>
-        <w:t xml:space="preserve"> </w:t>
-      </w:r>
-      <w:r>
-        <w:rPr>
-          <w:rFonts w:ascii="Arial" w:hAnsi="Arial" w:cs="Arial"/>
-          <w:lang w:val="en-CA"/>
-        </w:rPr>
-        <w:t>extracted</w:t>
-      </w:r>
-      <w:r>
-        <w:rPr>
-          <w:rFonts w:ascii="Arial" w:hAnsi="Arial" w:cs="Arial"/>
-          <w:lang w:val="en-CA"/>
-        </w:rPr>
-        <w:t xml:space="preserve"> with </w:t>
-      </w:r>
-      <w:r>
-        <w:rPr>
-          <w:rFonts w:ascii="Arial" w:hAnsi="Arial" w:cs="Arial"/>
-          <w:color w:val="FF0000"/>
-          <w:lang w:val="en-CA"/>
-        </w:rPr>
-        <w:t>Oracle BI Discoverer</w:t>
-      </w:r>
-      <w:r>
-        <w:rPr>
-          <w:rFonts w:ascii="Arial" w:hAnsi="Arial" w:cs="Arial"/>
-          <w:lang w:val="en-CA"/>
-        </w:rPr>
-        <w:t xml:space="preserve"> </w:t>
-      </w:r>
-      <w:r>
-        <w:rPr>
-          <w:rFonts w:ascii="Arial" w:hAnsi="Arial" w:cs="Arial"/>
-          <w:lang w:val="en-CA"/>
-        </w:rPr>
-        <w:t xml:space="preserve">to support quarterly filings and </w:t>
-      </w:r>
-      <w:r>
-        <w:rPr>
-          <w:rFonts w:ascii="Arial" w:hAnsi="Arial" w:cs="Arial"/>
-          <w:lang w:val="en-CA"/>
-        </w:rPr>
-        <w:t xml:space="preserve">the </w:t>
-      </w:r>
-      <w:r>
-        <w:rPr>
-          <w:rFonts w:ascii="Arial" w:hAnsi="Arial" w:cs="Arial"/>
-          <w:lang w:val="en-CA"/>
-        </w:rPr>
-        <w:t>annual report preparation</w:t>
-      </w:r>
-      <w:r>
-        <w:rPr>
-          <w:rFonts w:ascii="Arial" w:hAnsi="Arial" w:cs="Arial"/>
-          <w:lang w:val="en-CA"/>
-        </w:rPr>
-        <w:t xml:space="preserve"> (</w:t>
-      </w:r>
-      <w:r>
-        <w:rPr>
-          <w:rFonts w:ascii="Arial" w:hAnsi="Arial" w:cs="Arial"/>
-          <w:color w:val="FF0000"/>
-          <w:lang w:val="en-CA"/>
-        </w:rPr>
-        <w:t>10K</w:t>
+        <w:t xml:space="preserve">Participated in the </w:t>
+      </w:r>
+      <w:r>
+        <w:rPr>
+          <w:rFonts w:ascii="Arial" w:hAnsi="Arial" w:cs="Arial"/>
+          <w:color w:val="FF0000"/>
+          <w:lang w:val="en-CA"/>
+        </w:rPr>
+        <w:t>ATLAS project</w:t>
       </w:r>
       <w:r>
         <w:rPr>
@@ -8605,62 +8529,24 @@
       <w:r>
         <w:rPr>
           <w:rFonts w:ascii="Arial" w:hAnsi="Arial" w:cs="Arial"/>
-          <w:color w:val="FF0000"/>
-          <w:lang w:val="en-CA"/>
-        </w:rPr>
-        <w:t>10Q</w:t>
-      </w:r>
-      <w:r>
-        <w:rPr>
-          <w:rFonts w:ascii="Arial" w:hAnsi="Arial" w:cs="Arial"/>
-          <w:lang w:val="en-CA"/>
-        </w:rPr>
-        <w:t>)</w:t>
-      </w:r>
-      <w:r>
-        <w:rPr>
-          <w:rFonts w:ascii="Arial" w:hAnsi="Arial" w:cs="Arial"/>
-          <w:lang w:val="en-CA"/>
-        </w:rPr>
-        <w:t xml:space="preserve">, </w:t>
-      </w:r>
-      <w:r>
-        <w:rPr>
-          <w:rFonts w:ascii="Arial" w:hAnsi="Arial" w:cs="Arial"/>
-          <w:lang w:val="en-CA"/>
-        </w:rPr>
-        <w:t xml:space="preserve">for the </w:t>
-      </w:r>
-      <w:r>
-        <w:rPr>
-          <w:rFonts w:ascii="Arial" w:hAnsi="Arial" w:cs="Arial"/>
-          <w:color w:val="FF0000"/>
-          <w:lang w:val="en-CA"/>
-        </w:rPr>
-        <w:t xml:space="preserve">SEC </w:t>
-      </w:r>
-      <w:r>
-        <w:rPr>
-          <w:rFonts w:ascii="Arial" w:hAnsi="Arial" w:cs="Arial"/>
-          <w:lang w:val="en-CA"/>
-        </w:rPr>
-        <w:t xml:space="preserve">and other </w:t>
-      </w:r>
-      <w:r>
-        <w:rPr>
-          <w:rFonts w:ascii="Arial" w:hAnsi="Arial" w:cs="Arial"/>
-          <w:color w:val="FF0000"/>
-          <w:lang w:val="en-CA"/>
-        </w:rPr>
-        <w:t>regulator</w:t>
-      </w:r>
-      <w:r>
-        <w:rPr>
-          <w:rFonts w:ascii="Arial" w:hAnsi="Arial" w:cs="Arial"/>
-          <w:color w:val="FF0000"/>
-          <w:lang w:val="en-CA"/>
-        </w:rPr>
-        <w:t>s</w:t>
+          <w:lang w:val="en-CA"/>
+        </w:rPr>
+        <w:t>with a</w:t>
+      </w:r>
+      <w:r>
+        <w:rPr>
+          <w:rFonts w:ascii="Arial" w:hAnsi="Arial" w:cs="Arial"/>
+          <w:lang w:val="en-CA"/>
+        </w:rPr>
+        <w:t xml:space="preserve"> goal to capture claim and policy level data into the </w:t>
+      </w:r>
+      <w:r>
+        <w:rPr>
+          <w:rFonts w:ascii="Arial" w:hAnsi="Arial" w:cs="Arial"/>
+          <w:color w:val="FF0000"/>
+          <w:lang w:val="en-CA"/>
+        </w:rPr>
+        <w:t>GL Oracle database</w:t>
       </w:r>
       <w:r>
         <w:rPr>
@@ -8682,53 +8568,107 @@
         <w:spacing w:before="0" w:after="0"/>
         <w:ind w:left="720"/>
         <w:rPr>
-          <w:rFonts w:ascii="Arial" w:hAnsi="Arial"/>
-          <w:lang w:val="en-CA"/>
-        </w:rPr>
-      </w:pPr>
-      <w:r>
-        <w:rPr>
-          <w:rFonts w:ascii="Arial" w:hAnsi="Arial" w:cs="Arial"/>
-          <w:lang w:val="en-CA"/>
-        </w:rPr>
-        <w:t xml:space="preserve">Participated in the </w:t>
-      </w:r>
-      <w:r>
-        <w:rPr>
-          <w:rFonts w:ascii="Arial" w:hAnsi="Arial" w:cs="Arial"/>
-          <w:color w:val="FF0000"/>
-          <w:lang w:val="en-CA"/>
-        </w:rPr>
-        <w:t>ATLAS project</w:t>
-      </w:r>
-      <w:r>
-        <w:rPr>
-          <w:rFonts w:ascii="Arial" w:hAnsi="Arial" w:cs="Arial"/>
-          <w:lang w:val="en-CA"/>
-        </w:rPr>
-        <w:t xml:space="preserve">, </w:t>
-      </w:r>
-      <w:r>
-        <w:rPr>
-          <w:rFonts w:ascii="Arial" w:hAnsi="Arial" w:cs="Arial"/>
-          <w:lang w:val="en-CA"/>
-        </w:rPr>
-        <w:t>with a</w:t>
-      </w:r>
-      <w:r>
-        <w:rPr>
-          <w:rFonts w:ascii="Arial" w:hAnsi="Arial" w:cs="Arial"/>
-          <w:lang w:val="en-CA"/>
-        </w:rPr>
-        <w:t xml:space="preserve"> goal to capture claim and policy level data into the </w:t>
-      </w:r>
-      <w:r>
-        <w:rPr>
-          <w:rFonts w:ascii="Arial" w:hAnsi="Arial" w:cs="Arial"/>
-          <w:color w:val="FF0000"/>
-          <w:lang w:val="en-CA"/>
-        </w:rPr>
-        <w:t>GL Oracle database</w:t>
+          <w:rFonts w:ascii="Arial" w:hAnsi="Arial" w:cs="Arial"/>
+          <w:lang w:val="en-CA"/>
+        </w:rPr>
+      </w:pPr>
+      <w:r>
+        <w:rPr>
+          <w:rFonts w:ascii="Arial" w:hAnsi="Arial" w:cs="Arial"/>
+          <w:lang w:val="en-CA"/>
+        </w:rPr>
+        <w:t>Extracted data from</w:t>
+      </w:r>
+      <w:r>
+        <w:rPr>
+          <w:rFonts w:ascii="Arial" w:hAnsi="Arial" w:cs="Arial"/>
+          <w:lang w:val="en-CA"/>
+        </w:rPr>
+        <w:t xml:space="preserve"> the </w:t>
+      </w:r>
+      <w:r>
+        <w:rPr>
+          <w:rFonts w:ascii="Arial" w:hAnsi="Arial" w:cs="Arial"/>
+          <w:color w:val="FF0000"/>
+          <w:lang w:val="en-CA"/>
+        </w:rPr>
+        <w:t>SAS server</w:t>
+      </w:r>
+      <w:r>
+        <w:rPr>
+          <w:rFonts w:ascii="Arial" w:hAnsi="Arial" w:cs="Arial"/>
+          <w:lang w:val="en-CA"/>
+        </w:rPr>
+        <w:t xml:space="preserve"> to create reports with </w:t>
+      </w:r>
+      <w:r>
+        <w:rPr>
+          <w:rFonts w:ascii="Arial" w:hAnsi="Arial" w:cs="Arial"/>
+          <w:color w:val="FF0000"/>
+          <w:lang w:val="en-CA"/>
+        </w:rPr>
+        <w:t xml:space="preserve">SAS macros </w:t>
+      </w:r>
+      <w:r>
+        <w:rPr>
+          <w:rFonts w:ascii="Arial" w:hAnsi="Arial" w:cs="Arial"/>
+          <w:lang w:val="en-CA"/>
+        </w:rPr>
+        <w:t xml:space="preserve">and </w:t>
+      </w:r>
+      <w:r>
+        <w:rPr>
+          <w:rFonts w:ascii="Arial" w:hAnsi="Arial" w:cs="Arial"/>
+          <w:color w:val="FF0000"/>
+          <w:lang w:val="en-CA"/>
+        </w:rPr>
+        <w:t>code</w:t>
+      </w:r>
+      <w:r>
+        <w:rPr>
+          <w:rFonts w:ascii="Arial" w:hAnsi="Arial" w:cs="Arial"/>
+          <w:lang w:val="en-CA"/>
+        </w:rPr>
+        <w:t xml:space="preserve">. These reports were used internally or provided to consultants, </w:t>
+      </w:r>
+      <w:r>
+        <w:rPr>
+          <w:rFonts w:ascii="Arial" w:hAnsi="Arial" w:cs="Arial"/>
+          <w:color w:val="FF0000"/>
+          <w:lang w:val="en-CA"/>
+        </w:rPr>
+        <w:t xml:space="preserve">auditors </w:t>
+      </w:r>
+      <w:r>
+        <w:rPr>
+          <w:rFonts w:ascii="Arial" w:hAnsi="Arial" w:cs="Arial"/>
+          <w:lang w:val="en-CA"/>
+        </w:rPr>
+        <w:t xml:space="preserve">and </w:t>
+      </w:r>
+      <w:r>
+        <w:rPr>
+          <w:rFonts w:ascii="Arial" w:hAnsi="Arial" w:cs="Arial"/>
+          <w:color w:val="FF0000"/>
+          <w:lang w:val="en-CA"/>
+        </w:rPr>
+        <w:t>regulato</w:t>
+      </w:r>
+      <w:r>
+        <w:rPr>
+          <w:rFonts w:ascii="Arial" w:hAnsi="Arial" w:cs="Arial"/>
+          <w:color w:val="FF0000"/>
+          <w:lang w:val="en-CA"/>
+        </w:rPr>
+        <w:t>r</w:t>
+      </w:r>
+      <w:r>
+        <w:rPr>
+          <w:rFonts w:ascii="Arial" w:hAnsi="Arial" w:cs="Arial"/>
+          <w:color w:val="FF0000"/>
+          <w:lang w:val="en-CA"/>
+        </w:rPr>
+        <w:t>s</w:t>
       </w:r>
       <w:r>
         <w:rPr>
@@ -8750,112 +8690,111 @@
         <w:spacing w:before="0" w:after="0"/>
         <w:ind w:left="720"/>
         <w:rPr>
-          <w:rFonts w:ascii="Arial" w:hAnsi="Arial" w:cs="Arial"/>
-          <w:lang w:val="en-CA"/>
-        </w:rPr>
-      </w:pPr>
-      <w:r>
-        <w:rPr>
-          <w:rFonts w:ascii="Arial" w:hAnsi="Arial" w:cs="Arial"/>
-          <w:lang w:val="en-CA"/>
-        </w:rPr>
-        <w:t>Extracted data from</w:t>
-      </w:r>
-      <w:r>
-        <w:rPr>
-          <w:rFonts w:ascii="Arial" w:hAnsi="Arial" w:cs="Arial"/>
-          <w:lang w:val="en-CA"/>
-        </w:rPr>
-        <w:t xml:space="preserve"> the </w:t>
-      </w:r>
-      <w:r>
-        <w:rPr>
-          <w:rFonts w:ascii="Arial" w:hAnsi="Arial" w:cs="Arial"/>
-          <w:color w:val="FF0000"/>
-          <w:lang w:val="en-CA"/>
-        </w:rPr>
-        <w:t>SAS server</w:t>
-      </w:r>
-      <w:r>
-        <w:rPr>
-          <w:rFonts w:ascii="Arial" w:hAnsi="Arial" w:cs="Arial"/>
-          <w:lang w:val="en-CA"/>
-        </w:rPr>
-        <w:t xml:space="preserve"> to create reports with </w:t>
-      </w:r>
-      <w:r>
-        <w:rPr>
-          <w:rFonts w:ascii="Arial" w:hAnsi="Arial" w:cs="Arial"/>
-          <w:color w:val="FF0000"/>
-          <w:lang w:val="en-CA"/>
-        </w:rPr>
-        <w:t xml:space="preserve">SAS macros </w:t>
-      </w:r>
-      <w:r>
-        <w:rPr>
-          <w:rFonts w:ascii="Arial" w:hAnsi="Arial" w:cs="Arial"/>
-          <w:lang w:val="en-CA"/>
-        </w:rPr>
-        <w:t xml:space="preserve">and </w:t>
-      </w:r>
-      <w:r>
-        <w:rPr>
-          <w:rFonts w:ascii="Arial" w:hAnsi="Arial" w:cs="Arial"/>
-          <w:color w:val="FF0000"/>
-          <w:lang w:val="en-CA"/>
-        </w:rPr>
-        <w:t>code</w:t>
-      </w:r>
-      <w:r>
-        <w:rPr>
-          <w:rFonts w:ascii="Arial" w:hAnsi="Arial" w:cs="Arial"/>
-          <w:lang w:val="en-CA"/>
-        </w:rPr>
-        <w:t xml:space="preserve">. These reports were used internally or provided to consultants, </w:t>
-      </w:r>
-      <w:r>
-        <w:rPr>
-          <w:rFonts w:ascii="Arial" w:hAnsi="Arial" w:cs="Arial"/>
-          <w:color w:val="FF0000"/>
-          <w:lang w:val="en-CA"/>
-        </w:rPr>
-        <w:t xml:space="preserve">auditors </w:t>
-      </w:r>
-      <w:r>
-        <w:rPr>
-          <w:rFonts w:ascii="Arial" w:hAnsi="Arial" w:cs="Arial"/>
-          <w:lang w:val="en-CA"/>
-        </w:rPr>
-        <w:t xml:space="preserve">and </w:t>
-      </w:r>
-      <w:r>
-        <w:rPr>
-          <w:rFonts w:ascii="Arial" w:hAnsi="Arial" w:cs="Arial"/>
-          <w:color w:val="FF0000"/>
-          <w:lang w:val="en-CA"/>
-        </w:rPr>
-        <w:t>regulato</w:t>
-      </w:r>
-      <w:r>
-        <w:rPr>
-          <w:rFonts w:ascii="Arial" w:hAnsi="Arial" w:cs="Arial"/>
-          <w:color w:val="FF0000"/>
-          <w:lang w:val="en-CA"/>
-        </w:rPr>
-        <w:t>r</w:t>
-      </w:r>
-      <w:r>
-        <w:rPr>
-          <w:rFonts w:ascii="Arial" w:hAnsi="Arial" w:cs="Arial"/>
-          <w:color w:val="FF0000"/>
-          <w:lang w:val="en-CA"/>
-        </w:rPr>
-        <w:t>s</w:t>
-      </w:r>
-      <w:r>
-        <w:rPr>
-          <w:rFonts w:ascii="Arial" w:hAnsi="Arial" w:cs="Arial"/>
-          <w:lang w:val="en-CA"/>
+          <w:rFonts w:ascii="Arial" w:hAnsi="Arial"/>
+          <w:lang w:val="en-CA"/>
+        </w:rPr>
+      </w:pPr>
+      <w:r>
+        <w:rPr>
+          <w:rFonts w:ascii="Arial" w:hAnsi="Arial"/>
+          <w:color w:val="000000"/>
+          <w:lang w:val="en-US"/>
+        </w:rPr>
+        <w:t xml:space="preserve">Using </w:t>
+      </w:r>
+      <w:r>
+        <w:rPr>
+          <w:rFonts w:ascii="Arial" w:hAnsi="Arial"/>
+          <w:color w:val="FF0000"/>
+          <w:lang w:val="en-US"/>
+        </w:rPr>
+        <w:t>SAS</w:t>
+      </w:r>
+      <w:r>
+        <w:rPr>
+          <w:rFonts w:ascii="Arial" w:hAnsi="Arial"/>
+          <w:color w:val="000000"/>
+          <w:lang w:val="en-US"/>
+        </w:rPr>
+        <w:t xml:space="preserve">, </w:t>
+      </w:r>
+      <w:r>
+        <w:rPr>
+          <w:rFonts w:ascii="Arial" w:hAnsi="Arial"/>
+          <w:color w:val="000000"/>
+          <w:lang w:val="en-US"/>
+        </w:rPr>
+        <w:t>ran</w:t>
+      </w:r>
+      <w:r>
+        <w:rPr>
+          <w:rFonts w:ascii="Arial" w:hAnsi="Arial"/>
+          <w:color w:val="000000"/>
+          <w:lang w:val="en-US"/>
+        </w:rPr>
+        <w:t xml:space="preserve"> </w:t>
+      </w:r>
+      <w:r>
+        <w:rPr>
+          <w:rFonts w:ascii="Arial" w:hAnsi="Arial"/>
+          <w:color w:val="FF0000"/>
+          <w:lang w:val="en-US"/>
+        </w:rPr>
+        <w:t>statistical</w:t>
+      </w:r>
+      <w:r>
+        <w:rPr>
+          <w:rFonts w:ascii="Arial" w:hAnsi="Arial"/>
+          <w:color w:val="000000"/>
+          <w:lang w:val="en-US"/>
+        </w:rPr>
+        <w:t xml:space="preserve"> </w:t>
+      </w:r>
+      <w:r>
+        <w:rPr>
+          <w:rFonts w:ascii="Arial" w:hAnsi="Arial"/>
+          <w:color w:val="FF0000"/>
+          <w:lang w:val="en-US"/>
+        </w:rPr>
+        <w:t>data</w:t>
+      </w:r>
+      <w:r>
+        <w:rPr>
+          <w:rFonts w:ascii="Arial" w:hAnsi="Arial"/>
+          <w:color w:val="000000"/>
+          <w:lang w:val="en-US"/>
+        </w:rPr>
+        <w:t xml:space="preserve"> </w:t>
+      </w:r>
+      <w:r>
+        <w:rPr>
+          <w:rFonts w:ascii="Arial" w:hAnsi="Arial"/>
+          <w:color w:val="FF0000"/>
+          <w:lang w:val="en-US"/>
+        </w:rPr>
+        <w:t>analyses</w:t>
+      </w:r>
+      <w:r>
+        <w:rPr>
+          <w:rFonts w:ascii="Arial" w:hAnsi="Arial"/>
+          <w:color w:val="000000"/>
+          <w:lang w:val="en-US"/>
+        </w:rPr>
+        <w:t xml:space="preserve"> t</w:t>
+      </w:r>
+      <w:r>
+        <w:rPr>
+          <w:rFonts w:ascii="Arial" w:hAnsi="Arial"/>
+          <w:color w:val="000000"/>
+          <w:lang w:val="en-US"/>
+        </w:rPr>
+        <w:t>o track performance of products</w:t>
+      </w:r>
+      <w:r>
+        <w:rPr>
+          <w:rFonts w:ascii="Arial" w:hAnsi="Arial"/>
+          <w:color w:val="000000"/>
+          <w:lang w:val="en-US"/>
         </w:rPr>
         <w:t>.</w:t>
       </w:r>
@@ -8872,114 +8811,277 @@
         <w:spacing w:before="0" w:after="0"/>
         <w:ind w:left="720"/>
         <w:rPr>
-          <w:rFonts w:ascii="Arial" w:hAnsi="Arial"/>
-          <w:lang w:val="en-CA"/>
-        </w:rPr>
-      </w:pPr>
-      <w:r>
-        <w:rPr>
-          <w:rFonts w:ascii="Arial" w:hAnsi="Arial"/>
-          <w:color w:val="000000"/>
-          <w:lang w:val="en-US"/>
-        </w:rPr>
-        <w:t xml:space="preserve">Using </w:t>
-      </w:r>
-      <w:r>
-        <w:rPr>
-          <w:rFonts w:ascii="Arial" w:hAnsi="Arial"/>
-          <w:color w:val="FF0000"/>
-          <w:lang w:val="en-US"/>
-        </w:rPr>
-        <w:t>SAS</w:t>
-      </w:r>
-      <w:r>
-        <w:rPr>
-          <w:rFonts w:ascii="Arial" w:hAnsi="Arial"/>
-          <w:color w:val="000000"/>
-          <w:lang w:val="en-US"/>
+          <w:rFonts w:ascii="Arial" w:hAnsi="Arial" w:cs="Arial"/>
+          <w:lang w:val="en-CA"/>
+        </w:rPr>
+      </w:pPr>
+      <w:r>
+        <w:rPr>
+          <w:rFonts w:ascii="Arial" w:hAnsi="Arial" w:cs="Arial"/>
+          <w:lang w:val="en-CA"/>
+        </w:rPr>
+        <w:t xml:space="preserve">Created </w:t>
+      </w:r>
+      <w:r>
+        <w:rPr>
+          <w:rFonts w:ascii="Arial" w:hAnsi="Arial" w:cs="Arial"/>
+          <w:lang w:val="en-CA"/>
+        </w:rPr>
+        <w:t>complete</w:t>
+      </w:r>
+      <w:r>
+        <w:rPr>
+          <w:rFonts w:ascii="Arial" w:hAnsi="Arial" w:cs="Arial"/>
+          <w:lang w:val="en-CA"/>
+        </w:rPr>
+        <w:t xml:space="preserve"> documentation </w:t>
+      </w:r>
+      <w:r>
+        <w:rPr>
+          <w:rFonts w:ascii="Arial" w:hAnsi="Arial" w:cs="Arial"/>
+          <w:lang w:val="en-CA"/>
+        </w:rPr>
+        <w:t xml:space="preserve">about work done on </w:t>
+      </w:r>
+      <w:r>
+        <w:rPr>
+          <w:rFonts w:ascii="Arial" w:hAnsi="Arial" w:cs="Arial"/>
+          <w:lang w:val="en-CA"/>
+        </w:rPr>
+        <w:t xml:space="preserve">legacy </w:t>
+      </w:r>
+      <w:r>
+        <w:rPr>
+          <w:rFonts w:ascii="Arial" w:hAnsi="Arial" w:cs="Arial"/>
+          <w:lang w:val="en-CA"/>
+        </w:rPr>
+        <w:t>data</w:t>
+      </w:r>
+      <w:r>
+        <w:rPr>
+          <w:rFonts w:ascii="Arial" w:hAnsi="Arial" w:cs="Arial"/>
+          <w:lang w:val="en-CA"/>
+        </w:rPr>
+        <w:t xml:space="preserve"> from acquired companie</w:t>
+      </w:r>
+      <w:r>
+        <w:rPr>
+          <w:rFonts w:ascii="Arial" w:hAnsi="Arial" w:cs="Arial"/>
+          <w:lang w:val="en-CA"/>
+        </w:rPr>
+        <w:t>s.</w:t>
+      </w:r>
+    </w:p>
+    <w:p>
+      <w:pPr>
+        <w:tabs>
+          <w:tab w:val="right" w:pos="9360"/>
+        </w:tabs>
+        <w:spacing w:before="0" w:after="0"/>
+        <w:rPr>
+          <w:rFonts w:ascii="Arial" w:hAnsi="Arial" w:cs="Arial"/>
+          <w:b/>
+          <w:bCs/>
+          <w:lang w:val="en-CA"/>
+        </w:rPr>
+      </w:pPr>
+    </w:p>
+    <w:p>
+      <w:pPr>
+        <w:tabs>
+          <w:tab w:val="right" w:pos="9360"/>
+        </w:tabs>
+        <w:spacing w:before="0" w:after="0"/>
+        <w:rPr>
+          <w:rFonts w:ascii="Arial" w:hAnsi="Arial" w:cs="Arial"/>
+          <w:b/>
+          <w:lang w:val="en-CA"/>
+        </w:rPr>
+      </w:pPr>
+      <w:r>
+        <w:rPr>
+          <w:rFonts w:ascii="Arial" w:hAnsi="Arial" w:cs="Arial"/>
+          <w:b/>
+          <w:bCs/>
+          <w:lang w:val="en-CA"/>
+        </w:rPr>
+        <w:t>AIG</w:t>
+      </w:r>
+      <w:r>
+        <w:rPr>
+          <w:rFonts w:ascii="Arial" w:hAnsi="Arial" w:cs="Arial"/>
+          <w:b/>
+          <w:bCs/>
+          <w:lang w:val="en-CA"/>
         </w:rPr>
         <w:t xml:space="preserve">, </w:t>
       </w:r>
       <w:r>
         <w:rPr>
-          <w:rFonts w:ascii="Arial" w:hAnsi="Arial"/>
-          <w:color w:val="000000"/>
-          <w:lang w:val="en-US"/>
-        </w:rPr>
-        <w:t>ran</w:t>
-      </w:r>
-      <w:r>
-        <w:rPr>
-          <w:rFonts w:ascii="Arial" w:hAnsi="Arial"/>
-          <w:color w:val="000000"/>
-          <w:lang w:val="en-US"/>
-        </w:rPr>
-        <w:t xml:space="preserve"> </w:t>
-      </w:r>
-      <w:r>
-        <w:rPr>
-          <w:rFonts w:ascii="Arial" w:hAnsi="Arial"/>
-          <w:color w:val="FF0000"/>
-          <w:lang w:val="en-US"/>
-        </w:rPr>
-        <w:t>statistical</w:t>
-      </w:r>
-      <w:r>
-        <w:rPr>
-          <w:rFonts w:ascii="Arial" w:hAnsi="Arial"/>
-          <w:color w:val="000000"/>
-          <w:lang w:val="en-US"/>
-        </w:rPr>
-        <w:t xml:space="preserve"> </w:t>
-      </w:r>
-      <w:r>
-        <w:rPr>
-          <w:rFonts w:ascii="Arial" w:hAnsi="Arial"/>
-          <w:color w:val="FF0000"/>
-          <w:lang w:val="en-US"/>
-        </w:rPr>
-        <w:t>data</w:t>
-      </w:r>
-      <w:r>
-        <w:rPr>
-          <w:rFonts w:ascii="Arial" w:hAnsi="Arial"/>
-          <w:color w:val="000000"/>
-          <w:lang w:val="en-US"/>
-        </w:rPr>
-        <w:t xml:space="preserve"> </w:t>
-      </w:r>
-      <w:r>
-        <w:rPr>
-          <w:rFonts w:ascii="Arial" w:hAnsi="Arial"/>
-          <w:color w:val="FF0000"/>
-          <w:lang w:val="en-US"/>
-        </w:rPr>
-        <w:t>analyses</w:t>
-      </w:r>
-      <w:r>
-        <w:rPr>
-          <w:rFonts w:ascii="Arial" w:hAnsi="Arial"/>
-          <w:color w:val="000000"/>
-          <w:lang w:val="en-US"/>
-        </w:rPr>
-        <w:t xml:space="preserve"> t</w:t>
-      </w:r>
-      <w:r>
-        <w:rPr>
-          <w:rFonts w:ascii="Arial" w:hAnsi="Arial"/>
-          <w:color w:val="000000"/>
-          <w:lang w:val="en-US"/>
-        </w:rPr>
-        <w:t>o track performance of products</w:t>
-      </w:r>
-      <w:r>
-        <w:rPr>
-          <w:rFonts w:ascii="Arial" w:hAnsi="Arial"/>
-          <w:color w:val="000000"/>
-          <w:lang w:val="en-US"/>
-        </w:rPr>
-        <w:t>.</w:t>
-      </w:r>
+          <w:rFonts w:ascii="Arial" w:hAnsi="Arial" w:cs="Arial"/>
+          <w:b/>
+          <w:bCs/>
+          <w:lang w:val="en-CA"/>
+        </w:rPr>
+        <w:t>New York</w:t>
+      </w:r>
+      <w:r>
+        <w:rPr>
+          <w:rFonts w:ascii="Arial" w:hAnsi="Arial" w:cs="Arial"/>
+          <w:b/>
+          <w:bCs/>
+          <w:lang w:val="en-CA"/>
+        </w:rPr>
+        <w:t xml:space="preserve">, </w:t>
+      </w:r>
+      <w:r>
+        <w:rPr>
+          <w:rFonts w:ascii="Arial" w:hAnsi="Arial" w:cs="Arial"/>
+          <w:b/>
+          <w:bCs/>
+          <w:lang w:val="en-CA"/>
+        </w:rPr>
+        <w:t>NY</w:t>
+      </w:r>
+      <w:r>
+        <w:rPr>
+          <w:rFonts w:ascii="Arial" w:hAnsi="Arial" w:cs="Arial"/>
+          <w:b/>
+          <w:bCs/>
+          <w:lang w:val="en-CA"/>
+        </w:rPr>
+        <w:t xml:space="preserve"> (</w:t>
+      </w:r>
+      <w:r>
+        <w:rPr>
+          <w:rFonts w:ascii="Arial" w:hAnsi="Arial" w:cs="Arial"/>
+          <w:b/>
+          <w:bCs/>
+          <w:color w:val="00B050"/>
+          <w:lang w:val="en-CA"/>
+        </w:rPr>
+        <w:t>insurance</w:t>
+      </w:r>
+      <w:r>
+        <w:rPr>
+          <w:rFonts w:ascii="Arial" w:hAnsi="Arial" w:cs="Arial"/>
+          <w:b/>
+          <w:bCs/>
+          <w:lang w:val="en-CA"/>
+        </w:rPr>
+        <w:t>)</w:t>
+      </w:r>
+    </w:p>
+    <w:p>
+      <w:pPr>
+        <w:tabs>
+          <w:tab w:val="right" w:pos="9360"/>
+        </w:tabs>
+        <w:spacing w:before="0" w:after="0"/>
+        <w:ind w:left="720"/>
+        <w:rPr>
+          <w:rFonts w:ascii="Arial" w:hAnsi="Arial" w:cs="Arial"/>
+          <w:b/>
+          <w:lang w:val="en-CA"/>
+        </w:rPr>
+      </w:pPr>
+      <w:r>
+        <w:rPr>
+          <w:rFonts w:ascii="Arial" w:hAnsi="Arial" w:cs="Arial"/>
+          <w:i/>
+          <w:lang w:val="en-CA"/>
+        </w:rPr>
+        <w:t xml:space="preserve">Data Scientist / </w:t>
+      </w:r>
+      <w:r>
+        <w:rPr>
+          <w:rFonts w:ascii="Arial" w:hAnsi="Arial" w:cs="Arial"/>
+          <w:i/>
+          <w:lang w:val="en-CA"/>
+        </w:rPr>
+        <w:t>SAS Programmer (</w:t>
+      </w:r>
+      <w:r>
+        <w:rPr>
+          <w:rFonts w:ascii="Arial" w:hAnsi="Arial" w:cs="Arial"/>
+          <w:i/>
+          <w:color w:val="7030A0"/>
+          <w:lang w:val="en-CA"/>
+        </w:rPr>
+        <w:t>contract</w:t>
+      </w:r>
+      <w:r>
+        <w:rPr>
+          <w:rFonts w:ascii="Arial" w:hAnsi="Arial" w:cs="Arial"/>
+          <w:i/>
+          <w:color w:val="7030A0"/>
+          <w:lang w:val="en-CA"/>
+        </w:rPr>
+        <w:t xml:space="preserve"> </w:t>
+      </w:r>
+      <w:r>
+        <w:rPr>
+          <w:rFonts w:ascii="Arial" w:hAnsi="Arial" w:cs="Arial"/>
+          <w:i/>
+          <w:color w:val="7030A0"/>
+          <w:lang w:val="en-CA"/>
+        </w:rPr>
+        <w:t>/ FTE</w:t>
+      </w:r>
+      <w:r>
+        <w:rPr>
+          <w:rFonts w:ascii="Arial" w:hAnsi="Arial" w:cs="Arial"/>
+          <w:i/>
+          <w:lang w:val="en-CA"/>
+        </w:rPr>
+        <w:t>)</w:t>
+      </w:r>
+      <w:r>
+        <w:rPr>
+          <w:rFonts w:ascii="Arial" w:hAnsi="Arial" w:cs="Arial"/>
+          <w:i/>
+          <w:lang w:val="en-CA"/>
+        </w:rPr>
+        <w:tab/>
+      </w:r>
+      <w:r>
+        <w:rPr>
+          <w:rFonts w:ascii="Arial" w:hAnsi="Arial" w:cs="Arial"/>
+          <w:b/>
+          <w:lang w:val="en-CA"/>
+        </w:rPr>
+        <w:t xml:space="preserve">12/2011 </w:t>
+      </w:r>
+      <w:r>
+        <w:rPr>
+          <w:rFonts w:ascii="Arial" w:hAnsi="Arial" w:cs="Arial"/>
+          <w:b/>
+          <w:lang w:val="en-US"/>
+        </w:rPr>
+        <w:t>–</w:t>
+      </w:r>
+      <w:r>
+        <w:rPr>
+          <w:rFonts w:ascii="Arial" w:hAnsi="Arial" w:cs="Arial"/>
+          <w:b/>
+          <w:lang w:val="en-CA"/>
+        </w:rPr>
+        <w:t xml:space="preserve"> 12/2014</w:t>
+      </w:r>
+    </w:p>
+    <w:p>
+      <w:pPr>
+        <w:tabs>
+          <w:tab w:val="right" w:pos="9360"/>
+        </w:tabs>
+        <w:spacing w:before="0" w:after="0"/>
+        <w:rPr>
+          <w:rFonts w:ascii="Arial" w:hAnsi="Arial" w:cs="Arial"/>
+          <w:b/>
+          <w:u w:val="single"/>
+          <w:lang w:val="en-CA"/>
+        </w:rPr>
+      </w:pPr>
     </w:p>
     <w:p>
       <w:pPr>
@@ -9002,98 +9104,61 @@
           <w:rFonts w:ascii="Arial" w:hAnsi="Arial" w:cs="Arial"/>
           <w:lang w:val="en-CA"/>
         </w:rPr>
-        <w:t xml:space="preserve">Created </w:t>
-      </w:r>
-      <w:r>
-        <w:rPr>
-          <w:rFonts w:ascii="Arial" w:hAnsi="Arial" w:cs="Arial"/>
-          <w:lang w:val="en-CA"/>
-        </w:rPr>
-        <w:t>complete</w:t>
-      </w:r>
-      <w:r>
-        <w:rPr>
-          <w:rFonts w:ascii="Arial" w:hAnsi="Arial" w:cs="Arial"/>
-          <w:lang w:val="en-CA"/>
-        </w:rPr>
-        <w:t xml:space="preserve"> documentation </w:t>
-      </w:r>
-      <w:r>
-        <w:rPr>
-          <w:rFonts w:ascii="Arial" w:hAnsi="Arial" w:cs="Arial"/>
-          <w:lang w:val="en-CA"/>
-        </w:rPr>
-        <w:t xml:space="preserve">about work done on </w:t>
-      </w:r>
-      <w:r>
-        <w:rPr>
-          <w:rFonts w:ascii="Arial" w:hAnsi="Arial" w:cs="Arial"/>
-          <w:lang w:val="en-CA"/>
-        </w:rPr>
-        <w:t xml:space="preserve">legacy </w:t>
-      </w:r>
-      <w:r>
-        <w:rPr>
-          <w:rFonts w:ascii="Arial" w:hAnsi="Arial" w:cs="Arial"/>
-          <w:lang w:val="en-CA"/>
-        </w:rPr>
-        <w:t>data</w:t>
-      </w:r>
-      <w:r>
-        <w:rPr>
-          <w:rFonts w:ascii="Arial" w:hAnsi="Arial" w:cs="Arial"/>
-          <w:lang w:val="en-CA"/>
-        </w:rPr>
-        <w:t xml:space="preserve"> from acquired companie</w:t>
-      </w:r>
-      <w:r>
-        <w:rPr>
-          <w:rFonts w:ascii="Arial" w:hAnsi="Arial" w:cs="Arial"/>
-          <w:lang w:val="en-CA"/>
-        </w:rPr>
-        <w:t>s.</w:t>
-      </w:r>
-    </w:p>
-    <w:p>
-      <w:pPr>
-        <w:tabs>
-          <w:tab w:val="right" w:pos="9360"/>
-        </w:tabs>
-        <w:spacing w:before="0" w:after="0"/>
-        <w:rPr>
-          <w:rFonts w:ascii="Arial" w:hAnsi="Arial" w:cs="Arial"/>
-          <w:b/>
-          <w:bCs/>
-          <w:lang w:val="en-CA"/>
-        </w:rPr>
-      </w:pPr>
-    </w:p>
-    <w:p>
-      <w:pPr>
-        <w:tabs>
-          <w:tab w:val="right" w:pos="9360"/>
-        </w:tabs>
-        <w:spacing w:before="0" w:after="0"/>
-        <w:rPr>
-          <w:rFonts w:ascii="Arial" w:hAnsi="Arial" w:cs="Arial"/>
-          <w:b/>
-          <w:lang w:val="en-CA"/>
-        </w:rPr>
-      </w:pPr>
-      <w:r>
-        <w:rPr>
-          <w:rFonts w:ascii="Arial" w:hAnsi="Arial" w:cs="Arial"/>
-          <w:b/>
-          <w:bCs/>
-          <w:lang w:val="en-CA"/>
-        </w:rPr>
-        <w:t>AIG</w:t>
-      </w:r>
-      <w:r>
-        <w:rPr>
-          <w:rFonts w:ascii="Arial" w:hAnsi="Arial" w:cs="Arial"/>
-          <w:b/>
-          <w:bCs/>
+        <w:t>Planned</w:t>
+      </w:r>
+      <w:r>
+        <w:rPr>
+          <w:rFonts w:ascii="Arial" w:hAnsi="Arial" w:cs="Arial"/>
+          <w:lang w:val="en-CA"/>
+        </w:rPr>
+        <w:t xml:space="preserve"> and </w:t>
+      </w:r>
+      <w:r>
+        <w:rPr>
+          <w:rFonts w:ascii="Arial" w:hAnsi="Arial" w:cs="Arial"/>
+          <w:lang w:val="en-CA"/>
+        </w:rPr>
+        <w:t>extracted</w:t>
+      </w:r>
+      <w:r>
+        <w:rPr>
+          <w:rFonts w:ascii="Arial" w:hAnsi="Arial" w:cs="Arial"/>
+          <w:lang w:val="en-CA"/>
+        </w:rPr>
+        <w:t xml:space="preserve"> </w:t>
+      </w:r>
+      <w:r>
+        <w:rPr>
+          <w:rFonts w:ascii="Arial" w:hAnsi="Arial" w:cs="Arial"/>
+          <w:lang w:val="en-CA"/>
+        </w:rPr>
+        <w:t xml:space="preserve">data from multiple </w:t>
+      </w:r>
+      <w:r>
+        <w:rPr>
+          <w:rFonts w:ascii="Arial" w:hAnsi="Arial" w:cs="Arial"/>
+          <w:lang w:val="en-CA"/>
+        </w:rPr>
+        <w:t>sources</w:t>
+      </w:r>
+      <w:r>
+        <w:rPr>
+          <w:rFonts w:ascii="Arial" w:hAnsi="Arial" w:cs="Arial"/>
+          <w:lang w:val="en-CA"/>
+        </w:rPr>
+        <w:t xml:space="preserve"> (</w:t>
+      </w:r>
+      <w:r>
+        <w:rPr>
+          <w:rFonts w:ascii="Arial" w:hAnsi="Arial" w:cs="Arial"/>
+          <w:color w:val="FF0000"/>
+          <w:lang w:val="en-CA"/>
+        </w:rPr>
+        <w:t>mainframe</w:t>
+      </w:r>
+      <w:r>
+        <w:rPr>
+          <w:rFonts w:ascii="Arial" w:hAnsi="Arial" w:cs="Arial"/>
           <w:lang w:val="en-CA"/>
         </w:rPr>
         <w:t xml:space="preserve">, </w:t>
@@ -9101,17 +9166,30 @@
       <w:r>
         <w:rPr>
           <w:rFonts w:ascii="Arial" w:hAnsi="Arial" w:cs="Arial"/>
-          <w:b/>
-          <w:bCs/>
-          <w:lang w:val="en-CA"/>
-        </w:rPr>
-        <w:t>New York</w:t>
-      </w:r>
-      <w:r>
-        <w:rPr>
-          <w:rFonts w:ascii="Arial" w:hAnsi="Arial" w:cs="Arial"/>
-          <w:b/>
-          <w:bCs/>
+          <w:color w:val="FF0000"/>
+          <w:lang w:val="en-CA"/>
+        </w:rPr>
+        <w:t>D</w:t>
+      </w:r>
+      <w:r>
+        <w:rPr>
+          <w:rFonts w:ascii="Arial" w:hAnsi="Arial" w:cs="Arial"/>
+          <w:color w:val="FF0000"/>
+          <w:lang w:val="en-CA"/>
+        </w:rPr>
+        <w:t>B</w:t>
+      </w:r>
+      <w:r>
+        <w:rPr>
+          <w:rFonts w:ascii="Arial" w:hAnsi="Arial" w:cs="Arial"/>
+          <w:color w:val="FF0000"/>
+          <w:lang w:val="en-CA"/>
+        </w:rPr>
+        <w:t>2</w:t>
+      </w:r>
+      <w:r>
+        <w:rPr>
+          <w:rFonts w:ascii="Arial" w:hAnsi="Arial" w:cs="Arial"/>
           <w:lang w:val="en-CA"/>
         </w:rPr>
         <w:t xml:space="preserve">, </w:t>
@@ -9119,151 +9197,204 @@
       <w:r>
         <w:rPr>
           <w:rFonts w:ascii="Arial" w:hAnsi="Arial" w:cs="Arial"/>
-          <w:b/>
-          <w:bCs/>
-          <w:lang w:val="en-CA"/>
-        </w:rPr>
-        <w:t>NY</w:t>
-      </w:r>
-      <w:r>
-        <w:rPr>
-          <w:rFonts w:ascii="Arial" w:hAnsi="Arial" w:cs="Arial"/>
-          <w:b/>
-          <w:bCs/>
-          <w:lang w:val="en-CA"/>
-        </w:rPr>
-        <w:t xml:space="preserve"> (</w:t>
-      </w:r>
-      <w:r>
-        <w:rPr>
-          <w:rFonts w:ascii="Arial" w:hAnsi="Arial" w:cs="Arial"/>
-          <w:b/>
-          <w:bCs/>
-          <w:color w:val="00B050"/>
-          <w:lang w:val="en-CA"/>
-        </w:rPr>
-        <w:t>insurance</w:t>
-      </w:r>
-      <w:r>
-        <w:rPr>
-          <w:rFonts w:ascii="Arial" w:hAnsi="Arial" w:cs="Arial"/>
-          <w:b/>
-          <w:bCs/>
-          <w:lang w:val="en-CA"/>
-        </w:rPr>
-        <w:t>)</w:t>
-      </w:r>
-    </w:p>
-    <w:p>
-      <w:pPr>
-        <w:tabs>
-          <w:tab w:val="right" w:pos="9360"/>
-        </w:tabs>
-        <w:spacing w:before="0" w:after="0"/>
-        <w:ind w:left="720"/>
-        <w:rPr>
-          <w:rFonts w:ascii="Arial" w:hAnsi="Arial" w:cs="Arial"/>
-          <w:b/>
-          <w:lang w:val="en-CA"/>
-        </w:rPr>
-      </w:pPr>
-      <w:r>
-        <w:rPr>
-          <w:rFonts w:ascii="Arial" w:hAnsi="Arial" w:cs="Arial"/>
-          <w:i/>
-          <w:lang w:val="en-CA"/>
-        </w:rPr>
-        <w:t xml:space="preserve">Data Scientist / </w:t>
-      </w:r>
-      <w:r>
-        <w:rPr>
-          <w:rFonts w:ascii="Arial" w:hAnsi="Arial" w:cs="Arial"/>
-          <w:i/>
-          <w:lang w:val="en-CA"/>
-        </w:rPr>
-        <w:t>SAS Programmer (</w:t>
-      </w:r>
-      <w:r>
-        <w:rPr>
-          <w:rFonts w:ascii="Arial" w:hAnsi="Arial" w:cs="Arial"/>
-          <w:i/>
-          <w:color w:val="7030A0"/>
-          <w:lang w:val="en-CA"/>
-        </w:rPr>
-        <w:t>contract</w:t>
-      </w:r>
-      <w:r>
-        <w:rPr>
-          <w:rFonts w:ascii="Arial" w:hAnsi="Arial" w:cs="Arial"/>
-          <w:i/>
-          <w:color w:val="7030A0"/>
-          <w:lang w:val="en-CA"/>
-        </w:rPr>
-        <w:t xml:space="preserve"> </w:t>
-      </w:r>
-      <w:r>
-        <w:rPr>
-          <w:rFonts w:ascii="Arial" w:hAnsi="Arial" w:cs="Arial"/>
-          <w:i/>
-          <w:color w:val="7030A0"/>
-          <w:lang w:val="en-CA"/>
-        </w:rPr>
-        <w:t>/ FTE</w:t>
-      </w:r>
-      <w:r>
-        <w:rPr>
-          <w:rFonts w:ascii="Arial" w:hAnsi="Arial" w:cs="Arial"/>
-          <w:i/>
-          <w:lang w:val="en-CA"/>
-        </w:rPr>
-        <w:t>)</w:t>
-      </w:r>
-      <w:r>
-        <w:rPr>
-          <w:rFonts w:ascii="Arial" w:hAnsi="Arial" w:cs="Arial"/>
-          <w:i/>
-          <w:lang w:val="en-CA"/>
-        </w:rPr>
-        <w:tab/>
-      </w:r>
-      <w:r>
-        <w:rPr>
-          <w:rFonts w:ascii="Arial" w:hAnsi="Arial" w:cs="Arial"/>
-          <w:b/>
-          <w:lang w:val="en-CA"/>
-        </w:rPr>
-        <w:t xml:space="preserve">12/2011 </w:t>
-      </w:r>
-      <w:r>
-        <w:rPr>
-          <w:rFonts w:ascii="Arial" w:hAnsi="Arial" w:cs="Arial"/>
-          <w:b/>
-          <w:lang w:val="en-US"/>
-        </w:rPr>
-        <w:t>–</w:t>
-      </w:r>
-      <w:r>
-        <w:rPr>
-          <w:rFonts w:ascii="Arial" w:hAnsi="Arial" w:cs="Arial"/>
-          <w:b/>
-          <w:lang w:val="en-CA"/>
-        </w:rPr>
-        <w:t xml:space="preserve"> 12/2014</w:t>
-      </w:r>
-    </w:p>
-    <w:p>
-      <w:pPr>
-        <w:tabs>
-          <w:tab w:val="right" w:pos="9360"/>
-        </w:tabs>
-        <w:spacing w:before="0" w:after="0"/>
-        <w:rPr>
-          <w:rFonts w:ascii="Arial" w:hAnsi="Arial" w:cs="Arial"/>
-          <w:b/>
-          <w:u w:val="single"/>
-          <w:lang w:val="en-CA"/>
-        </w:rPr>
-      </w:pPr>
+          <w:color w:val="FF0000"/>
+          <w:lang w:val="en-CA"/>
+        </w:rPr>
+        <w:t>SQL Server</w:t>
+      </w:r>
+      <w:r>
+        <w:rPr>
+          <w:rFonts w:ascii="Arial" w:hAnsi="Arial" w:cs="Arial"/>
+          <w:lang w:val="en-CA"/>
+        </w:rPr>
+        <w:t xml:space="preserve"> and </w:t>
+      </w:r>
+      <w:r>
+        <w:rPr>
+          <w:rFonts w:ascii="Arial" w:hAnsi="Arial" w:cs="Arial"/>
+          <w:color w:val="FF0000"/>
+          <w:lang w:val="en-CA"/>
+        </w:rPr>
+        <w:t>Oracle</w:t>
+      </w:r>
+      <w:r>
+        <w:rPr>
+          <w:rFonts w:ascii="Arial" w:hAnsi="Arial" w:cs="Arial"/>
+          <w:lang w:val="en-CA"/>
+        </w:rPr>
+        <w:t xml:space="preserve">) </w:t>
+      </w:r>
+      <w:r>
+        <w:rPr>
+          <w:rFonts w:ascii="Arial" w:hAnsi="Arial" w:cs="Arial"/>
+          <w:lang w:val="en-CA"/>
+        </w:rPr>
+        <w:t xml:space="preserve">to produce </w:t>
+      </w:r>
+      <w:r>
+        <w:rPr>
+          <w:rFonts w:ascii="Arial" w:hAnsi="Arial" w:cs="Arial"/>
+          <w:color w:val="FF0000"/>
+          <w:lang w:val="en-CA"/>
+        </w:rPr>
+        <w:t>enhanced tables</w:t>
+      </w:r>
+      <w:r>
+        <w:rPr>
+          <w:rFonts w:ascii="Arial" w:hAnsi="Arial" w:cs="Arial"/>
+          <w:lang w:val="en-CA"/>
+        </w:rPr>
+        <w:t xml:space="preserve"> </w:t>
+      </w:r>
+      <w:r>
+        <w:rPr>
+          <w:rFonts w:ascii="Arial" w:hAnsi="Arial" w:cs="Arial"/>
+          <w:lang w:val="en-CA"/>
+        </w:rPr>
+        <w:t>used in</w:t>
+      </w:r>
+      <w:r>
+        <w:rPr>
+          <w:rFonts w:ascii="Arial" w:hAnsi="Arial" w:cs="Arial"/>
+          <w:lang w:val="en-CA"/>
+        </w:rPr>
+        <w:t xml:space="preserve"> all </w:t>
+      </w:r>
+      <w:r>
+        <w:rPr>
+          <w:rFonts w:ascii="Arial" w:hAnsi="Arial" w:cs="Arial"/>
+          <w:color w:val="FF0000"/>
+          <w:lang w:val="en-CA"/>
+        </w:rPr>
+        <w:t xml:space="preserve">reports </w:t>
+      </w:r>
+      <w:r>
+        <w:rPr>
+          <w:rFonts w:ascii="Arial" w:hAnsi="Arial" w:cs="Arial"/>
+          <w:lang w:val="en-CA"/>
+        </w:rPr>
+        <w:t xml:space="preserve">and </w:t>
+      </w:r>
+      <w:r>
+        <w:rPr>
+          <w:rFonts w:ascii="Arial" w:hAnsi="Arial" w:cs="Arial"/>
+          <w:color w:val="FF0000"/>
+          <w:lang w:val="en-CA"/>
+        </w:rPr>
+        <w:t xml:space="preserve">models </w:t>
+      </w:r>
+      <w:r>
+        <w:rPr>
+          <w:rFonts w:ascii="Arial" w:hAnsi="Arial" w:cs="Arial"/>
+          <w:lang w:val="en-CA"/>
+        </w:rPr>
+        <w:t xml:space="preserve">and </w:t>
+      </w:r>
+      <w:r>
+        <w:rPr>
+          <w:rFonts w:ascii="Arial" w:hAnsi="Arial" w:cs="Arial"/>
+          <w:color w:val="FF0000"/>
+          <w:lang w:val="en-CA"/>
+        </w:rPr>
+        <w:t>processes</w:t>
+      </w:r>
+      <w:r>
+        <w:rPr>
+          <w:rFonts w:ascii="Arial" w:hAnsi="Arial" w:cs="Arial"/>
+          <w:color w:val="FF0000"/>
+          <w:lang w:val="en-CA"/>
+        </w:rPr>
+        <w:t xml:space="preserve">, </w:t>
+      </w:r>
+      <w:r>
+        <w:rPr>
+          <w:rFonts w:ascii="Arial" w:hAnsi="Arial" w:cs="Arial"/>
+          <w:lang w:val="en-CA"/>
+        </w:rPr>
+        <w:t>using</w:t>
+      </w:r>
+      <w:r>
+        <w:rPr>
+          <w:rFonts w:ascii="Arial" w:hAnsi="Arial" w:cs="Arial"/>
+          <w:lang w:val="en-CA"/>
+        </w:rPr>
+        <w:t xml:space="preserve"> </w:t>
+      </w:r>
+      <w:r>
+        <w:rPr>
+          <w:rFonts w:ascii="Arial" w:hAnsi="Arial" w:cs="Arial"/>
+          <w:color w:val="FF0000"/>
+          <w:lang w:val="en-CA"/>
+        </w:rPr>
+        <w:t xml:space="preserve">ETL </w:t>
+      </w:r>
+      <w:r>
+        <w:rPr>
+          <w:rFonts w:ascii="Arial" w:hAnsi="Arial" w:cs="Arial"/>
+          <w:lang w:val="en-CA"/>
+        </w:rPr>
+        <w:t>and</w:t>
+      </w:r>
+      <w:r>
+        <w:rPr>
+          <w:rFonts w:ascii="Arial" w:hAnsi="Arial" w:cs="Arial"/>
+          <w:lang w:val="en-CA"/>
+        </w:rPr>
+        <w:t xml:space="preserve"> </w:t>
+      </w:r>
+      <w:r>
+        <w:rPr>
+          <w:rFonts w:ascii="Arial" w:hAnsi="Arial" w:cs="Arial"/>
+          <w:color w:val="FF0000"/>
+          <w:lang w:val="en-CA"/>
+        </w:rPr>
+        <w:t xml:space="preserve">SAS/Access </w:t>
+      </w:r>
+      <w:r>
+        <w:rPr>
+          <w:rFonts w:ascii="Arial" w:hAnsi="Arial" w:cs="Arial"/>
+          <w:lang w:val="en-CA"/>
+        </w:rPr>
+        <w:t xml:space="preserve">interface to </w:t>
+      </w:r>
+      <w:r>
+        <w:rPr>
+          <w:rFonts w:ascii="Arial" w:hAnsi="Arial" w:cs="Arial"/>
+          <w:color w:val="FF0000"/>
+          <w:lang w:val="en-CA"/>
+        </w:rPr>
+        <w:t>OLE DB</w:t>
+      </w:r>
+      <w:r>
+        <w:rPr>
+          <w:rFonts w:ascii="Arial" w:hAnsi="Arial" w:cs="Arial"/>
+          <w:color w:val="FF0000"/>
+          <w:lang w:val="en-CA"/>
+        </w:rPr>
+        <w:t xml:space="preserve"> </w:t>
+      </w:r>
+      <w:r>
+        <w:rPr>
+          <w:rFonts w:ascii="Arial" w:hAnsi="Arial" w:cs="Arial"/>
+          <w:lang w:val="en-CA"/>
+        </w:rPr>
+        <w:t>and</w:t>
+      </w:r>
+      <w:r>
+        <w:rPr>
+          <w:rFonts w:ascii="Arial" w:hAnsi="Arial" w:cs="Arial"/>
+          <w:color w:val="FF0000"/>
+          <w:lang w:val="en-CA"/>
+        </w:rPr>
+        <w:t xml:space="preserve"> ODBC</w:t>
+      </w:r>
+      <w:r>
+        <w:rPr>
+          <w:rFonts w:ascii="Arial" w:hAnsi="Arial" w:cs="Arial"/>
+          <w:lang w:val="en-CA"/>
+        </w:rPr>
+        <w:t>.</w:t>
+      </w:r>
     </w:p>
     <w:p>
       <w:pPr>
@@ -9286,229 +9417,74 @@
           <w:rFonts w:ascii="Arial" w:hAnsi="Arial" w:cs="Arial"/>
           <w:lang w:val="en-CA"/>
         </w:rPr>
-        <w:t>Planned</w:t>
-      </w:r>
-      <w:r>
-        <w:rPr>
-          <w:rFonts w:ascii="Arial" w:hAnsi="Arial" w:cs="Arial"/>
-          <w:lang w:val="en-CA"/>
-        </w:rPr>
-        <w:t xml:space="preserve"> and </w:t>
-      </w:r>
-      <w:r>
-        <w:rPr>
-          <w:rFonts w:ascii="Arial" w:hAnsi="Arial" w:cs="Arial"/>
-          <w:lang w:val="en-CA"/>
-        </w:rPr>
-        <w:t>extracted</w:t>
-      </w:r>
-      <w:r>
-        <w:rPr>
-          <w:rFonts w:ascii="Arial" w:hAnsi="Arial" w:cs="Arial"/>
-          <w:lang w:val="en-CA"/>
-        </w:rPr>
-        <w:t xml:space="preserve"> </w:t>
-      </w:r>
-      <w:r>
-        <w:rPr>
-          <w:rFonts w:ascii="Arial" w:hAnsi="Arial" w:cs="Arial"/>
-          <w:lang w:val="en-CA"/>
-        </w:rPr>
-        <w:t xml:space="preserve">data from multiple </w:t>
-      </w:r>
-      <w:r>
-        <w:rPr>
-          <w:rFonts w:ascii="Arial" w:hAnsi="Arial" w:cs="Arial"/>
-          <w:lang w:val="en-CA"/>
-        </w:rPr>
-        <w:t>sources</w:t>
-      </w:r>
-      <w:r>
-        <w:rPr>
-          <w:rFonts w:ascii="Arial" w:hAnsi="Arial" w:cs="Arial"/>
-          <w:lang w:val="en-CA"/>
-        </w:rPr>
-        <w:t xml:space="preserve"> (</w:t>
-      </w:r>
-      <w:r>
-        <w:rPr>
-          <w:rFonts w:ascii="Arial" w:hAnsi="Arial" w:cs="Arial"/>
-          <w:color w:val="FF0000"/>
-          <w:lang w:val="en-CA"/>
-        </w:rPr>
-        <w:t>mainframe</w:t>
-      </w:r>
-      <w:r>
-        <w:rPr>
-          <w:rFonts w:ascii="Arial" w:hAnsi="Arial" w:cs="Arial"/>
-          <w:lang w:val="en-CA"/>
-        </w:rPr>
-        <w:t xml:space="preserve">, </w:t>
-      </w:r>
-      <w:r>
-        <w:rPr>
-          <w:rFonts w:ascii="Arial" w:hAnsi="Arial" w:cs="Arial"/>
-          <w:color w:val="FF0000"/>
-          <w:lang w:val="en-CA"/>
-        </w:rPr>
-        <w:t>D</w:t>
-      </w:r>
-      <w:r>
-        <w:rPr>
-          <w:rFonts w:ascii="Arial" w:hAnsi="Arial" w:cs="Arial"/>
-          <w:color w:val="FF0000"/>
-          <w:lang w:val="en-CA"/>
-        </w:rPr>
-        <w:t>B</w:t>
-      </w:r>
-      <w:r>
-        <w:rPr>
-          <w:rFonts w:ascii="Arial" w:hAnsi="Arial" w:cs="Arial"/>
-          <w:color w:val="FF0000"/>
-          <w:lang w:val="en-CA"/>
-        </w:rPr>
-        <w:t>2</w:t>
-      </w:r>
-      <w:r>
-        <w:rPr>
-          <w:rFonts w:ascii="Arial" w:hAnsi="Arial" w:cs="Arial"/>
-          <w:lang w:val="en-CA"/>
-        </w:rPr>
-        <w:t xml:space="preserve">, </w:t>
-      </w:r>
-      <w:r>
-        <w:rPr>
-          <w:rFonts w:ascii="Arial" w:hAnsi="Arial" w:cs="Arial"/>
-          <w:color w:val="FF0000"/>
-          <w:lang w:val="en-CA"/>
-        </w:rPr>
-        <w:t>SQL Server</w:t>
-      </w:r>
-      <w:r>
-        <w:rPr>
-          <w:rFonts w:ascii="Arial" w:hAnsi="Arial" w:cs="Arial"/>
-          <w:lang w:val="en-CA"/>
-        </w:rPr>
-        <w:t xml:space="preserve"> and </w:t>
-      </w:r>
-      <w:r>
-        <w:rPr>
-          <w:rFonts w:ascii="Arial" w:hAnsi="Arial" w:cs="Arial"/>
-          <w:color w:val="FF0000"/>
-          <w:lang w:val="en-CA"/>
-        </w:rPr>
-        <w:t>Oracle</w:t>
-      </w:r>
-      <w:r>
-        <w:rPr>
-          <w:rFonts w:ascii="Arial" w:hAnsi="Arial" w:cs="Arial"/>
-          <w:lang w:val="en-CA"/>
-        </w:rPr>
-        <w:t xml:space="preserve">) </w:t>
-      </w:r>
-      <w:r>
-        <w:rPr>
-          <w:rFonts w:ascii="Arial" w:hAnsi="Arial" w:cs="Arial"/>
-          <w:lang w:val="en-CA"/>
-        </w:rPr>
-        <w:t xml:space="preserve">to produce </w:t>
-      </w:r>
-      <w:r>
-        <w:rPr>
-          <w:rFonts w:ascii="Arial" w:hAnsi="Arial" w:cs="Arial"/>
-          <w:color w:val="FF0000"/>
-          <w:lang w:val="en-CA"/>
-        </w:rPr>
-        <w:t>enhanced tables</w:t>
-      </w:r>
-      <w:r>
-        <w:rPr>
-          <w:rFonts w:ascii="Arial" w:hAnsi="Arial" w:cs="Arial"/>
-          <w:lang w:val="en-CA"/>
-        </w:rPr>
-        <w:t xml:space="preserve"> </w:t>
-      </w:r>
-      <w:r>
-        <w:rPr>
-          <w:rFonts w:ascii="Arial" w:hAnsi="Arial" w:cs="Arial"/>
-          <w:lang w:val="en-CA"/>
-        </w:rPr>
-        <w:t>used in</w:t>
-      </w:r>
-      <w:r>
-        <w:rPr>
-          <w:rFonts w:ascii="Arial" w:hAnsi="Arial" w:cs="Arial"/>
-          <w:lang w:val="en-CA"/>
-        </w:rPr>
-        <w:t xml:space="preserve"> all </w:t>
-      </w:r>
-      <w:r>
-        <w:rPr>
-          <w:rFonts w:ascii="Arial" w:hAnsi="Arial" w:cs="Arial"/>
-          <w:color w:val="FF0000"/>
-          <w:lang w:val="en-CA"/>
-        </w:rPr>
-        <w:t xml:space="preserve">reports </w:t>
-      </w:r>
-      <w:r>
-        <w:rPr>
-          <w:rFonts w:ascii="Arial" w:hAnsi="Arial" w:cs="Arial"/>
-          <w:lang w:val="en-CA"/>
-        </w:rPr>
-        <w:t xml:space="preserve">and </w:t>
-      </w:r>
-      <w:r>
-        <w:rPr>
-          <w:rFonts w:ascii="Arial" w:hAnsi="Arial" w:cs="Arial"/>
-          <w:color w:val="FF0000"/>
-          <w:lang w:val="en-CA"/>
-        </w:rPr>
-        <w:t xml:space="preserve">models </w:t>
-      </w:r>
-      <w:r>
-        <w:rPr>
-          <w:rFonts w:ascii="Arial" w:hAnsi="Arial" w:cs="Arial"/>
-          <w:lang w:val="en-CA"/>
-        </w:rPr>
-        <w:t xml:space="preserve">and </w:t>
-      </w:r>
-      <w:r>
-        <w:rPr>
-          <w:rFonts w:ascii="Arial" w:hAnsi="Arial" w:cs="Arial"/>
-          <w:color w:val="FF0000"/>
-          <w:lang w:val="en-CA"/>
-        </w:rPr>
-        <w:t>processes</w:t>
-      </w:r>
-      <w:r>
-        <w:rPr>
-          <w:rFonts w:ascii="Arial" w:hAnsi="Arial" w:cs="Arial"/>
-          <w:color w:val="FF0000"/>
-          <w:lang w:val="en-CA"/>
-        </w:rPr>
-        <w:t xml:space="preserve">, </w:t>
-      </w:r>
-      <w:r>
-        <w:rPr>
-          <w:rFonts w:ascii="Arial" w:hAnsi="Arial" w:cs="Arial"/>
-          <w:lang w:val="en-CA"/>
-        </w:rPr>
-        <w:t>using</w:t>
-      </w:r>
-      <w:r>
-        <w:rPr>
-          <w:rFonts w:ascii="Arial" w:hAnsi="Arial" w:cs="Arial"/>
-          <w:lang w:val="en-CA"/>
-        </w:rPr>
-        <w:t xml:space="preserve"> </w:t>
-      </w:r>
-      <w:r>
-        <w:rPr>
-          <w:rFonts w:ascii="Arial" w:hAnsi="Arial" w:cs="Arial"/>
-          <w:color w:val="FF0000"/>
-          <w:lang w:val="en-CA"/>
-        </w:rPr>
-        <w:t xml:space="preserve">ETL </w:t>
+        <w:t xml:space="preserve">Created </w:t>
+      </w:r>
+      <w:r>
+        <w:rPr>
+          <w:rFonts w:ascii="Arial" w:hAnsi="Arial" w:cs="Arial"/>
+          <w:color w:val="FF0000"/>
+          <w:lang w:val="en-CA"/>
+        </w:rPr>
+        <w:t>ETL</w:t>
+      </w:r>
+      <w:r>
+        <w:rPr>
+          <w:rFonts w:ascii="Arial" w:hAnsi="Arial" w:cs="Arial"/>
+          <w:lang w:val="en-CA"/>
+        </w:rPr>
+        <w:t>’s</w:t>
+      </w:r>
+      <w:r>
+        <w:rPr>
+          <w:rFonts w:ascii="Arial" w:hAnsi="Arial" w:cs="Arial"/>
+          <w:lang w:val="en-CA"/>
+        </w:rPr>
+        <w:t xml:space="preserve"> to read </w:t>
+      </w:r>
+      <w:r>
+        <w:rPr>
+          <w:rFonts w:ascii="Arial" w:hAnsi="Arial" w:cs="Arial"/>
+          <w:color w:val="FF0000"/>
+          <w:lang w:val="en-CA"/>
+        </w:rPr>
+        <w:t>VB/</w:t>
+      </w:r>
+      <w:r>
+        <w:rPr>
+          <w:rFonts w:ascii="Arial" w:hAnsi="Arial" w:cs="Arial"/>
+          <w:color w:val="FF0000"/>
+          <w:lang w:val="en-CA"/>
+        </w:rPr>
+        <w:t xml:space="preserve">VSAM </w:t>
+      </w:r>
+      <w:r>
+        <w:rPr>
+          <w:rFonts w:ascii="Arial" w:hAnsi="Arial" w:cs="Arial"/>
+          <w:lang w:val="en-CA"/>
+        </w:rPr>
+        <w:t>files on</w:t>
+      </w:r>
+      <w:r>
+        <w:rPr>
+          <w:rFonts w:ascii="Arial" w:hAnsi="Arial" w:cs="Arial"/>
+          <w:lang w:val="en-CA"/>
+        </w:rPr>
+        <w:t xml:space="preserve"> </w:t>
+      </w:r>
+      <w:r>
+        <w:rPr>
+          <w:rFonts w:ascii="Arial" w:hAnsi="Arial" w:cs="Arial"/>
+          <w:color w:val="FF0000"/>
+          <w:lang w:val="en-CA"/>
+        </w:rPr>
+        <w:t>IBM mainframe</w:t>
+      </w:r>
+      <w:r>
+        <w:rPr>
+          <w:rFonts w:ascii="Arial" w:hAnsi="Arial" w:cs="Arial"/>
+          <w:lang w:val="en-CA"/>
+        </w:rPr>
+        <w:t xml:space="preserve"> </w:t>
       </w:r>
       <w:r>
         <w:rPr>
@@ -9522,60 +9498,44 @@
           <w:rFonts w:ascii="Arial" w:hAnsi="Arial" w:cs="Arial"/>
           <w:lang w:val="en-CA"/>
         </w:rPr>
-        <w:t xml:space="preserve"> </w:t>
-      </w:r>
-      <w:r>
-        <w:rPr>
-          <w:rFonts w:ascii="Arial" w:hAnsi="Arial" w:cs="Arial"/>
-          <w:color w:val="FF0000"/>
-          <w:lang w:val="en-CA"/>
-        </w:rPr>
-        <w:t xml:space="preserve">SAS/Access </w:t>
-      </w:r>
-      <w:r>
-        <w:rPr>
-          <w:rFonts w:ascii="Arial" w:hAnsi="Arial" w:cs="Arial"/>
-          <w:lang w:val="en-CA"/>
-        </w:rPr>
-        <w:t xml:space="preserve">interface to </w:t>
-      </w:r>
-      <w:r>
-        <w:rPr>
-          <w:rFonts w:ascii="Arial" w:hAnsi="Arial" w:cs="Arial"/>
-          <w:color w:val="FF0000"/>
-          <w:lang w:val="en-CA"/>
-        </w:rPr>
-        <w:t>OLE DB</w:t>
-      </w:r>
-      <w:r>
-        <w:rPr>
-          <w:rFonts w:ascii="Arial" w:hAnsi="Arial" w:cs="Arial"/>
-          <w:color w:val="FF0000"/>
-          <w:lang w:val="en-CA"/>
-        </w:rPr>
-        <w:t xml:space="preserve"> </w:t>
-      </w:r>
-      <w:r>
-        <w:rPr>
-          <w:rFonts w:ascii="Arial" w:hAnsi="Arial" w:cs="Arial"/>
-          <w:lang w:val="en-CA"/>
-        </w:rPr>
-        <w:t>and</w:t>
-      </w:r>
-      <w:r>
-        <w:rPr>
-          <w:rFonts w:ascii="Arial" w:hAnsi="Arial" w:cs="Arial"/>
-          <w:color w:val="FF0000"/>
-          <w:lang w:val="en-CA"/>
-        </w:rPr>
-        <w:t xml:space="preserve"> ODBC</w:t>
-      </w:r>
-      <w:r>
-        <w:rPr>
-          <w:rFonts w:ascii="Arial" w:hAnsi="Arial" w:cs="Arial"/>
-          <w:lang w:val="en-CA"/>
-        </w:rPr>
-        <w:t>.</w:t>
+        <w:t xml:space="preserve"> load them into </w:t>
+      </w:r>
+      <w:r>
+        <w:rPr>
+          <w:rFonts w:ascii="Arial" w:hAnsi="Arial" w:cs="Arial"/>
+          <w:color w:val="FF0000"/>
+          <w:lang w:val="en-CA"/>
+        </w:rPr>
+        <w:t xml:space="preserve">SAS </w:t>
+      </w:r>
+      <w:r>
+        <w:rPr>
+          <w:rFonts w:ascii="Arial" w:hAnsi="Arial" w:cs="Arial"/>
+          <w:lang w:val="en-CA"/>
+        </w:rPr>
+        <w:t>tables on Windows.</w:t>
+      </w:r>
+      <w:r>
+        <w:rPr>
+          <w:rFonts w:ascii="Arial" w:hAnsi="Arial" w:cs="Arial"/>
+          <w:lang w:val="en-CA"/>
+        </w:rPr>
+        <w:t xml:space="preserve"> These files became the data foundation of the </w:t>
+      </w:r>
+      <w:r>
+        <w:rPr>
+          <w:rFonts w:ascii="Arial" w:hAnsi="Arial" w:cs="Arial"/>
+          <w:color w:val="FF0000"/>
+          <w:lang w:val="en-CA"/>
+        </w:rPr>
+        <w:t>Global Actuarial Pricing</w:t>
+      </w:r>
+      <w:r>
+        <w:rPr>
+          <w:rFonts w:ascii="Arial" w:hAnsi="Arial" w:cs="Arial"/>
+          <w:lang w:val="en-CA"/>
+        </w:rPr>
+        <w:t xml:space="preserve"> department.</w:t>
       </w:r>
     </w:p>
     <w:p>
@@ -9599,125 +9559,111 @@
           <w:rFonts w:ascii="Arial" w:hAnsi="Arial" w:cs="Arial"/>
           <w:lang w:val="en-CA"/>
         </w:rPr>
-        <w:t xml:space="preserve">Created </w:t>
-      </w:r>
-      <w:r>
-        <w:rPr>
-          <w:rFonts w:ascii="Arial" w:hAnsi="Arial" w:cs="Arial"/>
-          <w:color w:val="FF0000"/>
-          <w:lang w:val="en-CA"/>
-        </w:rPr>
-        <w:t>ETL</w:t>
-      </w:r>
-      <w:r>
-        <w:rPr>
-          <w:rFonts w:ascii="Arial" w:hAnsi="Arial" w:cs="Arial"/>
-          <w:lang w:val="en-CA"/>
-        </w:rPr>
-        <w:t>’s</w:t>
-      </w:r>
-      <w:r>
-        <w:rPr>
-          <w:rFonts w:ascii="Arial" w:hAnsi="Arial" w:cs="Arial"/>
-          <w:lang w:val="en-CA"/>
-        </w:rPr>
-        <w:t xml:space="preserve"> to read </w:t>
-      </w:r>
-      <w:r>
-        <w:rPr>
-          <w:rFonts w:ascii="Arial" w:hAnsi="Arial" w:cs="Arial"/>
-          <w:color w:val="FF0000"/>
-          <w:lang w:val="en-CA"/>
-        </w:rPr>
-        <w:t>VB/</w:t>
-      </w:r>
-      <w:r>
-        <w:rPr>
-          <w:rFonts w:ascii="Arial" w:hAnsi="Arial" w:cs="Arial"/>
-          <w:color w:val="FF0000"/>
-          <w:lang w:val="en-CA"/>
-        </w:rPr>
-        <w:t xml:space="preserve">VSAM </w:t>
-      </w:r>
-      <w:r>
-        <w:rPr>
-          <w:rFonts w:ascii="Arial" w:hAnsi="Arial" w:cs="Arial"/>
-          <w:lang w:val="en-CA"/>
-        </w:rPr>
-        <w:t>files on</w:t>
-      </w:r>
-      <w:r>
-        <w:rPr>
-          <w:rFonts w:ascii="Arial" w:hAnsi="Arial" w:cs="Arial"/>
-          <w:lang w:val="en-CA"/>
-        </w:rPr>
-        <w:t xml:space="preserve"> </w:t>
-      </w:r>
-      <w:r>
-        <w:rPr>
-          <w:rFonts w:ascii="Arial" w:hAnsi="Arial" w:cs="Arial"/>
-          <w:color w:val="FF0000"/>
-          <w:lang w:val="en-CA"/>
-        </w:rPr>
-        <w:t>IBM mainframe</w:t>
-      </w:r>
-      <w:r>
-        <w:rPr>
-          <w:rFonts w:ascii="Arial" w:hAnsi="Arial" w:cs="Arial"/>
-          <w:lang w:val="en-CA"/>
-        </w:rPr>
-        <w:t xml:space="preserve"> </w:t>
-      </w:r>
-      <w:r>
-        <w:rPr>
-          <w:rFonts w:ascii="Arial" w:hAnsi="Arial" w:cs="Arial"/>
-          <w:lang w:val="en-CA"/>
-        </w:rPr>
-        <w:t>and</w:t>
-      </w:r>
-      <w:r>
-        <w:rPr>
-          <w:rFonts w:ascii="Arial" w:hAnsi="Arial" w:cs="Arial"/>
-          <w:lang w:val="en-CA"/>
-        </w:rPr>
-        <w:t xml:space="preserve"> load them into </w:t>
-      </w:r>
-      <w:r>
-        <w:rPr>
-          <w:rFonts w:ascii="Arial" w:hAnsi="Arial" w:cs="Arial"/>
-          <w:color w:val="FF0000"/>
-          <w:lang w:val="en-CA"/>
-        </w:rPr>
-        <w:t xml:space="preserve">SAS </w:t>
-      </w:r>
-      <w:r>
-        <w:rPr>
-          <w:rFonts w:ascii="Arial" w:hAnsi="Arial" w:cs="Arial"/>
-          <w:lang w:val="en-CA"/>
-        </w:rPr>
-        <w:t>tables on Windows.</w:t>
-      </w:r>
-      <w:r>
-        <w:rPr>
-          <w:rFonts w:ascii="Arial" w:hAnsi="Arial" w:cs="Arial"/>
-          <w:lang w:val="en-CA"/>
-        </w:rPr>
-        <w:t xml:space="preserve"> These files became the data foundation of the </w:t>
-      </w:r>
-      <w:r>
-        <w:rPr>
-          <w:rFonts w:ascii="Arial" w:hAnsi="Arial" w:cs="Arial"/>
-          <w:color w:val="FF0000"/>
-          <w:lang w:val="en-CA"/>
-        </w:rPr>
-        <w:t>Global Actuarial Pricing</w:t>
-      </w:r>
-      <w:r>
-        <w:rPr>
-          <w:rFonts w:ascii="Arial" w:hAnsi="Arial" w:cs="Arial"/>
-          <w:lang w:val="en-CA"/>
-        </w:rPr>
-        <w:t xml:space="preserve"> department.</w:t>
+        <w:t xml:space="preserve">Wrote </w:t>
+      </w:r>
+      <w:r>
+        <w:rPr>
+          <w:rFonts w:ascii="Arial" w:hAnsi="Arial" w:cs="Arial"/>
+          <w:color w:val="FF0000"/>
+          <w:lang w:val="en-CA"/>
+        </w:rPr>
+        <w:t>SAS macro</w:t>
+      </w:r>
+      <w:r>
+        <w:rPr>
+          <w:rFonts w:ascii="Arial" w:hAnsi="Arial" w:cs="Arial"/>
+          <w:lang w:val="en-CA"/>
+        </w:rPr>
+        <w:t xml:space="preserve"> </w:t>
+      </w:r>
+      <w:r>
+        <w:rPr>
+          <w:rFonts w:ascii="Arial" w:hAnsi="Arial" w:cs="Arial"/>
+          <w:lang w:val="en-CA"/>
+        </w:rPr>
+        <w:t>to cr</w:t>
+      </w:r>
+      <w:r>
+        <w:rPr>
+          <w:rFonts w:ascii="Arial" w:hAnsi="Arial" w:cs="Arial"/>
+          <w:lang w:val="en-CA"/>
+        </w:rPr>
+        <w:t xml:space="preserve">eate a wide variety of </w:t>
+      </w:r>
+      <w:r>
+        <w:rPr>
+          <w:rFonts w:ascii="Arial" w:hAnsi="Arial" w:cs="Arial"/>
+          <w:color w:val="FF0000"/>
+          <w:lang w:val="en-CA"/>
+        </w:rPr>
+        <w:t>loss triangles</w:t>
+      </w:r>
+      <w:r>
+        <w:rPr>
+          <w:rFonts w:ascii="Arial" w:hAnsi="Arial" w:cs="Arial"/>
+          <w:lang w:val="en-CA"/>
+        </w:rPr>
+        <w:t xml:space="preserve"> </w:t>
+      </w:r>
+      <w:r>
+        <w:rPr>
+          <w:rFonts w:ascii="Arial" w:hAnsi="Arial" w:cs="Arial"/>
+          <w:lang w:val="en-CA"/>
+        </w:rPr>
+        <w:t xml:space="preserve">used to derive </w:t>
+      </w:r>
+      <w:r>
+        <w:rPr>
+          <w:rFonts w:ascii="Arial" w:hAnsi="Arial" w:cs="Arial"/>
+          <w:color w:val="FF0000"/>
+          <w:lang w:val="en-CA"/>
+        </w:rPr>
+        <w:t>LDF</w:t>
+      </w:r>
+      <w:r>
+        <w:rPr>
+          <w:rFonts w:ascii="Arial" w:hAnsi="Arial" w:cs="Arial"/>
+          <w:lang w:val="en-CA"/>
+        </w:rPr>
+        <w:t xml:space="preserve">'s and </w:t>
+      </w:r>
+      <w:r>
+        <w:rPr>
+          <w:rFonts w:ascii="Arial" w:hAnsi="Arial" w:cs="Arial"/>
+          <w:color w:val="FF0000"/>
+          <w:lang w:val="en-CA"/>
+        </w:rPr>
+        <w:t>estimate</w:t>
+      </w:r>
+      <w:r>
+        <w:rPr>
+          <w:rFonts w:ascii="Arial" w:hAnsi="Arial" w:cs="Arial"/>
+          <w:color w:val="FF0000"/>
+          <w:lang w:val="en-CA"/>
+        </w:rPr>
+        <w:t xml:space="preserve"> </w:t>
+      </w:r>
+      <w:r>
+        <w:rPr>
+          <w:rFonts w:ascii="Arial" w:hAnsi="Arial" w:cs="Arial"/>
+          <w:lang w:val="en-CA"/>
+        </w:rPr>
+        <w:t xml:space="preserve">the </w:t>
+      </w:r>
+      <w:r>
+        <w:rPr>
+          <w:rFonts w:ascii="Arial" w:hAnsi="Arial" w:cs="Arial"/>
+          <w:color w:val="FF0000"/>
+          <w:lang w:val="en-CA"/>
+        </w:rPr>
+        <w:t>ultimate claims</w:t>
+      </w:r>
+      <w:r>
+        <w:rPr>
+          <w:rFonts w:ascii="Arial" w:hAnsi="Arial" w:cs="Arial"/>
+          <w:lang w:val="en-CA"/>
+        </w:rPr>
+        <w:t>.</w:t>
       </w:r>
     </w:p>
     <w:p>
@@ -9741,104 +9687,170 @@
           <w:rFonts w:ascii="Arial" w:hAnsi="Arial" w:cs="Arial"/>
           <w:lang w:val="en-CA"/>
         </w:rPr>
-        <w:t xml:space="preserve">Wrote </w:t>
-      </w:r>
-      <w:r>
-        <w:rPr>
-          <w:rFonts w:ascii="Arial" w:hAnsi="Arial" w:cs="Arial"/>
-          <w:color w:val="FF0000"/>
-          <w:lang w:val="en-CA"/>
-        </w:rPr>
-        <w:t>SAS macro</w:t>
-      </w:r>
-      <w:r>
-        <w:rPr>
-          <w:rFonts w:ascii="Arial" w:hAnsi="Arial" w:cs="Arial"/>
-          <w:lang w:val="en-CA"/>
-        </w:rPr>
-        <w:t xml:space="preserve"> </w:t>
-      </w:r>
-      <w:r>
-        <w:rPr>
-          <w:rFonts w:ascii="Arial" w:hAnsi="Arial" w:cs="Arial"/>
-          <w:lang w:val="en-CA"/>
-        </w:rPr>
-        <w:t>to cr</w:t>
-      </w:r>
-      <w:r>
-        <w:rPr>
-          <w:rFonts w:ascii="Arial" w:hAnsi="Arial" w:cs="Arial"/>
-          <w:lang w:val="en-CA"/>
-        </w:rPr>
-        <w:t xml:space="preserve">eate a wide variety of </w:t>
-      </w:r>
-      <w:r>
-        <w:rPr>
-          <w:rFonts w:ascii="Arial" w:hAnsi="Arial" w:cs="Arial"/>
-          <w:color w:val="FF0000"/>
-          <w:lang w:val="en-CA"/>
-        </w:rPr>
-        <w:t>loss triangles</w:t>
-      </w:r>
-      <w:r>
-        <w:rPr>
-          <w:rFonts w:ascii="Arial" w:hAnsi="Arial" w:cs="Arial"/>
-          <w:lang w:val="en-CA"/>
-        </w:rPr>
-        <w:t xml:space="preserve"> </w:t>
-      </w:r>
-      <w:r>
-        <w:rPr>
-          <w:rFonts w:ascii="Arial" w:hAnsi="Arial" w:cs="Arial"/>
-          <w:lang w:val="en-CA"/>
-        </w:rPr>
-        <w:t xml:space="preserve">used to derive </w:t>
-      </w:r>
-      <w:r>
-        <w:rPr>
-          <w:rFonts w:ascii="Arial" w:hAnsi="Arial" w:cs="Arial"/>
-          <w:color w:val="FF0000"/>
-          <w:lang w:val="en-CA"/>
-        </w:rPr>
-        <w:t>LDF</w:t>
-      </w:r>
-      <w:r>
-        <w:rPr>
-          <w:rFonts w:ascii="Arial" w:hAnsi="Arial" w:cs="Arial"/>
-          <w:lang w:val="en-CA"/>
-        </w:rPr>
-        <w:t xml:space="preserve">'s and </w:t>
-      </w:r>
-      <w:r>
-        <w:rPr>
-          <w:rFonts w:ascii="Arial" w:hAnsi="Arial" w:cs="Arial"/>
-          <w:color w:val="FF0000"/>
-          <w:lang w:val="en-CA"/>
-        </w:rPr>
-        <w:t>estimate</w:t>
-      </w:r>
-      <w:r>
-        <w:rPr>
-          <w:rFonts w:ascii="Arial" w:hAnsi="Arial" w:cs="Arial"/>
-          <w:color w:val="FF0000"/>
-          <w:lang w:val="en-CA"/>
-        </w:rPr>
-        <w:t xml:space="preserve"> </w:t>
-      </w:r>
-      <w:r>
-        <w:rPr>
-          <w:rFonts w:ascii="Arial" w:hAnsi="Arial" w:cs="Arial"/>
-          <w:lang w:val="en-CA"/>
-        </w:rPr>
-        <w:t xml:space="preserve">the </w:t>
-      </w:r>
-      <w:r>
-        <w:rPr>
-          <w:rFonts w:ascii="Arial" w:hAnsi="Arial" w:cs="Arial"/>
-          <w:color w:val="FF0000"/>
-          <w:lang w:val="en-CA"/>
-        </w:rPr>
-        <w:t>ultimate claims</w:t>
+        <w:t xml:space="preserve">Worked in the </w:t>
+      </w:r>
+      <w:r>
+        <w:rPr>
+          <w:rFonts w:ascii="Arial" w:hAnsi="Arial" w:cs="Arial"/>
+          <w:color w:val="FF0000"/>
+          <w:lang w:val="en-CA"/>
+        </w:rPr>
+        <w:t xml:space="preserve">deep dive </w:t>
+      </w:r>
+      <w:r>
+        <w:rPr>
+          <w:rFonts w:ascii="Arial" w:hAnsi="Arial" w:cs="Arial"/>
+          <w:lang w:val="en-CA"/>
+        </w:rPr>
+        <w:t xml:space="preserve">and </w:t>
+      </w:r>
+      <w:r>
+        <w:rPr>
+          <w:rFonts w:ascii="Arial" w:hAnsi="Arial" w:cs="Arial"/>
+          <w:color w:val="FF0000"/>
+          <w:lang w:val="en-CA"/>
+        </w:rPr>
+        <w:t xml:space="preserve">profitability analyses </w:t>
+      </w:r>
+      <w:r>
+        <w:rPr>
+          <w:rFonts w:ascii="Arial" w:hAnsi="Arial" w:cs="Arial"/>
+          <w:lang w:val="en-CA"/>
+        </w:rPr>
+        <w:t xml:space="preserve">of the book of business, by </w:t>
+      </w:r>
+      <w:r>
+        <w:rPr>
+          <w:rFonts w:ascii="Arial" w:hAnsi="Arial" w:cs="Arial"/>
+          <w:lang w:val="en-CA"/>
+        </w:rPr>
+        <w:t>extracting</w:t>
+      </w:r>
+      <w:r>
+        <w:rPr>
+          <w:rFonts w:ascii="Arial" w:hAnsi="Arial" w:cs="Arial"/>
+          <w:lang w:val="en-CA"/>
+        </w:rPr>
+        <w:t xml:space="preserve"> data on </w:t>
+      </w:r>
+      <w:r>
+        <w:rPr>
+          <w:rFonts w:ascii="Arial" w:hAnsi="Arial" w:cs="Arial"/>
+          <w:color w:val="FF0000"/>
+          <w:lang w:val="en-CA"/>
+        </w:rPr>
+        <w:t>losses</w:t>
+      </w:r>
+      <w:r>
+        <w:rPr>
+          <w:rFonts w:ascii="Arial" w:hAnsi="Arial" w:cs="Arial"/>
+          <w:color w:val="FF0000"/>
+          <w:lang w:val="en-CA"/>
+        </w:rPr>
+        <w:t xml:space="preserve">, </w:t>
+      </w:r>
+      <w:r>
+        <w:rPr>
+          <w:rFonts w:ascii="Arial" w:hAnsi="Arial" w:cs="Arial"/>
+          <w:color w:val="FF0000"/>
+          <w:lang w:val="en-CA"/>
+        </w:rPr>
+        <w:t>premium</w:t>
+      </w:r>
+      <w:r>
+        <w:rPr>
+          <w:rFonts w:ascii="Arial" w:hAnsi="Arial" w:cs="Arial"/>
+          <w:lang w:val="en-CA"/>
+        </w:rPr>
+        <w:t xml:space="preserve">, </w:t>
+      </w:r>
+      <w:r>
+        <w:rPr>
+          <w:rFonts w:ascii="Arial" w:hAnsi="Arial" w:cs="Arial"/>
+          <w:color w:val="FF0000"/>
+          <w:lang w:val="en-CA"/>
+        </w:rPr>
+        <w:t xml:space="preserve">policy </w:t>
+      </w:r>
+      <w:r>
+        <w:rPr>
+          <w:rFonts w:ascii="Arial" w:hAnsi="Arial" w:cs="Arial"/>
+          <w:lang w:val="en-CA"/>
+        </w:rPr>
+        <w:t>and</w:t>
+      </w:r>
+      <w:r>
+        <w:rPr>
+          <w:rFonts w:ascii="Arial" w:hAnsi="Arial" w:cs="Arial"/>
+          <w:color w:val="FF0000"/>
+          <w:lang w:val="en-CA"/>
+        </w:rPr>
+        <w:t xml:space="preserve"> insured attributes </w:t>
+      </w:r>
+      <w:r>
+        <w:rPr>
+          <w:rFonts w:ascii="Arial" w:hAnsi="Arial" w:cs="Arial"/>
+          <w:lang w:val="en-CA"/>
+        </w:rPr>
+        <w:t>t</w:t>
+      </w:r>
+      <w:r>
+        <w:rPr>
+          <w:rFonts w:ascii="Arial" w:hAnsi="Arial" w:cs="Arial"/>
+          <w:lang w:val="en-CA"/>
+        </w:rPr>
+        <w:t xml:space="preserve">o generate various reports and metrics </w:t>
+      </w:r>
+      <w:r>
+        <w:rPr>
+          <w:rFonts w:ascii="Arial" w:hAnsi="Arial" w:cs="Arial"/>
+          <w:lang w:val="en-CA"/>
+        </w:rPr>
+        <w:t xml:space="preserve">and </w:t>
+      </w:r>
+      <w:r>
+        <w:rPr>
+          <w:rFonts w:ascii="Arial" w:hAnsi="Arial" w:cs="Arial"/>
+          <w:lang w:val="en-CA"/>
+        </w:rPr>
+        <w:t>to monitor th</w:t>
+      </w:r>
+      <w:r>
+        <w:rPr>
+          <w:rFonts w:ascii="Arial" w:hAnsi="Arial" w:cs="Arial"/>
+          <w:lang w:val="en-CA"/>
+        </w:rPr>
+        <w:t>e</w:t>
+      </w:r>
+      <w:r>
+        <w:rPr>
+          <w:rFonts w:ascii="Arial" w:hAnsi="Arial" w:cs="Arial"/>
+          <w:lang w:val="en-CA"/>
+        </w:rPr>
+        <w:t xml:space="preserve"> </w:t>
+      </w:r>
+      <w:r>
+        <w:rPr>
+          <w:rFonts w:ascii="Arial" w:hAnsi="Arial" w:cs="Arial"/>
+          <w:color w:val="FF0000"/>
+          <w:lang w:val="en-CA"/>
+        </w:rPr>
+        <w:t xml:space="preserve">performance </w:t>
+      </w:r>
+      <w:r>
+        <w:rPr>
+          <w:rFonts w:ascii="Arial" w:hAnsi="Arial" w:cs="Arial"/>
+          <w:lang w:val="en-CA"/>
+        </w:rPr>
+        <w:t xml:space="preserve">of the various </w:t>
+      </w:r>
+      <w:r>
+        <w:rPr>
+          <w:rFonts w:ascii="Arial" w:hAnsi="Arial" w:cs="Arial"/>
+          <w:color w:val="FF0000"/>
+          <w:lang w:val="en-CA"/>
+        </w:rPr>
+        <w:t>lines of business and segments</w:t>
       </w:r>
       <w:r>
         <w:rPr>
@@ -9869,177 +9881,81 @@
           <w:rFonts w:ascii="Arial" w:hAnsi="Arial" w:cs="Arial"/>
           <w:lang w:val="en-CA"/>
         </w:rPr>
-        <w:t xml:space="preserve">Worked in the </w:t>
-      </w:r>
-      <w:r>
-        <w:rPr>
-          <w:rFonts w:ascii="Arial" w:hAnsi="Arial" w:cs="Arial"/>
-          <w:color w:val="FF0000"/>
-          <w:lang w:val="en-CA"/>
-        </w:rPr>
-        <w:t xml:space="preserve">deep dive </w:t>
-      </w:r>
-      <w:r>
-        <w:rPr>
-          <w:rFonts w:ascii="Arial" w:hAnsi="Arial" w:cs="Arial"/>
-          <w:lang w:val="en-CA"/>
-        </w:rPr>
-        <w:t xml:space="preserve">and </w:t>
-      </w:r>
-      <w:r>
-        <w:rPr>
-          <w:rFonts w:ascii="Arial" w:hAnsi="Arial" w:cs="Arial"/>
-          <w:color w:val="FF0000"/>
-          <w:lang w:val="en-CA"/>
-        </w:rPr>
-        <w:t xml:space="preserve">profitability analyses </w:t>
-      </w:r>
-      <w:r>
-        <w:rPr>
-          <w:rFonts w:ascii="Arial" w:hAnsi="Arial" w:cs="Arial"/>
-          <w:lang w:val="en-CA"/>
-        </w:rPr>
-        <w:t xml:space="preserve">of the book of business, by </w:t>
-      </w:r>
-      <w:r>
-        <w:rPr>
-          <w:rFonts w:ascii="Arial" w:hAnsi="Arial" w:cs="Arial"/>
-          <w:lang w:val="en-CA"/>
-        </w:rPr>
-        <w:t>extracting</w:t>
-      </w:r>
-      <w:r>
-        <w:rPr>
-          <w:rFonts w:ascii="Arial" w:hAnsi="Arial" w:cs="Arial"/>
-          <w:lang w:val="en-CA"/>
-        </w:rPr>
-        <w:t xml:space="preserve"> data on </w:t>
-      </w:r>
-      <w:r>
-        <w:rPr>
-          <w:rFonts w:ascii="Arial" w:hAnsi="Arial" w:cs="Arial"/>
-          <w:color w:val="FF0000"/>
-          <w:lang w:val="en-CA"/>
-        </w:rPr>
-        <w:t>losses</w:t>
-      </w:r>
-      <w:r>
-        <w:rPr>
-          <w:rFonts w:ascii="Arial" w:hAnsi="Arial" w:cs="Arial"/>
-          <w:color w:val="FF0000"/>
-          <w:lang w:val="en-CA"/>
-        </w:rPr>
-        <w:t xml:space="preserve">, </w:t>
-      </w:r>
-      <w:r>
-        <w:rPr>
-          <w:rFonts w:ascii="Arial" w:hAnsi="Arial" w:cs="Arial"/>
-          <w:color w:val="FF0000"/>
-          <w:lang w:val="en-CA"/>
-        </w:rPr>
-        <w:t>premium</w:t>
-      </w:r>
-      <w:r>
-        <w:rPr>
-          <w:rFonts w:ascii="Arial" w:hAnsi="Arial" w:cs="Arial"/>
-          <w:lang w:val="en-CA"/>
-        </w:rPr>
-        <w:t xml:space="preserve">, </w:t>
-      </w:r>
-      <w:r>
-        <w:rPr>
-          <w:rFonts w:ascii="Arial" w:hAnsi="Arial" w:cs="Arial"/>
-          <w:color w:val="FF0000"/>
-          <w:lang w:val="en-CA"/>
-        </w:rPr>
-        <w:t xml:space="preserve">policy </w:t>
-      </w:r>
-      <w:r>
-        <w:rPr>
-          <w:rFonts w:ascii="Arial" w:hAnsi="Arial" w:cs="Arial"/>
-          <w:lang w:val="en-CA"/>
-        </w:rPr>
-        <w:t>and</w:t>
-      </w:r>
-      <w:r>
-        <w:rPr>
-          <w:rFonts w:ascii="Arial" w:hAnsi="Arial" w:cs="Arial"/>
-          <w:color w:val="FF0000"/>
-          <w:lang w:val="en-CA"/>
-        </w:rPr>
-        <w:t xml:space="preserve"> insured attributes </w:t>
-      </w:r>
-      <w:r>
-        <w:rPr>
-          <w:rFonts w:ascii="Arial" w:hAnsi="Arial" w:cs="Arial"/>
-          <w:lang w:val="en-CA"/>
-        </w:rPr>
-        <w:t>t</w:t>
-      </w:r>
-      <w:r>
-        <w:rPr>
-          <w:rFonts w:ascii="Arial" w:hAnsi="Arial" w:cs="Arial"/>
-          <w:lang w:val="en-CA"/>
-        </w:rPr>
-        <w:t xml:space="preserve">o generate various reports and metrics </w:t>
-      </w:r>
-      <w:r>
-        <w:rPr>
-          <w:rFonts w:ascii="Arial" w:hAnsi="Arial" w:cs="Arial"/>
-          <w:lang w:val="en-CA"/>
-        </w:rPr>
-        <w:t xml:space="preserve">and </w:t>
-      </w:r>
-      <w:r>
-        <w:rPr>
-          <w:rFonts w:ascii="Arial" w:hAnsi="Arial" w:cs="Arial"/>
-          <w:lang w:val="en-CA"/>
-        </w:rPr>
-        <w:t>to monitor th</w:t>
-      </w:r>
-      <w:r>
-        <w:rPr>
-          <w:rFonts w:ascii="Arial" w:hAnsi="Arial" w:cs="Arial"/>
-          <w:lang w:val="en-CA"/>
-        </w:rPr>
-        <w:t>e</w:t>
-      </w:r>
-      <w:r>
-        <w:rPr>
-          <w:rFonts w:ascii="Arial" w:hAnsi="Arial" w:cs="Arial"/>
-          <w:lang w:val="en-CA"/>
-        </w:rPr>
-        <w:t xml:space="preserve"> </w:t>
-      </w:r>
-      <w:r>
-        <w:rPr>
-          <w:rFonts w:ascii="Arial" w:hAnsi="Arial" w:cs="Arial"/>
-          <w:color w:val="FF0000"/>
-          <w:lang w:val="en-CA"/>
-        </w:rPr>
-        <w:t xml:space="preserve">performance </w:t>
-      </w:r>
-      <w:r>
-        <w:rPr>
-          <w:rFonts w:ascii="Arial" w:hAnsi="Arial" w:cs="Arial"/>
-          <w:lang w:val="en-CA"/>
-        </w:rPr>
-        <w:t xml:space="preserve">of the various </w:t>
-      </w:r>
-      <w:r>
-        <w:rPr>
-          <w:rFonts w:ascii="Arial" w:hAnsi="Arial" w:cs="Arial"/>
-          <w:color w:val="FF0000"/>
-          <w:lang w:val="en-CA"/>
-        </w:rPr>
-        <w:t>lines of business and segments</w:t>
-      </w:r>
-      <w:r>
-        <w:rPr>
-          <w:rFonts w:ascii="Arial" w:hAnsi="Arial" w:cs="Arial"/>
-          <w:lang w:val="en-CA"/>
-        </w:rPr>
-        <w:t>.</w:t>
+        <w:t xml:space="preserve">Created smart </w:t>
+      </w:r>
+      <w:r>
+        <w:rPr>
+          <w:rFonts w:ascii="Arial" w:hAnsi="Arial" w:cs="Arial"/>
+          <w:color w:val="FF0000"/>
+          <w:lang w:val="en-CA"/>
+        </w:rPr>
+        <w:t>algorithm for linking policies</w:t>
+      </w:r>
+      <w:r>
+        <w:rPr>
+          <w:rFonts w:ascii="Arial" w:hAnsi="Arial" w:cs="Arial"/>
+          <w:lang w:val="en-CA"/>
+        </w:rPr>
+        <w:t xml:space="preserve"> based on insured and policy characteristics in </w:t>
+      </w:r>
+      <w:r>
+        <w:rPr>
+          <w:rFonts w:ascii="Arial" w:hAnsi="Arial" w:cs="Arial"/>
+          <w:color w:val="FF0000"/>
+          <w:lang w:val="en-CA"/>
+        </w:rPr>
+        <w:t>SAS</w:t>
+      </w:r>
+      <w:r>
+        <w:rPr>
+          <w:rFonts w:ascii="Arial" w:hAnsi="Arial" w:cs="Arial"/>
+          <w:lang w:val="en-CA"/>
+        </w:rPr>
+        <w:t xml:space="preserve">. This policy linking </w:t>
+      </w:r>
+      <w:r>
+        <w:rPr>
+          <w:rFonts w:ascii="Arial" w:hAnsi="Arial" w:cs="Arial"/>
+          <w:lang w:val="en-CA"/>
+        </w:rPr>
+        <w:t>was</w:t>
+      </w:r>
+      <w:r>
+        <w:rPr>
+          <w:rFonts w:ascii="Arial" w:hAnsi="Arial" w:cs="Arial"/>
+          <w:lang w:val="en-CA"/>
+        </w:rPr>
+        <w:t xml:space="preserve"> the basis for the creation of a </w:t>
+      </w:r>
+      <w:r>
+        <w:rPr>
+          <w:rFonts w:ascii="Arial" w:hAnsi="Arial" w:cs="Arial"/>
+          <w:color w:val="FF0000"/>
+          <w:lang w:val="en-CA"/>
+        </w:rPr>
+        <w:t>scoring model</w:t>
+      </w:r>
+      <w:r>
+        <w:rPr>
+          <w:rFonts w:ascii="Arial" w:hAnsi="Arial" w:cs="Arial"/>
+          <w:lang w:val="en-CA"/>
+        </w:rPr>
+        <w:t xml:space="preserve"> called AQI (</w:t>
+      </w:r>
+      <w:r>
+        <w:rPr>
+          <w:rFonts w:ascii="Arial" w:hAnsi="Arial" w:cs="Arial"/>
+          <w:color w:val="FF0000"/>
+          <w:lang w:val="en-CA"/>
+        </w:rPr>
+        <w:t>Account Quality Index</w:t>
+      </w:r>
+      <w:r>
+        <w:rPr>
+          <w:rFonts w:ascii="Arial" w:hAnsi="Arial" w:cs="Arial"/>
+          <w:lang w:val="en-CA"/>
+        </w:rPr>
+        <w:t>).</w:t>
       </w:r>
     </w:p>
     <w:p>
@@ -10063,81 +9979,195 @@
           <w:rFonts w:ascii="Arial" w:hAnsi="Arial" w:cs="Arial"/>
           <w:lang w:val="en-CA"/>
         </w:rPr>
-        <w:t xml:space="preserve">Created smart </w:t>
-      </w:r>
-      <w:r>
-        <w:rPr>
-          <w:rFonts w:ascii="Arial" w:hAnsi="Arial" w:cs="Arial"/>
-          <w:color w:val="FF0000"/>
-          <w:lang w:val="en-CA"/>
-        </w:rPr>
-        <w:t>algorithm for linking policies</w:t>
-      </w:r>
-      <w:r>
-        <w:rPr>
-          <w:rFonts w:ascii="Arial" w:hAnsi="Arial" w:cs="Arial"/>
-          <w:lang w:val="en-CA"/>
-        </w:rPr>
-        <w:t xml:space="preserve"> based on insured and policy characteristics in </w:t>
-      </w:r>
-      <w:r>
-        <w:rPr>
-          <w:rFonts w:ascii="Arial" w:hAnsi="Arial" w:cs="Arial"/>
-          <w:color w:val="FF0000"/>
-          <w:lang w:val="en-CA"/>
-        </w:rPr>
-        <w:t>SAS</w:t>
-      </w:r>
-      <w:r>
-        <w:rPr>
-          <w:rFonts w:ascii="Arial" w:hAnsi="Arial" w:cs="Arial"/>
-          <w:lang w:val="en-CA"/>
-        </w:rPr>
-        <w:t xml:space="preserve">. This policy linking </w:t>
-      </w:r>
-      <w:r>
-        <w:rPr>
-          <w:rFonts w:ascii="Arial" w:hAnsi="Arial" w:cs="Arial"/>
-          <w:lang w:val="en-CA"/>
-        </w:rPr>
-        <w:t>was</w:t>
-      </w:r>
-      <w:r>
-        <w:rPr>
-          <w:rFonts w:ascii="Arial" w:hAnsi="Arial" w:cs="Arial"/>
-          <w:lang w:val="en-CA"/>
-        </w:rPr>
-        <w:t xml:space="preserve"> the basis for the creation of a </w:t>
-      </w:r>
-      <w:r>
-        <w:rPr>
-          <w:rFonts w:ascii="Arial" w:hAnsi="Arial" w:cs="Arial"/>
-          <w:color w:val="FF0000"/>
-          <w:lang w:val="en-CA"/>
-        </w:rPr>
-        <w:t>scoring model</w:t>
-      </w:r>
-      <w:r>
-        <w:rPr>
-          <w:rFonts w:ascii="Arial" w:hAnsi="Arial" w:cs="Arial"/>
-          <w:lang w:val="en-CA"/>
-        </w:rPr>
-        <w:t xml:space="preserve"> called AQI (</w:t>
-      </w:r>
-      <w:r>
-        <w:rPr>
-          <w:rFonts w:ascii="Arial" w:hAnsi="Arial" w:cs="Arial"/>
-          <w:color w:val="FF0000"/>
-          <w:lang w:val="en-CA"/>
-        </w:rPr>
-        <w:t>Account Quality Index</w:t>
-      </w:r>
-      <w:r>
-        <w:rPr>
-          <w:rFonts w:ascii="Arial" w:hAnsi="Arial" w:cs="Arial"/>
-          <w:lang w:val="en-CA"/>
-        </w:rPr>
-        <w:t>).</w:t>
+        <w:t xml:space="preserve">Worked with Deloitte consultants </w:t>
+      </w:r>
+      <w:r>
+        <w:rPr>
+          <w:rFonts w:ascii="Arial" w:hAnsi="Arial" w:cs="Arial"/>
+          <w:lang w:val="en-CA"/>
+        </w:rPr>
+        <w:t xml:space="preserve">and provided them with </w:t>
+      </w:r>
+      <w:r>
+        <w:rPr>
+          <w:rFonts w:ascii="Arial" w:hAnsi="Arial" w:cs="Arial"/>
+          <w:color w:val="FF0000"/>
+          <w:lang w:val="en-CA"/>
+        </w:rPr>
+        <w:t>loss triangles</w:t>
+      </w:r>
+      <w:r>
+        <w:rPr>
+          <w:rFonts w:ascii="Arial" w:hAnsi="Arial" w:cs="Arial"/>
+          <w:lang w:val="en-CA"/>
+        </w:rPr>
+        <w:t xml:space="preserve"> used as inputs into the </w:t>
+      </w:r>
+      <w:r>
+        <w:rPr>
+          <w:rFonts w:ascii="Arial" w:hAnsi="Arial" w:cs="Arial"/>
+          <w:lang w:val="en-CA"/>
+        </w:rPr>
+        <w:t xml:space="preserve">Commercial </w:t>
+      </w:r>
+      <w:r>
+        <w:rPr>
+          <w:rFonts w:ascii="Arial" w:hAnsi="Arial" w:cs="Arial"/>
+          <w:lang w:val="en-CA"/>
+        </w:rPr>
+        <w:t xml:space="preserve">Auto </w:t>
+      </w:r>
+      <w:r>
+        <w:rPr>
+          <w:rFonts w:ascii="Arial" w:hAnsi="Arial" w:cs="Arial"/>
+          <w:color w:val="FF0000"/>
+          <w:lang w:val="en-CA"/>
+        </w:rPr>
+        <w:t>pricing tool</w:t>
+      </w:r>
+      <w:r>
+        <w:rPr>
+          <w:rFonts w:ascii="Arial" w:hAnsi="Arial" w:cs="Arial"/>
+          <w:lang w:val="en-CA"/>
+        </w:rPr>
+        <w:t xml:space="preserve">. Also </w:t>
+      </w:r>
+      <w:r>
+        <w:rPr>
+          <w:rFonts w:ascii="Arial" w:hAnsi="Arial" w:cs="Arial"/>
+          <w:lang w:val="en-CA"/>
+        </w:rPr>
+        <w:t xml:space="preserve">worked with </w:t>
+      </w:r>
+      <w:r>
+        <w:rPr>
+          <w:rFonts w:ascii="Arial" w:hAnsi="Arial" w:cs="Arial"/>
+          <w:lang w:val="en-CA"/>
+        </w:rPr>
+        <w:t>Deloitte</w:t>
+      </w:r>
+      <w:r>
+        <w:rPr>
+          <w:rFonts w:ascii="Arial" w:hAnsi="Arial" w:cs="Arial"/>
+          <w:lang w:val="en-CA"/>
+        </w:rPr>
+        <w:t xml:space="preserve"> on the </w:t>
+      </w:r>
+      <w:r>
+        <w:rPr>
+          <w:rFonts w:ascii="Arial" w:hAnsi="Arial" w:cs="Arial"/>
+          <w:color w:val="FF0000"/>
+          <w:lang w:val="en-CA"/>
+        </w:rPr>
+        <w:t>Specialty Worker’s Comp model</w:t>
+      </w:r>
+      <w:r>
+        <w:rPr>
+          <w:rFonts w:ascii="Arial" w:hAnsi="Arial" w:cs="Arial"/>
+          <w:lang w:val="en-CA"/>
+        </w:rPr>
+        <w:t xml:space="preserve">, making sure that </w:t>
+      </w:r>
+      <w:r>
+        <w:rPr>
+          <w:rFonts w:ascii="Arial" w:hAnsi="Arial" w:cs="Arial"/>
+          <w:lang w:val="en-CA"/>
+        </w:rPr>
+        <w:t xml:space="preserve">deliverables such as </w:t>
+      </w:r>
+      <w:r>
+        <w:rPr>
+          <w:rFonts w:ascii="Arial" w:hAnsi="Arial" w:cs="Arial"/>
+          <w:color w:val="FF0000"/>
+          <w:lang w:val="en-CA"/>
+        </w:rPr>
+        <w:t>SAS code</w:t>
+      </w:r>
+      <w:r>
+        <w:rPr>
+          <w:rFonts w:ascii="Arial" w:hAnsi="Arial" w:cs="Arial"/>
+          <w:lang w:val="en-CA"/>
+        </w:rPr>
+        <w:t xml:space="preserve">, </w:t>
+      </w:r>
+      <w:r>
+        <w:rPr>
+          <w:rFonts w:ascii="Arial" w:hAnsi="Arial" w:cs="Arial"/>
+          <w:color w:val="FF0000"/>
+          <w:lang w:val="en-CA"/>
+        </w:rPr>
+        <w:t xml:space="preserve">data </w:t>
+      </w:r>
+      <w:r>
+        <w:rPr>
+          <w:rFonts w:ascii="Arial" w:hAnsi="Arial" w:cs="Arial"/>
+          <w:lang w:val="en-CA"/>
+        </w:rPr>
+        <w:t>and</w:t>
+      </w:r>
+      <w:r>
+        <w:rPr>
+          <w:rFonts w:ascii="Arial" w:hAnsi="Arial" w:cs="Arial"/>
+          <w:lang w:val="en-CA"/>
+        </w:rPr>
+        <w:t xml:space="preserve"> </w:t>
+      </w:r>
+      <w:r>
+        <w:rPr>
+          <w:rFonts w:ascii="Arial" w:hAnsi="Arial" w:cs="Arial"/>
+          <w:lang w:val="en-CA"/>
+        </w:rPr>
+        <w:t>results</w:t>
+      </w:r>
+      <w:r>
+        <w:rPr>
+          <w:rFonts w:ascii="Arial" w:hAnsi="Arial" w:cs="Arial"/>
+          <w:lang w:val="en-CA"/>
+        </w:rPr>
+        <w:t xml:space="preserve"> of the</w:t>
+      </w:r>
+      <w:r>
+        <w:rPr>
+          <w:rFonts w:ascii="Arial" w:hAnsi="Arial" w:cs="Arial"/>
+          <w:lang w:val="en-CA"/>
+        </w:rPr>
+        <w:t xml:space="preserve"> </w:t>
+      </w:r>
+      <w:r>
+        <w:rPr>
+          <w:rFonts w:ascii="Arial" w:hAnsi="Arial" w:cs="Arial"/>
+          <w:color w:val="FF0000"/>
+          <w:lang w:val="en-CA"/>
+        </w:rPr>
+        <w:t>predictive model</w:t>
+      </w:r>
+      <w:r>
+        <w:rPr>
+          <w:rFonts w:ascii="Arial" w:hAnsi="Arial" w:cs="Arial"/>
+          <w:lang w:val="en-CA"/>
+        </w:rPr>
+        <w:t xml:space="preserve"> met </w:t>
+      </w:r>
+      <w:r>
+        <w:rPr>
+          <w:rFonts w:ascii="Arial" w:hAnsi="Arial" w:cs="Arial"/>
+          <w:lang w:val="en-CA"/>
+        </w:rPr>
+        <w:t xml:space="preserve">the </w:t>
+      </w:r>
+      <w:r>
+        <w:rPr>
+          <w:rFonts w:ascii="Arial" w:hAnsi="Arial" w:cs="Arial"/>
+          <w:lang w:val="en-CA"/>
+        </w:rPr>
+        <w:t>requirements</w:t>
+      </w:r>
+      <w:r>
+        <w:rPr>
+          <w:rFonts w:ascii="Arial" w:hAnsi="Arial" w:cs="Arial"/>
+          <w:lang w:val="en-CA"/>
+        </w:rPr>
+        <w:t>.</w:t>
       </w:r>
     </w:p>
     <w:p>
@@ -10161,124 +10191,87 @@
           <w:rFonts w:ascii="Arial" w:hAnsi="Arial" w:cs="Arial"/>
           <w:lang w:val="en-CA"/>
         </w:rPr>
-        <w:t xml:space="preserve">Worked with Deloitte consultants </w:t>
-      </w:r>
-      <w:r>
-        <w:rPr>
-          <w:rFonts w:ascii="Arial" w:hAnsi="Arial" w:cs="Arial"/>
-          <w:lang w:val="en-CA"/>
-        </w:rPr>
-        <w:t xml:space="preserve">and provided them with </w:t>
-      </w:r>
-      <w:r>
-        <w:rPr>
-          <w:rFonts w:ascii="Arial" w:hAnsi="Arial" w:cs="Arial"/>
-          <w:color w:val="FF0000"/>
-          <w:lang w:val="en-CA"/>
-        </w:rPr>
-        <w:t>loss triangles</w:t>
-      </w:r>
-      <w:r>
-        <w:rPr>
-          <w:rFonts w:ascii="Arial" w:hAnsi="Arial" w:cs="Arial"/>
-          <w:lang w:val="en-CA"/>
-        </w:rPr>
-        <w:t xml:space="preserve"> used as inputs into the </w:t>
-      </w:r>
-      <w:r>
-        <w:rPr>
-          <w:rFonts w:ascii="Arial" w:hAnsi="Arial" w:cs="Arial"/>
-          <w:lang w:val="en-CA"/>
-        </w:rPr>
-        <w:t xml:space="preserve">Commercial </w:t>
-      </w:r>
-      <w:r>
-        <w:rPr>
-          <w:rFonts w:ascii="Arial" w:hAnsi="Arial" w:cs="Arial"/>
-          <w:lang w:val="en-CA"/>
-        </w:rPr>
-        <w:t xml:space="preserve">Auto </w:t>
-      </w:r>
-      <w:r>
-        <w:rPr>
-          <w:rFonts w:ascii="Arial" w:hAnsi="Arial" w:cs="Arial"/>
-          <w:color w:val="FF0000"/>
-          <w:lang w:val="en-CA"/>
-        </w:rPr>
-        <w:t>pricing tool</w:t>
-      </w:r>
-      <w:r>
-        <w:rPr>
-          <w:rFonts w:ascii="Arial" w:hAnsi="Arial" w:cs="Arial"/>
-          <w:lang w:val="en-CA"/>
-        </w:rPr>
-        <w:t xml:space="preserve">. Also </w:t>
-      </w:r>
-      <w:r>
-        <w:rPr>
-          <w:rFonts w:ascii="Arial" w:hAnsi="Arial" w:cs="Arial"/>
-          <w:lang w:val="en-CA"/>
-        </w:rPr>
-        <w:t xml:space="preserve">worked with </w:t>
-      </w:r>
-      <w:r>
-        <w:rPr>
-          <w:rFonts w:ascii="Arial" w:hAnsi="Arial" w:cs="Arial"/>
-          <w:lang w:val="en-CA"/>
-        </w:rPr>
-        <w:t>Deloitte</w:t>
-      </w:r>
-      <w:r>
-        <w:rPr>
-          <w:rFonts w:ascii="Arial" w:hAnsi="Arial" w:cs="Arial"/>
-          <w:lang w:val="en-CA"/>
-        </w:rPr>
-        <w:t xml:space="preserve"> on the </w:t>
-      </w:r>
-      <w:r>
-        <w:rPr>
-          <w:rFonts w:ascii="Arial" w:hAnsi="Arial" w:cs="Arial"/>
-          <w:color w:val="FF0000"/>
-          <w:lang w:val="en-CA"/>
-        </w:rPr>
-        <w:t>Specialty Worker’s Comp model</w:t>
-      </w:r>
-      <w:r>
-        <w:rPr>
-          <w:rFonts w:ascii="Arial" w:hAnsi="Arial" w:cs="Arial"/>
-          <w:lang w:val="en-CA"/>
-        </w:rPr>
-        <w:t xml:space="preserve">, making sure that </w:t>
-      </w:r>
-      <w:r>
-        <w:rPr>
-          <w:rFonts w:ascii="Arial" w:hAnsi="Arial" w:cs="Arial"/>
-          <w:lang w:val="en-CA"/>
-        </w:rPr>
-        <w:t xml:space="preserve">deliverables such as </w:t>
-      </w:r>
-      <w:r>
-        <w:rPr>
-          <w:rFonts w:ascii="Arial" w:hAnsi="Arial" w:cs="Arial"/>
-          <w:color w:val="FF0000"/>
-          <w:lang w:val="en-CA"/>
-        </w:rPr>
-        <w:t>SAS code</w:t>
-      </w:r>
-      <w:r>
-        <w:rPr>
-          <w:rFonts w:ascii="Arial" w:hAnsi="Arial" w:cs="Arial"/>
-          <w:lang w:val="en-CA"/>
-        </w:rPr>
-        <w:t xml:space="preserve">, </w:t>
-      </w:r>
-      <w:r>
-        <w:rPr>
-          <w:rFonts w:ascii="Arial" w:hAnsi="Arial" w:cs="Arial"/>
-          <w:color w:val="FF0000"/>
-          <w:lang w:val="en-CA"/>
-        </w:rPr>
-        <w:t xml:space="preserve">data </w:t>
+        <w:t xml:space="preserve">Created </w:t>
+      </w:r>
+      <w:r>
+        <w:rPr>
+          <w:rFonts w:ascii="Arial" w:hAnsi="Arial" w:cs="Arial"/>
+          <w:lang w:val="en-CA"/>
+        </w:rPr>
+        <w:t xml:space="preserve">and scheduled </w:t>
+      </w:r>
+      <w:r>
+        <w:rPr>
+          <w:rFonts w:ascii="Arial" w:hAnsi="Arial" w:cs="Arial"/>
+          <w:lang w:val="en-CA"/>
+        </w:rPr>
+        <w:t xml:space="preserve">weekly </w:t>
+      </w:r>
+      <w:r>
+        <w:rPr>
+          <w:rFonts w:ascii="Arial" w:hAnsi="Arial" w:cs="Arial"/>
+          <w:color w:val="FF0000"/>
+          <w:lang w:val="en-CA"/>
+        </w:rPr>
+        <w:t>jobs</w:t>
+      </w:r>
+      <w:r>
+        <w:rPr>
+          <w:rFonts w:ascii="Arial" w:hAnsi="Arial" w:cs="Arial"/>
+          <w:lang w:val="en-CA"/>
+        </w:rPr>
+        <w:t xml:space="preserve"> to </w:t>
+      </w:r>
+      <w:r>
+        <w:rPr>
+          <w:rFonts w:ascii="Arial" w:hAnsi="Arial" w:cs="Arial"/>
+          <w:lang w:val="en-CA"/>
+        </w:rPr>
+        <w:t>extract</w:t>
+      </w:r>
+      <w:r>
+        <w:rPr>
+          <w:rFonts w:ascii="Arial" w:hAnsi="Arial" w:cs="Arial"/>
+          <w:lang w:val="en-CA"/>
+        </w:rPr>
+        <w:t xml:space="preserve"> submission data entered by underwriters in</w:t>
+      </w:r>
+      <w:r>
+        <w:rPr>
+          <w:rFonts w:ascii="Arial" w:hAnsi="Arial" w:cs="Arial"/>
+          <w:lang w:val="en-CA"/>
+        </w:rPr>
+        <w:t>to the</w:t>
+      </w:r>
+      <w:r>
+        <w:rPr>
+          <w:rFonts w:ascii="Arial" w:hAnsi="Arial" w:cs="Arial"/>
+          <w:lang w:val="en-CA"/>
+        </w:rPr>
+        <w:t xml:space="preserve"> </w:t>
+      </w:r>
+      <w:r>
+        <w:rPr>
+          <w:rFonts w:ascii="Arial" w:hAnsi="Arial" w:cs="Arial"/>
+          <w:color w:val="FF0000"/>
+          <w:lang w:val="en-CA"/>
+        </w:rPr>
+        <w:t>AQI</w:t>
+      </w:r>
+      <w:r>
+        <w:rPr>
+          <w:rFonts w:ascii="Arial" w:hAnsi="Arial" w:cs="Arial"/>
+          <w:color w:val="FF0000"/>
+          <w:lang w:val="en-CA"/>
+        </w:rPr>
+        <w:t xml:space="preserve"> model</w:t>
+      </w:r>
+      <w:r>
+        <w:rPr>
+          <w:rFonts w:ascii="Arial" w:hAnsi="Arial" w:cs="Arial"/>
+          <w:lang w:val="en-CA"/>
+        </w:rPr>
+        <w:t xml:space="preserve"> </w:t>
       </w:r>
       <w:r>
         <w:rPr>
@@ -10292,200 +10285,15 @@
           <w:rFonts w:ascii="Arial" w:hAnsi="Arial" w:cs="Arial"/>
           <w:lang w:val="en-CA"/>
         </w:rPr>
-        <w:t xml:space="preserve"> </w:t>
-      </w:r>
-      <w:r>
-        <w:rPr>
-          <w:rFonts w:ascii="Arial" w:hAnsi="Arial" w:cs="Arial"/>
-          <w:lang w:val="en-CA"/>
-        </w:rPr>
-        <w:t>results</w:t>
-      </w:r>
-      <w:r>
-        <w:rPr>
-          <w:rFonts w:ascii="Arial" w:hAnsi="Arial" w:cs="Arial"/>
-          <w:lang w:val="en-CA"/>
-        </w:rPr>
-        <w:t xml:space="preserve"> of the</w:t>
-      </w:r>
-      <w:r>
-        <w:rPr>
-          <w:rFonts w:ascii="Arial" w:hAnsi="Arial" w:cs="Arial"/>
-          <w:lang w:val="en-CA"/>
-        </w:rPr>
-        <w:t xml:space="preserve"> </w:t>
-      </w:r>
-      <w:r>
-        <w:rPr>
-          <w:rFonts w:ascii="Arial" w:hAnsi="Arial" w:cs="Arial"/>
-          <w:color w:val="FF0000"/>
-          <w:lang w:val="en-CA"/>
-        </w:rPr>
-        <w:t>predictive model</w:t>
-      </w:r>
-      <w:r>
-        <w:rPr>
-          <w:rFonts w:ascii="Arial" w:hAnsi="Arial" w:cs="Arial"/>
-          <w:lang w:val="en-CA"/>
-        </w:rPr>
-        <w:t xml:space="preserve"> met </w:t>
-      </w:r>
-      <w:r>
-        <w:rPr>
-          <w:rFonts w:ascii="Arial" w:hAnsi="Arial" w:cs="Arial"/>
-          <w:lang w:val="en-CA"/>
-        </w:rPr>
-        <w:t xml:space="preserve">the </w:t>
-      </w:r>
-      <w:r>
-        <w:rPr>
-          <w:rFonts w:ascii="Arial" w:hAnsi="Arial" w:cs="Arial"/>
-          <w:lang w:val="en-CA"/>
-        </w:rPr>
-        <w:t>requirements</w:t>
-      </w:r>
-      <w:r>
-        <w:rPr>
-          <w:rFonts w:ascii="Arial" w:hAnsi="Arial" w:cs="Arial"/>
-          <w:lang w:val="en-CA"/>
-        </w:rPr>
-        <w:t>.</w:t>
-      </w:r>
-    </w:p>
-    <w:p>
-      <w:pPr>
-        <w:numPr>
-          <w:ilvl w:val="0"/>
-          <w:numId w:val="6"/>
-        </w:numPr>
-        <w:tabs>
-          <w:tab w:val="left" w:pos="720"/>
-        </w:tabs>
-        <w:spacing w:before="0" w:after="0"/>
-        <w:ind w:left="720"/>
-        <w:rPr>
-          <w:rFonts w:ascii="Arial" w:hAnsi="Arial" w:cs="Arial"/>
-          <w:lang w:val="en-CA"/>
-        </w:rPr>
-      </w:pPr>
-      <w:r>
-        <w:rPr>
-          <w:rFonts w:ascii="Arial" w:hAnsi="Arial" w:cs="Arial"/>
-          <w:lang w:val="en-CA"/>
-        </w:rPr>
-        <w:t xml:space="preserve">Created </w:t>
-      </w:r>
-      <w:r>
-        <w:rPr>
-          <w:rFonts w:ascii="Arial" w:hAnsi="Arial" w:cs="Arial"/>
-          <w:lang w:val="en-CA"/>
-        </w:rPr>
-        <w:t xml:space="preserve">and scheduled </w:t>
-      </w:r>
-      <w:r>
-        <w:rPr>
-          <w:rFonts w:ascii="Arial" w:hAnsi="Arial" w:cs="Arial"/>
-          <w:lang w:val="en-CA"/>
-        </w:rPr>
-        <w:t xml:space="preserve">weekly </w:t>
-      </w:r>
-      <w:r>
-        <w:rPr>
-          <w:rFonts w:ascii="Arial" w:hAnsi="Arial" w:cs="Arial"/>
-          <w:color w:val="FF0000"/>
-          <w:lang w:val="en-CA"/>
-        </w:rPr>
-        <w:t>jobs</w:t>
-      </w:r>
-      <w:r>
-        <w:rPr>
-          <w:rFonts w:ascii="Arial" w:hAnsi="Arial" w:cs="Arial"/>
-          <w:lang w:val="en-CA"/>
-        </w:rPr>
-        <w:t xml:space="preserve"> to </w:t>
-      </w:r>
-      <w:r>
-        <w:rPr>
-          <w:rFonts w:ascii="Arial" w:hAnsi="Arial" w:cs="Arial"/>
-          <w:lang w:val="en-CA"/>
-        </w:rPr>
-        <w:t>extract</w:t>
-      </w:r>
-      <w:r>
-        <w:rPr>
-          <w:rFonts w:ascii="Arial" w:hAnsi="Arial" w:cs="Arial"/>
-          <w:lang w:val="en-CA"/>
-        </w:rPr>
-        <w:t xml:space="preserve"> submission data entered by underwriters in</w:t>
-      </w:r>
-      <w:r>
-        <w:rPr>
-          <w:rFonts w:ascii="Arial" w:hAnsi="Arial" w:cs="Arial"/>
-          <w:lang w:val="en-CA"/>
-        </w:rPr>
-        <w:t>to the</w:t>
-      </w:r>
-      <w:r>
-        <w:rPr>
-          <w:rFonts w:ascii="Arial" w:hAnsi="Arial" w:cs="Arial"/>
-          <w:lang w:val="en-CA"/>
-        </w:rPr>
-        <w:t xml:space="preserve"> </w:t>
-      </w:r>
-      <w:r>
-        <w:rPr>
-          <w:rFonts w:ascii="Arial" w:hAnsi="Arial" w:cs="Arial"/>
-          <w:color w:val="FF0000"/>
-          <w:lang w:val="en-CA"/>
-        </w:rPr>
-        <w:t>AQI</w:t>
-      </w:r>
-      <w:r>
-        <w:rPr>
-          <w:rFonts w:ascii="Arial" w:hAnsi="Arial" w:cs="Arial"/>
-          <w:color w:val="FF0000"/>
-          <w:lang w:val="en-CA"/>
-        </w:rPr>
-        <w:t xml:space="preserve"> model</w:t>
-      </w:r>
-      <w:r>
-        <w:rPr>
-          <w:rFonts w:ascii="Arial" w:hAnsi="Arial" w:cs="Arial"/>
-          <w:lang w:val="en-CA"/>
-        </w:rPr>
-        <w:t xml:space="preserve"> </w:t>
-      </w:r>
-      <w:r>
-        <w:rPr>
-          <w:rFonts w:ascii="Arial" w:hAnsi="Arial" w:cs="Arial"/>
-          <w:lang w:val="en-CA"/>
-        </w:rPr>
-        <w:t>and</w:t>
-      </w:r>
-      <w:r>
-        <w:rPr>
-          <w:rFonts w:ascii="Arial" w:hAnsi="Arial" w:cs="Arial"/>
-          <w:lang w:val="en-CA"/>
-        </w:rPr>
         <w:t xml:space="preserve"> update a </w:t>
       </w:r>
-      <w:proofErr w:type="spellStart"/>
-      <w:r>
-        <w:rPr>
-          <w:rFonts w:ascii="Arial" w:hAnsi="Arial" w:cs="Arial"/>
-          <w:color w:val="FF0000"/>
-          <w:lang w:val="en-CA"/>
-        </w:rPr>
-        <w:t>Qlikview</w:t>
-      </w:r>
-      <w:proofErr w:type="spellEnd"/>
-      <w:r>
-        <w:rPr>
-          <w:rFonts w:ascii="Arial" w:hAnsi="Arial" w:cs="Arial"/>
-          <w:color w:val="FF0000"/>
-          <w:lang w:val="en-CA"/>
-        </w:rPr>
-        <w:t xml:space="preserve"> </w:t>
+      <w:r>
+        <w:rPr>
+          <w:rFonts w:ascii="Arial" w:hAnsi="Arial" w:cs="Arial"/>
+          <w:color w:val="FF0000"/>
+          <w:lang w:val="en-CA"/>
+        </w:rPr>
+        <w:t xml:space="preserve">Qlikview </w:t>
       </w:r>
       <w:r>
         <w:rPr>
@@ -14891,7 +14699,7 @@
 </file>
 
 <file path=customXml/itemProps1.xml><?xml version="1.0" encoding="utf-8"?>
-<ds:datastoreItem xmlns:ds="http://schemas.openxmlformats.org/officeDocument/2006/customXml" ds:itemID="{E6BE632C-ED30-4586-9C4A-121858D8B155}">
+<ds:datastoreItem xmlns:ds="http://schemas.openxmlformats.org/officeDocument/2006/customXml" ds:itemID="{2F2D8B94-AC29-48F9-AB92-0F8C72044526}">
   <ds:schemaRefs>
     <ds:schemaRef ds:uri="http://schemas.openxmlformats.org/officeDocument/2006/bibliography"/>
   </ds:schemaRefs>
